--- a/standards/표준_산출방법서_질병보험.docx
+++ b/standards/표준_산출방법서_질병보험.docx
@@ -670,7 +670,7 @@
         <w:pStyle w:val="Note"/>
       </w:pPr>
       <w:r>
-        <w:t xml:space="preserve">※ 가입 조건은 판매 범위를 적은 정보이며, 보험료·책임준비금 예시는 2. 의 시산 기준으로 계산한다.</w:t>
+        <w:t xml:space="preserve">※ 가입 조건은 판매 범위를 적은 정보이다. 보험료는 이 범위 안의 계약(피보험자·보험기간·납입기간)마다 계산한다.</w:t>
       </w:r>
     </w:p>
     <w:p>
@@ -1571,186 +1571,6 @@
         <w:t xml:space="preserve">2. 계약 단위와 급부</w:t>
       </w:r>
     </w:p>
-    <w:p>
-      <w:r>
-        <w:t xml:space="preserve">시산 기준 — 보험료·책임준비금 예시는 아래 계약으로 계산한다.</w:t>
-      </w:r>
-    </w:p>
-    <w:tbl>
-      <w:tblPr>
-        <w:tblW w:w="5000" w:type="pct"/>
-        <w:tblBorders>
-          <w:top w:val="single" w:sz="4" w:space="0" w:color="A0A0A0"/>
-          <w:left w:val="single" w:sz="4" w:space="0" w:color="A0A0A0"/>
-          <w:bottom w:val="single" w:sz="4" w:space="0" w:color="A0A0A0"/>
-          <w:right w:val="single" w:sz="4" w:space="0" w:color="A0A0A0"/>
-          <w:insideH w:val="single" w:sz="4" w:space="0" w:color="A0A0A0"/>
-          <w:insideV w:val="single" w:sz="4" w:space="0" w:color="A0A0A0"/>
-        </w:tblBorders>
-        <w:tblCellMar>
-          <w:left w:w="80" w:type="dxa"/>
-          <w:right w:w="80" w:type="dxa"/>
-        </w:tblCellMar>
-      </w:tblPr>
-      <w:tblGrid>
-        <w:gridCol w:w="4800"/>
-        <w:gridCol w:w="4800"/>
-      </w:tblGrid>
-      <w:tr>
-        <w:trPr>
-          <w:tblHeader/>
-        </w:trPr>
-        <w:tc>
-          <w:tcPr>
-            <w:tcW w:w="0" w:type="auto"/>
-            <w:shd w:val="clear" w:color="auto" w:fill="EEF1F5"/>
-          </w:tcPr>
-          <w:p>
-            <w:pPr>
-              <w:spacing w:before="20" w:after="20"/>
-            </w:pPr>
-            <w:r>
-              <w:rPr>
-                <w:b/>
-              </w:rPr>
-              <w:t xml:space="preserve">항목</w:t>
-            </w:r>
-          </w:p>
-        </w:tc>
-        <w:tc>
-          <w:tcPr>
-            <w:tcW w:w="0" w:type="auto"/>
-            <w:shd w:val="clear" w:color="auto" w:fill="EEF1F5"/>
-          </w:tcPr>
-          <w:p>
-            <w:pPr>
-              <w:spacing w:before="20" w:after="20"/>
-            </w:pPr>
-            <w:r>
-              <w:rPr>
-                <w:b/>
-              </w:rPr>
-              <w:t xml:space="preserve">내용</w:t>
-            </w:r>
-          </w:p>
-        </w:tc>
-      </w:tr>
-      <w:tr>
-        <w:tc>
-          <w:tcPr>
-            <w:tcW w:w="0" w:type="auto"/>
-          </w:tcPr>
-          <w:p>
-            <w:pPr>
-              <w:spacing w:before="20" w:after="20"/>
-            </w:pPr>
-            <w:r>
-              <w:t xml:space="preserve">피보험자</w:t>
-            </w:r>
-          </w:p>
-        </w:tc>
-        <w:tc>
-          <w:tcPr>
-            <w:tcW w:w="0" w:type="auto"/>
-          </w:tcPr>
-          <w:p>
-            <w:pPr>
-              <w:spacing w:before="20" w:after="20"/>
-            </w:pPr>
-            <w:r>
-              <w:t xml:space="preserve">40세 남</w:t>
-            </w:r>
-          </w:p>
-        </w:tc>
-      </w:tr>
-      <w:tr>
-        <w:tc>
-          <w:tcPr>
-            <w:tcW w:w="0" w:type="auto"/>
-          </w:tcPr>
-          <w:p>
-            <w:pPr>
-              <w:spacing w:before="20" w:after="20"/>
-            </w:pPr>
-            <w:r>
-              <w:t xml:space="preserve">보험기간</w:t>
-            </w:r>
-          </w:p>
-        </w:tc>
-        <w:tc>
-          <w:tcPr>
-            <w:tcW w:w="0" w:type="auto"/>
-          </w:tcPr>
-          <w:p>
-            <w:pPr>
-              <w:spacing w:before="20" w:after="20"/>
-              <w:jc w:val="right"/>
-            </w:pPr>
-            <w:r>
-              <w:t xml:space="preserve">41년</w:t>
-            </w:r>
-          </w:p>
-        </w:tc>
-      </w:tr>
-      <w:tr>
-        <w:tc>
-          <w:tcPr>
-            <w:tcW w:w="0" w:type="auto"/>
-          </w:tcPr>
-          <w:p>
-            <w:pPr>
-              <w:spacing w:before="20" w:after="20"/>
-            </w:pPr>
-            <w:r>
-              <w:t xml:space="preserve">보험료 납입기간</w:t>
-            </w:r>
-          </w:p>
-        </w:tc>
-        <w:tc>
-          <w:tcPr>
-            <w:tcW w:w="0" w:type="auto"/>
-          </w:tcPr>
-          <w:p>
-            <w:pPr>
-              <w:spacing w:before="20" w:after="20"/>
-              <w:jc w:val="right"/>
-            </w:pPr>
-            <w:r>
-              <w:t xml:space="preserve">20년</w:t>
-            </w:r>
-          </w:p>
-        </w:tc>
-      </w:tr>
-      <w:tr>
-        <w:tc>
-          <w:tcPr>
-            <w:tcW w:w="0" w:type="auto"/>
-          </w:tcPr>
-          <w:p>
-            <w:pPr>
-              <w:spacing w:before="20" w:after="20"/>
-            </w:pPr>
-            <w:r>
-              <w:t xml:space="preserve">납입주기</w:t>
-            </w:r>
-          </w:p>
-        </w:tc>
-        <w:tc>
-          <w:tcPr>
-            <w:tcW w:w="0" w:type="auto"/>
-          </w:tcPr>
-          <w:p>
-            <w:pPr>
-              <w:spacing w:before="20" w:after="20"/>
-            </w:pPr>
-            <w:r>
-              <w:t xml:space="preserve">월납</w:t>
-            </w:r>
-          </w:p>
-        </w:tc>
-      </w:tr>
-    </w:tbl>
-    <w:p/>
     <w:tbl>
       <w:tblPr>
         <w:tblW w:w="5000" w:type="pct"/>

--- a/standards/표준_산출방법서_질병보험.docx
+++ b/standards/표준_산출방법서_질병보험.docx
@@ -1,6 +1,6 @@
 
 <file path=word/document.xml><?xml version="1.0" encoding="utf-8"?>
-<w:document xmlns:w="http://schemas.openxmlformats.org/wordprocessingml/2006/main" xmlns:r="http://schemas.openxmlformats.org/officeDocument/2006/relationships">
+<w:document xmlns:w="http://schemas.openxmlformats.org/wordprocessingml/2006/main" xmlns:r="http://schemas.openxmlformats.org/officeDocument/2006/relationships" xmlns:m="http://schemas.openxmlformats.org/officeDocument/2006/math">
   <w:body>
     <w:p>
       <w:pPr>
@@ -22,12 +22,12 @@
           <w:insideV w:val="single" w:sz="4" w:space="0" w:color="A0A0A0"/>
         </w:tblBorders>
         <w:tblCellMar>
-          <w:left w:w="80" w:type="dxa"/>
-          <w:right w:w="80" w:type="dxa"/>
+          <w:left w:w="140" w:type="dxa"/>
+          <w:right w:w="180" w:type="dxa"/>
         </w:tblCellMar>
       </w:tblPr>
       <w:tblGrid>
-        <w:gridCol w:w="9600"/>
+        <w:gridCol w:w="9800"/>
       </w:tblGrid>
       <w:tr>
         <w:trPr>
@@ -40,7 +40,7 @@
           </w:tcPr>
           <w:p>
             <w:pPr>
-              <w:spacing w:before="20" w:after="20"/>
+              <w:spacing w:before="30" w:after="30"/>
             </w:pPr>
             <w:r>
               <w:rPr>
@@ -58,10 +58,10 @@
           </w:tcPr>
           <w:p>
             <w:pPr>
-              <w:spacing w:before="20" w:after="20"/>
-            </w:pPr>
-            <w:r>
-              <w:t xml:space="preserve">이 문서는 표준 산출방법서 v1 양식입니다. 개요 표의 "양식" 행을 지우지 마세요 — 앱은 이 행을 보고 정해진 순서대로 읽습니다.</w:t>
+              <w:spacing w:before="30" w:after="30"/>
+            </w:pPr>
+            <w:r>
+              <w:t xml:space="preserve">이 문서는 표준 산출방법서 v2 양식입니다. 개요 표의 "양식" 행을 지우지 마세요 — 앱은 이 행을 보고 정해진 순서대로 읽습니다.</w:t>
             </w:r>
           </w:p>
         </w:tc>
@@ -73,7 +73,7 @@
           </w:tcPr>
           <w:p>
             <w:pPr>
-              <w:spacing w:before="20" w:after="20"/>
+              <w:spacing w:before="30" w:after="30"/>
             </w:pPr>
             <w:r>
               <w:t xml:space="preserve">표의 머리글(첫 행)과 절 제목(1. 기초율에 관한 사항 …)은 그대로 두고 값 칸을 고칩니다. 표에 행을 더하면 조건에도 더해집니다(위험률 · 사업비 · 담보 · 가입 조건).</w:t>
@@ -88,10 +88,10 @@
           </w:tcPr>
           <w:p>
             <w:pPr>
-              <w:spacing w:before="20" w:after="20"/>
-            </w:pPr>
-            <w:r>
-              <w:t xml:space="preserve">수식은 [식] 으로 시작하는 제목 줄 아래에 한 줄씩 적습니다. 아래첨자는 _{x+t}, 위첨자는 ^{t}, 곱은 × 또는 · 로 씁니다. Word·한글 수식 편집기로 넣은 식도 읽습니다.</w:t>
+              <w:spacing w:before="30" w:after="30"/>
+            </w:pPr>
+            <w:r>
+              <w:t xml:space="preserve">수식은 Word 수식(한글에서는 한글 수식)으로 들어 있습니다. [식] 제목 줄 아래에 설명 한 줄, 그 아래에 식 한 줄씩 둡니다. 식을 고칠 때는 수식을 눌러 고치고, 새 식은 수식 편집기(Word 는 Alt+=)로 넣거나 평문으로 적어도 됩니다 — 평문은 아래첨자 _{x+t}, 위첨자 ^{t}.</w:t>
             </w:r>
           </w:p>
         </w:tc>
@@ -103,7 +103,7 @@
           </w:tcPr>
           <w:p>
             <w:pPr>
-              <w:spacing w:before="20" w:after="20"/>
+              <w:spacing w:before="30" w:after="30"/>
             </w:pPr>
             <w:r>
               <w:t xml:space="preserve">식을 더하려면 알맞은 절(계산기수 · 보험료의 계산 · 책임준비금의 계산 · 해지환급금의 계산)에 [식] 제목 줄과 식 줄을 넣습니다. ※ 로 시작하는 줄은 바로 위 식의 설명입니다.</w:t>
@@ -118,7 +118,7 @@
           </w:tcPr>
           <w:p>
             <w:pPr>
-              <w:spacing w:before="20" w:after="20"/>
+              <w:spacing w:before="30" w:after="30"/>
             </w:pPr>
             <w:r>
               <w:t xml:space="preserve">앱이 조건으로 만드는 식과 같은 식은 조건에 따로 싣지 않고, 고친 식과 새 식만 조건(M08 수식)에 들어갑니다. 자동 식을 지워도 조건에서 다시 만들어집니다.</w:t>
@@ -133,7 +133,7 @@
           </w:tcPr>
           <w:p>
             <w:pPr>
-              <w:spacing w:before="20" w:after="20"/>
+              <w:spacing w:before="30" w:after="30"/>
             </w:pPr>
             <w:r>
               <w:t xml:space="preserve">책임준비금 · 해지환급금 관련 사항 절에는 ※ 로 시작하는 줄로 사항을 더합니다. 번호를 붙인 새 절(예: 9. 기타 사항)을 더하면 원문 절로 보존됩니다.</w:t>
@@ -148,7 +148,7 @@
           </w:tcPr>
           <w:p>
             <w:pPr>
-              <w:spacing w:before="20" w:after="20"/>
+              <w:spacing w:before="30" w:after="30"/>
             </w:pPr>
             <w:r>
               <w:t xml:space="preserve">한글(HWPX)로 고치려면 이 파일을 한글에서 열어 [다른 이름으로 저장 → HWPX 문서] 로 저장한 뒤 고칩니다. 이 안내 표는 지워도 됩니다.</w:t>
@@ -178,13 +178,13 @@
           <w:insideV w:val="single" w:sz="4" w:space="0" w:color="A0A0A0"/>
         </w:tblBorders>
         <w:tblCellMar>
-          <w:left w:w="80" w:type="dxa"/>
-          <w:right w:w="80" w:type="dxa"/>
+          <w:left w:w="140" w:type="dxa"/>
+          <w:right w:w="180" w:type="dxa"/>
         </w:tblCellMar>
       </w:tblPr>
       <w:tblGrid>
-        <w:gridCol w:w="4800"/>
-        <w:gridCol w:w="4800"/>
+        <w:gridCol w:w="2940"/>
+        <w:gridCol w:w="6860"/>
       </w:tblGrid>
       <w:tr>
         <w:trPr>
@@ -197,7 +197,7 @@
           </w:tcPr>
           <w:p>
             <w:pPr>
-              <w:spacing w:before="20" w:after="20"/>
+              <w:spacing w:before="30" w:after="30"/>
             </w:pPr>
             <w:r>
               <w:rPr>
@@ -214,7 +214,7 @@
           </w:tcPr>
           <w:p>
             <w:pPr>
-              <w:spacing w:before="20" w:after="20"/>
+              <w:spacing w:before="30" w:after="30"/>
             </w:pPr>
             <w:r>
               <w:rPr>
@@ -232,7 +232,7 @@
           </w:tcPr>
           <w:p>
             <w:pPr>
-              <w:spacing w:before="20" w:after="20"/>
+              <w:spacing w:before="30" w:after="30"/>
             </w:pPr>
             <w:r>
               <w:t xml:space="preserve">양식</w:t>
@@ -245,10 +245,10 @@
           </w:tcPr>
           <w:p>
             <w:pPr>
-              <w:spacing w:before="20" w:after="20"/>
-            </w:pPr>
-            <w:r>
-              <w:t xml:space="preserve">표준 산출방법서 v1</w:t>
+              <w:spacing w:before="30" w:after="30"/>
+            </w:pPr>
+            <w:r>
+              <w:t xml:space="preserve">표준 산출방법서 v2</w:t>
             </w:r>
           </w:p>
         </w:tc>
@@ -260,7 +260,7 @@
           </w:tcPr>
           <w:p>
             <w:pPr>
-              <w:spacing w:before="20" w:after="20"/>
+              <w:spacing w:before="30" w:after="30"/>
             </w:pPr>
             <w:r>
               <w:t xml:space="preserve">상품명</w:t>
@@ -273,7 +273,7 @@
           </w:tcPr>
           <w:p>
             <w:pPr>
-              <w:spacing w:before="20" w:after="20"/>
+              <w:spacing w:before="30" w:after="30"/>
             </w:pPr>
             <w:r>
               <w:t xml:space="preserve">2대질병 진단보험</w:t>
@@ -288,7 +288,7 @@
           </w:tcPr>
           <w:p>
             <w:pPr>
-              <w:spacing w:before="20" w:after="20"/>
+              <w:spacing w:before="30" w:after="30"/>
             </w:pPr>
             <w:r>
               <w:t xml:space="preserve">종류</w:t>
@@ -301,7 +301,7 @@
           </w:tcPr>
           <w:p>
             <w:pPr>
-              <w:spacing w:before="20" w:after="20"/>
+              <w:spacing w:before="30" w:after="30"/>
             </w:pPr>
             <w:r>
               <w:t xml:space="preserve">표준형(완전 환급)</w:t>
@@ -316,7 +316,7 @@
           </w:tcPr>
           <w:p>
             <w:pPr>
-              <w:spacing w:before="20" w:after="20"/>
+              <w:spacing w:before="30" w:after="30"/>
             </w:pPr>
             <w:r>
               <w:t xml:space="preserve">작성일</w:t>
@@ -329,10 +329,10 @@
           </w:tcPr>
           <w:p>
             <w:pPr>
-              <w:spacing w:before="20" w:after="20"/>
-            </w:pPr>
-            <w:r>
-              <w:t xml:space="preserve">2026. 9. 21.</w:t>
+              <w:spacing w:before="30" w:after="30"/>
+            </w:pPr>
+            <w:r>
+              <w:t xml:space="preserve">2026. 9. 22.</w:t>
             </w:r>
           </w:p>
         </w:tc>
@@ -344,7 +344,7 @@
           </w:tcPr>
           <w:p>
             <w:pPr>
-              <w:spacing w:before="20" w:after="20"/>
+              <w:spacing w:before="30" w:after="30"/>
             </w:pPr>
             <w:r>
               <w:t xml:space="preserve">계약 단위</w:t>
@@ -357,7 +357,7 @@
           </w:tcPr>
           <w:p>
             <w:pPr>
-              <w:spacing w:before="20" w:after="20"/>
+              <w:spacing w:before="30" w:after="30"/>
             </w:pPr>
             <w:r>
               <w:t xml:space="preserve">주계약</w:t>
@@ -384,13 +384,13 @@
           <w:insideV w:val="single" w:sz="4" w:space="0" w:color="A0A0A0"/>
         </w:tblBorders>
         <w:tblCellMar>
-          <w:left w:w="80" w:type="dxa"/>
-          <w:right w:w="80" w:type="dxa"/>
+          <w:left w:w="140" w:type="dxa"/>
+          <w:right w:w="180" w:type="dxa"/>
         </w:tblCellMar>
       </w:tblPr>
       <w:tblGrid>
-        <w:gridCol w:w="4800"/>
-        <w:gridCol w:w="4800"/>
+        <w:gridCol w:w="2940"/>
+        <w:gridCol w:w="6860"/>
       </w:tblGrid>
       <w:tr>
         <w:trPr>
@@ -403,7 +403,7 @@
           </w:tcPr>
           <w:p>
             <w:pPr>
-              <w:spacing w:before="20" w:after="20"/>
+              <w:spacing w:before="30" w:after="30"/>
             </w:pPr>
             <w:r>
               <w:rPr>
@@ -420,7 +420,7 @@
           </w:tcPr>
           <w:p>
             <w:pPr>
-              <w:spacing w:before="20" w:after="20"/>
+              <w:spacing w:before="30" w:after="30"/>
             </w:pPr>
             <w:r>
               <w:rPr>
@@ -438,7 +438,7 @@
           </w:tcPr>
           <w:p>
             <w:pPr>
-              <w:spacing w:before="20" w:after="20"/>
+              <w:spacing w:before="30" w:after="30"/>
             </w:pPr>
             <w:r>
               <w:t xml:space="preserve">보험의 종류</w:t>
@@ -451,7 +451,7 @@
           </w:tcPr>
           <w:p>
             <w:pPr>
-              <w:spacing w:before="20" w:after="20"/>
+              <w:spacing w:before="30" w:after="30"/>
             </w:pPr>
             <w:r>
               <w:t xml:space="preserve">생명보험 / 건강(진단)</w:t>
@@ -466,7 +466,7 @@
           </w:tcPr>
           <w:p>
             <w:pPr>
-              <w:spacing w:before="20" w:after="20"/>
+              <w:spacing w:before="30" w:after="30"/>
             </w:pPr>
             <w:r>
               <w:t xml:space="preserve">보험료 납입주기</w:t>
@@ -479,7 +479,7 @@
           </w:tcPr>
           <w:p>
             <w:pPr>
-              <w:spacing w:before="20" w:after="20"/>
+              <w:spacing w:before="30" w:after="30"/>
             </w:pPr>
             <w:r>
               <w:t xml:space="preserve">월납</w:t>
@@ -494,7 +494,7 @@
           </w:tcPr>
           <w:p>
             <w:pPr>
-              <w:spacing w:before="20" w:after="20"/>
+              <w:spacing w:before="30" w:after="30"/>
             </w:pPr>
             <w:r>
               <w:t xml:space="preserve">보험가입금액 한도</w:t>
@@ -507,7 +507,7 @@
           </w:tcPr>
           <w:p>
             <w:pPr>
-              <w:spacing w:before="20" w:after="20"/>
+              <w:spacing w:before="30" w:after="30"/>
             </w:pPr>
             <w:r>
               <w:t xml:space="preserve">1천만원 ~ 5천만원</w:t>
@@ -522,7 +522,7 @@
           </w:tcPr>
           <w:p>
             <w:pPr>
-              <w:spacing w:before="20" w:after="20"/>
+              <w:spacing w:before="30" w:after="30"/>
             </w:pPr>
             <w:r>
               <w:t xml:space="preserve">갱신</w:t>
@@ -535,7 +535,7 @@
           </w:tcPr>
           <w:p>
             <w:pPr>
-              <w:spacing w:before="20" w:after="20"/>
+              <w:spacing w:before="30" w:after="30"/>
             </w:pPr>
             <w:r>
               <w:t xml:space="preserve">비갱신형</w:t>
@@ -557,14 +557,14 @@
           <w:insideV w:val="single" w:sz="4" w:space="0" w:color="A0A0A0"/>
         </w:tblBorders>
         <w:tblCellMar>
-          <w:left w:w="80" w:type="dxa"/>
-          <w:right w:w="80" w:type="dxa"/>
+          <w:left w:w="140" w:type="dxa"/>
+          <w:right w:w="180" w:type="dxa"/>
         </w:tblCellMar>
       </w:tblPr>
       <w:tblGrid>
-        <w:gridCol w:w="3200"/>
-        <w:gridCol w:w="3200"/>
-        <w:gridCol w:w="3200"/>
+        <w:gridCol w:w="3266"/>
+        <w:gridCol w:w="3266"/>
+        <w:gridCol w:w="3266"/>
       </w:tblGrid>
       <w:tr>
         <w:trPr>
@@ -577,7 +577,7 @@
           </w:tcPr>
           <w:p>
             <w:pPr>
-              <w:spacing w:before="20" w:after="20"/>
+              <w:spacing w:before="30" w:after="30"/>
             </w:pPr>
             <w:r>
               <w:rPr>
@@ -594,7 +594,7 @@
           </w:tcPr>
           <w:p>
             <w:pPr>
-              <w:spacing w:before="20" w:after="20"/>
+              <w:spacing w:before="30" w:after="30"/>
             </w:pPr>
             <w:r>
               <w:rPr>
@@ -611,7 +611,7 @@
           </w:tcPr>
           <w:p>
             <w:pPr>
-              <w:spacing w:before="20" w:after="20"/>
+              <w:spacing w:before="30" w:after="30"/>
             </w:pPr>
             <w:r>
               <w:rPr>
@@ -629,7 +629,7 @@
           </w:tcPr>
           <w:p>
             <w:pPr>
-              <w:spacing w:before="20" w:after="20"/>
+              <w:spacing w:before="30" w:after="30"/>
             </w:pPr>
             <w:r>
               <w:t xml:space="preserve">80세만기</w:t>
@@ -642,7 +642,7 @@
           </w:tcPr>
           <w:p>
             <w:pPr>
-              <w:spacing w:before="20" w:after="20"/>
+              <w:spacing w:before="30" w:after="30"/>
             </w:pPr>
             <w:r>
               <w:t xml:space="preserve">10·15·20년납</w:t>
@@ -655,7 +655,7 @@
           </w:tcPr>
           <w:p>
             <w:pPr>
-              <w:spacing w:before="20" w:after="20"/>
+              <w:spacing w:before="30" w:after="30"/>
             </w:pPr>
             <w:r>
               <w:t xml:space="preserve">만15세 ~ 60세</w:t>
@@ -701,13 +701,13 @@
           <w:insideV w:val="single" w:sz="4" w:space="0" w:color="A0A0A0"/>
         </w:tblBorders>
         <w:tblCellMar>
-          <w:left w:w="80" w:type="dxa"/>
-          <w:right w:w="80" w:type="dxa"/>
+          <w:left w:w="140" w:type="dxa"/>
+          <w:right w:w="180" w:type="dxa"/>
         </w:tblCellMar>
       </w:tblPr>
       <w:tblGrid>
-        <w:gridCol w:w="4800"/>
-        <w:gridCol w:w="4800"/>
+        <w:gridCol w:w="2940"/>
+        <w:gridCol w:w="6860"/>
       </w:tblGrid>
       <w:tr>
         <w:trPr>
@@ -720,7 +720,7 @@
           </w:tcPr>
           <w:p>
             <w:pPr>
-              <w:spacing w:before="20" w:after="20"/>
+              <w:spacing w:before="30" w:after="30"/>
             </w:pPr>
             <w:r>
               <w:rPr>
@@ -737,7 +737,7 @@
           </w:tcPr>
           <w:p>
             <w:pPr>
-              <w:spacing w:before="20" w:after="20"/>
+              <w:spacing w:before="30" w:after="30"/>
             </w:pPr>
             <w:r>
               <w:rPr>
@@ -755,7 +755,7 @@
           </w:tcPr>
           <w:p>
             <w:pPr>
-              <w:spacing w:before="20" w:after="20"/>
+              <w:spacing w:before="30" w:after="30"/>
             </w:pPr>
             <w:r>
               <w:t xml:space="preserve">적용이율 i</w:t>
@@ -768,8 +768,7 @@
           </w:tcPr>
           <w:p>
             <w:pPr>
-              <w:spacing w:before="20" w:after="20"/>
-              <w:jc w:val="right"/>
+              <w:spacing w:before="30" w:after="30"/>
             </w:pPr>
             <w:r>
               <w:t xml:space="preserve">2.500%</w:t>
@@ -784,7 +783,7 @@
           </w:tcPr>
           <w:p>
             <w:pPr>
-              <w:spacing w:before="20" w:after="20"/>
+              <w:spacing w:before="30" w:after="30"/>
             </w:pPr>
             <w:r>
               <w:t xml:space="preserve">표준이율</w:t>
@@ -797,40 +796,10 @@
           </w:tcPr>
           <w:p>
             <w:pPr>
-              <w:spacing w:before="20" w:after="20"/>
-              <w:jc w:val="right"/>
+              <w:spacing w:before="30" w:after="30"/>
             </w:pPr>
             <w:r>
               <w:t xml:space="preserve">3.250%</w:t>
-            </w:r>
-          </w:p>
-        </w:tc>
-      </w:tr>
-      <w:tr>
-        <w:tc>
-          <w:tcPr>
-            <w:tcW w:w="0" w:type="auto"/>
-          </w:tcPr>
-          <w:p>
-            <w:pPr>
-              <w:spacing w:before="20" w:after="20"/>
-            </w:pPr>
-            <w:r>
-              <w:t xml:space="preserve">현가율 v = 1/(1+i)</w:t>
-            </w:r>
-          </w:p>
-        </w:tc>
-        <w:tc>
-          <w:tcPr>
-            <w:tcW w:w="0" w:type="auto"/>
-          </w:tcPr>
-          <w:p>
-            <w:pPr>
-              <w:spacing w:before="20" w:after="20"/>
-              <w:jc w:val="right"/>
-            </w:pPr>
-            <w:r>
-              <w:t xml:space="preserve">0.975610</w:t>
             </w:r>
           </w:p>
         </w:tc>
@@ -857,16 +826,16 @@
           <w:insideV w:val="single" w:sz="4" w:space="0" w:color="A0A0A0"/>
         </w:tblBorders>
         <w:tblCellMar>
-          <w:left w:w="80" w:type="dxa"/>
-          <w:right w:w="80" w:type="dxa"/>
+          <w:left w:w="140" w:type="dxa"/>
+          <w:right w:w="180" w:type="dxa"/>
         </w:tblCellMar>
       </w:tblPr>
       <w:tblGrid>
-        <w:gridCol w:w="1920"/>
-        <w:gridCol w:w="1920"/>
-        <w:gridCol w:w="1920"/>
-        <w:gridCol w:w="1920"/>
-        <w:gridCol w:w="1920"/>
+        <w:gridCol w:w="1960"/>
+        <w:gridCol w:w="1960"/>
+        <w:gridCol w:w="1960"/>
+        <w:gridCol w:w="1960"/>
+        <w:gridCol w:w="1960"/>
       </w:tblGrid>
       <w:tr>
         <w:trPr>
@@ -879,7 +848,7 @@
           </w:tcPr>
           <w:p>
             <w:pPr>
-              <w:spacing w:before="20" w:after="20"/>
+              <w:spacing w:before="30" w:after="30"/>
             </w:pPr>
             <w:r>
               <w:rPr>
@@ -896,7 +865,7 @@
           </w:tcPr>
           <w:p>
             <w:pPr>
-              <w:spacing w:before="20" w:after="20"/>
+              <w:spacing w:before="30" w:after="30"/>
             </w:pPr>
             <w:r>
               <w:rPr>
@@ -913,7 +882,7 @@
           </w:tcPr>
           <w:p>
             <w:pPr>
-              <w:spacing w:before="20" w:after="20"/>
+              <w:spacing w:before="30" w:after="30"/>
             </w:pPr>
             <w:r>
               <w:rPr>
@@ -930,7 +899,7 @@
           </w:tcPr>
           <w:p>
             <w:pPr>
-              <w:spacing w:before="20" w:after="20"/>
+              <w:spacing w:before="30" w:after="30"/>
             </w:pPr>
             <w:r>
               <w:rPr>
@@ -947,7 +916,7 @@
           </w:tcPr>
           <w:p>
             <w:pPr>
-              <w:spacing w:before="20" w:after="20"/>
+              <w:spacing w:before="30" w:after="30"/>
             </w:pPr>
             <w:r>
               <w:rPr>
@@ -965,7 +934,7 @@
           </w:tcPr>
           <w:p>
             <w:pPr>
-              <w:spacing w:before="20" w:after="20"/>
+              <w:spacing w:before="30" w:after="30"/>
             </w:pPr>
             <w:r>
               <w:t xml:space="preserve">제7회 경험생명표 사망률</w:t>
@@ -978,7 +947,7 @@
           </w:tcPr>
           <w:p>
             <w:pPr>
-              <w:spacing w:before="20" w:after="20"/>
+              <w:spacing w:before="30" w:after="30"/>
             </w:pPr>
             <w:r>
               <w:t xml:space="preserve">q</w:t>
@@ -991,7 +960,7 @@
           </w:tcPr>
           <w:p>
             <w:pPr>
-              <w:spacing w:before="20" w:after="20"/>
+              <w:spacing w:before="30" w:after="30"/>
             </w:pPr>
             <w:r>
               <w:t xml:space="preserve">사망</w:t>
@@ -1004,7 +973,7 @@
           </w:tcPr>
           <w:p>
             <w:pPr>
-              <w:spacing w:before="20" w:after="20"/>
+              <w:spacing w:before="30" w:after="30"/>
             </w:pPr>
             <w:r>
               <w:t xml:space="preserve">보험개발원 제7회 경험생명표 사망률</w:t>
@@ -1017,7 +986,7 @@
           </w:tcPr>
           <w:p>
             <w:pPr>
-              <w:spacing w:before="20" w:after="20"/>
+              <w:spacing w:before="30" w:after="30"/>
             </w:pPr>
             <w:r>
               <w:t xml:space="preserve">별첨</w:t>
@@ -1032,7 +1001,7 @@
           </w:tcPr>
           <w:p>
             <w:pPr>
-              <w:spacing w:before="20" w:after="20"/>
+              <w:spacing w:before="30" w:after="30"/>
             </w:pPr>
             <w:r>
               <w:t xml:space="preserve">2대질병 발생률</w:t>
@@ -1045,20 +1014,20 @@
           </w:tcPr>
           <w:p>
             <w:pPr>
-              <w:spacing w:before="20" w:after="20"/>
-            </w:pPr>
-            <w:r>
-              <w:t xml:space="preserve">k2</w:t>
-            </w:r>
-          </w:p>
-        </w:tc>
-        <w:tc>
-          <w:tcPr>
-            <w:tcW w:w="0" w:type="auto"/>
-          </w:tcPr>
-          <w:p>
-            <w:pPr>
-              <w:spacing w:before="20" w:after="20"/>
+              <w:spacing w:before="30" w:after="30"/>
+            </w:pPr>
+            <w:r>
+              <w:t xml:space="preserve">r2</w:t>
+            </w:r>
+          </w:p>
+        </w:tc>
+        <w:tc>
+          <w:tcPr>
+            <w:tcW w:w="0" w:type="auto"/>
+          </w:tcPr>
+          <w:p>
+            <w:pPr>
+              <w:spacing w:before="30" w:after="30"/>
             </w:pPr>
             <w:r>
               <w:t xml:space="preserve">최초발생</w:t>
@@ -1071,7 +1040,7 @@
           </w:tcPr>
           <w:p>
             <w:pPr>
-              <w:spacing w:before="20" w:after="20"/>
+              <w:spacing w:before="30" w:after="30"/>
             </w:pPr>
             <w:r>
               <w:t xml:space="preserve">무배당 예정 뇌출혈 + 급성심근경색증 발생률 (제공 자료)</w:t>
@@ -1084,7 +1053,7 @@
           </w:tcPr>
           <w:p>
             <w:pPr>
-              <w:spacing w:before="20" w:after="20"/>
+              <w:spacing w:before="30" w:after="30"/>
             </w:pPr>
             <w:r>
               <w:t xml:space="preserve">별첨</w:t>
@@ -1125,7 +1094,7 @@
     </w:p>
     <w:p>
       <w:r>
-        <w:t xml:space="preserve">별도의 납입면제율을 두지 않는다. 납입자수 l′ 는 각 담보의 탈퇴 사유로 유지자수 l 과 똑같이 줄어든다(3. 계산기수의 담보별 식).</w:t>
+        <w:t xml:space="preserve">별도의 납입면제율을 두지 않는다. 납입자수 l′ 는 각 담보의 탈퇴 사유로 유지자수 l 과 똑같이 줄어든다(계산기수 절의 담보별 식).</w:t>
       </w:r>
     </w:p>
     <w:p>
@@ -1148,15 +1117,15 @@
           <w:insideV w:val="single" w:sz="4" w:space="0" w:color="A0A0A0"/>
         </w:tblBorders>
         <w:tblCellMar>
-          <w:left w:w="80" w:type="dxa"/>
-          <w:right w:w="80" w:type="dxa"/>
+          <w:left w:w="140" w:type="dxa"/>
+          <w:right w:w="180" w:type="dxa"/>
         </w:tblCellMar>
       </w:tblPr>
       <w:tblGrid>
-        <w:gridCol w:w="2400"/>
-        <w:gridCol w:w="2400"/>
-        <w:gridCol w:w="2400"/>
-        <w:gridCol w:w="2400"/>
+        <w:gridCol w:w="2450"/>
+        <w:gridCol w:w="2450"/>
+        <w:gridCol w:w="2450"/>
+        <w:gridCol w:w="2450"/>
       </w:tblGrid>
       <w:tr>
         <w:trPr>
@@ -1169,7 +1138,7 @@
           </w:tcPr>
           <w:p>
             <w:pPr>
-              <w:spacing w:before="20" w:after="20"/>
+              <w:spacing w:before="30" w:after="30"/>
             </w:pPr>
             <w:r>
               <w:rPr>
@@ -1186,7 +1155,7 @@
           </w:tcPr>
           <w:p>
             <w:pPr>
-              <w:spacing w:before="20" w:after="20"/>
+              <w:spacing w:before="30" w:after="30"/>
             </w:pPr>
             <w:r>
               <w:rPr>
@@ -1203,7 +1172,7 @@
           </w:tcPr>
           <w:p>
             <w:pPr>
-              <w:spacing w:before="20" w:after="20"/>
+              <w:spacing w:before="30" w:after="30"/>
             </w:pPr>
             <w:r>
               <w:rPr>
@@ -1220,7 +1189,7 @@
           </w:tcPr>
           <w:p>
             <w:pPr>
-              <w:spacing w:before="20" w:after="20"/>
+              <w:spacing w:before="30" w:after="30"/>
             </w:pPr>
             <w:r>
               <w:rPr>
@@ -1238,7 +1207,7 @@
           </w:tcPr>
           <w:p>
             <w:pPr>
-              <w:spacing w:before="20" w:after="20"/>
+              <w:spacing w:before="30" w:after="30"/>
             </w:pPr>
             <w:r>
               <w:t xml:space="preserve">계약체결비용 (초년도)</w:t>
@@ -1251,20 +1220,26 @@
           </w:tcPr>
           <w:p>
             <w:pPr>
-              <w:spacing w:before="20" w:after="20"/>
-            </w:pPr>
-            <w:r>
-              <w:t xml:space="preserve">α_S</w:t>
-            </w:r>
-          </w:p>
-        </w:tc>
-        <w:tc>
-          <w:tcPr>
-            <w:tcW w:w="0" w:type="auto"/>
-          </w:tcPr>
-          <w:p>
-            <w:pPr>
-              <w:spacing w:before="20" w:after="20"/>
+              <w:spacing w:before="30" w:after="30"/>
+            </w:pPr>
+            <w:r>
+              <w:t xml:space="preserve">α</w:t>
+            </w:r>
+            <w:r>
+              <w:rPr>
+                <w:vertAlign w:val="subscript"/>
+              </w:rPr>
+              <w:t xml:space="preserve">S</w:t>
+            </w:r>
+          </w:p>
+        </w:tc>
+        <w:tc>
+          <w:tcPr>
+            <w:tcW w:w="0" w:type="auto"/>
+          </w:tcPr>
+          <w:p>
+            <w:pPr>
+              <w:spacing w:before="30" w:after="30"/>
             </w:pPr>
             <w:r>
               <w:t xml:space="preserve">보험가입금액</w:t>
@@ -1277,8 +1252,8 @@
           </w:tcPr>
           <w:p>
             <w:pPr>
-              <w:spacing w:before="20" w:after="20"/>
-              <w:jc w:val="right"/>
+              <w:spacing w:before="30" w:after="30"/>
+              <w:jc w:val="center"/>
             </w:pPr>
             <w:r>
               <w:t xml:space="preserve">1.00%</w:t>
@@ -1293,7 +1268,7 @@
           </w:tcPr>
           <w:p>
             <w:pPr>
-              <w:spacing w:before="20" w:after="20"/>
+              <w:spacing w:before="30" w:after="30"/>
             </w:pPr>
             <w:r>
               <w:t xml:space="preserve">계약체결비용 (초년도)</w:t>
@@ -1306,20 +1281,26 @@
           </w:tcPr>
           <w:p>
             <w:pPr>
-              <w:spacing w:before="20" w:after="20"/>
-            </w:pPr>
-            <w:r>
-              <w:t xml:space="preserve">α_P</w:t>
-            </w:r>
-          </w:p>
-        </w:tc>
-        <w:tc>
-          <w:tcPr>
-            <w:tcW w:w="0" w:type="auto"/>
-          </w:tcPr>
-          <w:p>
-            <w:pPr>
-              <w:spacing w:before="20" w:after="20"/>
+              <w:spacing w:before="30" w:after="30"/>
+            </w:pPr>
+            <w:r>
+              <w:t xml:space="preserve">α</w:t>
+            </w:r>
+            <w:r>
+              <w:rPr>
+                <w:vertAlign w:val="subscript"/>
+              </w:rPr>
+              <w:t xml:space="preserve">P</w:t>
+            </w:r>
+          </w:p>
+        </w:tc>
+        <w:tc>
+          <w:tcPr>
+            <w:tcW w:w="0" w:type="auto"/>
+          </w:tcPr>
+          <w:p>
+            <w:pPr>
+              <w:spacing w:before="30" w:after="30"/>
             </w:pPr>
             <w:r>
               <w:t xml:space="preserve">기준연납순보험료</w:t>
@@ -1332,8 +1313,8 @@
           </w:tcPr>
           <w:p>
             <w:pPr>
-              <w:spacing w:before="20" w:after="20"/>
-              <w:jc w:val="right"/>
+              <w:spacing w:before="30" w:after="30"/>
+              <w:jc w:val="center"/>
             </w:pPr>
             <w:r>
               <w:t xml:space="preserve">1배</w:t>
@@ -1348,7 +1329,7 @@
           </w:tcPr>
           <w:p>
             <w:pPr>
-              <w:spacing w:before="20" w:after="20"/>
+              <w:spacing w:before="30" w:after="30"/>
             </w:pPr>
             <w:r>
               <w:t xml:space="preserve">계약관리비용 (납입중)</w:t>
@@ -1361,20 +1342,26 @@
           </w:tcPr>
           <w:p>
             <w:pPr>
-              <w:spacing w:before="20" w:after="20"/>
-            </w:pPr>
-            <w:r>
-              <w:t xml:space="preserve">β_S</w:t>
-            </w:r>
-          </w:p>
-        </w:tc>
-        <w:tc>
-          <w:tcPr>
-            <w:tcW w:w="0" w:type="auto"/>
-          </w:tcPr>
-          <w:p>
-            <w:pPr>
-              <w:spacing w:before="20" w:after="20"/>
+              <w:spacing w:before="30" w:after="30"/>
+            </w:pPr>
+            <w:r>
+              <w:t xml:space="preserve">β</w:t>
+            </w:r>
+            <w:r>
+              <w:rPr>
+                <w:vertAlign w:val="subscript"/>
+              </w:rPr>
+              <w:t xml:space="preserve">S</w:t>
+            </w:r>
+          </w:p>
+        </w:tc>
+        <w:tc>
+          <w:tcPr>
+            <w:tcW w:w="0" w:type="auto"/>
+          </w:tcPr>
+          <w:p>
+            <w:pPr>
+              <w:spacing w:before="30" w:after="30"/>
             </w:pPr>
             <w:r>
               <w:t xml:space="preserve">매년 보험가입금액</w:t>
@@ -1387,8 +1374,8 @@
           </w:tcPr>
           <w:p>
             <w:pPr>
-              <w:spacing w:before="20" w:after="20"/>
-              <w:jc w:val="right"/>
+              <w:spacing w:before="30" w:after="30"/>
+              <w:jc w:val="center"/>
             </w:pPr>
             <w:r>
               <w:t xml:space="preserve">1.50/1,000</w:t>
@@ -1403,7 +1390,7 @@
           </w:tcPr>
           <w:p>
             <w:pPr>
-              <w:spacing w:before="20" w:after="20"/>
+              <w:spacing w:before="30" w:after="30"/>
             </w:pPr>
             <w:r>
               <w:t xml:space="preserve">계약관리비용 (납입중)</w:t>
@@ -1416,20 +1403,26 @@
           </w:tcPr>
           <w:p>
             <w:pPr>
-              <w:spacing w:before="20" w:after="20"/>
-            </w:pPr>
-            <w:r>
-              <w:t xml:space="preserve">β_G</w:t>
-            </w:r>
-          </w:p>
-        </w:tc>
-        <w:tc>
-          <w:tcPr>
-            <w:tcW w:w="0" w:type="auto"/>
-          </w:tcPr>
-          <w:p>
-            <w:pPr>
-              <w:spacing w:before="20" w:after="20"/>
+              <w:spacing w:before="30" w:after="30"/>
+            </w:pPr>
+            <w:r>
+              <w:t xml:space="preserve">β</w:t>
+            </w:r>
+            <w:r>
+              <w:rPr>
+                <w:vertAlign w:val="subscript"/>
+              </w:rPr>
+              <w:t xml:space="preserve">G</w:t>
+            </w:r>
+          </w:p>
+        </w:tc>
+        <w:tc>
+          <w:tcPr>
+            <w:tcW w:w="0" w:type="auto"/>
+          </w:tcPr>
+          <w:p>
+            <w:pPr>
+              <w:spacing w:before="30" w:after="30"/>
             </w:pPr>
             <w:r>
               <w:t xml:space="preserve">영업보험료</w:t>
@@ -1442,8 +1435,8 @@
           </w:tcPr>
           <w:p>
             <w:pPr>
-              <w:spacing w:before="20" w:after="20"/>
-              <w:jc w:val="right"/>
+              <w:spacing w:before="30" w:after="30"/>
+              <w:jc w:val="center"/>
             </w:pPr>
             <w:r>
               <w:t xml:space="preserve">4.50%</w:t>
@@ -1458,7 +1451,7 @@
           </w:tcPr>
           <w:p>
             <w:pPr>
-              <w:spacing w:before="20" w:after="20"/>
+              <w:spacing w:before="30" w:after="30"/>
             </w:pPr>
             <w:r>
               <w:t xml:space="preserve">계약관리비용 (납입후)</w:t>
@@ -1471,7 +1464,7 @@
           </w:tcPr>
           <w:p>
             <w:pPr>
-              <w:spacing w:before="20" w:after="20"/>
+              <w:spacing w:before="30" w:after="30"/>
             </w:pPr>
             <w:r>
               <w:t xml:space="preserve">β′</w:t>
@@ -1484,7 +1477,7 @@
           </w:tcPr>
           <w:p>
             <w:pPr>
-              <w:spacing w:before="20" w:after="20"/>
+              <w:spacing w:before="30" w:after="30"/>
             </w:pPr>
             <w:r>
               <w:t xml:space="preserve">매년 보험가입금액</w:t>
@@ -1497,8 +1490,8 @@
           </w:tcPr>
           <w:p>
             <w:pPr>
-              <w:spacing w:before="20" w:after="20"/>
-              <w:jc w:val="right"/>
+              <w:spacing w:before="30" w:after="30"/>
+              <w:jc w:val="center"/>
             </w:pPr>
             <w:r>
               <w:t xml:space="preserve">1.00/1,000</w:t>
@@ -1513,7 +1506,7 @@
           </w:tcPr>
           <w:p>
             <w:pPr>
-              <w:spacing w:before="20" w:after="20"/>
+              <w:spacing w:before="30" w:after="30"/>
             </w:pPr>
             <w:r>
               <w:t xml:space="preserve">수금비용</w:t>
@@ -1526,7 +1519,7 @@
           </w:tcPr>
           <w:p>
             <w:pPr>
-              <w:spacing w:before="20" w:after="20"/>
+              <w:spacing w:before="30" w:after="30"/>
             </w:pPr>
             <w:r>
               <w:t xml:space="preserve">γ</w:t>
@@ -1539,7 +1532,7 @@
           </w:tcPr>
           <w:p>
             <w:pPr>
-              <w:spacing w:before="20" w:after="20"/>
+              <w:spacing w:before="30" w:after="30"/>
             </w:pPr>
             <w:r>
               <w:t xml:space="preserve">영업보험료</w:t>
@@ -1552,8 +1545,8 @@
           </w:tcPr>
           <w:p>
             <w:pPr>
-              <w:spacing w:before="20" w:after="20"/>
-              <w:jc w:val="right"/>
+              <w:spacing w:before="30" w:after="30"/>
+              <w:jc w:val="center"/>
             </w:pPr>
             <w:r>
               <w:t xml:space="preserve">2.50%</w:t>
@@ -1583,20 +1576,13 @@
           <w:insideV w:val="single" w:sz="4" w:space="0" w:color="A0A0A0"/>
         </w:tblBorders>
         <w:tblCellMar>
-          <w:left w:w="80" w:type="dxa"/>
-          <w:right w:w="80" w:type="dxa"/>
+          <w:left w:w="140" w:type="dxa"/>
+          <w:right w:w="180" w:type="dxa"/>
         </w:tblCellMar>
       </w:tblPr>
       <w:tblGrid>
-        <w:gridCol w:w="1066"/>
-        <w:gridCol w:w="1066"/>
-        <w:gridCol w:w="1066"/>
-        <w:gridCol w:w="1066"/>
-        <w:gridCol w:w="1066"/>
-        <w:gridCol w:w="1066"/>
-        <w:gridCol w:w="1066"/>
-        <w:gridCol w:w="1066"/>
-        <w:gridCol w:w="1066"/>
+        <w:gridCol w:w="2940"/>
+        <w:gridCol w:w="6860"/>
       </w:tblGrid>
       <w:tr>
         <w:trPr>
@@ -1609,13 +1595,11 @@
           </w:tcPr>
           <w:p>
             <w:pPr>
-              <w:spacing w:before="20" w:after="20"/>
+              <w:spacing w:before="30" w:after="30"/>
             </w:pPr>
             <w:r>
               <w:rPr>
                 <w:b/>
-                <w:sz w:val="14"/>
-                <w:szCs w:val="14"/>
               </w:rPr>
               <w:t xml:space="preserve">담보</w:t>
             </w:r>
@@ -1628,148 +1612,13 @@
           </w:tcPr>
           <w:p>
             <w:pPr>
-              <w:spacing w:before="20" w:after="20"/>
+              <w:spacing w:before="30" w:after="30"/>
             </w:pPr>
             <w:r>
               <w:rPr>
                 <w:b/>
-                <w:sz w:val="14"/>
-                <w:szCs w:val="14"/>
               </w:rPr>
-              <w:t xml:space="preserve">단위</w:t>
-            </w:r>
-          </w:p>
-        </w:tc>
-        <w:tc>
-          <w:tcPr>
-            <w:tcW w:w="0" w:type="auto"/>
-            <w:shd w:val="clear" w:color="auto" w:fill="EEF1F5"/>
-          </w:tcPr>
-          <w:p>
-            <w:pPr>
-              <w:spacing w:before="20" w:after="20"/>
-            </w:pPr>
-            <w:r>
-              <w:rPr>
-                <w:b/>
-                <w:sz w:val="14"/>
-                <w:szCs w:val="14"/>
-              </w:rPr>
-              <w:t xml:space="preserve">급부 유형</w:t>
-            </w:r>
-          </w:p>
-        </w:tc>
-        <w:tc>
-          <w:tcPr>
-            <w:tcW w:w="0" w:type="auto"/>
-            <w:shd w:val="clear" w:color="auto" w:fill="EEF1F5"/>
-          </w:tcPr>
-          <w:p>
-            <w:pPr>
-              <w:spacing w:before="20" w:after="20"/>
-            </w:pPr>
-            <w:r>
-              <w:rPr>
-                <w:b/>
-                <w:sz w:val="14"/>
-                <w:szCs w:val="14"/>
-              </w:rPr>
-              <w:t xml:space="preserve">지급 사유</w:t>
-            </w:r>
-          </w:p>
-        </w:tc>
-        <w:tc>
-          <w:tcPr>
-            <w:tcW w:w="0" w:type="auto"/>
-            <w:shd w:val="clear" w:color="auto" w:fill="EEF1F5"/>
-          </w:tcPr>
-          <w:p>
-            <w:pPr>
-              <w:spacing w:before="20" w:after="20"/>
-            </w:pPr>
-            <w:r>
-              <w:rPr>
-                <w:b/>
-                <w:sz w:val="14"/>
-                <w:szCs w:val="14"/>
-              </w:rPr>
-              <w:t xml:space="preserve">보장금액</w:t>
-            </w:r>
-          </w:p>
-        </w:tc>
-        <w:tc>
-          <w:tcPr>
-            <w:tcW w:w="0" w:type="auto"/>
-            <w:shd w:val="clear" w:color="auto" w:fill="EEF1F5"/>
-          </w:tcPr>
-          <w:p>
-            <w:pPr>
-              <w:spacing w:before="20" w:after="20"/>
-            </w:pPr>
-            <w:r>
-              <w:rPr>
-                <w:b/>
-                <w:sz w:val="14"/>
-                <w:szCs w:val="14"/>
-              </w:rPr>
-              <w:t xml:space="preserve">보장 종료</w:t>
-            </w:r>
-          </w:p>
-        </w:tc>
-        <w:tc>
-          <w:tcPr>
-            <w:tcW w:w="0" w:type="auto"/>
-            <w:shd w:val="clear" w:color="auto" w:fill="EEF1F5"/>
-          </w:tcPr>
-          <w:p>
-            <w:pPr>
-              <w:spacing w:before="20" w:after="20"/>
-            </w:pPr>
-            <w:r>
-              <w:rPr>
-                <w:b/>
-                <w:sz w:val="14"/>
-                <w:szCs w:val="14"/>
-              </w:rPr>
-              <w:t xml:space="preserve">면책</w:t>
-            </w:r>
-          </w:p>
-        </w:tc>
-        <w:tc>
-          <w:tcPr>
-            <w:tcW w:w="0" w:type="auto"/>
-            <w:shd w:val="clear" w:color="auto" w:fill="EEF1F5"/>
-          </w:tcPr>
-          <w:p>
-            <w:pPr>
-              <w:spacing w:before="20" w:after="20"/>
-            </w:pPr>
-            <w:r>
-              <w:rPr>
-                <w:b/>
-                <w:sz w:val="14"/>
-                <w:szCs w:val="14"/>
-              </w:rPr>
-              <w:t xml:space="preserve">급부 위험률</w:t>
-            </w:r>
-          </w:p>
-        </w:tc>
-        <w:tc>
-          <w:tcPr>
-            <w:tcW w:w="0" w:type="auto"/>
-            <w:shd w:val="clear" w:color="auto" w:fill="EEF1F5"/>
-          </w:tcPr>
-          <w:p>
-            <w:pPr>
-              <w:spacing w:before="20" w:after="20"/>
-            </w:pPr>
-            <w:r>
-              <w:rPr>
-                <w:b/>
-                <w:sz w:val="14"/>
-                <w:szCs w:val="14"/>
-              </w:rPr>
-              <w:t xml:space="preserve">탈퇴 위험률</w:t>
+              <w:t xml:space="preserve">2대질병 진단</w:t>
             </w:r>
           </w:p>
         </w:tc>
@@ -1781,151 +1630,218 @@
           </w:tcPr>
           <w:p>
             <w:pPr>
-              <w:spacing w:before="20" w:after="20"/>
-            </w:pPr>
-            <w:r>
-              <w:rPr>
-                <w:sz w:val="14"/>
-                <w:szCs w:val="14"/>
-              </w:rPr>
-              <w:t xml:space="preserve">2대질병 진단</w:t>
-            </w:r>
-          </w:p>
-        </w:tc>
-        <w:tc>
-          <w:tcPr>
-            <w:tcW w:w="0" w:type="auto"/>
-          </w:tcPr>
-          <w:p>
-            <w:pPr>
-              <w:spacing w:before="20" w:after="20"/>
-            </w:pPr>
-            <w:r>
-              <w:rPr>
-                <w:sz w:val="14"/>
-                <w:szCs w:val="14"/>
-              </w:rPr>
+              <w:spacing w:before="30" w:after="30"/>
+            </w:pPr>
+            <w:r>
+              <w:t xml:space="preserve">단위</w:t>
+            </w:r>
+          </w:p>
+        </w:tc>
+        <w:tc>
+          <w:tcPr>
+            <w:tcW w:w="0" w:type="auto"/>
+          </w:tcPr>
+          <w:p>
+            <w:pPr>
+              <w:spacing w:before="30" w:after="30"/>
+            </w:pPr>
+            <w:r>
               <w:t xml:space="preserve">주계약</w:t>
             </w:r>
           </w:p>
         </w:tc>
-        <w:tc>
-          <w:tcPr>
-            <w:tcW w:w="0" w:type="auto"/>
-          </w:tcPr>
-          <w:p>
-            <w:pPr>
-              <w:spacing w:before="20" w:after="20"/>
-            </w:pPr>
-            <w:r>
-              <w:rPr>
-                <w:sz w:val="14"/>
-                <w:szCs w:val="14"/>
-              </w:rPr>
+      </w:tr>
+      <w:tr>
+        <w:tc>
+          <w:tcPr>
+            <w:tcW w:w="0" w:type="auto"/>
+          </w:tcPr>
+          <w:p>
+            <w:pPr>
+              <w:spacing w:before="30" w:after="30"/>
+            </w:pPr>
+            <w:r>
+              <w:t xml:space="preserve">급부 유형</w:t>
+            </w:r>
+          </w:p>
+        </w:tc>
+        <w:tc>
+          <w:tcPr>
+            <w:tcW w:w="0" w:type="auto"/>
+          </w:tcPr>
+          <w:p>
+            <w:pPr>
+              <w:spacing w:before="30" w:after="30"/>
+            </w:pPr>
+            <w:r>
               <w:t xml:space="preserve">최초발생</w:t>
             </w:r>
           </w:p>
         </w:tc>
-        <w:tc>
-          <w:tcPr>
-            <w:tcW w:w="0" w:type="auto"/>
-          </w:tcPr>
-          <w:p>
-            <w:pPr>
-              <w:spacing w:before="20" w:after="20"/>
-            </w:pPr>
-            <w:r>
-              <w:rPr>
-                <w:sz w:val="14"/>
-                <w:szCs w:val="14"/>
-              </w:rPr>
+      </w:tr>
+      <w:tr>
+        <w:tc>
+          <w:tcPr>
+            <w:tcW w:w="0" w:type="auto"/>
+          </w:tcPr>
+          <w:p>
+            <w:pPr>
+              <w:spacing w:before="30" w:after="30"/>
+            </w:pPr>
+            <w:r>
+              <w:t xml:space="preserve">지급 사유</w:t>
+            </w:r>
+          </w:p>
+        </w:tc>
+        <w:tc>
+          <w:tcPr>
+            <w:tcW w:w="0" w:type="auto"/>
+          </w:tcPr>
+          <w:p>
+            <w:pPr>
+              <w:spacing w:before="30" w:after="30"/>
+            </w:pPr>
+            <w:r>
               <w:t xml:space="preserve">진단 확정 시</w:t>
             </w:r>
           </w:p>
         </w:tc>
-        <w:tc>
-          <w:tcPr>
-            <w:tcW w:w="0" w:type="auto"/>
-          </w:tcPr>
-          <w:p>
-            <w:pPr>
-              <w:spacing w:before="20" w:after="20"/>
-              <w:jc w:val="right"/>
-            </w:pPr>
-            <w:r>
-              <w:rPr>
-                <w:sz w:val="14"/>
-                <w:szCs w:val="14"/>
-              </w:rPr>
+      </w:tr>
+      <w:tr>
+        <w:tc>
+          <w:tcPr>
+            <w:tcW w:w="0" w:type="auto"/>
+          </w:tcPr>
+          <w:p>
+            <w:pPr>
+              <w:spacing w:before="30" w:after="30"/>
+            </w:pPr>
+            <w:r>
+              <w:t xml:space="preserve">보장금액</w:t>
+            </w:r>
+          </w:p>
+        </w:tc>
+        <w:tc>
+          <w:tcPr>
+            <w:tcW w:w="0" w:type="auto"/>
+          </w:tcPr>
+          <w:p>
+            <w:pPr>
+              <w:spacing w:before="30" w:after="30"/>
+            </w:pPr>
+            <w:r>
               <w:t xml:space="preserve">30,000,000원</w:t>
             </w:r>
           </w:p>
         </w:tc>
-        <w:tc>
-          <w:tcPr>
-            <w:tcW w:w="0" w:type="auto"/>
-          </w:tcPr>
-          <w:p>
-            <w:pPr>
-              <w:spacing w:before="20" w:after="20"/>
-              <w:jc w:val="right"/>
-            </w:pPr>
-            <w:r>
-              <w:rPr>
-                <w:sz w:val="14"/>
-                <w:szCs w:val="14"/>
-              </w:rPr>
+      </w:tr>
+      <w:tr>
+        <w:tc>
+          <w:tcPr>
+            <w:tcW w:w="0" w:type="auto"/>
+          </w:tcPr>
+          <w:p>
+            <w:pPr>
+              <w:spacing w:before="30" w:after="30"/>
+            </w:pPr>
+            <w:r>
+              <w:t xml:space="preserve">보장 종료</w:t>
+            </w:r>
+          </w:p>
+        </w:tc>
+        <w:tc>
+          <w:tcPr>
+            <w:tcW w:w="0" w:type="auto"/>
+          </w:tcPr>
+          <w:p>
+            <w:pPr>
+              <w:spacing w:before="30" w:after="30"/>
+            </w:pPr>
+            <w:r>
               <w:t xml:space="preserve">80세</w:t>
             </w:r>
           </w:p>
         </w:tc>
-        <w:tc>
-          <w:tcPr>
-            <w:tcW w:w="0" w:type="auto"/>
-          </w:tcPr>
-          <w:p>
-            <w:pPr>
-              <w:spacing w:before="20" w:after="20"/>
-            </w:pPr>
-            <w:r>
-              <w:rPr>
-                <w:sz w:val="14"/>
-                <w:szCs w:val="14"/>
-              </w:rPr>
+      </w:tr>
+      <w:tr>
+        <w:tc>
+          <w:tcPr>
+            <w:tcW w:w="0" w:type="auto"/>
+          </w:tcPr>
+          <w:p>
+            <w:pPr>
+              <w:spacing w:before="30" w:after="30"/>
+            </w:pPr>
+            <w:r>
+              <w:t xml:space="preserve">면책</w:t>
+            </w:r>
+          </w:p>
+        </w:tc>
+        <w:tc>
+          <w:tcPr>
+            <w:tcW w:w="0" w:type="auto"/>
+          </w:tcPr>
+          <w:p>
+            <w:pPr>
+              <w:spacing w:before="30" w:after="30"/>
+            </w:pPr>
+            <w:r>
               <w:t xml:space="preserve">없음</w:t>
             </w:r>
           </w:p>
         </w:tc>
-        <w:tc>
-          <w:tcPr>
-            <w:tcW w:w="0" w:type="auto"/>
-          </w:tcPr>
-          <w:p>
-            <w:pPr>
-              <w:spacing w:before="20" w:after="20"/>
-            </w:pPr>
-            <w:r>
-              <w:rPr>
-                <w:sz w:val="14"/>
-                <w:szCs w:val="14"/>
-              </w:rPr>
+      </w:tr>
+      <w:tr>
+        <w:tc>
+          <w:tcPr>
+            <w:tcW w:w="0" w:type="auto"/>
+          </w:tcPr>
+          <w:p>
+            <w:pPr>
+              <w:spacing w:before="30" w:after="30"/>
+            </w:pPr>
+            <w:r>
+              <w:t xml:space="preserve">급부 위험률</w:t>
+            </w:r>
+          </w:p>
+        </w:tc>
+        <w:tc>
+          <w:tcPr>
+            <w:tcW w:w="0" w:type="auto"/>
+          </w:tcPr>
+          <w:p>
+            <w:pPr>
+              <w:spacing w:before="30" w:after="30"/>
+            </w:pPr>
+            <w:r>
               <w:t xml:space="preserve">2대질병 발생률</w:t>
             </w:r>
           </w:p>
         </w:tc>
-        <w:tc>
-          <w:tcPr>
-            <w:tcW w:w="0" w:type="auto"/>
-          </w:tcPr>
-          <w:p>
-            <w:pPr>
-              <w:spacing w:before="20" w:after="20"/>
-            </w:pPr>
-            <w:r>
-              <w:rPr>
-                <w:sz w:val="14"/>
-                <w:szCs w:val="14"/>
-              </w:rPr>
+      </w:tr>
+      <w:tr>
+        <w:tc>
+          <w:tcPr>
+            <w:tcW w:w="0" w:type="auto"/>
+          </w:tcPr>
+          <w:p>
+            <w:pPr>
+              <w:spacing w:before="30" w:after="30"/>
+            </w:pPr>
+            <w:r>
+              <w:t xml:space="preserve">탈퇴 위험률</w:t>
+            </w:r>
+          </w:p>
+        </w:tc>
+        <w:tc>
+          <w:tcPr>
+            <w:tcW w:w="0" w:type="auto"/>
+          </w:tcPr>
+          <w:p>
+            <w:pPr>
+              <w:spacing w:before="30" w:after="30"/>
+            </w:pPr>
+            <w:r>
               <w:t xml:space="preserve">제7회 경험생명표 사망률 및 2대질병 발생률</w:t>
             </w:r>
           </w:p>
@@ -1938,7 +1854,352 @@
         <w:pStyle w:val="Heading1"/>
       </w:pPr>
       <w:r>
-        <w:t xml:space="preserve">3. 계산기수</w:t>
+        <w:t xml:space="preserve">3. 기호의 정의</w:t>
+      </w:r>
+    </w:p>
+    <w:tbl>
+      <w:tblPr>
+        <w:tblW w:w="5000" w:type="pct"/>
+        <w:tblBorders>
+          <w:top w:val="single" w:sz="4" w:space="0" w:color="A0A0A0"/>
+          <w:left w:val="single" w:sz="4" w:space="0" w:color="A0A0A0"/>
+          <w:bottom w:val="single" w:sz="4" w:space="0" w:color="A0A0A0"/>
+          <w:right w:val="single" w:sz="4" w:space="0" w:color="A0A0A0"/>
+          <w:insideH w:val="single" w:sz="4" w:space="0" w:color="A0A0A0"/>
+          <w:insideV w:val="single" w:sz="4" w:space="0" w:color="A0A0A0"/>
+        </w:tblBorders>
+        <w:tblCellMar>
+          <w:left w:w="140" w:type="dxa"/>
+          <w:right w:w="180" w:type="dxa"/>
+        </w:tblCellMar>
+      </w:tblPr>
+      <w:tblGrid>
+        <w:gridCol w:w="2940"/>
+        <w:gridCol w:w="6860"/>
+      </w:tblGrid>
+      <w:tr>
+        <w:trPr>
+          <w:tblHeader/>
+        </w:trPr>
+        <w:tc>
+          <w:tcPr>
+            <w:tcW w:w="0" w:type="auto"/>
+            <w:shd w:val="clear" w:color="auto" w:fill="EEF1F5"/>
+          </w:tcPr>
+          <w:p>
+            <w:pPr>
+              <w:spacing w:before="30" w:after="30"/>
+            </w:pPr>
+            <w:r>
+              <w:rPr>
+                <w:b/>
+              </w:rPr>
+              <w:t xml:space="preserve">기호</w:t>
+            </w:r>
+          </w:p>
+        </w:tc>
+        <w:tc>
+          <w:tcPr>
+            <w:tcW w:w="0" w:type="auto"/>
+            <w:shd w:val="clear" w:color="auto" w:fill="EEF1F5"/>
+          </w:tcPr>
+          <w:p>
+            <w:pPr>
+              <w:spacing w:before="30" w:after="30"/>
+            </w:pPr>
+            <w:r>
+              <w:rPr>
+                <w:b/>
+              </w:rPr>
+              <w:t xml:space="preserve">뜻</w:t>
+            </w:r>
+          </w:p>
+        </w:tc>
+      </w:tr>
+      <w:tr>
+        <w:tc>
+          <w:tcPr>
+            <w:tcW w:w="0" w:type="auto"/>
+          </w:tcPr>
+          <w:p>
+            <w:pPr>
+              <w:spacing w:before="30" w:after="30"/>
+            </w:pPr>
+            <w:r>
+              <w:t xml:space="preserve">x</w:t>
+            </w:r>
+          </w:p>
+        </w:tc>
+        <w:tc>
+          <w:tcPr>
+            <w:tcW w:w="0" w:type="auto"/>
+          </w:tcPr>
+          <w:p>
+            <w:pPr>
+              <w:spacing w:before="30" w:after="30"/>
+            </w:pPr>
+            <w:r>
+              <w:t xml:space="preserve">피보험자의 가입나이</w:t>
+            </w:r>
+          </w:p>
+        </w:tc>
+      </w:tr>
+      <w:tr>
+        <w:tc>
+          <w:tcPr>
+            <w:tcW w:w="0" w:type="auto"/>
+          </w:tcPr>
+          <w:p>
+            <w:pPr>
+              <w:spacing w:before="30" w:after="30"/>
+            </w:pPr>
+            <w:r>
+              <w:t xml:space="preserve">t</w:t>
+            </w:r>
+          </w:p>
+        </w:tc>
+        <w:tc>
+          <w:tcPr>
+            <w:tcW w:w="0" w:type="auto"/>
+          </w:tcPr>
+          <w:p>
+            <w:pPr>
+              <w:spacing w:before="30" w:after="30"/>
+            </w:pPr>
+            <w:r>
+              <w:t xml:space="preserve">경과기간(년), 0 ≤ t &lt; n</w:t>
+            </w:r>
+          </w:p>
+        </w:tc>
+      </w:tr>
+      <w:tr>
+        <w:tc>
+          <w:tcPr>
+            <w:tcW w:w="0" w:type="auto"/>
+          </w:tcPr>
+          <w:p>
+            <w:pPr>
+              <w:spacing w:before="30" w:after="30"/>
+            </w:pPr>
+            <w:r>
+              <w:t xml:space="preserve">n</w:t>
+            </w:r>
+          </w:p>
+        </w:tc>
+        <w:tc>
+          <w:tcPr>
+            <w:tcW w:w="0" w:type="auto"/>
+          </w:tcPr>
+          <w:p>
+            <w:pPr>
+              <w:spacing w:before="30" w:after="30"/>
+            </w:pPr>
+            <w:r>
+              <w:t xml:space="preserve">보험기간(년)</w:t>
+            </w:r>
+          </w:p>
+        </w:tc>
+      </w:tr>
+      <w:tr>
+        <w:tc>
+          <w:tcPr>
+            <w:tcW w:w="0" w:type="auto"/>
+          </w:tcPr>
+          <w:p>
+            <w:pPr>
+              <w:spacing w:before="30" w:after="30"/>
+            </w:pPr>
+            <w:r>
+              <w:t xml:space="preserve">m</w:t>
+            </w:r>
+          </w:p>
+        </w:tc>
+        <w:tc>
+          <w:tcPr>
+            <w:tcW w:w="0" w:type="auto"/>
+          </w:tcPr>
+          <w:p>
+            <w:pPr>
+              <w:spacing w:before="30" w:after="30"/>
+            </w:pPr>
+            <w:r>
+              <w:t xml:space="preserve">보험료 납입기간(년)</w:t>
+            </w:r>
+          </w:p>
+        </w:tc>
+      </w:tr>
+      <w:tr>
+        <w:tc>
+          <w:tcPr>
+            <w:tcW w:w="0" w:type="auto"/>
+          </w:tcPr>
+          <w:p>
+            <w:pPr>
+              <w:spacing w:before="30" w:after="30"/>
+            </w:pPr>
+            <w:r>
+              <w:t xml:space="preserve">k</w:t>
+            </w:r>
+          </w:p>
+        </w:tc>
+        <w:tc>
+          <w:tcPr>
+            <w:tcW w:w="0" w:type="auto"/>
+          </w:tcPr>
+          <w:p>
+            <w:pPr>
+              <w:spacing w:before="30" w:after="30"/>
+            </w:pPr>
+            <w:r>
+              <w:t xml:space="preserve">납입주기별 계수 — 연 납입횟수 (연납 1, 6개월납 2, 3개월납 4, 월납 12)</w:t>
+            </w:r>
+          </w:p>
+        </w:tc>
+      </w:tr>
+      <w:tr>
+        <w:tc>
+          <w:tcPr>
+            <w:tcW w:w="0" w:type="auto"/>
+          </w:tcPr>
+          <w:p>
+            <w:pPr>
+              <w:spacing w:before="30" w:after="30"/>
+            </w:pPr>
+            <w:r>
+              <w:t xml:space="preserve">i</w:t>
+            </w:r>
+          </w:p>
+        </w:tc>
+        <w:tc>
+          <w:tcPr>
+            <w:tcW w:w="0" w:type="auto"/>
+          </w:tcPr>
+          <w:p>
+            <w:pPr>
+              <w:spacing w:before="30" w:after="30"/>
+            </w:pPr>
+            <w:r>
+              <w:t xml:space="preserve">적용이율 (1.1.)</w:t>
+            </w:r>
+          </w:p>
+        </w:tc>
+      </w:tr>
+      <w:tr>
+        <w:tc>
+          <w:tcPr>
+            <w:tcW w:w="0" w:type="auto"/>
+          </w:tcPr>
+          <w:p>
+            <w:pPr>
+              <w:spacing w:before="30" w:after="30"/>
+            </w:pPr>
+            <w:r>
+              <w:t xml:space="preserve">v</w:t>
+            </w:r>
+          </w:p>
+        </w:tc>
+        <w:tc>
+          <w:tcPr>
+            <w:tcW w:w="0" w:type="auto"/>
+          </w:tcPr>
+          <w:p>
+            <w:pPr>
+              <w:spacing w:before="30" w:after="30"/>
+            </w:pPr>
+            <w:r>
+              <w:t xml:space="preserve">현가율 = 1/(1+i)</w:t>
+            </w:r>
+          </w:p>
+        </w:tc>
+      </w:tr>
+      <w:tr>
+        <w:tc>
+          <w:tcPr>
+            <w:tcW w:w="0" w:type="auto"/>
+          </w:tcPr>
+          <w:p>
+            <w:pPr>
+              <w:spacing w:before="30" w:after="30"/>
+            </w:pPr>
+            <w:r>
+              <w:t xml:space="preserve">l</w:t>
+            </w:r>
+            <w:r>
+              <w:rPr>
+                <w:vertAlign w:val="subscript"/>
+              </w:rPr>
+              <w:t xml:space="preserve">x+t</w:t>
+            </w:r>
+          </w:p>
+        </w:tc>
+        <w:tc>
+          <w:tcPr>
+            <w:tcW w:w="0" w:type="auto"/>
+          </w:tcPr>
+          <w:p>
+            <w:pPr>
+              <w:spacing w:before="30" w:after="30"/>
+            </w:pPr>
+            <w:r>
+              <w:t xml:space="preserve">t시점 유지자수 (기준 인원 </w:t>
+            </w:r>
+            <w:r>
+              <w:t xml:space="preserve">l</w:t>
+            </w:r>
+            <w:r>
+              <w:rPr>
+                <w:vertAlign w:val="subscript"/>
+              </w:rPr>
+              <w:t xml:space="preserve">x</w:t>
+            </w:r>
+            <w:r>
+              <w:t xml:space="preserve"> = 100,000)</w:t>
+            </w:r>
+          </w:p>
+        </w:tc>
+      </w:tr>
+      <w:tr>
+        <w:tc>
+          <w:tcPr>
+            <w:tcW w:w="0" w:type="auto"/>
+          </w:tcPr>
+          <w:p>
+            <w:pPr>
+              <w:spacing w:before="30" w:after="30"/>
+            </w:pPr>
+            <w:r>
+              <w:t xml:space="preserve">l′</w:t>
+            </w:r>
+            <w:r>
+              <w:rPr>
+                <w:vertAlign w:val="subscript"/>
+              </w:rPr>
+              <w:t xml:space="preserve">x+t</w:t>
+            </w:r>
+          </w:p>
+        </w:tc>
+        <w:tc>
+          <w:tcPr>
+            <w:tcW w:w="0" w:type="auto"/>
+          </w:tcPr>
+          <w:p>
+            <w:pPr>
+              <w:spacing w:before="30" w:after="30"/>
+            </w:pPr>
+            <w:r>
+              <w:t xml:space="preserve">t시점 납입자수</w:t>
+            </w:r>
+          </w:p>
+        </w:tc>
+      </w:tr>
+    </w:tbl>
+    <w:p/>
+    <w:p>
+      <w:pPr>
+        <w:pStyle w:val="Heading1"/>
+      </w:pPr>
+      <w:r>
+        <w:t xml:space="preserve">4. 계산기수</w:t>
       </w:r>
     </w:p>
     <w:p>
@@ -1951,66 +2212,2211 @@
     </w:p>
     <w:p>
       <w:pPr>
+        <w:pStyle w:val="FormulaText"/>
+      </w:pPr>
+      <w:r>
+        <w:t xml:space="preserve">q</w:t>
+      </w:r>
+      <w:r>
+        <w:rPr>
+          <w:vertAlign w:val="subscript"/>
+        </w:rPr>
+        <w:t xml:space="preserve">x</w:t>
+      </w:r>
+      <w:r>
+        <w:t xml:space="preserve"> : 제7회 경험생명표 사망률</w:t>
+      </w:r>
+    </w:p>
+    <w:p>
+      <w:pPr>
+        <w:pStyle w:val="FormulaText"/>
+      </w:pPr>
+      <w:r>
+        <w:t xml:space="preserve">r</w:t>
+      </w:r>
+      <w:r>
+        <w:rPr>
+          <w:vertAlign w:val="subscript"/>
+        </w:rPr>
+        <w:t xml:space="preserve">x</w:t>
+      </w:r>
+      <w:r>
+        <w:t xml:space="preserve"> : 2대질병 발생률</w:t>
+      </w:r>
+    </w:p>
+    <w:p>
+      <w:pPr>
+        <w:pStyle w:val="FormulaText"/>
+      </w:pPr>
+      <w:r>
+        <w:t xml:space="preserve">기준 인원</w:t>
+      </w:r>
+    </w:p>
+    <w:p>
+      <w:pPr>
         <w:pStyle w:val="Formula"/>
       </w:pPr>
+      <m:oMathPara>
+        <m:oMathParaPr>
+          <m:jc m:val="left"/>
+        </m:oMathParaPr>
+        <m:oMath>
+          <m:sSub>
+            <m:e>
+              <m:r>
+                <w:rPr>
+                  <w:rFonts w:ascii="Cambria Math" w:hAnsi="Cambria Math"/>
+                  <w:sz w:val="24"/>
+                  <w:szCs w:val="24"/>
+                </w:rPr>
+                <m:t xml:space="preserve">l</m:t>
+              </m:r>
+            </m:e>
+            <m:sub>
+              <m:r>
+                <w:rPr>
+                  <w:rFonts w:ascii="Cambria Math" w:hAnsi="Cambria Math"/>
+                  <w:sz w:val="24"/>
+                  <w:szCs w:val="24"/>
+                </w:rPr>
+                <m:t xml:space="preserve">x</m:t>
+              </m:r>
+            </m:sub>
+          </m:sSub>
+          <m:r>
+            <w:rPr>
+              <w:rFonts w:ascii="Cambria Math" w:hAnsi="Cambria Math"/>
+              <w:sz w:val="24"/>
+              <w:szCs w:val="24"/>
+            </w:rPr>
+            <m:t xml:space="preserve"> = </m:t>
+          </m:r>
+          <m:sSub>
+            <m:e>
+              <m:r>
+                <w:rPr>
+                  <w:rFonts w:ascii="Cambria Math" w:hAnsi="Cambria Math"/>
+                  <w:sz w:val="24"/>
+                  <w:szCs w:val="24"/>
+                </w:rPr>
+                <m:t xml:space="preserve">l′</m:t>
+              </m:r>
+            </m:e>
+            <m:sub>
+              <m:r>
+                <w:rPr>
+                  <w:rFonts w:ascii="Cambria Math" w:hAnsi="Cambria Math"/>
+                  <w:sz w:val="24"/>
+                  <w:szCs w:val="24"/>
+                </w:rPr>
+                <m:t xml:space="preserve">x</m:t>
+              </m:r>
+            </m:sub>
+          </m:sSub>
+          <m:r>
+            <w:rPr>
+              <w:rFonts w:ascii="Cambria Math" w:hAnsi="Cambria Math"/>
+              <w:sz w:val="24"/>
+              <w:szCs w:val="24"/>
+            </w:rPr>
+            <m:t xml:space="preserve"> = </m:t>
+          </m:r>
+          <m:r>
+            <w:rPr>
+              <w:rFonts w:ascii="Cambria Math" w:hAnsi="Cambria Math"/>
+              <w:sz w:val="24"/>
+              <w:szCs w:val="24"/>
+            </w:rPr>
+            <m:t xml:space="preserve">100</m:t>
+          </m:r>
+          <m:r>
+            <w:rPr>
+              <w:rFonts w:ascii="Cambria Math" w:hAnsi="Cambria Math"/>
+              <w:sz w:val="24"/>
+              <w:szCs w:val="24"/>
+            </w:rPr>
+            <m:t xml:space="preserve">,</m:t>
+          </m:r>
+          <m:r>
+            <w:rPr>
+              <w:rFonts w:ascii="Cambria Math" w:hAnsi="Cambria Math"/>
+              <w:sz w:val="24"/>
+              <w:szCs w:val="24"/>
+            </w:rPr>
+            <m:t xml:space="preserve">000</m:t>
+          </m:r>
+        </m:oMath>
+      </m:oMathPara>
+    </w:p>
+    <w:p>
+      <w:pPr>
+        <w:pStyle w:val="FormulaText"/>
+      </w:pPr>
       <w:r>
-        <w:t xml:space="preserve">q_x : 제7회 경험생명표 사망률</w:t>
+        <w:t xml:space="preserve">유지자수</w:t>
       </w:r>
     </w:p>
     <w:p>
       <w:pPr>
         <w:pStyle w:val="Formula"/>
       </w:pPr>
+      <m:oMathPara>
+        <m:oMathParaPr>
+          <m:jc m:val="left"/>
+        </m:oMathParaPr>
+        <m:oMath>
+          <m:sSub>
+            <m:e>
+              <m:r>
+                <w:rPr>
+                  <w:rFonts w:ascii="Cambria Math" w:hAnsi="Cambria Math"/>
+                  <w:sz w:val="24"/>
+                  <w:szCs w:val="24"/>
+                </w:rPr>
+                <m:t xml:space="preserve">l</m:t>
+              </m:r>
+            </m:e>
+            <m:sub>
+              <m:r>
+                <w:rPr>
+                  <w:rFonts w:ascii="Cambria Math" w:hAnsi="Cambria Math"/>
+                  <w:sz w:val="24"/>
+                  <w:szCs w:val="24"/>
+                </w:rPr>
+                <m:t xml:space="preserve">x</m:t>
+              </m:r>
+              <m:r>
+                <w:rPr>
+                  <w:rFonts w:ascii="Cambria Math" w:hAnsi="Cambria Math"/>
+                  <w:sz w:val="24"/>
+                  <w:szCs w:val="24"/>
+                </w:rPr>
+                <m:t xml:space="preserve">+</m:t>
+              </m:r>
+              <m:r>
+                <w:rPr>
+                  <w:rFonts w:ascii="Cambria Math" w:hAnsi="Cambria Math"/>
+                  <w:sz w:val="24"/>
+                  <w:szCs w:val="24"/>
+                </w:rPr>
+                <m:t xml:space="preserve">t</m:t>
+              </m:r>
+              <m:r>
+                <w:rPr>
+                  <w:rFonts w:ascii="Cambria Math" w:hAnsi="Cambria Math"/>
+                  <w:sz w:val="24"/>
+                  <w:szCs w:val="24"/>
+                </w:rPr>
+                <m:t xml:space="preserve">+</m:t>
+              </m:r>
+              <m:r>
+                <w:rPr>
+                  <w:rFonts w:ascii="Cambria Math" w:hAnsi="Cambria Math"/>
+                  <w:sz w:val="24"/>
+                  <w:szCs w:val="24"/>
+                </w:rPr>
+                <m:t xml:space="preserve">1</m:t>
+              </m:r>
+            </m:sub>
+          </m:sSub>
+          <m:r>
+            <w:rPr>
+              <w:rFonts w:ascii="Cambria Math" w:hAnsi="Cambria Math"/>
+              <w:sz w:val="24"/>
+              <w:szCs w:val="24"/>
+            </w:rPr>
+            <m:t xml:space="preserve"> = </m:t>
+          </m:r>
+          <m:sSub>
+            <m:e>
+              <m:r>
+                <w:rPr>
+                  <w:rFonts w:ascii="Cambria Math" w:hAnsi="Cambria Math"/>
+                  <w:sz w:val="24"/>
+                  <w:szCs w:val="24"/>
+                </w:rPr>
+                <m:t xml:space="preserve">l</m:t>
+              </m:r>
+            </m:e>
+            <m:sub>
+              <m:r>
+                <w:rPr>
+                  <w:rFonts w:ascii="Cambria Math" w:hAnsi="Cambria Math"/>
+                  <w:sz w:val="24"/>
+                  <w:szCs w:val="24"/>
+                </w:rPr>
+                <m:t xml:space="preserve">x</m:t>
+              </m:r>
+              <m:r>
+                <w:rPr>
+                  <w:rFonts w:ascii="Cambria Math" w:hAnsi="Cambria Math"/>
+                  <w:sz w:val="24"/>
+                  <w:szCs w:val="24"/>
+                </w:rPr>
+                <m:t xml:space="preserve">+</m:t>
+              </m:r>
+              <m:r>
+                <w:rPr>
+                  <w:rFonts w:ascii="Cambria Math" w:hAnsi="Cambria Math"/>
+                  <w:sz w:val="24"/>
+                  <w:szCs w:val="24"/>
+                </w:rPr>
+                <m:t xml:space="preserve">t</m:t>
+              </m:r>
+            </m:sub>
+          </m:sSub>
+          <m:r>
+            <w:rPr>
+              <w:rFonts w:ascii="Cambria Math" w:hAnsi="Cambria Math"/>
+              <w:sz w:val="24"/>
+              <w:szCs w:val="24"/>
+            </w:rPr>
+            <m:t xml:space="preserve"> × ( </m:t>
+          </m:r>
+          <m:r>
+            <w:rPr>
+              <w:rFonts w:ascii="Cambria Math" w:hAnsi="Cambria Math"/>
+              <w:sz w:val="24"/>
+              <w:szCs w:val="24"/>
+            </w:rPr>
+            <m:t xml:space="preserve">1</m:t>
+          </m:r>
+          <m:r>
+            <w:rPr>
+              <w:rFonts w:ascii="Cambria Math" w:hAnsi="Cambria Math"/>
+              <w:sz w:val="24"/>
+              <w:szCs w:val="24"/>
+            </w:rPr>
+            <m:t xml:space="preserve"> − </m:t>
+          </m:r>
+          <m:sSub>
+            <m:e>
+              <m:r>
+                <w:rPr>
+                  <w:rFonts w:ascii="Cambria Math" w:hAnsi="Cambria Math"/>
+                  <w:sz w:val="24"/>
+                  <w:szCs w:val="24"/>
+                </w:rPr>
+                <m:t xml:space="preserve">q</m:t>
+              </m:r>
+            </m:e>
+            <m:sub>
+              <m:r>
+                <w:rPr>
+                  <w:rFonts w:ascii="Cambria Math" w:hAnsi="Cambria Math"/>
+                  <w:sz w:val="24"/>
+                  <w:szCs w:val="24"/>
+                </w:rPr>
+                <m:t xml:space="preserve">x</m:t>
+              </m:r>
+              <m:r>
+                <w:rPr>
+                  <w:rFonts w:ascii="Cambria Math" w:hAnsi="Cambria Math"/>
+                  <w:sz w:val="24"/>
+                  <w:szCs w:val="24"/>
+                </w:rPr>
+                <m:t xml:space="preserve">+</m:t>
+              </m:r>
+              <m:r>
+                <w:rPr>
+                  <w:rFonts w:ascii="Cambria Math" w:hAnsi="Cambria Math"/>
+                  <w:sz w:val="24"/>
+                  <w:szCs w:val="24"/>
+                </w:rPr>
+                <m:t xml:space="preserve">t</m:t>
+              </m:r>
+            </m:sub>
+          </m:sSub>
+          <m:r>
+            <w:rPr>
+              <w:rFonts w:ascii="Cambria Math" w:hAnsi="Cambria Math"/>
+              <w:sz w:val="24"/>
+              <w:szCs w:val="24"/>
+            </w:rPr>
+            <m:t xml:space="preserve"> − </m:t>
+          </m:r>
+          <m:sSub>
+            <m:e>
+              <m:r>
+                <w:rPr>
+                  <w:rFonts w:ascii="Cambria Math" w:hAnsi="Cambria Math"/>
+                  <w:sz w:val="24"/>
+                  <w:szCs w:val="24"/>
+                </w:rPr>
+                <m:t xml:space="preserve">r</m:t>
+              </m:r>
+            </m:e>
+            <m:sub>
+              <m:r>
+                <w:rPr>
+                  <w:rFonts w:ascii="Cambria Math" w:hAnsi="Cambria Math"/>
+                  <w:sz w:val="24"/>
+                  <w:szCs w:val="24"/>
+                </w:rPr>
+                <m:t xml:space="preserve">x</m:t>
+              </m:r>
+              <m:r>
+                <w:rPr>
+                  <w:rFonts w:ascii="Cambria Math" w:hAnsi="Cambria Math"/>
+                  <w:sz w:val="24"/>
+                  <w:szCs w:val="24"/>
+                </w:rPr>
+                <m:t xml:space="preserve">+</m:t>
+              </m:r>
+              <m:r>
+                <w:rPr>
+                  <w:rFonts w:ascii="Cambria Math" w:hAnsi="Cambria Math"/>
+                  <w:sz w:val="24"/>
+                  <w:szCs w:val="24"/>
+                </w:rPr>
+                <m:t xml:space="preserve">t</m:t>
+              </m:r>
+            </m:sub>
+          </m:sSub>
+          <m:r>
+            <w:rPr>
+              <w:rFonts w:ascii="Cambria Math" w:hAnsi="Cambria Math"/>
+              <w:sz w:val="24"/>
+              <w:szCs w:val="24"/>
+            </w:rPr>
+            <m:t xml:space="preserve"> + </m:t>
+          </m:r>
+          <m:sSub>
+            <m:e>
+              <m:r>
+                <w:rPr>
+                  <w:rFonts w:ascii="Cambria Math" w:hAnsi="Cambria Math"/>
+                  <w:sz w:val="24"/>
+                  <w:szCs w:val="24"/>
+                </w:rPr>
+                <m:t xml:space="preserve">q</m:t>
+              </m:r>
+            </m:e>
+            <m:sub>
+              <m:r>
+                <w:rPr>
+                  <w:rFonts w:ascii="Cambria Math" w:hAnsi="Cambria Math"/>
+                  <w:sz w:val="24"/>
+                  <w:szCs w:val="24"/>
+                </w:rPr>
+                <m:t xml:space="preserve">x</m:t>
+              </m:r>
+              <m:r>
+                <w:rPr>
+                  <w:rFonts w:ascii="Cambria Math" w:hAnsi="Cambria Math"/>
+                  <w:sz w:val="24"/>
+                  <w:szCs w:val="24"/>
+                </w:rPr>
+                <m:t xml:space="preserve">+</m:t>
+              </m:r>
+              <m:r>
+                <w:rPr>
+                  <w:rFonts w:ascii="Cambria Math" w:hAnsi="Cambria Math"/>
+                  <w:sz w:val="24"/>
+                  <w:szCs w:val="24"/>
+                </w:rPr>
+                <m:t xml:space="preserve">t</m:t>
+              </m:r>
+            </m:sub>
+          </m:sSub>
+          <m:r>
+            <w:rPr>
+              <w:rFonts w:ascii="Cambria Math" w:hAnsi="Cambria Math"/>
+              <w:sz w:val="24"/>
+              <w:szCs w:val="24"/>
+            </w:rPr>
+            <m:t xml:space="preserve">·</m:t>
+          </m:r>
+          <m:sSub>
+            <m:e>
+              <m:r>
+                <w:rPr>
+                  <w:rFonts w:ascii="Cambria Math" w:hAnsi="Cambria Math"/>
+                  <w:sz w:val="24"/>
+                  <w:szCs w:val="24"/>
+                </w:rPr>
+                <m:t xml:space="preserve">r</m:t>
+              </m:r>
+            </m:e>
+            <m:sub>
+              <m:r>
+                <w:rPr>
+                  <w:rFonts w:ascii="Cambria Math" w:hAnsi="Cambria Math"/>
+                  <w:sz w:val="24"/>
+                  <w:szCs w:val="24"/>
+                </w:rPr>
+                <m:t xml:space="preserve">x</m:t>
+              </m:r>
+              <m:r>
+                <w:rPr>
+                  <w:rFonts w:ascii="Cambria Math" w:hAnsi="Cambria Math"/>
+                  <w:sz w:val="24"/>
+                  <w:szCs w:val="24"/>
+                </w:rPr>
+                <m:t xml:space="preserve">+</m:t>
+              </m:r>
+              <m:r>
+                <w:rPr>
+                  <w:rFonts w:ascii="Cambria Math" w:hAnsi="Cambria Math"/>
+                  <w:sz w:val="24"/>
+                  <w:szCs w:val="24"/>
+                </w:rPr>
+                <m:t xml:space="preserve">t</m:t>
+              </m:r>
+            </m:sub>
+          </m:sSub>
+          <m:r>
+            <w:rPr>
+              <w:rFonts w:ascii="Cambria Math" w:hAnsi="Cambria Math"/>
+              <w:sz w:val="24"/>
+              <w:szCs w:val="24"/>
+            </w:rPr>
+            <m:t xml:space="preserve">/</m:t>
+          </m:r>
+          <m:r>
+            <w:rPr>
+              <w:rFonts w:ascii="Cambria Math" w:hAnsi="Cambria Math"/>
+              <w:sz w:val="24"/>
+              <w:szCs w:val="24"/>
+            </w:rPr>
+            <m:t xml:space="preserve">2</m:t>
+          </m:r>
+          <m:r>
+            <w:rPr>
+              <w:rFonts w:ascii="Cambria Math" w:hAnsi="Cambria Math"/>
+              <w:sz w:val="24"/>
+              <w:szCs w:val="24"/>
+            </w:rPr>
+            <m:t xml:space="preserve"> )</m:t>
+          </m:r>
+        </m:oMath>
+      </m:oMathPara>
+    </w:p>
+    <w:p>
+      <w:pPr>
+        <w:pStyle w:val="FormulaText"/>
+      </w:pPr>
       <w:r>
-        <w:t xml:space="preserve">k_x : 2대질병 발생률</w:t>
+        <w:t xml:space="preserve">납입자수 — 납입만 면제되는 사유가 없어 유지자수와 같다</w:t>
       </w:r>
     </w:p>
     <w:p>
       <w:pPr>
         <w:pStyle w:val="Formula"/>
       </w:pPr>
+      <m:oMathPara>
+        <m:oMathParaPr>
+          <m:jc m:val="left"/>
+        </m:oMathParaPr>
+        <m:oMath>
+          <m:sSub>
+            <m:e>
+              <m:r>
+                <w:rPr>
+                  <w:rFonts w:ascii="Cambria Math" w:hAnsi="Cambria Math"/>
+                  <w:sz w:val="24"/>
+                  <w:szCs w:val="24"/>
+                </w:rPr>
+                <m:t xml:space="preserve">l′</m:t>
+              </m:r>
+            </m:e>
+            <m:sub>
+              <m:r>
+                <w:rPr>
+                  <w:rFonts w:ascii="Cambria Math" w:hAnsi="Cambria Math"/>
+                  <w:sz w:val="24"/>
+                  <w:szCs w:val="24"/>
+                </w:rPr>
+                <m:t xml:space="preserve">x</m:t>
+              </m:r>
+              <m:r>
+                <w:rPr>
+                  <w:rFonts w:ascii="Cambria Math" w:hAnsi="Cambria Math"/>
+                  <w:sz w:val="24"/>
+                  <w:szCs w:val="24"/>
+                </w:rPr>
+                <m:t xml:space="preserve">+</m:t>
+              </m:r>
+              <m:r>
+                <w:rPr>
+                  <w:rFonts w:ascii="Cambria Math" w:hAnsi="Cambria Math"/>
+                  <w:sz w:val="24"/>
+                  <w:szCs w:val="24"/>
+                </w:rPr>
+                <m:t xml:space="preserve">t</m:t>
+              </m:r>
+              <m:r>
+                <w:rPr>
+                  <w:rFonts w:ascii="Cambria Math" w:hAnsi="Cambria Math"/>
+                  <w:sz w:val="24"/>
+                  <w:szCs w:val="24"/>
+                </w:rPr>
+                <m:t xml:space="preserve">+</m:t>
+              </m:r>
+              <m:r>
+                <w:rPr>
+                  <w:rFonts w:ascii="Cambria Math" w:hAnsi="Cambria Math"/>
+                  <w:sz w:val="24"/>
+                  <w:szCs w:val="24"/>
+                </w:rPr>
+                <m:t xml:space="preserve">1</m:t>
+              </m:r>
+            </m:sub>
+          </m:sSub>
+          <m:r>
+            <w:rPr>
+              <w:rFonts w:ascii="Cambria Math" w:hAnsi="Cambria Math"/>
+              <w:sz w:val="24"/>
+              <w:szCs w:val="24"/>
+            </w:rPr>
+            <m:t xml:space="preserve"> = </m:t>
+          </m:r>
+          <m:sSub>
+            <m:e>
+              <m:r>
+                <w:rPr>
+                  <w:rFonts w:ascii="Cambria Math" w:hAnsi="Cambria Math"/>
+                  <w:sz w:val="24"/>
+                  <w:szCs w:val="24"/>
+                </w:rPr>
+                <m:t xml:space="preserve">l′</m:t>
+              </m:r>
+            </m:e>
+            <m:sub>
+              <m:r>
+                <w:rPr>
+                  <w:rFonts w:ascii="Cambria Math" w:hAnsi="Cambria Math"/>
+                  <w:sz w:val="24"/>
+                  <w:szCs w:val="24"/>
+                </w:rPr>
+                <m:t xml:space="preserve">x</m:t>
+              </m:r>
+              <m:r>
+                <w:rPr>
+                  <w:rFonts w:ascii="Cambria Math" w:hAnsi="Cambria Math"/>
+                  <w:sz w:val="24"/>
+                  <w:szCs w:val="24"/>
+                </w:rPr>
+                <m:t xml:space="preserve">+</m:t>
+              </m:r>
+              <m:r>
+                <w:rPr>
+                  <w:rFonts w:ascii="Cambria Math" w:hAnsi="Cambria Math"/>
+                  <w:sz w:val="24"/>
+                  <w:szCs w:val="24"/>
+                </w:rPr>
+                <m:t xml:space="preserve">t</m:t>
+              </m:r>
+            </m:sub>
+          </m:sSub>
+          <m:r>
+            <w:rPr>
+              <w:rFonts w:ascii="Cambria Math" w:hAnsi="Cambria Math"/>
+              <w:sz w:val="24"/>
+              <w:szCs w:val="24"/>
+            </w:rPr>
+            <m:t xml:space="preserve"> × ( </m:t>
+          </m:r>
+          <m:r>
+            <w:rPr>
+              <w:rFonts w:ascii="Cambria Math" w:hAnsi="Cambria Math"/>
+              <w:sz w:val="24"/>
+              <w:szCs w:val="24"/>
+            </w:rPr>
+            <m:t xml:space="preserve">1</m:t>
+          </m:r>
+          <m:r>
+            <w:rPr>
+              <w:rFonts w:ascii="Cambria Math" w:hAnsi="Cambria Math"/>
+              <w:sz w:val="24"/>
+              <w:szCs w:val="24"/>
+            </w:rPr>
+            <m:t xml:space="preserve"> − </m:t>
+          </m:r>
+          <m:sSub>
+            <m:e>
+              <m:r>
+                <w:rPr>
+                  <w:rFonts w:ascii="Cambria Math" w:hAnsi="Cambria Math"/>
+                  <w:sz w:val="24"/>
+                  <w:szCs w:val="24"/>
+                </w:rPr>
+                <m:t xml:space="preserve">q</m:t>
+              </m:r>
+            </m:e>
+            <m:sub>
+              <m:r>
+                <w:rPr>
+                  <w:rFonts w:ascii="Cambria Math" w:hAnsi="Cambria Math"/>
+                  <w:sz w:val="24"/>
+                  <w:szCs w:val="24"/>
+                </w:rPr>
+                <m:t xml:space="preserve">x</m:t>
+              </m:r>
+              <m:r>
+                <w:rPr>
+                  <w:rFonts w:ascii="Cambria Math" w:hAnsi="Cambria Math"/>
+                  <w:sz w:val="24"/>
+                  <w:szCs w:val="24"/>
+                </w:rPr>
+                <m:t xml:space="preserve">+</m:t>
+              </m:r>
+              <m:r>
+                <w:rPr>
+                  <w:rFonts w:ascii="Cambria Math" w:hAnsi="Cambria Math"/>
+                  <w:sz w:val="24"/>
+                  <w:szCs w:val="24"/>
+                </w:rPr>
+                <m:t xml:space="preserve">t</m:t>
+              </m:r>
+            </m:sub>
+          </m:sSub>
+          <m:r>
+            <w:rPr>
+              <w:rFonts w:ascii="Cambria Math" w:hAnsi="Cambria Math"/>
+              <w:sz w:val="24"/>
+              <w:szCs w:val="24"/>
+            </w:rPr>
+            <m:t xml:space="preserve"> − </m:t>
+          </m:r>
+          <m:sSub>
+            <m:e>
+              <m:r>
+                <w:rPr>
+                  <w:rFonts w:ascii="Cambria Math" w:hAnsi="Cambria Math"/>
+                  <w:sz w:val="24"/>
+                  <w:szCs w:val="24"/>
+                </w:rPr>
+                <m:t xml:space="preserve">r</m:t>
+              </m:r>
+            </m:e>
+            <m:sub>
+              <m:r>
+                <w:rPr>
+                  <w:rFonts w:ascii="Cambria Math" w:hAnsi="Cambria Math"/>
+                  <w:sz w:val="24"/>
+                  <w:szCs w:val="24"/>
+                </w:rPr>
+                <m:t xml:space="preserve">x</m:t>
+              </m:r>
+              <m:r>
+                <w:rPr>
+                  <w:rFonts w:ascii="Cambria Math" w:hAnsi="Cambria Math"/>
+                  <w:sz w:val="24"/>
+                  <w:szCs w:val="24"/>
+                </w:rPr>
+                <m:t xml:space="preserve">+</m:t>
+              </m:r>
+              <m:r>
+                <w:rPr>
+                  <w:rFonts w:ascii="Cambria Math" w:hAnsi="Cambria Math"/>
+                  <w:sz w:val="24"/>
+                  <w:szCs w:val="24"/>
+                </w:rPr>
+                <m:t xml:space="preserve">t</m:t>
+              </m:r>
+            </m:sub>
+          </m:sSub>
+          <m:r>
+            <w:rPr>
+              <w:rFonts w:ascii="Cambria Math" w:hAnsi="Cambria Math"/>
+              <w:sz w:val="24"/>
+              <w:szCs w:val="24"/>
+            </w:rPr>
+            <m:t xml:space="preserve"> + </m:t>
+          </m:r>
+          <m:sSub>
+            <m:e>
+              <m:r>
+                <w:rPr>
+                  <w:rFonts w:ascii="Cambria Math" w:hAnsi="Cambria Math"/>
+                  <w:sz w:val="24"/>
+                  <w:szCs w:val="24"/>
+                </w:rPr>
+                <m:t xml:space="preserve">q</m:t>
+              </m:r>
+            </m:e>
+            <m:sub>
+              <m:r>
+                <w:rPr>
+                  <w:rFonts w:ascii="Cambria Math" w:hAnsi="Cambria Math"/>
+                  <w:sz w:val="24"/>
+                  <w:szCs w:val="24"/>
+                </w:rPr>
+                <m:t xml:space="preserve">x</m:t>
+              </m:r>
+              <m:r>
+                <w:rPr>
+                  <w:rFonts w:ascii="Cambria Math" w:hAnsi="Cambria Math"/>
+                  <w:sz w:val="24"/>
+                  <w:szCs w:val="24"/>
+                </w:rPr>
+                <m:t xml:space="preserve">+</m:t>
+              </m:r>
+              <m:r>
+                <w:rPr>
+                  <w:rFonts w:ascii="Cambria Math" w:hAnsi="Cambria Math"/>
+                  <w:sz w:val="24"/>
+                  <w:szCs w:val="24"/>
+                </w:rPr>
+                <m:t xml:space="preserve">t</m:t>
+              </m:r>
+            </m:sub>
+          </m:sSub>
+          <m:r>
+            <w:rPr>
+              <w:rFonts w:ascii="Cambria Math" w:hAnsi="Cambria Math"/>
+              <w:sz w:val="24"/>
+              <w:szCs w:val="24"/>
+            </w:rPr>
+            <m:t xml:space="preserve">·</m:t>
+          </m:r>
+          <m:sSub>
+            <m:e>
+              <m:r>
+                <w:rPr>
+                  <w:rFonts w:ascii="Cambria Math" w:hAnsi="Cambria Math"/>
+                  <w:sz w:val="24"/>
+                  <w:szCs w:val="24"/>
+                </w:rPr>
+                <m:t xml:space="preserve">r</m:t>
+              </m:r>
+            </m:e>
+            <m:sub>
+              <m:r>
+                <w:rPr>
+                  <w:rFonts w:ascii="Cambria Math" w:hAnsi="Cambria Math"/>
+                  <w:sz w:val="24"/>
+                  <w:szCs w:val="24"/>
+                </w:rPr>
+                <m:t xml:space="preserve">x</m:t>
+              </m:r>
+              <m:r>
+                <w:rPr>
+                  <w:rFonts w:ascii="Cambria Math" w:hAnsi="Cambria Math"/>
+                  <w:sz w:val="24"/>
+                  <w:szCs w:val="24"/>
+                </w:rPr>
+                <m:t xml:space="preserve">+</m:t>
+              </m:r>
+              <m:r>
+                <w:rPr>
+                  <w:rFonts w:ascii="Cambria Math" w:hAnsi="Cambria Math"/>
+                  <w:sz w:val="24"/>
+                  <w:szCs w:val="24"/>
+                </w:rPr>
+                <m:t xml:space="preserve">t</m:t>
+              </m:r>
+            </m:sub>
+          </m:sSub>
+          <m:r>
+            <w:rPr>
+              <w:rFonts w:ascii="Cambria Math" w:hAnsi="Cambria Math"/>
+              <w:sz w:val="24"/>
+              <w:szCs w:val="24"/>
+            </w:rPr>
+            <m:t xml:space="preserve">/</m:t>
+          </m:r>
+          <m:r>
+            <w:rPr>
+              <w:rFonts w:ascii="Cambria Math" w:hAnsi="Cambria Math"/>
+              <w:sz w:val="24"/>
+              <w:szCs w:val="24"/>
+            </w:rPr>
+            <m:t xml:space="preserve">2</m:t>
+          </m:r>
+          <m:r>
+            <w:rPr>
+              <w:rFonts w:ascii="Cambria Math" w:hAnsi="Cambria Math"/>
+              <w:sz w:val="24"/>
+              <w:szCs w:val="24"/>
+            </w:rPr>
+            <m:t xml:space="preserve"> )</m:t>
+          </m:r>
+        </m:oMath>
+      </m:oMathPara>
+    </w:p>
+    <w:p>
+      <w:pPr>
+        <w:pStyle w:val="Formula"/>
+      </w:pPr>
+      <m:oMathPara>
+        <m:oMathParaPr>
+          <m:jc m:val="left"/>
+        </m:oMathParaPr>
+        <m:oMath>
+          <m:sSub>
+            <m:e>
+              <m:r>
+                <w:rPr>
+                  <w:rFonts w:ascii="Cambria Math" w:hAnsi="Cambria Math"/>
+                  <w:sz w:val="24"/>
+                  <w:szCs w:val="24"/>
+                </w:rPr>
+                <m:t xml:space="preserve">l′</m:t>
+              </m:r>
+            </m:e>
+            <m:sub>
+              <m:r>
+                <w:rPr>
+                  <w:rFonts w:ascii="Cambria Math" w:hAnsi="Cambria Math"/>
+                  <w:sz w:val="24"/>
+                  <w:szCs w:val="24"/>
+                </w:rPr>
+                <m:t xml:space="preserve">x</m:t>
+              </m:r>
+              <m:r>
+                <w:rPr>
+                  <w:rFonts w:ascii="Cambria Math" w:hAnsi="Cambria Math"/>
+                  <w:sz w:val="24"/>
+                  <w:szCs w:val="24"/>
+                </w:rPr>
+                <m:t xml:space="preserve">+</m:t>
+              </m:r>
+              <m:r>
+                <w:rPr>
+                  <w:rFonts w:ascii="Cambria Math" w:hAnsi="Cambria Math"/>
+                  <w:sz w:val="24"/>
+                  <w:szCs w:val="24"/>
+                </w:rPr>
+                <m:t xml:space="preserve">t</m:t>
+              </m:r>
+            </m:sub>
+          </m:sSub>
+          <m:r>
+            <w:rPr>
+              <w:rFonts w:ascii="Cambria Math" w:hAnsi="Cambria Math"/>
+              <w:sz w:val="24"/>
+              <w:szCs w:val="24"/>
+            </w:rPr>
+            <m:t xml:space="preserve"> = </m:t>
+          </m:r>
+          <m:sSub>
+            <m:e>
+              <m:r>
+                <w:rPr>
+                  <w:rFonts w:ascii="Cambria Math" w:hAnsi="Cambria Math"/>
+                  <w:sz w:val="24"/>
+                  <w:szCs w:val="24"/>
+                </w:rPr>
+                <m:t xml:space="preserve">l</m:t>
+              </m:r>
+            </m:e>
+            <m:sub>
+              <m:r>
+                <w:rPr>
+                  <w:rFonts w:ascii="Cambria Math" w:hAnsi="Cambria Math"/>
+                  <w:sz w:val="24"/>
+                  <w:szCs w:val="24"/>
+                </w:rPr>
+                <m:t xml:space="preserve">x</m:t>
+              </m:r>
+              <m:r>
+                <w:rPr>
+                  <w:rFonts w:ascii="Cambria Math" w:hAnsi="Cambria Math"/>
+                  <w:sz w:val="24"/>
+                  <w:szCs w:val="24"/>
+                </w:rPr>
+                <m:t xml:space="preserve">+</m:t>
+              </m:r>
+              <m:r>
+                <w:rPr>
+                  <w:rFonts w:ascii="Cambria Math" w:hAnsi="Cambria Math"/>
+                  <w:sz w:val="24"/>
+                  <w:szCs w:val="24"/>
+                </w:rPr>
+                <m:t xml:space="preserve">t</m:t>
+              </m:r>
+            </m:sub>
+          </m:sSub>
+        </m:oMath>
+      </m:oMathPara>
+    </w:p>
+    <w:p>
+      <w:pPr>
+        <w:pStyle w:val="FormulaText"/>
+      </w:pPr>
       <w:r>
-        <w:t xml:space="preserve">l_x = l′_x = 100,000</w:t>
+        <w:t xml:space="preserve">급부 발생자</w:t>
       </w:r>
     </w:p>
     <w:p>
       <w:pPr>
         <w:pStyle w:val="Formula"/>
       </w:pPr>
+      <m:oMathPara>
+        <m:oMathParaPr>
+          <m:jc m:val="left"/>
+        </m:oMathParaPr>
+        <m:oMath>
+          <m:sSub>
+            <m:e>
+              <m:r>
+                <w:rPr>
+                  <w:rFonts w:ascii="Cambria Math" w:hAnsi="Cambria Math"/>
+                  <w:sz w:val="24"/>
+                  <w:szCs w:val="24"/>
+                </w:rPr>
+                <m:t xml:space="preserve">C</m:t>
+              </m:r>
+            </m:e>
+            <m:sub>
+              <m:r>
+                <w:rPr>
+                  <w:rFonts w:ascii="Cambria Math" w:hAnsi="Cambria Math"/>
+                  <w:sz w:val="24"/>
+                  <w:szCs w:val="24"/>
+                </w:rPr>
+                <m:t xml:space="preserve">x</m:t>
+              </m:r>
+              <m:r>
+                <w:rPr>
+                  <w:rFonts w:ascii="Cambria Math" w:hAnsi="Cambria Math"/>
+                  <w:sz w:val="24"/>
+                  <w:szCs w:val="24"/>
+                </w:rPr>
+                <m:t xml:space="preserve">+</m:t>
+              </m:r>
+              <m:r>
+                <w:rPr>
+                  <w:rFonts w:ascii="Cambria Math" w:hAnsi="Cambria Math"/>
+                  <w:sz w:val="24"/>
+                  <w:szCs w:val="24"/>
+                </w:rPr>
+                <m:t xml:space="preserve">t</m:t>
+              </m:r>
+            </m:sub>
+          </m:sSub>
+          <m:r>
+            <w:rPr>
+              <w:rFonts w:ascii="Cambria Math" w:hAnsi="Cambria Math"/>
+              <w:sz w:val="24"/>
+              <w:szCs w:val="24"/>
+            </w:rPr>
+            <m:t xml:space="preserve"> = </m:t>
+          </m:r>
+          <m:sSub>
+            <m:e>
+              <m:r>
+                <w:rPr>
+                  <w:rFonts w:ascii="Cambria Math" w:hAnsi="Cambria Math"/>
+                  <w:sz w:val="24"/>
+                  <w:szCs w:val="24"/>
+                </w:rPr>
+                <m:t xml:space="preserve">l</m:t>
+              </m:r>
+            </m:e>
+            <m:sub>
+              <m:r>
+                <w:rPr>
+                  <w:rFonts w:ascii="Cambria Math" w:hAnsi="Cambria Math"/>
+                  <w:sz w:val="24"/>
+                  <w:szCs w:val="24"/>
+                </w:rPr>
+                <m:t xml:space="preserve">x</m:t>
+              </m:r>
+              <m:r>
+                <w:rPr>
+                  <w:rFonts w:ascii="Cambria Math" w:hAnsi="Cambria Math"/>
+                  <w:sz w:val="24"/>
+                  <w:szCs w:val="24"/>
+                </w:rPr>
+                <m:t xml:space="preserve">+</m:t>
+              </m:r>
+              <m:r>
+                <w:rPr>
+                  <w:rFonts w:ascii="Cambria Math" w:hAnsi="Cambria Math"/>
+                  <w:sz w:val="24"/>
+                  <w:szCs w:val="24"/>
+                </w:rPr>
+                <m:t xml:space="preserve">t</m:t>
+              </m:r>
+            </m:sub>
+          </m:sSub>
+          <m:r>
+            <w:rPr>
+              <w:rFonts w:ascii="Cambria Math" w:hAnsi="Cambria Math"/>
+              <w:sz w:val="24"/>
+              <w:szCs w:val="24"/>
+            </w:rPr>
+            <m:t xml:space="preserve">·</m:t>
+          </m:r>
+          <m:sSub>
+            <m:e>
+              <m:r>
+                <w:rPr>
+                  <w:rFonts w:ascii="Cambria Math" w:hAnsi="Cambria Math"/>
+                  <w:sz w:val="24"/>
+                  <w:szCs w:val="24"/>
+                </w:rPr>
+                <m:t xml:space="preserve">r</m:t>
+              </m:r>
+            </m:e>
+            <m:sub>
+              <m:r>
+                <w:rPr>
+                  <w:rFonts w:ascii="Cambria Math" w:hAnsi="Cambria Math"/>
+                  <w:sz w:val="24"/>
+                  <w:szCs w:val="24"/>
+                </w:rPr>
+                <m:t xml:space="preserve">x</m:t>
+              </m:r>
+              <m:r>
+                <w:rPr>
+                  <w:rFonts w:ascii="Cambria Math" w:hAnsi="Cambria Math"/>
+                  <w:sz w:val="24"/>
+                  <w:szCs w:val="24"/>
+                </w:rPr>
+                <m:t xml:space="preserve">+</m:t>
+              </m:r>
+              <m:r>
+                <w:rPr>
+                  <w:rFonts w:ascii="Cambria Math" w:hAnsi="Cambria Math"/>
+                  <w:sz w:val="24"/>
+                  <w:szCs w:val="24"/>
+                </w:rPr>
+                <m:t xml:space="preserve">t</m:t>
+              </m:r>
+            </m:sub>
+          </m:sSub>
+          <m:r>
+            <w:rPr>
+              <w:rFonts w:ascii="Cambria Math" w:hAnsi="Cambria Math"/>
+              <w:sz w:val="24"/>
+              <w:szCs w:val="24"/>
+            </w:rPr>
+            <m:t xml:space="preserve">·</m:t>
+          </m:r>
+          <m:sSup>
+            <m:e>
+              <m:r>
+                <w:rPr>
+                  <w:rFonts w:ascii="Cambria Math" w:hAnsi="Cambria Math"/>
+                  <w:sz w:val="24"/>
+                  <w:szCs w:val="24"/>
+                </w:rPr>
+                <m:t xml:space="preserve">v</m:t>
+              </m:r>
+            </m:e>
+            <m:sup>
+              <m:r>
+                <w:rPr>
+                  <w:rFonts w:ascii="Cambria Math" w:hAnsi="Cambria Math"/>
+                  <w:sz w:val="24"/>
+                  <w:szCs w:val="24"/>
+                </w:rPr>
+                <m:t xml:space="preserve">t</m:t>
+              </m:r>
+              <m:r>
+                <w:rPr>
+                  <w:rFonts w:ascii="Cambria Math" w:hAnsi="Cambria Math"/>
+                  <w:sz w:val="24"/>
+                  <w:szCs w:val="24"/>
+                </w:rPr>
+                <m:t xml:space="preserve">+½</m:t>
+              </m:r>
+            </m:sup>
+          </m:sSup>
+        </m:oMath>
+      </m:oMathPara>
+    </w:p>
+    <w:p>
+      <w:pPr>
+        <w:pStyle w:val="Note"/>
+      </w:pPr>
       <w:r>
-        <w:t xml:space="preserve">유지자수  l_{x+t+1} = l_{x+t} × ( 1 − q_{x+t} − k_{x+t} + q_{x+t}·k_{x+t}/2 )</w:t>
+        <w:t xml:space="preserve">※ 진단 확정 시 지급하고 그 담보는 소멸한다. 납입자수는 탈퇴 사유로 유지자수와 똑같이 줄어든다 — 별도의 납입면제율을 곱하지 않는다.</w:t>
       </w:r>
     </w:p>
     <w:p>
       <w:pPr>
+        <w:pStyle w:val="FormulaLabel"/>
+      </w:pPr>
+      <w:r>
+        <w:t xml:space="preserve">[식] 유지자수의 현가 (D)</w:t>
+      </w:r>
+    </w:p>
+    <w:p>
+      <w:pPr>
         <w:pStyle w:val="Formula"/>
       </w:pPr>
+      <m:oMathPara>
+        <m:oMathParaPr>
+          <m:jc m:val="left"/>
+        </m:oMathParaPr>
+        <m:oMath>
+          <m:sSub>
+            <m:e>
+              <m:r>
+                <w:rPr>
+                  <w:rFonts w:ascii="Cambria Math" w:hAnsi="Cambria Math"/>
+                  <w:sz w:val="24"/>
+                  <w:szCs w:val="24"/>
+                </w:rPr>
+                <m:t xml:space="preserve">D</m:t>
+              </m:r>
+            </m:e>
+            <m:sub>
+              <m:r>
+                <w:rPr>
+                  <w:rFonts w:ascii="Cambria Math" w:hAnsi="Cambria Math"/>
+                  <w:sz w:val="24"/>
+                  <w:szCs w:val="24"/>
+                </w:rPr>
+                <m:t xml:space="preserve">x</m:t>
+              </m:r>
+              <m:r>
+                <w:rPr>
+                  <w:rFonts w:ascii="Cambria Math" w:hAnsi="Cambria Math"/>
+                  <w:sz w:val="24"/>
+                  <w:szCs w:val="24"/>
+                </w:rPr>
+                <m:t xml:space="preserve">+</m:t>
+              </m:r>
+              <m:r>
+                <w:rPr>
+                  <w:rFonts w:ascii="Cambria Math" w:hAnsi="Cambria Math"/>
+                  <w:sz w:val="24"/>
+                  <w:szCs w:val="24"/>
+                </w:rPr>
+                <m:t xml:space="preserve">t</m:t>
+              </m:r>
+            </m:sub>
+          </m:sSub>
+          <m:r>
+            <w:rPr>
+              <w:rFonts w:ascii="Cambria Math" w:hAnsi="Cambria Math"/>
+              <w:sz w:val="24"/>
+              <w:szCs w:val="24"/>
+            </w:rPr>
+            <m:t xml:space="preserve"> = </m:t>
+          </m:r>
+          <m:sSub>
+            <m:e>
+              <m:r>
+                <w:rPr>
+                  <w:rFonts w:ascii="Cambria Math" w:hAnsi="Cambria Math"/>
+                  <w:sz w:val="24"/>
+                  <w:szCs w:val="24"/>
+                </w:rPr>
+                <m:t xml:space="preserve">l</m:t>
+              </m:r>
+            </m:e>
+            <m:sub>
+              <m:r>
+                <w:rPr>
+                  <w:rFonts w:ascii="Cambria Math" w:hAnsi="Cambria Math"/>
+                  <w:sz w:val="24"/>
+                  <w:szCs w:val="24"/>
+                </w:rPr>
+                <m:t xml:space="preserve">x</m:t>
+              </m:r>
+              <m:r>
+                <w:rPr>
+                  <w:rFonts w:ascii="Cambria Math" w:hAnsi="Cambria Math"/>
+                  <w:sz w:val="24"/>
+                  <w:szCs w:val="24"/>
+                </w:rPr>
+                <m:t xml:space="preserve">+</m:t>
+              </m:r>
+              <m:r>
+                <w:rPr>
+                  <w:rFonts w:ascii="Cambria Math" w:hAnsi="Cambria Math"/>
+                  <w:sz w:val="24"/>
+                  <w:szCs w:val="24"/>
+                </w:rPr>
+                <m:t xml:space="preserve">t</m:t>
+              </m:r>
+            </m:sub>
+          </m:sSub>
+          <m:r>
+            <w:rPr>
+              <w:rFonts w:ascii="Cambria Math" w:hAnsi="Cambria Math"/>
+              <w:sz w:val="24"/>
+              <w:szCs w:val="24"/>
+            </w:rPr>
+            <m:t xml:space="preserve">·</m:t>
+          </m:r>
+          <m:sSup>
+            <m:e>
+              <m:r>
+                <w:rPr>
+                  <w:rFonts w:ascii="Cambria Math" w:hAnsi="Cambria Math"/>
+                  <w:sz w:val="24"/>
+                  <w:szCs w:val="24"/>
+                </w:rPr>
+                <m:t xml:space="preserve">v</m:t>
+              </m:r>
+            </m:e>
+            <m:sup>
+              <m:r>
+                <w:rPr>
+                  <w:rFonts w:ascii="Cambria Math" w:hAnsi="Cambria Math"/>
+                  <w:sz w:val="24"/>
+                  <w:szCs w:val="24"/>
+                </w:rPr>
+                <m:t xml:space="preserve">t</m:t>
+              </m:r>
+            </m:sup>
+          </m:sSup>
+        </m:oMath>
+      </m:oMathPara>
+    </w:p>
+    <w:p>
+      <w:pPr>
+        <w:pStyle w:val="FormulaLabel"/>
+      </w:pPr>
       <w:r>
-        <w:t xml:space="preserve">납입자수  l′_{x+t+1} = l′_{x+t} × ( 1 − q_{x+t} − k_{x+t} + q_{x+t}·k_{x+t}/2 )</w:t>
+        <w:t xml:space="preserve">[식] 납입자수의 현가 (D′)</w:t>
       </w:r>
     </w:p>
     <w:p>
       <w:pPr>
         <w:pStyle w:val="Formula"/>
       </w:pPr>
+      <m:oMathPara>
+        <m:oMathParaPr>
+          <m:jc m:val="left"/>
+        </m:oMathParaPr>
+        <m:oMath>
+          <m:sSub>
+            <m:e>
+              <m:r>
+                <w:rPr>
+                  <w:rFonts w:ascii="Cambria Math" w:hAnsi="Cambria Math"/>
+                  <w:sz w:val="24"/>
+                  <w:szCs w:val="24"/>
+                </w:rPr>
+                <m:t xml:space="preserve">D′</m:t>
+              </m:r>
+            </m:e>
+            <m:sub>
+              <m:r>
+                <w:rPr>
+                  <w:rFonts w:ascii="Cambria Math" w:hAnsi="Cambria Math"/>
+                  <w:sz w:val="24"/>
+                  <w:szCs w:val="24"/>
+                </w:rPr>
+                <m:t xml:space="preserve">x</m:t>
+              </m:r>
+              <m:r>
+                <w:rPr>
+                  <w:rFonts w:ascii="Cambria Math" w:hAnsi="Cambria Math"/>
+                  <w:sz w:val="24"/>
+                  <w:szCs w:val="24"/>
+                </w:rPr>
+                <m:t xml:space="preserve">+</m:t>
+              </m:r>
+              <m:r>
+                <w:rPr>
+                  <w:rFonts w:ascii="Cambria Math" w:hAnsi="Cambria Math"/>
+                  <w:sz w:val="24"/>
+                  <w:szCs w:val="24"/>
+                </w:rPr>
+                <m:t xml:space="preserve">t</m:t>
+              </m:r>
+            </m:sub>
+          </m:sSub>
+          <m:r>
+            <w:rPr>
+              <w:rFonts w:ascii="Cambria Math" w:hAnsi="Cambria Math"/>
+              <w:sz w:val="24"/>
+              <w:szCs w:val="24"/>
+            </w:rPr>
+            <m:t xml:space="preserve"> = </m:t>
+          </m:r>
+          <m:sSub>
+            <m:e>
+              <m:r>
+                <w:rPr>
+                  <w:rFonts w:ascii="Cambria Math" w:hAnsi="Cambria Math"/>
+                  <w:sz w:val="24"/>
+                  <w:szCs w:val="24"/>
+                </w:rPr>
+                <m:t xml:space="preserve">l′</m:t>
+              </m:r>
+            </m:e>
+            <m:sub>
+              <m:r>
+                <w:rPr>
+                  <w:rFonts w:ascii="Cambria Math" w:hAnsi="Cambria Math"/>
+                  <w:sz w:val="24"/>
+                  <w:szCs w:val="24"/>
+                </w:rPr>
+                <m:t xml:space="preserve">x</m:t>
+              </m:r>
+              <m:r>
+                <w:rPr>
+                  <w:rFonts w:ascii="Cambria Math" w:hAnsi="Cambria Math"/>
+                  <w:sz w:val="24"/>
+                  <w:szCs w:val="24"/>
+                </w:rPr>
+                <m:t xml:space="preserve">+</m:t>
+              </m:r>
+              <m:r>
+                <w:rPr>
+                  <w:rFonts w:ascii="Cambria Math" w:hAnsi="Cambria Math"/>
+                  <w:sz w:val="24"/>
+                  <w:szCs w:val="24"/>
+                </w:rPr>
+                <m:t xml:space="preserve">t</m:t>
+              </m:r>
+            </m:sub>
+          </m:sSub>
+          <m:r>
+            <w:rPr>
+              <w:rFonts w:ascii="Cambria Math" w:hAnsi="Cambria Math"/>
+              <w:sz w:val="24"/>
+              <w:szCs w:val="24"/>
+            </w:rPr>
+            <m:t xml:space="preserve">·</m:t>
+          </m:r>
+          <m:sSup>
+            <m:e>
+              <m:r>
+                <w:rPr>
+                  <w:rFonts w:ascii="Cambria Math" w:hAnsi="Cambria Math"/>
+                  <w:sz w:val="24"/>
+                  <w:szCs w:val="24"/>
+                </w:rPr>
+                <m:t xml:space="preserve">v</m:t>
+              </m:r>
+            </m:e>
+            <m:sup>
+              <m:r>
+                <w:rPr>
+                  <w:rFonts w:ascii="Cambria Math" w:hAnsi="Cambria Math"/>
+                  <w:sz w:val="24"/>
+                  <w:szCs w:val="24"/>
+                </w:rPr>
+                <m:t xml:space="preserve">t</m:t>
+              </m:r>
+            </m:sup>
+          </m:sSup>
+        </m:oMath>
+      </m:oMathPara>
+    </w:p>
+    <w:p>
+      <w:pPr>
+        <w:pStyle w:val="FormulaLabel"/>
+      </w:pPr>
       <w:r>
-        <w:t xml:space="preserve">→ l′_{x+t} = l_{x+t}</w:t>
+        <w:t xml:space="preserve">[식] 급부 발생자의 현가 (C)</w:t>
       </w:r>
     </w:p>
     <w:p>
       <w:pPr>
         <w:pStyle w:val="Formula"/>
       </w:pPr>
+      <m:oMathPara>
+        <m:oMathParaPr>
+          <m:jc m:val="left"/>
+        </m:oMathParaPr>
+        <m:oMath>
+          <m:sSub>
+            <m:e>
+              <m:r>
+                <w:rPr>
+                  <w:rFonts w:ascii="Cambria Math" w:hAnsi="Cambria Math"/>
+                  <w:sz w:val="24"/>
+                  <w:szCs w:val="24"/>
+                </w:rPr>
+                <m:t xml:space="preserve">C</m:t>
+              </m:r>
+            </m:e>
+            <m:sub>
+              <m:r>
+                <w:rPr>
+                  <w:rFonts w:ascii="Cambria Math" w:hAnsi="Cambria Math"/>
+                  <w:sz w:val="24"/>
+                  <w:szCs w:val="24"/>
+                </w:rPr>
+                <m:t xml:space="preserve">x</m:t>
+              </m:r>
+              <m:r>
+                <w:rPr>
+                  <w:rFonts w:ascii="Cambria Math" w:hAnsi="Cambria Math"/>
+                  <w:sz w:val="24"/>
+                  <w:szCs w:val="24"/>
+                </w:rPr>
+                <m:t xml:space="preserve">+</m:t>
+              </m:r>
+              <m:r>
+                <w:rPr>
+                  <w:rFonts w:ascii="Cambria Math" w:hAnsi="Cambria Math"/>
+                  <w:sz w:val="24"/>
+                  <w:szCs w:val="24"/>
+                </w:rPr>
+                <m:t xml:space="preserve">t</m:t>
+              </m:r>
+            </m:sub>
+          </m:sSub>
+          <m:r>
+            <w:rPr>
+              <w:rFonts w:ascii="Cambria Math" w:hAnsi="Cambria Math"/>
+              <w:sz w:val="24"/>
+              <w:szCs w:val="24"/>
+            </w:rPr>
+            <m:t xml:space="preserve"> = </m:t>
+          </m:r>
+          <m:sSub>
+            <m:e>
+              <m:r>
+                <w:rPr>
+                  <w:rFonts w:ascii="Cambria Math" w:hAnsi="Cambria Math"/>
+                  <w:sz w:val="24"/>
+                  <w:szCs w:val="24"/>
+                </w:rPr>
+                <m:t xml:space="preserve">l</m:t>
+              </m:r>
+            </m:e>
+            <m:sub>
+              <m:r>
+                <w:rPr>
+                  <w:rFonts w:ascii="Cambria Math" w:hAnsi="Cambria Math"/>
+                  <w:sz w:val="24"/>
+                  <w:szCs w:val="24"/>
+                </w:rPr>
+                <m:t xml:space="preserve">x</m:t>
+              </m:r>
+              <m:r>
+                <w:rPr>
+                  <w:rFonts w:ascii="Cambria Math" w:hAnsi="Cambria Math"/>
+                  <w:sz w:val="24"/>
+                  <w:szCs w:val="24"/>
+                </w:rPr>
+                <m:t xml:space="preserve">+</m:t>
+              </m:r>
+              <m:r>
+                <w:rPr>
+                  <w:rFonts w:ascii="Cambria Math" w:hAnsi="Cambria Math"/>
+                  <w:sz w:val="24"/>
+                  <w:szCs w:val="24"/>
+                </w:rPr>
+                <m:t xml:space="preserve">t</m:t>
+              </m:r>
+            </m:sub>
+          </m:sSub>
+          <m:r>
+            <w:rPr>
+              <w:rFonts w:ascii="Cambria Math" w:hAnsi="Cambria Math"/>
+              <w:sz w:val="24"/>
+              <w:szCs w:val="24"/>
+            </w:rPr>
+            <m:t xml:space="preserve">·</m:t>
+          </m:r>
+          <m:sSub>
+            <m:e>
+              <m:r>
+                <w:rPr>
+                  <w:rFonts w:ascii="Cambria Math" w:hAnsi="Cambria Math"/>
+                  <w:sz w:val="24"/>
+                  <w:szCs w:val="24"/>
+                </w:rPr>
+                <m:t xml:space="preserve">g</m:t>
+              </m:r>
+            </m:e>
+            <m:sub>
+              <m:r>
+                <w:rPr>
+                  <w:rFonts w:ascii="Cambria Math" w:hAnsi="Cambria Math"/>
+                  <w:sz w:val="24"/>
+                  <w:szCs w:val="24"/>
+                </w:rPr>
+                <m:t xml:space="preserve">x</m:t>
+              </m:r>
+              <m:r>
+                <w:rPr>
+                  <w:rFonts w:ascii="Cambria Math" w:hAnsi="Cambria Math"/>
+                  <w:sz w:val="24"/>
+                  <w:szCs w:val="24"/>
+                </w:rPr>
+                <m:t xml:space="preserve">+</m:t>
+              </m:r>
+              <m:r>
+                <w:rPr>
+                  <w:rFonts w:ascii="Cambria Math" w:hAnsi="Cambria Math"/>
+                  <w:sz w:val="24"/>
+                  <w:szCs w:val="24"/>
+                </w:rPr>
+                <m:t xml:space="preserve">t</m:t>
+              </m:r>
+            </m:sub>
+          </m:sSub>
+          <m:r>
+            <w:rPr>
+              <w:rFonts w:ascii="Cambria Math" w:hAnsi="Cambria Math"/>
+              <w:sz w:val="24"/>
+              <w:szCs w:val="24"/>
+            </w:rPr>
+            <m:t xml:space="preserve">·</m:t>
+          </m:r>
+          <m:sSup>
+            <m:e>
+              <m:r>
+                <w:rPr>
+                  <w:rFonts w:ascii="Cambria Math" w:hAnsi="Cambria Math"/>
+                  <w:sz w:val="24"/>
+                  <w:szCs w:val="24"/>
+                </w:rPr>
+                <m:t xml:space="preserve">v</m:t>
+              </m:r>
+            </m:e>
+            <m:sup>
+              <m:r>
+                <w:rPr>
+                  <w:rFonts w:ascii="Cambria Math" w:hAnsi="Cambria Math"/>
+                  <w:sz w:val="24"/>
+                  <w:szCs w:val="24"/>
+                </w:rPr>
+                <m:t xml:space="preserve">t</m:t>
+              </m:r>
+              <m:r>
+                <w:rPr>
+                  <w:rFonts w:ascii="Cambria Math" w:hAnsi="Cambria Math"/>
+                  <w:sz w:val="24"/>
+                  <w:szCs w:val="24"/>
+                </w:rPr>
+                <m:t xml:space="preserve">+½</m:t>
+              </m:r>
+            </m:sup>
+          </m:sSup>
+        </m:oMath>
+      </m:oMathPara>
+    </w:p>
+    <w:p>
+      <w:pPr>
+        <w:pStyle w:val="Note"/>
+      </w:pPr>
       <w:r>
-        <w:t xml:space="preserve">급부 발생자  C_{x+t} = l_{x+t}·k_{x+t}·v^{t+½}</w:t>
+        <w:t xml:space="preserve">※ g 는 담보별 식의 급부 발생률이다(사망형은 탈퇴율, 진단형은 그 발생률, 일당형은 연간 기대 지급일수). 급부는 연도 중앙에 발생한다고 본다.</w:t>
       </w:r>
     </w:p>
     <w:p>
       <w:pPr>
+        <w:pStyle w:val="FormulaLabel"/>
+      </w:pPr>
+      <w:r>
+        <w:t xml:space="preserve">[식] 유지자수 현가의 누계 (N)</w:t>
+      </w:r>
+    </w:p>
+    <w:p>
+      <w:pPr>
+        <w:pStyle w:val="Formula"/>
+      </w:pPr>
+      <m:oMathPara>
+        <m:oMathParaPr>
+          <m:jc m:val="left"/>
+        </m:oMathParaPr>
+        <m:oMath>
+          <m:sSub>
+            <m:e>
+              <m:r>
+                <w:rPr>
+                  <w:rFonts w:ascii="Cambria Math" w:hAnsi="Cambria Math"/>
+                  <w:sz w:val="24"/>
+                  <w:szCs w:val="24"/>
+                </w:rPr>
+                <m:t xml:space="preserve">N</m:t>
+              </m:r>
+            </m:e>
+            <m:sub>
+              <m:r>
+                <w:rPr>
+                  <w:rFonts w:ascii="Cambria Math" w:hAnsi="Cambria Math"/>
+                  <w:sz w:val="24"/>
+                  <w:szCs w:val="24"/>
+                </w:rPr>
+                <m:t xml:space="preserve">x</m:t>
+              </m:r>
+              <m:r>
+                <w:rPr>
+                  <w:rFonts w:ascii="Cambria Math" w:hAnsi="Cambria Math"/>
+                  <w:sz w:val="24"/>
+                  <w:szCs w:val="24"/>
+                </w:rPr>
+                <m:t xml:space="preserve">+</m:t>
+              </m:r>
+              <m:r>
+                <w:rPr>
+                  <w:rFonts w:ascii="Cambria Math" w:hAnsi="Cambria Math"/>
+                  <w:sz w:val="24"/>
+                  <w:szCs w:val="24"/>
+                </w:rPr>
+                <m:t xml:space="preserve">t</m:t>
+              </m:r>
+            </m:sub>
+          </m:sSub>
+          <m:r>
+            <w:rPr>
+              <w:rFonts w:ascii="Cambria Math" w:hAnsi="Cambria Math"/>
+              <w:sz w:val="24"/>
+              <w:szCs w:val="24"/>
+            </w:rPr>
+            <m:t xml:space="preserve"> = </m:t>
+          </m:r>
+          <m:sSub>
+            <m:e>
+              <m:r>
+                <w:rPr>
+                  <w:rFonts w:ascii="Cambria Math" w:hAnsi="Cambria Math"/>
+                  <w:sz w:val="24"/>
+                  <w:szCs w:val="24"/>
+                </w:rPr>
+                <m:t xml:space="preserve">Σ</m:t>
+              </m:r>
+            </m:e>
+            <m:sub>
+              <m:r>
+                <w:rPr>
+                  <w:rFonts w:ascii="Cambria Math" w:hAnsi="Cambria Math"/>
+                  <w:sz w:val="24"/>
+                  <w:szCs w:val="24"/>
+                </w:rPr>
+                <m:t xml:space="preserve">u</m:t>
+              </m:r>
+              <m:r>
+                <w:rPr>
+                  <w:rFonts w:ascii="Cambria Math" w:hAnsi="Cambria Math"/>
+                  <w:sz w:val="24"/>
+                  <w:szCs w:val="24"/>
+                </w:rPr>
+                <m:t xml:space="preserve">≥</m:t>
+              </m:r>
+              <m:r>
+                <w:rPr>
+                  <w:rFonts w:ascii="Cambria Math" w:hAnsi="Cambria Math"/>
+                  <w:sz w:val="24"/>
+                  <w:szCs w:val="24"/>
+                </w:rPr>
+                <m:t xml:space="preserve">t</m:t>
+              </m:r>
+            </m:sub>
+          </m:sSub>
+          <m:r>
+            <w:rPr>
+              <w:rFonts w:ascii="Cambria Math" w:hAnsi="Cambria Math"/>
+              <w:sz w:val="24"/>
+              <w:szCs w:val="24"/>
+            </w:rPr>
+            <m:t xml:space="preserve"> </m:t>
+          </m:r>
+          <m:sSub>
+            <m:e>
+              <m:r>
+                <w:rPr>
+                  <w:rFonts w:ascii="Cambria Math" w:hAnsi="Cambria Math"/>
+                  <w:sz w:val="24"/>
+                  <w:szCs w:val="24"/>
+                </w:rPr>
+                <m:t xml:space="preserve">D</m:t>
+              </m:r>
+            </m:e>
+            <m:sub>
+              <m:r>
+                <w:rPr>
+                  <w:rFonts w:ascii="Cambria Math" w:hAnsi="Cambria Math"/>
+                  <w:sz w:val="24"/>
+                  <w:szCs w:val="24"/>
+                </w:rPr>
+                <m:t xml:space="preserve">x</m:t>
+              </m:r>
+              <m:r>
+                <w:rPr>
+                  <w:rFonts w:ascii="Cambria Math" w:hAnsi="Cambria Math"/>
+                  <w:sz w:val="24"/>
+                  <w:szCs w:val="24"/>
+                </w:rPr>
+                <m:t xml:space="preserve">+</m:t>
+              </m:r>
+              <m:r>
+                <w:rPr>
+                  <w:rFonts w:ascii="Cambria Math" w:hAnsi="Cambria Math"/>
+                  <w:sz w:val="24"/>
+                  <w:szCs w:val="24"/>
+                </w:rPr>
+                <m:t xml:space="preserve">u</m:t>
+              </m:r>
+            </m:sub>
+          </m:sSub>
+        </m:oMath>
+      </m:oMathPara>
+    </w:p>
+    <w:p>
+      <w:pPr>
+        <w:pStyle w:val="FormulaLabel"/>
+      </w:pPr>
+      <w:r>
+        <w:t xml:space="preserve">[식] 납입자수 현가의 누계 (N′)</w:t>
+      </w:r>
+    </w:p>
+    <w:p>
+      <w:pPr>
+        <w:pStyle w:val="Formula"/>
+      </w:pPr>
+      <m:oMathPara>
+        <m:oMathParaPr>
+          <m:jc m:val="left"/>
+        </m:oMathParaPr>
+        <m:oMath>
+          <m:sSub>
+            <m:e>
+              <m:r>
+                <w:rPr>
+                  <w:rFonts w:ascii="Cambria Math" w:hAnsi="Cambria Math"/>
+                  <w:sz w:val="24"/>
+                  <w:szCs w:val="24"/>
+                </w:rPr>
+                <m:t xml:space="preserve">N′</m:t>
+              </m:r>
+            </m:e>
+            <m:sub>
+              <m:r>
+                <w:rPr>
+                  <w:rFonts w:ascii="Cambria Math" w:hAnsi="Cambria Math"/>
+                  <w:sz w:val="24"/>
+                  <w:szCs w:val="24"/>
+                </w:rPr>
+                <m:t xml:space="preserve">x</m:t>
+              </m:r>
+              <m:r>
+                <w:rPr>
+                  <w:rFonts w:ascii="Cambria Math" w:hAnsi="Cambria Math"/>
+                  <w:sz w:val="24"/>
+                  <w:szCs w:val="24"/>
+                </w:rPr>
+                <m:t xml:space="preserve">+</m:t>
+              </m:r>
+              <m:r>
+                <w:rPr>
+                  <w:rFonts w:ascii="Cambria Math" w:hAnsi="Cambria Math"/>
+                  <w:sz w:val="24"/>
+                  <w:szCs w:val="24"/>
+                </w:rPr>
+                <m:t xml:space="preserve">t</m:t>
+              </m:r>
+            </m:sub>
+          </m:sSub>
+          <m:r>
+            <w:rPr>
+              <w:rFonts w:ascii="Cambria Math" w:hAnsi="Cambria Math"/>
+              <w:sz w:val="24"/>
+              <w:szCs w:val="24"/>
+            </w:rPr>
+            <m:t xml:space="preserve"> = </m:t>
+          </m:r>
+          <m:sSub>
+            <m:e>
+              <m:r>
+                <w:rPr>
+                  <w:rFonts w:ascii="Cambria Math" w:hAnsi="Cambria Math"/>
+                  <w:sz w:val="24"/>
+                  <w:szCs w:val="24"/>
+                </w:rPr>
+                <m:t xml:space="preserve">Σ</m:t>
+              </m:r>
+            </m:e>
+            <m:sub>
+              <m:r>
+                <w:rPr>
+                  <w:rFonts w:ascii="Cambria Math" w:hAnsi="Cambria Math"/>
+                  <w:sz w:val="24"/>
+                  <w:szCs w:val="24"/>
+                </w:rPr>
+                <m:t xml:space="preserve">u</m:t>
+              </m:r>
+              <m:r>
+                <w:rPr>
+                  <w:rFonts w:ascii="Cambria Math" w:hAnsi="Cambria Math"/>
+                  <w:sz w:val="24"/>
+                  <w:szCs w:val="24"/>
+                </w:rPr>
+                <m:t xml:space="preserve">≥</m:t>
+              </m:r>
+              <m:r>
+                <w:rPr>
+                  <w:rFonts w:ascii="Cambria Math" w:hAnsi="Cambria Math"/>
+                  <w:sz w:val="24"/>
+                  <w:szCs w:val="24"/>
+                </w:rPr>
+                <m:t xml:space="preserve">t</m:t>
+              </m:r>
+            </m:sub>
+          </m:sSub>
+          <m:r>
+            <w:rPr>
+              <w:rFonts w:ascii="Cambria Math" w:hAnsi="Cambria Math"/>
+              <w:sz w:val="24"/>
+              <w:szCs w:val="24"/>
+            </w:rPr>
+            <m:t xml:space="preserve"> </m:t>
+          </m:r>
+          <m:sSub>
+            <m:e>
+              <m:r>
+                <w:rPr>
+                  <w:rFonts w:ascii="Cambria Math" w:hAnsi="Cambria Math"/>
+                  <w:sz w:val="24"/>
+                  <w:szCs w:val="24"/>
+                </w:rPr>
+                <m:t xml:space="preserve">D′</m:t>
+              </m:r>
+            </m:e>
+            <m:sub>
+              <m:r>
+                <w:rPr>
+                  <w:rFonts w:ascii="Cambria Math" w:hAnsi="Cambria Math"/>
+                  <w:sz w:val="24"/>
+                  <w:szCs w:val="24"/>
+                </w:rPr>
+                <m:t xml:space="preserve">x</m:t>
+              </m:r>
+              <m:r>
+                <w:rPr>
+                  <w:rFonts w:ascii="Cambria Math" w:hAnsi="Cambria Math"/>
+                  <w:sz w:val="24"/>
+                  <w:szCs w:val="24"/>
+                </w:rPr>
+                <m:t xml:space="preserve">+</m:t>
+              </m:r>
+              <m:r>
+                <w:rPr>
+                  <w:rFonts w:ascii="Cambria Math" w:hAnsi="Cambria Math"/>
+                  <w:sz w:val="24"/>
+                  <w:szCs w:val="24"/>
+                </w:rPr>
+                <m:t xml:space="preserve">u</m:t>
+              </m:r>
+            </m:sub>
+          </m:sSub>
+        </m:oMath>
+      </m:oMathPara>
+    </w:p>
+    <w:p>
+      <w:pPr>
+        <w:pStyle w:val="Heading1"/>
+      </w:pPr>
+      <w:r>
+        <w:t xml:space="preserve">5. 보험료의 계산</w:t>
+      </w:r>
+    </w:p>
+    <w:p>
+      <w:pPr>
+        <w:pStyle w:val="FormulaLabel"/>
+      </w:pPr>
+      <w:r>
+        <w:t xml:space="preserve">[식] 급부 현가 (PVB)</w:t>
+      </w:r>
+    </w:p>
+    <w:p>
+      <w:pPr>
+        <w:pStyle w:val="Formula"/>
+      </w:pPr>
+      <m:oMathPara>
+        <m:oMathParaPr>
+          <m:jc m:val="left"/>
+        </m:oMathParaPr>
+        <m:oMath>
+          <m:r>
+            <m:rPr>
+              <m:nor/>
+            </m:rPr>
+            <w:rPr>
+              <w:rFonts w:ascii="Cambria Math" w:hAnsi="Cambria Math"/>
+              <w:sz w:val="24"/>
+              <w:szCs w:val="24"/>
+            </w:rPr>
+            <m:t xml:space="preserve">PVB</m:t>
+          </m:r>
+          <m:r>
+            <w:rPr>
+              <w:rFonts w:ascii="Cambria Math" w:hAnsi="Cambria Math"/>
+              <w:sz w:val="24"/>
+              <w:szCs w:val="24"/>
+            </w:rPr>
+            <m:t xml:space="preserve"> = </m:t>
+          </m:r>
+          <m:sSubSup>
+            <m:e>
+              <m:r>
+                <w:rPr>
+                  <w:rFonts w:ascii="Cambria Math" w:hAnsi="Cambria Math"/>
+                  <w:sz w:val="24"/>
+                  <w:szCs w:val="24"/>
+                </w:rPr>
+                <m:t xml:space="preserve">Σ</m:t>
+              </m:r>
+            </m:e>
+            <m:sub>
+              <m:r>
+                <w:rPr>
+                  <w:rFonts w:ascii="Cambria Math" w:hAnsi="Cambria Math"/>
+                  <w:sz w:val="24"/>
+                  <w:szCs w:val="24"/>
+                </w:rPr>
+                <m:t xml:space="preserve">t</m:t>
+              </m:r>
+              <m:r>
+                <w:rPr>
+                  <w:rFonts w:ascii="Cambria Math" w:hAnsi="Cambria Math"/>
+                  <w:sz w:val="24"/>
+                  <w:szCs w:val="24"/>
+                </w:rPr>
+                <m:t xml:space="preserve">=</m:t>
+              </m:r>
+              <m:r>
+                <w:rPr>
+                  <w:rFonts w:ascii="Cambria Math" w:hAnsi="Cambria Math"/>
+                  <w:sz w:val="24"/>
+                  <w:szCs w:val="24"/>
+                </w:rPr>
+                <m:t xml:space="preserve">0</m:t>
+              </m:r>
+            </m:sub>
+            <m:sup>
+              <m:r>
+                <w:rPr>
+                  <w:rFonts w:ascii="Cambria Math" w:hAnsi="Cambria Math"/>
+                  <w:sz w:val="24"/>
+                  <w:szCs w:val="24"/>
+                </w:rPr>
+                <m:t xml:space="preserve">n</m:t>
+              </m:r>
+              <m:r>
+                <w:rPr>
+                  <w:rFonts w:ascii="Cambria Math" w:hAnsi="Cambria Math"/>
+                  <w:sz w:val="24"/>
+                  <w:szCs w:val="24"/>
+                </w:rPr>
+                <m:t xml:space="preserve">−</m:t>
+              </m:r>
+              <m:r>
+                <w:rPr>
+                  <w:rFonts w:ascii="Cambria Math" w:hAnsi="Cambria Math"/>
+                  <w:sz w:val="24"/>
+                  <w:szCs w:val="24"/>
+                </w:rPr>
+                <m:t xml:space="preserve">1</m:t>
+              </m:r>
+            </m:sup>
+          </m:sSubSup>
+          <m:r>
+            <w:rPr>
+              <w:rFonts w:ascii="Cambria Math" w:hAnsi="Cambria Math"/>
+              <w:sz w:val="24"/>
+              <w:szCs w:val="24"/>
+            </w:rPr>
+            <m:t xml:space="preserve"> </m:t>
+          </m:r>
+          <m:sSub>
+            <m:e>
+              <m:r>
+                <w:rPr>
+                  <w:rFonts w:ascii="Cambria Math" w:hAnsi="Cambria Math"/>
+                  <w:sz w:val="24"/>
+                  <w:szCs w:val="24"/>
+                </w:rPr>
+                <m:t xml:space="preserve">S</m:t>
+              </m:r>
+            </m:e>
+            <m:sub>
+              <m:r>
+                <w:rPr>
+                  <w:rFonts w:ascii="Cambria Math" w:hAnsi="Cambria Math"/>
+                  <w:sz w:val="24"/>
+                  <w:szCs w:val="24"/>
+                </w:rPr>
+                <m:t xml:space="preserve">t</m:t>
+              </m:r>
+            </m:sub>
+          </m:sSub>
+          <m:r>
+            <w:rPr>
+              <w:rFonts w:ascii="Cambria Math" w:hAnsi="Cambria Math"/>
+              <w:sz w:val="24"/>
+              <w:szCs w:val="24"/>
+            </w:rPr>
+            <m:t xml:space="preserve">·</m:t>
+          </m:r>
+          <m:sSub>
+            <m:e>
+              <m:r>
+                <w:rPr>
+                  <w:rFonts w:ascii="Cambria Math" w:hAnsi="Cambria Math"/>
+                  <w:sz w:val="24"/>
+                  <w:szCs w:val="24"/>
+                </w:rPr>
+                <m:t xml:space="preserve">C</m:t>
+              </m:r>
+            </m:e>
+            <m:sub>
+              <m:r>
+                <w:rPr>
+                  <w:rFonts w:ascii="Cambria Math" w:hAnsi="Cambria Math"/>
+                  <w:sz w:val="24"/>
+                  <w:szCs w:val="24"/>
+                </w:rPr>
+                <m:t xml:space="preserve">x</m:t>
+              </m:r>
+              <m:r>
+                <w:rPr>
+                  <w:rFonts w:ascii="Cambria Math" w:hAnsi="Cambria Math"/>
+                  <w:sz w:val="24"/>
+                  <w:szCs w:val="24"/>
+                </w:rPr>
+                <m:t xml:space="preserve">+</m:t>
+              </m:r>
+              <m:r>
+                <w:rPr>
+                  <w:rFonts w:ascii="Cambria Math" w:hAnsi="Cambria Math"/>
+                  <w:sz w:val="24"/>
+                  <w:szCs w:val="24"/>
+                </w:rPr>
+                <m:t xml:space="preserve">t</m:t>
+              </m:r>
+            </m:sub>
+          </m:sSub>
+          <m:r>
+            <w:rPr>
+              <w:rFonts w:ascii="Cambria Math" w:hAnsi="Cambria Math"/>
+              <w:sz w:val="24"/>
+              <w:szCs w:val="24"/>
+            </w:rPr>
+            <m:t xml:space="preserve"> + </m:t>
+          </m:r>
+          <m:sSubSup>
+            <m:e>
+              <m:r>
+                <w:rPr>
+                  <w:rFonts w:ascii="Cambria Math" w:hAnsi="Cambria Math"/>
+                  <w:sz w:val="24"/>
+                  <w:szCs w:val="24"/>
+                </w:rPr>
+                <m:t xml:space="preserve">Σ</m:t>
+              </m:r>
+            </m:e>
+            <m:sub>
+              <m:r>
+                <w:rPr>
+                  <w:rFonts w:ascii="Cambria Math" w:hAnsi="Cambria Math"/>
+                  <w:sz w:val="24"/>
+                  <w:szCs w:val="24"/>
+                </w:rPr>
+                <m:t xml:space="preserve">t</m:t>
+              </m:r>
+              <m:r>
+                <w:rPr>
+                  <w:rFonts w:ascii="Cambria Math" w:hAnsi="Cambria Math"/>
+                  <w:sz w:val="24"/>
+                  <w:szCs w:val="24"/>
+                </w:rPr>
+                <m:t xml:space="preserve">=</m:t>
+              </m:r>
+              <m:r>
+                <w:rPr>
+                  <w:rFonts w:ascii="Cambria Math" w:hAnsi="Cambria Math"/>
+                  <w:sz w:val="24"/>
+                  <w:szCs w:val="24"/>
+                </w:rPr>
+                <m:t xml:space="preserve">0</m:t>
+              </m:r>
+            </m:sub>
+            <m:sup>
+              <m:r>
+                <w:rPr>
+                  <w:rFonts w:ascii="Cambria Math" w:hAnsi="Cambria Math"/>
+                  <w:sz w:val="24"/>
+                  <w:szCs w:val="24"/>
+                </w:rPr>
+                <m:t xml:space="preserve">n</m:t>
+              </m:r>
+            </m:sup>
+          </m:sSubSup>
+          <m:r>
+            <w:rPr>
+              <w:rFonts w:ascii="Cambria Math" w:hAnsi="Cambria Math"/>
+              <w:sz w:val="24"/>
+              <w:szCs w:val="24"/>
+            </w:rPr>
+            <m:t xml:space="preserve"> </m:t>
+          </m:r>
+          <m:sSub>
+            <m:e>
+              <m:r>
+                <w:rPr>
+                  <w:rFonts w:ascii="Cambria Math" w:hAnsi="Cambria Math"/>
+                  <w:sz w:val="24"/>
+                  <w:szCs w:val="24"/>
+                </w:rPr>
+                <m:t xml:space="preserve">C</m:t>
+              </m:r>
+            </m:e>
+            <m:sub>
+              <m:r>
+                <w:rPr>
+                  <w:rFonts w:ascii="Cambria Math" w:hAnsi="Cambria Math"/>
+                  <w:sz w:val="24"/>
+                  <w:szCs w:val="24"/>
+                </w:rPr>
+                <m:t xml:space="preserve">t</m:t>
+              </m:r>
+            </m:sub>
+          </m:sSub>
+          <m:r>
+            <w:rPr>
+              <w:rFonts w:ascii="Cambria Math" w:hAnsi="Cambria Math"/>
+              <w:sz w:val="24"/>
+              <w:szCs w:val="24"/>
+            </w:rPr>
+            <m:t xml:space="preserve">·</m:t>
+          </m:r>
+          <m:sSub>
+            <m:e>
+              <m:r>
+                <w:rPr>
+                  <w:rFonts w:ascii="Cambria Math" w:hAnsi="Cambria Math"/>
+                  <w:sz w:val="24"/>
+                  <w:szCs w:val="24"/>
+                </w:rPr>
+                <m:t xml:space="preserve">D</m:t>
+              </m:r>
+            </m:e>
+            <m:sub>
+              <m:r>
+                <w:rPr>
+                  <w:rFonts w:ascii="Cambria Math" w:hAnsi="Cambria Math"/>
+                  <w:sz w:val="24"/>
+                  <w:szCs w:val="24"/>
+                </w:rPr>
+                <m:t xml:space="preserve">x</m:t>
+              </m:r>
+              <m:r>
+                <w:rPr>
+                  <w:rFonts w:ascii="Cambria Math" w:hAnsi="Cambria Math"/>
+                  <w:sz w:val="24"/>
+                  <w:szCs w:val="24"/>
+                </w:rPr>
+                <m:t xml:space="preserve">+</m:t>
+              </m:r>
+              <m:r>
+                <w:rPr>
+                  <w:rFonts w:ascii="Cambria Math" w:hAnsi="Cambria Math"/>
+                  <w:sz w:val="24"/>
+                  <w:szCs w:val="24"/>
+                </w:rPr>
+                <m:t xml:space="preserve">t</m:t>
+              </m:r>
+            </m:sub>
+          </m:sSub>
+        </m:oMath>
+      </m:oMathPara>
+    </w:p>
+    <w:p>
+      <w:pPr>
         <w:pStyle w:val="Note"/>
       </w:pPr>
       <w:r>
-        <w:t xml:space="preserve">※ 진단 확정 시 지급하고 그 담보는 소멸한다. 납입자수 l′ 는 탈퇴 사유로 유지자수와 똑같이 줄어든다 — 별도의 납입면제율을 곱하지 않는다.</w:t>
+        <w:t xml:space="preserve">※ S 는 연도별 보장금액(연령 구간 배수 반영), 생존급부는 그 시점의 유지자수 현가로 곱한다.</w:t>
       </w:r>
     </w:p>
     <w:p>
@@ -2018,120 +4424,550 @@
         <w:pStyle w:val="FormulaLabel"/>
       </w:pPr>
       <w:r>
-        <w:t xml:space="preserve">[식] 계산기수</w:t>
+        <w:t xml:space="preserve">[식] 연납 환산 납입기수 (N*)</w:t>
       </w:r>
     </w:p>
     <w:p>
       <w:pPr>
         <w:pStyle w:val="Formula"/>
       </w:pPr>
+      <m:oMathPara>
+        <m:oMathParaPr>
+          <m:jc m:val="left"/>
+        </m:oMathParaPr>
+        <m:oMath>
+          <m:r>
+            <w:rPr>
+              <w:rFonts w:ascii="Cambria Math" w:hAnsi="Cambria Math"/>
+              <w:sz w:val="24"/>
+              <w:szCs w:val="24"/>
+            </w:rPr>
+            <m:t xml:space="preserve">N*</m:t>
+          </m:r>
+          <m:r>
+            <w:rPr>
+              <w:rFonts w:ascii="Cambria Math" w:hAnsi="Cambria Math"/>
+              <w:sz w:val="24"/>
+              <w:szCs w:val="24"/>
+            </w:rPr>
+            <m:t xml:space="preserve"> = </m:t>
+          </m:r>
+          <m:r>
+            <w:rPr>
+              <w:rFonts w:ascii="Cambria Math" w:hAnsi="Cambria Math"/>
+              <w:sz w:val="24"/>
+              <w:szCs w:val="24"/>
+            </w:rPr>
+            <m:t xml:space="preserve">k</m:t>
+          </m:r>
+          <m:r>
+            <w:rPr>
+              <w:rFonts w:ascii="Cambria Math" w:hAnsi="Cambria Math"/>
+              <w:sz w:val="24"/>
+              <w:szCs w:val="24"/>
+            </w:rPr>
+            <m:t xml:space="preserve"> · [ ( </m:t>
+          </m:r>
+          <m:sSub>
+            <m:e>
+              <m:r>
+                <w:rPr>
+                  <w:rFonts w:ascii="Cambria Math" w:hAnsi="Cambria Math"/>
+                  <w:sz w:val="24"/>
+                  <w:szCs w:val="24"/>
+                </w:rPr>
+                <m:t xml:space="preserve">N′</m:t>
+              </m:r>
+            </m:e>
+            <m:sub>
+              <m:r>
+                <w:rPr>
+                  <w:rFonts w:ascii="Cambria Math" w:hAnsi="Cambria Math"/>
+                  <w:sz w:val="24"/>
+                  <w:szCs w:val="24"/>
+                </w:rPr>
+                <m:t xml:space="preserve">x</m:t>
+              </m:r>
+            </m:sub>
+          </m:sSub>
+          <m:r>
+            <w:rPr>
+              <w:rFonts w:ascii="Cambria Math" w:hAnsi="Cambria Math"/>
+              <w:sz w:val="24"/>
+              <w:szCs w:val="24"/>
+            </w:rPr>
+            <m:t xml:space="preserve"> − </m:t>
+          </m:r>
+          <m:sSub>
+            <m:e>
+              <m:r>
+                <w:rPr>
+                  <w:rFonts w:ascii="Cambria Math" w:hAnsi="Cambria Math"/>
+                  <w:sz w:val="24"/>
+                  <w:szCs w:val="24"/>
+                </w:rPr>
+                <m:t xml:space="preserve">N′</m:t>
+              </m:r>
+            </m:e>
+            <m:sub>
+              <m:r>
+                <w:rPr>
+                  <w:rFonts w:ascii="Cambria Math" w:hAnsi="Cambria Math"/>
+                  <w:sz w:val="24"/>
+                  <w:szCs w:val="24"/>
+                </w:rPr>
+                <m:t xml:space="preserve">x</m:t>
+              </m:r>
+              <m:r>
+                <w:rPr>
+                  <w:rFonts w:ascii="Cambria Math" w:hAnsi="Cambria Math"/>
+                  <w:sz w:val="24"/>
+                  <w:szCs w:val="24"/>
+                </w:rPr>
+                <m:t xml:space="preserve">+</m:t>
+              </m:r>
+              <m:r>
+                <w:rPr>
+                  <w:rFonts w:ascii="Cambria Math" w:hAnsi="Cambria Math"/>
+                  <w:sz w:val="24"/>
+                  <w:szCs w:val="24"/>
+                </w:rPr>
+                <m:t xml:space="preserve">m</m:t>
+              </m:r>
+            </m:sub>
+          </m:sSub>
+          <m:r>
+            <w:rPr>
+              <w:rFonts w:ascii="Cambria Math" w:hAnsi="Cambria Math"/>
+              <w:sz w:val="24"/>
+              <w:szCs w:val="24"/>
+            </w:rPr>
+            <m:t xml:space="preserve"> )</m:t>
+          </m:r>
+        </m:oMath>
+      </m:oMathPara>
+    </w:p>
+    <w:p>
+      <w:pPr>
+        <w:pStyle w:val="Formula"/>
+      </w:pPr>
+      <m:oMathPara>
+        <m:oMathParaPr>
+          <m:jc m:val="left"/>
+        </m:oMathParaPr>
+        <m:oMath>
+          <m:r>
+            <w:rPr>
+              <w:rFonts w:ascii="Cambria Math" w:hAnsi="Cambria Math"/>
+              <w:sz w:val="24"/>
+              <w:szCs w:val="24"/>
+            </w:rPr>
+            <m:t xml:space="preserve">− ( </m:t>
+          </m:r>
+          <m:r>
+            <w:rPr>
+              <w:rFonts w:ascii="Cambria Math" w:hAnsi="Cambria Math"/>
+              <w:sz w:val="24"/>
+              <w:szCs w:val="24"/>
+            </w:rPr>
+            <m:t xml:space="preserve">k</m:t>
+          </m:r>
+          <m:r>
+            <w:rPr>
+              <w:rFonts w:ascii="Cambria Math" w:hAnsi="Cambria Math"/>
+              <w:sz w:val="24"/>
+              <w:szCs w:val="24"/>
+            </w:rPr>
+            <m:t xml:space="preserve">−</m:t>
+          </m:r>
+          <m:r>
+            <w:rPr>
+              <w:rFonts w:ascii="Cambria Math" w:hAnsi="Cambria Math"/>
+              <w:sz w:val="24"/>
+              <w:szCs w:val="24"/>
+            </w:rPr>
+            <m:t xml:space="preserve">1</m:t>
+          </m:r>
+          <m:r>
+            <w:rPr>
+              <w:rFonts w:ascii="Cambria Math" w:hAnsi="Cambria Math"/>
+              <w:sz w:val="24"/>
+              <w:szCs w:val="24"/>
+            </w:rPr>
+            <m:t xml:space="preserve"> )/( </m:t>
+          </m:r>
+          <m:r>
+            <w:rPr>
+              <w:rFonts w:ascii="Cambria Math" w:hAnsi="Cambria Math"/>
+              <w:sz w:val="24"/>
+              <w:szCs w:val="24"/>
+            </w:rPr>
+            <m:t xml:space="preserve">2</m:t>
+          </m:r>
+          <m:r>
+            <w:rPr>
+              <w:rFonts w:ascii="Cambria Math" w:hAnsi="Cambria Math"/>
+              <w:sz w:val="24"/>
+              <w:szCs w:val="24"/>
+            </w:rPr>
+            <m:t xml:space="preserve">·</m:t>
+          </m:r>
+          <m:r>
+            <w:rPr>
+              <w:rFonts w:ascii="Cambria Math" w:hAnsi="Cambria Math"/>
+              <w:sz w:val="24"/>
+              <w:szCs w:val="24"/>
+            </w:rPr>
+            <m:t xml:space="preserve">k</m:t>
+          </m:r>
+          <m:r>
+            <w:rPr>
+              <w:rFonts w:ascii="Cambria Math" w:hAnsi="Cambria Math"/>
+              <w:sz w:val="24"/>
+              <w:szCs w:val="24"/>
+            </w:rPr>
+            <m:t xml:space="preserve"> )·( </m:t>
+          </m:r>
+          <m:sSub>
+            <m:e>
+              <m:r>
+                <w:rPr>
+                  <w:rFonts w:ascii="Cambria Math" w:hAnsi="Cambria Math"/>
+                  <w:sz w:val="24"/>
+                  <w:szCs w:val="24"/>
+                </w:rPr>
+                <m:t xml:space="preserve">D′</m:t>
+              </m:r>
+            </m:e>
+            <m:sub>
+              <m:r>
+                <w:rPr>
+                  <w:rFonts w:ascii="Cambria Math" w:hAnsi="Cambria Math"/>
+                  <w:sz w:val="24"/>
+                  <w:szCs w:val="24"/>
+                </w:rPr>
+                <m:t xml:space="preserve">x</m:t>
+              </m:r>
+            </m:sub>
+          </m:sSub>
+          <m:r>
+            <w:rPr>
+              <w:rFonts w:ascii="Cambria Math" w:hAnsi="Cambria Math"/>
+              <w:sz w:val="24"/>
+              <w:szCs w:val="24"/>
+            </w:rPr>
+            <m:t xml:space="preserve"> − </m:t>
+          </m:r>
+          <m:sSub>
+            <m:e>
+              <m:r>
+                <w:rPr>
+                  <w:rFonts w:ascii="Cambria Math" w:hAnsi="Cambria Math"/>
+                  <w:sz w:val="24"/>
+                  <w:szCs w:val="24"/>
+                </w:rPr>
+                <m:t xml:space="preserve">D′</m:t>
+              </m:r>
+            </m:e>
+            <m:sub>
+              <m:r>
+                <w:rPr>
+                  <w:rFonts w:ascii="Cambria Math" w:hAnsi="Cambria Math"/>
+                  <w:sz w:val="24"/>
+                  <w:szCs w:val="24"/>
+                </w:rPr>
+                <m:t xml:space="preserve">x</m:t>
+              </m:r>
+              <m:r>
+                <w:rPr>
+                  <w:rFonts w:ascii="Cambria Math" w:hAnsi="Cambria Math"/>
+                  <w:sz w:val="24"/>
+                  <w:szCs w:val="24"/>
+                </w:rPr>
+                <m:t xml:space="preserve">+</m:t>
+              </m:r>
+              <m:r>
+                <w:rPr>
+                  <w:rFonts w:ascii="Cambria Math" w:hAnsi="Cambria Math"/>
+                  <w:sz w:val="24"/>
+                  <w:szCs w:val="24"/>
+                </w:rPr>
+                <m:t xml:space="preserve">m</m:t>
+              </m:r>
+            </m:sub>
+          </m:sSub>
+          <m:r>
+            <w:rPr>
+              <w:rFonts w:ascii="Cambria Math" w:hAnsi="Cambria Math"/>
+              <w:sz w:val="24"/>
+              <w:szCs w:val="24"/>
+            </w:rPr>
+            <m:t xml:space="preserve"> ) ]</m:t>
+          </m:r>
+        </m:oMath>
+      </m:oMathPara>
+    </w:p>
+    <w:p>
+      <w:pPr>
+        <w:pStyle w:val="Note"/>
+      </w:pPr>
       <w:r>
-        <w:t xml:space="preserve">D_{x+t} = l_{x+t}·v^t</w:t>
+        <w:t xml:space="preserve">※ k 는 납입주기별 계수(연납 1, 6개월납 2, 3개월납 4, 월납 12)이다.</w:t>
       </w:r>
     </w:p>
     <w:p>
       <w:pPr>
+        <w:pStyle w:val="FormulaLabel"/>
+      </w:pPr>
+      <w:r>
+        <w:t xml:space="preserve">[식] 순보험료 (P)</w:t>
+      </w:r>
+    </w:p>
+    <w:p>
+      <w:pPr>
         <w:pStyle w:val="Formula"/>
       </w:pPr>
+      <m:oMathPara>
+        <m:oMathParaPr>
+          <m:jc m:val="left"/>
+        </m:oMathParaPr>
+        <m:oMath>
+          <m:r>
+            <w:rPr>
+              <w:rFonts w:ascii="Cambria Math" w:hAnsi="Cambria Math"/>
+              <w:sz w:val="24"/>
+              <w:szCs w:val="24"/>
+            </w:rPr>
+            <m:t xml:space="preserve">P</m:t>
+          </m:r>
+          <m:r>
+            <w:rPr>
+              <w:rFonts w:ascii="Cambria Math" w:hAnsi="Cambria Math"/>
+              <w:sz w:val="24"/>
+              <w:szCs w:val="24"/>
+            </w:rPr>
+            <m:t xml:space="preserve"> = </m:t>
+          </m:r>
+          <m:r>
+            <m:rPr>
+              <m:nor/>
+            </m:rPr>
+            <w:rPr>
+              <w:rFonts w:ascii="Cambria Math" w:hAnsi="Cambria Math"/>
+              <w:sz w:val="24"/>
+              <w:szCs w:val="24"/>
+            </w:rPr>
+            <m:t xml:space="preserve">PVB</m:t>
+          </m:r>
+          <m:r>
+            <w:rPr>
+              <w:rFonts w:ascii="Cambria Math" w:hAnsi="Cambria Math"/>
+              <w:sz w:val="24"/>
+              <w:szCs w:val="24"/>
+            </w:rPr>
+            <m:t xml:space="preserve"> / </m:t>
+          </m:r>
+          <m:r>
+            <w:rPr>
+              <w:rFonts w:ascii="Cambria Math" w:hAnsi="Cambria Math"/>
+              <w:sz w:val="24"/>
+              <w:szCs w:val="24"/>
+            </w:rPr>
+            <m:t xml:space="preserve">N*</m:t>
+          </m:r>
+        </m:oMath>
+      </m:oMathPara>
+    </w:p>
+    <w:p>
+      <w:pPr>
+        <w:pStyle w:val="FormulaLabel"/>
+      </w:pPr>
       <w:r>
-        <w:t xml:space="preserve">D′_{x+t} = l′_{x+t}·v^t</w:t>
+        <w:t xml:space="preserve">[식] 기준연납순보험료</w:t>
       </w:r>
     </w:p>
     <w:p>
       <w:pPr>
         <w:pStyle w:val="Formula"/>
       </w:pPr>
-      <w:r>
-        <w:t xml:space="preserve">C_{x+t} = l_{x+t}·g_{x+t}·( 1 − w_{x+t}/2 )·v^{t+½}</w:t>
-      </w:r>
-    </w:p>
-    <w:p>
-      <w:pPr>
-        <w:pStyle w:val="Formula"/>
-      </w:pPr>
-      <w:r>
-        <w:t xml:space="preserve">W_{x+t} = l_{x+t}·w_{x+t}·v^{t+½}</w:t>
-      </w:r>
-    </w:p>
-    <w:p>
-      <w:pPr>
-        <w:pStyle w:val="Formula"/>
-      </w:pPr>
-      <w:r>
-        <w:t xml:space="preserve">N_{x+t} = Σ_{u≥t} D_{x+u}</w:t>
-      </w:r>
-    </w:p>
-    <w:p>
-      <w:pPr>
-        <w:pStyle w:val="Formula"/>
-      </w:pPr>
-      <w:r>
-        <w:t xml:space="preserve">N′_{x+t} = Σ_{u≥t} D′_{x+u}</w:t>
-      </w:r>
-    </w:p>
-    <w:p>
-      <w:pPr>
-        <w:pStyle w:val="Note"/>
-      </w:pPr>
-      <w:r>
-        <w:t xml:space="preserve">※ g 는 위 담보별 식의 급부 발생률이다. Q·(1−w/2) + w = Q + w − Q·w/2 이므로 급부·해지 탈퇴의 합이 l_{x+t} − l_{x+t+1} 과 정확히 일치한다.</w:t>
-      </w:r>
-    </w:p>
-    <w:p>
-      <w:pPr>
-        <w:pStyle w:val="Heading1"/>
-      </w:pPr>
-      <w:r>
-        <w:t xml:space="preserve">4. 보험료의 계산</w:t>
-      </w:r>
-    </w:p>
-    <w:p>
-      <w:pPr>
-        <w:pStyle w:val="FormulaLabel"/>
-      </w:pPr>
-      <w:r>
-        <w:t xml:space="preserve">[식] 급부 현가와 납입기수</w:t>
-      </w:r>
-    </w:p>
-    <w:p>
-      <w:pPr>
-        <w:pStyle w:val="Formula"/>
-      </w:pPr>
-      <w:r>
-        <w:t xml:space="preserve">PVB = Σ_{t=0}^{n−1} S_t·C_{x+t} + Σ_{t=0}^{n} C_t·D_{x+t}</w:t>
-      </w:r>
-    </w:p>
-    <w:p>
-      <w:pPr>
-        <w:pStyle w:val="Formula"/>
-      </w:pPr>
-      <w:r>
-        <w:t xml:space="preserve">N* = mm · [ ( N′_x − N′_{x+m} ) − ( mm−1 )/( 2·mm )·( D′_x − D′_{x+m} ) ]</w:t>
-      </w:r>
-    </w:p>
-    <w:p>
-      <w:pPr>
-        <w:pStyle w:val="FormulaLabel"/>
-      </w:pPr>
-      <w:r>
-        <w:t xml:space="preserve">[식] 순보험료·기준연납순보험료</w:t>
-      </w:r>
-    </w:p>
-    <w:p>
-      <w:pPr>
-        <w:pStyle w:val="Formula"/>
-      </w:pPr>
-      <w:r>
-        <w:t xml:space="preserve">P = PVB / N*</w:t>
-      </w:r>
-    </w:p>
-    <w:p>
-      <w:pPr>
-        <w:pStyle w:val="Formula"/>
-      </w:pPr>
-      <w:r>
-        <w:t xml:space="preserve">P_base = PVB / ( N′_x − N′_{x+min(n,20)} )</w:t>
-      </w:r>
+      <m:oMathPara>
+        <m:oMathParaPr>
+          <m:jc m:val="left"/>
+        </m:oMathParaPr>
+        <m:oMath>
+          <m:sSub>
+            <m:e>
+              <m:r>
+                <w:rPr>
+                  <w:rFonts w:ascii="Cambria Math" w:hAnsi="Cambria Math"/>
+                  <w:sz w:val="24"/>
+                  <w:szCs w:val="24"/>
+                </w:rPr>
+                <m:t xml:space="preserve">P</m:t>
+              </m:r>
+            </m:e>
+            <m:sub>
+              <m:r>
+                <m:rPr>
+                  <m:nor/>
+                </m:rPr>
+                <w:rPr>
+                  <w:rFonts w:ascii="Cambria Math" w:hAnsi="Cambria Math"/>
+                  <w:sz w:val="24"/>
+                  <w:szCs w:val="24"/>
+                </w:rPr>
+                <m:t xml:space="preserve">base</m:t>
+              </m:r>
+            </m:sub>
+          </m:sSub>
+          <m:r>
+            <w:rPr>
+              <w:rFonts w:ascii="Cambria Math" w:hAnsi="Cambria Math"/>
+              <w:sz w:val="24"/>
+              <w:szCs w:val="24"/>
+            </w:rPr>
+            <m:t xml:space="preserve"> = </m:t>
+          </m:r>
+          <m:r>
+            <m:rPr>
+              <m:nor/>
+            </m:rPr>
+            <w:rPr>
+              <w:rFonts w:ascii="Cambria Math" w:hAnsi="Cambria Math"/>
+              <w:sz w:val="24"/>
+              <w:szCs w:val="24"/>
+            </w:rPr>
+            <m:t xml:space="preserve">PVB</m:t>
+          </m:r>
+          <m:r>
+            <w:rPr>
+              <w:rFonts w:ascii="Cambria Math" w:hAnsi="Cambria Math"/>
+              <w:sz w:val="24"/>
+              <w:szCs w:val="24"/>
+            </w:rPr>
+            <m:t xml:space="preserve"> / ( </m:t>
+          </m:r>
+          <m:sSub>
+            <m:e>
+              <m:r>
+                <w:rPr>
+                  <w:rFonts w:ascii="Cambria Math" w:hAnsi="Cambria Math"/>
+                  <w:sz w:val="24"/>
+                  <w:szCs w:val="24"/>
+                </w:rPr>
+                <m:t xml:space="preserve">N′</m:t>
+              </m:r>
+            </m:e>
+            <m:sub>
+              <m:r>
+                <w:rPr>
+                  <w:rFonts w:ascii="Cambria Math" w:hAnsi="Cambria Math"/>
+                  <w:sz w:val="24"/>
+                  <w:szCs w:val="24"/>
+                </w:rPr>
+                <m:t xml:space="preserve">x</m:t>
+              </m:r>
+            </m:sub>
+          </m:sSub>
+          <m:r>
+            <w:rPr>
+              <w:rFonts w:ascii="Cambria Math" w:hAnsi="Cambria Math"/>
+              <w:sz w:val="24"/>
+              <w:szCs w:val="24"/>
+            </w:rPr>
+            <m:t xml:space="preserve"> − </m:t>
+          </m:r>
+          <m:sSub>
+            <m:e>
+              <m:r>
+                <w:rPr>
+                  <w:rFonts w:ascii="Cambria Math" w:hAnsi="Cambria Math"/>
+                  <w:sz w:val="24"/>
+                  <w:szCs w:val="24"/>
+                </w:rPr>
+                <m:t xml:space="preserve">N′</m:t>
+              </m:r>
+            </m:e>
+            <m:sub>
+              <m:r>
+                <w:rPr>
+                  <w:rFonts w:ascii="Cambria Math" w:hAnsi="Cambria Math"/>
+                  <w:sz w:val="24"/>
+                  <w:szCs w:val="24"/>
+                </w:rPr>
+                <m:t xml:space="preserve">x</m:t>
+              </m:r>
+              <m:r>
+                <w:rPr>
+                  <w:rFonts w:ascii="Cambria Math" w:hAnsi="Cambria Math"/>
+                  <w:sz w:val="24"/>
+                  <w:szCs w:val="24"/>
+                </w:rPr>
+                <m:t xml:space="preserve">+</m:t>
+              </m:r>
+              <m:r>
+                <m:rPr>
+                  <m:sty m:val="p"/>
+                </m:rPr>
+                <w:rPr>
+                  <w:rFonts w:ascii="Cambria Math" w:hAnsi="Cambria Math"/>
+                  <w:sz w:val="24"/>
+                  <w:szCs w:val="24"/>
+                </w:rPr>
+                <m:t xml:space="preserve">min</m:t>
+              </m:r>
+              <m:r>
+                <w:rPr>
+                  <w:rFonts w:ascii="Cambria Math" w:hAnsi="Cambria Math"/>
+                  <w:sz w:val="24"/>
+                  <w:szCs w:val="24"/>
+                </w:rPr>
+                <m:t xml:space="preserve">(</m:t>
+              </m:r>
+              <m:r>
+                <w:rPr>
+                  <w:rFonts w:ascii="Cambria Math" w:hAnsi="Cambria Math"/>
+                  <w:sz w:val="24"/>
+                  <w:szCs w:val="24"/>
+                </w:rPr>
+                <m:t xml:space="preserve">n</m:t>
+              </m:r>
+              <m:r>
+                <w:rPr>
+                  <w:rFonts w:ascii="Cambria Math" w:hAnsi="Cambria Math"/>
+                  <w:sz w:val="24"/>
+                  <w:szCs w:val="24"/>
+                </w:rPr>
+                <m:t xml:space="preserve">,</m:t>
+              </m:r>
+              <m:r>
+                <w:rPr>
+                  <w:rFonts w:ascii="Cambria Math" w:hAnsi="Cambria Math"/>
+                  <w:sz w:val="24"/>
+                  <w:szCs w:val="24"/>
+                </w:rPr>
+                <m:t xml:space="preserve">20</m:t>
+              </m:r>
+              <m:r>
+                <w:rPr>
+                  <w:rFonts w:ascii="Cambria Math" w:hAnsi="Cambria Math"/>
+                  <w:sz w:val="24"/>
+                  <w:szCs w:val="24"/>
+                </w:rPr>
+                <m:t xml:space="preserve">)</m:t>
+              </m:r>
+            </m:sub>
+          </m:sSub>
+          <m:r>
+            <w:rPr>
+              <w:rFonts w:ascii="Cambria Math" w:hAnsi="Cambria Math"/>
+              <w:sz w:val="24"/>
+              <w:szCs w:val="24"/>
+            </w:rPr>
+            <m:t xml:space="preserve"> )</m:t>
+          </m:r>
+        </m:oMath>
+      </m:oMathPara>
     </w:p>
     <w:p>
       <w:pPr>
@@ -2145,25 +4981,754 @@
       <w:pPr>
         <w:pStyle w:val="Formula"/>
       </w:pPr>
+      <m:oMathPara>
+        <m:oMathParaPr>
+          <m:jc m:val="left"/>
+        </m:oMathParaPr>
+        <m:oMath>
+          <m:r>
+            <w:rPr>
+              <w:rFonts w:ascii="Cambria Math" w:hAnsi="Cambria Math"/>
+              <w:sz w:val="24"/>
+              <w:szCs w:val="24"/>
+            </w:rPr>
+            <m:t xml:space="preserve">G</m:t>
+          </m:r>
+          <m:r>
+            <w:rPr>
+              <w:rFonts w:ascii="Cambria Math" w:hAnsi="Cambria Math"/>
+              <w:sz w:val="24"/>
+              <w:szCs w:val="24"/>
+            </w:rPr>
+            <m:t xml:space="preserve"> = [ </m:t>
+          </m:r>
+          <m:r>
+            <w:rPr>
+              <w:rFonts w:ascii="Cambria Math" w:hAnsi="Cambria Math"/>
+              <w:sz w:val="24"/>
+              <w:szCs w:val="24"/>
+            </w:rPr>
+            <m:t xml:space="preserve">P</m:t>
+          </m:r>
+          <m:r>
+            <w:rPr>
+              <w:rFonts w:ascii="Cambria Math" w:hAnsi="Cambria Math"/>
+              <w:sz w:val="24"/>
+              <w:szCs w:val="24"/>
+            </w:rPr>
+            <m:t xml:space="preserve"> + ( </m:t>
+          </m:r>
+          <m:sSub>
+            <m:e>
+              <m:r>
+                <w:rPr>
+                  <w:rFonts w:ascii="Cambria Math" w:hAnsi="Cambria Math"/>
+                  <w:sz w:val="24"/>
+                  <w:szCs w:val="24"/>
+                </w:rPr>
+                <m:t xml:space="preserve">α</m:t>
+              </m:r>
+            </m:e>
+            <m:sub>
+              <m:r>
+                <w:rPr>
+                  <w:rFonts w:ascii="Cambria Math" w:hAnsi="Cambria Math"/>
+                  <w:sz w:val="24"/>
+                  <w:szCs w:val="24"/>
+                </w:rPr>
+                <m:t xml:space="preserve">S</m:t>
+              </m:r>
+            </m:sub>
+          </m:sSub>
+          <m:r>
+            <w:rPr>
+              <w:rFonts w:ascii="Cambria Math" w:hAnsi="Cambria Math"/>
+              <w:sz w:val="24"/>
+              <w:szCs w:val="24"/>
+            </w:rPr>
+            <m:t xml:space="preserve"> + </m:t>
+          </m:r>
+          <m:sSub>
+            <m:e>
+              <m:r>
+                <w:rPr>
+                  <w:rFonts w:ascii="Cambria Math" w:hAnsi="Cambria Math"/>
+                  <w:sz w:val="24"/>
+                  <w:szCs w:val="24"/>
+                </w:rPr>
+                <m:t xml:space="preserve">α</m:t>
+              </m:r>
+            </m:e>
+            <m:sub>
+              <m:r>
+                <w:rPr>
+                  <w:rFonts w:ascii="Cambria Math" w:hAnsi="Cambria Math"/>
+                  <w:sz w:val="24"/>
+                  <w:szCs w:val="24"/>
+                </w:rPr>
+                <m:t xml:space="preserve">P</m:t>
+              </m:r>
+            </m:sub>
+          </m:sSub>
+          <m:r>
+            <w:rPr>
+              <w:rFonts w:ascii="Cambria Math" w:hAnsi="Cambria Math"/>
+              <w:sz w:val="24"/>
+              <w:szCs w:val="24"/>
+            </w:rPr>
+            <m:t xml:space="preserve">·</m:t>
+          </m:r>
+          <m:sSub>
+            <m:e>
+              <m:r>
+                <w:rPr>
+                  <w:rFonts w:ascii="Cambria Math" w:hAnsi="Cambria Math"/>
+                  <w:sz w:val="24"/>
+                  <w:szCs w:val="24"/>
+                </w:rPr>
+                <m:t xml:space="preserve">P</m:t>
+              </m:r>
+            </m:e>
+            <m:sub>
+              <m:r>
+                <m:rPr>
+                  <m:nor/>
+                </m:rPr>
+                <w:rPr>
+                  <w:rFonts w:ascii="Cambria Math" w:hAnsi="Cambria Math"/>
+                  <w:sz w:val="24"/>
+                  <w:szCs w:val="24"/>
+                </w:rPr>
+                <m:t xml:space="preserve">base</m:t>
+              </m:r>
+            </m:sub>
+          </m:sSub>
+          <m:r>
+            <w:rPr>
+              <w:rFonts w:ascii="Cambria Math" w:hAnsi="Cambria Math"/>
+              <w:sz w:val="24"/>
+              <w:szCs w:val="24"/>
+            </w:rPr>
+            <m:t xml:space="preserve"> )·</m:t>
+          </m:r>
+          <m:sSub>
+            <m:e>
+              <m:r>
+                <w:rPr>
+                  <w:rFonts w:ascii="Cambria Math" w:hAnsi="Cambria Math"/>
+                  <w:sz w:val="24"/>
+                  <w:szCs w:val="24"/>
+                </w:rPr>
+                <m:t xml:space="preserve">D′</m:t>
+              </m:r>
+            </m:e>
+            <m:sub>
+              <m:r>
+                <w:rPr>
+                  <w:rFonts w:ascii="Cambria Math" w:hAnsi="Cambria Math"/>
+                  <w:sz w:val="24"/>
+                  <w:szCs w:val="24"/>
+                </w:rPr>
+                <m:t xml:space="preserve">x</m:t>
+              </m:r>
+            </m:sub>
+          </m:sSub>
+          <m:r>
+            <w:rPr>
+              <w:rFonts w:ascii="Cambria Math" w:hAnsi="Cambria Math"/>
+              <w:sz w:val="24"/>
+              <w:szCs w:val="24"/>
+            </w:rPr>
+            <m:t xml:space="preserve">/</m:t>
+          </m:r>
+          <m:r>
+            <w:rPr>
+              <w:rFonts w:ascii="Cambria Math" w:hAnsi="Cambria Math"/>
+              <w:sz w:val="24"/>
+              <w:szCs w:val="24"/>
+            </w:rPr>
+            <m:t xml:space="preserve">N*</m:t>
+          </m:r>
+          <m:r>
+            <w:rPr>
+              <w:rFonts w:ascii="Cambria Math" w:hAnsi="Cambria Math"/>
+              <w:sz w:val="24"/>
+              <w:szCs w:val="24"/>
+            </w:rPr>
+            <m:t xml:space="preserve"> + </m:t>
+          </m:r>
+          <m:sSub>
+            <m:e>
+              <m:r>
+                <w:rPr>
+                  <w:rFonts w:ascii="Cambria Math" w:hAnsi="Cambria Math"/>
+                  <w:sz w:val="24"/>
+                  <w:szCs w:val="24"/>
+                </w:rPr>
+                <m:t xml:space="preserve">β</m:t>
+              </m:r>
+            </m:e>
+            <m:sub>
+              <m:r>
+                <w:rPr>
+                  <w:rFonts w:ascii="Cambria Math" w:hAnsi="Cambria Math"/>
+                  <w:sz w:val="24"/>
+                  <w:szCs w:val="24"/>
+                </w:rPr>
+                <m:t xml:space="preserve">S</m:t>
+              </m:r>
+            </m:sub>
+          </m:sSub>
+          <m:r>
+            <w:rPr>
+              <w:rFonts w:ascii="Cambria Math" w:hAnsi="Cambria Math"/>
+              <w:sz w:val="24"/>
+              <w:szCs w:val="24"/>
+            </w:rPr>
+            <m:t xml:space="preserve">/</m:t>
+          </m:r>
+          <m:r>
+            <w:rPr>
+              <w:rFonts w:ascii="Cambria Math" w:hAnsi="Cambria Math"/>
+              <w:sz w:val="24"/>
+              <w:szCs w:val="24"/>
+            </w:rPr>
+            <m:t xml:space="preserve">k</m:t>
+          </m:r>
+        </m:oMath>
+      </m:oMathPara>
+    </w:p>
+    <w:p>
+      <w:pPr>
+        <w:pStyle w:val="Formula"/>
+      </w:pPr>
+      <m:oMathPara>
+        <m:oMathParaPr>
+          <m:jc m:val="left"/>
+        </m:oMathParaPr>
+        <m:oMath>
+          <m:r>
+            <w:rPr>
+              <w:rFonts w:ascii="Cambria Math" w:hAnsi="Cambria Math"/>
+              <w:sz w:val="24"/>
+              <w:szCs w:val="24"/>
+            </w:rPr>
+            <m:t xml:space="preserve">+ </m:t>
+          </m:r>
+          <m:r>
+            <w:rPr>
+              <w:rFonts w:ascii="Cambria Math" w:hAnsi="Cambria Math"/>
+              <w:sz w:val="24"/>
+              <w:szCs w:val="24"/>
+            </w:rPr>
+            <m:t xml:space="preserve">β′</m:t>
+          </m:r>
+          <m:r>
+            <w:rPr>
+              <w:rFonts w:ascii="Cambria Math" w:hAnsi="Cambria Math"/>
+              <w:sz w:val="24"/>
+              <w:szCs w:val="24"/>
+            </w:rPr>
+            <m:t xml:space="preserve">·( </m:t>
+          </m:r>
+          <m:sSub>
+            <m:e>
+              <m:r>
+                <w:rPr>
+                  <w:rFonts w:ascii="Cambria Math" w:hAnsi="Cambria Math"/>
+                  <w:sz w:val="24"/>
+                  <w:szCs w:val="24"/>
+                </w:rPr>
+                <m:t xml:space="preserve">N</m:t>
+              </m:r>
+            </m:e>
+            <m:sub>
+              <m:r>
+                <w:rPr>
+                  <w:rFonts w:ascii="Cambria Math" w:hAnsi="Cambria Math"/>
+                  <w:sz w:val="24"/>
+                  <w:szCs w:val="24"/>
+                </w:rPr>
+                <m:t xml:space="preserve">x</m:t>
+              </m:r>
+              <m:r>
+                <w:rPr>
+                  <w:rFonts w:ascii="Cambria Math" w:hAnsi="Cambria Math"/>
+                  <w:sz w:val="24"/>
+                  <w:szCs w:val="24"/>
+                </w:rPr>
+                <m:t xml:space="preserve">+</m:t>
+              </m:r>
+              <m:r>
+                <w:rPr>
+                  <w:rFonts w:ascii="Cambria Math" w:hAnsi="Cambria Math"/>
+                  <w:sz w:val="24"/>
+                  <w:szCs w:val="24"/>
+                </w:rPr>
+                <m:t xml:space="preserve">m</m:t>
+              </m:r>
+            </m:sub>
+          </m:sSub>
+          <m:r>
+            <w:rPr>
+              <w:rFonts w:ascii="Cambria Math" w:hAnsi="Cambria Math"/>
+              <w:sz w:val="24"/>
+              <w:szCs w:val="24"/>
+            </w:rPr>
+            <m:t xml:space="preserve"> − </m:t>
+          </m:r>
+          <m:sSub>
+            <m:e>
+              <m:r>
+                <w:rPr>
+                  <w:rFonts w:ascii="Cambria Math" w:hAnsi="Cambria Math"/>
+                  <w:sz w:val="24"/>
+                  <w:szCs w:val="24"/>
+                </w:rPr>
+                <m:t xml:space="preserve">N</m:t>
+              </m:r>
+            </m:e>
+            <m:sub>
+              <m:r>
+                <w:rPr>
+                  <w:rFonts w:ascii="Cambria Math" w:hAnsi="Cambria Math"/>
+                  <w:sz w:val="24"/>
+                  <w:szCs w:val="24"/>
+                </w:rPr>
+                <m:t xml:space="preserve">x</m:t>
+              </m:r>
+              <m:r>
+                <w:rPr>
+                  <w:rFonts w:ascii="Cambria Math" w:hAnsi="Cambria Math"/>
+                  <w:sz w:val="24"/>
+                  <w:szCs w:val="24"/>
+                </w:rPr>
+                <m:t xml:space="preserve">+</m:t>
+              </m:r>
+              <m:r>
+                <w:rPr>
+                  <w:rFonts w:ascii="Cambria Math" w:hAnsi="Cambria Math"/>
+                  <w:sz w:val="24"/>
+                  <w:szCs w:val="24"/>
+                </w:rPr>
+                <m:t xml:space="preserve">n</m:t>
+              </m:r>
+            </m:sub>
+          </m:sSub>
+          <m:r>
+            <w:rPr>
+              <w:rFonts w:ascii="Cambria Math" w:hAnsi="Cambria Math"/>
+              <w:sz w:val="24"/>
+              <w:szCs w:val="24"/>
+            </w:rPr>
+            <m:t xml:space="preserve"> )/</m:t>
+          </m:r>
+          <m:r>
+            <w:rPr>
+              <w:rFonts w:ascii="Cambria Math" w:hAnsi="Cambria Math"/>
+              <w:sz w:val="24"/>
+              <w:szCs w:val="24"/>
+            </w:rPr>
+            <m:t xml:space="preserve">N*</m:t>
+          </m:r>
+          <m:r>
+            <w:rPr>
+              <w:rFonts w:ascii="Cambria Math" w:hAnsi="Cambria Math"/>
+              <w:sz w:val="24"/>
+              <w:szCs w:val="24"/>
+            </w:rPr>
+            <m:t xml:space="preserve"> ] / ( </m:t>
+          </m:r>
+          <m:r>
+            <w:rPr>
+              <w:rFonts w:ascii="Cambria Math" w:hAnsi="Cambria Math"/>
+              <w:sz w:val="24"/>
+              <w:szCs w:val="24"/>
+            </w:rPr>
+            <m:t xml:space="preserve">1</m:t>
+          </m:r>
+          <m:r>
+            <w:rPr>
+              <w:rFonts w:ascii="Cambria Math" w:hAnsi="Cambria Math"/>
+              <w:sz w:val="24"/>
+              <w:szCs w:val="24"/>
+            </w:rPr>
+            <m:t xml:space="preserve"> − </m:t>
+          </m:r>
+          <m:sSub>
+            <m:e>
+              <m:r>
+                <w:rPr>
+                  <w:rFonts w:ascii="Cambria Math" w:hAnsi="Cambria Math"/>
+                  <w:sz w:val="24"/>
+                  <w:szCs w:val="24"/>
+                </w:rPr>
+                <m:t xml:space="preserve">β</m:t>
+              </m:r>
+            </m:e>
+            <m:sub>
+              <m:r>
+                <w:rPr>
+                  <w:rFonts w:ascii="Cambria Math" w:hAnsi="Cambria Math"/>
+                  <w:sz w:val="24"/>
+                  <w:szCs w:val="24"/>
+                </w:rPr>
+                <m:t xml:space="preserve">G</m:t>
+              </m:r>
+            </m:sub>
+          </m:sSub>
+          <m:r>
+            <w:rPr>
+              <w:rFonts w:ascii="Cambria Math" w:hAnsi="Cambria Math"/>
+              <w:sz w:val="24"/>
+              <w:szCs w:val="24"/>
+            </w:rPr>
+            <m:t xml:space="preserve"> − </m:t>
+          </m:r>
+          <m:r>
+            <w:rPr>
+              <w:rFonts w:ascii="Cambria Math" w:hAnsi="Cambria Math"/>
+              <w:sz w:val="24"/>
+              <w:szCs w:val="24"/>
+            </w:rPr>
+            <m:t xml:space="preserve">γ</m:t>
+          </m:r>
+          <m:r>
+            <w:rPr>
+              <w:rFonts w:ascii="Cambria Math" w:hAnsi="Cambria Math"/>
+              <w:sz w:val="24"/>
+              <w:szCs w:val="24"/>
+            </w:rPr>
+            <m:t xml:space="preserve"> )</m:t>
+          </m:r>
+        </m:oMath>
+      </m:oMathPara>
+    </w:p>
+    <w:p>
+      <w:pPr>
+        <w:pStyle w:val="Note"/>
+      </w:pPr>
       <w:r>
-        <w:t xml:space="preserve">G = [ P + ( α_S + α_P·P_base )·D′_x/N* + β_S/mm + β′·( N_{x+m} − N_{x+n} )/N* ] / ( 1 − β_G − γ )</w:t>
+        <w:t xml:space="preserve">※ 보장기간 n이 20년보다 짧으면 </w:t>
       </w:r>
-    </w:p>
-    <w:p>
-      <w:pPr>
-        <w:pStyle w:val="Note"/>
-      </w:pPr>
       <w:r>
-        <w:t xml:space="preserve">※ 보장기간 n이 20년보다 짧으면 α_P는 α_P × n/20으로 줄인다. 10만원당 보험료에서 한 번만 반올림하고, 담보 보험료 = 10만원당 보험료 × (보장금액 ÷ 100,000)으로 한다.</w:t>
+        <w:t xml:space="preserve">α</w:t>
       </w:r>
+      <w:r>
+        <w:rPr>
+          <w:vertAlign w:val="subscript"/>
+        </w:rPr>
+        <w:t xml:space="preserve">P</w:t>
+      </w:r>
+      <w:r>
+        <w:t xml:space="preserve">는 </w:t>
+      </w:r>
+      <w:r>
+        <w:t xml:space="preserve">α</w:t>
+      </w:r>
+      <w:r>
+        <w:rPr>
+          <w:vertAlign w:val="subscript"/>
+        </w:rPr>
+        <w:t xml:space="preserve">P</w:t>
+      </w:r>
+      <w:r>
+        <w:t xml:space="preserve"> × n/20으로 줄인다. 10만원당 보험료에서 한 번만 반올림하고, 담보 보험료 = 10만원당 보험료 × (보장금액 ÷ 100,000)으로 한다.</w:t>
+      </w:r>
     </w:p>
     <w:p>
       <w:pPr>
         <w:pStyle w:val="Heading1"/>
       </w:pPr>
       <w:r>
-        <w:t xml:space="preserve">5. 책임준비금의 계산</w:t>
+        <w:t xml:space="preserve">6. 책임준비금의 계산</w:t>
       </w:r>
+    </w:p>
+    <w:p>
+      <w:pPr>
+        <w:pStyle w:val="FormulaLabel"/>
+      </w:pPr>
+      <w:r>
+        <w:t xml:space="preserve">[식] 준비금 산출용 순보험료</w:t>
+      </w:r>
+    </w:p>
+    <w:p>
+      <w:pPr>
+        <w:pStyle w:val="Formula"/>
+      </w:pPr>
+      <m:oMathPara>
+        <m:oMathParaPr>
+          <m:jc m:val="left"/>
+        </m:oMathParaPr>
+        <m:oMath>
+          <m:sSub>
+            <m:e>
+              <m:r>
+                <w:rPr>
+                  <w:rFonts w:ascii="Cambria Math" w:hAnsi="Cambria Math"/>
+                  <w:sz w:val="24"/>
+                  <w:szCs w:val="24"/>
+                </w:rPr>
+                <m:t xml:space="preserve">P</m:t>
+              </m:r>
+            </m:e>
+            <m:sub>
+              <m:r>
+                <w:rPr>
+                  <w:rFonts w:ascii="Cambria Math" w:hAnsi="Cambria Math"/>
+                  <w:sz w:val="24"/>
+                  <w:szCs w:val="24"/>
+                </w:rPr>
+                <m:t xml:space="preserve">β</m:t>
+              </m:r>
+            </m:sub>
+          </m:sSub>
+          <m:r>
+            <w:rPr>
+              <w:rFonts w:ascii="Cambria Math" w:hAnsi="Cambria Math"/>
+              <w:sz w:val="24"/>
+              <w:szCs w:val="24"/>
+            </w:rPr>
+            <m:t xml:space="preserve"> = ( </m:t>
+          </m:r>
+          <m:r>
+            <m:rPr>
+              <m:nor/>
+            </m:rPr>
+            <w:rPr>
+              <w:rFonts w:ascii="Cambria Math" w:hAnsi="Cambria Math"/>
+              <w:sz w:val="24"/>
+              <w:szCs w:val="24"/>
+            </w:rPr>
+            <m:t xml:space="preserve">PVB</m:t>
+          </m:r>
+          <m:r>
+            <w:rPr>
+              <w:rFonts w:ascii="Cambria Math" w:hAnsi="Cambria Math"/>
+              <w:sz w:val="24"/>
+              <w:szCs w:val="24"/>
+            </w:rPr>
+            <m:t xml:space="preserve"> + </m:t>
+          </m:r>
+          <m:sSub>
+            <m:e>
+              <m:r>
+                <m:rPr>
+                  <m:nor/>
+                </m:rPr>
+                <w:rPr>
+                  <w:rFonts w:ascii="Cambria Math" w:hAnsi="Cambria Math"/>
+                  <w:sz w:val="24"/>
+                  <w:szCs w:val="24"/>
+                </w:rPr>
+                <m:t xml:space="preserve">CSV</m:t>
+              </m:r>
+            </m:e>
+            <m:sub>
+              <m:r>
+                <w:rPr>
+                  <w:rFonts w:ascii="Cambria Math" w:hAnsi="Cambria Math"/>
+                  <w:sz w:val="24"/>
+                  <w:szCs w:val="24"/>
+                </w:rPr>
+                <m:t xml:space="preserve">0</m:t>
+              </m:r>
+            </m:sub>
+          </m:sSub>
+          <m:r>
+            <w:rPr>
+              <w:rFonts w:ascii="Cambria Math" w:hAnsi="Cambria Math"/>
+              <w:sz w:val="24"/>
+              <w:szCs w:val="24"/>
+            </w:rPr>
+            <m:t xml:space="preserve"> + </m:t>
+          </m:r>
+          <m:r>
+            <w:rPr>
+              <w:rFonts w:ascii="Cambria Math" w:hAnsi="Cambria Math"/>
+              <w:sz w:val="24"/>
+              <w:szCs w:val="24"/>
+            </w:rPr>
+            <m:t xml:space="preserve">β′</m:t>
+          </m:r>
+          <m:r>
+            <w:rPr>
+              <w:rFonts w:ascii="Cambria Math" w:hAnsi="Cambria Math"/>
+              <w:sz w:val="24"/>
+              <w:szCs w:val="24"/>
+            </w:rPr>
+            <m:t xml:space="preserve">·( </m:t>
+          </m:r>
+          <m:sSub>
+            <m:e>
+              <m:r>
+                <w:rPr>
+                  <w:rFonts w:ascii="Cambria Math" w:hAnsi="Cambria Math"/>
+                  <w:sz w:val="24"/>
+                  <w:szCs w:val="24"/>
+                </w:rPr>
+                <m:t xml:space="preserve">N</m:t>
+              </m:r>
+            </m:e>
+            <m:sub>
+              <m:r>
+                <w:rPr>
+                  <w:rFonts w:ascii="Cambria Math" w:hAnsi="Cambria Math"/>
+                  <w:sz w:val="24"/>
+                  <w:szCs w:val="24"/>
+                </w:rPr>
+                <m:t xml:space="preserve">x</m:t>
+              </m:r>
+              <m:r>
+                <w:rPr>
+                  <w:rFonts w:ascii="Cambria Math" w:hAnsi="Cambria Math"/>
+                  <w:sz w:val="24"/>
+                  <w:szCs w:val="24"/>
+                </w:rPr>
+                <m:t xml:space="preserve">+</m:t>
+              </m:r>
+              <m:r>
+                <w:rPr>
+                  <w:rFonts w:ascii="Cambria Math" w:hAnsi="Cambria Math"/>
+                  <w:sz w:val="24"/>
+                  <w:szCs w:val="24"/>
+                </w:rPr>
+                <m:t xml:space="preserve">m</m:t>
+              </m:r>
+            </m:sub>
+          </m:sSub>
+          <m:r>
+            <w:rPr>
+              <w:rFonts w:ascii="Cambria Math" w:hAnsi="Cambria Math"/>
+              <w:sz w:val="24"/>
+              <w:szCs w:val="24"/>
+            </w:rPr>
+            <m:t xml:space="preserve"> − </m:t>
+          </m:r>
+          <m:sSub>
+            <m:e>
+              <m:r>
+                <w:rPr>
+                  <w:rFonts w:ascii="Cambria Math" w:hAnsi="Cambria Math"/>
+                  <w:sz w:val="24"/>
+                  <w:szCs w:val="24"/>
+                </w:rPr>
+                <m:t xml:space="preserve">N</m:t>
+              </m:r>
+            </m:e>
+            <m:sub>
+              <m:r>
+                <w:rPr>
+                  <w:rFonts w:ascii="Cambria Math" w:hAnsi="Cambria Math"/>
+                  <w:sz w:val="24"/>
+                  <w:szCs w:val="24"/>
+                </w:rPr>
+                <m:t xml:space="preserve">x</m:t>
+              </m:r>
+              <m:r>
+                <w:rPr>
+                  <w:rFonts w:ascii="Cambria Math" w:hAnsi="Cambria Math"/>
+                  <w:sz w:val="24"/>
+                  <w:szCs w:val="24"/>
+                </w:rPr>
+                <m:t xml:space="preserve">+</m:t>
+              </m:r>
+              <m:r>
+                <w:rPr>
+                  <w:rFonts w:ascii="Cambria Math" w:hAnsi="Cambria Math"/>
+                  <w:sz w:val="24"/>
+                  <w:szCs w:val="24"/>
+                </w:rPr>
+                <m:t xml:space="preserve">n</m:t>
+              </m:r>
+            </m:sub>
+          </m:sSub>
+          <m:r>
+            <w:rPr>
+              <w:rFonts w:ascii="Cambria Math" w:hAnsi="Cambria Math"/>
+              <w:sz w:val="24"/>
+              <w:szCs w:val="24"/>
+            </w:rPr>
+            <m:t xml:space="preserve"> ) ) / ( </m:t>
+          </m:r>
+          <m:sSub>
+            <m:e>
+              <m:r>
+                <w:rPr>
+                  <w:rFonts w:ascii="Cambria Math" w:hAnsi="Cambria Math"/>
+                  <w:sz w:val="24"/>
+                  <w:szCs w:val="24"/>
+                </w:rPr>
+                <m:t xml:space="preserve">N′</m:t>
+              </m:r>
+            </m:e>
+            <m:sub>
+              <m:r>
+                <w:rPr>
+                  <w:rFonts w:ascii="Cambria Math" w:hAnsi="Cambria Math"/>
+                  <w:sz w:val="24"/>
+                  <w:szCs w:val="24"/>
+                </w:rPr>
+                <m:t xml:space="preserve">x</m:t>
+              </m:r>
+            </m:sub>
+          </m:sSub>
+          <m:r>
+            <w:rPr>
+              <w:rFonts w:ascii="Cambria Math" w:hAnsi="Cambria Math"/>
+              <w:sz w:val="24"/>
+              <w:szCs w:val="24"/>
+            </w:rPr>
+            <m:t xml:space="preserve"> − </m:t>
+          </m:r>
+          <m:sSub>
+            <m:e>
+              <m:r>
+                <w:rPr>
+                  <w:rFonts w:ascii="Cambria Math" w:hAnsi="Cambria Math"/>
+                  <w:sz w:val="24"/>
+                  <w:szCs w:val="24"/>
+                </w:rPr>
+                <m:t xml:space="preserve">N′</m:t>
+              </m:r>
+            </m:e>
+            <m:sub>
+              <m:r>
+                <w:rPr>
+                  <w:rFonts w:ascii="Cambria Math" w:hAnsi="Cambria Math"/>
+                  <w:sz w:val="24"/>
+                  <w:szCs w:val="24"/>
+                </w:rPr>
+                <m:t xml:space="preserve">x</m:t>
+              </m:r>
+              <m:r>
+                <w:rPr>
+                  <w:rFonts w:ascii="Cambria Math" w:hAnsi="Cambria Math"/>
+                  <w:sz w:val="24"/>
+                  <w:szCs w:val="24"/>
+                </w:rPr>
+                <m:t xml:space="preserve">+</m:t>
+              </m:r>
+              <m:r>
+                <w:rPr>
+                  <w:rFonts w:ascii="Cambria Math" w:hAnsi="Cambria Math"/>
+                  <w:sz w:val="24"/>
+                  <w:szCs w:val="24"/>
+                </w:rPr>
+                <m:t xml:space="preserve">m</m:t>
+              </m:r>
+            </m:sub>
+          </m:sSub>
+          <m:r>
+            <w:rPr>
+              <w:rFonts w:ascii="Cambria Math" w:hAnsi="Cambria Math"/>
+              <w:sz w:val="24"/>
+              <w:szCs w:val="24"/>
+            </w:rPr>
+            <m:t xml:space="preserve"> )</m:t>
+          </m:r>
+        </m:oMath>
+      </m:oMathPara>
     </w:p>
     <w:p>
       <w:pPr>
@@ -2177,17 +5742,695 @@
       <w:pPr>
         <w:pStyle w:val="Formula"/>
       </w:pPr>
-      <w:r>
-        <w:t xml:space="preserve">P_β = ( PVB + CSV_0 + β′·( N_{x+m} − N_{x+n} ) ) / ( N′_x − N′_{x+m} )</w:t>
-      </w:r>
+      <m:oMathPara>
+        <m:oMathParaPr>
+          <m:jc m:val="left"/>
+        </m:oMathParaPr>
+        <m:oMath>
+          <m:sSub>
+            <m:e>
+              <m:r>
+                <w:rPr>
+                  <w:rFonts w:ascii="Cambria Math" w:hAnsi="Cambria Math"/>
+                  <w:sz w:val="24"/>
+                  <w:szCs w:val="24"/>
+                </w:rPr>
+                <m:t xml:space="preserve">V</m:t>
+              </m:r>
+            </m:e>
+            <m:sub>
+              <m:r>
+                <w:rPr>
+                  <w:rFonts w:ascii="Cambria Math" w:hAnsi="Cambria Math"/>
+                  <w:sz w:val="24"/>
+                  <w:szCs w:val="24"/>
+                </w:rPr>
+                <m:t xml:space="preserve">t</m:t>
+              </m:r>
+            </m:sub>
+          </m:sSub>
+          <m:r>
+            <w:rPr>
+              <w:rFonts w:ascii="Cambria Math" w:hAnsi="Cambria Math"/>
+              <w:sz w:val="24"/>
+              <w:szCs w:val="24"/>
+            </w:rPr>
+            <m:t xml:space="preserve"> = [ </m:t>
+          </m:r>
+          <m:sSub>
+            <m:e>
+              <m:r>
+                <w:rPr>
+                  <w:rFonts w:ascii="Cambria Math" w:hAnsi="Cambria Math"/>
+                  <w:sz w:val="24"/>
+                  <w:szCs w:val="24"/>
+                </w:rPr>
+                <m:t xml:space="preserve">Σ</m:t>
+              </m:r>
+            </m:e>
+            <m:sub>
+              <m:r>
+                <w:rPr>
+                  <w:rFonts w:ascii="Cambria Math" w:hAnsi="Cambria Math"/>
+                  <w:sz w:val="24"/>
+                  <w:szCs w:val="24"/>
+                </w:rPr>
+                <m:t xml:space="preserve">u</m:t>
+              </m:r>
+              <m:r>
+                <w:rPr>
+                  <w:rFonts w:ascii="Cambria Math" w:hAnsi="Cambria Math"/>
+                  <w:sz w:val="24"/>
+                  <w:szCs w:val="24"/>
+                </w:rPr>
+                <m:t xml:space="preserve">≥</m:t>
+              </m:r>
+              <m:r>
+                <w:rPr>
+                  <w:rFonts w:ascii="Cambria Math" w:hAnsi="Cambria Math"/>
+                  <w:sz w:val="24"/>
+                  <w:szCs w:val="24"/>
+                </w:rPr>
+                <m:t xml:space="preserve">t</m:t>
+              </m:r>
+            </m:sub>
+          </m:sSub>
+          <m:r>
+            <w:rPr>
+              <w:rFonts w:ascii="Cambria Math" w:hAnsi="Cambria Math"/>
+              <w:sz w:val="24"/>
+              <w:szCs w:val="24"/>
+            </w:rPr>
+            <m:t xml:space="preserve"> </m:t>
+          </m:r>
+          <m:sSub>
+            <m:e>
+              <m:r>
+                <w:rPr>
+                  <w:rFonts w:ascii="Cambria Math" w:hAnsi="Cambria Math"/>
+                  <w:sz w:val="24"/>
+                  <w:szCs w:val="24"/>
+                </w:rPr>
+                <m:t xml:space="preserve">S</m:t>
+              </m:r>
+            </m:e>
+            <m:sub>
+              <m:r>
+                <w:rPr>
+                  <w:rFonts w:ascii="Cambria Math" w:hAnsi="Cambria Math"/>
+                  <w:sz w:val="24"/>
+                  <w:szCs w:val="24"/>
+                </w:rPr>
+                <m:t xml:space="preserve">u</m:t>
+              </m:r>
+            </m:sub>
+          </m:sSub>
+          <m:r>
+            <w:rPr>
+              <w:rFonts w:ascii="Cambria Math" w:hAnsi="Cambria Math"/>
+              <w:sz w:val="24"/>
+              <w:szCs w:val="24"/>
+            </w:rPr>
+            <m:t xml:space="preserve">·</m:t>
+          </m:r>
+          <m:sSub>
+            <m:e>
+              <m:r>
+                <w:rPr>
+                  <w:rFonts w:ascii="Cambria Math" w:hAnsi="Cambria Math"/>
+                  <w:sz w:val="24"/>
+                  <w:szCs w:val="24"/>
+                </w:rPr>
+                <m:t xml:space="preserve">C</m:t>
+              </m:r>
+            </m:e>
+            <m:sub>
+              <m:r>
+                <w:rPr>
+                  <w:rFonts w:ascii="Cambria Math" w:hAnsi="Cambria Math"/>
+                  <w:sz w:val="24"/>
+                  <w:szCs w:val="24"/>
+                </w:rPr>
+                <m:t xml:space="preserve">x</m:t>
+              </m:r>
+              <m:r>
+                <w:rPr>
+                  <w:rFonts w:ascii="Cambria Math" w:hAnsi="Cambria Math"/>
+                  <w:sz w:val="24"/>
+                  <w:szCs w:val="24"/>
+                </w:rPr>
+                <m:t xml:space="preserve">+</m:t>
+              </m:r>
+              <m:r>
+                <w:rPr>
+                  <w:rFonts w:ascii="Cambria Math" w:hAnsi="Cambria Math"/>
+                  <w:sz w:val="24"/>
+                  <w:szCs w:val="24"/>
+                </w:rPr>
+                <m:t xml:space="preserve">u</m:t>
+              </m:r>
+            </m:sub>
+          </m:sSub>
+          <m:r>
+            <w:rPr>
+              <w:rFonts w:ascii="Cambria Math" w:hAnsi="Cambria Math"/>
+              <w:sz w:val="24"/>
+              <w:szCs w:val="24"/>
+            </w:rPr>
+            <m:t xml:space="preserve"> + </m:t>
+          </m:r>
+          <m:sSub>
+            <m:e>
+              <m:r>
+                <w:rPr>
+                  <w:rFonts w:ascii="Cambria Math" w:hAnsi="Cambria Math"/>
+                  <w:sz w:val="24"/>
+                  <w:szCs w:val="24"/>
+                </w:rPr>
+                <m:t xml:space="preserve">Σ</m:t>
+              </m:r>
+            </m:e>
+            <m:sub>
+              <m:r>
+                <w:rPr>
+                  <w:rFonts w:ascii="Cambria Math" w:hAnsi="Cambria Math"/>
+                  <w:sz w:val="24"/>
+                  <w:szCs w:val="24"/>
+                </w:rPr>
+                <m:t xml:space="preserve">u</m:t>
+              </m:r>
+              <m:r>
+                <w:rPr>
+                  <w:rFonts w:ascii="Cambria Math" w:hAnsi="Cambria Math"/>
+                  <w:sz w:val="24"/>
+                  <w:szCs w:val="24"/>
+                </w:rPr>
+                <m:t xml:space="preserve">&gt;</m:t>
+              </m:r>
+              <m:r>
+                <w:rPr>
+                  <w:rFonts w:ascii="Cambria Math" w:hAnsi="Cambria Math"/>
+                  <w:sz w:val="24"/>
+                  <w:szCs w:val="24"/>
+                </w:rPr>
+                <m:t xml:space="preserve">t</m:t>
+              </m:r>
+            </m:sub>
+          </m:sSub>
+          <m:r>
+            <w:rPr>
+              <w:rFonts w:ascii="Cambria Math" w:hAnsi="Cambria Math"/>
+              <w:sz w:val="24"/>
+              <w:szCs w:val="24"/>
+            </w:rPr>
+            <m:t xml:space="preserve"> </m:t>
+          </m:r>
+          <m:sSub>
+            <m:e>
+              <m:r>
+                <w:rPr>
+                  <w:rFonts w:ascii="Cambria Math" w:hAnsi="Cambria Math"/>
+                  <w:sz w:val="24"/>
+                  <w:szCs w:val="24"/>
+                </w:rPr>
+                <m:t xml:space="preserve">C</m:t>
+              </m:r>
+            </m:e>
+            <m:sub>
+              <m:r>
+                <w:rPr>
+                  <w:rFonts w:ascii="Cambria Math" w:hAnsi="Cambria Math"/>
+                  <w:sz w:val="24"/>
+                  <w:szCs w:val="24"/>
+                </w:rPr>
+                <m:t xml:space="preserve">u</m:t>
+              </m:r>
+            </m:sub>
+          </m:sSub>
+          <m:r>
+            <w:rPr>
+              <w:rFonts w:ascii="Cambria Math" w:hAnsi="Cambria Math"/>
+              <w:sz w:val="24"/>
+              <w:szCs w:val="24"/>
+            </w:rPr>
+            <m:t xml:space="preserve">·</m:t>
+          </m:r>
+          <m:sSub>
+            <m:e>
+              <m:r>
+                <w:rPr>
+                  <w:rFonts w:ascii="Cambria Math" w:hAnsi="Cambria Math"/>
+                  <w:sz w:val="24"/>
+                  <w:szCs w:val="24"/>
+                </w:rPr>
+                <m:t xml:space="preserve">D</m:t>
+              </m:r>
+            </m:e>
+            <m:sub>
+              <m:r>
+                <w:rPr>
+                  <w:rFonts w:ascii="Cambria Math" w:hAnsi="Cambria Math"/>
+                  <w:sz w:val="24"/>
+                  <w:szCs w:val="24"/>
+                </w:rPr>
+                <m:t xml:space="preserve">x</m:t>
+              </m:r>
+              <m:r>
+                <w:rPr>
+                  <w:rFonts w:ascii="Cambria Math" w:hAnsi="Cambria Math"/>
+                  <w:sz w:val="24"/>
+                  <w:szCs w:val="24"/>
+                </w:rPr>
+                <m:t xml:space="preserve">+</m:t>
+              </m:r>
+              <m:r>
+                <w:rPr>
+                  <w:rFonts w:ascii="Cambria Math" w:hAnsi="Cambria Math"/>
+                  <w:sz w:val="24"/>
+                  <w:szCs w:val="24"/>
+                </w:rPr>
+                <m:t xml:space="preserve">u</m:t>
+              </m:r>
+            </m:sub>
+          </m:sSub>
+          <m:r>
+            <w:rPr>
+              <w:rFonts w:ascii="Cambria Math" w:hAnsi="Cambria Math"/>
+              <w:sz w:val="24"/>
+              <w:szCs w:val="24"/>
+            </w:rPr>
+            <m:t xml:space="preserve"> + </m:t>
+          </m:r>
+          <m:sSub>
+            <m:e>
+              <m:r>
+                <m:rPr>
+                  <m:nor/>
+                </m:rPr>
+                <w:rPr>
+                  <w:rFonts w:ascii="Cambria Math" w:hAnsi="Cambria Math"/>
+                  <w:sz w:val="24"/>
+                  <w:szCs w:val="24"/>
+                </w:rPr>
+                <m:t xml:space="preserve">CSV</m:t>
+              </m:r>
+            </m:e>
+            <m:sub>
+              <m:r>
+                <w:rPr>
+                  <w:rFonts w:ascii="Cambria Math" w:hAnsi="Cambria Math"/>
+                  <w:sz w:val="24"/>
+                  <w:szCs w:val="24"/>
+                </w:rPr>
+                <m:t xml:space="preserve">t</m:t>
+              </m:r>
+            </m:sub>
+          </m:sSub>
+        </m:oMath>
+      </m:oMathPara>
     </w:p>
     <w:p>
       <w:pPr>
         <w:pStyle w:val="Formula"/>
       </w:pPr>
-      <w:r>
-        <w:t xml:space="preserve">V_t = [ Σ_{u≥t} S_u·C_{x+u} + Σ_{u&gt;t} C_u·D_{x+u} + CSV_t + β′·( N_{x+max(t,m)} − N_{x+n} ) − P_β·( N′_{x+t} − N′_{x+m} )·[t≤m] ] / D_{x+t}</w:t>
-      </w:r>
+      <m:oMathPara>
+        <m:oMathParaPr>
+          <m:jc m:val="left"/>
+        </m:oMathParaPr>
+        <m:oMath>
+          <m:r>
+            <w:rPr>
+              <w:rFonts w:ascii="Cambria Math" w:hAnsi="Cambria Math"/>
+              <w:sz w:val="24"/>
+              <w:szCs w:val="24"/>
+            </w:rPr>
+            <m:t xml:space="preserve">+ </m:t>
+          </m:r>
+          <m:r>
+            <w:rPr>
+              <w:rFonts w:ascii="Cambria Math" w:hAnsi="Cambria Math"/>
+              <w:sz w:val="24"/>
+              <w:szCs w:val="24"/>
+            </w:rPr>
+            <m:t xml:space="preserve">β′</m:t>
+          </m:r>
+          <m:r>
+            <w:rPr>
+              <w:rFonts w:ascii="Cambria Math" w:hAnsi="Cambria Math"/>
+              <w:sz w:val="24"/>
+              <w:szCs w:val="24"/>
+            </w:rPr>
+            <m:t xml:space="preserve">·( </m:t>
+          </m:r>
+          <m:sSub>
+            <m:e>
+              <m:r>
+                <w:rPr>
+                  <w:rFonts w:ascii="Cambria Math" w:hAnsi="Cambria Math"/>
+                  <w:sz w:val="24"/>
+                  <w:szCs w:val="24"/>
+                </w:rPr>
+                <m:t xml:space="preserve">N</m:t>
+              </m:r>
+            </m:e>
+            <m:sub>
+              <m:r>
+                <w:rPr>
+                  <w:rFonts w:ascii="Cambria Math" w:hAnsi="Cambria Math"/>
+                  <w:sz w:val="24"/>
+                  <w:szCs w:val="24"/>
+                </w:rPr>
+                <m:t xml:space="preserve">x</m:t>
+              </m:r>
+              <m:r>
+                <w:rPr>
+                  <w:rFonts w:ascii="Cambria Math" w:hAnsi="Cambria Math"/>
+                  <w:sz w:val="24"/>
+                  <w:szCs w:val="24"/>
+                </w:rPr>
+                <m:t xml:space="preserve">+</m:t>
+              </m:r>
+              <m:r>
+                <m:rPr>
+                  <m:sty m:val="p"/>
+                </m:rPr>
+                <w:rPr>
+                  <w:rFonts w:ascii="Cambria Math" w:hAnsi="Cambria Math"/>
+                  <w:sz w:val="24"/>
+                  <w:szCs w:val="24"/>
+                </w:rPr>
+                <m:t xml:space="preserve">max</m:t>
+              </m:r>
+              <m:r>
+                <w:rPr>
+                  <w:rFonts w:ascii="Cambria Math" w:hAnsi="Cambria Math"/>
+                  <w:sz w:val="24"/>
+                  <w:szCs w:val="24"/>
+                </w:rPr>
+                <m:t xml:space="preserve">(</m:t>
+              </m:r>
+              <m:r>
+                <w:rPr>
+                  <w:rFonts w:ascii="Cambria Math" w:hAnsi="Cambria Math"/>
+                  <w:sz w:val="24"/>
+                  <w:szCs w:val="24"/>
+                </w:rPr>
+                <m:t xml:space="preserve">t</m:t>
+              </m:r>
+              <m:r>
+                <w:rPr>
+                  <w:rFonts w:ascii="Cambria Math" w:hAnsi="Cambria Math"/>
+                  <w:sz w:val="24"/>
+                  <w:szCs w:val="24"/>
+                </w:rPr>
+                <m:t xml:space="preserve">,</m:t>
+              </m:r>
+              <m:r>
+                <w:rPr>
+                  <w:rFonts w:ascii="Cambria Math" w:hAnsi="Cambria Math"/>
+                  <w:sz w:val="24"/>
+                  <w:szCs w:val="24"/>
+                </w:rPr>
+                <m:t xml:space="preserve">m</m:t>
+              </m:r>
+              <m:r>
+                <w:rPr>
+                  <w:rFonts w:ascii="Cambria Math" w:hAnsi="Cambria Math"/>
+                  <w:sz w:val="24"/>
+                  <w:szCs w:val="24"/>
+                </w:rPr>
+                <m:t xml:space="preserve">)</m:t>
+              </m:r>
+            </m:sub>
+          </m:sSub>
+          <m:r>
+            <w:rPr>
+              <w:rFonts w:ascii="Cambria Math" w:hAnsi="Cambria Math"/>
+              <w:sz w:val="24"/>
+              <w:szCs w:val="24"/>
+            </w:rPr>
+            <m:t xml:space="preserve"> − </m:t>
+          </m:r>
+          <m:sSub>
+            <m:e>
+              <m:r>
+                <w:rPr>
+                  <w:rFonts w:ascii="Cambria Math" w:hAnsi="Cambria Math"/>
+                  <w:sz w:val="24"/>
+                  <w:szCs w:val="24"/>
+                </w:rPr>
+                <m:t xml:space="preserve">N</m:t>
+              </m:r>
+            </m:e>
+            <m:sub>
+              <m:r>
+                <w:rPr>
+                  <w:rFonts w:ascii="Cambria Math" w:hAnsi="Cambria Math"/>
+                  <w:sz w:val="24"/>
+                  <w:szCs w:val="24"/>
+                </w:rPr>
+                <m:t xml:space="preserve">x</m:t>
+              </m:r>
+              <m:r>
+                <w:rPr>
+                  <w:rFonts w:ascii="Cambria Math" w:hAnsi="Cambria Math"/>
+                  <w:sz w:val="24"/>
+                  <w:szCs w:val="24"/>
+                </w:rPr>
+                <m:t xml:space="preserve">+</m:t>
+              </m:r>
+              <m:r>
+                <w:rPr>
+                  <w:rFonts w:ascii="Cambria Math" w:hAnsi="Cambria Math"/>
+                  <w:sz w:val="24"/>
+                  <w:szCs w:val="24"/>
+                </w:rPr>
+                <m:t xml:space="preserve">n</m:t>
+              </m:r>
+            </m:sub>
+          </m:sSub>
+          <m:r>
+            <w:rPr>
+              <w:rFonts w:ascii="Cambria Math" w:hAnsi="Cambria Math"/>
+              <w:sz w:val="24"/>
+              <w:szCs w:val="24"/>
+            </w:rPr>
+            <m:t xml:space="preserve"> )</m:t>
+          </m:r>
+        </m:oMath>
+      </m:oMathPara>
+    </w:p>
+    <w:p>
+      <w:pPr>
+        <w:pStyle w:val="Formula"/>
+      </w:pPr>
+      <m:oMathPara>
+        <m:oMathParaPr>
+          <m:jc m:val="left"/>
+        </m:oMathParaPr>
+        <m:oMath>
+          <m:r>
+            <w:rPr>
+              <w:rFonts w:ascii="Cambria Math" w:hAnsi="Cambria Math"/>
+              <w:sz w:val="24"/>
+              <w:szCs w:val="24"/>
+            </w:rPr>
+            <m:t xml:space="preserve">− </m:t>
+          </m:r>
+          <m:sSub>
+            <m:e>
+              <m:r>
+                <w:rPr>
+                  <w:rFonts w:ascii="Cambria Math" w:hAnsi="Cambria Math"/>
+                  <w:sz w:val="24"/>
+                  <w:szCs w:val="24"/>
+                </w:rPr>
+                <m:t xml:space="preserve">P</m:t>
+              </m:r>
+            </m:e>
+            <m:sub>
+              <m:r>
+                <w:rPr>
+                  <w:rFonts w:ascii="Cambria Math" w:hAnsi="Cambria Math"/>
+                  <w:sz w:val="24"/>
+                  <w:szCs w:val="24"/>
+                </w:rPr>
+                <m:t xml:space="preserve">β</m:t>
+              </m:r>
+            </m:sub>
+          </m:sSub>
+          <m:r>
+            <w:rPr>
+              <w:rFonts w:ascii="Cambria Math" w:hAnsi="Cambria Math"/>
+              <w:sz w:val="24"/>
+              <w:szCs w:val="24"/>
+            </w:rPr>
+            <m:t xml:space="preserve">·( </m:t>
+          </m:r>
+          <m:sSub>
+            <m:e>
+              <m:r>
+                <w:rPr>
+                  <w:rFonts w:ascii="Cambria Math" w:hAnsi="Cambria Math"/>
+                  <w:sz w:val="24"/>
+                  <w:szCs w:val="24"/>
+                </w:rPr>
+                <m:t xml:space="preserve">N′</m:t>
+              </m:r>
+            </m:e>
+            <m:sub>
+              <m:r>
+                <w:rPr>
+                  <w:rFonts w:ascii="Cambria Math" w:hAnsi="Cambria Math"/>
+                  <w:sz w:val="24"/>
+                  <w:szCs w:val="24"/>
+                </w:rPr>
+                <m:t xml:space="preserve">x</m:t>
+              </m:r>
+              <m:r>
+                <w:rPr>
+                  <w:rFonts w:ascii="Cambria Math" w:hAnsi="Cambria Math"/>
+                  <w:sz w:val="24"/>
+                  <w:szCs w:val="24"/>
+                </w:rPr>
+                <m:t xml:space="preserve">+</m:t>
+              </m:r>
+              <m:r>
+                <w:rPr>
+                  <w:rFonts w:ascii="Cambria Math" w:hAnsi="Cambria Math"/>
+                  <w:sz w:val="24"/>
+                  <w:szCs w:val="24"/>
+                </w:rPr>
+                <m:t xml:space="preserve">t</m:t>
+              </m:r>
+            </m:sub>
+          </m:sSub>
+          <m:r>
+            <w:rPr>
+              <w:rFonts w:ascii="Cambria Math" w:hAnsi="Cambria Math"/>
+              <w:sz w:val="24"/>
+              <w:szCs w:val="24"/>
+            </w:rPr>
+            <m:t xml:space="preserve"> − </m:t>
+          </m:r>
+          <m:sSub>
+            <m:e>
+              <m:r>
+                <w:rPr>
+                  <w:rFonts w:ascii="Cambria Math" w:hAnsi="Cambria Math"/>
+                  <w:sz w:val="24"/>
+                  <w:szCs w:val="24"/>
+                </w:rPr>
+                <m:t xml:space="preserve">N′</m:t>
+              </m:r>
+            </m:e>
+            <m:sub>
+              <m:r>
+                <w:rPr>
+                  <w:rFonts w:ascii="Cambria Math" w:hAnsi="Cambria Math"/>
+                  <w:sz w:val="24"/>
+                  <w:szCs w:val="24"/>
+                </w:rPr>
+                <m:t xml:space="preserve">x</m:t>
+              </m:r>
+              <m:r>
+                <w:rPr>
+                  <w:rFonts w:ascii="Cambria Math" w:hAnsi="Cambria Math"/>
+                  <w:sz w:val="24"/>
+                  <w:szCs w:val="24"/>
+                </w:rPr>
+                <m:t xml:space="preserve">+</m:t>
+              </m:r>
+              <m:r>
+                <w:rPr>
+                  <w:rFonts w:ascii="Cambria Math" w:hAnsi="Cambria Math"/>
+                  <w:sz w:val="24"/>
+                  <w:szCs w:val="24"/>
+                </w:rPr>
+                <m:t xml:space="preserve">m</m:t>
+              </m:r>
+            </m:sub>
+          </m:sSub>
+          <m:r>
+            <w:rPr>
+              <w:rFonts w:ascii="Cambria Math" w:hAnsi="Cambria Math"/>
+              <w:sz w:val="24"/>
+              <w:szCs w:val="24"/>
+            </w:rPr>
+            <m:t xml:space="preserve"> )·[</m:t>
+          </m:r>
+          <m:r>
+            <w:rPr>
+              <w:rFonts w:ascii="Cambria Math" w:hAnsi="Cambria Math"/>
+              <w:sz w:val="24"/>
+              <w:szCs w:val="24"/>
+            </w:rPr>
+            <m:t xml:space="preserve">t</m:t>
+          </m:r>
+          <m:r>
+            <w:rPr>
+              <w:rFonts w:ascii="Cambria Math" w:hAnsi="Cambria Math"/>
+              <w:sz w:val="24"/>
+              <w:szCs w:val="24"/>
+            </w:rPr>
+            <m:t xml:space="preserve">≤</m:t>
+          </m:r>
+          <m:r>
+            <w:rPr>
+              <w:rFonts w:ascii="Cambria Math" w:hAnsi="Cambria Math"/>
+              <w:sz w:val="24"/>
+              <w:szCs w:val="24"/>
+            </w:rPr>
+            <m:t xml:space="preserve">m</m:t>
+          </m:r>
+          <m:r>
+            <w:rPr>
+              <w:rFonts w:ascii="Cambria Math" w:hAnsi="Cambria Math"/>
+              <w:sz w:val="24"/>
+              <w:szCs w:val="24"/>
+            </w:rPr>
+            <m:t xml:space="preserve">] ] / </m:t>
+          </m:r>
+          <m:sSub>
+            <m:e>
+              <m:r>
+                <w:rPr>
+                  <w:rFonts w:ascii="Cambria Math" w:hAnsi="Cambria Math"/>
+                  <w:sz w:val="24"/>
+                  <w:szCs w:val="24"/>
+                </w:rPr>
+                <m:t xml:space="preserve">D</m:t>
+              </m:r>
+            </m:e>
+            <m:sub>
+              <m:r>
+                <w:rPr>
+                  <w:rFonts w:ascii="Cambria Math" w:hAnsi="Cambria Math"/>
+                  <w:sz w:val="24"/>
+                  <w:szCs w:val="24"/>
+                </w:rPr>
+                <m:t xml:space="preserve">x</m:t>
+              </m:r>
+              <m:r>
+                <w:rPr>
+                  <w:rFonts w:ascii="Cambria Math" w:hAnsi="Cambria Math"/>
+                  <w:sz w:val="24"/>
+                  <w:szCs w:val="24"/>
+                </w:rPr>
+                <m:t xml:space="preserve">+</m:t>
+              </m:r>
+              <m:r>
+                <w:rPr>
+                  <w:rFonts w:ascii="Cambria Math" w:hAnsi="Cambria Math"/>
+                  <w:sz w:val="24"/>
+                  <w:szCs w:val="24"/>
+                </w:rPr>
+                <m:t xml:space="preserve">t</m:t>
+              </m:r>
+            </m:sub>
+          </m:sSub>
+        </m:oMath>
+      </m:oMathPara>
     </w:p>
     <w:p>
       <w:pPr>
@@ -2202,7 +6445,7 @@
         <w:pStyle w:val="Heading1"/>
       </w:pPr>
       <w:r>
-        <w:t xml:space="preserve">6. 해지환급금의 계산</w:t>
+        <w:t xml:space="preserve">7. 해지환급금의 계산</w:t>
       </w:r>
     </w:p>
     <w:p>
@@ -2210,40 +6453,681 @@
         <w:pStyle w:val="FormulaLabel"/>
       </w:pPr>
       <w:r>
-        <w:t xml:space="preserve">[식] 해약공제와 해지환급금</w:t>
+        <w:t xml:space="preserve">[식] 해약공제</w:t>
       </w:r>
     </w:p>
     <w:p>
       <w:pPr>
         <w:pStyle w:val="Formula"/>
       </w:pPr>
+      <m:oMathPara>
+        <m:oMathParaPr>
+          <m:jc m:val="left"/>
+        </m:oMathParaPr>
+        <m:oMath>
+          <m:sSub>
+            <m:e>
+              <m:r>
+                <m:rPr>
+                  <m:nor/>
+                </m:rPr>
+                <w:rPr>
+                  <w:rFonts w:ascii="Cambria Math" w:hAnsi="Cambria Math"/>
+                  <w:sz w:val="24"/>
+                  <w:szCs w:val="24"/>
+                </w:rPr>
+                <m:t xml:space="preserve">해약공제</m:t>
+              </m:r>
+            </m:e>
+            <m:sub>
+              <m:r>
+                <w:rPr>
+                  <w:rFonts w:ascii="Cambria Math" w:hAnsi="Cambria Math"/>
+                  <w:sz w:val="24"/>
+                  <w:szCs w:val="24"/>
+                </w:rPr>
+                <m:t xml:space="preserve">t</m:t>
+              </m:r>
+            </m:sub>
+          </m:sSub>
+          <m:r>
+            <w:rPr>
+              <w:rFonts w:ascii="Cambria Math" w:hAnsi="Cambria Math"/>
+              <w:sz w:val="24"/>
+              <w:szCs w:val="24"/>
+            </w:rPr>
+            <m:t xml:space="preserve"> = </m:t>
+          </m:r>
+          <m:sSup>
+            <m:e>
+              <m:r>
+                <w:rPr>
+                  <w:rFonts w:ascii="Cambria Math" w:hAnsi="Cambria Math"/>
+                  <w:sz w:val="24"/>
+                  <w:szCs w:val="24"/>
+                </w:rPr>
+                <m:t xml:space="preserve">α</m:t>
+              </m:r>
+            </m:e>
+            <m:sup>
+              <m:r>
+                <m:rPr>
+                  <m:nor/>
+                </m:rPr>
+                <w:rPr>
+                  <w:rFonts w:ascii="Cambria Math" w:hAnsi="Cambria Math"/>
+                  <w:sz w:val="24"/>
+                  <w:szCs w:val="24"/>
+                </w:rPr>
+                <m:t xml:space="preserve">공제</m:t>
+              </m:r>
+            </m:sup>
+          </m:sSup>
+          <m:r>
+            <w:rPr>
+              <w:rFonts w:ascii="Cambria Math" w:hAnsi="Cambria Math"/>
+              <w:sz w:val="24"/>
+              <w:szCs w:val="24"/>
+            </w:rPr>
+            <m:t xml:space="preserve"> · </m:t>
+          </m:r>
+          <m:r>
+            <m:rPr>
+              <m:sty m:val="p"/>
+            </m:rPr>
+            <w:rPr>
+              <w:rFonts w:ascii="Cambria Math" w:hAnsi="Cambria Math"/>
+              <w:sz w:val="24"/>
+              <w:szCs w:val="24"/>
+            </w:rPr>
+            <m:t xml:space="preserve">max</m:t>
+          </m:r>
+          <m:r>
+            <w:rPr>
+              <w:rFonts w:ascii="Cambria Math" w:hAnsi="Cambria Math"/>
+              <w:sz w:val="24"/>
+              <w:szCs w:val="24"/>
+            </w:rPr>
+            <m:t xml:space="preserve">( </m:t>
+          </m:r>
+          <m:r>
+            <m:rPr>
+              <m:sty m:val="p"/>
+            </m:rPr>
+            <w:rPr>
+              <w:rFonts w:ascii="Cambria Math" w:hAnsi="Cambria Math"/>
+              <w:sz w:val="24"/>
+              <w:szCs w:val="24"/>
+            </w:rPr>
+            <m:t xml:space="preserve">min</m:t>
+          </m:r>
+          <m:r>
+            <w:rPr>
+              <w:rFonts w:ascii="Cambria Math" w:hAnsi="Cambria Math"/>
+              <w:sz w:val="24"/>
+              <w:szCs w:val="24"/>
+            </w:rPr>
+            <m:t xml:space="preserve">(</m:t>
+          </m:r>
+          <m:r>
+            <w:rPr>
+              <w:rFonts w:ascii="Cambria Math" w:hAnsi="Cambria Math"/>
+              <w:sz w:val="24"/>
+              <w:szCs w:val="24"/>
+            </w:rPr>
+            <m:t xml:space="preserve">m</m:t>
+          </m:r>
+          <m:r>
+            <w:rPr>
+              <w:rFonts w:ascii="Cambria Math" w:hAnsi="Cambria Math"/>
+              <w:sz w:val="24"/>
+              <w:szCs w:val="24"/>
+            </w:rPr>
+            <m:t xml:space="preserve">,</m:t>
+          </m:r>
+          <m:r>
+            <w:rPr>
+              <w:rFonts w:ascii="Cambria Math" w:hAnsi="Cambria Math"/>
+              <w:sz w:val="24"/>
+              <w:szCs w:val="24"/>
+            </w:rPr>
+            <m:t xml:space="preserve">7</m:t>
+          </m:r>
+          <m:r>
+            <w:rPr>
+              <w:rFonts w:ascii="Cambria Math" w:hAnsi="Cambria Math"/>
+              <w:sz w:val="24"/>
+              <w:szCs w:val="24"/>
+            </w:rPr>
+            <m:t xml:space="preserve">) − </m:t>
+          </m:r>
+          <m:r>
+            <w:rPr>
+              <w:rFonts w:ascii="Cambria Math" w:hAnsi="Cambria Math"/>
+              <w:sz w:val="24"/>
+              <w:szCs w:val="24"/>
+            </w:rPr>
+            <m:t xml:space="preserve">t</m:t>
+          </m:r>
+          <m:r>
+            <w:rPr>
+              <w:rFonts w:ascii="Cambria Math" w:hAnsi="Cambria Math"/>
+              <w:sz w:val="24"/>
+              <w:szCs w:val="24"/>
+            </w:rPr>
+            <m:t xml:space="preserve">, </m:t>
+          </m:r>
+          <m:r>
+            <w:rPr>
+              <w:rFonts w:ascii="Cambria Math" w:hAnsi="Cambria Math"/>
+              <w:sz w:val="24"/>
+              <w:szCs w:val="24"/>
+            </w:rPr>
+            <m:t xml:space="preserve">0</m:t>
+          </m:r>
+          <m:r>
+            <w:rPr>
+              <w:rFonts w:ascii="Cambria Math" w:hAnsi="Cambria Math"/>
+              <w:sz w:val="24"/>
+              <w:szCs w:val="24"/>
+            </w:rPr>
+            <m:t xml:space="preserve"> ) / </m:t>
+          </m:r>
+          <m:r>
+            <m:rPr>
+              <m:sty m:val="p"/>
+            </m:rPr>
+            <w:rPr>
+              <w:rFonts w:ascii="Cambria Math" w:hAnsi="Cambria Math"/>
+              <w:sz w:val="24"/>
+              <w:szCs w:val="24"/>
+            </w:rPr>
+            <m:t xml:space="preserve">min</m:t>
+          </m:r>
+          <m:r>
+            <w:rPr>
+              <w:rFonts w:ascii="Cambria Math" w:hAnsi="Cambria Math"/>
+              <w:sz w:val="24"/>
+              <w:szCs w:val="24"/>
+            </w:rPr>
+            <m:t xml:space="preserve">(</m:t>
+          </m:r>
+          <m:r>
+            <w:rPr>
+              <w:rFonts w:ascii="Cambria Math" w:hAnsi="Cambria Math"/>
+              <w:sz w:val="24"/>
+              <w:szCs w:val="24"/>
+            </w:rPr>
+            <m:t xml:space="preserve">m</m:t>
+          </m:r>
+          <m:r>
+            <w:rPr>
+              <w:rFonts w:ascii="Cambria Math" w:hAnsi="Cambria Math"/>
+              <w:sz w:val="24"/>
+              <w:szCs w:val="24"/>
+            </w:rPr>
+            <m:t xml:space="preserve">,</m:t>
+          </m:r>
+          <m:r>
+            <w:rPr>
+              <w:rFonts w:ascii="Cambria Math" w:hAnsi="Cambria Math"/>
+              <w:sz w:val="24"/>
+              <w:szCs w:val="24"/>
+            </w:rPr>
+            <m:t xml:space="preserve">7</m:t>
+          </m:r>
+          <m:r>
+            <w:rPr>
+              <w:rFonts w:ascii="Cambria Math" w:hAnsi="Cambria Math"/>
+              <w:sz w:val="24"/>
+              <w:szCs w:val="24"/>
+            </w:rPr>
+            <m:t xml:space="preserve">)</m:t>
+          </m:r>
+        </m:oMath>
+      </m:oMathPara>
+    </w:p>
+    <w:p>
+      <w:pPr>
+        <w:pStyle w:val="FormulaLabel"/>
+      </w:pPr>
       <w:r>
-        <w:t xml:space="preserve">해약공제_t = α^공제 · max( min(m,7) − t, 0 ) / min(m,7)</w:t>
+        <w:t xml:space="preserve">[식] 해약공제 기준 신계약비</w:t>
       </w:r>
     </w:p>
     <w:p>
       <w:pPr>
         <w:pStyle w:val="Formula"/>
       </w:pPr>
+      <m:oMathPara>
+        <m:oMathParaPr>
+          <m:jc m:val="left"/>
+        </m:oMathParaPr>
+        <m:oMath>
+          <m:sSup>
+            <m:e>
+              <m:r>
+                <w:rPr>
+                  <w:rFonts w:ascii="Cambria Math" w:hAnsi="Cambria Math"/>
+                  <w:sz w:val="24"/>
+                  <w:szCs w:val="24"/>
+                </w:rPr>
+                <m:t xml:space="preserve">α</m:t>
+              </m:r>
+            </m:e>
+            <m:sup>
+              <m:r>
+                <m:rPr>
+                  <m:nor/>
+                </m:rPr>
+                <w:rPr>
+                  <w:rFonts w:ascii="Cambria Math" w:hAnsi="Cambria Math"/>
+                  <w:sz w:val="24"/>
+                  <w:szCs w:val="24"/>
+                </w:rPr>
+                <m:t xml:space="preserve">공제</m:t>
+              </m:r>
+            </m:sup>
+          </m:sSup>
+          <m:r>
+            <w:rPr>
+              <w:rFonts w:ascii="Cambria Math" w:hAnsi="Cambria Math"/>
+              <w:sz w:val="24"/>
+              <w:szCs w:val="24"/>
+            </w:rPr>
+            <m:t xml:space="preserve"> = </m:t>
+          </m:r>
+          <m:r>
+            <m:rPr>
+              <m:sty m:val="p"/>
+            </m:rPr>
+            <w:rPr>
+              <w:rFonts w:ascii="Cambria Math" w:hAnsi="Cambria Math"/>
+              <w:sz w:val="24"/>
+              <w:szCs w:val="24"/>
+            </w:rPr>
+            <m:t xml:space="preserve">min</m:t>
+          </m:r>
+          <m:r>
+            <w:rPr>
+              <w:rFonts w:ascii="Cambria Math" w:hAnsi="Cambria Math"/>
+              <w:sz w:val="24"/>
+              <w:szCs w:val="24"/>
+            </w:rPr>
+            <m:t xml:space="preserve">( </m:t>
+          </m:r>
+          <m:r>
+            <w:rPr>
+              <w:rFonts w:ascii="Cambria Math" w:hAnsi="Cambria Math"/>
+              <w:sz w:val="24"/>
+              <w:szCs w:val="24"/>
+            </w:rPr>
+            <m:t xml:space="preserve">α</m:t>
+          </m:r>
+          <m:r>
+            <w:rPr>
+              <w:rFonts w:ascii="Cambria Math" w:hAnsi="Cambria Math"/>
+              <w:sz w:val="24"/>
+              <w:szCs w:val="24"/>
+            </w:rPr>
+            <m:t xml:space="preserve">, </m:t>
+          </m:r>
+          <m:sSup>
+            <m:e>
+              <m:r>
+                <w:rPr>
+                  <w:rFonts w:ascii="Cambria Math" w:hAnsi="Cambria Math"/>
+                  <w:sz w:val="24"/>
+                  <w:szCs w:val="24"/>
+                </w:rPr>
+                <m:t xml:space="preserve">α</m:t>
+              </m:r>
+            </m:e>
+            <m:sup>
+              <m:r>
+                <m:rPr>
+                  <m:nor/>
+                </m:rPr>
+                <w:rPr>
+                  <w:rFonts w:ascii="Cambria Math" w:hAnsi="Cambria Math"/>
+                  <w:sz w:val="24"/>
+                  <w:szCs w:val="24"/>
+                </w:rPr>
+                <m:t xml:space="preserve">std</m:t>
+              </m:r>
+            </m:sup>
+          </m:sSup>
+          <m:r>
+            <w:rPr>
+              <w:rFonts w:ascii="Cambria Math" w:hAnsi="Cambria Math"/>
+              <w:sz w:val="24"/>
+              <w:szCs w:val="24"/>
+            </w:rPr>
+            <m:t xml:space="preserve"> )</m:t>
+          </m:r>
+        </m:oMath>
+      </m:oMathPara>
+    </w:p>
+    <w:p>
+      <w:pPr>
+        <w:pStyle w:val="Formula"/>
+      </w:pPr>
+      <m:oMathPara>
+        <m:oMathParaPr>
+          <m:jc m:val="left"/>
+        </m:oMathParaPr>
+        <m:oMath>
+          <m:r>
+            <w:rPr>
+              <w:rFonts w:ascii="Cambria Math" w:hAnsi="Cambria Math"/>
+              <w:sz w:val="24"/>
+              <w:szCs w:val="24"/>
+            </w:rPr>
+            <m:t xml:space="preserve">α</m:t>
+          </m:r>
+          <m:r>
+            <w:rPr>
+              <w:rFonts w:ascii="Cambria Math" w:hAnsi="Cambria Math"/>
+              <w:sz w:val="24"/>
+              <w:szCs w:val="24"/>
+            </w:rPr>
+            <m:t xml:space="preserve"> = </m:t>
+          </m:r>
+          <m:sSub>
+            <m:e>
+              <m:r>
+                <w:rPr>
+                  <w:rFonts w:ascii="Cambria Math" w:hAnsi="Cambria Math"/>
+                  <w:sz w:val="24"/>
+                  <w:szCs w:val="24"/>
+                </w:rPr>
+                <m:t xml:space="preserve">α</m:t>
+              </m:r>
+            </m:e>
+            <m:sub>
+              <m:r>
+                <w:rPr>
+                  <w:rFonts w:ascii="Cambria Math" w:hAnsi="Cambria Math"/>
+                  <w:sz w:val="24"/>
+                  <w:szCs w:val="24"/>
+                </w:rPr>
+                <m:t xml:space="preserve">S</m:t>
+              </m:r>
+            </m:sub>
+          </m:sSub>
+          <m:r>
+            <w:rPr>
+              <w:rFonts w:ascii="Cambria Math" w:hAnsi="Cambria Math"/>
+              <w:sz w:val="24"/>
+              <w:szCs w:val="24"/>
+            </w:rPr>
+            <m:t xml:space="preserve"> + </m:t>
+          </m:r>
+          <m:sSub>
+            <m:e>
+              <m:r>
+                <w:rPr>
+                  <w:rFonts w:ascii="Cambria Math" w:hAnsi="Cambria Math"/>
+                  <w:sz w:val="24"/>
+                  <w:szCs w:val="24"/>
+                </w:rPr>
+                <m:t xml:space="preserve">α</m:t>
+              </m:r>
+            </m:e>
+            <m:sub>
+              <m:r>
+                <w:rPr>
+                  <w:rFonts w:ascii="Cambria Math" w:hAnsi="Cambria Math"/>
+                  <w:sz w:val="24"/>
+                  <w:szCs w:val="24"/>
+                </w:rPr>
+                <m:t xml:space="preserve">P</m:t>
+              </m:r>
+            </m:sub>
+          </m:sSub>
+          <m:r>
+            <w:rPr>
+              <w:rFonts w:ascii="Cambria Math" w:hAnsi="Cambria Math"/>
+              <w:sz w:val="24"/>
+              <w:szCs w:val="24"/>
+            </w:rPr>
+            <m:t xml:space="preserve"> · </m:t>
+          </m:r>
+          <m:r>
+            <m:rPr>
+              <m:sty m:val="p"/>
+            </m:rPr>
+            <w:rPr>
+              <w:rFonts w:ascii="Cambria Math" w:hAnsi="Cambria Math"/>
+              <w:sz w:val="24"/>
+              <w:szCs w:val="24"/>
+            </w:rPr>
+            <m:t xml:space="preserve">round</m:t>
+          </m:r>
+          <m:r>
+            <w:rPr>
+              <w:rFonts w:ascii="Cambria Math" w:hAnsi="Cambria Math"/>
+              <w:sz w:val="24"/>
+              <w:szCs w:val="24"/>
+            </w:rPr>
+            <m:t xml:space="preserve">₅( </m:t>
+          </m:r>
+          <m:sSub>
+            <m:e>
+              <m:r>
+                <w:rPr>
+                  <w:rFonts w:ascii="Cambria Math" w:hAnsi="Cambria Math"/>
+                  <w:sz w:val="24"/>
+                  <w:szCs w:val="24"/>
+                </w:rPr>
+                <m:t xml:space="preserve">P</m:t>
+              </m:r>
+            </m:e>
+            <m:sub>
+              <m:r>
+                <m:rPr>
+                  <m:nor/>
+                </m:rPr>
+                <w:rPr>
+                  <w:rFonts w:ascii="Cambria Math" w:hAnsi="Cambria Math"/>
+                  <w:sz w:val="24"/>
+                  <w:szCs w:val="24"/>
+                </w:rPr>
+                <m:t xml:space="preserve">base</m:t>
+              </m:r>
+            </m:sub>
+          </m:sSub>
+          <m:r>
+            <w:rPr>
+              <w:rFonts w:ascii="Cambria Math" w:hAnsi="Cambria Math"/>
+              <w:sz w:val="24"/>
+              <w:szCs w:val="24"/>
+            </w:rPr>
+            <m:t xml:space="preserve"> )</m:t>
+          </m:r>
+        </m:oMath>
+      </m:oMathPara>
+    </w:p>
+    <w:p>
+      <w:pPr>
+        <w:pStyle w:val="Note"/>
+      </w:pPr>
       <w:r>
-        <w:t xml:space="preserve">α^공제 = min( α, α^std )</w:t>
+        <w:t xml:space="preserve">※ 영업보험료 G 에는 반올림 전 </w:t>
       </w:r>
+      <w:r>
+        <w:t xml:space="preserve">P</w:t>
+      </w:r>
+      <w:r>
+        <w:rPr>
+          <w:vertAlign w:val="subscript"/>
+        </w:rPr>
+        <w:t xml:space="preserve">base</w:t>
+      </w:r>
+      <w:r>
+        <w:t xml:space="preserve"> 를 쓴다.</w:t>
+      </w:r>
+    </w:p>
+    <w:p>
+      <w:pPr>
+        <w:pStyle w:val="FormulaLabel"/>
+      </w:pPr>
+      <w:r>
+        <w:t xml:space="preserve">[식] 표준형 해지환급금</w:t>
+      </w:r>
     </w:p>
     <w:p>
       <w:pPr>
         <w:pStyle w:val="Formula"/>
       </w:pPr>
-      <w:r>
-        <w:t xml:space="preserve">α = α_S + α_P · round₅( P_base )  (영업보험료 G 에는 반올림 전 P_base 를 쓴다)</w:t>
-      </w:r>
-    </w:p>
-    <w:p>
-      <w:pPr>
-        <w:pStyle w:val="Formula"/>
-      </w:pPr>
-      <w:r>
-        <w:t xml:space="preserve">W^표준_t = max( V_t − 해약공제_t, 0 )</w:t>
-      </w:r>
+      <m:oMathPara>
+        <m:oMathParaPr>
+          <m:jc m:val="left"/>
+        </m:oMathParaPr>
+        <m:oMath>
+          <m:sSubSup>
+            <m:e>
+              <m:r>
+                <w:rPr>
+                  <w:rFonts w:ascii="Cambria Math" w:hAnsi="Cambria Math"/>
+                  <w:sz w:val="24"/>
+                  <w:szCs w:val="24"/>
+                </w:rPr>
+                <m:t xml:space="preserve">W</m:t>
+              </m:r>
+            </m:e>
+            <m:sub>
+              <m:r>
+                <w:rPr>
+                  <w:rFonts w:ascii="Cambria Math" w:hAnsi="Cambria Math"/>
+                  <w:sz w:val="24"/>
+                  <w:szCs w:val="24"/>
+                </w:rPr>
+                <m:t xml:space="preserve">t</m:t>
+              </m:r>
+            </m:sub>
+            <m:sup>
+              <m:r>
+                <m:rPr>
+                  <m:nor/>
+                </m:rPr>
+                <w:rPr>
+                  <w:rFonts w:ascii="Cambria Math" w:hAnsi="Cambria Math"/>
+                  <w:sz w:val="24"/>
+                  <w:szCs w:val="24"/>
+                </w:rPr>
+                <m:t xml:space="preserve">표준</m:t>
+              </m:r>
+            </m:sup>
+          </m:sSubSup>
+          <m:r>
+            <w:rPr>
+              <w:rFonts w:ascii="Cambria Math" w:hAnsi="Cambria Math"/>
+              <w:sz w:val="24"/>
+              <w:szCs w:val="24"/>
+            </w:rPr>
+            <m:t xml:space="preserve"> = </m:t>
+          </m:r>
+          <m:r>
+            <m:rPr>
+              <m:sty m:val="p"/>
+            </m:rPr>
+            <w:rPr>
+              <w:rFonts w:ascii="Cambria Math" w:hAnsi="Cambria Math"/>
+              <w:sz w:val="24"/>
+              <w:szCs w:val="24"/>
+            </w:rPr>
+            <m:t xml:space="preserve">max</m:t>
+          </m:r>
+          <m:r>
+            <w:rPr>
+              <w:rFonts w:ascii="Cambria Math" w:hAnsi="Cambria Math"/>
+              <w:sz w:val="24"/>
+              <w:szCs w:val="24"/>
+            </w:rPr>
+            <m:t xml:space="preserve">( </m:t>
+          </m:r>
+          <m:sSub>
+            <m:e>
+              <m:r>
+                <w:rPr>
+                  <w:rFonts w:ascii="Cambria Math" w:hAnsi="Cambria Math"/>
+                  <w:sz w:val="24"/>
+                  <w:szCs w:val="24"/>
+                </w:rPr>
+                <m:t xml:space="preserve">V</m:t>
+              </m:r>
+            </m:e>
+            <m:sub>
+              <m:r>
+                <w:rPr>
+                  <w:rFonts w:ascii="Cambria Math" w:hAnsi="Cambria Math"/>
+                  <w:sz w:val="24"/>
+                  <w:szCs w:val="24"/>
+                </w:rPr>
+                <m:t xml:space="preserve">t</m:t>
+              </m:r>
+            </m:sub>
+          </m:sSub>
+          <m:r>
+            <w:rPr>
+              <w:rFonts w:ascii="Cambria Math" w:hAnsi="Cambria Math"/>
+              <w:sz w:val="24"/>
+              <w:szCs w:val="24"/>
+            </w:rPr>
+            <m:t xml:space="preserve"> − </m:t>
+          </m:r>
+          <m:sSub>
+            <m:e>
+              <m:r>
+                <m:rPr>
+                  <m:nor/>
+                </m:rPr>
+                <w:rPr>
+                  <w:rFonts w:ascii="Cambria Math" w:hAnsi="Cambria Math"/>
+                  <w:sz w:val="24"/>
+                  <w:szCs w:val="24"/>
+                </w:rPr>
+                <m:t xml:space="preserve">해약공제</m:t>
+              </m:r>
+            </m:e>
+            <m:sub>
+              <m:r>
+                <w:rPr>
+                  <w:rFonts w:ascii="Cambria Math" w:hAnsi="Cambria Math"/>
+                  <w:sz w:val="24"/>
+                  <w:szCs w:val="24"/>
+                </w:rPr>
+                <m:t xml:space="preserve">t</m:t>
+              </m:r>
+            </m:sub>
+          </m:sSub>
+          <m:r>
+            <w:rPr>
+              <w:rFonts w:ascii="Cambria Math" w:hAnsi="Cambria Math"/>
+              <w:sz w:val="24"/>
+              <w:szCs w:val="24"/>
+            </w:rPr>
+            <m:t xml:space="preserve">, </m:t>
+          </m:r>
+          <m:r>
+            <w:rPr>
+              <w:rFonts w:ascii="Cambria Math" w:hAnsi="Cambria Math"/>
+              <w:sz w:val="24"/>
+              <w:szCs w:val="24"/>
+            </w:rPr>
+            <m:t xml:space="preserve">0</m:t>
+          </m:r>
+          <m:r>
+            <w:rPr>
+              <w:rFonts w:ascii="Cambria Math" w:hAnsi="Cambria Math"/>
+              <w:sz w:val="24"/>
+              <w:szCs w:val="24"/>
+            </w:rPr>
+            <m:t xml:space="preserve"> )</m:t>
+          </m:r>
+        </m:oMath>
+      </m:oMathPara>
     </w:p>
     <w:p>
       <w:pPr>
@@ -2257,24 +7141,236 @@
       <w:pPr>
         <w:pStyle w:val="Formula"/>
       </w:pPr>
+      <m:oMathPara>
+        <m:oMathParaPr>
+          <m:jc m:val="left"/>
+        </m:oMathParaPr>
+        <m:oMath>
+          <m:sSub>
+            <m:e>
+              <m:r>
+                <m:rPr>
+                  <m:nor/>
+                </m:rPr>
+                <w:rPr>
+                  <w:rFonts w:ascii="Cambria Math" w:hAnsi="Cambria Math"/>
+                  <w:sz w:val="24"/>
+                  <w:szCs w:val="24"/>
+                </w:rPr>
+                <m:t xml:space="preserve">환급률</m:t>
+              </m:r>
+            </m:e>
+            <m:sub>
+              <m:r>
+                <w:rPr>
+                  <w:rFonts w:ascii="Cambria Math" w:hAnsi="Cambria Math"/>
+                  <w:sz w:val="24"/>
+                  <w:szCs w:val="24"/>
+                </w:rPr>
+                <m:t xml:space="preserve">t</m:t>
+              </m:r>
+            </m:sub>
+          </m:sSub>
+          <m:r>
+            <w:rPr>
+              <w:rFonts w:ascii="Cambria Math" w:hAnsi="Cambria Math"/>
+              <w:sz w:val="24"/>
+              <w:szCs w:val="24"/>
+            </w:rPr>
+            <m:t xml:space="preserve"> = </m:t>
+          </m:r>
+          <m:sSub>
+            <m:e>
+              <m:r>
+                <w:rPr>
+                  <w:rFonts w:ascii="Cambria Math" w:hAnsi="Cambria Math"/>
+                  <w:sz w:val="24"/>
+                  <w:szCs w:val="24"/>
+                </w:rPr>
+                <m:t xml:space="preserve">W</m:t>
+              </m:r>
+            </m:e>
+            <m:sub>
+              <m:r>
+                <w:rPr>
+                  <w:rFonts w:ascii="Cambria Math" w:hAnsi="Cambria Math"/>
+                  <w:sz w:val="24"/>
+                  <w:szCs w:val="24"/>
+                </w:rPr>
+                <m:t xml:space="preserve">t</m:t>
+              </m:r>
+            </m:sub>
+          </m:sSub>
+          <m:r>
+            <w:rPr>
+              <w:rFonts w:ascii="Cambria Math" w:hAnsi="Cambria Math"/>
+              <w:sz w:val="24"/>
+              <w:szCs w:val="24"/>
+            </w:rPr>
+            <m:t xml:space="preserve"> / </m:t>
+          </m:r>
+          <m:sSub>
+            <m:e>
+              <m:r>
+                <m:rPr>
+                  <m:nor/>
+                </m:rPr>
+                <w:rPr>
+                  <w:rFonts w:ascii="Cambria Math" w:hAnsi="Cambria Math"/>
+                  <w:sz w:val="24"/>
+                  <w:szCs w:val="24"/>
+                </w:rPr>
+                <m:t xml:space="preserve">납입누계</m:t>
+              </m:r>
+            </m:e>
+            <m:sub>
+              <m:r>
+                <w:rPr>
+                  <w:rFonts w:ascii="Cambria Math" w:hAnsi="Cambria Math"/>
+                  <w:sz w:val="24"/>
+                  <w:szCs w:val="24"/>
+                </w:rPr>
+                <m:t xml:space="preserve">t</m:t>
+              </m:r>
+            </m:sub>
+          </m:sSub>
+        </m:oMath>
+      </m:oMathPara>
+    </w:p>
+    <w:p>
+      <w:pPr>
+        <w:pStyle w:val="FormulaLabel"/>
+      </w:pPr>
       <w:r>
-        <w:t xml:space="preserve">환급률_t = W_t / 납입누계_t,</w:t>
+        <w:t xml:space="preserve">[식] 납입누계</w:t>
       </w:r>
     </w:p>
     <w:p>
       <w:pPr>
         <w:pStyle w:val="Formula"/>
       </w:pPr>
+      <m:oMathPara>
+        <m:oMathParaPr>
+          <m:jc m:val="left"/>
+        </m:oMathParaPr>
+        <m:oMath>
+          <m:sSub>
+            <m:e>
+              <m:r>
+                <m:rPr>
+                  <m:nor/>
+                </m:rPr>
+                <w:rPr>
+                  <w:rFonts w:ascii="Cambria Math" w:hAnsi="Cambria Math"/>
+                  <w:sz w:val="24"/>
+                  <w:szCs w:val="24"/>
+                </w:rPr>
+                <m:t xml:space="preserve">납입누계</m:t>
+              </m:r>
+            </m:e>
+            <m:sub>
+              <m:r>
+                <w:rPr>
+                  <w:rFonts w:ascii="Cambria Math" w:hAnsi="Cambria Math"/>
+                  <w:sz w:val="24"/>
+                  <w:szCs w:val="24"/>
+                </w:rPr>
+                <m:t xml:space="preserve">t</m:t>
+              </m:r>
+            </m:sub>
+          </m:sSub>
+          <m:r>
+            <w:rPr>
+              <w:rFonts w:ascii="Cambria Math" w:hAnsi="Cambria Math"/>
+              <w:sz w:val="24"/>
+              <w:szCs w:val="24"/>
+            </w:rPr>
+            <m:t xml:space="preserve"> = </m:t>
+          </m:r>
+          <m:r>
+            <m:rPr>
+              <m:sty m:val="p"/>
+            </m:rPr>
+            <w:rPr>
+              <w:rFonts w:ascii="Cambria Math" w:hAnsi="Cambria Math"/>
+              <w:sz w:val="24"/>
+              <w:szCs w:val="24"/>
+            </w:rPr>
+            <m:t xml:space="preserve">min</m:t>
+          </m:r>
+          <m:r>
+            <w:rPr>
+              <w:rFonts w:ascii="Cambria Math" w:hAnsi="Cambria Math"/>
+              <w:sz w:val="24"/>
+              <w:szCs w:val="24"/>
+            </w:rPr>
+            <m:t xml:space="preserve">(</m:t>
+          </m:r>
+          <m:r>
+            <w:rPr>
+              <w:rFonts w:ascii="Cambria Math" w:hAnsi="Cambria Math"/>
+              <w:sz w:val="24"/>
+              <w:szCs w:val="24"/>
+            </w:rPr>
+            <m:t xml:space="preserve">t</m:t>
+          </m:r>
+          <m:r>
+            <w:rPr>
+              <w:rFonts w:ascii="Cambria Math" w:hAnsi="Cambria Math"/>
+              <w:sz w:val="24"/>
+              <w:szCs w:val="24"/>
+            </w:rPr>
+            <m:t xml:space="preserve">, </m:t>
+          </m:r>
+          <m:r>
+            <w:rPr>
+              <w:rFonts w:ascii="Cambria Math" w:hAnsi="Cambria Math"/>
+              <w:sz w:val="24"/>
+              <w:szCs w:val="24"/>
+            </w:rPr>
+            <m:t xml:space="preserve">m</m:t>
+          </m:r>
+          <m:r>
+            <w:rPr>
+              <w:rFonts w:ascii="Cambria Math" w:hAnsi="Cambria Math"/>
+              <w:sz w:val="24"/>
+              <w:szCs w:val="24"/>
+            </w:rPr>
+            <m:t xml:space="preserve">) × </m:t>
+          </m:r>
+          <m:r>
+            <w:rPr>
+              <w:rFonts w:ascii="Cambria Math" w:hAnsi="Cambria Math"/>
+              <w:sz w:val="24"/>
+              <w:szCs w:val="24"/>
+            </w:rPr>
+            <m:t xml:space="preserve">k</m:t>
+          </m:r>
+          <m:r>
+            <w:rPr>
+              <w:rFonts w:ascii="Cambria Math" w:hAnsi="Cambria Math"/>
+              <w:sz w:val="24"/>
+              <w:szCs w:val="24"/>
+            </w:rPr>
+            <m:t xml:space="preserve"> × </m:t>
+          </m:r>
+          <m:r>
+            <w:rPr>
+              <w:rFonts w:ascii="Cambria Math" w:hAnsi="Cambria Math"/>
+              <w:sz w:val="24"/>
+              <w:szCs w:val="24"/>
+            </w:rPr>
+            <m:t xml:space="preserve">G</m:t>
+          </m:r>
+        </m:oMath>
+      </m:oMathPara>
+    </w:p>
+    <w:p>
+      <w:pPr>
+        <w:pStyle w:val="Heading1"/>
+      </w:pPr>
       <w:r>
-        <w:t xml:space="preserve">납입누계_t = min(t, m) × mm × G</w:t>
-      </w:r>
-    </w:p>
-    <w:p>
-      <w:pPr>
-        <w:pStyle w:val="Heading1"/>
-      </w:pPr>
-      <w:r>
-        <w:t xml:space="preserve">7. 책임준비금 관련 사항</w:t>
+        <w:t xml:space="preserve">8. 책임준비금 관련 사항</w:t>
       </w:r>
     </w:p>
     <w:p>
@@ -2298,7 +7394,7 @@
         <w:pStyle w:val="Heading1"/>
       </w:pPr>
       <w:r>
-        <w:t xml:space="preserve">8. 해지환급금 관련 사항</w:t>
+        <w:t xml:space="preserve">9. 해지환급금 관련 사항</w:t>
       </w:r>
     </w:p>
     <w:p>
@@ -2331,14 +7427,14 @@
     <w:rPrDefault>
       <w:rPr>
         <w:rFonts w:ascii="Malgun Gothic" w:hAnsi="Malgun Gothic" w:eastAsia="맑은 고딕" w:cs="Malgun Gothic"/>
-        <w:sz w:val="20"/>
-        <w:szCs w:val="20"/>
+        <w:sz w:val="24"/>
+        <w:szCs w:val="24"/>
         <w:lang w:val="en-US" w:eastAsia="ko-KR"/>
       </w:rPr>
     </w:rPrDefault>
     <w:pPrDefault>
       <w:pPr>
-        <w:spacing w:after="80" w:line="276" w:lineRule="auto"/>
+        <w:spacing w:after="100" w:line="276" w:lineRule="auto"/>
       </w:pPr>
     </w:pPrDefault>
   </w:docDefaults>
@@ -2351,15 +7447,15 @@
     <w:basedOn w:val="Normal"/>
     <w:qFormat/>
     <w:pPr>
-      <w:spacing w:after="240"/>
+      <w:spacing w:after="280"/>
       <w:pBdr>
         <w:bottom w:val="single" w:sz="12" w:space="4" w:color="1B2845"/>
       </w:pBdr>
     </w:pPr>
     <w:rPr>
       <w:b/>
-      <w:sz w:val="34"/>
-      <w:szCs w:val="34"/>
+      <w:sz w:val="36"/>
+      <w:szCs w:val="36"/>
     </w:rPr>
   </w:style>
   <w:style w:type="paragraph" w:styleId="Heading1">
@@ -2368,7 +7464,7 @@
     <w:qFormat/>
     <w:pPr>
       <w:keepNext/>
-      <w:spacing w:before="320" w:after="120"/>
+      <w:spacing w:before="360" w:after="140"/>
       <w:outlineLvl w:val="0"/>
       <w:pBdr>
         <w:bottom w:val="single" w:sz="4" w:space="2" w:color="BBBBBB"/>
@@ -2376,8 +7472,8 @@
     </w:pPr>
     <w:rPr>
       <w:b/>
-      <w:sz w:val="26"/>
-      <w:szCs w:val="26"/>
+      <w:sz w:val="28"/>
+      <w:szCs w:val="28"/>
     </w:rPr>
   </w:style>
   <w:style w:type="paragraph" w:styleId="Heading2">
@@ -2386,13 +7482,13 @@
     <w:qFormat/>
     <w:pPr>
       <w:keepNext/>
-      <w:spacing w:before="200" w:after="80"/>
+      <w:spacing w:before="240" w:after="100"/>
       <w:outlineLvl w:val="1"/>
     </w:pPr>
     <w:rPr>
       <w:b/>
-      <w:sz w:val="22"/>
-      <w:szCs w:val="22"/>
+      <w:sz w:val="28"/>
+      <w:szCs w:val="28"/>
     </w:rPr>
   </w:style>
   <w:style w:type="paragraph" w:styleId="FormulaLabel">
@@ -2401,11 +7497,13 @@
     <w:qFormat/>
     <w:pPr>
       <w:keepNext/>
-      <w:spacing w:before="160" w:after="40"/>
+      <w:spacing w:before="200" w:after="60"/>
     </w:pPr>
     <w:rPr>
       <w:b/>
       <w:color w:val="1B2845"/>
+      <w:sz w:val="24"/>
+      <w:szCs w:val="24"/>
     </w:rPr>
   </w:style>
   <w:style w:type="paragraph" w:styleId="Formula">
@@ -2413,13 +7511,27 @@
     <w:basedOn w:val="Normal"/>
     <w:qFormat/>
     <w:pPr>
-      <w:spacing w:after="0"/>
-      <w:ind w:left="284"/>
-      <w:shd w:val="clear" w:color="auto" w:fill="F4F6F8"/>
+      <w:spacing w:before="0" w:after="0" w:line="360" w:lineRule="auto"/>
+      <w:ind w:left="567"/>
     </w:pPr>
     <w:rPr>
-      <w:rFonts w:ascii="Cambria Math" w:hAnsi="Cambria Math"/>
-      <w:sz w:val="20"/>
+      <w:sz w:val="24"/>
+      <w:szCs w:val="24"/>
+    </w:rPr>
+  </w:style>
+  <w:style w:type="paragraph" w:styleId="FormulaText">
+    <w:name w:val="수식 설명"/>
+    <w:basedOn w:val="Normal"/>
+    <w:qFormat/>
+    <w:pPr>
+      <w:keepNext/>
+      <w:spacing w:before="80" w:after="0" w:line="360" w:lineRule="auto"/>
+      <w:ind w:left="567"/>
+    </w:pPr>
+    <w:rPr>
+      <w:color w:val="333333"/>
+      <w:sz w:val="24"/>
+      <w:szCs w:val="24"/>
     </w:rPr>
   </w:style>
   <w:style w:type="paragraph" w:styleId="Note">
@@ -2427,13 +7539,13 @@
     <w:basedOn w:val="Normal"/>
     <w:qFormat/>
     <w:pPr>
-      <w:spacing w:before="60" w:after="120"/>
-      <w:ind w:left="284"/>
+      <w:spacing w:before="80" w:after="140"/>
+      <w:ind w:left="567"/>
     </w:pPr>
     <w:rPr>
       <w:color w:val="444444"/>
-      <w:sz w:val="18"/>
-      <w:szCs w:val="18"/>
+      <w:sz w:val="24"/>
+      <w:szCs w:val="24"/>
     </w:rPr>
   </w:style>
 </w:styles>

--- a/standards/표준_산출방법서_질병보험.docx
+++ b/standards/표준_산출방법서_질병보험.docx
@@ -61,7 +61,7 @@
               <w:spacing w:before="30" w:after="30"/>
             </w:pPr>
             <w:r>
-              <w:t xml:space="preserve">이 문서는 표준 산출방법서 v2 양식입니다. 개요 표의 "양식" 행을 지우지 마세요 — 앱은 이 행을 보고 정해진 순서대로 읽습니다.</w:t>
+              <w:t xml:space="preserve">이 문서는 표준 산출방법서 v3 양식입니다. 개요 표의 "양식" 행을 지우지 마세요 — 앱은 이 행을 보고 정해진 순서대로 읽습니다.</w:t>
             </w:r>
           </w:p>
         </w:tc>
@@ -248,7 +248,7 @@
               <w:spacing w:before="30" w:after="30"/>
             </w:pPr>
             <w:r>
-              <w:t xml:space="preserve">표준 산출방법서 v2</w:t>
+              <w:t xml:space="preserve">표준 산출방법서 v3</w:t>
             </w:r>
           </w:p>
         </w:tc>
@@ -1564,6 +1564,14 @@
         <w:t xml:space="preserve">2. 계약 단위와 급부</w:t>
       </w:r>
     </w:p>
+    <w:p>
+      <w:pPr>
+        <w:pStyle w:val="Note"/>
+      </w:pPr>
+      <w:r>
+        <w:t xml:space="preserve">※ 유지자수·납입자수의 집단 1개 — “사망 · 2대질병”(2대질병 진단). 집단마다 l · l′ 를 3. 에서 한 번만 낸다.</w:t>
+      </w:r>
+    </w:p>
     <w:tbl>
       <w:tblPr>
         <w:tblW w:w="5000" w:type="pct"/>
@@ -1847,6 +1855,34 @@
           </w:p>
         </w:tc>
       </w:tr>
+      <w:tr>
+        <w:tc>
+          <w:tcPr>
+            <w:tcW w:w="0" w:type="auto"/>
+          </w:tcPr>
+          <w:p>
+            <w:pPr>
+              <w:spacing w:before="30" w:after="30"/>
+            </w:pPr>
+            <w:r>
+              <w:t xml:space="preserve">집단</w:t>
+            </w:r>
+          </w:p>
+        </w:tc>
+        <w:tc>
+          <w:tcPr>
+            <w:tcW w:w="0" w:type="auto"/>
+          </w:tcPr>
+          <w:p>
+            <w:pPr>
+              <w:spacing w:before="30" w:after="30"/>
+            </w:pPr>
+            <w:r>
+              <w:t xml:space="preserve">사망 · 2대질병</w:t>
+            </w:r>
+          </w:p>
+        </w:tc>
+      </w:tr>
     </w:tbl>
     <w:p/>
     <w:p>
@@ -2192,6 +2228,40 @@
           </w:p>
         </w:tc>
       </w:tr>
+      <w:tr>
+        <w:tc>
+          <w:tcPr>
+            <w:tcW w:w="0" w:type="auto"/>
+          </w:tcPr>
+          <w:p>
+            <w:pPr>
+              <w:spacing w:before="30" w:after="30"/>
+            </w:pPr>
+            <w:r>
+              <w:t xml:space="preserve">S</w:t>
+            </w:r>
+            <w:r>
+              <w:rPr>
+                <w:vertAlign w:val="subscript"/>
+              </w:rPr>
+              <w:t xml:space="preserve">t</w:t>
+            </w:r>
+          </w:p>
+        </w:tc>
+        <w:tc>
+          <w:tcPr>
+            <w:tcW w:w="0" w:type="auto"/>
+          </w:tcPr>
+          <w:p>
+            <w:pPr>
+              <w:spacing w:before="30" w:after="30"/>
+            </w:pPr>
+            <w:r>
+              <w:t xml:space="preserve">t년도 보장금액의 배수 — 연령 구간 배수와 면책을 반영한다(5.)</w:t>
+            </w:r>
+          </w:p>
+        </w:tc>
+      </w:tr>
     </w:tbl>
     <w:p/>
     <w:p>
@@ -2199,7 +2269,7 @@
         <w:pStyle w:val="Heading1"/>
       </w:pPr>
       <w:r>
-        <w:t xml:space="preserve">4. 계산기수</w:t>
+        <w:t xml:space="preserve">4. 탈퇴자·유지자·납입자</w:t>
       </w:r>
     </w:p>
     <w:p>
@@ -2207,7 +2277,7 @@
         <w:pStyle w:val="FormulaLabel"/>
       </w:pPr>
       <w:r>
-        <w:t xml:space="preserve">[식] 유지자수·납입자수 — 2대질병 진단</w:t>
+        <w:t xml:space="preserve">[식] 유지자수·납입자수 — 사망 · 2대질병</w:t>
       </w:r>
     </w:p>
     <w:p>
@@ -2353,7 +2423,7 @@
         <w:pStyle w:val="FormulaText"/>
       </w:pPr>
       <w:r>
-        <w:t xml:space="preserve">유지자수</w:t>
+        <w:t xml:space="preserve">탈퇴율 — 사유가 겹치는 부분을 절반으로 본다</w:t>
       </w:r>
     </w:p>
     <w:p>
@@ -2373,7 +2443,7 @@
                   <w:sz w:val="24"/>
                   <w:szCs w:val="24"/>
                 </w:rPr>
-                <m:t xml:space="preserve">l</m:t>
+                <m:t xml:space="preserve">Q</m:t>
               </m:r>
             </m:e>
             <m:sub>
@@ -2401,6 +2471,36 @@
                 </w:rPr>
                 <m:t xml:space="preserve">t</m:t>
               </m:r>
+            </m:sub>
+          </m:sSub>
+          <m:r>
+            <w:rPr>
+              <w:rFonts w:ascii="Cambria Math" w:hAnsi="Cambria Math"/>
+              <w:sz w:val="24"/>
+              <w:szCs w:val="24"/>
+            </w:rPr>
+            <m:t xml:space="preserve"> = </m:t>
+          </m:r>
+          <m:sSub>
+            <m:e>
+              <m:r>
+                <w:rPr>
+                  <w:rFonts w:ascii="Cambria Math" w:hAnsi="Cambria Math"/>
+                  <w:sz w:val="24"/>
+                  <w:szCs w:val="24"/>
+                </w:rPr>
+                <m:t xml:space="preserve">q</m:t>
+              </m:r>
+            </m:e>
+            <m:sub>
+              <m:r>
+                <w:rPr>
+                  <w:rFonts w:ascii="Cambria Math" w:hAnsi="Cambria Math"/>
+                  <w:sz w:val="24"/>
+                  <w:szCs w:val="24"/>
+                </w:rPr>
+                <m:t xml:space="preserve">x</m:t>
+              </m:r>
               <m:r>
                 <w:rPr>
                   <w:rFonts w:ascii="Cambria Math" w:hAnsi="Cambria Math"/>
@@ -2415,27 +2515,27 @@
                   <w:sz w:val="24"/>
                   <w:szCs w:val="24"/>
                 </w:rPr>
-                <m:t xml:space="preserve">1</m:t>
-              </m:r>
-            </m:sub>
-          </m:sSub>
-          <m:r>
-            <w:rPr>
-              <w:rFonts w:ascii="Cambria Math" w:hAnsi="Cambria Math"/>
-              <w:sz w:val="24"/>
-              <w:szCs w:val="24"/>
-            </w:rPr>
-            <m:t xml:space="preserve"> = </m:t>
-          </m:r>
-          <m:sSub>
-            <m:e>
-              <m:r>
-                <w:rPr>
-                  <w:rFonts w:ascii="Cambria Math" w:hAnsi="Cambria Math"/>
-                  <w:sz w:val="24"/>
-                  <w:szCs w:val="24"/>
-                </w:rPr>
-                <m:t xml:space="preserve">l</m:t>
+                <m:t xml:space="preserve">t</m:t>
+              </m:r>
+            </m:sub>
+          </m:sSub>
+          <m:r>
+            <w:rPr>
+              <w:rFonts w:ascii="Cambria Math" w:hAnsi="Cambria Math"/>
+              <w:sz w:val="24"/>
+              <w:szCs w:val="24"/>
+            </w:rPr>
+            <m:t xml:space="preserve"> + </m:t>
+          </m:r>
+          <m:sSub>
+            <m:e>
+              <m:r>
+                <w:rPr>
+                  <w:rFonts w:ascii="Cambria Math" w:hAnsi="Cambria Math"/>
+                  <w:sz w:val="24"/>
+                  <w:szCs w:val="24"/>
+                </w:rPr>
+                <m:t xml:space="preserve">r</m:t>
               </m:r>
             </m:e>
             <m:sub>
@@ -2471,22 +2571,6 @@
               <w:sz w:val="24"/>
               <w:szCs w:val="24"/>
             </w:rPr>
-            <m:t xml:space="preserve"> × ( </m:t>
-          </m:r>
-          <m:r>
-            <w:rPr>
-              <w:rFonts w:ascii="Cambria Math" w:hAnsi="Cambria Math"/>
-              <w:sz w:val="24"/>
-              <w:szCs w:val="24"/>
-            </w:rPr>
-            <m:t xml:space="preserve">1</m:t>
-          </m:r>
-          <m:r>
-            <w:rPr>
-              <w:rFonts w:ascii="Cambria Math" w:hAnsi="Cambria Math"/>
-              <w:sz w:val="24"/>
-              <w:szCs w:val="24"/>
-            </w:rPr>
             <m:t xml:space="preserve"> − </m:t>
           </m:r>
           <m:sSub>
@@ -2533,7 +2617,7 @@
               <w:sz w:val="24"/>
               <w:szCs w:val="24"/>
             </w:rPr>
-            <m:t xml:space="preserve"> − </m:t>
+            <m:t xml:space="preserve">·</m:t>
           </m:r>
           <m:sSub>
             <m:e>
@@ -2579,98 +2663,6 @@
               <w:sz w:val="24"/>
               <w:szCs w:val="24"/>
             </w:rPr>
-            <m:t xml:space="preserve"> + </m:t>
-          </m:r>
-          <m:sSub>
-            <m:e>
-              <m:r>
-                <w:rPr>
-                  <w:rFonts w:ascii="Cambria Math" w:hAnsi="Cambria Math"/>
-                  <w:sz w:val="24"/>
-                  <w:szCs w:val="24"/>
-                </w:rPr>
-                <m:t xml:space="preserve">q</m:t>
-              </m:r>
-            </m:e>
-            <m:sub>
-              <m:r>
-                <w:rPr>
-                  <w:rFonts w:ascii="Cambria Math" w:hAnsi="Cambria Math"/>
-                  <w:sz w:val="24"/>
-                  <w:szCs w:val="24"/>
-                </w:rPr>
-                <m:t xml:space="preserve">x</m:t>
-              </m:r>
-              <m:r>
-                <w:rPr>
-                  <w:rFonts w:ascii="Cambria Math" w:hAnsi="Cambria Math"/>
-                  <w:sz w:val="24"/>
-                  <w:szCs w:val="24"/>
-                </w:rPr>
-                <m:t xml:space="preserve">+</m:t>
-              </m:r>
-              <m:r>
-                <w:rPr>
-                  <w:rFonts w:ascii="Cambria Math" w:hAnsi="Cambria Math"/>
-                  <w:sz w:val="24"/>
-                  <w:szCs w:val="24"/>
-                </w:rPr>
-                <m:t xml:space="preserve">t</m:t>
-              </m:r>
-            </m:sub>
-          </m:sSub>
-          <m:r>
-            <w:rPr>
-              <w:rFonts w:ascii="Cambria Math" w:hAnsi="Cambria Math"/>
-              <w:sz w:val="24"/>
-              <w:szCs w:val="24"/>
-            </w:rPr>
-            <m:t xml:space="preserve">·</m:t>
-          </m:r>
-          <m:sSub>
-            <m:e>
-              <m:r>
-                <w:rPr>
-                  <w:rFonts w:ascii="Cambria Math" w:hAnsi="Cambria Math"/>
-                  <w:sz w:val="24"/>
-                  <w:szCs w:val="24"/>
-                </w:rPr>
-                <m:t xml:space="preserve">r</m:t>
-              </m:r>
-            </m:e>
-            <m:sub>
-              <m:r>
-                <w:rPr>
-                  <w:rFonts w:ascii="Cambria Math" w:hAnsi="Cambria Math"/>
-                  <w:sz w:val="24"/>
-                  <w:szCs w:val="24"/>
-                </w:rPr>
-                <m:t xml:space="preserve">x</m:t>
-              </m:r>
-              <m:r>
-                <w:rPr>
-                  <w:rFonts w:ascii="Cambria Math" w:hAnsi="Cambria Math"/>
-                  <w:sz w:val="24"/>
-                  <w:szCs w:val="24"/>
-                </w:rPr>
-                <m:t xml:space="preserve">+</m:t>
-              </m:r>
-              <m:r>
-                <w:rPr>
-                  <w:rFonts w:ascii="Cambria Math" w:hAnsi="Cambria Math"/>
-                  <w:sz w:val="24"/>
-                  <w:szCs w:val="24"/>
-                </w:rPr>
-                <m:t xml:space="preserve">t</m:t>
-              </m:r>
-            </m:sub>
-          </m:sSub>
-          <m:r>
-            <w:rPr>
-              <w:rFonts w:ascii="Cambria Math" w:hAnsi="Cambria Math"/>
-              <w:sz w:val="24"/>
-              <w:szCs w:val="24"/>
-            </w:rPr>
             <m:t xml:space="preserve">/</m:t>
           </m:r>
           <m:r>
@@ -2680,14 +2672,6 @@
               <w:szCs w:val="24"/>
             </w:rPr>
             <m:t xml:space="preserve">2</m:t>
-          </m:r>
-          <m:r>
-            <w:rPr>
-              <w:rFonts w:ascii="Cambria Math" w:hAnsi="Cambria Math"/>
-              <w:sz w:val="24"/>
-              <w:szCs w:val="24"/>
-            </w:rPr>
-            <m:t xml:space="preserve"> )</m:t>
           </m:r>
         </m:oMath>
       </m:oMathPara>
@@ -2697,7 +2681,7 @@
         <w:pStyle w:val="FormulaText"/>
       </w:pPr>
       <w:r>
-        <w:t xml:space="preserve">납입자수 — 납입만 면제되는 사유가 없어 유지자수와 같다</w:t>
+        <w:t xml:space="preserve">유지자수</w:t>
       </w:r>
     </w:p>
     <w:p>
@@ -2717,7 +2701,7 @@
                   <w:sz w:val="24"/>
                   <w:szCs w:val="24"/>
                 </w:rPr>
-                <m:t xml:space="preserve">l′</m:t>
+                <m:t xml:space="preserve">l</m:t>
               </m:r>
             </m:e>
             <m:sub>
@@ -2779,7 +2763,7 @@
                   <w:sz w:val="24"/>
                   <w:szCs w:val="24"/>
                 </w:rPr>
-                <m:t xml:space="preserve">l′</m:t>
+                <m:t xml:space="preserve">l</m:t>
               </m:r>
             </m:e>
             <m:sub>
@@ -2841,7 +2825,7 @@
                   <w:sz w:val="24"/>
                   <w:szCs w:val="24"/>
                 </w:rPr>
-                <m:t xml:space="preserve">q</m:t>
+                <m:t xml:space="preserve">Q</m:t>
               </m:r>
             </m:e>
             <m:sub>
@@ -2871,160 +2855,6 @@
               </m:r>
             </m:sub>
           </m:sSub>
-          <m:r>
-            <w:rPr>
-              <w:rFonts w:ascii="Cambria Math" w:hAnsi="Cambria Math"/>
-              <w:sz w:val="24"/>
-              <w:szCs w:val="24"/>
-            </w:rPr>
-            <m:t xml:space="preserve"> − </m:t>
-          </m:r>
-          <m:sSub>
-            <m:e>
-              <m:r>
-                <w:rPr>
-                  <w:rFonts w:ascii="Cambria Math" w:hAnsi="Cambria Math"/>
-                  <w:sz w:val="24"/>
-                  <w:szCs w:val="24"/>
-                </w:rPr>
-                <m:t xml:space="preserve">r</m:t>
-              </m:r>
-            </m:e>
-            <m:sub>
-              <m:r>
-                <w:rPr>
-                  <w:rFonts w:ascii="Cambria Math" w:hAnsi="Cambria Math"/>
-                  <w:sz w:val="24"/>
-                  <w:szCs w:val="24"/>
-                </w:rPr>
-                <m:t xml:space="preserve">x</m:t>
-              </m:r>
-              <m:r>
-                <w:rPr>
-                  <w:rFonts w:ascii="Cambria Math" w:hAnsi="Cambria Math"/>
-                  <w:sz w:val="24"/>
-                  <w:szCs w:val="24"/>
-                </w:rPr>
-                <m:t xml:space="preserve">+</m:t>
-              </m:r>
-              <m:r>
-                <w:rPr>
-                  <w:rFonts w:ascii="Cambria Math" w:hAnsi="Cambria Math"/>
-                  <w:sz w:val="24"/>
-                  <w:szCs w:val="24"/>
-                </w:rPr>
-                <m:t xml:space="preserve">t</m:t>
-              </m:r>
-            </m:sub>
-          </m:sSub>
-          <m:r>
-            <w:rPr>
-              <w:rFonts w:ascii="Cambria Math" w:hAnsi="Cambria Math"/>
-              <w:sz w:val="24"/>
-              <w:szCs w:val="24"/>
-            </w:rPr>
-            <m:t xml:space="preserve"> + </m:t>
-          </m:r>
-          <m:sSub>
-            <m:e>
-              <m:r>
-                <w:rPr>
-                  <w:rFonts w:ascii="Cambria Math" w:hAnsi="Cambria Math"/>
-                  <w:sz w:val="24"/>
-                  <w:szCs w:val="24"/>
-                </w:rPr>
-                <m:t xml:space="preserve">q</m:t>
-              </m:r>
-            </m:e>
-            <m:sub>
-              <m:r>
-                <w:rPr>
-                  <w:rFonts w:ascii="Cambria Math" w:hAnsi="Cambria Math"/>
-                  <w:sz w:val="24"/>
-                  <w:szCs w:val="24"/>
-                </w:rPr>
-                <m:t xml:space="preserve">x</m:t>
-              </m:r>
-              <m:r>
-                <w:rPr>
-                  <w:rFonts w:ascii="Cambria Math" w:hAnsi="Cambria Math"/>
-                  <w:sz w:val="24"/>
-                  <w:szCs w:val="24"/>
-                </w:rPr>
-                <m:t xml:space="preserve">+</m:t>
-              </m:r>
-              <m:r>
-                <w:rPr>
-                  <w:rFonts w:ascii="Cambria Math" w:hAnsi="Cambria Math"/>
-                  <w:sz w:val="24"/>
-                  <w:szCs w:val="24"/>
-                </w:rPr>
-                <m:t xml:space="preserve">t</m:t>
-              </m:r>
-            </m:sub>
-          </m:sSub>
-          <m:r>
-            <w:rPr>
-              <w:rFonts w:ascii="Cambria Math" w:hAnsi="Cambria Math"/>
-              <w:sz w:val="24"/>
-              <w:szCs w:val="24"/>
-            </w:rPr>
-            <m:t xml:space="preserve">·</m:t>
-          </m:r>
-          <m:sSub>
-            <m:e>
-              <m:r>
-                <w:rPr>
-                  <w:rFonts w:ascii="Cambria Math" w:hAnsi="Cambria Math"/>
-                  <w:sz w:val="24"/>
-                  <w:szCs w:val="24"/>
-                </w:rPr>
-                <m:t xml:space="preserve">r</m:t>
-              </m:r>
-            </m:e>
-            <m:sub>
-              <m:r>
-                <w:rPr>
-                  <w:rFonts w:ascii="Cambria Math" w:hAnsi="Cambria Math"/>
-                  <w:sz w:val="24"/>
-                  <w:szCs w:val="24"/>
-                </w:rPr>
-                <m:t xml:space="preserve">x</m:t>
-              </m:r>
-              <m:r>
-                <w:rPr>
-                  <w:rFonts w:ascii="Cambria Math" w:hAnsi="Cambria Math"/>
-                  <w:sz w:val="24"/>
-                  <w:szCs w:val="24"/>
-                </w:rPr>
-                <m:t xml:space="preserve">+</m:t>
-              </m:r>
-              <m:r>
-                <w:rPr>
-                  <w:rFonts w:ascii="Cambria Math" w:hAnsi="Cambria Math"/>
-                  <w:sz w:val="24"/>
-                  <w:szCs w:val="24"/>
-                </w:rPr>
-                <m:t xml:space="preserve">t</m:t>
-              </m:r>
-            </m:sub>
-          </m:sSub>
-          <m:r>
-            <w:rPr>
-              <w:rFonts w:ascii="Cambria Math" w:hAnsi="Cambria Math"/>
-              <w:sz w:val="24"/>
-              <w:szCs w:val="24"/>
-            </w:rPr>
-            <m:t xml:space="preserve">/</m:t>
-          </m:r>
-          <m:r>
-            <w:rPr>
-              <w:rFonts w:ascii="Cambria Math" w:hAnsi="Cambria Math"/>
-              <w:sz w:val="24"/>
-              <w:szCs w:val="24"/>
-            </w:rPr>
-            <m:t xml:space="preserve">2</m:t>
-          </m:r>
           <m:r>
             <w:rPr>
               <w:rFonts w:ascii="Cambria Math" w:hAnsi="Cambria Math"/>
@@ -3035,6 +2865,14 @@
           </m:r>
         </m:oMath>
       </m:oMathPara>
+    </w:p>
+    <w:p>
+      <w:pPr>
+        <w:pStyle w:val="FormulaText"/>
+      </w:pPr>
+      <w:r>
+        <w:t xml:space="preserve">납입자수 — 납입만 면제되는 사유가 없어 유지자수와 같다</w:t>
+      </w:r>
     </w:p>
     <w:p>
       <w:pPr>
@@ -3081,6 +2919,22 @@
                 </w:rPr>
                 <m:t xml:space="preserve">t</m:t>
               </m:r>
+              <m:r>
+                <w:rPr>
+                  <w:rFonts w:ascii="Cambria Math" w:hAnsi="Cambria Math"/>
+                  <w:sz w:val="24"/>
+                  <w:szCs w:val="24"/>
+                </w:rPr>
+                <m:t xml:space="preserve">+</m:t>
+              </m:r>
+              <m:r>
+                <w:rPr>
+                  <w:rFonts w:ascii="Cambria Math" w:hAnsi="Cambria Math"/>
+                  <w:sz w:val="24"/>
+                  <w:szCs w:val="24"/>
+                </w:rPr>
+                <m:t xml:space="preserve">1</m:t>
+              </m:r>
             </m:sub>
           </m:sSub>
           <m:r>
@@ -3099,7 +2953,7 @@
                   <w:sz w:val="24"/>
                   <w:szCs w:val="24"/>
                 </w:rPr>
-                <m:t xml:space="preserve">l</m:t>
+                <m:t xml:space="preserve">l′</m:t>
               </m:r>
             </m:e>
             <m:sub>
@@ -3129,15 +2983,101 @@
               </m:r>
             </m:sub>
           </m:sSub>
+          <m:r>
+            <w:rPr>
+              <w:rFonts w:ascii="Cambria Math" w:hAnsi="Cambria Math"/>
+              <w:sz w:val="24"/>
+              <w:szCs w:val="24"/>
+            </w:rPr>
+            <m:t xml:space="preserve"> × ( </m:t>
+          </m:r>
+          <m:r>
+            <w:rPr>
+              <w:rFonts w:ascii="Cambria Math" w:hAnsi="Cambria Math"/>
+              <w:sz w:val="24"/>
+              <w:szCs w:val="24"/>
+            </w:rPr>
+            <m:t xml:space="preserve">1</m:t>
+          </m:r>
+          <m:r>
+            <w:rPr>
+              <w:rFonts w:ascii="Cambria Math" w:hAnsi="Cambria Math"/>
+              <w:sz w:val="24"/>
+              <w:szCs w:val="24"/>
+            </w:rPr>
+            <m:t xml:space="preserve"> − </m:t>
+          </m:r>
+          <m:sSub>
+            <m:e>
+              <m:r>
+                <w:rPr>
+                  <w:rFonts w:ascii="Cambria Math" w:hAnsi="Cambria Math"/>
+                  <w:sz w:val="24"/>
+                  <w:szCs w:val="24"/>
+                </w:rPr>
+                <m:t xml:space="preserve">Q</m:t>
+              </m:r>
+            </m:e>
+            <m:sub>
+              <m:r>
+                <w:rPr>
+                  <w:rFonts w:ascii="Cambria Math" w:hAnsi="Cambria Math"/>
+                  <w:sz w:val="24"/>
+                  <w:szCs w:val="24"/>
+                </w:rPr>
+                <m:t xml:space="preserve">x</m:t>
+              </m:r>
+              <m:r>
+                <w:rPr>
+                  <w:rFonts w:ascii="Cambria Math" w:hAnsi="Cambria Math"/>
+                  <w:sz w:val="24"/>
+                  <w:szCs w:val="24"/>
+                </w:rPr>
+                <m:t xml:space="preserve">+</m:t>
+              </m:r>
+              <m:r>
+                <w:rPr>
+                  <w:rFonts w:ascii="Cambria Math" w:hAnsi="Cambria Math"/>
+                  <w:sz w:val="24"/>
+                  <w:szCs w:val="24"/>
+                </w:rPr>
+                <m:t xml:space="preserve">t</m:t>
+              </m:r>
+            </m:sub>
+          </m:sSub>
+          <m:r>
+            <w:rPr>
+              <w:rFonts w:ascii="Cambria Math" w:hAnsi="Cambria Math"/>
+              <w:sz w:val="24"/>
+              <w:szCs w:val="24"/>
+            </w:rPr>
+            <m:t xml:space="preserve"> )</m:t>
+          </m:r>
         </m:oMath>
       </m:oMathPara>
     </w:p>
     <w:p>
       <w:pPr>
-        <w:pStyle w:val="FormulaText"/>
+        <w:pStyle w:val="Note"/>
       </w:pPr>
       <w:r>
-        <w:t xml:space="preserve">급부 발생자</w:t>
+        <w:t xml:space="preserve">※ 2대질병 진단 담보가 이 집단을 쓴다. 납입자수는 탈퇴 사유로 유지자수와 똑같이 줄어든다 — 별도의 납입면제율을 곱하지 않는다.</w:t>
+      </w:r>
+    </w:p>
+    <w:p>
+      <w:pPr>
+        <w:pStyle w:val="Heading1"/>
+      </w:pPr>
+      <w:r>
+        <w:t xml:space="preserve">5. 보험료의 현가</w:t>
+      </w:r>
+    </w:p>
+    <w:p>
+      <w:pPr>
+        <w:pStyle w:val="FormulaLabel"/>
+      </w:pPr>
+      <w:r>
+        <w:t xml:space="preserve">[식] 유지자수·납입자수의 현가 (D · D′)</w:t>
       </w:r>
     </w:p>
     <w:p>
@@ -3157,7 +3097,7 @@
                   <w:sz w:val="24"/>
                   <w:szCs w:val="24"/>
                 </w:rPr>
-                <m:t xml:space="preserve">C</m:t>
+                <m:t xml:space="preserve">D</m:t>
               </m:r>
             </m:e>
             <m:sub>
@@ -3241,34 +3181,18 @@
             </w:rPr>
             <m:t xml:space="preserve">·</m:t>
           </m:r>
-          <m:sSub>
-            <m:e>
-              <m:r>
-                <w:rPr>
-                  <w:rFonts w:ascii="Cambria Math" w:hAnsi="Cambria Math"/>
-                  <w:sz w:val="24"/>
-                  <w:szCs w:val="24"/>
-                </w:rPr>
-                <m:t xml:space="preserve">r</m:t>
-              </m:r>
-            </m:e>
-            <m:sub>
-              <m:r>
-                <w:rPr>
-                  <w:rFonts w:ascii="Cambria Math" w:hAnsi="Cambria Math"/>
-                  <w:sz w:val="24"/>
-                  <w:szCs w:val="24"/>
-                </w:rPr>
-                <m:t xml:space="preserve">x</m:t>
-              </m:r>
-              <m:r>
-                <w:rPr>
-                  <w:rFonts w:ascii="Cambria Math" w:hAnsi="Cambria Math"/>
-                  <w:sz w:val="24"/>
-                  <w:szCs w:val="24"/>
-                </w:rPr>
-                <m:t xml:space="preserve">+</m:t>
-              </m:r>
+          <m:sSup>
+            <m:e>
+              <m:r>
+                <w:rPr>
+                  <w:rFonts w:ascii="Cambria Math" w:hAnsi="Cambria Math"/>
+                  <w:sz w:val="24"/>
+                  <w:szCs w:val="24"/>
+                </w:rPr>
+                <m:t xml:space="preserve">v</m:t>
+              </m:r>
+            </m:e>
+            <m:sup>
               <m:r>
                 <w:rPr>
                   <w:rFonts w:ascii="Cambria Math" w:hAnsi="Cambria Math"/>
@@ -3276,65 +3200,11 @@
                   <w:szCs w:val="24"/>
                 </w:rPr>
                 <m:t xml:space="preserve">t</m:t>
-              </m:r>
-            </m:sub>
-          </m:sSub>
-          <m:r>
-            <w:rPr>
-              <w:rFonts w:ascii="Cambria Math" w:hAnsi="Cambria Math"/>
-              <w:sz w:val="24"/>
-              <w:szCs w:val="24"/>
-            </w:rPr>
-            <m:t xml:space="preserve">·</m:t>
-          </m:r>
-          <m:sSup>
-            <m:e>
-              <m:r>
-                <w:rPr>
-                  <w:rFonts w:ascii="Cambria Math" w:hAnsi="Cambria Math"/>
-                  <w:sz w:val="24"/>
-                  <w:szCs w:val="24"/>
-                </w:rPr>
-                <m:t xml:space="preserve">v</m:t>
-              </m:r>
-            </m:e>
-            <m:sup>
-              <m:r>
-                <w:rPr>
-                  <w:rFonts w:ascii="Cambria Math" w:hAnsi="Cambria Math"/>
-                  <w:sz w:val="24"/>
-                  <w:szCs w:val="24"/>
-                </w:rPr>
-                <m:t xml:space="preserve">t</m:t>
-              </m:r>
-              <m:r>
-                <w:rPr>
-                  <w:rFonts w:ascii="Cambria Math" w:hAnsi="Cambria Math"/>
-                  <w:sz w:val="24"/>
-                  <w:szCs w:val="24"/>
-                </w:rPr>
-                <m:t xml:space="preserve">+½</m:t>
               </m:r>
             </m:sup>
           </m:sSup>
         </m:oMath>
       </m:oMathPara>
-    </w:p>
-    <w:p>
-      <w:pPr>
-        <w:pStyle w:val="Note"/>
-      </w:pPr>
-      <w:r>
-        <w:t xml:space="preserve">※ 진단 확정 시 지급하고 그 담보는 소멸한다. 납입자수는 탈퇴 사유로 유지자수와 똑같이 줄어든다 — 별도의 납입면제율을 곱하지 않는다.</w:t>
-      </w:r>
-    </w:p>
-    <w:p>
-      <w:pPr>
-        <w:pStyle w:val="FormulaLabel"/>
-      </w:pPr>
-      <w:r>
-        <w:t xml:space="preserve">[식] 유지자수의 현가 (D)</w:t>
-      </w:r>
     </w:p>
     <w:p>
       <w:pPr>
@@ -3353,7 +3223,7 @@
                   <w:sz w:val="24"/>
                   <w:szCs w:val="24"/>
                 </w:rPr>
-                <m:t xml:space="preserve">D</m:t>
+                <m:t xml:space="preserve">D′</m:t>
               </m:r>
             </m:e>
             <m:sub>
@@ -3399,7 +3269,7 @@
                   <w:sz w:val="24"/>
                   <w:szCs w:val="24"/>
                 </w:rPr>
-                <m:t xml:space="preserve">l</m:t>
+                <m:t xml:space="preserve">l′</m:t>
               </m:r>
             </m:e>
             <m:sub>
@@ -3467,7 +3337,7 @@
         <w:pStyle w:val="FormulaLabel"/>
       </w:pPr>
       <w:r>
-        <w:t xml:space="preserve">[식] 납입자수의 현가 (D′)</w:t>
+        <w:t xml:space="preserve">[식] 현가의 누계 (N · N′)</w:t>
       </w:r>
     </w:p>
     <w:p>
@@ -3487,7 +3357,7 @@
                   <w:sz w:val="24"/>
                   <w:szCs w:val="24"/>
                 </w:rPr>
-                <m:t xml:space="preserve">D′</m:t>
+                <m:t xml:space="preserve">N</m:t>
               </m:r>
             </m:e>
             <m:sub>
@@ -3533,7 +3403,53 @@
                   <w:sz w:val="24"/>
                   <w:szCs w:val="24"/>
                 </w:rPr>
-                <m:t xml:space="preserve">l′</m:t>
+                <m:t xml:space="preserve">Σ</m:t>
+              </m:r>
+            </m:e>
+            <m:sub>
+              <m:r>
+                <w:rPr>
+                  <w:rFonts w:ascii="Cambria Math" w:hAnsi="Cambria Math"/>
+                  <w:sz w:val="24"/>
+                  <w:szCs w:val="24"/>
+                </w:rPr>
+                <m:t xml:space="preserve">u</m:t>
+              </m:r>
+              <m:r>
+                <w:rPr>
+                  <w:rFonts w:ascii="Cambria Math" w:hAnsi="Cambria Math"/>
+                  <w:sz w:val="24"/>
+                  <w:szCs w:val="24"/>
+                </w:rPr>
+                <m:t xml:space="preserve">≥</m:t>
+              </m:r>
+              <m:r>
+                <w:rPr>
+                  <w:rFonts w:ascii="Cambria Math" w:hAnsi="Cambria Math"/>
+                  <w:sz w:val="24"/>
+                  <w:szCs w:val="24"/>
+                </w:rPr>
+                <m:t xml:space="preserve">t</m:t>
+              </m:r>
+            </m:sub>
+          </m:sSub>
+          <m:r>
+            <w:rPr>
+              <w:rFonts w:ascii="Cambria Math" w:hAnsi="Cambria Math"/>
+              <w:sz w:val="24"/>
+              <w:szCs w:val="24"/>
+            </w:rPr>
+            <m:t xml:space="preserve"> </m:t>
+          </m:r>
+          <m:sSub>
+            <m:e>
+              <m:r>
+                <w:rPr>
+                  <w:rFonts w:ascii="Cambria Math" w:hAnsi="Cambria Math"/>
+                  <w:sz w:val="24"/>
+                  <w:szCs w:val="24"/>
+                </w:rPr>
+                <m:t xml:space="preserve">D</m:t>
               </m:r>
             </m:e>
             <m:sub>
@@ -3559,50 +3475,12 @@
                   <w:sz w:val="24"/>
                   <w:szCs w:val="24"/>
                 </w:rPr>
-                <m:t xml:space="preserve">t</m:t>
-              </m:r>
-            </m:sub>
-          </m:sSub>
-          <m:r>
-            <w:rPr>
-              <w:rFonts w:ascii="Cambria Math" w:hAnsi="Cambria Math"/>
-              <w:sz w:val="24"/>
-              <w:szCs w:val="24"/>
-            </w:rPr>
-            <m:t xml:space="preserve">·</m:t>
-          </m:r>
-          <m:sSup>
-            <m:e>
-              <m:r>
-                <w:rPr>
-                  <w:rFonts w:ascii="Cambria Math" w:hAnsi="Cambria Math"/>
-                  <w:sz w:val="24"/>
-                  <w:szCs w:val="24"/>
-                </w:rPr>
-                <m:t xml:space="preserve">v</m:t>
-              </m:r>
-            </m:e>
-            <m:sup>
-              <m:r>
-                <w:rPr>
-                  <w:rFonts w:ascii="Cambria Math" w:hAnsi="Cambria Math"/>
-                  <w:sz w:val="24"/>
-                  <w:szCs w:val="24"/>
-                </w:rPr>
-                <m:t xml:space="preserve">t</m:t>
-              </m:r>
-            </m:sup>
-          </m:sSup>
+                <m:t xml:space="preserve">u</m:t>
+              </m:r>
+            </m:sub>
+          </m:sSub>
         </m:oMath>
       </m:oMathPara>
-    </w:p>
-    <w:p>
-      <w:pPr>
-        <w:pStyle w:val="FormulaLabel"/>
-      </w:pPr>
-      <w:r>
-        <w:t xml:space="preserve">[식] 급부 발생자의 현가 (C)</w:t>
-      </w:r>
     </w:p>
     <w:p>
       <w:pPr>
@@ -3621,7 +3499,7 @@
                   <w:sz w:val="24"/>
                   <w:szCs w:val="24"/>
                 </w:rPr>
-                <m:t xml:space="preserve">C</m:t>
+                <m:t xml:space="preserve">N′</m:t>
               </m:r>
             </m:e>
             <m:sub>
@@ -3667,7 +3545,53 @@
                   <w:sz w:val="24"/>
                   <w:szCs w:val="24"/>
                 </w:rPr>
-                <m:t xml:space="preserve">l</m:t>
+                <m:t xml:space="preserve">Σ</m:t>
+              </m:r>
+            </m:e>
+            <m:sub>
+              <m:r>
+                <w:rPr>
+                  <w:rFonts w:ascii="Cambria Math" w:hAnsi="Cambria Math"/>
+                  <w:sz w:val="24"/>
+                  <w:szCs w:val="24"/>
+                </w:rPr>
+                <m:t xml:space="preserve">u</m:t>
+              </m:r>
+              <m:r>
+                <w:rPr>
+                  <w:rFonts w:ascii="Cambria Math" w:hAnsi="Cambria Math"/>
+                  <w:sz w:val="24"/>
+                  <w:szCs w:val="24"/>
+                </w:rPr>
+                <m:t xml:space="preserve">≥</m:t>
+              </m:r>
+              <m:r>
+                <w:rPr>
+                  <w:rFonts w:ascii="Cambria Math" w:hAnsi="Cambria Math"/>
+                  <w:sz w:val="24"/>
+                  <w:szCs w:val="24"/>
+                </w:rPr>
+                <m:t xml:space="preserve">t</m:t>
+              </m:r>
+            </m:sub>
+          </m:sSub>
+          <m:r>
+            <w:rPr>
+              <w:rFonts w:ascii="Cambria Math" w:hAnsi="Cambria Math"/>
+              <w:sz w:val="24"/>
+              <w:szCs w:val="24"/>
+            </w:rPr>
+            <m:t xml:space="preserve"> </m:t>
+          </m:r>
+          <m:sSub>
+            <m:e>
+              <m:r>
+                <w:rPr>
+                  <w:rFonts w:ascii="Cambria Math" w:hAnsi="Cambria Math"/>
+                  <w:sz w:val="24"/>
+                  <w:szCs w:val="24"/>
+                </w:rPr>
+                <m:t xml:space="preserve">D′</m:t>
               </m:r>
             </m:e>
             <m:sub>
@@ -3693,111 +3617,19 @@
                   <w:sz w:val="24"/>
                   <w:szCs w:val="24"/>
                 </w:rPr>
-                <m:t xml:space="preserve">t</m:t>
-              </m:r>
-            </m:sub>
-          </m:sSub>
-          <m:r>
-            <w:rPr>
-              <w:rFonts w:ascii="Cambria Math" w:hAnsi="Cambria Math"/>
-              <w:sz w:val="24"/>
-              <w:szCs w:val="24"/>
-            </w:rPr>
-            <m:t xml:space="preserve">·</m:t>
-          </m:r>
-          <m:sSub>
-            <m:e>
-              <m:r>
-                <w:rPr>
-                  <w:rFonts w:ascii="Cambria Math" w:hAnsi="Cambria Math"/>
-                  <w:sz w:val="24"/>
-                  <w:szCs w:val="24"/>
-                </w:rPr>
-                <m:t xml:space="preserve">g</m:t>
-              </m:r>
-            </m:e>
-            <m:sub>
-              <m:r>
-                <w:rPr>
-                  <w:rFonts w:ascii="Cambria Math" w:hAnsi="Cambria Math"/>
-                  <w:sz w:val="24"/>
-                  <w:szCs w:val="24"/>
-                </w:rPr>
-                <m:t xml:space="preserve">x</m:t>
-              </m:r>
-              <m:r>
-                <w:rPr>
-                  <w:rFonts w:ascii="Cambria Math" w:hAnsi="Cambria Math"/>
-                  <w:sz w:val="24"/>
-                  <w:szCs w:val="24"/>
-                </w:rPr>
-                <m:t xml:space="preserve">+</m:t>
-              </m:r>
-              <m:r>
-                <w:rPr>
-                  <w:rFonts w:ascii="Cambria Math" w:hAnsi="Cambria Math"/>
-                  <w:sz w:val="24"/>
-                  <w:szCs w:val="24"/>
-                </w:rPr>
-                <m:t xml:space="preserve">t</m:t>
-              </m:r>
-            </m:sub>
-          </m:sSub>
-          <m:r>
-            <w:rPr>
-              <w:rFonts w:ascii="Cambria Math" w:hAnsi="Cambria Math"/>
-              <w:sz w:val="24"/>
-              <w:szCs w:val="24"/>
-            </w:rPr>
-            <m:t xml:space="preserve">·</m:t>
-          </m:r>
-          <m:sSup>
-            <m:e>
-              <m:r>
-                <w:rPr>
-                  <w:rFonts w:ascii="Cambria Math" w:hAnsi="Cambria Math"/>
-                  <w:sz w:val="24"/>
-                  <w:szCs w:val="24"/>
-                </w:rPr>
-                <m:t xml:space="preserve">v</m:t>
-              </m:r>
-            </m:e>
-            <m:sup>
-              <m:r>
-                <w:rPr>
-                  <w:rFonts w:ascii="Cambria Math" w:hAnsi="Cambria Math"/>
-                  <w:sz w:val="24"/>
-                  <w:szCs w:val="24"/>
-                </w:rPr>
-                <m:t xml:space="preserve">t</m:t>
-              </m:r>
-              <m:r>
-                <w:rPr>
-                  <w:rFonts w:ascii="Cambria Math" w:hAnsi="Cambria Math"/>
-                  <w:sz w:val="24"/>
-                  <w:szCs w:val="24"/>
-                </w:rPr>
-                <m:t xml:space="preserve">+½</m:t>
-              </m:r>
-            </m:sup>
-          </m:sSup>
+                <m:t xml:space="preserve">u</m:t>
+              </m:r>
+            </m:sub>
+          </m:sSub>
         </m:oMath>
       </m:oMathPara>
     </w:p>
     <w:p>
       <w:pPr>
-        <w:pStyle w:val="Note"/>
+        <w:pStyle w:val="FormulaLabel"/>
       </w:pPr>
       <w:r>
-        <w:t xml:space="preserve">※ g 는 담보별 식의 급부 발생률이다(사망형은 탈퇴율, 진단형은 그 발생률, 일당형은 연간 기대 지급일수). 급부는 연도 중앙에 발생한다고 본다.</w:t>
-      </w:r>
-    </w:p>
-    <w:p>
-      <w:pPr>
-        <w:pStyle w:val="FormulaLabel"/>
-      </w:pPr>
-      <w:r>
-        <w:t xml:space="preserve">[식] 유지자수 현가의 누계 (N)</w:t>
+        <w:t xml:space="preserve">[식] 연납 환산 납입기수 (N*)</w:t>
       </w:r>
     </w:p>
     <w:p>
@@ -3809,15 +3641,47 @@
           <m:jc m:val="left"/>
         </m:oMathParaPr>
         <m:oMath>
-          <m:sSub>
-            <m:e>
-              <m:r>
-                <w:rPr>
-                  <w:rFonts w:ascii="Cambria Math" w:hAnsi="Cambria Math"/>
-                  <w:sz w:val="24"/>
-                  <w:szCs w:val="24"/>
-                </w:rPr>
-                <m:t xml:space="preserve">N</m:t>
+          <m:r>
+            <w:rPr>
+              <w:rFonts w:ascii="Cambria Math" w:hAnsi="Cambria Math"/>
+              <w:sz w:val="24"/>
+              <w:szCs w:val="24"/>
+            </w:rPr>
+            <m:t xml:space="preserve">N*</m:t>
+          </m:r>
+          <m:r>
+            <w:rPr>
+              <w:rFonts w:ascii="Cambria Math" w:hAnsi="Cambria Math"/>
+              <w:sz w:val="24"/>
+              <w:szCs w:val="24"/>
+            </w:rPr>
+            <m:t xml:space="preserve"> = </m:t>
+          </m:r>
+          <m:r>
+            <w:rPr>
+              <w:rFonts w:ascii="Cambria Math" w:hAnsi="Cambria Math"/>
+              <w:sz w:val="24"/>
+              <w:szCs w:val="24"/>
+            </w:rPr>
+            <m:t xml:space="preserve">k</m:t>
+          </m:r>
+          <m:r>
+            <w:rPr>
+              <w:rFonts w:ascii="Cambria Math" w:hAnsi="Cambria Math"/>
+              <w:sz w:val="24"/>
+              <w:szCs w:val="24"/>
+            </w:rPr>
+            <m:t xml:space="preserve"> · [ ( </m:t>
+          </m:r>
+          <m:sSub>
+            <m:e>
+              <m:r>
+                <w:rPr>
+                  <w:rFonts w:ascii="Cambria Math" w:hAnsi="Cambria Math"/>
+                  <w:sz w:val="24"/>
+                  <w:szCs w:val="24"/>
+                </w:rPr>
+                <m:t xml:space="preserve">N′</m:t>
               </m:r>
             </m:e>
             <m:sub>
@@ -3829,6 +3693,36 @@
                 </w:rPr>
                 <m:t xml:space="preserve">x</m:t>
               </m:r>
+            </m:sub>
+          </m:sSub>
+          <m:r>
+            <w:rPr>
+              <w:rFonts w:ascii="Cambria Math" w:hAnsi="Cambria Math"/>
+              <w:sz w:val="24"/>
+              <w:szCs w:val="24"/>
+            </w:rPr>
+            <m:t xml:space="preserve"> − </m:t>
+          </m:r>
+          <m:sSub>
+            <m:e>
+              <m:r>
+                <w:rPr>
+                  <w:rFonts w:ascii="Cambria Math" w:hAnsi="Cambria Math"/>
+                  <w:sz w:val="24"/>
+                  <w:szCs w:val="24"/>
+                </w:rPr>
+                <m:t xml:space="preserve">N′</m:t>
+              </m:r>
+            </m:e>
+            <m:sub>
+              <m:r>
+                <w:rPr>
+                  <w:rFonts w:ascii="Cambria Math" w:hAnsi="Cambria Math"/>
+                  <w:sz w:val="24"/>
+                  <w:szCs w:val="24"/>
+                </w:rPr>
+                <m:t xml:space="preserve">x</m:t>
+              </m:r>
               <m:r>
                 <w:rPr>
                   <w:rFonts w:ascii="Cambria Math" w:hAnsi="Cambria Math"/>
@@ -3843,112 +3737,20 @@
                   <w:sz w:val="24"/>
                   <w:szCs w:val="24"/>
                 </w:rPr>
-                <m:t xml:space="preserve">t</m:t>
-              </m:r>
-            </m:sub>
-          </m:sSub>
-          <m:r>
-            <w:rPr>
-              <w:rFonts w:ascii="Cambria Math" w:hAnsi="Cambria Math"/>
-              <w:sz w:val="24"/>
-              <w:szCs w:val="24"/>
-            </w:rPr>
-            <m:t xml:space="preserve"> = </m:t>
-          </m:r>
-          <m:sSub>
-            <m:e>
-              <m:r>
-                <w:rPr>
-                  <w:rFonts w:ascii="Cambria Math" w:hAnsi="Cambria Math"/>
-                  <w:sz w:val="24"/>
-                  <w:szCs w:val="24"/>
-                </w:rPr>
-                <m:t xml:space="preserve">Σ</m:t>
-              </m:r>
-            </m:e>
-            <m:sub>
-              <m:r>
-                <w:rPr>
-                  <w:rFonts w:ascii="Cambria Math" w:hAnsi="Cambria Math"/>
-                  <w:sz w:val="24"/>
-                  <w:szCs w:val="24"/>
-                </w:rPr>
-                <m:t xml:space="preserve">u</m:t>
-              </m:r>
-              <m:r>
-                <w:rPr>
-                  <w:rFonts w:ascii="Cambria Math" w:hAnsi="Cambria Math"/>
-                  <w:sz w:val="24"/>
-                  <w:szCs w:val="24"/>
-                </w:rPr>
-                <m:t xml:space="preserve">≥</m:t>
-              </m:r>
-              <m:r>
-                <w:rPr>
-                  <w:rFonts w:ascii="Cambria Math" w:hAnsi="Cambria Math"/>
-                  <w:sz w:val="24"/>
-                  <w:szCs w:val="24"/>
-                </w:rPr>
-                <m:t xml:space="preserve">t</m:t>
-              </m:r>
-            </m:sub>
-          </m:sSub>
-          <m:r>
-            <w:rPr>
-              <w:rFonts w:ascii="Cambria Math" w:hAnsi="Cambria Math"/>
-              <w:sz w:val="24"/>
-              <w:szCs w:val="24"/>
-            </w:rPr>
-            <m:t xml:space="preserve"> </m:t>
-          </m:r>
-          <m:sSub>
-            <m:e>
-              <m:r>
-                <w:rPr>
-                  <w:rFonts w:ascii="Cambria Math" w:hAnsi="Cambria Math"/>
-                  <w:sz w:val="24"/>
-                  <w:szCs w:val="24"/>
-                </w:rPr>
-                <m:t xml:space="preserve">D</m:t>
-              </m:r>
-            </m:e>
-            <m:sub>
-              <m:r>
-                <w:rPr>
-                  <w:rFonts w:ascii="Cambria Math" w:hAnsi="Cambria Math"/>
-                  <w:sz w:val="24"/>
-                  <w:szCs w:val="24"/>
-                </w:rPr>
-                <m:t xml:space="preserve">x</m:t>
-              </m:r>
-              <m:r>
-                <w:rPr>
-                  <w:rFonts w:ascii="Cambria Math" w:hAnsi="Cambria Math"/>
-                  <w:sz w:val="24"/>
-                  <w:szCs w:val="24"/>
-                </w:rPr>
-                <m:t xml:space="preserve">+</m:t>
-              </m:r>
-              <m:r>
-                <w:rPr>
-                  <w:rFonts w:ascii="Cambria Math" w:hAnsi="Cambria Math"/>
-                  <w:sz w:val="24"/>
-                  <w:szCs w:val="24"/>
-                </w:rPr>
-                <m:t xml:space="preserve">u</m:t>
-              </m:r>
-            </m:sub>
-          </m:sSub>
+                <m:t xml:space="preserve">m</m:t>
+              </m:r>
+            </m:sub>
+          </m:sSub>
+          <m:r>
+            <w:rPr>
+              <w:rFonts w:ascii="Cambria Math" w:hAnsi="Cambria Math"/>
+              <w:sz w:val="24"/>
+              <w:szCs w:val="24"/>
+            </w:rPr>
+            <m:t xml:space="preserve"> )</m:t>
+          </m:r>
         </m:oMath>
       </m:oMathPara>
-    </w:p>
-    <w:p>
-      <w:pPr>
-        <w:pStyle w:val="FormulaLabel"/>
-      </w:pPr>
-      <w:r>
-        <w:t xml:space="preserve">[식] 납입자수 현가의 누계 (N′)</w:t>
-      </w:r>
     </w:p>
     <w:p>
       <w:pPr>
@@ -3959,15 +3761,87 @@
           <m:jc m:val="left"/>
         </m:oMathParaPr>
         <m:oMath>
-          <m:sSub>
-            <m:e>
-              <m:r>
-                <w:rPr>
-                  <w:rFonts w:ascii="Cambria Math" w:hAnsi="Cambria Math"/>
-                  <w:sz w:val="24"/>
-                  <w:szCs w:val="24"/>
-                </w:rPr>
-                <m:t xml:space="preserve">N′</m:t>
+          <m:r>
+            <w:rPr>
+              <w:rFonts w:ascii="Cambria Math" w:hAnsi="Cambria Math"/>
+              <w:sz w:val="24"/>
+              <w:szCs w:val="24"/>
+            </w:rPr>
+            <m:t xml:space="preserve">− ( </m:t>
+          </m:r>
+          <m:r>
+            <w:rPr>
+              <w:rFonts w:ascii="Cambria Math" w:hAnsi="Cambria Math"/>
+              <w:sz w:val="24"/>
+              <w:szCs w:val="24"/>
+            </w:rPr>
+            <m:t xml:space="preserve">k</m:t>
+          </m:r>
+          <m:r>
+            <w:rPr>
+              <w:rFonts w:ascii="Cambria Math" w:hAnsi="Cambria Math"/>
+              <w:sz w:val="24"/>
+              <w:szCs w:val="24"/>
+            </w:rPr>
+            <m:t xml:space="preserve">−</m:t>
+          </m:r>
+          <m:r>
+            <w:rPr>
+              <w:rFonts w:ascii="Cambria Math" w:hAnsi="Cambria Math"/>
+              <w:sz w:val="24"/>
+              <w:szCs w:val="24"/>
+            </w:rPr>
+            <m:t xml:space="preserve">1</m:t>
+          </m:r>
+          <m:r>
+            <w:rPr>
+              <w:rFonts w:ascii="Cambria Math" w:hAnsi="Cambria Math"/>
+              <w:sz w:val="24"/>
+              <w:szCs w:val="24"/>
+            </w:rPr>
+            <m:t xml:space="preserve"> )/( </m:t>
+          </m:r>
+          <m:r>
+            <w:rPr>
+              <w:rFonts w:ascii="Cambria Math" w:hAnsi="Cambria Math"/>
+              <w:sz w:val="24"/>
+              <w:szCs w:val="24"/>
+            </w:rPr>
+            <m:t xml:space="preserve">2</m:t>
+          </m:r>
+          <m:r>
+            <w:rPr>
+              <w:rFonts w:ascii="Cambria Math" w:hAnsi="Cambria Math"/>
+              <w:sz w:val="24"/>
+              <w:szCs w:val="24"/>
+            </w:rPr>
+            <m:t xml:space="preserve">·</m:t>
+          </m:r>
+          <m:r>
+            <w:rPr>
+              <w:rFonts w:ascii="Cambria Math" w:hAnsi="Cambria Math"/>
+              <w:sz w:val="24"/>
+              <w:szCs w:val="24"/>
+            </w:rPr>
+            <m:t xml:space="preserve">k</m:t>
+          </m:r>
+          <m:r>
+            <w:rPr>
+              <w:rFonts w:ascii="Cambria Math" w:hAnsi="Cambria Math"/>
+              <w:sz w:val="24"/>
+              <w:szCs w:val="24"/>
+            </w:rPr>
+            <m:t xml:space="preserve"> )·( </m:t>
+          </m:r>
+          <m:sSub>
+            <m:e>
+              <m:r>
+                <w:rPr>
+                  <w:rFonts w:ascii="Cambria Math" w:hAnsi="Cambria Math"/>
+                  <w:sz w:val="24"/>
+                  <w:szCs w:val="24"/>
+                </w:rPr>
+                <m:t xml:space="preserve">D′</m:t>
               </m:r>
             </m:e>
             <m:sub>
@@ -3979,6 +3853,36 @@
                 </w:rPr>
                 <m:t xml:space="preserve">x</m:t>
               </m:r>
+            </m:sub>
+          </m:sSub>
+          <m:r>
+            <w:rPr>
+              <w:rFonts w:ascii="Cambria Math" w:hAnsi="Cambria Math"/>
+              <w:sz w:val="24"/>
+              <w:szCs w:val="24"/>
+            </w:rPr>
+            <m:t xml:space="preserve"> − </m:t>
+          </m:r>
+          <m:sSub>
+            <m:e>
+              <m:r>
+                <w:rPr>
+                  <w:rFonts w:ascii="Cambria Math" w:hAnsi="Cambria Math"/>
+                  <w:sz w:val="24"/>
+                  <w:szCs w:val="24"/>
+                </w:rPr>
+                <m:t xml:space="preserve">D′</m:t>
+              </m:r>
+            </m:e>
+            <m:sub>
+              <m:r>
+                <w:rPr>
+                  <w:rFonts w:ascii="Cambria Math" w:hAnsi="Cambria Math"/>
+                  <w:sz w:val="24"/>
+                  <w:szCs w:val="24"/>
+                </w:rPr>
+                <m:t xml:space="preserve">x</m:t>
+              </m:r>
               <m:r>
                 <w:rPr>
                   <w:rFonts w:ascii="Cambria Math" w:hAnsi="Cambria Math"/>
@@ -3993,111 +3897,35 @@
                   <w:sz w:val="24"/>
                   <w:szCs w:val="24"/>
                 </w:rPr>
-                <m:t xml:space="preserve">t</m:t>
-              </m:r>
-            </m:sub>
-          </m:sSub>
-          <m:r>
-            <w:rPr>
-              <w:rFonts w:ascii="Cambria Math" w:hAnsi="Cambria Math"/>
-              <w:sz w:val="24"/>
-              <w:szCs w:val="24"/>
-            </w:rPr>
-            <m:t xml:space="preserve"> = </m:t>
-          </m:r>
-          <m:sSub>
-            <m:e>
-              <m:r>
-                <w:rPr>
-                  <w:rFonts w:ascii="Cambria Math" w:hAnsi="Cambria Math"/>
-                  <w:sz w:val="24"/>
-                  <w:szCs w:val="24"/>
-                </w:rPr>
-                <m:t xml:space="preserve">Σ</m:t>
-              </m:r>
-            </m:e>
-            <m:sub>
-              <m:r>
-                <w:rPr>
-                  <w:rFonts w:ascii="Cambria Math" w:hAnsi="Cambria Math"/>
-                  <w:sz w:val="24"/>
-                  <w:szCs w:val="24"/>
-                </w:rPr>
-                <m:t xml:space="preserve">u</m:t>
-              </m:r>
-              <m:r>
-                <w:rPr>
-                  <w:rFonts w:ascii="Cambria Math" w:hAnsi="Cambria Math"/>
-                  <w:sz w:val="24"/>
-                  <w:szCs w:val="24"/>
-                </w:rPr>
-                <m:t xml:space="preserve">≥</m:t>
-              </m:r>
-              <m:r>
-                <w:rPr>
-                  <w:rFonts w:ascii="Cambria Math" w:hAnsi="Cambria Math"/>
-                  <w:sz w:val="24"/>
-                  <w:szCs w:val="24"/>
-                </w:rPr>
-                <m:t xml:space="preserve">t</m:t>
-              </m:r>
-            </m:sub>
-          </m:sSub>
-          <m:r>
-            <w:rPr>
-              <w:rFonts w:ascii="Cambria Math" w:hAnsi="Cambria Math"/>
-              <w:sz w:val="24"/>
-              <w:szCs w:val="24"/>
-            </w:rPr>
-            <m:t xml:space="preserve"> </m:t>
-          </m:r>
-          <m:sSub>
-            <m:e>
-              <m:r>
-                <w:rPr>
-                  <w:rFonts w:ascii="Cambria Math" w:hAnsi="Cambria Math"/>
-                  <w:sz w:val="24"/>
-                  <w:szCs w:val="24"/>
-                </w:rPr>
-                <m:t xml:space="preserve">D′</m:t>
-              </m:r>
-            </m:e>
-            <m:sub>
-              <m:r>
-                <w:rPr>
-                  <w:rFonts w:ascii="Cambria Math" w:hAnsi="Cambria Math"/>
-                  <w:sz w:val="24"/>
-                  <w:szCs w:val="24"/>
-                </w:rPr>
-                <m:t xml:space="preserve">x</m:t>
-              </m:r>
-              <m:r>
-                <w:rPr>
-                  <w:rFonts w:ascii="Cambria Math" w:hAnsi="Cambria Math"/>
-                  <w:sz w:val="24"/>
-                  <w:szCs w:val="24"/>
-                </w:rPr>
-                <m:t xml:space="preserve">+</m:t>
-              </m:r>
-              <m:r>
-                <w:rPr>
-                  <w:rFonts w:ascii="Cambria Math" w:hAnsi="Cambria Math"/>
-                  <w:sz w:val="24"/>
-                  <w:szCs w:val="24"/>
-                </w:rPr>
-                <m:t xml:space="preserve">u</m:t>
-              </m:r>
-            </m:sub>
-          </m:sSub>
+                <m:t xml:space="preserve">m</m:t>
+              </m:r>
+            </m:sub>
+          </m:sSub>
+          <m:r>
+            <w:rPr>
+              <w:rFonts w:ascii="Cambria Math" w:hAnsi="Cambria Math"/>
+              <w:sz w:val="24"/>
+              <w:szCs w:val="24"/>
+            </w:rPr>
+            <m:t xml:space="preserve"> ) ]</m:t>
+          </m:r>
         </m:oMath>
       </m:oMathPara>
     </w:p>
     <w:p>
       <w:pPr>
+        <w:pStyle w:val="Note"/>
+      </w:pPr>
+      <w:r>
+        <w:t xml:space="preserve">※ k 는 납입주기별 계수(연납 1, 6개월납 2, 3개월납 4, 월납 12)이다.</w:t>
+      </w:r>
+    </w:p>
+    <w:p>
+      <w:pPr>
         <w:pStyle w:val="Heading1"/>
       </w:pPr>
       <w:r>
-        <w:t xml:space="preserve">5. 보험료의 계산</w:t>
+        <w:t xml:space="preserve">6. 보험료의 계산</w:t>
       </w:r>
     </w:p>
     <w:p>
@@ -4105,7 +3933,7 @@
         <w:pStyle w:val="FormulaLabel"/>
       </w:pPr>
       <w:r>
-        <w:t xml:space="preserve">[식] 급부 현가 (PVB)</w:t>
+        <w:t xml:space="preserve">[식] 순보험료 (P)</w:t>
       </w:r>
     </w:p>
     <w:p>
@@ -4118,6 +3946,22 @@
         </m:oMathParaPr>
         <m:oMath>
           <m:r>
+            <w:rPr>
+              <w:rFonts w:ascii="Cambria Math" w:hAnsi="Cambria Math"/>
+              <w:sz w:val="24"/>
+              <w:szCs w:val="24"/>
+            </w:rPr>
+            <m:t xml:space="preserve">P</m:t>
+          </m:r>
+          <m:r>
+            <w:rPr>
+              <w:rFonts w:ascii="Cambria Math" w:hAnsi="Cambria Math"/>
+              <w:sz w:val="24"/>
+              <w:szCs w:val="24"/>
+            </w:rPr>
+            <m:t xml:space="preserve"> = </m:t>
+          </m:r>
+          <m:r>
             <m:rPr>
               <m:nor/>
             </m:rPr>
@@ -4134,280 +3978,16 @@
               <w:sz w:val="24"/>
               <w:szCs w:val="24"/>
             </w:rPr>
-            <m:t xml:space="preserve"> = </m:t>
-          </m:r>
-          <m:sSubSup>
-            <m:e>
-              <m:r>
-                <w:rPr>
-                  <w:rFonts w:ascii="Cambria Math" w:hAnsi="Cambria Math"/>
-                  <w:sz w:val="24"/>
-                  <w:szCs w:val="24"/>
-                </w:rPr>
-                <m:t xml:space="preserve">Σ</m:t>
-              </m:r>
-            </m:e>
-            <m:sub>
-              <m:r>
-                <w:rPr>
-                  <w:rFonts w:ascii="Cambria Math" w:hAnsi="Cambria Math"/>
-                  <w:sz w:val="24"/>
-                  <w:szCs w:val="24"/>
-                </w:rPr>
-                <m:t xml:space="preserve">t</m:t>
-              </m:r>
-              <m:r>
-                <w:rPr>
-                  <w:rFonts w:ascii="Cambria Math" w:hAnsi="Cambria Math"/>
-                  <w:sz w:val="24"/>
-                  <w:szCs w:val="24"/>
-                </w:rPr>
-                <m:t xml:space="preserve">=</m:t>
-              </m:r>
-              <m:r>
-                <w:rPr>
-                  <w:rFonts w:ascii="Cambria Math" w:hAnsi="Cambria Math"/>
-                  <w:sz w:val="24"/>
-                  <w:szCs w:val="24"/>
-                </w:rPr>
-                <m:t xml:space="preserve">0</m:t>
-              </m:r>
-            </m:sub>
-            <m:sup>
-              <m:r>
-                <w:rPr>
-                  <w:rFonts w:ascii="Cambria Math" w:hAnsi="Cambria Math"/>
-                  <w:sz w:val="24"/>
-                  <w:szCs w:val="24"/>
-                </w:rPr>
-                <m:t xml:space="preserve">n</m:t>
-              </m:r>
-              <m:r>
-                <w:rPr>
-                  <w:rFonts w:ascii="Cambria Math" w:hAnsi="Cambria Math"/>
-                  <w:sz w:val="24"/>
-                  <w:szCs w:val="24"/>
-                </w:rPr>
-                <m:t xml:space="preserve">−</m:t>
-              </m:r>
-              <m:r>
-                <w:rPr>
-                  <w:rFonts w:ascii="Cambria Math" w:hAnsi="Cambria Math"/>
-                  <w:sz w:val="24"/>
-                  <w:szCs w:val="24"/>
-                </w:rPr>
-                <m:t xml:space="preserve">1</m:t>
-              </m:r>
-            </m:sup>
-          </m:sSubSup>
-          <m:r>
-            <w:rPr>
-              <w:rFonts w:ascii="Cambria Math" w:hAnsi="Cambria Math"/>
-              <w:sz w:val="24"/>
-              <w:szCs w:val="24"/>
-            </w:rPr>
-            <m:t xml:space="preserve"> </m:t>
-          </m:r>
-          <m:sSub>
-            <m:e>
-              <m:r>
-                <w:rPr>
-                  <w:rFonts w:ascii="Cambria Math" w:hAnsi="Cambria Math"/>
-                  <w:sz w:val="24"/>
-                  <w:szCs w:val="24"/>
-                </w:rPr>
-                <m:t xml:space="preserve">S</m:t>
-              </m:r>
-            </m:e>
-            <m:sub>
-              <m:r>
-                <w:rPr>
-                  <w:rFonts w:ascii="Cambria Math" w:hAnsi="Cambria Math"/>
-                  <w:sz w:val="24"/>
-                  <w:szCs w:val="24"/>
-                </w:rPr>
-                <m:t xml:space="preserve">t</m:t>
-              </m:r>
-            </m:sub>
-          </m:sSub>
-          <m:r>
-            <w:rPr>
-              <w:rFonts w:ascii="Cambria Math" w:hAnsi="Cambria Math"/>
-              <w:sz w:val="24"/>
-              <w:szCs w:val="24"/>
-            </w:rPr>
-            <m:t xml:space="preserve">·</m:t>
-          </m:r>
-          <m:sSub>
-            <m:e>
-              <m:r>
-                <w:rPr>
-                  <w:rFonts w:ascii="Cambria Math" w:hAnsi="Cambria Math"/>
-                  <w:sz w:val="24"/>
-                  <w:szCs w:val="24"/>
-                </w:rPr>
-                <m:t xml:space="preserve">C</m:t>
-              </m:r>
-            </m:e>
-            <m:sub>
-              <m:r>
-                <w:rPr>
-                  <w:rFonts w:ascii="Cambria Math" w:hAnsi="Cambria Math"/>
-                  <w:sz w:val="24"/>
-                  <w:szCs w:val="24"/>
-                </w:rPr>
-                <m:t xml:space="preserve">x</m:t>
-              </m:r>
-              <m:r>
-                <w:rPr>
-                  <w:rFonts w:ascii="Cambria Math" w:hAnsi="Cambria Math"/>
-                  <w:sz w:val="24"/>
-                  <w:szCs w:val="24"/>
-                </w:rPr>
-                <m:t xml:space="preserve">+</m:t>
-              </m:r>
-              <m:r>
-                <w:rPr>
-                  <w:rFonts w:ascii="Cambria Math" w:hAnsi="Cambria Math"/>
-                  <w:sz w:val="24"/>
-                  <w:szCs w:val="24"/>
-                </w:rPr>
-                <m:t xml:space="preserve">t</m:t>
-              </m:r>
-            </m:sub>
-          </m:sSub>
-          <m:r>
-            <w:rPr>
-              <w:rFonts w:ascii="Cambria Math" w:hAnsi="Cambria Math"/>
-              <w:sz w:val="24"/>
-              <w:szCs w:val="24"/>
-            </w:rPr>
-            <m:t xml:space="preserve"> + </m:t>
-          </m:r>
-          <m:sSubSup>
-            <m:e>
-              <m:r>
-                <w:rPr>
-                  <w:rFonts w:ascii="Cambria Math" w:hAnsi="Cambria Math"/>
-                  <w:sz w:val="24"/>
-                  <w:szCs w:val="24"/>
-                </w:rPr>
-                <m:t xml:space="preserve">Σ</m:t>
-              </m:r>
-            </m:e>
-            <m:sub>
-              <m:r>
-                <w:rPr>
-                  <w:rFonts w:ascii="Cambria Math" w:hAnsi="Cambria Math"/>
-                  <w:sz w:val="24"/>
-                  <w:szCs w:val="24"/>
-                </w:rPr>
-                <m:t xml:space="preserve">t</m:t>
-              </m:r>
-              <m:r>
-                <w:rPr>
-                  <w:rFonts w:ascii="Cambria Math" w:hAnsi="Cambria Math"/>
-                  <w:sz w:val="24"/>
-                  <w:szCs w:val="24"/>
-                </w:rPr>
-                <m:t xml:space="preserve">=</m:t>
-              </m:r>
-              <m:r>
-                <w:rPr>
-                  <w:rFonts w:ascii="Cambria Math" w:hAnsi="Cambria Math"/>
-                  <w:sz w:val="24"/>
-                  <w:szCs w:val="24"/>
-                </w:rPr>
-                <m:t xml:space="preserve">0</m:t>
-              </m:r>
-            </m:sub>
-            <m:sup>
-              <m:r>
-                <w:rPr>
-                  <w:rFonts w:ascii="Cambria Math" w:hAnsi="Cambria Math"/>
-                  <w:sz w:val="24"/>
-                  <w:szCs w:val="24"/>
-                </w:rPr>
-                <m:t xml:space="preserve">n</m:t>
-              </m:r>
-            </m:sup>
-          </m:sSubSup>
-          <m:r>
-            <w:rPr>
-              <w:rFonts w:ascii="Cambria Math" w:hAnsi="Cambria Math"/>
-              <w:sz w:val="24"/>
-              <w:szCs w:val="24"/>
-            </w:rPr>
-            <m:t xml:space="preserve"> </m:t>
-          </m:r>
-          <m:sSub>
-            <m:e>
-              <m:r>
-                <w:rPr>
-                  <w:rFonts w:ascii="Cambria Math" w:hAnsi="Cambria Math"/>
-                  <w:sz w:val="24"/>
-                  <w:szCs w:val="24"/>
-                </w:rPr>
-                <m:t xml:space="preserve">C</m:t>
-              </m:r>
-            </m:e>
-            <m:sub>
-              <m:r>
-                <w:rPr>
-                  <w:rFonts w:ascii="Cambria Math" w:hAnsi="Cambria Math"/>
-                  <w:sz w:val="24"/>
-                  <w:szCs w:val="24"/>
-                </w:rPr>
-                <m:t xml:space="preserve">t</m:t>
-              </m:r>
-            </m:sub>
-          </m:sSub>
-          <m:r>
-            <w:rPr>
-              <w:rFonts w:ascii="Cambria Math" w:hAnsi="Cambria Math"/>
-              <w:sz w:val="24"/>
-              <w:szCs w:val="24"/>
-            </w:rPr>
-            <m:t xml:space="preserve">·</m:t>
-          </m:r>
-          <m:sSub>
-            <m:e>
-              <m:r>
-                <w:rPr>
-                  <w:rFonts w:ascii="Cambria Math" w:hAnsi="Cambria Math"/>
-                  <w:sz w:val="24"/>
-                  <w:szCs w:val="24"/>
-                </w:rPr>
-                <m:t xml:space="preserve">D</m:t>
-              </m:r>
-            </m:e>
-            <m:sub>
-              <m:r>
-                <w:rPr>
-                  <w:rFonts w:ascii="Cambria Math" w:hAnsi="Cambria Math"/>
-                  <w:sz w:val="24"/>
-                  <w:szCs w:val="24"/>
-                </w:rPr>
-                <m:t xml:space="preserve">x</m:t>
-              </m:r>
-              <m:r>
-                <w:rPr>
-                  <w:rFonts w:ascii="Cambria Math" w:hAnsi="Cambria Math"/>
-                  <w:sz w:val="24"/>
-                  <w:szCs w:val="24"/>
-                </w:rPr>
-                <m:t xml:space="preserve">+</m:t>
-              </m:r>
-              <m:r>
-                <w:rPr>
-                  <w:rFonts w:ascii="Cambria Math" w:hAnsi="Cambria Math"/>
-                  <w:sz w:val="24"/>
-                  <w:szCs w:val="24"/>
-                </w:rPr>
-                <m:t xml:space="preserve">t</m:t>
-              </m:r>
-            </m:sub>
-          </m:sSub>
+            <m:t xml:space="preserve"> / </m:t>
+          </m:r>
+          <m:r>
+            <w:rPr>
+              <w:rFonts w:ascii="Cambria Math" w:hAnsi="Cambria Math"/>
+              <w:sz w:val="24"/>
+              <w:szCs w:val="24"/>
+            </w:rPr>
+            <m:t xml:space="preserve">N*</m:t>
+          </m:r>
         </m:oMath>
       </m:oMathPara>
     </w:p>
@@ -4416,367 +3996,8 @@
         <w:pStyle w:val="Note"/>
       </w:pPr>
       <w:r>
-        <w:t xml:space="preserve">※ S 는 연도별 보장금액(연령 구간 배수 반영), 생존급부는 그 시점의 유지자수 현가로 곱한다.</w:t>
+        <w:t xml:space="preserve">※ 담보마다 그 담보의 보험금 현가 PVB 와 그 담보가 속한 집단의 N* 로 낸다. 보장금액 1원당이므로 10만원당 보험료는 × 100,000 이다.</w:t>
       </w:r>
-    </w:p>
-    <w:p>
-      <w:pPr>
-        <w:pStyle w:val="FormulaLabel"/>
-      </w:pPr>
-      <w:r>
-        <w:t xml:space="preserve">[식] 연납 환산 납입기수 (N*)</w:t>
-      </w:r>
-    </w:p>
-    <w:p>
-      <w:pPr>
-        <w:pStyle w:val="Formula"/>
-      </w:pPr>
-      <m:oMathPara>
-        <m:oMathParaPr>
-          <m:jc m:val="left"/>
-        </m:oMathParaPr>
-        <m:oMath>
-          <m:r>
-            <w:rPr>
-              <w:rFonts w:ascii="Cambria Math" w:hAnsi="Cambria Math"/>
-              <w:sz w:val="24"/>
-              <w:szCs w:val="24"/>
-            </w:rPr>
-            <m:t xml:space="preserve">N*</m:t>
-          </m:r>
-          <m:r>
-            <w:rPr>
-              <w:rFonts w:ascii="Cambria Math" w:hAnsi="Cambria Math"/>
-              <w:sz w:val="24"/>
-              <w:szCs w:val="24"/>
-            </w:rPr>
-            <m:t xml:space="preserve"> = </m:t>
-          </m:r>
-          <m:r>
-            <w:rPr>
-              <w:rFonts w:ascii="Cambria Math" w:hAnsi="Cambria Math"/>
-              <w:sz w:val="24"/>
-              <w:szCs w:val="24"/>
-            </w:rPr>
-            <m:t xml:space="preserve">k</m:t>
-          </m:r>
-          <m:r>
-            <w:rPr>
-              <w:rFonts w:ascii="Cambria Math" w:hAnsi="Cambria Math"/>
-              <w:sz w:val="24"/>
-              <w:szCs w:val="24"/>
-            </w:rPr>
-            <m:t xml:space="preserve"> · [ ( </m:t>
-          </m:r>
-          <m:sSub>
-            <m:e>
-              <m:r>
-                <w:rPr>
-                  <w:rFonts w:ascii="Cambria Math" w:hAnsi="Cambria Math"/>
-                  <w:sz w:val="24"/>
-                  <w:szCs w:val="24"/>
-                </w:rPr>
-                <m:t xml:space="preserve">N′</m:t>
-              </m:r>
-            </m:e>
-            <m:sub>
-              <m:r>
-                <w:rPr>
-                  <w:rFonts w:ascii="Cambria Math" w:hAnsi="Cambria Math"/>
-                  <w:sz w:val="24"/>
-                  <w:szCs w:val="24"/>
-                </w:rPr>
-                <m:t xml:space="preserve">x</m:t>
-              </m:r>
-            </m:sub>
-          </m:sSub>
-          <m:r>
-            <w:rPr>
-              <w:rFonts w:ascii="Cambria Math" w:hAnsi="Cambria Math"/>
-              <w:sz w:val="24"/>
-              <w:szCs w:val="24"/>
-            </w:rPr>
-            <m:t xml:space="preserve"> − </m:t>
-          </m:r>
-          <m:sSub>
-            <m:e>
-              <m:r>
-                <w:rPr>
-                  <w:rFonts w:ascii="Cambria Math" w:hAnsi="Cambria Math"/>
-                  <w:sz w:val="24"/>
-                  <w:szCs w:val="24"/>
-                </w:rPr>
-                <m:t xml:space="preserve">N′</m:t>
-              </m:r>
-            </m:e>
-            <m:sub>
-              <m:r>
-                <w:rPr>
-                  <w:rFonts w:ascii="Cambria Math" w:hAnsi="Cambria Math"/>
-                  <w:sz w:val="24"/>
-                  <w:szCs w:val="24"/>
-                </w:rPr>
-                <m:t xml:space="preserve">x</m:t>
-              </m:r>
-              <m:r>
-                <w:rPr>
-                  <w:rFonts w:ascii="Cambria Math" w:hAnsi="Cambria Math"/>
-                  <w:sz w:val="24"/>
-                  <w:szCs w:val="24"/>
-                </w:rPr>
-                <m:t xml:space="preserve">+</m:t>
-              </m:r>
-              <m:r>
-                <w:rPr>
-                  <w:rFonts w:ascii="Cambria Math" w:hAnsi="Cambria Math"/>
-                  <w:sz w:val="24"/>
-                  <w:szCs w:val="24"/>
-                </w:rPr>
-                <m:t xml:space="preserve">m</m:t>
-              </m:r>
-            </m:sub>
-          </m:sSub>
-          <m:r>
-            <w:rPr>
-              <w:rFonts w:ascii="Cambria Math" w:hAnsi="Cambria Math"/>
-              <w:sz w:val="24"/>
-              <w:szCs w:val="24"/>
-            </w:rPr>
-            <m:t xml:space="preserve"> )</m:t>
-          </m:r>
-        </m:oMath>
-      </m:oMathPara>
-    </w:p>
-    <w:p>
-      <w:pPr>
-        <w:pStyle w:val="Formula"/>
-      </w:pPr>
-      <m:oMathPara>
-        <m:oMathParaPr>
-          <m:jc m:val="left"/>
-        </m:oMathParaPr>
-        <m:oMath>
-          <m:r>
-            <w:rPr>
-              <w:rFonts w:ascii="Cambria Math" w:hAnsi="Cambria Math"/>
-              <w:sz w:val="24"/>
-              <w:szCs w:val="24"/>
-            </w:rPr>
-            <m:t xml:space="preserve">− ( </m:t>
-          </m:r>
-          <m:r>
-            <w:rPr>
-              <w:rFonts w:ascii="Cambria Math" w:hAnsi="Cambria Math"/>
-              <w:sz w:val="24"/>
-              <w:szCs w:val="24"/>
-            </w:rPr>
-            <m:t xml:space="preserve">k</m:t>
-          </m:r>
-          <m:r>
-            <w:rPr>
-              <w:rFonts w:ascii="Cambria Math" w:hAnsi="Cambria Math"/>
-              <w:sz w:val="24"/>
-              <w:szCs w:val="24"/>
-            </w:rPr>
-            <m:t xml:space="preserve">−</m:t>
-          </m:r>
-          <m:r>
-            <w:rPr>
-              <w:rFonts w:ascii="Cambria Math" w:hAnsi="Cambria Math"/>
-              <w:sz w:val="24"/>
-              <w:szCs w:val="24"/>
-            </w:rPr>
-            <m:t xml:space="preserve">1</m:t>
-          </m:r>
-          <m:r>
-            <w:rPr>
-              <w:rFonts w:ascii="Cambria Math" w:hAnsi="Cambria Math"/>
-              <w:sz w:val="24"/>
-              <w:szCs w:val="24"/>
-            </w:rPr>
-            <m:t xml:space="preserve"> )/( </m:t>
-          </m:r>
-          <m:r>
-            <w:rPr>
-              <w:rFonts w:ascii="Cambria Math" w:hAnsi="Cambria Math"/>
-              <w:sz w:val="24"/>
-              <w:szCs w:val="24"/>
-            </w:rPr>
-            <m:t xml:space="preserve">2</m:t>
-          </m:r>
-          <m:r>
-            <w:rPr>
-              <w:rFonts w:ascii="Cambria Math" w:hAnsi="Cambria Math"/>
-              <w:sz w:val="24"/>
-              <w:szCs w:val="24"/>
-            </w:rPr>
-            <m:t xml:space="preserve">·</m:t>
-          </m:r>
-          <m:r>
-            <w:rPr>
-              <w:rFonts w:ascii="Cambria Math" w:hAnsi="Cambria Math"/>
-              <w:sz w:val="24"/>
-              <w:szCs w:val="24"/>
-            </w:rPr>
-            <m:t xml:space="preserve">k</m:t>
-          </m:r>
-          <m:r>
-            <w:rPr>
-              <w:rFonts w:ascii="Cambria Math" w:hAnsi="Cambria Math"/>
-              <w:sz w:val="24"/>
-              <w:szCs w:val="24"/>
-            </w:rPr>
-            <m:t xml:space="preserve"> )·( </m:t>
-          </m:r>
-          <m:sSub>
-            <m:e>
-              <m:r>
-                <w:rPr>
-                  <w:rFonts w:ascii="Cambria Math" w:hAnsi="Cambria Math"/>
-                  <w:sz w:val="24"/>
-                  <w:szCs w:val="24"/>
-                </w:rPr>
-                <m:t xml:space="preserve">D′</m:t>
-              </m:r>
-            </m:e>
-            <m:sub>
-              <m:r>
-                <w:rPr>
-                  <w:rFonts w:ascii="Cambria Math" w:hAnsi="Cambria Math"/>
-                  <w:sz w:val="24"/>
-                  <w:szCs w:val="24"/>
-                </w:rPr>
-                <m:t xml:space="preserve">x</m:t>
-              </m:r>
-            </m:sub>
-          </m:sSub>
-          <m:r>
-            <w:rPr>
-              <w:rFonts w:ascii="Cambria Math" w:hAnsi="Cambria Math"/>
-              <w:sz w:val="24"/>
-              <w:szCs w:val="24"/>
-            </w:rPr>
-            <m:t xml:space="preserve"> − </m:t>
-          </m:r>
-          <m:sSub>
-            <m:e>
-              <m:r>
-                <w:rPr>
-                  <w:rFonts w:ascii="Cambria Math" w:hAnsi="Cambria Math"/>
-                  <w:sz w:val="24"/>
-                  <w:szCs w:val="24"/>
-                </w:rPr>
-                <m:t xml:space="preserve">D′</m:t>
-              </m:r>
-            </m:e>
-            <m:sub>
-              <m:r>
-                <w:rPr>
-                  <w:rFonts w:ascii="Cambria Math" w:hAnsi="Cambria Math"/>
-                  <w:sz w:val="24"/>
-                  <w:szCs w:val="24"/>
-                </w:rPr>
-                <m:t xml:space="preserve">x</m:t>
-              </m:r>
-              <m:r>
-                <w:rPr>
-                  <w:rFonts w:ascii="Cambria Math" w:hAnsi="Cambria Math"/>
-                  <w:sz w:val="24"/>
-                  <w:szCs w:val="24"/>
-                </w:rPr>
-                <m:t xml:space="preserve">+</m:t>
-              </m:r>
-              <m:r>
-                <w:rPr>
-                  <w:rFonts w:ascii="Cambria Math" w:hAnsi="Cambria Math"/>
-                  <w:sz w:val="24"/>
-                  <w:szCs w:val="24"/>
-                </w:rPr>
-                <m:t xml:space="preserve">m</m:t>
-              </m:r>
-            </m:sub>
-          </m:sSub>
-          <m:r>
-            <w:rPr>
-              <w:rFonts w:ascii="Cambria Math" w:hAnsi="Cambria Math"/>
-              <w:sz w:val="24"/>
-              <w:szCs w:val="24"/>
-            </w:rPr>
-            <m:t xml:space="preserve"> ) ]</m:t>
-          </m:r>
-        </m:oMath>
-      </m:oMathPara>
-    </w:p>
-    <w:p>
-      <w:pPr>
-        <w:pStyle w:val="Note"/>
-      </w:pPr>
-      <w:r>
-        <w:t xml:space="preserve">※ k 는 납입주기별 계수(연납 1, 6개월납 2, 3개월납 4, 월납 12)이다.</w:t>
-      </w:r>
-    </w:p>
-    <w:p>
-      <w:pPr>
-        <w:pStyle w:val="FormulaLabel"/>
-      </w:pPr>
-      <w:r>
-        <w:t xml:space="preserve">[식] 순보험료 (P)</w:t>
-      </w:r>
-    </w:p>
-    <w:p>
-      <w:pPr>
-        <w:pStyle w:val="Formula"/>
-      </w:pPr>
-      <m:oMathPara>
-        <m:oMathParaPr>
-          <m:jc m:val="left"/>
-        </m:oMathParaPr>
-        <m:oMath>
-          <m:r>
-            <w:rPr>
-              <w:rFonts w:ascii="Cambria Math" w:hAnsi="Cambria Math"/>
-              <w:sz w:val="24"/>
-              <w:szCs w:val="24"/>
-            </w:rPr>
-            <m:t xml:space="preserve">P</m:t>
-          </m:r>
-          <m:r>
-            <w:rPr>
-              <w:rFonts w:ascii="Cambria Math" w:hAnsi="Cambria Math"/>
-              <w:sz w:val="24"/>
-              <w:szCs w:val="24"/>
-            </w:rPr>
-            <m:t xml:space="preserve"> = </m:t>
-          </m:r>
-          <m:r>
-            <m:rPr>
-              <m:nor/>
-            </m:rPr>
-            <w:rPr>
-              <w:rFonts w:ascii="Cambria Math" w:hAnsi="Cambria Math"/>
-              <w:sz w:val="24"/>
-              <w:szCs w:val="24"/>
-            </w:rPr>
-            <m:t xml:space="preserve">PVB</m:t>
-          </m:r>
-          <m:r>
-            <w:rPr>
-              <w:rFonts w:ascii="Cambria Math" w:hAnsi="Cambria Math"/>
-              <w:sz w:val="24"/>
-              <w:szCs w:val="24"/>
-            </w:rPr>
-            <m:t xml:space="preserve"> / </m:t>
-          </m:r>
-          <m:r>
-            <w:rPr>
-              <w:rFonts w:ascii="Cambria Math" w:hAnsi="Cambria Math"/>
-              <w:sz w:val="24"/>
-              <w:szCs w:val="24"/>
-            </w:rPr>
-            <m:t xml:space="preserve">N*</m:t>
-          </m:r>
-        </m:oMath>
-      </m:oMathPara>
     </w:p>
     <w:p>
       <w:pPr>
@@ -5441,7 +4662,7 @@
         <w:pStyle w:val="Heading1"/>
       </w:pPr>
       <w:r>
-        <w:t xml:space="preserve">6. 책임준비금의 계산</w:t>
+        <w:t xml:space="preserve">7. 보험금의 현가</w:t>
       </w:r>
     </w:p>
     <w:p>
@@ -5449,7 +4670,15 @@
         <w:pStyle w:val="FormulaLabel"/>
       </w:pPr>
       <w:r>
-        <w:t xml:space="preserve">[식] 준비금 산출용 순보험료</w:t>
+        <w:t xml:space="preserve">[식] 보험금의 현가 — 2대질병 진단</w:t>
+      </w:r>
+    </w:p>
+    <w:p>
+      <w:pPr>
+        <w:pStyle w:val="FormulaText"/>
+      </w:pPr>
+      <w:r>
+        <w:t xml:space="preserve">보장금액의 배수</w:t>
       </w:r>
     </w:p>
     <w:p>
@@ -5469,273 +4698,45 @@
                   <w:sz w:val="24"/>
                   <w:szCs w:val="24"/>
                 </w:rPr>
-                <m:t xml:space="preserve">P</m:t>
-              </m:r>
-            </m:e>
-            <m:sub>
-              <m:r>
-                <w:rPr>
-                  <w:rFonts w:ascii="Cambria Math" w:hAnsi="Cambria Math"/>
-                  <w:sz w:val="24"/>
-                  <w:szCs w:val="24"/>
-                </w:rPr>
-                <m:t xml:space="preserve">β</m:t>
-              </m:r>
-            </m:sub>
-          </m:sSub>
-          <m:r>
-            <w:rPr>
-              <w:rFonts w:ascii="Cambria Math" w:hAnsi="Cambria Math"/>
-              <w:sz w:val="24"/>
-              <w:szCs w:val="24"/>
-            </w:rPr>
-            <m:t xml:space="preserve"> = ( </m:t>
-          </m:r>
-          <m:r>
-            <m:rPr>
-              <m:nor/>
-            </m:rPr>
-            <w:rPr>
-              <w:rFonts w:ascii="Cambria Math" w:hAnsi="Cambria Math"/>
-              <w:sz w:val="24"/>
-              <w:szCs w:val="24"/>
-            </w:rPr>
-            <m:t xml:space="preserve">PVB</m:t>
-          </m:r>
-          <m:r>
-            <w:rPr>
-              <w:rFonts w:ascii="Cambria Math" w:hAnsi="Cambria Math"/>
-              <w:sz w:val="24"/>
-              <w:szCs w:val="24"/>
-            </w:rPr>
-            <m:t xml:space="preserve"> + </m:t>
-          </m:r>
-          <m:sSub>
-            <m:e>
-              <m:r>
-                <m:rPr>
-                  <m:nor/>
-                </m:rPr>
-                <w:rPr>
-                  <w:rFonts w:ascii="Cambria Math" w:hAnsi="Cambria Math"/>
-                  <w:sz w:val="24"/>
-                  <w:szCs w:val="24"/>
-                </w:rPr>
-                <m:t xml:space="preserve">CSV</m:t>
-              </m:r>
-            </m:e>
-            <m:sub>
-              <m:r>
-                <w:rPr>
-                  <w:rFonts w:ascii="Cambria Math" w:hAnsi="Cambria Math"/>
-                  <w:sz w:val="24"/>
-                  <w:szCs w:val="24"/>
-                </w:rPr>
-                <m:t xml:space="preserve">0</m:t>
-              </m:r>
-            </m:sub>
-          </m:sSub>
-          <m:r>
-            <w:rPr>
-              <w:rFonts w:ascii="Cambria Math" w:hAnsi="Cambria Math"/>
-              <w:sz w:val="24"/>
-              <w:szCs w:val="24"/>
-            </w:rPr>
-            <m:t xml:space="preserve"> + </m:t>
-          </m:r>
-          <m:r>
-            <w:rPr>
-              <w:rFonts w:ascii="Cambria Math" w:hAnsi="Cambria Math"/>
-              <w:sz w:val="24"/>
-              <w:szCs w:val="24"/>
-            </w:rPr>
-            <m:t xml:space="preserve">β′</m:t>
-          </m:r>
-          <m:r>
-            <w:rPr>
-              <w:rFonts w:ascii="Cambria Math" w:hAnsi="Cambria Math"/>
-              <w:sz w:val="24"/>
-              <w:szCs w:val="24"/>
-            </w:rPr>
-            <m:t xml:space="preserve">·( </m:t>
-          </m:r>
-          <m:sSub>
-            <m:e>
-              <m:r>
-                <w:rPr>
-                  <w:rFonts w:ascii="Cambria Math" w:hAnsi="Cambria Math"/>
-                  <w:sz w:val="24"/>
-                  <w:szCs w:val="24"/>
-                </w:rPr>
-                <m:t xml:space="preserve">N</m:t>
-              </m:r>
-            </m:e>
-            <m:sub>
-              <m:r>
-                <w:rPr>
-                  <w:rFonts w:ascii="Cambria Math" w:hAnsi="Cambria Math"/>
-                  <w:sz w:val="24"/>
-                  <w:szCs w:val="24"/>
-                </w:rPr>
-                <m:t xml:space="preserve">x</m:t>
-              </m:r>
-              <m:r>
-                <w:rPr>
-                  <w:rFonts w:ascii="Cambria Math" w:hAnsi="Cambria Math"/>
-                  <w:sz w:val="24"/>
-                  <w:szCs w:val="24"/>
-                </w:rPr>
-                <m:t xml:space="preserve">+</m:t>
-              </m:r>
-              <m:r>
-                <w:rPr>
-                  <w:rFonts w:ascii="Cambria Math" w:hAnsi="Cambria Math"/>
-                  <w:sz w:val="24"/>
-                  <w:szCs w:val="24"/>
-                </w:rPr>
-                <m:t xml:space="preserve">m</m:t>
-              </m:r>
-            </m:sub>
-          </m:sSub>
-          <m:r>
-            <w:rPr>
-              <w:rFonts w:ascii="Cambria Math" w:hAnsi="Cambria Math"/>
-              <w:sz w:val="24"/>
-              <w:szCs w:val="24"/>
-            </w:rPr>
-            <m:t xml:space="preserve"> − </m:t>
-          </m:r>
-          <m:sSub>
-            <m:e>
-              <m:r>
-                <w:rPr>
-                  <w:rFonts w:ascii="Cambria Math" w:hAnsi="Cambria Math"/>
-                  <w:sz w:val="24"/>
-                  <w:szCs w:val="24"/>
-                </w:rPr>
-                <m:t xml:space="preserve">N</m:t>
-              </m:r>
-            </m:e>
-            <m:sub>
-              <m:r>
-                <w:rPr>
-                  <w:rFonts w:ascii="Cambria Math" w:hAnsi="Cambria Math"/>
-                  <w:sz w:val="24"/>
-                  <w:szCs w:val="24"/>
-                </w:rPr>
-                <m:t xml:space="preserve">x</m:t>
-              </m:r>
-              <m:r>
-                <w:rPr>
-                  <w:rFonts w:ascii="Cambria Math" w:hAnsi="Cambria Math"/>
-                  <w:sz w:val="24"/>
-                  <w:szCs w:val="24"/>
-                </w:rPr>
-                <m:t xml:space="preserve">+</m:t>
-              </m:r>
-              <m:r>
-                <w:rPr>
-                  <w:rFonts w:ascii="Cambria Math" w:hAnsi="Cambria Math"/>
-                  <w:sz w:val="24"/>
-                  <w:szCs w:val="24"/>
-                </w:rPr>
-                <m:t xml:space="preserve">n</m:t>
-              </m:r>
-            </m:sub>
-          </m:sSub>
-          <m:r>
-            <w:rPr>
-              <w:rFonts w:ascii="Cambria Math" w:hAnsi="Cambria Math"/>
-              <w:sz w:val="24"/>
-              <w:szCs w:val="24"/>
-            </w:rPr>
-            <m:t xml:space="preserve"> ) ) / ( </m:t>
-          </m:r>
-          <m:sSub>
-            <m:e>
-              <m:r>
-                <w:rPr>
-                  <w:rFonts w:ascii="Cambria Math" w:hAnsi="Cambria Math"/>
-                  <w:sz w:val="24"/>
-                  <w:szCs w:val="24"/>
-                </w:rPr>
-                <m:t xml:space="preserve">N′</m:t>
-              </m:r>
-            </m:e>
-            <m:sub>
-              <m:r>
-                <w:rPr>
-                  <w:rFonts w:ascii="Cambria Math" w:hAnsi="Cambria Math"/>
-                  <w:sz w:val="24"/>
-                  <w:szCs w:val="24"/>
-                </w:rPr>
-                <m:t xml:space="preserve">x</m:t>
-              </m:r>
-            </m:sub>
-          </m:sSub>
-          <m:r>
-            <w:rPr>
-              <w:rFonts w:ascii="Cambria Math" w:hAnsi="Cambria Math"/>
-              <w:sz w:val="24"/>
-              <w:szCs w:val="24"/>
-            </w:rPr>
-            <m:t xml:space="preserve"> − </m:t>
-          </m:r>
-          <m:sSub>
-            <m:e>
-              <m:r>
-                <w:rPr>
-                  <w:rFonts w:ascii="Cambria Math" w:hAnsi="Cambria Math"/>
-                  <w:sz w:val="24"/>
-                  <w:szCs w:val="24"/>
-                </w:rPr>
-                <m:t xml:space="preserve">N′</m:t>
-              </m:r>
-            </m:e>
-            <m:sub>
-              <m:r>
-                <w:rPr>
-                  <w:rFonts w:ascii="Cambria Math" w:hAnsi="Cambria Math"/>
-                  <w:sz w:val="24"/>
-                  <w:szCs w:val="24"/>
-                </w:rPr>
-                <m:t xml:space="preserve">x</m:t>
-              </m:r>
-              <m:r>
-                <w:rPr>
-                  <w:rFonts w:ascii="Cambria Math" w:hAnsi="Cambria Math"/>
-                  <w:sz w:val="24"/>
-                  <w:szCs w:val="24"/>
-                </w:rPr>
-                <m:t xml:space="preserve">+</m:t>
-              </m:r>
-              <m:r>
-                <w:rPr>
-                  <w:rFonts w:ascii="Cambria Math" w:hAnsi="Cambria Math"/>
-                  <w:sz w:val="24"/>
-                  <w:szCs w:val="24"/>
-                </w:rPr>
-                <m:t xml:space="preserve">m</m:t>
-              </m:r>
-            </m:sub>
-          </m:sSub>
-          <m:r>
-            <w:rPr>
-              <w:rFonts w:ascii="Cambria Math" w:hAnsi="Cambria Math"/>
-              <w:sz w:val="24"/>
-              <w:szCs w:val="24"/>
-            </w:rPr>
-            <m:t xml:space="preserve"> )</m:t>
+                <m:t xml:space="preserve">S</m:t>
+              </m:r>
+            </m:e>
+            <m:sub>
+              <m:r>
+                <w:rPr>
+                  <w:rFonts w:ascii="Cambria Math" w:hAnsi="Cambria Math"/>
+                  <w:sz w:val="24"/>
+                  <w:szCs w:val="24"/>
+                </w:rPr>
+                <m:t xml:space="preserve">t</m:t>
+              </m:r>
+            </m:sub>
+          </m:sSub>
+          <m:r>
+            <w:rPr>
+              <w:rFonts w:ascii="Cambria Math" w:hAnsi="Cambria Math"/>
+              <w:sz w:val="24"/>
+              <w:szCs w:val="24"/>
+            </w:rPr>
+            <m:t xml:space="preserve"> = </m:t>
+          </m:r>
+          <m:r>
+            <w:rPr>
+              <w:rFonts w:ascii="Cambria Math" w:hAnsi="Cambria Math"/>
+              <w:sz w:val="24"/>
+              <w:szCs w:val="24"/>
+            </w:rPr>
+            <m:t xml:space="preserve">1</m:t>
           </m:r>
         </m:oMath>
       </m:oMathPara>
     </w:p>
     <w:p>
       <w:pPr>
-        <w:pStyle w:val="FormulaLabel"/>
+        <w:pStyle w:val="FormulaText"/>
       </w:pPr>
       <w:r>
-        <w:t xml:space="preserve">[식] 연말 책임준비금</w:t>
+        <w:t xml:space="preserve">급부 발생자</w:t>
       </w:r>
     </w:p>
     <w:p>
@@ -5755,10 +4756,26 @@
                   <w:sz w:val="24"/>
                   <w:szCs w:val="24"/>
                 </w:rPr>
-                <m:t xml:space="preserve">V</m:t>
-              </m:r>
-            </m:e>
-            <m:sub>
+                <m:t xml:space="preserve">C</m:t>
+              </m:r>
+            </m:e>
+            <m:sub>
+              <m:r>
+                <w:rPr>
+                  <w:rFonts w:ascii="Cambria Math" w:hAnsi="Cambria Math"/>
+                  <w:sz w:val="24"/>
+                  <w:szCs w:val="24"/>
+                </w:rPr>
+                <m:t xml:space="preserve">x</m:t>
+              </m:r>
+              <m:r>
+                <w:rPr>
+                  <w:rFonts w:ascii="Cambria Math" w:hAnsi="Cambria Math"/>
+                  <w:sz w:val="24"/>
+                  <w:szCs w:val="24"/>
+                </w:rPr>
+                <m:t xml:space="preserve">+</m:t>
+              </m:r>
               <m:r>
                 <w:rPr>
                   <w:rFonts w:ascii="Cambria Math" w:hAnsi="Cambria Math"/>
@@ -5775,35 +4792,35 @@
               <w:sz w:val="24"/>
               <w:szCs w:val="24"/>
             </w:rPr>
-            <m:t xml:space="preserve"> = [ </m:t>
-          </m:r>
-          <m:sSub>
-            <m:e>
-              <m:r>
-                <w:rPr>
-                  <w:rFonts w:ascii="Cambria Math" w:hAnsi="Cambria Math"/>
-                  <w:sz w:val="24"/>
-                  <w:szCs w:val="24"/>
-                </w:rPr>
-                <m:t xml:space="preserve">Σ</m:t>
-              </m:r>
-            </m:e>
-            <m:sub>
-              <m:r>
-                <w:rPr>
-                  <w:rFonts w:ascii="Cambria Math" w:hAnsi="Cambria Math"/>
-                  <w:sz w:val="24"/>
-                  <w:szCs w:val="24"/>
-                </w:rPr>
-                <m:t xml:space="preserve">u</m:t>
-              </m:r>
-              <m:r>
-                <w:rPr>
-                  <w:rFonts w:ascii="Cambria Math" w:hAnsi="Cambria Math"/>
-                  <w:sz w:val="24"/>
-                  <w:szCs w:val="24"/>
-                </w:rPr>
-                <m:t xml:space="preserve">≥</m:t>
+            <m:t xml:space="preserve"> = </m:t>
+          </m:r>
+          <m:sSub>
+            <m:e>
+              <m:r>
+                <w:rPr>
+                  <w:rFonts w:ascii="Cambria Math" w:hAnsi="Cambria Math"/>
+                  <w:sz w:val="24"/>
+                  <w:szCs w:val="24"/>
+                </w:rPr>
+                <m:t xml:space="preserve">l</m:t>
+              </m:r>
+            </m:e>
+            <m:sub>
+              <m:r>
+                <w:rPr>
+                  <w:rFonts w:ascii="Cambria Math" w:hAnsi="Cambria Math"/>
+                  <w:sz w:val="24"/>
+                  <w:szCs w:val="24"/>
+                </w:rPr>
+                <m:t xml:space="preserve">x</m:t>
+              </m:r>
+              <m:r>
+                <w:rPr>
+                  <w:rFonts w:ascii="Cambria Math" w:hAnsi="Cambria Math"/>
+                  <w:sz w:val="24"/>
+                  <w:szCs w:val="24"/>
+                </w:rPr>
+                <m:t xml:space="preserve">+</m:t>
               </m:r>
               <m:r>
                 <w:rPr>
@@ -5821,36 +4838,6 @@
               <w:sz w:val="24"/>
               <w:szCs w:val="24"/>
             </w:rPr>
-            <m:t xml:space="preserve"> </m:t>
-          </m:r>
-          <m:sSub>
-            <m:e>
-              <m:r>
-                <w:rPr>
-                  <w:rFonts w:ascii="Cambria Math" w:hAnsi="Cambria Math"/>
-                  <w:sz w:val="24"/>
-                  <w:szCs w:val="24"/>
-                </w:rPr>
-                <m:t xml:space="preserve">S</m:t>
-              </m:r>
-            </m:e>
-            <m:sub>
-              <m:r>
-                <w:rPr>
-                  <w:rFonts w:ascii="Cambria Math" w:hAnsi="Cambria Math"/>
-                  <w:sz w:val="24"/>
-                  <w:szCs w:val="24"/>
-                </w:rPr>
-                <m:t xml:space="preserve">u</m:t>
-              </m:r>
-            </m:sub>
-          </m:sSub>
-          <m:r>
-            <w:rPr>
-              <w:rFonts w:ascii="Cambria Math" w:hAnsi="Cambria Math"/>
-              <w:sz w:val="24"/>
-              <w:szCs w:val="24"/>
-            </w:rPr>
             <m:t xml:space="preserve">·</m:t>
           </m:r>
           <m:sSub>
@@ -5861,7 +4848,7 @@
                   <w:sz w:val="24"/>
                   <w:szCs w:val="24"/>
                 </w:rPr>
-                <m:t xml:space="preserve">C</m:t>
+                <m:t xml:space="preserve">r</m:t>
               </m:r>
             </m:e>
             <m:sub>
@@ -5887,52 +4874,6 @@
                   <w:sz w:val="24"/>
                   <w:szCs w:val="24"/>
                 </w:rPr>
-                <m:t xml:space="preserve">u</m:t>
-              </m:r>
-            </m:sub>
-          </m:sSub>
-          <m:r>
-            <w:rPr>
-              <w:rFonts w:ascii="Cambria Math" w:hAnsi="Cambria Math"/>
-              <w:sz w:val="24"/>
-              <w:szCs w:val="24"/>
-            </w:rPr>
-            <m:t xml:space="preserve"> + </m:t>
-          </m:r>
-          <m:sSub>
-            <m:e>
-              <m:r>
-                <w:rPr>
-                  <w:rFonts w:ascii="Cambria Math" w:hAnsi="Cambria Math"/>
-                  <w:sz w:val="24"/>
-                  <w:szCs w:val="24"/>
-                </w:rPr>
-                <m:t xml:space="preserve">Σ</m:t>
-              </m:r>
-            </m:e>
-            <m:sub>
-              <m:r>
-                <w:rPr>
-                  <w:rFonts w:ascii="Cambria Math" w:hAnsi="Cambria Math"/>
-                  <w:sz w:val="24"/>
-                  <w:szCs w:val="24"/>
-                </w:rPr>
-                <m:t xml:space="preserve">u</m:t>
-              </m:r>
-              <m:r>
-                <w:rPr>
-                  <w:rFonts w:ascii="Cambria Math" w:hAnsi="Cambria Math"/>
-                  <w:sz w:val="24"/>
-                  <w:szCs w:val="24"/>
-                </w:rPr>
-                <m:t xml:space="preserve">&gt;</m:t>
-              </m:r>
-              <m:r>
-                <w:rPr>
-                  <w:rFonts w:ascii="Cambria Math" w:hAnsi="Cambria Math"/>
-                  <w:sz w:val="24"/>
-                  <w:szCs w:val="24"/>
-                </w:rPr>
                 <m:t xml:space="preserve">t</m:t>
               </m:r>
             </m:sub>
@@ -5943,99 +4884,20 @@
               <w:sz w:val="24"/>
               <w:szCs w:val="24"/>
             </w:rPr>
-            <m:t xml:space="preserve"> </m:t>
-          </m:r>
-          <m:sSub>
-            <m:e>
-              <m:r>
-                <w:rPr>
-                  <w:rFonts w:ascii="Cambria Math" w:hAnsi="Cambria Math"/>
-                  <w:sz w:val="24"/>
-                  <w:szCs w:val="24"/>
-                </w:rPr>
-                <m:t xml:space="preserve">C</m:t>
-              </m:r>
-            </m:e>
-            <m:sub>
-              <m:r>
-                <w:rPr>
-                  <w:rFonts w:ascii="Cambria Math" w:hAnsi="Cambria Math"/>
-                  <w:sz w:val="24"/>
-                  <w:szCs w:val="24"/>
-                </w:rPr>
-                <m:t xml:space="preserve">u</m:t>
-              </m:r>
-            </m:sub>
-          </m:sSub>
-          <m:r>
-            <w:rPr>
-              <w:rFonts w:ascii="Cambria Math" w:hAnsi="Cambria Math"/>
-              <w:sz w:val="24"/>
-              <w:szCs w:val="24"/>
-            </w:rPr>
             <m:t xml:space="preserve">·</m:t>
           </m:r>
-          <m:sSub>
-            <m:e>
-              <m:r>
-                <w:rPr>
-                  <w:rFonts w:ascii="Cambria Math" w:hAnsi="Cambria Math"/>
-                  <w:sz w:val="24"/>
-                  <w:szCs w:val="24"/>
-                </w:rPr>
-                <m:t xml:space="preserve">D</m:t>
-              </m:r>
-            </m:e>
-            <m:sub>
-              <m:r>
-                <w:rPr>
-                  <w:rFonts w:ascii="Cambria Math" w:hAnsi="Cambria Math"/>
-                  <w:sz w:val="24"/>
-                  <w:szCs w:val="24"/>
-                </w:rPr>
-                <m:t xml:space="preserve">x</m:t>
-              </m:r>
-              <m:r>
-                <w:rPr>
-                  <w:rFonts w:ascii="Cambria Math" w:hAnsi="Cambria Math"/>
-                  <w:sz w:val="24"/>
-                  <w:szCs w:val="24"/>
-                </w:rPr>
-                <m:t xml:space="preserve">+</m:t>
-              </m:r>
-              <m:r>
-                <w:rPr>
-                  <w:rFonts w:ascii="Cambria Math" w:hAnsi="Cambria Math"/>
-                  <w:sz w:val="24"/>
-                  <w:szCs w:val="24"/>
-                </w:rPr>
-                <m:t xml:space="preserve">u</m:t>
-              </m:r>
-            </m:sub>
-          </m:sSub>
-          <m:r>
-            <w:rPr>
-              <w:rFonts w:ascii="Cambria Math" w:hAnsi="Cambria Math"/>
-              <w:sz w:val="24"/>
-              <w:szCs w:val="24"/>
-            </w:rPr>
-            <m:t xml:space="preserve"> + </m:t>
-          </m:r>
-          <m:sSub>
-            <m:e>
-              <m:r>
-                <m:rPr>
-                  <m:nor/>
-                </m:rPr>
-                <w:rPr>
-                  <w:rFonts w:ascii="Cambria Math" w:hAnsi="Cambria Math"/>
-                  <w:sz w:val="24"/>
-                  <w:szCs w:val="24"/>
-                </w:rPr>
-                <m:t xml:space="preserve">CSV</m:t>
-              </m:r>
-            </m:e>
-            <m:sub>
+          <m:sSup>
+            <m:e>
+              <m:r>
+                <w:rPr>
+                  <w:rFonts w:ascii="Cambria Math" w:hAnsi="Cambria Math"/>
+                  <w:sz w:val="24"/>
+                  <w:szCs w:val="24"/>
+                </w:rPr>
+                <m:t xml:space="preserve">v</m:t>
+              </m:r>
+            </m:e>
+            <m:sup>
               <m:r>
                 <w:rPr>
                   <w:rFonts w:ascii="Cambria Math" w:hAnsi="Cambria Math"/>
@@ -6044,10 +4906,26 @@
                 </w:rPr>
                 <m:t xml:space="preserve">t</m:t>
               </m:r>
-            </m:sub>
-          </m:sSub>
+              <m:r>
+                <w:rPr>
+                  <w:rFonts w:ascii="Cambria Math" w:hAnsi="Cambria Math"/>
+                  <w:sz w:val="24"/>
+                  <w:szCs w:val="24"/>
+                </w:rPr>
+                <m:t xml:space="preserve">+½</m:t>
+              </m:r>
+            </m:sup>
+          </m:sSup>
         </m:oMath>
       </m:oMathPara>
+    </w:p>
+    <w:p>
+      <w:pPr>
+        <w:pStyle w:val="FormulaText"/>
+      </w:pPr>
+      <w:r>
+        <w:t xml:space="preserve">보험금 현가의 누계</w:t>
+      </w:r>
     </w:p>
     <w:p>
       <w:pPr>
@@ -6058,39 +4936,15 @@
           <m:jc m:val="left"/>
         </m:oMathParaPr>
         <m:oMath>
-          <m:r>
-            <w:rPr>
-              <w:rFonts w:ascii="Cambria Math" w:hAnsi="Cambria Math"/>
-              <w:sz w:val="24"/>
-              <w:szCs w:val="24"/>
-            </w:rPr>
-            <m:t xml:space="preserve">+ </m:t>
-          </m:r>
-          <m:r>
-            <w:rPr>
-              <w:rFonts w:ascii="Cambria Math" w:hAnsi="Cambria Math"/>
-              <w:sz w:val="24"/>
-              <w:szCs w:val="24"/>
-            </w:rPr>
-            <m:t xml:space="preserve">β′</m:t>
-          </m:r>
-          <m:r>
-            <w:rPr>
-              <w:rFonts w:ascii="Cambria Math" w:hAnsi="Cambria Math"/>
-              <w:sz w:val="24"/>
-              <w:szCs w:val="24"/>
-            </w:rPr>
-            <m:t xml:space="preserve">·( </m:t>
-          </m:r>
-          <m:sSub>
-            <m:e>
-              <m:r>
-                <w:rPr>
-                  <w:rFonts w:ascii="Cambria Math" w:hAnsi="Cambria Math"/>
-                  <w:sz w:val="24"/>
-                  <w:szCs w:val="24"/>
-                </w:rPr>
-                <m:t xml:space="preserve">N</m:t>
+          <m:sSub>
+            <m:e>
+              <m:r>
+                <w:rPr>
+                  <w:rFonts w:ascii="Cambria Math" w:hAnsi="Cambria Math"/>
+                  <w:sz w:val="24"/>
+                  <w:szCs w:val="24"/>
+                </w:rPr>
+                <m:t xml:space="preserve">M</m:t>
               </m:r>
             </m:e>
             <m:sub>
@@ -6111,25 +4965,6 @@
                 <m:t xml:space="preserve">+</m:t>
               </m:r>
               <m:r>
-                <m:rPr>
-                  <m:sty m:val="p"/>
-                </m:rPr>
-                <w:rPr>
-                  <w:rFonts w:ascii="Cambria Math" w:hAnsi="Cambria Math"/>
-                  <w:sz w:val="24"/>
-                  <w:szCs w:val="24"/>
-                </w:rPr>
-                <m:t xml:space="preserve">max</m:t>
-              </m:r>
-              <m:r>
-                <w:rPr>
-                  <w:rFonts w:ascii="Cambria Math" w:hAnsi="Cambria Math"/>
-                  <w:sz w:val="24"/>
-                  <w:szCs w:val="24"/>
-                </w:rPr>
-                <m:t xml:space="preserve">(</m:t>
-              </m:r>
-              <m:r>
                 <w:rPr>
                   <w:rFonts w:ascii="Cambria Math" w:hAnsi="Cambria Math"/>
                   <w:sz w:val="24"/>
@@ -6137,49 +4972,127 @@
                 </w:rPr>
                 <m:t xml:space="preserve">t</m:t>
               </m:r>
-              <m:r>
-                <w:rPr>
-                  <w:rFonts w:ascii="Cambria Math" w:hAnsi="Cambria Math"/>
-                  <w:sz w:val="24"/>
-                  <w:szCs w:val="24"/>
-                </w:rPr>
-                <m:t xml:space="preserve">,</m:t>
-              </m:r>
-              <m:r>
-                <w:rPr>
-                  <w:rFonts w:ascii="Cambria Math" w:hAnsi="Cambria Math"/>
-                  <w:sz w:val="24"/>
-                  <w:szCs w:val="24"/>
-                </w:rPr>
-                <m:t xml:space="preserve">m</m:t>
-              </m:r>
-              <m:r>
-                <w:rPr>
-                  <w:rFonts w:ascii="Cambria Math" w:hAnsi="Cambria Math"/>
-                  <w:sz w:val="24"/>
-                  <w:szCs w:val="24"/>
-                </w:rPr>
-                <m:t xml:space="preserve">)</m:t>
-              </m:r>
-            </m:sub>
-          </m:sSub>
-          <m:r>
-            <w:rPr>
-              <w:rFonts w:ascii="Cambria Math" w:hAnsi="Cambria Math"/>
-              <w:sz w:val="24"/>
-              <w:szCs w:val="24"/>
-            </w:rPr>
-            <m:t xml:space="preserve"> − </m:t>
-          </m:r>
-          <m:sSub>
-            <m:e>
-              <m:r>
-                <w:rPr>
-                  <w:rFonts w:ascii="Cambria Math" w:hAnsi="Cambria Math"/>
-                  <w:sz w:val="24"/>
-                  <w:szCs w:val="24"/>
-                </w:rPr>
-                <m:t xml:space="preserve">N</m:t>
+            </m:sub>
+          </m:sSub>
+          <m:r>
+            <w:rPr>
+              <w:rFonts w:ascii="Cambria Math" w:hAnsi="Cambria Math"/>
+              <w:sz w:val="24"/>
+              <w:szCs w:val="24"/>
+            </w:rPr>
+            <m:t xml:space="preserve"> = </m:t>
+          </m:r>
+          <m:sSubSup>
+            <m:e>
+              <m:r>
+                <w:rPr>
+                  <w:rFonts w:ascii="Cambria Math" w:hAnsi="Cambria Math"/>
+                  <w:sz w:val="24"/>
+                  <w:szCs w:val="24"/>
+                </w:rPr>
+                <m:t xml:space="preserve">Σ</m:t>
+              </m:r>
+            </m:e>
+            <m:sub>
+              <m:r>
+                <w:rPr>
+                  <w:rFonts w:ascii="Cambria Math" w:hAnsi="Cambria Math"/>
+                  <w:sz w:val="24"/>
+                  <w:szCs w:val="24"/>
+                </w:rPr>
+                <m:t xml:space="preserve">u</m:t>
+              </m:r>
+              <m:r>
+                <w:rPr>
+                  <w:rFonts w:ascii="Cambria Math" w:hAnsi="Cambria Math"/>
+                  <w:sz w:val="24"/>
+                  <w:szCs w:val="24"/>
+                </w:rPr>
+                <m:t xml:space="preserve">=</m:t>
+              </m:r>
+              <m:r>
+                <w:rPr>
+                  <w:rFonts w:ascii="Cambria Math" w:hAnsi="Cambria Math"/>
+                  <w:sz w:val="24"/>
+                  <w:szCs w:val="24"/>
+                </w:rPr>
+                <m:t xml:space="preserve">t</m:t>
+              </m:r>
+            </m:sub>
+            <m:sup>
+              <m:r>
+                <w:rPr>
+                  <w:rFonts w:ascii="Cambria Math" w:hAnsi="Cambria Math"/>
+                  <w:sz w:val="24"/>
+                  <w:szCs w:val="24"/>
+                </w:rPr>
+                <m:t xml:space="preserve">n</m:t>
+              </m:r>
+              <m:r>
+                <w:rPr>
+                  <w:rFonts w:ascii="Cambria Math" w:hAnsi="Cambria Math"/>
+                  <w:sz w:val="24"/>
+                  <w:szCs w:val="24"/>
+                </w:rPr>
+                <m:t xml:space="preserve">−</m:t>
+              </m:r>
+              <m:r>
+                <w:rPr>
+                  <w:rFonts w:ascii="Cambria Math" w:hAnsi="Cambria Math"/>
+                  <w:sz w:val="24"/>
+                  <w:szCs w:val="24"/>
+                </w:rPr>
+                <m:t xml:space="preserve">1</m:t>
+              </m:r>
+            </m:sup>
+          </m:sSubSup>
+          <m:r>
+            <w:rPr>
+              <w:rFonts w:ascii="Cambria Math" w:hAnsi="Cambria Math"/>
+              <w:sz w:val="24"/>
+              <w:szCs w:val="24"/>
+            </w:rPr>
+            <m:t xml:space="preserve"> </m:t>
+          </m:r>
+          <m:sSub>
+            <m:e>
+              <m:r>
+                <w:rPr>
+                  <w:rFonts w:ascii="Cambria Math" w:hAnsi="Cambria Math"/>
+                  <w:sz w:val="24"/>
+                  <w:szCs w:val="24"/>
+                </w:rPr>
+                <m:t xml:space="preserve">S</m:t>
+              </m:r>
+            </m:e>
+            <m:sub>
+              <m:r>
+                <w:rPr>
+                  <w:rFonts w:ascii="Cambria Math" w:hAnsi="Cambria Math"/>
+                  <w:sz w:val="24"/>
+                  <w:szCs w:val="24"/>
+                </w:rPr>
+                <m:t xml:space="preserve">u</m:t>
+              </m:r>
+            </m:sub>
+          </m:sSub>
+          <m:r>
+            <w:rPr>
+              <w:rFonts w:ascii="Cambria Math" w:hAnsi="Cambria Math"/>
+              <w:sz w:val="24"/>
+              <w:szCs w:val="24"/>
+            </w:rPr>
+            <m:t xml:space="preserve">·</m:t>
+          </m:r>
+          <m:sSub>
+            <m:e>
+              <m:r>
+                <w:rPr>
+                  <w:rFonts w:ascii="Cambria Math" w:hAnsi="Cambria Math"/>
+                  <w:sz w:val="24"/>
+                  <w:szCs w:val="24"/>
+                </w:rPr>
+                <m:t xml:space="preserve">C</m:t>
               </m:r>
             </m:e>
             <m:sub>
@@ -6205,20 +5118,20 @@
                   <w:sz w:val="24"/>
                   <w:szCs w:val="24"/>
                 </w:rPr>
-                <m:t xml:space="preserve">n</m:t>
-              </m:r>
-            </m:sub>
-          </m:sSub>
-          <m:r>
-            <w:rPr>
-              <w:rFonts w:ascii="Cambria Math" w:hAnsi="Cambria Math"/>
-              <w:sz w:val="24"/>
-              <w:szCs w:val="24"/>
-            </w:rPr>
-            <m:t xml:space="preserve"> )</m:t>
-          </m:r>
+                <m:t xml:space="preserve">u</m:t>
+              </m:r>
+            </m:sub>
+          </m:sSub>
         </m:oMath>
       </m:oMathPara>
+    </w:p>
+    <w:p>
+      <w:pPr>
+        <w:pStyle w:val="FormulaText"/>
+      </w:pPr>
+      <w:r>
+        <w:t xml:space="preserve">보험금 현가 (PVB) — 보장금액 1원당</w:t>
+      </w:r>
     </w:p>
     <w:p>
       <w:pPr>
@@ -6230,6 +5143,775 @@
         </m:oMathParaPr>
         <m:oMath>
           <m:r>
+            <m:rPr>
+              <m:nor/>
+            </m:rPr>
+            <w:rPr>
+              <w:rFonts w:ascii="Cambria Math" w:hAnsi="Cambria Math"/>
+              <w:sz w:val="24"/>
+              <w:szCs w:val="24"/>
+            </w:rPr>
+            <m:t xml:space="preserve">PVB</m:t>
+          </m:r>
+          <m:r>
+            <w:rPr>
+              <w:rFonts w:ascii="Cambria Math" w:hAnsi="Cambria Math"/>
+              <w:sz w:val="24"/>
+              <w:szCs w:val="24"/>
+            </w:rPr>
+            <m:t xml:space="preserve"> = </m:t>
+          </m:r>
+          <m:sSub>
+            <m:e>
+              <m:r>
+                <w:rPr>
+                  <w:rFonts w:ascii="Cambria Math" w:hAnsi="Cambria Math"/>
+                  <w:sz w:val="24"/>
+                  <w:szCs w:val="24"/>
+                </w:rPr>
+                <m:t xml:space="preserve">M</m:t>
+              </m:r>
+            </m:e>
+            <m:sub>
+              <m:r>
+                <w:rPr>
+                  <w:rFonts w:ascii="Cambria Math" w:hAnsi="Cambria Math"/>
+                  <w:sz w:val="24"/>
+                  <w:szCs w:val="24"/>
+                </w:rPr>
+                <m:t xml:space="preserve">x</m:t>
+              </m:r>
+            </m:sub>
+          </m:sSub>
+        </m:oMath>
+      </m:oMathPara>
+    </w:p>
+    <w:p>
+      <w:pPr>
+        <w:pStyle w:val="Note"/>
+      </w:pPr>
+      <w:r>
+        <w:t xml:space="preserve">※ 보장금액 30,000,000원 · 80세까지 · 집단 “사망 · 2대질병”. 진단 확정 시 지급하고 그 담보는 소멸한다.</w:t>
+      </w:r>
+    </w:p>
+    <w:p>
+      <w:pPr>
+        <w:pStyle w:val="Heading1"/>
+      </w:pPr>
+      <w:r>
+        <w:t xml:space="preserve">8. 책임준비금의 계산</w:t>
+      </w:r>
+    </w:p>
+    <w:p>
+      <w:pPr>
+        <w:pStyle w:val="FormulaLabel"/>
+      </w:pPr>
+      <w:r>
+        <w:t xml:space="preserve">[식] 준비금 산출용 순보험료</w:t>
+      </w:r>
+    </w:p>
+    <w:p>
+      <w:pPr>
+        <w:pStyle w:val="Formula"/>
+      </w:pPr>
+      <m:oMathPara>
+        <m:oMathParaPr>
+          <m:jc m:val="left"/>
+        </m:oMathParaPr>
+        <m:oMath>
+          <m:sSub>
+            <m:e>
+              <m:r>
+                <w:rPr>
+                  <w:rFonts w:ascii="Cambria Math" w:hAnsi="Cambria Math"/>
+                  <w:sz w:val="24"/>
+                  <w:szCs w:val="24"/>
+                </w:rPr>
+                <m:t xml:space="preserve">P</m:t>
+              </m:r>
+            </m:e>
+            <m:sub>
+              <m:r>
+                <w:rPr>
+                  <w:rFonts w:ascii="Cambria Math" w:hAnsi="Cambria Math"/>
+                  <w:sz w:val="24"/>
+                  <w:szCs w:val="24"/>
+                </w:rPr>
+                <m:t xml:space="preserve">β</m:t>
+              </m:r>
+            </m:sub>
+          </m:sSub>
+          <m:r>
+            <w:rPr>
+              <w:rFonts w:ascii="Cambria Math" w:hAnsi="Cambria Math"/>
+              <w:sz w:val="24"/>
+              <w:szCs w:val="24"/>
+            </w:rPr>
+            <m:t xml:space="preserve"> = ( </m:t>
+          </m:r>
+          <m:r>
+            <m:rPr>
+              <m:nor/>
+            </m:rPr>
+            <w:rPr>
+              <w:rFonts w:ascii="Cambria Math" w:hAnsi="Cambria Math"/>
+              <w:sz w:val="24"/>
+              <w:szCs w:val="24"/>
+            </w:rPr>
+            <m:t xml:space="preserve">PVB</m:t>
+          </m:r>
+          <m:r>
+            <w:rPr>
+              <w:rFonts w:ascii="Cambria Math" w:hAnsi="Cambria Math"/>
+              <w:sz w:val="24"/>
+              <w:szCs w:val="24"/>
+            </w:rPr>
+            <m:t xml:space="preserve"> + </m:t>
+          </m:r>
+          <m:sSub>
+            <m:e>
+              <m:r>
+                <m:rPr>
+                  <m:nor/>
+                </m:rPr>
+                <w:rPr>
+                  <w:rFonts w:ascii="Cambria Math" w:hAnsi="Cambria Math"/>
+                  <w:sz w:val="24"/>
+                  <w:szCs w:val="24"/>
+                </w:rPr>
+                <m:t xml:space="preserve">CSV</m:t>
+              </m:r>
+            </m:e>
+            <m:sub>
+              <m:r>
+                <w:rPr>
+                  <w:rFonts w:ascii="Cambria Math" w:hAnsi="Cambria Math"/>
+                  <w:sz w:val="24"/>
+                  <w:szCs w:val="24"/>
+                </w:rPr>
+                <m:t xml:space="preserve">0</m:t>
+              </m:r>
+            </m:sub>
+          </m:sSub>
+          <m:r>
+            <w:rPr>
+              <w:rFonts w:ascii="Cambria Math" w:hAnsi="Cambria Math"/>
+              <w:sz w:val="24"/>
+              <w:szCs w:val="24"/>
+            </w:rPr>
+            <m:t xml:space="preserve"> + </m:t>
+          </m:r>
+          <m:r>
+            <w:rPr>
+              <w:rFonts w:ascii="Cambria Math" w:hAnsi="Cambria Math"/>
+              <w:sz w:val="24"/>
+              <w:szCs w:val="24"/>
+            </w:rPr>
+            <m:t xml:space="preserve">β′</m:t>
+          </m:r>
+          <m:r>
+            <w:rPr>
+              <w:rFonts w:ascii="Cambria Math" w:hAnsi="Cambria Math"/>
+              <w:sz w:val="24"/>
+              <w:szCs w:val="24"/>
+            </w:rPr>
+            <m:t xml:space="preserve">·( </m:t>
+          </m:r>
+          <m:sSub>
+            <m:e>
+              <m:r>
+                <w:rPr>
+                  <w:rFonts w:ascii="Cambria Math" w:hAnsi="Cambria Math"/>
+                  <w:sz w:val="24"/>
+                  <w:szCs w:val="24"/>
+                </w:rPr>
+                <m:t xml:space="preserve">N</m:t>
+              </m:r>
+            </m:e>
+            <m:sub>
+              <m:r>
+                <w:rPr>
+                  <w:rFonts w:ascii="Cambria Math" w:hAnsi="Cambria Math"/>
+                  <w:sz w:val="24"/>
+                  <w:szCs w:val="24"/>
+                </w:rPr>
+                <m:t xml:space="preserve">x</m:t>
+              </m:r>
+              <m:r>
+                <w:rPr>
+                  <w:rFonts w:ascii="Cambria Math" w:hAnsi="Cambria Math"/>
+                  <w:sz w:val="24"/>
+                  <w:szCs w:val="24"/>
+                </w:rPr>
+                <m:t xml:space="preserve">+</m:t>
+              </m:r>
+              <m:r>
+                <w:rPr>
+                  <w:rFonts w:ascii="Cambria Math" w:hAnsi="Cambria Math"/>
+                  <w:sz w:val="24"/>
+                  <w:szCs w:val="24"/>
+                </w:rPr>
+                <m:t xml:space="preserve">m</m:t>
+              </m:r>
+            </m:sub>
+          </m:sSub>
+          <m:r>
+            <w:rPr>
+              <w:rFonts w:ascii="Cambria Math" w:hAnsi="Cambria Math"/>
+              <w:sz w:val="24"/>
+              <w:szCs w:val="24"/>
+            </w:rPr>
+            <m:t xml:space="preserve"> − </m:t>
+          </m:r>
+          <m:sSub>
+            <m:e>
+              <m:r>
+                <w:rPr>
+                  <w:rFonts w:ascii="Cambria Math" w:hAnsi="Cambria Math"/>
+                  <w:sz w:val="24"/>
+                  <w:szCs w:val="24"/>
+                </w:rPr>
+                <m:t xml:space="preserve">N</m:t>
+              </m:r>
+            </m:e>
+            <m:sub>
+              <m:r>
+                <w:rPr>
+                  <w:rFonts w:ascii="Cambria Math" w:hAnsi="Cambria Math"/>
+                  <w:sz w:val="24"/>
+                  <w:szCs w:val="24"/>
+                </w:rPr>
+                <m:t xml:space="preserve">x</m:t>
+              </m:r>
+              <m:r>
+                <w:rPr>
+                  <w:rFonts w:ascii="Cambria Math" w:hAnsi="Cambria Math"/>
+                  <w:sz w:val="24"/>
+                  <w:szCs w:val="24"/>
+                </w:rPr>
+                <m:t xml:space="preserve">+</m:t>
+              </m:r>
+              <m:r>
+                <w:rPr>
+                  <w:rFonts w:ascii="Cambria Math" w:hAnsi="Cambria Math"/>
+                  <w:sz w:val="24"/>
+                  <w:szCs w:val="24"/>
+                </w:rPr>
+                <m:t xml:space="preserve">n</m:t>
+              </m:r>
+            </m:sub>
+          </m:sSub>
+          <m:r>
+            <w:rPr>
+              <w:rFonts w:ascii="Cambria Math" w:hAnsi="Cambria Math"/>
+              <w:sz w:val="24"/>
+              <w:szCs w:val="24"/>
+            </w:rPr>
+            <m:t xml:space="preserve"> ) ) / ( </m:t>
+          </m:r>
+          <m:sSub>
+            <m:e>
+              <m:r>
+                <w:rPr>
+                  <w:rFonts w:ascii="Cambria Math" w:hAnsi="Cambria Math"/>
+                  <w:sz w:val="24"/>
+                  <w:szCs w:val="24"/>
+                </w:rPr>
+                <m:t xml:space="preserve">N′</m:t>
+              </m:r>
+            </m:e>
+            <m:sub>
+              <m:r>
+                <w:rPr>
+                  <w:rFonts w:ascii="Cambria Math" w:hAnsi="Cambria Math"/>
+                  <w:sz w:val="24"/>
+                  <w:szCs w:val="24"/>
+                </w:rPr>
+                <m:t xml:space="preserve">x</m:t>
+              </m:r>
+            </m:sub>
+          </m:sSub>
+          <m:r>
+            <w:rPr>
+              <w:rFonts w:ascii="Cambria Math" w:hAnsi="Cambria Math"/>
+              <w:sz w:val="24"/>
+              <w:szCs w:val="24"/>
+            </w:rPr>
+            <m:t xml:space="preserve"> − </m:t>
+          </m:r>
+          <m:sSub>
+            <m:e>
+              <m:r>
+                <w:rPr>
+                  <w:rFonts w:ascii="Cambria Math" w:hAnsi="Cambria Math"/>
+                  <w:sz w:val="24"/>
+                  <w:szCs w:val="24"/>
+                </w:rPr>
+                <m:t xml:space="preserve">N′</m:t>
+              </m:r>
+            </m:e>
+            <m:sub>
+              <m:r>
+                <w:rPr>
+                  <w:rFonts w:ascii="Cambria Math" w:hAnsi="Cambria Math"/>
+                  <w:sz w:val="24"/>
+                  <w:szCs w:val="24"/>
+                </w:rPr>
+                <m:t xml:space="preserve">x</m:t>
+              </m:r>
+              <m:r>
+                <w:rPr>
+                  <w:rFonts w:ascii="Cambria Math" w:hAnsi="Cambria Math"/>
+                  <w:sz w:val="24"/>
+                  <w:szCs w:val="24"/>
+                </w:rPr>
+                <m:t xml:space="preserve">+</m:t>
+              </m:r>
+              <m:r>
+                <w:rPr>
+                  <w:rFonts w:ascii="Cambria Math" w:hAnsi="Cambria Math"/>
+                  <w:sz w:val="24"/>
+                  <w:szCs w:val="24"/>
+                </w:rPr>
+                <m:t xml:space="preserve">m</m:t>
+              </m:r>
+            </m:sub>
+          </m:sSub>
+          <m:r>
+            <w:rPr>
+              <w:rFonts w:ascii="Cambria Math" w:hAnsi="Cambria Math"/>
+              <w:sz w:val="24"/>
+              <w:szCs w:val="24"/>
+            </w:rPr>
+            <m:t xml:space="preserve"> )</m:t>
+          </m:r>
+        </m:oMath>
+      </m:oMathPara>
+    </w:p>
+    <w:p>
+      <w:pPr>
+        <w:pStyle w:val="FormulaLabel"/>
+      </w:pPr>
+      <w:r>
+        <w:t xml:space="preserve">[식] 연말 책임준비금</w:t>
+      </w:r>
+    </w:p>
+    <w:p>
+      <w:pPr>
+        <w:pStyle w:val="Formula"/>
+      </w:pPr>
+      <m:oMathPara>
+        <m:oMathParaPr>
+          <m:jc m:val="left"/>
+        </m:oMathParaPr>
+        <m:oMath>
+          <m:sSub>
+            <m:e>
+              <m:r>
+                <w:rPr>
+                  <w:rFonts w:ascii="Cambria Math" w:hAnsi="Cambria Math"/>
+                  <w:sz w:val="24"/>
+                  <w:szCs w:val="24"/>
+                </w:rPr>
+                <m:t xml:space="preserve">V</m:t>
+              </m:r>
+            </m:e>
+            <m:sub>
+              <m:r>
+                <w:rPr>
+                  <w:rFonts w:ascii="Cambria Math" w:hAnsi="Cambria Math"/>
+                  <w:sz w:val="24"/>
+                  <w:szCs w:val="24"/>
+                </w:rPr>
+                <m:t xml:space="preserve">t</m:t>
+              </m:r>
+            </m:sub>
+          </m:sSub>
+          <m:r>
+            <w:rPr>
+              <w:rFonts w:ascii="Cambria Math" w:hAnsi="Cambria Math"/>
+              <w:sz w:val="24"/>
+              <w:szCs w:val="24"/>
+            </w:rPr>
+            <m:t xml:space="preserve"> = [ </m:t>
+          </m:r>
+          <m:sSub>
+            <m:e>
+              <m:r>
+                <w:rPr>
+                  <w:rFonts w:ascii="Cambria Math" w:hAnsi="Cambria Math"/>
+                  <w:sz w:val="24"/>
+                  <w:szCs w:val="24"/>
+                </w:rPr>
+                <m:t xml:space="preserve">M</m:t>
+              </m:r>
+            </m:e>
+            <m:sub>
+              <m:r>
+                <w:rPr>
+                  <w:rFonts w:ascii="Cambria Math" w:hAnsi="Cambria Math"/>
+                  <w:sz w:val="24"/>
+                  <w:szCs w:val="24"/>
+                </w:rPr>
+                <m:t xml:space="preserve">x</m:t>
+              </m:r>
+              <m:r>
+                <w:rPr>
+                  <w:rFonts w:ascii="Cambria Math" w:hAnsi="Cambria Math"/>
+                  <w:sz w:val="24"/>
+                  <w:szCs w:val="24"/>
+                </w:rPr>
+                <m:t xml:space="preserve">+</m:t>
+              </m:r>
+              <m:r>
+                <w:rPr>
+                  <w:rFonts w:ascii="Cambria Math" w:hAnsi="Cambria Math"/>
+                  <w:sz w:val="24"/>
+                  <w:szCs w:val="24"/>
+                </w:rPr>
+                <m:t xml:space="preserve">t</m:t>
+              </m:r>
+            </m:sub>
+          </m:sSub>
+          <m:r>
+            <w:rPr>
+              <w:rFonts w:ascii="Cambria Math" w:hAnsi="Cambria Math"/>
+              <w:sz w:val="24"/>
+              <w:szCs w:val="24"/>
+            </w:rPr>
+            <m:t xml:space="preserve"> + </m:t>
+          </m:r>
+          <m:sSub>
+            <m:e>
+              <m:r>
+                <w:rPr>
+                  <w:rFonts w:ascii="Cambria Math" w:hAnsi="Cambria Math"/>
+                  <w:sz w:val="24"/>
+                  <w:szCs w:val="24"/>
+                </w:rPr>
+                <m:t xml:space="preserve">Σ</m:t>
+              </m:r>
+            </m:e>
+            <m:sub>
+              <m:r>
+                <w:rPr>
+                  <w:rFonts w:ascii="Cambria Math" w:hAnsi="Cambria Math"/>
+                  <w:sz w:val="24"/>
+                  <w:szCs w:val="24"/>
+                </w:rPr>
+                <m:t xml:space="preserve">u</m:t>
+              </m:r>
+              <m:r>
+                <w:rPr>
+                  <w:rFonts w:ascii="Cambria Math" w:hAnsi="Cambria Math"/>
+                  <w:sz w:val="24"/>
+                  <w:szCs w:val="24"/>
+                </w:rPr>
+                <m:t xml:space="preserve">&gt;</m:t>
+              </m:r>
+              <m:r>
+                <w:rPr>
+                  <w:rFonts w:ascii="Cambria Math" w:hAnsi="Cambria Math"/>
+                  <w:sz w:val="24"/>
+                  <w:szCs w:val="24"/>
+                </w:rPr>
+                <m:t xml:space="preserve">t</m:t>
+              </m:r>
+            </m:sub>
+          </m:sSub>
+          <m:r>
+            <w:rPr>
+              <w:rFonts w:ascii="Cambria Math" w:hAnsi="Cambria Math"/>
+              <w:sz w:val="24"/>
+              <w:szCs w:val="24"/>
+            </w:rPr>
+            <m:t xml:space="preserve"> </m:t>
+          </m:r>
+          <m:sSub>
+            <m:e>
+              <m:r>
+                <w:rPr>
+                  <w:rFonts w:ascii="Cambria Math" w:hAnsi="Cambria Math"/>
+                  <w:sz w:val="24"/>
+                  <w:szCs w:val="24"/>
+                </w:rPr>
+                <m:t xml:space="preserve">E</m:t>
+              </m:r>
+            </m:e>
+            <m:sub>
+              <m:r>
+                <w:rPr>
+                  <w:rFonts w:ascii="Cambria Math" w:hAnsi="Cambria Math"/>
+                  <w:sz w:val="24"/>
+                  <w:szCs w:val="24"/>
+                </w:rPr>
+                <m:t xml:space="preserve">u</m:t>
+              </m:r>
+            </m:sub>
+          </m:sSub>
+          <m:r>
+            <w:rPr>
+              <w:rFonts w:ascii="Cambria Math" w:hAnsi="Cambria Math"/>
+              <w:sz w:val="24"/>
+              <w:szCs w:val="24"/>
+            </w:rPr>
+            <m:t xml:space="preserve">·</m:t>
+          </m:r>
+          <m:sSub>
+            <m:e>
+              <m:r>
+                <w:rPr>
+                  <w:rFonts w:ascii="Cambria Math" w:hAnsi="Cambria Math"/>
+                  <w:sz w:val="24"/>
+                  <w:szCs w:val="24"/>
+                </w:rPr>
+                <m:t xml:space="preserve">D</m:t>
+              </m:r>
+            </m:e>
+            <m:sub>
+              <m:r>
+                <w:rPr>
+                  <w:rFonts w:ascii="Cambria Math" w:hAnsi="Cambria Math"/>
+                  <w:sz w:val="24"/>
+                  <w:szCs w:val="24"/>
+                </w:rPr>
+                <m:t xml:space="preserve">x</m:t>
+              </m:r>
+              <m:r>
+                <w:rPr>
+                  <w:rFonts w:ascii="Cambria Math" w:hAnsi="Cambria Math"/>
+                  <w:sz w:val="24"/>
+                  <w:szCs w:val="24"/>
+                </w:rPr>
+                <m:t xml:space="preserve">+</m:t>
+              </m:r>
+              <m:r>
+                <w:rPr>
+                  <w:rFonts w:ascii="Cambria Math" w:hAnsi="Cambria Math"/>
+                  <w:sz w:val="24"/>
+                  <w:szCs w:val="24"/>
+                </w:rPr>
+                <m:t xml:space="preserve">u</m:t>
+              </m:r>
+            </m:sub>
+          </m:sSub>
+        </m:oMath>
+      </m:oMathPara>
+    </w:p>
+    <w:p>
+      <w:pPr>
+        <w:pStyle w:val="Formula"/>
+      </w:pPr>
+      <m:oMathPara>
+        <m:oMathParaPr>
+          <m:jc m:val="left"/>
+        </m:oMathParaPr>
+        <m:oMath>
+          <m:r>
+            <w:rPr>
+              <w:rFonts w:ascii="Cambria Math" w:hAnsi="Cambria Math"/>
+              <w:sz w:val="24"/>
+              <w:szCs w:val="24"/>
+            </w:rPr>
+            <m:t xml:space="preserve">+ </m:t>
+          </m:r>
+          <m:sSub>
+            <m:e>
+              <m:r>
+                <m:rPr>
+                  <m:nor/>
+                </m:rPr>
+                <w:rPr>
+                  <w:rFonts w:ascii="Cambria Math" w:hAnsi="Cambria Math"/>
+                  <w:sz w:val="24"/>
+                  <w:szCs w:val="24"/>
+                </w:rPr>
+                <m:t xml:space="preserve">CSV</m:t>
+              </m:r>
+            </m:e>
+            <m:sub>
+              <m:r>
+                <w:rPr>
+                  <w:rFonts w:ascii="Cambria Math" w:hAnsi="Cambria Math"/>
+                  <w:sz w:val="24"/>
+                  <w:szCs w:val="24"/>
+                </w:rPr>
+                <m:t xml:space="preserve">t</m:t>
+              </m:r>
+            </m:sub>
+          </m:sSub>
+          <m:r>
+            <w:rPr>
+              <w:rFonts w:ascii="Cambria Math" w:hAnsi="Cambria Math"/>
+              <w:sz w:val="24"/>
+              <w:szCs w:val="24"/>
+            </w:rPr>
+            <m:t xml:space="preserve"> + </m:t>
+          </m:r>
+          <m:r>
+            <w:rPr>
+              <w:rFonts w:ascii="Cambria Math" w:hAnsi="Cambria Math"/>
+              <w:sz w:val="24"/>
+              <w:szCs w:val="24"/>
+            </w:rPr>
+            <m:t xml:space="preserve">β′</m:t>
+          </m:r>
+          <m:r>
+            <w:rPr>
+              <w:rFonts w:ascii="Cambria Math" w:hAnsi="Cambria Math"/>
+              <w:sz w:val="24"/>
+              <w:szCs w:val="24"/>
+            </w:rPr>
+            <m:t xml:space="preserve">·( </m:t>
+          </m:r>
+          <m:sSub>
+            <m:e>
+              <m:r>
+                <w:rPr>
+                  <w:rFonts w:ascii="Cambria Math" w:hAnsi="Cambria Math"/>
+                  <w:sz w:val="24"/>
+                  <w:szCs w:val="24"/>
+                </w:rPr>
+                <m:t xml:space="preserve">N</m:t>
+              </m:r>
+            </m:e>
+            <m:sub>
+              <m:r>
+                <w:rPr>
+                  <w:rFonts w:ascii="Cambria Math" w:hAnsi="Cambria Math"/>
+                  <w:sz w:val="24"/>
+                  <w:szCs w:val="24"/>
+                </w:rPr>
+                <m:t xml:space="preserve">x</m:t>
+              </m:r>
+              <m:r>
+                <w:rPr>
+                  <w:rFonts w:ascii="Cambria Math" w:hAnsi="Cambria Math"/>
+                  <w:sz w:val="24"/>
+                  <w:szCs w:val="24"/>
+                </w:rPr>
+                <m:t xml:space="preserve">+</m:t>
+              </m:r>
+              <m:r>
+                <m:rPr>
+                  <m:sty m:val="p"/>
+                </m:rPr>
+                <w:rPr>
+                  <w:rFonts w:ascii="Cambria Math" w:hAnsi="Cambria Math"/>
+                  <w:sz w:val="24"/>
+                  <w:szCs w:val="24"/>
+                </w:rPr>
+                <m:t xml:space="preserve">max</m:t>
+              </m:r>
+              <m:r>
+                <w:rPr>
+                  <w:rFonts w:ascii="Cambria Math" w:hAnsi="Cambria Math"/>
+                  <w:sz w:val="24"/>
+                  <w:szCs w:val="24"/>
+                </w:rPr>
+                <m:t xml:space="preserve">(</m:t>
+              </m:r>
+              <m:r>
+                <w:rPr>
+                  <w:rFonts w:ascii="Cambria Math" w:hAnsi="Cambria Math"/>
+                  <w:sz w:val="24"/>
+                  <w:szCs w:val="24"/>
+                </w:rPr>
+                <m:t xml:space="preserve">t</m:t>
+              </m:r>
+              <m:r>
+                <w:rPr>
+                  <w:rFonts w:ascii="Cambria Math" w:hAnsi="Cambria Math"/>
+                  <w:sz w:val="24"/>
+                  <w:szCs w:val="24"/>
+                </w:rPr>
+                <m:t xml:space="preserve">,</m:t>
+              </m:r>
+              <m:r>
+                <w:rPr>
+                  <w:rFonts w:ascii="Cambria Math" w:hAnsi="Cambria Math"/>
+                  <w:sz w:val="24"/>
+                  <w:szCs w:val="24"/>
+                </w:rPr>
+                <m:t xml:space="preserve">m</m:t>
+              </m:r>
+              <m:r>
+                <w:rPr>
+                  <w:rFonts w:ascii="Cambria Math" w:hAnsi="Cambria Math"/>
+                  <w:sz w:val="24"/>
+                  <w:szCs w:val="24"/>
+                </w:rPr>
+                <m:t xml:space="preserve">)</m:t>
+              </m:r>
+            </m:sub>
+          </m:sSub>
+          <m:r>
+            <w:rPr>
+              <w:rFonts w:ascii="Cambria Math" w:hAnsi="Cambria Math"/>
+              <w:sz w:val="24"/>
+              <w:szCs w:val="24"/>
+            </w:rPr>
+            <m:t xml:space="preserve"> − </m:t>
+          </m:r>
+          <m:sSub>
+            <m:e>
+              <m:r>
+                <w:rPr>
+                  <w:rFonts w:ascii="Cambria Math" w:hAnsi="Cambria Math"/>
+                  <w:sz w:val="24"/>
+                  <w:szCs w:val="24"/>
+                </w:rPr>
+                <m:t xml:space="preserve">N</m:t>
+              </m:r>
+            </m:e>
+            <m:sub>
+              <m:r>
+                <w:rPr>
+                  <w:rFonts w:ascii="Cambria Math" w:hAnsi="Cambria Math"/>
+                  <w:sz w:val="24"/>
+                  <w:szCs w:val="24"/>
+                </w:rPr>
+                <m:t xml:space="preserve">x</m:t>
+              </m:r>
+              <m:r>
+                <w:rPr>
+                  <w:rFonts w:ascii="Cambria Math" w:hAnsi="Cambria Math"/>
+                  <w:sz w:val="24"/>
+                  <w:szCs w:val="24"/>
+                </w:rPr>
+                <m:t xml:space="preserve">+</m:t>
+              </m:r>
+              <m:r>
+                <w:rPr>
+                  <w:rFonts w:ascii="Cambria Math" w:hAnsi="Cambria Math"/>
+                  <w:sz w:val="24"/>
+                  <w:szCs w:val="24"/>
+                </w:rPr>
+                <m:t xml:space="preserve">n</m:t>
+              </m:r>
+            </m:sub>
+          </m:sSub>
+          <m:r>
+            <w:rPr>
+              <w:rFonts w:ascii="Cambria Math" w:hAnsi="Cambria Math"/>
+              <w:sz w:val="24"/>
+              <w:szCs w:val="24"/>
+            </w:rPr>
+            <m:t xml:space="preserve"> )</m:t>
+          </m:r>
+        </m:oMath>
+      </m:oMathPara>
+    </w:p>
+    <w:p>
+      <w:pPr>
+        <w:pStyle w:val="Formula"/>
+      </w:pPr>
+      <m:oMathPara>
+        <m:oMathParaPr>
+          <m:jc m:val="left"/>
+        </m:oMathParaPr>
+        <m:oMath>
+          <m:r>
             <w:rPr>
               <w:rFonts w:ascii="Cambria Math" w:hAnsi="Cambria Math"/>
               <w:sz w:val="24"/>
@@ -6445,7 +6127,7 @@
         <w:pStyle w:val="Heading1"/>
       </w:pPr>
       <w:r>
-        <w:t xml:space="preserve">7. 해지환급금의 계산</w:t>
+        <w:t xml:space="preserve">9. 해지환급금의 계산</w:t>
       </w:r>
     </w:p>
     <w:p>
@@ -7370,7 +7052,7 @@
         <w:pStyle w:val="Heading1"/>
       </w:pPr>
       <w:r>
-        <w:t xml:space="preserve">8. 책임준비금 관련 사항</w:t>
+        <w:t xml:space="preserve">10. 책임준비금 관련 사항</w:t>
       </w:r>
     </w:p>
     <w:p>
@@ -7394,7 +7076,7 @@
         <w:pStyle w:val="Heading1"/>
       </w:pPr>
       <w:r>
-        <w:t xml:space="preserve">9. 해지환급금 관련 사항</w:t>
+        <w:t xml:space="preserve">11. 해지환급금 관련 사항</w:t>
       </w:r>
     </w:p>
     <w:p>

--- a/standards/표준_산출방법서_질병보험.docx
+++ b/standards/표준_산출방법서_질병보험.docx
@@ -61,7 +61,7 @@
               <w:spacing w:before="30" w:after="30"/>
             </w:pPr>
             <w:r>
-              <w:t xml:space="preserve">이 문서는 표준 산출방법서 v3 양식입니다. 개요 표의 "양식" 행을 지우지 마세요 — 앱은 이 행을 보고 정해진 순서대로 읽습니다.</w:t>
+              <w:t xml:space="preserve">이 문서는 표준 산출방법서 v4 양식입니다. 개요 표의 "양식" 행을 지우지 마세요 — 앱은 이 행을 보고 정해진 순서대로 읽습니다.</w:t>
             </w:r>
           </w:p>
         </w:tc>
@@ -248,7 +248,7 @@
               <w:spacing w:before="30" w:after="30"/>
             </w:pPr>
             <w:r>
-              <w:t xml:space="preserve">표준 산출방법서 v3</w:t>
+              <w:t xml:space="preserve">표준 산출방법서 v4</w:t>
             </w:r>
           </w:p>
         </w:tc>
@@ -678,7 +678,7 @@
         <w:pStyle w:val="Heading1"/>
       </w:pPr>
       <w:r>
-        <w:t xml:space="preserve">1. 기초율에 관한 사항</w:t>
+        <w:t xml:space="preserve">1. 보험료의 계산에 관한 사항</w:t>
       </w:r>
     </w:p>
     <w:p>
@@ -686,7 +686,12 @@
         <w:pStyle w:val="Heading2"/>
       </w:pPr>
       <w:r>
-        <w:t xml:space="preserve">1.1. 이율에 관한 사항</w:t>
+        <w:t xml:space="preserve">가. 예정기초율</w:t>
+      </w:r>
+    </w:p>
+    <w:p>
+      <w:r>
+        <w:t xml:space="preserve">(1) 예정이율</w:t>
       </w:r>
     </w:p>
     <w:tbl>
@@ -807,11 +812,8 @@
     </w:tbl>
     <w:p/>
     <w:p>
-      <w:pPr>
-        <w:pStyle w:val="Heading2"/>
-      </w:pPr>
       <w:r>
-        <w:t xml:space="preserve">1.2. 위험률에 관한 사항</w:t>
+        <w:t xml:space="preserve">(2) 예정위험률</w:t>
       </w:r>
     </w:p>
     <w:tbl>
@@ -937,7 +939,7 @@
               <w:spacing w:before="30" w:after="30"/>
             </w:pPr>
             <w:r>
-              <w:t xml:space="preserve">제7회 경험생명표 사망률</w:t>
+              <w:t xml:space="preserve">사망률</w:t>
             </w:r>
           </w:p>
         </w:tc>
@@ -976,7 +978,7 @@
               <w:spacing w:before="30" w:after="30"/>
             </w:pPr>
             <w:r>
-              <w:t xml:space="preserve">보험개발원 제7회 경험생명표 사망률</w:t>
+              <w:t xml:space="preserve">경험생명표(가상) 사망률</w:t>
             </w:r>
           </w:p>
         </w:tc>
@@ -1043,7 +1045,7 @@
               <w:spacing w:before="30" w:after="30"/>
             </w:pPr>
             <w:r>
-              <w:t xml:space="preserve">무배당 예정 뇌출혈 + 급성심근경색증 발생률 (제공 자료)</w:t>
+              <w:t xml:space="preserve">경험생명표(가상) 뇌출혈 + 급성심근경색증 발생률</w:t>
             </w:r>
           </w:p>
         </w:tc>
@@ -1072,11 +1074,8 @@
       </w:r>
     </w:p>
     <w:p>
-      <w:pPr>
-        <w:pStyle w:val="Heading2"/>
-      </w:pPr>
       <w:r>
-        <w:t xml:space="preserve">1.3. 적용해지율에 관한 사항</w:t>
+        <w:t xml:space="preserve">(3) 적용해지율</w:t>
       </w:r>
     </w:p>
     <w:p>
@@ -1085,24 +1084,18 @@
       </w:r>
     </w:p>
     <w:p>
-      <w:pPr>
-        <w:pStyle w:val="Heading2"/>
-      </w:pPr>
       <w:r>
-        <w:t xml:space="preserve">1.4. 납입면제(납입자수)에 관한 사항</w:t>
+        <w:t xml:space="preserve">(4) 납입면제 사유</w:t>
       </w:r>
     </w:p>
     <w:p>
       <w:r>
-        <w:t xml:space="preserve">별도의 납입면제율을 두지 않는다. 납입자수 l′ 는 각 담보의 탈퇴 사유로 유지자수 l 과 똑같이 줄어든다(계산기수 절의 담보별 식).</w:t>
+        <w:t xml:space="preserve">별도의 납입면제율을 두지 않는다(f = 0). 납입자수 l′ 는 각 담보의 탈퇴 사유로 유지자수 l 과 똑같이 줄어든다(라. 유지자수·납입자수).</w:t>
       </w:r>
     </w:p>
     <w:p>
-      <w:pPr>
-        <w:pStyle w:val="Heading2"/>
-      </w:pPr>
       <w:r>
-        <w:t xml:space="preserve">1.5. 시산보험료 계산 시 적용하는 사업비에 관한 사항</w:t>
+        <w:t xml:space="preserve">(5) 예정사업비율</w:t>
       </w:r>
     </w:p>
     <w:tbl>
@@ -1558,10 +1551,10 @@
     <w:p/>
     <w:p>
       <w:pPr>
-        <w:pStyle w:val="Heading1"/>
+        <w:pStyle w:val="Heading2"/>
       </w:pPr>
       <w:r>
-        <w:t xml:space="preserve">2. 계약 단위와 급부</w:t>
+        <w:t xml:space="preserve">나. 보장 내용</w:t>
       </w:r>
     </w:p>
     <w:p>
@@ -1569,7 +1562,7 @@
         <w:pStyle w:val="Note"/>
       </w:pPr>
       <w:r>
-        <w:t xml:space="preserve">※ 유지자수·납입자수의 집단 1개 — “사망 · 2대질병”(2대질병 진단). 집단마다 l · l′ 를 3. 에서 한 번만 낸다.</w:t>
+        <w:t xml:space="preserve">※ 유지자수·납입자수의 집단 1개 — “사망 · 2대질병”(2대질병 진단). 집단마다 l · l′ 를 라. 에서 한 번만 낸다.</w:t>
       </w:r>
     </w:p>
     <w:tbl>
@@ -1697,20 +1690,20 @@
               <w:spacing w:before="30" w:after="30"/>
             </w:pPr>
             <w:r>
-              <w:t xml:space="preserve">지급 사유</w:t>
-            </w:r>
-          </w:p>
-        </w:tc>
-        <w:tc>
-          <w:tcPr>
-            <w:tcW w:w="0" w:type="auto"/>
-          </w:tcPr>
-          <w:p>
-            <w:pPr>
-              <w:spacing w:before="30" w:after="30"/>
-            </w:pPr>
-            <w:r>
-              <w:t xml:space="preserve">진단 확정 시</w:t>
+              <w:t xml:space="preserve">보장금액</w:t>
+            </w:r>
+          </w:p>
+        </w:tc>
+        <w:tc>
+          <w:tcPr>
+            <w:tcW w:w="0" w:type="auto"/>
+          </w:tcPr>
+          <w:p>
+            <w:pPr>
+              <w:spacing w:before="30" w:after="30"/>
+            </w:pPr>
+            <w:r>
+              <w:t xml:space="preserve">30,000,000원</w:t>
             </w:r>
           </w:p>
         </w:tc>
@@ -1725,20 +1718,20 @@
               <w:spacing w:before="30" w:after="30"/>
             </w:pPr>
             <w:r>
-              <w:t xml:space="preserve">보장금액</w:t>
-            </w:r>
-          </w:p>
-        </w:tc>
-        <w:tc>
-          <w:tcPr>
-            <w:tcW w:w="0" w:type="auto"/>
-          </w:tcPr>
-          <w:p>
-            <w:pPr>
-              <w:spacing w:before="30" w:after="30"/>
-            </w:pPr>
-            <w:r>
-              <w:t xml:space="preserve">30,000,000원</w:t>
+              <w:t xml:space="preserve">보장 종료</w:t>
+            </w:r>
+          </w:p>
+        </w:tc>
+        <w:tc>
+          <w:tcPr>
+            <w:tcW w:w="0" w:type="auto"/>
+          </w:tcPr>
+          <w:p>
+            <w:pPr>
+              <w:spacing w:before="30" w:after="30"/>
+            </w:pPr>
+            <w:r>
+              <w:t xml:space="preserve">80세</w:t>
             </w:r>
           </w:p>
         </w:tc>
@@ -1753,20 +1746,20 @@
               <w:spacing w:before="30" w:after="30"/>
             </w:pPr>
             <w:r>
-              <w:t xml:space="preserve">보장 종료</w:t>
-            </w:r>
-          </w:p>
-        </w:tc>
-        <w:tc>
-          <w:tcPr>
-            <w:tcW w:w="0" w:type="auto"/>
-          </w:tcPr>
-          <w:p>
-            <w:pPr>
-              <w:spacing w:before="30" w:after="30"/>
-            </w:pPr>
-            <w:r>
-              <w:t xml:space="preserve">80세</w:t>
+              <w:t xml:space="preserve">면책</w:t>
+            </w:r>
+          </w:p>
+        </w:tc>
+        <w:tc>
+          <w:tcPr>
+            <w:tcW w:w="0" w:type="auto"/>
+          </w:tcPr>
+          <w:p>
+            <w:pPr>
+              <w:spacing w:before="30" w:after="30"/>
+            </w:pPr>
+            <w:r>
+              <w:t xml:space="preserve">없음</w:t>
             </w:r>
           </w:p>
         </w:tc>
@@ -1781,20 +1774,20 @@
               <w:spacing w:before="30" w:after="30"/>
             </w:pPr>
             <w:r>
-              <w:t xml:space="preserve">면책</w:t>
-            </w:r>
-          </w:p>
-        </w:tc>
-        <w:tc>
-          <w:tcPr>
-            <w:tcW w:w="0" w:type="auto"/>
-          </w:tcPr>
-          <w:p>
-            <w:pPr>
-              <w:spacing w:before="30" w:after="30"/>
-            </w:pPr>
-            <w:r>
-              <w:t xml:space="preserve">없음</w:t>
+              <w:t xml:space="preserve">급부 위험률</w:t>
+            </w:r>
+          </w:p>
+        </w:tc>
+        <w:tc>
+          <w:tcPr>
+            <w:tcW w:w="0" w:type="auto"/>
+          </w:tcPr>
+          <w:p>
+            <w:pPr>
+              <w:spacing w:before="30" w:after="30"/>
+            </w:pPr>
+            <w:r>
+              <w:t xml:space="preserve">2대질병 발생률</w:t>
             </w:r>
           </w:p>
         </w:tc>
@@ -1809,34 +1802,6 @@
               <w:spacing w:before="30" w:after="30"/>
             </w:pPr>
             <w:r>
-              <w:t xml:space="preserve">급부 위험률</w:t>
-            </w:r>
-          </w:p>
-        </w:tc>
-        <w:tc>
-          <w:tcPr>
-            <w:tcW w:w="0" w:type="auto"/>
-          </w:tcPr>
-          <w:p>
-            <w:pPr>
-              <w:spacing w:before="30" w:after="30"/>
-            </w:pPr>
-            <w:r>
-              <w:t xml:space="preserve">2대질병 발생률</w:t>
-            </w:r>
-          </w:p>
-        </w:tc>
-      </w:tr>
-      <w:tr>
-        <w:tc>
-          <w:tcPr>
-            <w:tcW w:w="0" w:type="auto"/>
-          </w:tcPr>
-          <w:p>
-            <w:pPr>
-              <w:spacing w:before="30" w:after="30"/>
-            </w:pPr>
-            <w:r>
               <w:t xml:space="preserve">탈퇴 위험률</w:t>
             </w:r>
           </w:p>
@@ -1850,7 +1815,7 @@
               <w:spacing w:before="30" w:after="30"/>
             </w:pPr>
             <w:r>
-              <w:t xml:space="preserve">제7회 경험생명표 사망률 및 2대질병 발생률</w:t>
+              <w:t xml:space="preserve">사망률 및 2대질병 발생률</w:t>
             </w:r>
           </w:p>
         </w:tc>
@@ -1887,10 +1852,10 @@
     <w:p/>
     <w:p>
       <w:pPr>
-        <w:pStyle w:val="Heading1"/>
+        <w:pStyle w:val="Heading2"/>
       </w:pPr>
       <w:r>
-        <w:t xml:space="preserve">3. 기호의 정의</w:t>
+        <w:t xml:space="preserve">다. 기호의 정의</w:t>
       </w:r>
     </w:p>
     <w:tbl>
@@ -2115,7 +2080,7 @@
               <w:spacing w:before="30" w:after="30"/>
             </w:pPr>
             <w:r>
-              <w:t xml:space="preserve">적용이율 (1.1.)</w:t>
+              <w:t xml:space="preserve">적용이율 (가.(1))</w:t>
             </w:r>
           </w:p>
         </w:tc>
@@ -2177,7 +2142,7 @@
               <w:spacing w:before="30" w:after="30"/>
             </w:pPr>
             <w:r>
-              <w:t xml:space="preserve">t시점 유지자수 (기준 인원 </w:t>
+              <w:t xml:space="preserve">t시점 생존자수 (기준 인원 </w:t>
             </w:r>
             <w:r>
               <w:t xml:space="preserve">l</w:t>
@@ -2189,7 +2154,7 @@
               <w:t xml:space="preserve">x</w:t>
             </w:r>
             <w:r>
-              <w:t xml:space="preserve"> = 100,000)</w:t>
+              <w:t xml:space="preserve"> = 100,000) — 사망 · 2대질병 가 생기지 않은 사람 수</w:t>
             </w:r>
           </w:p>
         </w:tc>
@@ -2223,7 +2188,41 @@
               <w:spacing w:before="30" w:after="30"/>
             </w:pPr>
             <w:r>
-              <w:t xml:space="preserve">t시점 납입자수</w:t>
+              <w:t xml:space="preserve">t시점 납입자수 — l 에서 더 빼는 사유가 없어 l 과 같다</w:t>
+            </w:r>
+          </w:p>
+        </w:tc>
+      </w:tr>
+      <w:tr>
+        <w:tc>
+          <w:tcPr>
+            <w:tcW w:w="0" w:type="auto"/>
+          </w:tcPr>
+          <w:p>
+            <w:pPr>
+              <w:spacing w:before="30" w:after="30"/>
+            </w:pPr>
+            <w:r>
+              <w:t xml:space="preserve">d</w:t>
+            </w:r>
+            <w:r>
+              <w:rPr>
+                <w:vertAlign w:val="subscript"/>
+              </w:rPr>
+              <w:t xml:space="preserve">x+t</w:t>
+            </w:r>
+          </w:p>
+        </w:tc>
+        <w:tc>
+          <w:tcPr>
+            <w:tcW w:w="0" w:type="auto"/>
+          </w:tcPr>
+          <w:p>
+            <w:pPr>
+              <w:spacing w:before="30" w:after="30"/>
+            </w:pPr>
+            <w:r>
+              <w:t xml:space="preserve">t시점 지급자수 — 그 담보의 급부가 생긴 사람 수 (바. 의 C 식에 들어간다)</w:t>
             </w:r>
           </w:p>
         </w:tc>
@@ -2257,7 +2256,7 @@
               <w:spacing w:before="30" w:after="30"/>
             </w:pPr>
             <w:r>
-              <w:t xml:space="preserve">t년도 보장금액의 배수 — 연령 구간 배수와 면책을 반영한다(5.)</w:t>
+              <w:t xml:space="preserve">t년도 보장금액의 배수 — 연령 구간 배수와 면책을 반영한다(바.)</w:t>
             </w:r>
           </w:p>
         </w:tc>
@@ -2266,10 +2265,10 @@
     <w:p/>
     <w:p>
       <w:pPr>
-        <w:pStyle w:val="Heading1"/>
+        <w:pStyle w:val="Heading2"/>
       </w:pPr>
       <w:r>
-        <w:t xml:space="preserve">4. 탈퇴자·유지자·납입자</w:t>
+        <w:t xml:space="preserve">라. 유지자수·납입자수</w:t>
       </w:r>
     </w:p>
     <w:p>
@@ -2294,7 +2293,7 @@
         <w:t xml:space="preserve">x</w:t>
       </w:r>
       <w:r>
-        <w:t xml:space="preserve"> : 제7회 경험생명표 사망률</w:t>
+        <w:t xml:space="preserve"> : 사망률</w:t>
       </w:r>
     </w:p>
     <w:p>
@@ -3066,10 +3065,10 @@
     </w:p>
     <w:p>
       <w:pPr>
-        <w:pStyle w:val="Heading1"/>
+        <w:pStyle w:val="Heading2"/>
       </w:pPr>
       <w:r>
-        <w:t xml:space="preserve">5. 보험료의 현가</w:t>
+        <w:t xml:space="preserve">마. 계산기수 — 보험료</w:t>
       </w:r>
     </w:p>
     <w:p>
@@ -3922,10 +3921,547 @@
     </w:p>
     <w:p>
       <w:pPr>
-        <w:pStyle w:val="Heading1"/>
+        <w:pStyle w:val="Heading2"/>
       </w:pPr>
       <w:r>
-        <w:t xml:space="preserve">6. 보험료의 계산</w:t>
+        <w:t xml:space="preserve">바. 계산기수 — 보험금</w:t>
+      </w:r>
+    </w:p>
+    <w:p>
+      <w:pPr>
+        <w:pStyle w:val="FormulaLabel"/>
+      </w:pPr>
+      <w:r>
+        <w:t xml:space="preserve">[식] 보험금의 현가 — 2대질병 진단</w:t>
+      </w:r>
+    </w:p>
+    <w:p>
+      <w:pPr>
+        <w:pStyle w:val="FormulaText"/>
+      </w:pPr>
+      <w:r>
+        <w:t xml:space="preserve">보장금액의 배수</w:t>
+      </w:r>
+    </w:p>
+    <w:p>
+      <w:pPr>
+        <w:pStyle w:val="Formula"/>
+      </w:pPr>
+      <m:oMathPara>
+        <m:oMathParaPr>
+          <m:jc m:val="left"/>
+        </m:oMathParaPr>
+        <m:oMath>
+          <m:sSub>
+            <m:e>
+              <m:r>
+                <w:rPr>
+                  <w:rFonts w:ascii="Cambria Math" w:hAnsi="Cambria Math"/>
+                  <w:sz w:val="24"/>
+                  <w:szCs w:val="24"/>
+                </w:rPr>
+                <m:t xml:space="preserve">S</m:t>
+              </m:r>
+            </m:e>
+            <m:sub>
+              <m:r>
+                <w:rPr>
+                  <w:rFonts w:ascii="Cambria Math" w:hAnsi="Cambria Math"/>
+                  <w:sz w:val="24"/>
+                  <w:szCs w:val="24"/>
+                </w:rPr>
+                <m:t xml:space="preserve">t</m:t>
+              </m:r>
+            </m:sub>
+          </m:sSub>
+          <m:r>
+            <w:rPr>
+              <w:rFonts w:ascii="Cambria Math" w:hAnsi="Cambria Math"/>
+              <w:sz w:val="24"/>
+              <w:szCs w:val="24"/>
+            </w:rPr>
+            <m:t xml:space="preserve"> = </m:t>
+          </m:r>
+          <m:r>
+            <w:rPr>
+              <w:rFonts w:ascii="Cambria Math" w:hAnsi="Cambria Math"/>
+              <w:sz w:val="24"/>
+              <w:szCs w:val="24"/>
+            </w:rPr>
+            <m:t xml:space="preserve">1</m:t>
+          </m:r>
+        </m:oMath>
+      </m:oMathPara>
+    </w:p>
+    <w:p>
+      <w:pPr>
+        <w:pStyle w:val="FormulaText"/>
+      </w:pPr>
+      <w:r>
+        <w:t xml:space="preserve">급부 발생자</w:t>
+      </w:r>
+    </w:p>
+    <w:p>
+      <w:pPr>
+        <w:pStyle w:val="Formula"/>
+      </w:pPr>
+      <m:oMathPara>
+        <m:oMathParaPr>
+          <m:jc m:val="left"/>
+        </m:oMathParaPr>
+        <m:oMath>
+          <m:sSub>
+            <m:e>
+              <m:r>
+                <w:rPr>
+                  <w:rFonts w:ascii="Cambria Math" w:hAnsi="Cambria Math"/>
+                  <w:sz w:val="24"/>
+                  <w:szCs w:val="24"/>
+                </w:rPr>
+                <m:t xml:space="preserve">C</m:t>
+              </m:r>
+            </m:e>
+            <m:sub>
+              <m:r>
+                <w:rPr>
+                  <w:rFonts w:ascii="Cambria Math" w:hAnsi="Cambria Math"/>
+                  <w:sz w:val="24"/>
+                  <w:szCs w:val="24"/>
+                </w:rPr>
+                <m:t xml:space="preserve">x</m:t>
+              </m:r>
+              <m:r>
+                <w:rPr>
+                  <w:rFonts w:ascii="Cambria Math" w:hAnsi="Cambria Math"/>
+                  <w:sz w:val="24"/>
+                  <w:szCs w:val="24"/>
+                </w:rPr>
+                <m:t xml:space="preserve">+</m:t>
+              </m:r>
+              <m:r>
+                <w:rPr>
+                  <w:rFonts w:ascii="Cambria Math" w:hAnsi="Cambria Math"/>
+                  <w:sz w:val="24"/>
+                  <w:szCs w:val="24"/>
+                </w:rPr>
+                <m:t xml:space="preserve">t</m:t>
+              </m:r>
+            </m:sub>
+          </m:sSub>
+          <m:r>
+            <w:rPr>
+              <w:rFonts w:ascii="Cambria Math" w:hAnsi="Cambria Math"/>
+              <w:sz w:val="24"/>
+              <w:szCs w:val="24"/>
+            </w:rPr>
+            <m:t xml:space="preserve"> = </m:t>
+          </m:r>
+          <m:sSub>
+            <m:e>
+              <m:r>
+                <w:rPr>
+                  <w:rFonts w:ascii="Cambria Math" w:hAnsi="Cambria Math"/>
+                  <w:sz w:val="24"/>
+                  <w:szCs w:val="24"/>
+                </w:rPr>
+                <m:t xml:space="preserve">l</m:t>
+              </m:r>
+            </m:e>
+            <m:sub>
+              <m:r>
+                <w:rPr>
+                  <w:rFonts w:ascii="Cambria Math" w:hAnsi="Cambria Math"/>
+                  <w:sz w:val="24"/>
+                  <w:szCs w:val="24"/>
+                </w:rPr>
+                <m:t xml:space="preserve">x</m:t>
+              </m:r>
+              <m:r>
+                <w:rPr>
+                  <w:rFonts w:ascii="Cambria Math" w:hAnsi="Cambria Math"/>
+                  <w:sz w:val="24"/>
+                  <w:szCs w:val="24"/>
+                </w:rPr>
+                <m:t xml:space="preserve">+</m:t>
+              </m:r>
+              <m:r>
+                <w:rPr>
+                  <w:rFonts w:ascii="Cambria Math" w:hAnsi="Cambria Math"/>
+                  <w:sz w:val="24"/>
+                  <w:szCs w:val="24"/>
+                </w:rPr>
+                <m:t xml:space="preserve">t</m:t>
+              </m:r>
+            </m:sub>
+          </m:sSub>
+          <m:r>
+            <w:rPr>
+              <w:rFonts w:ascii="Cambria Math" w:hAnsi="Cambria Math"/>
+              <w:sz w:val="24"/>
+              <w:szCs w:val="24"/>
+            </w:rPr>
+            <m:t xml:space="preserve">·</m:t>
+          </m:r>
+          <m:sSub>
+            <m:e>
+              <m:r>
+                <w:rPr>
+                  <w:rFonts w:ascii="Cambria Math" w:hAnsi="Cambria Math"/>
+                  <w:sz w:val="24"/>
+                  <w:szCs w:val="24"/>
+                </w:rPr>
+                <m:t xml:space="preserve">r</m:t>
+              </m:r>
+            </m:e>
+            <m:sub>
+              <m:r>
+                <w:rPr>
+                  <w:rFonts w:ascii="Cambria Math" w:hAnsi="Cambria Math"/>
+                  <w:sz w:val="24"/>
+                  <w:szCs w:val="24"/>
+                </w:rPr>
+                <m:t xml:space="preserve">x</m:t>
+              </m:r>
+              <m:r>
+                <w:rPr>
+                  <w:rFonts w:ascii="Cambria Math" w:hAnsi="Cambria Math"/>
+                  <w:sz w:val="24"/>
+                  <w:szCs w:val="24"/>
+                </w:rPr>
+                <m:t xml:space="preserve">+</m:t>
+              </m:r>
+              <m:r>
+                <w:rPr>
+                  <w:rFonts w:ascii="Cambria Math" w:hAnsi="Cambria Math"/>
+                  <w:sz w:val="24"/>
+                  <w:szCs w:val="24"/>
+                </w:rPr>
+                <m:t xml:space="preserve">t</m:t>
+              </m:r>
+            </m:sub>
+          </m:sSub>
+          <m:r>
+            <w:rPr>
+              <w:rFonts w:ascii="Cambria Math" w:hAnsi="Cambria Math"/>
+              <w:sz w:val="24"/>
+              <w:szCs w:val="24"/>
+            </w:rPr>
+            <m:t xml:space="preserve">·</m:t>
+          </m:r>
+          <m:sSup>
+            <m:e>
+              <m:r>
+                <w:rPr>
+                  <w:rFonts w:ascii="Cambria Math" w:hAnsi="Cambria Math"/>
+                  <w:sz w:val="24"/>
+                  <w:szCs w:val="24"/>
+                </w:rPr>
+                <m:t xml:space="preserve">v</m:t>
+              </m:r>
+            </m:e>
+            <m:sup>
+              <m:r>
+                <w:rPr>
+                  <w:rFonts w:ascii="Cambria Math" w:hAnsi="Cambria Math"/>
+                  <w:sz w:val="24"/>
+                  <w:szCs w:val="24"/>
+                </w:rPr>
+                <m:t xml:space="preserve">t</m:t>
+              </m:r>
+              <m:r>
+                <w:rPr>
+                  <w:rFonts w:ascii="Cambria Math" w:hAnsi="Cambria Math"/>
+                  <w:sz w:val="24"/>
+                  <w:szCs w:val="24"/>
+                </w:rPr>
+                <m:t xml:space="preserve">+½</m:t>
+              </m:r>
+            </m:sup>
+          </m:sSup>
+        </m:oMath>
+      </m:oMathPara>
+    </w:p>
+    <w:p>
+      <w:pPr>
+        <w:pStyle w:val="FormulaText"/>
+      </w:pPr>
+      <w:r>
+        <w:t xml:space="preserve">보험금 현가의 누계</w:t>
+      </w:r>
+    </w:p>
+    <w:p>
+      <w:pPr>
+        <w:pStyle w:val="Formula"/>
+      </w:pPr>
+      <m:oMathPara>
+        <m:oMathParaPr>
+          <m:jc m:val="left"/>
+        </m:oMathParaPr>
+        <m:oMath>
+          <m:sSub>
+            <m:e>
+              <m:r>
+                <w:rPr>
+                  <w:rFonts w:ascii="Cambria Math" w:hAnsi="Cambria Math"/>
+                  <w:sz w:val="24"/>
+                  <w:szCs w:val="24"/>
+                </w:rPr>
+                <m:t xml:space="preserve">M</m:t>
+              </m:r>
+            </m:e>
+            <m:sub>
+              <m:r>
+                <w:rPr>
+                  <w:rFonts w:ascii="Cambria Math" w:hAnsi="Cambria Math"/>
+                  <w:sz w:val="24"/>
+                  <w:szCs w:val="24"/>
+                </w:rPr>
+                <m:t xml:space="preserve">x</m:t>
+              </m:r>
+              <m:r>
+                <w:rPr>
+                  <w:rFonts w:ascii="Cambria Math" w:hAnsi="Cambria Math"/>
+                  <w:sz w:val="24"/>
+                  <w:szCs w:val="24"/>
+                </w:rPr>
+                <m:t xml:space="preserve">+</m:t>
+              </m:r>
+              <m:r>
+                <w:rPr>
+                  <w:rFonts w:ascii="Cambria Math" w:hAnsi="Cambria Math"/>
+                  <w:sz w:val="24"/>
+                  <w:szCs w:val="24"/>
+                </w:rPr>
+                <m:t xml:space="preserve">t</m:t>
+              </m:r>
+            </m:sub>
+          </m:sSub>
+          <m:r>
+            <w:rPr>
+              <w:rFonts w:ascii="Cambria Math" w:hAnsi="Cambria Math"/>
+              <w:sz w:val="24"/>
+              <w:szCs w:val="24"/>
+            </w:rPr>
+            <m:t xml:space="preserve"> = </m:t>
+          </m:r>
+          <m:sSubSup>
+            <m:e>
+              <m:r>
+                <w:rPr>
+                  <w:rFonts w:ascii="Cambria Math" w:hAnsi="Cambria Math"/>
+                  <w:sz w:val="24"/>
+                  <w:szCs w:val="24"/>
+                </w:rPr>
+                <m:t xml:space="preserve">Σ</m:t>
+              </m:r>
+            </m:e>
+            <m:sub>
+              <m:r>
+                <w:rPr>
+                  <w:rFonts w:ascii="Cambria Math" w:hAnsi="Cambria Math"/>
+                  <w:sz w:val="24"/>
+                  <w:szCs w:val="24"/>
+                </w:rPr>
+                <m:t xml:space="preserve">u</m:t>
+              </m:r>
+              <m:r>
+                <w:rPr>
+                  <w:rFonts w:ascii="Cambria Math" w:hAnsi="Cambria Math"/>
+                  <w:sz w:val="24"/>
+                  <w:szCs w:val="24"/>
+                </w:rPr>
+                <m:t xml:space="preserve">=</m:t>
+              </m:r>
+              <m:r>
+                <w:rPr>
+                  <w:rFonts w:ascii="Cambria Math" w:hAnsi="Cambria Math"/>
+                  <w:sz w:val="24"/>
+                  <w:szCs w:val="24"/>
+                </w:rPr>
+                <m:t xml:space="preserve">t</m:t>
+              </m:r>
+            </m:sub>
+            <m:sup>
+              <m:r>
+                <w:rPr>
+                  <w:rFonts w:ascii="Cambria Math" w:hAnsi="Cambria Math"/>
+                  <w:sz w:val="24"/>
+                  <w:szCs w:val="24"/>
+                </w:rPr>
+                <m:t xml:space="preserve">n</m:t>
+              </m:r>
+              <m:r>
+                <w:rPr>
+                  <w:rFonts w:ascii="Cambria Math" w:hAnsi="Cambria Math"/>
+                  <w:sz w:val="24"/>
+                  <w:szCs w:val="24"/>
+                </w:rPr>
+                <m:t xml:space="preserve">−</m:t>
+              </m:r>
+              <m:r>
+                <w:rPr>
+                  <w:rFonts w:ascii="Cambria Math" w:hAnsi="Cambria Math"/>
+                  <w:sz w:val="24"/>
+                  <w:szCs w:val="24"/>
+                </w:rPr>
+                <m:t xml:space="preserve">1</m:t>
+              </m:r>
+            </m:sup>
+          </m:sSubSup>
+          <m:r>
+            <w:rPr>
+              <w:rFonts w:ascii="Cambria Math" w:hAnsi="Cambria Math"/>
+              <w:sz w:val="24"/>
+              <w:szCs w:val="24"/>
+            </w:rPr>
+            <m:t xml:space="preserve"> </m:t>
+          </m:r>
+          <m:sSub>
+            <m:e>
+              <m:r>
+                <w:rPr>
+                  <w:rFonts w:ascii="Cambria Math" w:hAnsi="Cambria Math"/>
+                  <w:sz w:val="24"/>
+                  <w:szCs w:val="24"/>
+                </w:rPr>
+                <m:t xml:space="preserve">S</m:t>
+              </m:r>
+            </m:e>
+            <m:sub>
+              <m:r>
+                <w:rPr>
+                  <w:rFonts w:ascii="Cambria Math" w:hAnsi="Cambria Math"/>
+                  <w:sz w:val="24"/>
+                  <w:szCs w:val="24"/>
+                </w:rPr>
+                <m:t xml:space="preserve">u</m:t>
+              </m:r>
+            </m:sub>
+          </m:sSub>
+          <m:r>
+            <w:rPr>
+              <w:rFonts w:ascii="Cambria Math" w:hAnsi="Cambria Math"/>
+              <w:sz w:val="24"/>
+              <w:szCs w:val="24"/>
+            </w:rPr>
+            <m:t xml:space="preserve">·</m:t>
+          </m:r>
+          <m:sSub>
+            <m:e>
+              <m:r>
+                <w:rPr>
+                  <w:rFonts w:ascii="Cambria Math" w:hAnsi="Cambria Math"/>
+                  <w:sz w:val="24"/>
+                  <w:szCs w:val="24"/>
+                </w:rPr>
+                <m:t xml:space="preserve">C</m:t>
+              </m:r>
+            </m:e>
+            <m:sub>
+              <m:r>
+                <w:rPr>
+                  <w:rFonts w:ascii="Cambria Math" w:hAnsi="Cambria Math"/>
+                  <w:sz w:val="24"/>
+                  <w:szCs w:val="24"/>
+                </w:rPr>
+                <m:t xml:space="preserve">x</m:t>
+              </m:r>
+              <m:r>
+                <w:rPr>
+                  <w:rFonts w:ascii="Cambria Math" w:hAnsi="Cambria Math"/>
+                  <w:sz w:val="24"/>
+                  <w:szCs w:val="24"/>
+                </w:rPr>
+                <m:t xml:space="preserve">+</m:t>
+              </m:r>
+              <m:r>
+                <w:rPr>
+                  <w:rFonts w:ascii="Cambria Math" w:hAnsi="Cambria Math"/>
+                  <w:sz w:val="24"/>
+                  <w:szCs w:val="24"/>
+                </w:rPr>
+                <m:t xml:space="preserve">u</m:t>
+              </m:r>
+            </m:sub>
+          </m:sSub>
+        </m:oMath>
+      </m:oMathPara>
+    </w:p>
+    <w:p>
+      <w:pPr>
+        <w:pStyle w:val="FormulaText"/>
+      </w:pPr>
+      <w:r>
+        <w:t xml:space="preserve">보험금 현가 (PVB) — 보장금액 1원당</w:t>
+      </w:r>
+    </w:p>
+    <w:p>
+      <w:pPr>
+        <w:pStyle w:val="Formula"/>
+      </w:pPr>
+      <m:oMathPara>
+        <m:oMathParaPr>
+          <m:jc m:val="left"/>
+        </m:oMathParaPr>
+        <m:oMath>
+          <m:r>
+            <m:rPr>
+              <m:nor/>
+            </m:rPr>
+            <w:rPr>
+              <w:rFonts w:ascii="Cambria Math" w:hAnsi="Cambria Math"/>
+              <w:sz w:val="24"/>
+              <w:szCs w:val="24"/>
+            </w:rPr>
+            <m:t xml:space="preserve">PVB</m:t>
+          </m:r>
+          <m:r>
+            <w:rPr>
+              <w:rFonts w:ascii="Cambria Math" w:hAnsi="Cambria Math"/>
+              <w:sz w:val="24"/>
+              <w:szCs w:val="24"/>
+            </w:rPr>
+            <m:t xml:space="preserve"> = </m:t>
+          </m:r>
+          <m:sSub>
+            <m:e>
+              <m:r>
+                <w:rPr>
+                  <w:rFonts w:ascii="Cambria Math" w:hAnsi="Cambria Math"/>
+                  <w:sz w:val="24"/>
+                  <w:szCs w:val="24"/>
+                </w:rPr>
+                <m:t xml:space="preserve">M</m:t>
+              </m:r>
+            </m:e>
+            <m:sub>
+              <m:r>
+                <w:rPr>
+                  <w:rFonts w:ascii="Cambria Math" w:hAnsi="Cambria Math"/>
+                  <w:sz w:val="24"/>
+                  <w:szCs w:val="24"/>
+                </w:rPr>
+                <m:t xml:space="preserve">x</m:t>
+              </m:r>
+            </m:sub>
+          </m:sSub>
+        </m:oMath>
+      </m:oMathPara>
+    </w:p>
+    <w:p>
+      <w:pPr>
+        <w:pStyle w:val="Note"/>
+      </w:pPr>
+      <w:r>
+        <w:t xml:space="preserve">※ 보장금액 30,000,000원 · 80세까지 · 집단 “사망 · 2대질병”. 진단 확정 시 지급하고 그 담보는 소멸한다.</w:t>
+      </w:r>
+    </w:p>
+    <w:p>
+      <w:pPr>
+        <w:pStyle w:val="Heading2"/>
+      </w:pPr>
+      <w:r>
+        <w:t xml:space="preserve">사. 순보험료 및 영업보험료</w:t>
       </w:r>
     </w:p>
     <w:p>
@@ -4662,23 +5198,31 @@
         <w:pStyle w:val="Heading1"/>
       </w:pPr>
       <w:r>
-        <w:t xml:space="preserve">7. 보험금의 현가</w:t>
+        <w:t xml:space="preserve">2. 책임준비금의 계산에 관한 사항</w:t>
       </w:r>
     </w:p>
     <w:p>
       <w:pPr>
+        <w:pStyle w:val="Note"/>
+      </w:pPr>
+      <w:r>
+        <w:t xml:space="preserve">※ 회계연도말 보험료적립금은 적용기초율 적립금과 표준기초율 적립금 중 큰 금액으로 한다.</w:t>
+      </w:r>
+    </w:p>
+    <w:p>
+      <w:pPr>
+        <w:pStyle w:val="Note"/>
+      </w:pPr>
+      <w:r>
+        <w:t xml:space="preserve">※ 연중 보간은 하지 않고 연말 기준으로 산출한다.</w:t>
+      </w:r>
+    </w:p>
+    <w:p>
+      <w:pPr>
         <w:pStyle w:val="FormulaLabel"/>
       </w:pPr>
       <w:r>
-        <w:t xml:space="preserve">[식] 보험금의 현가 — 2대질병 진단</w:t>
-      </w:r>
-    </w:p>
-    <w:p>
-      <w:pPr>
-        <w:pStyle w:val="FormulaText"/>
-      </w:pPr>
-      <w:r>
-        <w:t xml:space="preserve">보장금액의 배수</w:t>
+        <w:t xml:space="preserve">[식] 준비금 산출용 순보험료</w:t>
       </w:r>
     </w:p>
     <w:p>
@@ -4698,45 +5242,273 @@
                   <w:sz w:val="24"/>
                   <w:szCs w:val="24"/>
                 </w:rPr>
-                <m:t xml:space="preserve">S</m:t>
-              </m:r>
-            </m:e>
-            <m:sub>
-              <m:r>
-                <w:rPr>
-                  <w:rFonts w:ascii="Cambria Math" w:hAnsi="Cambria Math"/>
-                  <w:sz w:val="24"/>
-                  <w:szCs w:val="24"/>
-                </w:rPr>
-                <m:t xml:space="preserve">t</m:t>
-              </m:r>
-            </m:sub>
-          </m:sSub>
-          <m:r>
-            <w:rPr>
-              <w:rFonts w:ascii="Cambria Math" w:hAnsi="Cambria Math"/>
-              <w:sz w:val="24"/>
-              <w:szCs w:val="24"/>
-            </w:rPr>
-            <m:t xml:space="preserve"> = </m:t>
-          </m:r>
-          <m:r>
-            <w:rPr>
-              <w:rFonts w:ascii="Cambria Math" w:hAnsi="Cambria Math"/>
-              <w:sz w:val="24"/>
-              <w:szCs w:val="24"/>
-            </w:rPr>
-            <m:t xml:space="preserve">1</m:t>
+                <m:t xml:space="preserve">P</m:t>
+              </m:r>
+            </m:e>
+            <m:sub>
+              <m:r>
+                <w:rPr>
+                  <w:rFonts w:ascii="Cambria Math" w:hAnsi="Cambria Math"/>
+                  <w:sz w:val="24"/>
+                  <w:szCs w:val="24"/>
+                </w:rPr>
+                <m:t xml:space="preserve">β</m:t>
+              </m:r>
+            </m:sub>
+          </m:sSub>
+          <m:r>
+            <w:rPr>
+              <w:rFonts w:ascii="Cambria Math" w:hAnsi="Cambria Math"/>
+              <w:sz w:val="24"/>
+              <w:szCs w:val="24"/>
+            </w:rPr>
+            <m:t xml:space="preserve"> = ( </m:t>
+          </m:r>
+          <m:r>
+            <m:rPr>
+              <m:nor/>
+            </m:rPr>
+            <w:rPr>
+              <w:rFonts w:ascii="Cambria Math" w:hAnsi="Cambria Math"/>
+              <w:sz w:val="24"/>
+              <w:szCs w:val="24"/>
+            </w:rPr>
+            <m:t xml:space="preserve">PVB</m:t>
+          </m:r>
+          <m:r>
+            <w:rPr>
+              <w:rFonts w:ascii="Cambria Math" w:hAnsi="Cambria Math"/>
+              <w:sz w:val="24"/>
+              <w:szCs w:val="24"/>
+            </w:rPr>
+            <m:t xml:space="preserve"> + </m:t>
+          </m:r>
+          <m:sSub>
+            <m:e>
+              <m:r>
+                <m:rPr>
+                  <m:nor/>
+                </m:rPr>
+                <w:rPr>
+                  <w:rFonts w:ascii="Cambria Math" w:hAnsi="Cambria Math"/>
+                  <w:sz w:val="24"/>
+                  <w:szCs w:val="24"/>
+                </w:rPr>
+                <m:t xml:space="preserve">CSV</m:t>
+              </m:r>
+            </m:e>
+            <m:sub>
+              <m:r>
+                <w:rPr>
+                  <w:rFonts w:ascii="Cambria Math" w:hAnsi="Cambria Math"/>
+                  <w:sz w:val="24"/>
+                  <w:szCs w:val="24"/>
+                </w:rPr>
+                <m:t xml:space="preserve">0</m:t>
+              </m:r>
+            </m:sub>
+          </m:sSub>
+          <m:r>
+            <w:rPr>
+              <w:rFonts w:ascii="Cambria Math" w:hAnsi="Cambria Math"/>
+              <w:sz w:val="24"/>
+              <w:szCs w:val="24"/>
+            </w:rPr>
+            <m:t xml:space="preserve"> + </m:t>
+          </m:r>
+          <m:r>
+            <w:rPr>
+              <w:rFonts w:ascii="Cambria Math" w:hAnsi="Cambria Math"/>
+              <w:sz w:val="24"/>
+              <w:szCs w:val="24"/>
+            </w:rPr>
+            <m:t xml:space="preserve">β′</m:t>
+          </m:r>
+          <m:r>
+            <w:rPr>
+              <w:rFonts w:ascii="Cambria Math" w:hAnsi="Cambria Math"/>
+              <w:sz w:val="24"/>
+              <w:szCs w:val="24"/>
+            </w:rPr>
+            <m:t xml:space="preserve">·( </m:t>
+          </m:r>
+          <m:sSub>
+            <m:e>
+              <m:r>
+                <w:rPr>
+                  <w:rFonts w:ascii="Cambria Math" w:hAnsi="Cambria Math"/>
+                  <w:sz w:val="24"/>
+                  <w:szCs w:val="24"/>
+                </w:rPr>
+                <m:t xml:space="preserve">N</m:t>
+              </m:r>
+            </m:e>
+            <m:sub>
+              <m:r>
+                <w:rPr>
+                  <w:rFonts w:ascii="Cambria Math" w:hAnsi="Cambria Math"/>
+                  <w:sz w:val="24"/>
+                  <w:szCs w:val="24"/>
+                </w:rPr>
+                <m:t xml:space="preserve">x</m:t>
+              </m:r>
+              <m:r>
+                <w:rPr>
+                  <w:rFonts w:ascii="Cambria Math" w:hAnsi="Cambria Math"/>
+                  <w:sz w:val="24"/>
+                  <w:szCs w:val="24"/>
+                </w:rPr>
+                <m:t xml:space="preserve">+</m:t>
+              </m:r>
+              <m:r>
+                <w:rPr>
+                  <w:rFonts w:ascii="Cambria Math" w:hAnsi="Cambria Math"/>
+                  <w:sz w:val="24"/>
+                  <w:szCs w:val="24"/>
+                </w:rPr>
+                <m:t xml:space="preserve">m</m:t>
+              </m:r>
+            </m:sub>
+          </m:sSub>
+          <m:r>
+            <w:rPr>
+              <w:rFonts w:ascii="Cambria Math" w:hAnsi="Cambria Math"/>
+              <w:sz w:val="24"/>
+              <w:szCs w:val="24"/>
+            </w:rPr>
+            <m:t xml:space="preserve"> − </m:t>
+          </m:r>
+          <m:sSub>
+            <m:e>
+              <m:r>
+                <w:rPr>
+                  <w:rFonts w:ascii="Cambria Math" w:hAnsi="Cambria Math"/>
+                  <w:sz w:val="24"/>
+                  <w:szCs w:val="24"/>
+                </w:rPr>
+                <m:t xml:space="preserve">N</m:t>
+              </m:r>
+            </m:e>
+            <m:sub>
+              <m:r>
+                <w:rPr>
+                  <w:rFonts w:ascii="Cambria Math" w:hAnsi="Cambria Math"/>
+                  <w:sz w:val="24"/>
+                  <w:szCs w:val="24"/>
+                </w:rPr>
+                <m:t xml:space="preserve">x</m:t>
+              </m:r>
+              <m:r>
+                <w:rPr>
+                  <w:rFonts w:ascii="Cambria Math" w:hAnsi="Cambria Math"/>
+                  <w:sz w:val="24"/>
+                  <w:szCs w:val="24"/>
+                </w:rPr>
+                <m:t xml:space="preserve">+</m:t>
+              </m:r>
+              <m:r>
+                <w:rPr>
+                  <w:rFonts w:ascii="Cambria Math" w:hAnsi="Cambria Math"/>
+                  <w:sz w:val="24"/>
+                  <w:szCs w:val="24"/>
+                </w:rPr>
+                <m:t xml:space="preserve">n</m:t>
+              </m:r>
+            </m:sub>
+          </m:sSub>
+          <m:r>
+            <w:rPr>
+              <w:rFonts w:ascii="Cambria Math" w:hAnsi="Cambria Math"/>
+              <w:sz w:val="24"/>
+              <w:szCs w:val="24"/>
+            </w:rPr>
+            <m:t xml:space="preserve"> ) ) / ( </m:t>
+          </m:r>
+          <m:sSub>
+            <m:e>
+              <m:r>
+                <w:rPr>
+                  <w:rFonts w:ascii="Cambria Math" w:hAnsi="Cambria Math"/>
+                  <w:sz w:val="24"/>
+                  <w:szCs w:val="24"/>
+                </w:rPr>
+                <m:t xml:space="preserve">N′</m:t>
+              </m:r>
+            </m:e>
+            <m:sub>
+              <m:r>
+                <w:rPr>
+                  <w:rFonts w:ascii="Cambria Math" w:hAnsi="Cambria Math"/>
+                  <w:sz w:val="24"/>
+                  <w:szCs w:val="24"/>
+                </w:rPr>
+                <m:t xml:space="preserve">x</m:t>
+              </m:r>
+            </m:sub>
+          </m:sSub>
+          <m:r>
+            <w:rPr>
+              <w:rFonts w:ascii="Cambria Math" w:hAnsi="Cambria Math"/>
+              <w:sz w:val="24"/>
+              <w:szCs w:val="24"/>
+            </w:rPr>
+            <m:t xml:space="preserve"> − </m:t>
+          </m:r>
+          <m:sSub>
+            <m:e>
+              <m:r>
+                <w:rPr>
+                  <w:rFonts w:ascii="Cambria Math" w:hAnsi="Cambria Math"/>
+                  <w:sz w:val="24"/>
+                  <w:szCs w:val="24"/>
+                </w:rPr>
+                <m:t xml:space="preserve">N′</m:t>
+              </m:r>
+            </m:e>
+            <m:sub>
+              <m:r>
+                <w:rPr>
+                  <w:rFonts w:ascii="Cambria Math" w:hAnsi="Cambria Math"/>
+                  <w:sz w:val="24"/>
+                  <w:szCs w:val="24"/>
+                </w:rPr>
+                <m:t xml:space="preserve">x</m:t>
+              </m:r>
+              <m:r>
+                <w:rPr>
+                  <w:rFonts w:ascii="Cambria Math" w:hAnsi="Cambria Math"/>
+                  <w:sz w:val="24"/>
+                  <w:szCs w:val="24"/>
+                </w:rPr>
+                <m:t xml:space="preserve">+</m:t>
+              </m:r>
+              <m:r>
+                <w:rPr>
+                  <w:rFonts w:ascii="Cambria Math" w:hAnsi="Cambria Math"/>
+                  <w:sz w:val="24"/>
+                  <w:szCs w:val="24"/>
+                </w:rPr>
+                <m:t xml:space="preserve">m</m:t>
+              </m:r>
+            </m:sub>
+          </m:sSub>
+          <m:r>
+            <w:rPr>
+              <w:rFonts w:ascii="Cambria Math" w:hAnsi="Cambria Math"/>
+              <w:sz w:val="24"/>
+              <w:szCs w:val="24"/>
+            </w:rPr>
+            <m:t xml:space="preserve"> )</m:t>
           </m:r>
         </m:oMath>
       </m:oMathPara>
     </w:p>
     <w:p>
       <w:pPr>
-        <w:pStyle w:val="FormulaText"/>
+        <w:pStyle w:val="FormulaLabel"/>
       </w:pPr>
       <w:r>
-        <w:t xml:space="preserve">급부 발생자</w:t>
+        <w:t xml:space="preserve">[식] 연말 책임준비금</w:t>
       </w:r>
     </w:p>
     <w:p>
@@ -4756,7 +5528,37 @@
                   <w:sz w:val="24"/>
                   <w:szCs w:val="24"/>
                 </w:rPr>
-                <m:t xml:space="preserve">C</m:t>
+                <m:t xml:space="preserve">V</m:t>
+              </m:r>
+            </m:e>
+            <m:sub>
+              <m:r>
+                <w:rPr>
+                  <w:rFonts w:ascii="Cambria Math" w:hAnsi="Cambria Math"/>
+                  <w:sz w:val="24"/>
+                  <w:szCs w:val="24"/>
+                </w:rPr>
+                <m:t xml:space="preserve">t</m:t>
+              </m:r>
+            </m:sub>
+          </m:sSub>
+          <m:r>
+            <w:rPr>
+              <w:rFonts w:ascii="Cambria Math" w:hAnsi="Cambria Math"/>
+              <w:sz w:val="24"/>
+              <w:szCs w:val="24"/>
+            </w:rPr>
+            <m:t xml:space="preserve"> = [ </m:t>
+          </m:r>
+          <m:sSub>
+            <m:e>
+              <m:r>
+                <w:rPr>
+                  <w:rFonts w:ascii="Cambria Math" w:hAnsi="Cambria Math"/>
+                  <w:sz w:val="24"/>
+                  <w:szCs w:val="24"/>
+                </w:rPr>
+                <m:t xml:space="preserve">M</m:t>
               </m:r>
             </m:e>
             <m:sub>
@@ -4792,17 +5594,93 @@
               <w:sz w:val="24"/>
               <w:szCs w:val="24"/>
             </w:rPr>
-            <m:t xml:space="preserve"> = </m:t>
-          </m:r>
-          <m:sSub>
-            <m:e>
-              <m:r>
-                <w:rPr>
-                  <w:rFonts w:ascii="Cambria Math" w:hAnsi="Cambria Math"/>
-                  <w:sz w:val="24"/>
-                  <w:szCs w:val="24"/>
-                </w:rPr>
-                <m:t xml:space="preserve">l</m:t>
+            <m:t xml:space="preserve"> + </m:t>
+          </m:r>
+          <m:sSub>
+            <m:e>
+              <m:r>
+                <w:rPr>
+                  <w:rFonts w:ascii="Cambria Math" w:hAnsi="Cambria Math"/>
+                  <w:sz w:val="24"/>
+                  <w:szCs w:val="24"/>
+                </w:rPr>
+                <m:t xml:space="preserve">Σ</m:t>
+              </m:r>
+            </m:e>
+            <m:sub>
+              <m:r>
+                <w:rPr>
+                  <w:rFonts w:ascii="Cambria Math" w:hAnsi="Cambria Math"/>
+                  <w:sz w:val="24"/>
+                  <w:szCs w:val="24"/>
+                </w:rPr>
+                <m:t xml:space="preserve">u</m:t>
+              </m:r>
+              <m:r>
+                <w:rPr>
+                  <w:rFonts w:ascii="Cambria Math" w:hAnsi="Cambria Math"/>
+                  <w:sz w:val="24"/>
+                  <w:szCs w:val="24"/>
+                </w:rPr>
+                <m:t xml:space="preserve">&gt;</m:t>
+              </m:r>
+              <m:r>
+                <w:rPr>
+                  <w:rFonts w:ascii="Cambria Math" w:hAnsi="Cambria Math"/>
+                  <w:sz w:val="24"/>
+                  <w:szCs w:val="24"/>
+                </w:rPr>
+                <m:t xml:space="preserve">t</m:t>
+              </m:r>
+            </m:sub>
+          </m:sSub>
+          <m:r>
+            <w:rPr>
+              <w:rFonts w:ascii="Cambria Math" w:hAnsi="Cambria Math"/>
+              <w:sz w:val="24"/>
+              <w:szCs w:val="24"/>
+            </w:rPr>
+            <m:t xml:space="preserve"> </m:t>
+          </m:r>
+          <m:sSub>
+            <m:e>
+              <m:r>
+                <w:rPr>
+                  <w:rFonts w:ascii="Cambria Math" w:hAnsi="Cambria Math"/>
+                  <w:sz w:val="24"/>
+                  <w:szCs w:val="24"/>
+                </w:rPr>
+                <m:t xml:space="preserve">E</m:t>
+              </m:r>
+            </m:e>
+            <m:sub>
+              <m:r>
+                <w:rPr>
+                  <w:rFonts w:ascii="Cambria Math" w:hAnsi="Cambria Math"/>
+                  <w:sz w:val="24"/>
+                  <w:szCs w:val="24"/>
+                </w:rPr>
+                <m:t xml:space="preserve">u</m:t>
+              </m:r>
+            </m:sub>
+          </m:sSub>
+          <m:r>
+            <w:rPr>
+              <w:rFonts w:ascii="Cambria Math" w:hAnsi="Cambria Math"/>
+              <w:sz w:val="24"/>
+              <w:szCs w:val="24"/>
+            </w:rPr>
+            <m:t xml:space="preserve">·</m:t>
+          </m:r>
+          <m:sSub>
+            <m:e>
+              <m:r>
+                <w:rPr>
+                  <w:rFonts w:ascii="Cambria Math" w:hAnsi="Cambria Math"/>
+                  <w:sz w:val="24"/>
+                  <w:szCs w:val="24"/>
+                </w:rPr>
+                <m:t xml:space="preserve">D</m:t>
               </m:r>
             </m:e>
             <m:sub>
@@ -4828,104 +5706,12 @@
                   <w:sz w:val="24"/>
                   <w:szCs w:val="24"/>
                 </w:rPr>
-                <m:t xml:space="preserve">t</m:t>
-              </m:r>
-            </m:sub>
-          </m:sSub>
-          <m:r>
-            <w:rPr>
-              <w:rFonts w:ascii="Cambria Math" w:hAnsi="Cambria Math"/>
-              <w:sz w:val="24"/>
-              <w:szCs w:val="24"/>
-            </w:rPr>
-            <m:t xml:space="preserve">·</m:t>
-          </m:r>
-          <m:sSub>
-            <m:e>
-              <m:r>
-                <w:rPr>
-                  <w:rFonts w:ascii="Cambria Math" w:hAnsi="Cambria Math"/>
-                  <w:sz w:val="24"/>
-                  <w:szCs w:val="24"/>
-                </w:rPr>
-                <m:t xml:space="preserve">r</m:t>
-              </m:r>
-            </m:e>
-            <m:sub>
-              <m:r>
-                <w:rPr>
-                  <w:rFonts w:ascii="Cambria Math" w:hAnsi="Cambria Math"/>
-                  <w:sz w:val="24"/>
-                  <w:szCs w:val="24"/>
-                </w:rPr>
-                <m:t xml:space="preserve">x</m:t>
-              </m:r>
-              <m:r>
-                <w:rPr>
-                  <w:rFonts w:ascii="Cambria Math" w:hAnsi="Cambria Math"/>
-                  <w:sz w:val="24"/>
-                  <w:szCs w:val="24"/>
-                </w:rPr>
-                <m:t xml:space="preserve">+</m:t>
-              </m:r>
-              <m:r>
-                <w:rPr>
-                  <w:rFonts w:ascii="Cambria Math" w:hAnsi="Cambria Math"/>
-                  <w:sz w:val="24"/>
-                  <w:szCs w:val="24"/>
-                </w:rPr>
-                <m:t xml:space="preserve">t</m:t>
-              </m:r>
-            </m:sub>
-          </m:sSub>
-          <m:r>
-            <w:rPr>
-              <w:rFonts w:ascii="Cambria Math" w:hAnsi="Cambria Math"/>
-              <w:sz w:val="24"/>
-              <w:szCs w:val="24"/>
-            </w:rPr>
-            <m:t xml:space="preserve">·</m:t>
-          </m:r>
-          <m:sSup>
-            <m:e>
-              <m:r>
-                <w:rPr>
-                  <w:rFonts w:ascii="Cambria Math" w:hAnsi="Cambria Math"/>
-                  <w:sz w:val="24"/>
-                  <w:szCs w:val="24"/>
-                </w:rPr>
-                <m:t xml:space="preserve">v</m:t>
-              </m:r>
-            </m:e>
-            <m:sup>
-              <m:r>
-                <w:rPr>
-                  <w:rFonts w:ascii="Cambria Math" w:hAnsi="Cambria Math"/>
-                  <w:sz w:val="24"/>
-                  <w:szCs w:val="24"/>
-                </w:rPr>
-                <m:t xml:space="preserve">t</m:t>
-              </m:r>
-              <m:r>
-                <w:rPr>
-                  <w:rFonts w:ascii="Cambria Math" w:hAnsi="Cambria Math"/>
-                  <w:sz w:val="24"/>
-                  <w:szCs w:val="24"/>
-                </w:rPr>
-                <m:t xml:space="preserve">+½</m:t>
-              </m:r>
-            </m:sup>
-          </m:sSup>
+                <m:t xml:space="preserve">u</m:t>
+              </m:r>
+            </m:sub>
+          </m:sSub>
         </m:oMath>
       </m:oMathPara>
-    </w:p>
-    <w:p>
-      <w:pPr>
-        <w:pStyle w:val="FormulaText"/>
-      </w:pPr>
-      <w:r>
-        <w:t xml:space="preserve">보험금 현가의 누계</w:t>
-      </w:r>
     </w:p>
     <w:p>
       <w:pPr>
@@ -4936,15 +5722,72 @@
           <m:jc m:val="left"/>
         </m:oMathParaPr>
         <m:oMath>
-          <m:sSub>
-            <m:e>
-              <m:r>
-                <w:rPr>
-                  <w:rFonts w:ascii="Cambria Math" w:hAnsi="Cambria Math"/>
-                  <w:sz w:val="24"/>
-                  <w:szCs w:val="24"/>
-                </w:rPr>
-                <m:t xml:space="preserve">M</m:t>
+          <m:r>
+            <w:rPr>
+              <w:rFonts w:ascii="Cambria Math" w:hAnsi="Cambria Math"/>
+              <w:sz w:val="24"/>
+              <w:szCs w:val="24"/>
+            </w:rPr>
+            <m:t xml:space="preserve">+ </m:t>
+          </m:r>
+          <m:sSub>
+            <m:e>
+              <m:r>
+                <m:rPr>
+                  <m:nor/>
+                </m:rPr>
+                <w:rPr>
+                  <w:rFonts w:ascii="Cambria Math" w:hAnsi="Cambria Math"/>
+                  <w:sz w:val="24"/>
+                  <w:szCs w:val="24"/>
+                </w:rPr>
+                <m:t xml:space="preserve">CSV</m:t>
+              </m:r>
+            </m:e>
+            <m:sub>
+              <m:r>
+                <w:rPr>
+                  <w:rFonts w:ascii="Cambria Math" w:hAnsi="Cambria Math"/>
+                  <w:sz w:val="24"/>
+                  <w:szCs w:val="24"/>
+                </w:rPr>
+                <m:t xml:space="preserve">t</m:t>
+              </m:r>
+            </m:sub>
+          </m:sSub>
+          <m:r>
+            <w:rPr>
+              <w:rFonts w:ascii="Cambria Math" w:hAnsi="Cambria Math"/>
+              <w:sz w:val="24"/>
+              <w:szCs w:val="24"/>
+            </w:rPr>
+            <m:t xml:space="preserve"> + </m:t>
+          </m:r>
+          <m:r>
+            <w:rPr>
+              <w:rFonts w:ascii="Cambria Math" w:hAnsi="Cambria Math"/>
+              <w:sz w:val="24"/>
+              <w:szCs w:val="24"/>
+            </w:rPr>
+            <m:t xml:space="preserve">β′</m:t>
+          </m:r>
+          <m:r>
+            <w:rPr>
+              <w:rFonts w:ascii="Cambria Math" w:hAnsi="Cambria Math"/>
+              <w:sz w:val="24"/>
+              <w:szCs w:val="24"/>
+            </w:rPr>
+            <m:t xml:space="preserve">·( </m:t>
+          </m:r>
+          <m:sSub>
+            <m:e>
+              <m:r>
+                <w:rPr>
+                  <w:rFonts w:ascii="Cambria Math" w:hAnsi="Cambria Math"/>
+                  <w:sz w:val="24"/>
+                  <w:szCs w:val="24"/>
+                </w:rPr>
+                <m:t xml:space="preserve">N</m:t>
               </m:r>
             </m:e>
             <m:sub>
@@ -4965,6 +5808,25 @@
                 <m:t xml:space="preserve">+</m:t>
               </m:r>
               <m:r>
+                <m:rPr>
+                  <m:sty m:val="p"/>
+                </m:rPr>
+                <w:rPr>
+                  <w:rFonts w:ascii="Cambria Math" w:hAnsi="Cambria Math"/>
+                  <w:sz w:val="24"/>
+                  <w:szCs w:val="24"/>
+                </w:rPr>
+                <m:t xml:space="preserve">max</m:t>
+              </m:r>
+              <m:r>
+                <w:rPr>
+                  <w:rFonts w:ascii="Cambria Math" w:hAnsi="Cambria Math"/>
+                  <w:sz w:val="24"/>
+                  <w:szCs w:val="24"/>
+                </w:rPr>
+                <m:t xml:space="preserve">(</m:t>
+              </m:r>
+              <m:r>
                 <w:rPr>
                   <w:rFonts w:ascii="Cambria Math" w:hAnsi="Cambria Math"/>
                   <w:sz w:val="24"/>
@@ -4972,54 +5834,68 @@
                 </w:rPr>
                 <m:t xml:space="preserve">t</m:t>
               </m:r>
-            </m:sub>
-          </m:sSub>
-          <m:r>
-            <w:rPr>
-              <w:rFonts w:ascii="Cambria Math" w:hAnsi="Cambria Math"/>
-              <w:sz w:val="24"/>
-              <w:szCs w:val="24"/>
-            </w:rPr>
-            <m:t xml:space="preserve"> = </m:t>
-          </m:r>
-          <m:sSubSup>
-            <m:e>
-              <m:r>
-                <w:rPr>
-                  <w:rFonts w:ascii="Cambria Math" w:hAnsi="Cambria Math"/>
-                  <w:sz w:val="24"/>
-                  <w:szCs w:val="24"/>
-                </w:rPr>
-                <m:t xml:space="preserve">Σ</m:t>
-              </m:r>
-            </m:e>
-            <m:sub>
-              <m:r>
-                <w:rPr>
-                  <w:rFonts w:ascii="Cambria Math" w:hAnsi="Cambria Math"/>
-                  <w:sz w:val="24"/>
-                  <w:szCs w:val="24"/>
-                </w:rPr>
-                <m:t xml:space="preserve">u</m:t>
-              </m:r>
-              <m:r>
-                <w:rPr>
-                  <w:rFonts w:ascii="Cambria Math" w:hAnsi="Cambria Math"/>
-                  <w:sz w:val="24"/>
-                  <w:szCs w:val="24"/>
-                </w:rPr>
-                <m:t xml:space="preserve">=</m:t>
-              </m:r>
-              <m:r>
-                <w:rPr>
-                  <w:rFonts w:ascii="Cambria Math" w:hAnsi="Cambria Math"/>
-                  <w:sz w:val="24"/>
-                  <w:szCs w:val="24"/>
-                </w:rPr>
-                <m:t xml:space="preserve">t</m:t>
-              </m:r>
-            </m:sub>
-            <m:sup>
+              <m:r>
+                <w:rPr>
+                  <w:rFonts w:ascii="Cambria Math" w:hAnsi="Cambria Math"/>
+                  <w:sz w:val="24"/>
+                  <w:szCs w:val="24"/>
+                </w:rPr>
+                <m:t xml:space="preserve">,</m:t>
+              </m:r>
+              <m:r>
+                <w:rPr>
+                  <w:rFonts w:ascii="Cambria Math" w:hAnsi="Cambria Math"/>
+                  <w:sz w:val="24"/>
+                  <w:szCs w:val="24"/>
+                </w:rPr>
+                <m:t xml:space="preserve">m</m:t>
+              </m:r>
+              <m:r>
+                <w:rPr>
+                  <w:rFonts w:ascii="Cambria Math" w:hAnsi="Cambria Math"/>
+                  <w:sz w:val="24"/>
+                  <w:szCs w:val="24"/>
+                </w:rPr>
+                <m:t xml:space="preserve">)</m:t>
+              </m:r>
+            </m:sub>
+          </m:sSub>
+          <m:r>
+            <w:rPr>
+              <w:rFonts w:ascii="Cambria Math" w:hAnsi="Cambria Math"/>
+              <w:sz w:val="24"/>
+              <w:szCs w:val="24"/>
+            </w:rPr>
+            <m:t xml:space="preserve"> − </m:t>
+          </m:r>
+          <m:sSub>
+            <m:e>
+              <m:r>
+                <w:rPr>
+                  <w:rFonts w:ascii="Cambria Math" w:hAnsi="Cambria Math"/>
+                  <w:sz w:val="24"/>
+                  <w:szCs w:val="24"/>
+                </w:rPr>
+                <m:t xml:space="preserve">N</m:t>
+              </m:r>
+            </m:e>
+            <m:sub>
+              <m:r>
+                <w:rPr>
+                  <w:rFonts w:ascii="Cambria Math" w:hAnsi="Cambria Math"/>
+                  <w:sz w:val="24"/>
+                  <w:szCs w:val="24"/>
+                </w:rPr>
+                <m:t xml:space="preserve">x</m:t>
+              </m:r>
+              <m:r>
+                <w:rPr>
+                  <w:rFonts w:ascii="Cambria Math" w:hAnsi="Cambria Math"/>
+                  <w:sz w:val="24"/>
+                  <w:szCs w:val="24"/>
+                </w:rPr>
+                <m:t xml:space="preserve">+</m:t>
+              </m:r>
               <m:r>
                 <w:rPr>
                   <w:rFonts w:ascii="Cambria Math" w:hAnsi="Cambria Math"/>
@@ -5028,110 +5904,18 @@
                 </w:rPr>
                 <m:t xml:space="preserve">n</m:t>
               </m:r>
-              <m:r>
-                <w:rPr>
-                  <w:rFonts w:ascii="Cambria Math" w:hAnsi="Cambria Math"/>
-                  <w:sz w:val="24"/>
-                  <w:szCs w:val="24"/>
-                </w:rPr>
-                <m:t xml:space="preserve">−</m:t>
-              </m:r>
-              <m:r>
-                <w:rPr>
-                  <w:rFonts w:ascii="Cambria Math" w:hAnsi="Cambria Math"/>
-                  <w:sz w:val="24"/>
-                  <w:szCs w:val="24"/>
-                </w:rPr>
-                <m:t xml:space="preserve">1</m:t>
-              </m:r>
-            </m:sup>
-          </m:sSubSup>
-          <m:r>
-            <w:rPr>
-              <w:rFonts w:ascii="Cambria Math" w:hAnsi="Cambria Math"/>
-              <w:sz w:val="24"/>
-              <w:szCs w:val="24"/>
-            </w:rPr>
-            <m:t xml:space="preserve"> </m:t>
-          </m:r>
-          <m:sSub>
-            <m:e>
-              <m:r>
-                <w:rPr>
-                  <w:rFonts w:ascii="Cambria Math" w:hAnsi="Cambria Math"/>
-                  <w:sz w:val="24"/>
-                  <w:szCs w:val="24"/>
-                </w:rPr>
-                <m:t xml:space="preserve">S</m:t>
-              </m:r>
-            </m:e>
-            <m:sub>
-              <m:r>
-                <w:rPr>
-                  <w:rFonts w:ascii="Cambria Math" w:hAnsi="Cambria Math"/>
-                  <w:sz w:val="24"/>
-                  <w:szCs w:val="24"/>
-                </w:rPr>
-                <m:t xml:space="preserve">u</m:t>
-              </m:r>
-            </m:sub>
-          </m:sSub>
-          <m:r>
-            <w:rPr>
-              <w:rFonts w:ascii="Cambria Math" w:hAnsi="Cambria Math"/>
-              <w:sz w:val="24"/>
-              <w:szCs w:val="24"/>
-            </w:rPr>
-            <m:t xml:space="preserve">·</m:t>
-          </m:r>
-          <m:sSub>
-            <m:e>
-              <m:r>
-                <w:rPr>
-                  <w:rFonts w:ascii="Cambria Math" w:hAnsi="Cambria Math"/>
-                  <w:sz w:val="24"/>
-                  <w:szCs w:val="24"/>
-                </w:rPr>
-                <m:t xml:space="preserve">C</m:t>
-              </m:r>
-            </m:e>
-            <m:sub>
-              <m:r>
-                <w:rPr>
-                  <w:rFonts w:ascii="Cambria Math" w:hAnsi="Cambria Math"/>
-                  <w:sz w:val="24"/>
-                  <w:szCs w:val="24"/>
-                </w:rPr>
-                <m:t xml:space="preserve">x</m:t>
-              </m:r>
-              <m:r>
-                <w:rPr>
-                  <w:rFonts w:ascii="Cambria Math" w:hAnsi="Cambria Math"/>
-                  <w:sz w:val="24"/>
-                  <w:szCs w:val="24"/>
-                </w:rPr>
-                <m:t xml:space="preserve">+</m:t>
-              </m:r>
-              <m:r>
-                <w:rPr>
-                  <w:rFonts w:ascii="Cambria Math" w:hAnsi="Cambria Math"/>
-                  <w:sz w:val="24"/>
-                  <w:szCs w:val="24"/>
-                </w:rPr>
-                <m:t xml:space="preserve">u</m:t>
-              </m:r>
-            </m:sub>
-          </m:sSub>
+            </m:sub>
+          </m:sSub>
+          <m:r>
+            <w:rPr>
+              <w:rFonts w:ascii="Cambria Math" w:hAnsi="Cambria Math"/>
+              <w:sz w:val="24"/>
+              <w:szCs w:val="24"/>
+            </w:rPr>
+            <m:t xml:space="preserve"> )</m:t>
+          </m:r>
         </m:oMath>
       </m:oMathPara>
-    </w:p>
-    <w:p>
-      <w:pPr>
-        <w:pStyle w:val="FormulaText"/>
-      </w:pPr>
-      <w:r>
-        <w:t xml:space="preserve">보험금 현가 (PVB) — 보장금액 1원당</w:t>
-      </w:r>
     </w:p>
     <w:p>
       <w:pPr>
@@ -5143,775 +5927,6 @@
         </m:oMathParaPr>
         <m:oMath>
           <m:r>
-            <m:rPr>
-              <m:nor/>
-            </m:rPr>
-            <w:rPr>
-              <w:rFonts w:ascii="Cambria Math" w:hAnsi="Cambria Math"/>
-              <w:sz w:val="24"/>
-              <w:szCs w:val="24"/>
-            </w:rPr>
-            <m:t xml:space="preserve">PVB</m:t>
-          </m:r>
-          <m:r>
-            <w:rPr>
-              <w:rFonts w:ascii="Cambria Math" w:hAnsi="Cambria Math"/>
-              <w:sz w:val="24"/>
-              <w:szCs w:val="24"/>
-            </w:rPr>
-            <m:t xml:space="preserve"> = </m:t>
-          </m:r>
-          <m:sSub>
-            <m:e>
-              <m:r>
-                <w:rPr>
-                  <w:rFonts w:ascii="Cambria Math" w:hAnsi="Cambria Math"/>
-                  <w:sz w:val="24"/>
-                  <w:szCs w:val="24"/>
-                </w:rPr>
-                <m:t xml:space="preserve">M</m:t>
-              </m:r>
-            </m:e>
-            <m:sub>
-              <m:r>
-                <w:rPr>
-                  <w:rFonts w:ascii="Cambria Math" w:hAnsi="Cambria Math"/>
-                  <w:sz w:val="24"/>
-                  <w:szCs w:val="24"/>
-                </w:rPr>
-                <m:t xml:space="preserve">x</m:t>
-              </m:r>
-            </m:sub>
-          </m:sSub>
-        </m:oMath>
-      </m:oMathPara>
-    </w:p>
-    <w:p>
-      <w:pPr>
-        <w:pStyle w:val="Note"/>
-      </w:pPr>
-      <w:r>
-        <w:t xml:space="preserve">※ 보장금액 30,000,000원 · 80세까지 · 집단 “사망 · 2대질병”. 진단 확정 시 지급하고 그 담보는 소멸한다.</w:t>
-      </w:r>
-    </w:p>
-    <w:p>
-      <w:pPr>
-        <w:pStyle w:val="Heading1"/>
-      </w:pPr>
-      <w:r>
-        <w:t xml:space="preserve">8. 책임준비금의 계산</w:t>
-      </w:r>
-    </w:p>
-    <w:p>
-      <w:pPr>
-        <w:pStyle w:val="FormulaLabel"/>
-      </w:pPr>
-      <w:r>
-        <w:t xml:space="preserve">[식] 준비금 산출용 순보험료</w:t>
-      </w:r>
-    </w:p>
-    <w:p>
-      <w:pPr>
-        <w:pStyle w:val="Formula"/>
-      </w:pPr>
-      <m:oMathPara>
-        <m:oMathParaPr>
-          <m:jc m:val="left"/>
-        </m:oMathParaPr>
-        <m:oMath>
-          <m:sSub>
-            <m:e>
-              <m:r>
-                <w:rPr>
-                  <w:rFonts w:ascii="Cambria Math" w:hAnsi="Cambria Math"/>
-                  <w:sz w:val="24"/>
-                  <w:szCs w:val="24"/>
-                </w:rPr>
-                <m:t xml:space="preserve">P</m:t>
-              </m:r>
-            </m:e>
-            <m:sub>
-              <m:r>
-                <w:rPr>
-                  <w:rFonts w:ascii="Cambria Math" w:hAnsi="Cambria Math"/>
-                  <w:sz w:val="24"/>
-                  <w:szCs w:val="24"/>
-                </w:rPr>
-                <m:t xml:space="preserve">β</m:t>
-              </m:r>
-            </m:sub>
-          </m:sSub>
-          <m:r>
-            <w:rPr>
-              <w:rFonts w:ascii="Cambria Math" w:hAnsi="Cambria Math"/>
-              <w:sz w:val="24"/>
-              <w:szCs w:val="24"/>
-            </w:rPr>
-            <m:t xml:space="preserve"> = ( </m:t>
-          </m:r>
-          <m:r>
-            <m:rPr>
-              <m:nor/>
-            </m:rPr>
-            <w:rPr>
-              <w:rFonts w:ascii="Cambria Math" w:hAnsi="Cambria Math"/>
-              <w:sz w:val="24"/>
-              <w:szCs w:val="24"/>
-            </w:rPr>
-            <m:t xml:space="preserve">PVB</m:t>
-          </m:r>
-          <m:r>
-            <w:rPr>
-              <w:rFonts w:ascii="Cambria Math" w:hAnsi="Cambria Math"/>
-              <w:sz w:val="24"/>
-              <w:szCs w:val="24"/>
-            </w:rPr>
-            <m:t xml:space="preserve"> + </m:t>
-          </m:r>
-          <m:sSub>
-            <m:e>
-              <m:r>
-                <m:rPr>
-                  <m:nor/>
-                </m:rPr>
-                <w:rPr>
-                  <w:rFonts w:ascii="Cambria Math" w:hAnsi="Cambria Math"/>
-                  <w:sz w:val="24"/>
-                  <w:szCs w:val="24"/>
-                </w:rPr>
-                <m:t xml:space="preserve">CSV</m:t>
-              </m:r>
-            </m:e>
-            <m:sub>
-              <m:r>
-                <w:rPr>
-                  <w:rFonts w:ascii="Cambria Math" w:hAnsi="Cambria Math"/>
-                  <w:sz w:val="24"/>
-                  <w:szCs w:val="24"/>
-                </w:rPr>
-                <m:t xml:space="preserve">0</m:t>
-              </m:r>
-            </m:sub>
-          </m:sSub>
-          <m:r>
-            <w:rPr>
-              <w:rFonts w:ascii="Cambria Math" w:hAnsi="Cambria Math"/>
-              <w:sz w:val="24"/>
-              <w:szCs w:val="24"/>
-            </w:rPr>
-            <m:t xml:space="preserve"> + </m:t>
-          </m:r>
-          <m:r>
-            <w:rPr>
-              <w:rFonts w:ascii="Cambria Math" w:hAnsi="Cambria Math"/>
-              <w:sz w:val="24"/>
-              <w:szCs w:val="24"/>
-            </w:rPr>
-            <m:t xml:space="preserve">β′</m:t>
-          </m:r>
-          <m:r>
-            <w:rPr>
-              <w:rFonts w:ascii="Cambria Math" w:hAnsi="Cambria Math"/>
-              <w:sz w:val="24"/>
-              <w:szCs w:val="24"/>
-            </w:rPr>
-            <m:t xml:space="preserve">·( </m:t>
-          </m:r>
-          <m:sSub>
-            <m:e>
-              <m:r>
-                <w:rPr>
-                  <w:rFonts w:ascii="Cambria Math" w:hAnsi="Cambria Math"/>
-                  <w:sz w:val="24"/>
-                  <w:szCs w:val="24"/>
-                </w:rPr>
-                <m:t xml:space="preserve">N</m:t>
-              </m:r>
-            </m:e>
-            <m:sub>
-              <m:r>
-                <w:rPr>
-                  <w:rFonts w:ascii="Cambria Math" w:hAnsi="Cambria Math"/>
-                  <w:sz w:val="24"/>
-                  <w:szCs w:val="24"/>
-                </w:rPr>
-                <m:t xml:space="preserve">x</m:t>
-              </m:r>
-              <m:r>
-                <w:rPr>
-                  <w:rFonts w:ascii="Cambria Math" w:hAnsi="Cambria Math"/>
-                  <w:sz w:val="24"/>
-                  <w:szCs w:val="24"/>
-                </w:rPr>
-                <m:t xml:space="preserve">+</m:t>
-              </m:r>
-              <m:r>
-                <w:rPr>
-                  <w:rFonts w:ascii="Cambria Math" w:hAnsi="Cambria Math"/>
-                  <w:sz w:val="24"/>
-                  <w:szCs w:val="24"/>
-                </w:rPr>
-                <m:t xml:space="preserve">m</m:t>
-              </m:r>
-            </m:sub>
-          </m:sSub>
-          <m:r>
-            <w:rPr>
-              <w:rFonts w:ascii="Cambria Math" w:hAnsi="Cambria Math"/>
-              <w:sz w:val="24"/>
-              <w:szCs w:val="24"/>
-            </w:rPr>
-            <m:t xml:space="preserve"> − </m:t>
-          </m:r>
-          <m:sSub>
-            <m:e>
-              <m:r>
-                <w:rPr>
-                  <w:rFonts w:ascii="Cambria Math" w:hAnsi="Cambria Math"/>
-                  <w:sz w:val="24"/>
-                  <w:szCs w:val="24"/>
-                </w:rPr>
-                <m:t xml:space="preserve">N</m:t>
-              </m:r>
-            </m:e>
-            <m:sub>
-              <m:r>
-                <w:rPr>
-                  <w:rFonts w:ascii="Cambria Math" w:hAnsi="Cambria Math"/>
-                  <w:sz w:val="24"/>
-                  <w:szCs w:val="24"/>
-                </w:rPr>
-                <m:t xml:space="preserve">x</m:t>
-              </m:r>
-              <m:r>
-                <w:rPr>
-                  <w:rFonts w:ascii="Cambria Math" w:hAnsi="Cambria Math"/>
-                  <w:sz w:val="24"/>
-                  <w:szCs w:val="24"/>
-                </w:rPr>
-                <m:t xml:space="preserve">+</m:t>
-              </m:r>
-              <m:r>
-                <w:rPr>
-                  <w:rFonts w:ascii="Cambria Math" w:hAnsi="Cambria Math"/>
-                  <w:sz w:val="24"/>
-                  <w:szCs w:val="24"/>
-                </w:rPr>
-                <m:t xml:space="preserve">n</m:t>
-              </m:r>
-            </m:sub>
-          </m:sSub>
-          <m:r>
-            <w:rPr>
-              <w:rFonts w:ascii="Cambria Math" w:hAnsi="Cambria Math"/>
-              <w:sz w:val="24"/>
-              <w:szCs w:val="24"/>
-            </w:rPr>
-            <m:t xml:space="preserve"> ) ) / ( </m:t>
-          </m:r>
-          <m:sSub>
-            <m:e>
-              <m:r>
-                <w:rPr>
-                  <w:rFonts w:ascii="Cambria Math" w:hAnsi="Cambria Math"/>
-                  <w:sz w:val="24"/>
-                  <w:szCs w:val="24"/>
-                </w:rPr>
-                <m:t xml:space="preserve">N′</m:t>
-              </m:r>
-            </m:e>
-            <m:sub>
-              <m:r>
-                <w:rPr>
-                  <w:rFonts w:ascii="Cambria Math" w:hAnsi="Cambria Math"/>
-                  <w:sz w:val="24"/>
-                  <w:szCs w:val="24"/>
-                </w:rPr>
-                <m:t xml:space="preserve">x</m:t>
-              </m:r>
-            </m:sub>
-          </m:sSub>
-          <m:r>
-            <w:rPr>
-              <w:rFonts w:ascii="Cambria Math" w:hAnsi="Cambria Math"/>
-              <w:sz w:val="24"/>
-              <w:szCs w:val="24"/>
-            </w:rPr>
-            <m:t xml:space="preserve"> − </m:t>
-          </m:r>
-          <m:sSub>
-            <m:e>
-              <m:r>
-                <w:rPr>
-                  <w:rFonts w:ascii="Cambria Math" w:hAnsi="Cambria Math"/>
-                  <w:sz w:val="24"/>
-                  <w:szCs w:val="24"/>
-                </w:rPr>
-                <m:t xml:space="preserve">N′</m:t>
-              </m:r>
-            </m:e>
-            <m:sub>
-              <m:r>
-                <w:rPr>
-                  <w:rFonts w:ascii="Cambria Math" w:hAnsi="Cambria Math"/>
-                  <w:sz w:val="24"/>
-                  <w:szCs w:val="24"/>
-                </w:rPr>
-                <m:t xml:space="preserve">x</m:t>
-              </m:r>
-              <m:r>
-                <w:rPr>
-                  <w:rFonts w:ascii="Cambria Math" w:hAnsi="Cambria Math"/>
-                  <w:sz w:val="24"/>
-                  <w:szCs w:val="24"/>
-                </w:rPr>
-                <m:t xml:space="preserve">+</m:t>
-              </m:r>
-              <m:r>
-                <w:rPr>
-                  <w:rFonts w:ascii="Cambria Math" w:hAnsi="Cambria Math"/>
-                  <w:sz w:val="24"/>
-                  <w:szCs w:val="24"/>
-                </w:rPr>
-                <m:t xml:space="preserve">m</m:t>
-              </m:r>
-            </m:sub>
-          </m:sSub>
-          <m:r>
-            <w:rPr>
-              <w:rFonts w:ascii="Cambria Math" w:hAnsi="Cambria Math"/>
-              <w:sz w:val="24"/>
-              <w:szCs w:val="24"/>
-            </w:rPr>
-            <m:t xml:space="preserve"> )</m:t>
-          </m:r>
-        </m:oMath>
-      </m:oMathPara>
-    </w:p>
-    <w:p>
-      <w:pPr>
-        <w:pStyle w:val="FormulaLabel"/>
-      </w:pPr>
-      <w:r>
-        <w:t xml:space="preserve">[식] 연말 책임준비금</w:t>
-      </w:r>
-    </w:p>
-    <w:p>
-      <w:pPr>
-        <w:pStyle w:val="Formula"/>
-      </w:pPr>
-      <m:oMathPara>
-        <m:oMathParaPr>
-          <m:jc m:val="left"/>
-        </m:oMathParaPr>
-        <m:oMath>
-          <m:sSub>
-            <m:e>
-              <m:r>
-                <w:rPr>
-                  <w:rFonts w:ascii="Cambria Math" w:hAnsi="Cambria Math"/>
-                  <w:sz w:val="24"/>
-                  <w:szCs w:val="24"/>
-                </w:rPr>
-                <m:t xml:space="preserve">V</m:t>
-              </m:r>
-            </m:e>
-            <m:sub>
-              <m:r>
-                <w:rPr>
-                  <w:rFonts w:ascii="Cambria Math" w:hAnsi="Cambria Math"/>
-                  <w:sz w:val="24"/>
-                  <w:szCs w:val="24"/>
-                </w:rPr>
-                <m:t xml:space="preserve">t</m:t>
-              </m:r>
-            </m:sub>
-          </m:sSub>
-          <m:r>
-            <w:rPr>
-              <w:rFonts w:ascii="Cambria Math" w:hAnsi="Cambria Math"/>
-              <w:sz w:val="24"/>
-              <w:szCs w:val="24"/>
-            </w:rPr>
-            <m:t xml:space="preserve"> = [ </m:t>
-          </m:r>
-          <m:sSub>
-            <m:e>
-              <m:r>
-                <w:rPr>
-                  <w:rFonts w:ascii="Cambria Math" w:hAnsi="Cambria Math"/>
-                  <w:sz w:val="24"/>
-                  <w:szCs w:val="24"/>
-                </w:rPr>
-                <m:t xml:space="preserve">M</m:t>
-              </m:r>
-            </m:e>
-            <m:sub>
-              <m:r>
-                <w:rPr>
-                  <w:rFonts w:ascii="Cambria Math" w:hAnsi="Cambria Math"/>
-                  <w:sz w:val="24"/>
-                  <w:szCs w:val="24"/>
-                </w:rPr>
-                <m:t xml:space="preserve">x</m:t>
-              </m:r>
-              <m:r>
-                <w:rPr>
-                  <w:rFonts w:ascii="Cambria Math" w:hAnsi="Cambria Math"/>
-                  <w:sz w:val="24"/>
-                  <w:szCs w:val="24"/>
-                </w:rPr>
-                <m:t xml:space="preserve">+</m:t>
-              </m:r>
-              <m:r>
-                <w:rPr>
-                  <w:rFonts w:ascii="Cambria Math" w:hAnsi="Cambria Math"/>
-                  <w:sz w:val="24"/>
-                  <w:szCs w:val="24"/>
-                </w:rPr>
-                <m:t xml:space="preserve">t</m:t>
-              </m:r>
-            </m:sub>
-          </m:sSub>
-          <m:r>
-            <w:rPr>
-              <w:rFonts w:ascii="Cambria Math" w:hAnsi="Cambria Math"/>
-              <w:sz w:val="24"/>
-              <w:szCs w:val="24"/>
-            </w:rPr>
-            <m:t xml:space="preserve"> + </m:t>
-          </m:r>
-          <m:sSub>
-            <m:e>
-              <m:r>
-                <w:rPr>
-                  <w:rFonts w:ascii="Cambria Math" w:hAnsi="Cambria Math"/>
-                  <w:sz w:val="24"/>
-                  <w:szCs w:val="24"/>
-                </w:rPr>
-                <m:t xml:space="preserve">Σ</m:t>
-              </m:r>
-            </m:e>
-            <m:sub>
-              <m:r>
-                <w:rPr>
-                  <w:rFonts w:ascii="Cambria Math" w:hAnsi="Cambria Math"/>
-                  <w:sz w:val="24"/>
-                  <w:szCs w:val="24"/>
-                </w:rPr>
-                <m:t xml:space="preserve">u</m:t>
-              </m:r>
-              <m:r>
-                <w:rPr>
-                  <w:rFonts w:ascii="Cambria Math" w:hAnsi="Cambria Math"/>
-                  <w:sz w:val="24"/>
-                  <w:szCs w:val="24"/>
-                </w:rPr>
-                <m:t xml:space="preserve">&gt;</m:t>
-              </m:r>
-              <m:r>
-                <w:rPr>
-                  <w:rFonts w:ascii="Cambria Math" w:hAnsi="Cambria Math"/>
-                  <w:sz w:val="24"/>
-                  <w:szCs w:val="24"/>
-                </w:rPr>
-                <m:t xml:space="preserve">t</m:t>
-              </m:r>
-            </m:sub>
-          </m:sSub>
-          <m:r>
-            <w:rPr>
-              <w:rFonts w:ascii="Cambria Math" w:hAnsi="Cambria Math"/>
-              <w:sz w:val="24"/>
-              <w:szCs w:val="24"/>
-            </w:rPr>
-            <m:t xml:space="preserve"> </m:t>
-          </m:r>
-          <m:sSub>
-            <m:e>
-              <m:r>
-                <w:rPr>
-                  <w:rFonts w:ascii="Cambria Math" w:hAnsi="Cambria Math"/>
-                  <w:sz w:val="24"/>
-                  <w:szCs w:val="24"/>
-                </w:rPr>
-                <m:t xml:space="preserve">E</m:t>
-              </m:r>
-            </m:e>
-            <m:sub>
-              <m:r>
-                <w:rPr>
-                  <w:rFonts w:ascii="Cambria Math" w:hAnsi="Cambria Math"/>
-                  <w:sz w:val="24"/>
-                  <w:szCs w:val="24"/>
-                </w:rPr>
-                <m:t xml:space="preserve">u</m:t>
-              </m:r>
-            </m:sub>
-          </m:sSub>
-          <m:r>
-            <w:rPr>
-              <w:rFonts w:ascii="Cambria Math" w:hAnsi="Cambria Math"/>
-              <w:sz w:val="24"/>
-              <w:szCs w:val="24"/>
-            </w:rPr>
-            <m:t xml:space="preserve">·</m:t>
-          </m:r>
-          <m:sSub>
-            <m:e>
-              <m:r>
-                <w:rPr>
-                  <w:rFonts w:ascii="Cambria Math" w:hAnsi="Cambria Math"/>
-                  <w:sz w:val="24"/>
-                  <w:szCs w:val="24"/>
-                </w:rPr>
-                <m:t xml:space="preserve">D</m:t>
-              </m:r>
-            </m:e>
-            <m:sub>
-              <m:r>
-                <w:rPr>
-                  <w:rFonts w:ascii="Cambria Math" w:hAnsi="Cambria Math"/>
-                  <w:sz w:val="24"/>
-                  <w:szCs w:val="24"/>
-                </w:rPr>
-                <m:t xml:space="preserve">x</m:t>
-              </m:r>
-              <m:r>
-                <w:rPr>
-                  <w:rFonts w:ascii="Cambria Math" w:hAnsi="Cambria Math"/>
-                  <w:sz w:val="24"/>
-                  <w:szCs w:val="24"/>
-                </w:rPr>
-                <m:t xml:space="preserve">+</m:t>
-              </m:r>
-              <m:r>
-                <w:rPr>
-                  <w:rFonts w:ascii="Cambria Math" w:hAnsi="Cambria Math"/>
-                  <w:sz w:val="24"/>
-                  <w:szCs w:val="24"/>
-                </w:rPr>
-                <m:t xml:space="preserve">u</m:t>
-              </m:r>
-            </m:sub>
-          </m:sSub>
-        </m:oMath>
-      </m:oMathPara>
-    </w:p>
-    <w:p>
-      <w:pPr>
-        <w:pStyle w:val="Formula"/>
-      </w:pPr>
-      <m:oMathPara>
-        <m:oMathParaPr>
-          <m:jc m:val="left"/>
-        </m:oMathParaPr>
-        <m:oMath>
-          <m:r>
-            <w:rPr>
-              <w:rFonts w:ascii="Cambria Math" w:hAnsi="Cambria Math"/>
-              <w:sz w:val="24"/>
-              <w:szCs w:val="24"/>
-            </w:rPr>
-            <m:t xml:space="preserve">+ </m:t>
-          </m:r>
-          <m:sSub>
-            <m:e>
-              <m:r>
-                <m:rPr>
-                  <m:nor/>
-                </m:rPr>
-                <w:rPr>
-                  <w:rFonts w:ascii="Cambria Math" w:hAnsi="Cambria Math"/>
-                  <w:sz w:val="24"/>
-                  <w:szCs w:val="24"/>
-                </w:rPr>
-                <m:t xml:space="preserve">CSV</m:t>
-              </m:r>
-            </m:e>
-            <m:sub>
-              <m:r>
-                <w:rPr>
-                  <w:rFonts w:ascii="Cambria Math" w:hAnsi="Cambria Math"/>
-                  <w:sz w:val="24"/>
-                  <w:szCs w:val="24"/>
-                </w:rPr>
-                <m:t xml:space="preserve">t</m:t>
-              </m:r>
-            </m:sub>
-          </m:sSub>
-          <m:r>
-            <w:rPr>
-              <w:rFonts w:ascii="Cambria Math" w:hAnsi="Cambria Math"/>
-              <w:sz w:val="24"/>
-              <w:szCs w:val="24"/>
-            </w:rPr>
-            <m:t xml:space="preserve"> + </m:t>
-          </m:r>
-          <m:r>
-            <w:rPr>
-              <w:rFonts w:ascii="Cambria Math" w:hAnsi="Cambria Math"/>
-              <w:sz w:val="24"/>
-              <w:szCs w:val="24"/>
-            </w:rPr>
-            <m:t xml:space="preserve">β′</m:t>
-          </m:r>
-          <m:r>
-            <w:rPr>
-              <w:rFonts w:ascii="Cambria Math" w:hAnsi="Cambria Math"/>
-              <w:sz w:val="24"/>
-              <w:szCs w:val="24"/>
-            </w:rPr>
-            <m:t xml:space="preserve">·( </m:t>
-          </m:r>
-          <m:sSub>
-            <m:e>
-              <m:r>
-                <w:rPr>
-                  <w:rFonts w:ascii="Cambria Math" w:hAnsi="Cambria Math"/>
-                  <w:sz w:val="24"/>
-                  <w:szCs w:val="24"/>
-                </w:rPr>
-                <m:t xml:space="preserve">N</m:t>
-              </m:r>
-            </m:e>
-            <m:sub>
-              <m:r>
-                <w:rPr>
-                  <w:rFonts w:ascii="Cambria Math" w:hAnsi="Cambria Math"/>
-                  <w:sz w:val="24"/>
-                  <w:szCs w:val="24"/>
-                </w:rPr>
-                <m:t xml:space="preserve">x</m:t>
-              </m:r>
-              <m:r>
-                <w:rPr>
-                  <w:rFonts w:ascii="Cambria Math" w:hAnsi="Cambria Math"/>
-                  <w:sz w:val="24"/>
-                  <w:szCs w:val="24"/>
-                </w:rPr>
-                <m:t xml:space="preserve">+</m:t>
-              </m:r>
-              <m:r>
-                <m:rPr>
-                  <m:sty m:val="p"/>
-                </m:rPr>
-                <w:rPr>
-                  <w:rFonts w:ascii="Cambria Math" w:hAnsi="Cambria Math"/>
-                  <w:sz w:val="24"/>
-                  <w:szCs w:val="24"/>
-                </w:rPr>
-                <m:t xml:space="preserve">max</m:t>
-              </m:r>
-              <m:r>
-                <w:rPr>
-                  <w:rFonts w:ascii="Cambria Math" w:hAnsi="Cambria Math"/>
-                  <w:sz w:val="24"/>
-                  <w:szCs w:val="24"/>
-                </w:rPr>
-                <m:t xml:space="preserve">(</m:t>
-              </m:r>
-              <m:r>
-                <w:rPr>
-                  <w:rFonts w:ascii="Cambria Math" w:hAnsi="Cambria Math"/>
-                  <w:sz w:val="24"/>
-                  <w:szCs w:val="24"/>
-                </w:rPr>
-                <m:t xml:space="preserve">t</m:t>
-              </m:r>
-              <m:r>
-                <w:rPr>
-                  <w:rFonts w:ascii="Cambria Math" w:hAnsi="Cambria Math"/>
-                  <w:sz w:val="24"/>
-                  <w:szCs w:val="24"/>
-                </w:rPr>
-                <m:t xml:space="preserve">,</m:t>
-              </m:r>
-              <m:r>
-                <w:rPr>
-                  <w:rFonts w:ascii="Cambria Math" w:hAnsi="Cambria Math"/>
-                  <w:sz w:val="24"/>
-                  <w:szCs w:val="24"/>
-                </w:rPr>
-                <m:t xml:space="preserve">m</m:t>
-              </m:r>
-              <m:r>
-                <w:rPr>
-                  <w:rFonts w:ascii="Cambria Math" w:hAnsi="Cambria Math"/>
-                  <w:sz w:val="24"/>
-                  <w:szCs w:val="24"/>
-                </w:rPr>
-                <m:t xml:space="preserve">)</m:t>
-              </m:r>
-            </m:sub>
-          </m:sSub>
-          <m:r>
-            <w:rPr>
-              <w:rFonts w:ascii="Cambria Math" w:hAnsi="Cambria Math"/>
-              <w:sz w:val="24"/>
-              <w:szCs w:val="24"/>
-            </w:rPr>
-            <m:t xml:space="preserve"> − </m:t>
-          </m:r>
-          <m:sSub>
-            <m:e>
-              <m:r>
-                <w:rPr>
-                  <w:rFonts w:ascii="Cambria Math" w:hAnsi="Cambria Math"/>
-                  <w:sz w:val="24"/>
-                  <w:szCs w:val="24"/>
-                </w:rPr>
-                <m:t xml:space="preserve">N</m:t>
-              </m:r>
-            </m:e>
-            <m:sub>
-              <m:r>
-                <w:rPr>
-                  <w:rFonts w:ascii="Cambria Math" w:hAnsi="Cambria Math"/>
-                  <w:sz w:val="24"/>
-                  <w:szCs w:val="24"/>
-                </w:rPr>
-                <m:t xml:space="preserve">x</m:t>
-              </m:r>
-              <m:r>
-                <w:rPr>
-                  <w:rFonts w:ascii="Cambria Math" w:hAnsi="Cambria Math"/>
-                  <w:sz w:val="24"/>
-                  <w:szCs w:val="24"/>
-                </w:rPr>
-                <m:t xml:space="preserve">+</m:t>
-              </m:r>
-              <m:r>
-                <w:rPr>
-                  <w:rFonts w:ascii="Cambria Math" w:hAnsi="Cambria Math"/>
-                  <w:sz w:val="24"/>
-                  <w:szCs w:val="24"/>
-                </w:rPr>
-                <m:t xml:space="preserve">n</m:t>
-              </m:r>
-            </m:sub>
-          </m:sSub>
-          <m:r>
-            <w:rPr>
-              <w:rFonts w:ascii="Cambria Math" w:hAnsi="Cambria Math"/>
-              <w:sz w:val="24"/>
-              <w:szCs w:val="24"/>
-            </w:rPr>
-            <m:t xml:space="preserve"> )</m:t>
-          </m:r>
-        </m:oMath>
-      </m:oMathPara>
-    </w:p>
-    <w:p>
-      <w:pPr>
-        <w:pStyle w:val="Formula"/>
-      </w:pPr>
-      <m:oMathPara>
-        <m:oMathParaPr>
-          <m:jc m:val="left"/>
-        </m:oMathParaPr>
-        <m:oMath>
-          <m:r>
             <w:rPr>
               <w:rFonts w:ascii="Cambria Math" w:hAnsi="Cambria Math"/>
               <w:sz w:val="24"/>
@@ -6127,7 +6142,23 @@
         <w:pStyle w:val="Heading1"/>
       </w:pPr>
       <w:r>
-        <w:t xml:space="preserve">9. 해지환급금의 계산</w:t>
+        <w:t xml:space="preserve">3. 해지환급금의 계산에 관한 사항</w:t>
+      </w:r>
+    </w:p>
+    <w:p>
+      <w:pPr>
+        <w:pStyle w:val="Note"/>
+      </w:pPr>
+      <w:r>
+        <w:t xml:space="preserve">※ 해약공제는 납입기간과 7년 중 짧은 기간에 걸쳐 매년 균등하게 줄어든다.</w:t>
+      </w:r>
+    </w:p>
+    <w:p>
+      <w:pPr>
+        <w:pStyle w:val="Note"/>
+      </w:pPr>
+      <w:r>
+        <w:t xml:space="preserve">※ 해약공제 기준 신계약비는 적용기초율과 표준기초율로 구한 신계약비 중 작은 쪽으로 한다.</w:t>
       </w:r>
     </w:p>
     <w:p>
@@ -7046,54 +7077,6 @@
           </m:r>
         </m:oMath>
       </m:oMathPara>
-    </w:p>
-    <w:p>
-      <w:pPr>
-        <w:pStyle w:val="Heading1"/>
-      </w:pPr>
-      <w:r>
-        <w:t xml:space="preserve">10. 책임준비금 관련 사항</w:t>
-      </w:r>
-    </w:p>
-    <w:p>
-      <w:pPr>
-        <w:pStyle w:val="Note"/>
-      </w:pPr>
-      <w:r>
-        <w:t xml:space="preserve">※ 회계연도말 보험료적립금은 적용기초율 적립금과 표준기초율 적립금 중 큰 금액으로 한다.</w:t>
-      </w:r>
-    </w:p>
-    <w:p>
-      <w:pPr>
-        <w:pStyle w:val="Note"/>
-      </w:pPr>
-      <w:r>
-        <w:t xml:space="preserve">※ 연중 보간은 하지 않고 연말 기준으로 산출한다.</w:t>
-      </w:r>
-    </w:p>
-    <w:p>
-      <w:pPr>
-        <w:pStyle w:val="Heading1"/>
-      </w:pPr>
-      <w:r>
-        <w:t xml:space="preserve">11. 해지환급금 관련 사항</w:t>
-      </w:r>
-    </w:p>
-    <w:p>
-      <w:pPr>
-        <w:pStyle w:val="Note"/>
-      </w:pPr>
-      <w:r>
-        <w:t xml:space="preserve">※ 해약공제는 납입기간과 7년 중 짧은 기간에 걸쳐 매년 균등하게 줄어든다.</w:t>
-      </w:r>
-    </w:p>
-    <w:p>
-      <w:pPr>
-        <w:pStyle w:val="Note"/>
-      </w:pPr>
-      <w:r>
-        <w:t xml:space="preserve">※ 해약공제 기준 신계약비는 적용기초율과 표준기초율로 구한 신계약비 중 작은 쪽으로 한다.</w:t>
-      </w:r>
     </w:p>
     <w:sectPr>
       <w:pgSz w:w="11906" w:h="16838"/>

--- a/standards/표준_산출방법서_질병보험.docx
+++ b/standards/표준_산출방법서_질병보험.docx
@@ -61,7 +61,7 @@
               <w:spacing w:before="30" w:after="30"/>
             </w:pPr>
             <w:r>
-              <w:t xml:space="preserve">이 문서는 표준 산출방법서 v4 양식입니다. 개요 표의 "양식" 행을 지우지 마세요 — 앱은 이 행을 보고 정해진 순서대로 읽습니다.</w:t>
+              <w:t xml:space="preserve">이 문서는 표준 산출방법서 v5 양식입니다. 개요 표의 "양식" 행을 지우지 마세요 — 앱은 이 행을 보고 정해진 순서대로 읽습니다.</w:t>
             </w:r>
           </w:p>
         </w:tc>
@@ -248,7 +248,7 @@
               <w:spacing w:before="30" w:after="30"/>
             </w:pPr>
             <w:r>
-              <w:t xml:space="preserve">표준 산출방법서 v4</w:t>
+              <w:t xml:space="preserve">표준 산출방법서 v5</w:t>
             </w:r>
           </w:p>
         </w:tc>
@@ -1562,7 +1562,7 @@
         <w:pStyle w:val="Note"/>
       </w:pPr>
       <w:r>
-        <w:t xml:space="preserve">※ 유지자수·납입자수의 집단 1개 — “사망 · 2대질병”(2대질병 진단). 집단마다 l · l′ 를 라. 에서 한 번만 낸다.</w:t>
+        <w:t xml:space="preserve">※ 유지자수·납입자수의 집단 1개 — “사망 · 2대질병”(2대질병 진단). 집단마다 l · l′ 를 라. 에서 한 번만 낸다. 보장금액은 보험가입금액 × 배수이고, 보험료·준비금은 보장금액 1원당으로 낸 뒤 맨 뒤에서 곱한다.</w:t>
       </w:r>
     </w:p>
     <w:tbl>
@@ -1634,20 +1634,20 @@
               <w:spacing w:before="30" w:after="30"/>
             </w:pPr>
             <w:r>
-              <w:t xml:space="preserve">단위</w:t>
-            </w:r>
-          </w:p>
-        </w:tc>
-        <w:tc>
-          <w:tcPr>
-            <w:tcW w:w="0" w:type="auto"/>
-          </w:tcPr>
-          <w:p>
-            <w:pPr>
-              <w:spacing w:before="30" w:after="30"/>
-            </w:pPr>
-            <w:r>
-              <w:t xml:space="preserve">주계약</w:t>
+              <w:t xml:space="preserve">급부 유형</w:t>
+            </w:r>
+          </w:p>
+        </w:tc>
+        <w:tc>
+          <w:tcPr>
+            <w:tcW w:w="0" w:type="auto"/>
+          </w:tcPr>
+          <w:p>
+            <w:pPr>
+              <w:spacing w:before="30" w:after="30"/>
+            </w:pPr>
+            <w:r>
+              <w:t xml:space="preserve">최초발생</w:t>
             </w:r>
           </w:p>
         </w:tc>
@@ -1662,20 +1662,20 @@
               <w:spacing w:before="30" w:after="30"/>
             </w:pPr>
             <w:r>
-              <w:t xml:space="preserve">급부 유형</w:t>
-            </w:r>
-          </w:p>
-        </w:tc>
-        <w:tc>
-          <w:tcPr>
-            <w:tcW w:w="0" w:type="auto"/>
-          </w:tcPr>
-          <w:p>
-            <w:pPr>
-              <w:spacing w:before="30" w:after="30"/>
-            </w:pPr>
-            <w:r>
-              <w:t xml:space="preserve">최초발생</w:t>
+              <w:t xml:space="preserve">보험기간</w:t>
+            </w:r>
+          </w:p>
+        </w:tc>
+        <w:tc>
+          <w:tcPr>
+            <w:tcW w:w="0" w:type="auto"/>
+          </w:tcPr>
+          <w:p>
+            <w:pPr>
+              <w:spacing w:before="30" w:after="30"/>
+            </w:pPr>
+            <w:r>
+              <w:t xml:space="preserve">80세</w:t>
             </w:r>
           </w:p>
         </w:tc>
@@ -1703,7 +1703,7 @@
               <w:spacing w:before="30" w:after="30"/>
             </w:pPr>
             <w:r>
-              <w:t xml:space="preserve">30,000,000원</w:t>
+              <w:t xml:space="preserve">가입금액의 1배</w:t>
             </w:r>
           </w:p>
         </w:tc>
@@ -1718,35 +1718,7 @@
               <w:spacing w:before="30" w:after="30"/>
             </w:pPr>
             <w:r>
-              <w:t xml:space="preserve">보장 종료</w:t>
-            </w:r>
-          </w:p>
-        </w:tc>
-        <w:tc>
-          <w:tcPr>
-            <w:tcW w:w="0" w:type="auto"/>
-          </w:tcPr>
-          <w:p>
-            <w:pPr>
-              <w:spacing w:before="30" w:after="30"/>
-            </w:pPr>
-            <w:r>
-              <w:t xml:space="preserve">80세</w:t>
-            </w:r>
-          </w:p>
-        </w:tc>
-      </w:tr>
-      <w:tr>
-        <w:tc>
-          <w:tcPr>
-            <w:tcW w:w="0" w:type="auto"/>
-          </w:tcPr>
-          <w:p>
-            <w:pPr>
-              <w:spacing w:before="30" w:after="30"/>
-            </w:pPr>
-            <w:r>
-              <w:t xml:space="preserve">면책</w:t>
+              <w:t xml:space="preserve">면책·삭감</w:t>
             </w:r>
           </w:p>
         </w:tc>
@@ -2256,7 +2228,75 @@
               <w:spacing w:before="30" w:after="30"/>
             </w:pPr>
             <w:r>
-              <w:t xml:space="preserve">t년도 보장금액의 배수 — 연령 구간 배수와 면책을 반영한다(바.)</w:t>
+              <w:t xml:space="preserve">t년도 보장금액의 배수 — 면책·삭감(기간과 지급 비율)을 반영한다(바.). 보장금액 = 보험가입금액 × 담보의 배수</w:t>
+            </w:r>
+          </w:p>
+        </w:tc>
+      </w:tr>
+      <w:tr>
+        <w:tc>
+          <w:tcPr>
+            <w:tcW w:w="0" w:type="auto"/>
+          </w:tcPr>
+          <w:p>
+            <w:pPr>
+              <w:spacing w:before="30" w:after="30"/>
+            </w:pPr>
+            <w:r>
+              <w:t xml:space="preserve">V</w:t>
+            </w:r>
+            <w:r>
+              <w:rPr>
+                <w:vertAlign w:val="subscript"/>
+              </w:rPr>
+              <w:t xml:space="preserve">t</w:t>
+            </w:r>
+          </w:p>
+        </w:tc>
+        <w:tc>
+          <w:tcPr>
+            <w:tcW w:w="0" w:type="auto"/>
+          </w:tcPr>
+          <w:p>
+            <w:pPr>
+              <w:spacing w:before="30" w:after="30"/>
+            </w:pPr>
+            <w:r>
+              <w:t xml:space="preserve">t년도 말 책임준비금 (보장금액 1원당, 2.)</w:t>
+            </w:r>
+          </w:p>
+        </w:tc>
+      </w:tr>
+      <w:tr>
+        <w:tc>
+          <w:tcPr>
+            <w:tcW w:w="0" w:type="auto"/>
+          </w:tcPr>
+          <w:p>
+            <w:pPr>
+              <w:spacing w:before="30" w:after="30"/>
+            </w:pPr>
+            <w:r>
+              <w:t xml:space="preserve">W</w:t>
+            </w:r>
+            <w:r>
+              <w:rPr>
+                <w:vertAlign w:val="subscript"/>
+              </w:rPr>
+              <w:t xml:space="preserve">t</w:t>
+            </w:r>
+          </w:p>
+        </w:tc>
+        <w:tc>
+          <w:tcPr>
+            <w:tcW w:w="0" w:type="auto"/>
+          </w:tcPr>
+          <w:p>
+            <w:pPr>
+              <w:spacing w:before="30" w:after="30"/>
+            </w:pPr>
+            <w:r>
+              <w:t xml:space="preserve">t년도 말 해지환급금 (보장금액 1원당, 3.)</w:t>
             </w:r>
           </w:p>
         </w:tc>
@@ -2276,7 +2316,7 @@
         <w:pStyle w:val="FormulaLabel"/>
       </w:pPr>
       <w:r>
-        <w:t xml:space="preserve">[식] 유지자수·납입자수 — 사망 · 2대질병</w:t>
+        <w:t xml:space="preserve">[식] 유지자수 — 사망 · 2대질병</w:t>
       </w:r>
     </w:p>
     <w:p>
@@ -2360,36 +2400,6 @@
             </w:rPr>
             <m:t xml:space="preserve"> = </m:t>
           </m:r>
-          <m:sSub>
-            <m:e>
-              <m:r>
-                <w:rPr>
-                  <w:rFonts w:ascii="Cambria Math" w:hAnsi="Cambria Math"/>
-                  <w:sz w:val="24"/>
-                  <w:szCs w:val="24"/>
-                </w:rPr>
-                <m:t xml:space="preserve">l′</m:t>
-              </m:r>
-            </m:e>
-            <m:sub>
-              <m:r>
-                <w:rPr>
-                  <w:rFonts w:ascii="Cambria Math" w:hAnsi="Cambria Math"/>
-                  <w:sz w:val="24"/>
-                  <w:szCs w:val="24"/>
-                </w:rPr>
-                <m:t xml:space="preserve">x</m:t>
-              </m:r>
-            </m:sub>
-          </m:sSub>
-          <m:r>
-            <w:rPr>
-              <w:rFonts w:ascii="Cambria Math" w:hAnsi="Cambria Math"/>
-              <w:sz w:val="24"/>
-              <w:szCs w:val="24"/>
-            </w:rPr>
-            <m:t xml:space="preserve"> = </m:t>
-          </m:r>
           <m:r>
             <w:rPr>
               <w:rFonts w:ascii="Cambria Math" w:hAnsi="Cambria Math"/>
@@ -2422,7 +2432,7 @@
         <w:pStyle w:val="FormulaText"/>
       </w:pPr>
       <w:r>
-        <w:t xml:space="preserve">탈퇴율 — 사유가 겹치는 부분을 절반으로 본다</w:t>
+        <w:t xml:space="preserve">탈퇴율 — 사유가 겹치는 부분을 절반으로 보고, 1 을 넘지 않는다</w:t>
       </w:r>
     </w:p>
     <w:p>
@@ -2480,6 +2490,41 @@
             </w:rPr>
             <m:t xml:space="preserve"> = </m:t>
           </m:r>
+          <m:r>
+            <m:rPr>
+              <m:sty m:val="p"/>
+            </m:rPr>
+            <w:rPr>
+              <w:rFonts w:ascii="Cambria Math" w:hAnsi="Cambria Math"/>
+              <w:sz w:val="24"/>
+              <w:szCs w:val="24"/>
+            </w:rPr>
+            <m:t xml:space="preserve">min</m:t>
+          </m:r>
+          <m:r>
+            <w:rPr>
+              <w:rFonts w:ascii="Cambria Math" w:hAnsi="Cambria Math"/>
+              <w:sz w:val="24"/>
+              <w:szCs w:val="24"/>
+            </w:rPr>
+            <m:t xml:space="preserve">( </m:t>
+          </m:r>
+          <m:r>
+            <w:rPr>
+              <w:rFonts w:ascii="Cambria Math" w:hAnsi="Cambria Math"/>
+              <w:sz w:val="24"/>
+              <w:szCs w:val="24"/>
+            </w:rPr>
+            <m:t xml:space="preserve">1</m:t>
+          </m:r>
+          <m:r>
+            <w:rPr>
+              <w:rFonts w:ascii="Cambria Math" w:hAnsi="Cambria Math"/>
+              <w:sz w:val="24"/>
+              <w:szCs w:val="24"/>
+            </w:rPr>
+            <m:t xml:space="preserve">, </m:t>
+          </m:r>
           <m:sSub>
             <m:e>
               <m:r>
@@ -2672,6 +2717,14 @@
             </w:rPr>
             <m:t xml:space="preserve">2</m:t>
           </m:r>
+          <m:r>
+            <w:rPr>
+              <w:rFonts w:ascii="Cambria Math" w:hAnsi="Cambria Math"/>
+              <w:sz w:val="24"/>
+              <w:szCs w:val="24"/>
+            </w:rPr>
+            <m:t xml:space="preserve"> )</m:t>
+          </m:r>
         </m:oMath>
       </m:oMathPara>
     </w:p>
@@ -2680,7 +2733,7 @@
         <w:pStyle w:val="FormulaText"/>
       </w:pPr>
       <w:r>
-        <w:t xml:space="preserve">유지자수</w:t>
+        <w:t xml:space="preserve">유지자수 — 탈퇴 사유가 생긴 사람을 뺀다</w:t>
       </w:r>
     </w:p>
     <w:p>
@@ -2867,10 +2920,26 @@
     </w:p>
     <w:p>
       <w:pPr>
+        <w:pStyle w:val="Note"/>
+      </w:pPr>
+      <w:r>
+        <w:t xml:space="preserve">※ 2대질병 진단 담보가 이 집단을 쓴다. 사망·2대질병 이(가) 생기면 그 담보는 소멸(탈퇴)한다. 보험금의 현가(바.)는 이 l 을 곱한다.</w:t>
+      </w:r>
+    </w:p>
+    <w:p>
+      <w:pPr>
+        <w:pStyle w:val="FormulaLabel"/>
+      </w:pPr>
+      <w:r>
+        <w:t xml:space="preserve">[식] 납입자수 — 사망 · 2대질병</w:t>
+      </w:r>
+    </w:p>
+    <w:p>
+      <w:pPr>
         <w:pStyle w:val="FormulaText"/>
       </w:pPr>
       <w:r>
-        <w:t xml:space="preserve">납입자수 — 납입만 면제되는 사유가 없어 유지자수와 같다</w:t>
+        <w:t xml:space="preserve">기준 인원</w:t>
       </w:r>
     </w:p>
     <w:p>
@@ -2902,38 +2971,6 @@
                 </w:rPr>
                 <m:t xml:space="preserve">x</m:t>
               </m:r>
-              <m:r>
-                <w:rPr>
-                  <w:rFonts w:ascii="Cambria Math" w:hAnsi="Cambria Math"/>
-                  <w:sz w:val="24"/>
-                  <w:szCs w:val="24"/>
-                </w:rPr>
-                <m:t xml:space="preserve">+</m:t>
-              </m:r>
-              <m:r>
-                <w:rPr>
-                  <w:rFonts w:ascii="Cambria Math" w:hAnsi="Cambria Math"/>
-                  <w:sz w:val="24"/>
-                  <w:szCs w:val="24"/>
-                </w:rPr>
-                <m:t xml:space="preserve">t</m:t>
-              </m:r>
-              <m:r>
-                <w:rPr>
-                  <w:rFonts w:ascii="Cambria Math" w:hAnsi="Cambria Math"/>
-                  <w:sz w:val="24"/>
-                  <w:szCs w:val="24"/>
-                </w:rPr>
-                <m:t xml:space="preserve">+</m:t>
-              </m:r>
-              <m:r>
-                <w:rPr>
-                  <w:rFonts w:ascii="Cambria Math" w:hAnsi="Cambria Math"/>
-                  <w:sz w:val="24"/>
-                  <w:szCs w:val="24"/>
-                </w:rPr>
-                <m:t xml:space="preserve">1</m:t>
-              </m:r>
             </m:sub>
           </m:sSub>
           <m:r>
@@ -2944,139 +2981,39 @@
             </w:rPr>
             <m:t xml:space="preserve"> = </m:t>
           </m:r>
-          <m:sSub>
-            <m:e>
-              <m:r>
-                <w:rPr>
-                  <w:rFonts w:ascii="Cambria Math" w:hAnsi="Cambria Math"/>
-                  <w:sz w:val="24"/>
-                  <w:szCs w:val="24"/>
-                </w:rPr>
-                <m:t xml:space="preserve">l′</m:t>
-              </m:r>
-            </m:e>
-            <m:sub>
-              <m:r>
-                <w:rPr>
-                  <w:rFonts w:ascii="Cambria Math" w:hAnsi="Cambria Math"/>
-                  <w:sz w:val="24"/>
-                  <w:szCs w:val="24"/>
-                </w:rPr>
-                <m:t xml:space="preserve">x</m:t>
-              </m:r>
-              <m:r>
-                <w:rPr>
-                  <w:rFonts w:ascii="Cambria Math" w:hAnsi="Cambria Math"/>
-                  <w:sz w:val="24"/>
-                  <w:szCs w:val="24"/>
-                </w:rPr>
-                <m:t xml:space="preserve">+</m:t>
-              </m:r>
-              <m:r>
-                <w:rPr>
-                  <w:rFonts w:ascii="Cambria Math" w:hAnsi="Cambria Math"/>
-                  <w:sz w:val="24"/>
-                  <w:szCs w:val="24"/>
-                </w:rPr>
-                <m:t xml:space="preserve">t</m:t>
-              </m:r>
-            </m:sub>
-          </m:sSub>
-          <m:r>
-            <w:rPr>
-              <w:rFonts w:ascii="Cambria Math" w:hAnsi="Cambria Math"/>
-              <w:sz w:val="24"/>
-              <w:szCs w:val="24"/>
-            </w:rPr>
-            <m:t xml:space="preserve"> × ( </m:t>
-          </m:r>
-          <m:r>
-            <w:rPr>
-              <w:rFonts w:ascii="Cambria Math" w:hAnsi="Cambria Math"/>
-              <w:sz w:val="24"/>
-              <w:szCs w:val="24"/>
-            </w:rPr>
-            <m:t xml:space="preserve">1</m:t>
-          </m:r>
-          <m:r>
-            <w:rPr>
-              <w:rFonts w:ascii="Cambria Math" w:hAnsi="Cambria Math"/>
-              <w:sz w:val="24"/>
-              <w:szCs w:val="24"/>
-            </w:rPr>
-            <m:t xml:space="preserve"> − </m:t>
-          </m:r>
-          <m:sSub>
-            <m:e>
-              <m:r>
-                <w:rPr>
-                  <w:rFonts w:ascii="Cambria Math" w:hAnsi="Cambria Math"/>
-                  <w:sz w:val="24"/>
-                  <w:szCs w:val="24"/>
-                </w:rPr>
-                <m:t xml:space="preserve">Q</m:t>
-              </m:r>
-            </m:e>
-            <m:sub>
-              <m:r>
-                <w:rPr>
-                  <w:rFonts w:ascii="Cambria Math" w:hAnsi="Cambria Math"/>
-                  <w:sz w:val="24"/>
-                  <w:szCs w:val="24"/>
-                </w:rPr>
-                <m:t xml:space="preserve">x</m:t>
-              </m:r>
-              <m:r>
-                <w:rPr>
-                  <w:rFonts w:ascii="Cambria Math" w:hAnsi="Cambria Math"/>
-                  <w:sz w:val="24"/>
-                  <w:szCs w:val="24"/>
-                </w:rPr>
-                <m:t xml:space="preserve">+</m:t>
-              </m:r>
-              <m:r>
-                <w:rPr>
-                  <w:rFonts w:ascii="Cambria Math" w:hAnsi="Cambria Math"/>
-                  <w:sz w:val="24"/>
-                  <w:szCs w:val="24"/>
-                </w:rPr>
-                <m:t xml:space="preserve">t</m:t>
-              </m:r>
-            </m:sub>
-          </m:sSub>
-          <m:r>
-            <w:rPr>
-              <w:rFonts w:ascii="Cambria Math" w:hAnsi="Cambria Math"/>
-              <w:sz w:val="24"/>
-              <w:szCs w:val="24"/>
-            </w:rPr>
-            <m:t xml:space="preserve"> )</m:t>
+          <m:r>
+            <w:rPr>
+              <w:rFonts w:ascii="Cambria Math" w:hAnsi="Cambria Math"/>
+              <w:sz w:val="24"/>
+              <w:szCs w:val="24"/>
+            </w:rPr>
+            <m:t xml:space="preserve">100</m:t>
+          </m:r>
+          <m:r>
+            <w:rPr>
+              <w:rFonts w:ascii="Cambria Math" w:hAnsi="Cambria Math"/>
+              <w:sz w:val="24"/>
+              <w:szCs w:val="24"/>
+            </w:rPr>
+            <m:t xml:space="preserve">,</m:t>
+          </m:r>
+          <m:r>
+            <w:rPr>
+              <w:rFonts w:ascii="Cambria Math" w:hAnsi="Cambria Math"/>
+              <w:sz w:val="24"/>
+              <w:szCs w:val="24"/>
+            </w:rPr>
+            <m:t xml:space="preserve">000</m:t>
           </m:r>
         </m:oMath>
       </m:oMathPara>
     </w:p>
     <w:p>
       <w:pPr>
-        <w:pStyle w:val="Note"/>
-      </w:pPr>
-      <w:r>
-        <w:t xml:space="preserve">※ 2대질병 진단 담보가 이 집단을 쓴다. 납입자수는 탈퇴 사유로 유지자수와 똑같이 줄어든다 — 별도의 납입면제율을 곱하지 않는다.</w:t>
-      </w:r>
-    </w:p>
-    <w:p>
-      <w:pPr>
-        <w:pStyle w:val="Heading2"/>
-      </w:pPr>
-      <w:r>
-        <w:t xml:space="preserve">마. 계산기수 — 보험료</w:t>
-      </w:r>
-    </w:p>
-    <w:p>
-      <w:pPr>
-        <w:pStyle w:val="FormulaLabel"/>
-      </w:pPr>
-      <w:r>
-        <w:t xml:space="preserve">[식] 유지자수·납입자수의 현가 (D · D′)</w:t>
+        <w:pStyle w:val="FormulaText"/>
+      </w:pPr>
+      <w:r>
+        <w:t xml:space="preserve">납입자수 — 납입만 면제되는 사유가 없어 유지자수와 같다</w:t>
       </w:r>
     </w:p>
     <w:p>
@@ -3096,7 +3033,7 @@
                   <w:sz w:val="24"/>
                   <w:szCs w:val="24"/>
                 </w:rPr>
-                <m:t xml:space="preserve">D</m:t>
+                <m:t xml:space="preserve">l′</m:t>
               </m:r>
             </m:e>
             <m:sub>
@@ -3123,6 +3060,22 @@
                   <w:szCs w:val="24"/>
                 </w:rPr>
                 <m:t xml:space="preserve">t</m:t>
+              </m:r>
+              <m:r>
+                <w:rPr>
+                  <w:rFonts w:ascii="Cambria Math" w:hAnsi="Cambria Math"/>
+                  <w:sz w:val="24"/>
+                  <w:szCs w:val="24"/>
+                </w:rPr>
+                <m:t xml:space="preserve">+</m:t>
+              </m:r>
+              <m:r>
+                <w:rPr>
+                  <w:rFonts w:ascii="Cambria Math" w:hAnsi="Cambria Math"/>
+                  <w:sz w:val="24"/>
+                  <w:szCs w:val="24"/>
+                </w:rPr>
+                <m:t xml:space="preserve">1</m:t>
               </m:r>
             </m:sub>
           </m:sSub>
@@ -3142,7 +3095,7 @@
                   <w:sz w:val="24"/>
                   <w:szCs w:val="24"/>
                 </w:rPr>
-                <m:t xml:space="preserve">l</m:t>
+                <m:t xml:space="preserve">l′</m:t>
               </m:r>
             </m:e>
             <m:sub>
@@ -3178,20 +3131,52 @@
               <w:sz w:val="24"/>
               <w:szCs w:val="24"/>
             </w:rPr>
-            <m:t xml:space="preserve">·</m:t>
-          </m:r>
-          <m:sSup>
-            <m:e>
-              <m:r>
-                <w:rPr>
-                  <w:rFonts w:ascii="Cambria Math" w:hAnsi="Cambria Math"/>
-                  <w:sz w:val="24"/>
-                  <w:szCs w:val="24"/>
-                </w:rPr>
-                <m:t xml:space="preserve">v</m:t>
-              </m:r>
-            </m:e>
-            <m:sup>
+            <m:t xml:space="preserve"> × ( </m:t>
+          </m:r>
+          <m:r>
+            <w:rPr>
+              <w:rFonts w:ascii="Cambria Math" w:hAnsi="Cambria Math"/>
+              <w:sz w:val="24"/>
+              <w:szCs w:val="24"/>
+            </w:rPr>
+            <m:t xml:space="preserve">1</m:t>
+          </m:r>
+          <m:r>
+            <w:rPr>
+              <w:rFonts w:ascii="Cambria Math" w:hAnsi="Cambria Math"/>
+              <w:sz w:val="24"/>
+              <w:szCs w:val="24"/>
+            </w:rPr>
+            <m:t xml:space="preserve"> − </m:t>
+          </m:r>
+          <m:sSub>
+            <m:e>
+              <m:r>
+                <w:rPr>
+                  <w:rFonts w:ascii="Cambria Math" w:hAnsi="Cambria Math"/>
+                  <w:sz w:val="24"/>
+                  <w:szCs w:val="24"/>
+                </w:rPr>
+                <m:t xml:space="preserve">Q</m:t>
+              </m:r>
+            </m:e>
+            <m:sub>
+              <m:r>
+                <w:rPr>
+                  <w:rFonts w:ascii="Cambria Math" w:hAnsi="Cambria Math"/>
+                  <w:sz w:val="24"/>
+                  <w:szCs w:val="24"/>
+                </w:rPr>
+                <m:t xml:space="preserve">x</m:t>
+              </m:r>
+              <m:r>
+                <w:rPr>
+                  <w:rFonts w:ascii="Cambria Math" w:hAnsi="Cambria Math"/>
+                  <w:sz w:val="24"/>
+                  <w:szCs w:val="24"/>
+                </w:rPr>
+                <m:t xml:space="preserve">+</m:t>
+              </m:r>
               <m:r>
                 <w:rPr>
                   <w:rFonts w:ascii="Cambria Math" w:hAnsi="Cambria Math"/>
@@ -3200,10 +3185,42 @@
                 </w:rPr>
                 <m:t xml:space="preserve">t</m:t>
               </m:r>
-            </m:sup>
-          </m:sSup>
+            </m:sub>
+          </m:sSub>
+          <m:r>
+            <w:rPr>
+              <w:rFonts w:ascii="Cambria Math" w:hAnsi="Cambria Math"/>
+              <w:sz w:val="24"/>
+              <w:szCs w:val="24"/>
+            </w:rPr>
+            <m:t xml:space="preserve"> )</m:t>
+          </m:r>
         </m:oMath>
       </m:oMathPara>
+    </w:p>
+    <w:p>
+      <w:pPr>
+        <w:pStyle w:val="Note"/>
+      </w:pPr>
+      <w:r>
+        <w:t xml:space="preserve">※ 납입자수는 탈퇴 사유로 유지자수와 똑같이 줄어든다 — 별도의 납입면제율을 곱하지 않는다. 탈퇴율 Q 는 이 집단의 유지자수 식에서 정한 것이다.</w:t>
+      </w:r>
+    </w:p>
+    <w:p>
+      <w:pPr>
+        <w:pStyle w:val="Heading2"/>
+      </w:pPr>
+      <w:r>
+        <w:t xml:space="preserve">마. 계산기수 — 보험료</w:t>
+      </w:r>
+    </w:p>
+    <w:p>
+      <w:pPr>
+        <w:pStyle w:val="FormulaLabel"/>
+      </w:pPr>
+      <w:r>
+        <w:t xml:space="preserve">[식] 납입자수의 현가와 누계 (D′ · N′)</w:t>
+      </w:r>
     </w:p>
     <w:p>
       <w:pPr>
@@ -3333,14 +3350,6 @@
     </w:p>
     <w:p>
       <w:pPr>
-        <w:pStyle w:val="FormulaLabel"/>
-      </w:pPr>
-      <w:r>
-        <w:t xml:space="preserve">[식] 현가의 누계 (N · N′)</w:t>
-      </w:r>
-    </w:p>
-    <w:p>
-      <w:pPr>
         <w:pStyle w:val="Formula"/>
       </w:pPr>
       <m:oMathPara>
@@ -3356,7 +3365,7 @@
                   <w:sz w:val="24"/>
                   <w:szCs w:val="24"/>
                 </w:rPr>
-                <m:t xml:space="preserve">N</m:t>
+                <m:t xml:space="preserve">N′</m:t>
               </m:r>
             </m:e>
             <m:sub>
@@ -3448,7 +3457,7 @@
                   <w:sz w:val="24"/>
                   <w:szCs w:val="24"/>
                 </w:rPr>
-                <m:t xml:space="preserve">D</m:t>
+                <m:t xml:space="preserve">D′</m:t>
               </m:r>
             </m:e>
             <m:sub>
@@ -3480,6 +3489,318 @@
           </m:sSub>
         </m:oMath>
       </m:oMathPara>
+    </w:p>
+    <w:p>
+      <w:pPr>
+        <w:pStyle w:val="FormulaLabel"/>
+      </w:pPr>
+      <w:r>
+        <w:t xml:space="preserve">[식] 연납 환산 납입기수 (N*)</w:t>
+      </w:r>
+    </w:p>
+    <w:p>
+      <w:pPr>
+        <w:pStyle w:val="Formula"/>
+      </w:pPr>
+      <m:oMathPara>
+        <m:oMathParaPr>
+          <m:jc m:val="left"/>
+        </m:oMathParaPr>
+        <m:oMath>
+          <m:r>
+            <w:rPr>
+              <w:rFonts w:ascii="Cambria Math" w:hAnsi="Cambria Math"/>
+              <w:sz w:val="24"/>
+              <w:szCs w:val="24"/>
+            </w:rPr>
+            <m:t xml:space="preserve">N*</m:t>
+          </m:r>
+          <m:r>
+            <w:rPr>
+              <w:rFonts w:ascii="Cambria Math" w:hAnsi="Cambria Math"/>
+              <w:sz w:val="24"/>
+              <w:szCs w:val="24"/>
+            </w:rPr>
+            <m:t xml:space="preserve"> = </m:t>
+          </m:r>
+          <m:r>
+            <w:rPr>
+              <w:rFonts w:ascii="Cambria Math" w:hAnsi="Cambria Math"/>
+              <w:sz w:val="24"/>
+              <w:szCs w:val="24"/>
+            </w:rPr>
+            <m:t xml:space="preserve">k</m:t>
+          </m:r>
+          <m:r>
+            <w:rPr>
+              <w:rFonts w:ascii="Cambria Math" w:hAnsi="Cambria Math"/>
+              <w:sz w:val="24"/>
+              <w:szCs w:val="24"/>
+            </w:rPr>
+            <m:t xml:space="preserve"> · [ ( </m:t>
+          </m:r>
+          <m:sSub>
+            <m:e>
+              <m:r>
+                <w:rPr>
+                  <w:rFonts w:ascii="Cambria Math" w:hAnsi="Cambria Math"/>
+                  <w:sz w:val="24"/>
+                  <w:szCs w:val="24"/>
+                </w:rPr>
+                <m:t xml:space="preserve">N′</m:t>
+              </m:r>
+            </m:e>
+            <m:sub>
+              <m:r>
+                <w:rPr>
+                  <w:rFonts w:ascii="Cambria Math" w:hAnsi="Cambria Math"/>
+                  <w:sz w:val="24"/>
+                  <w:szCs w:val="24"/>
+                </w:rPr>
+                <m:t xml:space="preserve">x</m:t>
+              </m:r>
+            </m:sub>
+          </m:sSub>
+          <m:r>
+            <w:rPr>
+              <w:rFonts w:ascii="Cambria Math" w:hAnsi="Cambria Math"/>
+              <w:sz w:val="24"/>
+              <w:szCs w:val="24"/>
+            </w:rPr>
+            <m:t xml:space="preserve"> − </m:t>
+          </m:r>
+          <m:sSub>
+            <m:e>
+              <m:r>
+                <w:rPr>
+                  <w:rFonts w:ascii="Cambria Math" w:hAnsi="Cambria Math"/>
+                  <w:sz w:val="24"/>
+                  <w:szCs w:val="24"/>
+                </w:rPr>
+                <m:t xml:space="preserve">N′</m:t>
+              </m:r>
+            </m:e>
+            <m:sub>
+              <m:r>
+                <w:rPr>
+                  <w:rFonts w:ascii="Cambria Math" w:hAnsi="Cambria Math"/>
+                  <w:sz w:val="24"/>
+                  <w:szCs w:val="24"/>
+                </w:rPr>
+                <m:t xml:space="preserve">x</m:t>
+              </m:r>
+              <m:r>
+                <w:rPr>
+                  <w:rFonts w:ascii="Cambria Math" w:hAnsi="Cambria Math"/>
+                  <w:sz w:val="24"/>
+                  <w:szCs w:val="24"/>
+                </w:rPr>
+                <m:t xml:space="preserve">+</m:t>
+              </m:r>
+              <m:r>
+                <w:rPr>
+                  <w:rFonts w:ascii="Cambria Math" w:hAnsi="Cambria Math"/>
+                  <w:sz w:val="24"/>
+                  <w:szCs w:val="24"/>
+                </w:rPr>
+                <m:t xml:space="preserve">m</m:t>
+              </m:r>
+            </m:sub>
+          </m:sSub>
+          <m:r>
+            <w:rPr>
+              <w:rFonts w:ascii="Cambria Math" w:hAnsi="Cambria Math"/>
+              <w:sz w:val="24"/>
+              <w:szCs w:val="24"/>
+            </w:rPr>
+            <m:t xml:space="preserve"> )</m:t>
+          </m:r>
+        </m:oMath>
+      </m:oMathPara>
+    </w:p>
+    <w:p>
+      <w:pPr>
+        <w:pStyle w:val="Formula"/>
+      </w:pPr>
+      <m:oMathPara>
+        <m:oMathParaPr>
+          <m:jc m:val="left"/>
+        </m:oMathParaPr>
+        <m:oMath>
+          <m:r>
+            <w:rPr>
+              <w:rFonts w:ascii="Cambria Math" w:hAnsi="Cambria Math"/>
+              <w:sz w:val="24"/>
+              <w:szCs w:val="24"/>
+            </w:rPr>
+            <m:t xml:space="preserve">− ( </m:t>
+          </m:r>
+          <m:r>
+            <w:rPr>
+              <w:rFonts w:ascii="Cambria Math" w:hAnsi="Cambria Math"/>
+              <w:sz w:val="24"/>
+              <w:szCs w:val="24"/>
+            </w:rPr>
+            <m:t xml:space="preserve">k</m:t>
+          </m:r>
+          <m:r>
+            <w:rPr>
+              <w:rFonts w:ascii="Cambria Math" w:hAnsi="Cambria Math"/>
+              <w:sz w:val="24"/>
+              <w:szCs w:val="24"/>
+            </w:rPr>
+            <m:t xml:space="preserve">−</m:t>
+          </m:r>
+          <m:r>
+            <w:rPr>
+              <w:rFonts w:ascii="Cambria Math" w:hAnsi="Cambria Math"/>
+              <w:sz w:val="24"/>
+              <w:szCs w:val="24"/>
+            </w:rPr>
+            <m:t xml:space="preserve">1</m:t>
+          </m:r>
+          <m:r>
+            <w:rPr>
+              <w:rFonts w:ascii="Cambria Math" w:hAnsi="Cambria Math"/>
+              <w:sz w:val="24"/>
+              <w:szCs w:val="24"/>
+            </w:rPr>
+            <m:t xml:space="preserve"> )/( </m:t>
+          </m:r>
+          <m:r>
+            <w:rPr>
+              <w:rFonts w:ascii="Cambria Math" w:hAnsi="Cambria Math"/>
+              <w:sz w:val="24"/>
+              <w:szCs w:val="24"/>
+            </w:rPr>
+            <m:t xml:space="preserve">2</m:t>
+          </m:r>
+          <m:r>
+            <w:rPr>
+              <w:rFonts w:ascii="Cambria Math" w:hAnsi="Cambria Math"/>
+              <w:sz w:val="24"/>
+              <w:szCs w:val="24"/>
+            </w:rPr>
+            <m:t xml:space="preserve">·</m:t>
+          </m:r>
+          <m:r>
+            <w:rPr>
+              <w:rFonts w:ascii="Cambria Math" w:hAnsi="Cambria Math"/>
+              <w:sz w:val="24"/>
+              <w:szCs w:val="24"/>
+            </w:rPr>
+            <m:t xml:space="preserve">k</m:t>
+          </m:r>
+          <m:r>
+            <w:rPr>
+              <w:rFonts w:ascii="Cambria Math" w:hAnsi="Cambria Math"/>
+              <w:sz w:val="24"/>
+              <w:szCs w:val="24"/>
+            </w:rPr>
+            <m:t xml:space="preserve"> )·( </m:t>
+          </m:r>
+          <m:sSub>
+            <m:e>
+              <m:r>
+                <w:rPr>
+                  <w:rFonts w:ascii="Cambria Math" w:hAnsi="Cambria Math"/>
+                  <w:sz w:val="24"/>
+                  <w:szCs w:val="24"/>
+                </w:rPr>
+                <m:t xml:space="preserve">D′</m:t>
+              </m:r>
+            </m:e>
+            <m:sub>
+              <m:r>
+                <w:rPr>
+                  <w:rFonts w:ascii="Cambria Math" w:hAnsi="Cambria Math"/>
+                  <w:sz w:val="24"/>
+                  <w:szCs w:val="24"/>
+                </w:rPr>
+                <m:t xml:space="preserve">x</m:t>
+              </m:r>
+            </m:sub>
+          </m:sSub>
+          <m:r>
+            <w:rPr>
+              <w:rFonts w:ascii="Cambria Math" w:hAnsi="Cambria Math"/>
+              <w:sz w:val="24"/>
+              <w:szCs w:val="24"/>
+            </w:rPr>
+            <m:t xml:space="preserve"> − </m:t>
+          </m:r>
+          <m:sSub>
+            <m:e>
+              <m:r>
+                <w:rPr>
+                  <w:rFonts w:ascii="Cambria Math" w:hAnsi="Cambria Math"/>
+                  <w:sz w:val="24"/>
+                  <w:szCs w:val="24"/>
+                </w:rPr>
+                <m:t xml:space="preserve">D′</m:t>
+              </m:r>
+            </m:e>
+            <m:sub>
+              <m:r>
+                <w:rPr>
+                  <w:rFonts w:ascii="Cambria Math" w:hAnsi="Cambria Math"/>
+                  <w:sz w:val="24"/>
+                  <w:szCs w:val="24"/>
+                </w:rPr>
+                <m:t xml:space="preserve">x</m:t>
+              </m:r>
+              <m:r>
+                <w:rPr>
+                  <w:rFonts w:ascii="Cambria Math" w:hAnsi="Cambria Math"/>
+                  <w:sz w:val="24"/>
+                  <w:szCs w:val="24"/>
+                </w:rPr>
+                <m:t xml:space="preserve">+</m:t>
+              </m:r>
+              <m:r>
+                <w:rPr>
+                  <w:rFonts w:ascii="Cambria Math" w:hAnsi="Cambria Math"/>
+                  <w:sz w:val="24"/>
+                  <w:szCs w:val="24"/>
+                </w:rPr>
+                <m:t xml:space="preserve">m</m:t>
+              </m:r>
+            </m:sub>
+          </m:sSub>
+          <m:r>
+            <w:rPr>
+              <w:rFonts w:ascii="Cambria Math" w:hAnsi="Cambria Math"/>
+              <w:sz w:val="24"/>
+              <w:szCs w:val="24"/>
+            </w:rPr>
+            <m:t xml:space="preserve"> ) ]</m:t>
+          </m:r>
+        </m:oMath>
+      </m:oMathPara>
+    </w:p>
+    <w:p>
+      <w:pPr>
+        <w:pStyle w:val="Note"/>
+      </w:pPr>
+      <w:r>
+        <w:t xml:space="preserve">※ k 는 납입주기별 계수(연납 1, 6개월납 2, 3개월납 4, 월납 12)이다. 납입방법에 따라 N* 만 달라지고 보험금의 현가는 같다.</w:t>
+      </w:r>
+    </w:p>
+    <w:p>
+      <w:pPr>
+        <w:pStyle w:val="Heading2"/>
+      </w:pPr>
+      <w:r>
+        <w:t xml:space="preserve">바. 계산기수 — 보험금</w:t>
+      </w:r>
+    </w:p>
+    <w:p>
+      <w:pPr>
+        <w:pStyle w:val="FormulaLabel"/>
+      </w:pPr>
+      <w:r>
+        <w:t xml:space="preserve">[식] 유지자수의 현가와 누계 (D · N)</w:t>
+      </w:r>
     </w:p>
     <w:p>
       <w:pPr>
@@ -3498,7 +3819,7 @@
                   <w:sz w:val="24"/>
                   <w:szCs w:val="24"/>
                 </w:rPr>
-                <m:t xml:space="preserve">N′</m:t>
+                <m:t xml:space="preserve">D</m:t>
               </m:r>
             </m:e>
             <m:sub>
@@ -3544,7 +3865,7 @@
                   <w:sz w:val="24"/>
                   <w:szCs w:val="24"/>
                 </w:rPr>
-                <m:t xml:space="preserve">Σ</m:t>
+                <m:t xml:space="preserve">l</m:t>
               </m:r>
             </m:e>
             <m:sub>
@@ -3554,15 +3875,15 @@
                   <w:sz w:val="24"/>
                   <w:szCs w:val="24"/>
                 </w:rPr>
-                <m:t xml:space="preserve">u</m:t>
-              </m:r>
-              <m:r>
-                <w:rPr>
-                  <w:rFonts w:ascii="Cambria Math" w:hAnsi="Cambria Math"/>
-                  <w:sz w:val="24"/>
-                  <w:szCs w:val="24"/>
-                </w:rPr>
-                <m:t xml:space="preserve">≥</m:t>
+                <m:t xml:space="preserve">x</m:t>
+              </m:r>
+              <m:r>
+                <w:rPr>
+                  <w:rFonts w:ascii="Cambria Math" w:hAnsi="Cambria Math"/>
+                  <w:sz w:val="24"/>
+                  <w:szCs w:val="24"/>
+                </w:rPr>
+                <m:t xml:space="preserve">+</m:t>
               </m:r>
               <m:r>
                 <w:rPr>
@@ -3580,368 +3901,32 @@
               <w:sz w:val="24"/>
               <w:szCs w:val="24"/>
             </w:rPr>
-            <m:t xml:space="preserve"> </m:t>
-          </m:r>
-          <m:sSub>
-            <m:e>
-              <m:r>
-                <w:rPr>
-                  <w:rFonts w:ascii="Cambria Math" w:hAnsi="Cambria Math"/>
-                  <w:sz w:val="24"/>
-                  <w:szCs w:val="24"/>
-                </w:rPr>
-                <m:t xml:space="preserve">D′</m:t>
-              </m:r>
-            </m:e>
-            <m:sub>
-              <m:r>
-                <w:rPr>
-                  <w:rFonts w:ascii="Cambria Math" w:hAnsi="Cambria Math"/>
-                  <w:sz w:val="24"/>
-                  <w:szCs w:val="24"/>
-                </w:rPr>
-                <m:t xml:space="preserve">x</m:t>
-              </m:r>
-              <m:r>
-                <w:rPr>
-                  <w:rFonts w:ascii="Cambria Math" w:hAnsi="Cambria Math"/>
-                  <w:sz w:val="24"/>
-                  <w:szCs w:val="24"/>
-                </w:rPr>
-                <m:t xml:space="preserve">+</m:t>
-              </m:r>
-              <m:r>
-                <w:rPr>
-                  <w:rFonts w:ascii="Cambria Math" w:hAnsi="Cambria Math"/>
-                  <w:sz w:val="24"/>
-                  <w:szCs w:val="24"/>
-                </w:rPr>
-                <m:t xml:space="preserve">u</m:t>
-              </m:r>
-            </m:sub>
-          </m:sSub>
+            <m:t xml:space="preserve">·</m:t>
+          </m:r>
+          <m:sSup>
+            <m:e>
+              <m:r>
+                <w:rPr>
+                  <w:rFonts w:ascii="Cambria Math" w:hAnsi="Cambria Math"/>
+                  <w:sz w:val="24"/>
+                  <w:szCs w:val="24"/>
+                </w:rPr>
+                <m:t xml:space="preserve">v</m:t>
+              </m:r>
+            </m:e>
+            <m:sup>
+              <m:r>
+                <w:rPr>
+                  <w:rFonts w:ascii="Cambria Math" w:hAnsi="Cambria Math"/>
+                  <w:sz w:val="24"/>
+                  <w:szCs w:val="24"/>
+                </w:rPr>
+                <m:t xml:space="preserve">t</m:t>
+              </m:r>
+            </m:sup>
+          </m:sSup>
         </m:oMath>
       </m:oMathPara>
-    </w:p>
-    <w:p>
-      <w:pPr>
-        <w:pStyle w:val="FormulaLabel"/>
-      </w:pPr>
-      <w:r>
-        <w:t xml:space="preserve">[식] 연납 환산 납입기수 (N*)</w:t>
-      </w:r>
-    </w:p>
-    <w:p>
-      <w:pPr>
-        <w:pStyle w:val="Formula"/>
-      </w:pPr>
-      <m:oMathPara>
-        <m:oMathParaPr>
-          <m:jc m:val="left"/>
-        </m:oMathParaPr>
-        <m:oMath>
-          <m:r>
-            <w:rPr>
-              <w:rFonts w:ascii="Cambria Math" w:hAnsi="Cambria Math"/>
-              <w:sz w:val="24"/>
-              <w:szCs w:val="24"/>
-            </w:rPr>
-            <m:t xml:space="preserve">N*</m:t>
-          </m:r>
-          <m:r>
-            <w:rPr>
-              <w:rFonts w:ascii="Cambria Math" w:hAnsi="Cambria Math"/>
-              <w:sz w:val="24"/>
-              <w:szCs w:val="24"/>
-            </w:rPr>
-            <m:t xml:space="preserve"> = </m:t>
-          </m:r>
-          <m:r>
-            <w:rPr>
-              <w:rFonts w:ascii="Cambria Math" w:hAnsi="Cambria Math"/>
-              <w:sz w:val="24"/>
-              <w:szCs w:val="24"/>
-            </w:rPr>
-            <m:t xml:space="preserve">k</m:t>
-          </m:r>
-          <m:r>
-            <w:rPr>
-              <w:rFonts w:ascii="Cambria Math" w:hAnsi="Cambria Math"/>
-              <w:sz w:val="24"/>
-              <w:szCs w:val="24"/>
-            </w:rPr>
-            <m:t xml:space="preserve"> · [ ( </m:t>
-          </m:r>
-          <m:sSub>
-            <m:e>
-              <m:r>
-                <w:rPr>
-                  <w:rFonts w:ascii="Cambria Math" w:hAnsi="Cambria Math"/>
-                  <w:sz w:val="24"/>
-                  <w:szCs w:val="24"/>
-                </w:rPr>
-                <m:t xml:space="preserve">N′</m:t>
-              </m:r>
-            </m:e>
-            <m:sub>
-              <m:r>
-                <w:rPr>
-                  <w:rFonts w:ascii="Cambria Math" w:hAnsi="Cambria Math"/>
-                  <w:sz w:val="24"/>
-                  <w:szCs w:val="24"/>
-                </w:rPr>
-                <m:t xml:space="preserve">x</m:t>
-              </m:r>
-            </m:sub>
-          </m:sSub>
-          <m:r>
-            <w:rPr>
-              <w:rFonts w:ascii="Cambria Math" w:hAnsi="Cambria Math"/>
-              <w:sz w:val="24"/>
-              <w:szCs w:val="24"/>
-            </w:rPr>
-            <m:t xml:space="preserve"> − </m:t>
-          </m:r>
-          <m:sSub>
-            <m:e>
-              <m:r>
-                <w:rPr>
-                  <w:rFonts w:ascii="Cambria Math" w:hAnsi="Cambria Math"/>
-                  <w:sz w:val="24"/>
-                  <w:szCs w:val="24"/>
-                </w:rPr>
-                <m:t xml:space="preserve">N′</m:t>
-              </m:r>
-            </m:e>
-            <m:sub>
-              <m:r>
-                <w:rPr>
-                  <w:rFonts w:ascii="Cambria Math" w:hAnsi="Cambria Math"/>
-                  <w:sz w:val="24"/>
-                  <w:szCs w:val="24"/>
-                </w:rPr>
-                <m:t xml:space="preserve">x</m:t>
-              </m:r>
-              <m:r>
-                <w:rPr>
-                  <w:rFonts w:ascii="Cambria Math" w:hAnsi="Cambria Math"/>
-                  <w:sz w:val="24"/>
-                  <w:szCs w:val="24"/>
-                </w:rPr>
-                <m:t xml:space="preserve">+</m:t>
-              </m:r>
-              <m:r>
-                <w:rPr>
-                  <w:rFonts w:ascii="Cambria Math" w:hAnsi="Cambria Math"/>
-                  <w:sz w:val="24"/>
-                  <w:szCs w:val="24"/>
-                </w:rPr>
-                <m:t xml:space="preserve">m</m:t>
-              </m:r>
-            </m:sub>
-          </m:sSub>
-          <m:r>
-            <w:rPr>
-              <w:rFonts w:ascii="Cambria Math" w:hAnsi="Cambria Math"/>
-              <w:sz w:val="24"/>
-              <w:szCs w:val="24"/>
-            </w:rPr>
-            <m:t xml:space="preserve"> )</m:t>
-          </m:r>
-        </m:oMath>
-      </m:oMathPara>
-    </w:p>
-    <w:p>
-      <w:pPr>
-        <w:pStyle w:val="Formula"/>
-      </w:pPr>
-      <m:oMathPara>
-        <m:oMathParaPr>
-          <m:jc m:val="left"/>
-        </m:oMathParaPr>
-        <m:oMath>
-          <m:r>
-            <w:rPr>
-              <w:rFonts w:ascii="Cambria Math" w:hAnsi="Cambria Math"/>
-              <w:sz w:val="24"/>
-              <w:szCs w:val="24"/>
-            </w:rPr>
-            <m:t xml:space="preserve">− ( </m:t>
-          </m:r>
-          <m:r>
-            <w:rPr>
-              <w:rFonts w:ascii="Cambria Math" w:hAnsi="Cambria Math"/>
-              <w:sz w:val="24"/>
-              <w:szCs w:val="24"/>
-            </w:rPr>
-            <m:t xml:space="preserve">k</m:t>
-          </m:r>
-          <m:r>
-            <w:rPr>
-              <w:rFonts w:ascii="Cambria Math" w:hAnsi="Cambria Math"/>
-              <w:sz w:val="24"/>
-              <w:szCs w:val="24"/>
-            </w:rPr>
-            <m:t xml:space="preserve">−</m:t>
-          </m:r>
-          <m:r>
-            <w:rPr>
-              <w:rFonts w:ascii="Cambria Math" w:hAnsi="Cambria Math"/>
-              <w:sz w:val="24"/>
-              <w:szCs w:val="24"/>
-            </w:rPr>
-            <m:t xml:space="preserve">1</m:t>
-          </m:r>
-          <m:r>
-            <w:rPr>
-              <w:rFonts w:ascii="Cambria Math" w:hAnsi="Cambria Math"/>
-              <w:sz w:val="24"/>
-              <w:szCs w:val="24"/>
-            </w:rPr>
-            <m:t xml:space="preserve"> )/( </m:t>
-          </m:r>
-          <m:r>
-            <w:rPr>
-              <w:rFonts w:ascii="Cambria Math" w:hAnsi="Cambria Math"/>
-              <w:sz w:val="24"/>
-              <w:szCs w:val="24"/>
-            </w:rPr>
-            <m:t xml:space="preserve">2</m:t>
-          </m:r>
-          <m:r>
-            <w:rPr>
-              <w:rFonts w:ascii="Cambria Math" w:hAnsi="Cambria Math"/>
-              <w:sz w:val="24"/>
-              <w:szCs w:val="24"/>
-            </w:rPr>
-            <m:t xml:space="preserve">·</m:t>
-          </m:r>
-          <m:r>
-            <w:rPr>
-              <w:rFonts w:ascii="Cambria Math" w:hAnsi="Cambria Math"/>
-              <w:sz w:val="24"/>
-              <w:szCs w:val="24"/>
-            </w:rPr>
-            <m:t xml:space="preserve">k</m:t>
-          </m:r>
-          <m:r>
-            <w:rPr>
-              <w:rFonts w:ascii="Cambria Math" w:hAnsi="Cambria Math"/>
-              <w:sz w:val="24"/>
-              <w:szCs w:val="24"/>
-            </w:rPr>
-            <m:t xml:space="preserve"> )·( </m:t>
-          </m:r>
-          <m:sSub>
-            <m:e>
-              <m:r>
-                <w:rPr>
-                  <w:rFonts w:ascii="Cambria Math" w:hAnsi="Cambria Math"/>
-                  <w:sz w:val="24"/>
-                  <w:szCs w:val="24"/>
-                </w:rPr>
-                <m:t xml:space="preserve">D′</m:t>
-              </m:r>
-            </m:e>
-            <m:sub>
-              <m:r>
-                <w:rPr>
-                  <w:rFonts w:ascii="Cambria Math" w:hAnsi="Cambria Math"/>
-                  <w:sz w:val="24"/>
-                  <w:szCs w:val="24"/>
-                </w:rPr>
-                <m:t xml:space="preserve">x</m:t>
-              </m:r>
-            </m:sub>
-          </m:sSub>
-          <m:r>
-            <w:rPr>
-              <w:rFonts w:ascii="Cambria Math" w:hAnsi="Cambria Math"/>
-              <w:sz w:val="24"/>
-              <w:szCs w:val="24"/>
-            </w:rPr>
-            <m:t xml:space="preserve"> − </m:t>
-          </m:r>
-          <m:sSub>
-            <m:e>
-              <m:r>
-                <w:rPr>
-                  <w:rFonts w:ascii="Cambria Math" w:hAnsi="Cambria Math"/>
-                  <w:sz w:val="24"/>
-                  <w:szCs w:val="24"/>
-                </w:rPr>
-                <m:t xml:space="preserve">D′</m:t>
-              </m:r>
-            </m:e>
-            <m:sub>
-              <m:r>
-                <w:rPr>
-                  <w:rFonts w:ascii="Cambria Math" w:hAnsi="Cambria Math"/>
-                  <w:sz w:val="24"/>
-                  <w:szCs w:val="24"/>
-                </w:rPr>
-                <m:t xml:space="preserve">x</m:t>
-              </m:r>
-              <m:r>
-                <w:rPr>
-                  <w:rFonts w:ascii="Cambria Math" w:hAnsi="Cambria Math"/>
-                  <w:sz w:val="24"/>
-                  <w:szCs w:val="24"/>
-                </w:rPr>
-                <m:t xml:space="preserve">+</m:t>
-              </m:r>
-              <m:r>
-                <w:rPr>
-                  <w:rFonts w:ascii="Cambria Math" w:hAnsi="Cambria Math"/>
-                  <w:sz w:val="24"/>
-                  <w:szCs w:val="24"/>
-                </w:rPr>
-                <m:t xml:space="preserve">m</m:t>
-              </m:r>
-            </m:sub>
-          </m:sSub>
-          <m:r>
-            <w:rPr>
-              <w:rFonts w:ascii="Cambria Math" w:hAnsi="Cambria Math"/>
-              <w:sz w:val="24"/>
-              <w:szCs w:val="24"/>
-            </w:rPr>
-            <m:t xml:space="preserve"> ) ]</m:t>
-          </m:r>
-        </m:oMath>
-      </m:oMathPara>
-    </w:p>
-    <w:p>
-      <w:pPr>
-        <w:pStyle w:val="Note"/>
-      </w:pPr>
-      <w:r>
-        <w:t xml:space="preserve">※ k 는 납입주기별 계수(연납 1, 6개월납 2, 3개월납 4, 월납 12)이다.</w:t>
-      </w:r>
-    </w:p>
-    <w:p>
-      <w:pPr>
-        <w:pStyle w:val="Heading2"/>
-      </w:pPr>
-      <w:r>
-        <w:t xml:space="preserve">바. 계산기수 — 보험금</w:t>
-      </w:r>
-    </w:p>
-    <w:p>
-      <w:pPr>
-        <w:pStyle w:val="FormulaLabel"/>
-      </w:pPr>
-      <w:r>
-        <w:t xml:space="preserve">[식] 보험금의 현가 — 2대질병 진단</w:t>
-      </w:r>
-    </w:p>
-    <w:p>
-      <w:pPr>
-        <w:pStyle w:val="FormulaText"/>
-      </w:pPr>
-      <w:r>
-        <w:t xml:space="preserve">보장금액의 배수</w:t>
-      </w:r>
     </w:p>
     <w:p>
       <w:pPr>
@@ -3960,10 +3945,26 @@
                   <w:sz w:val="24"/>
                   <w:szCs w:val="24"/>
                 </w:rPr>
-                <m:t xml:space="preserve">S</m:t>
+                <m:t xml:space="preserve">N</m:t>
               </m:r>
             </m:e>
             <m:sub>
+              <m:r>
+                <w:rPr>
+                  <w:rFonts w:ascii="Cambria Math" w:hAnsi="Cambria Math"/>
+                  <w:sz w:val="24"/>
+                  <w:szCs w:val="24"/>
+                </w:rPr>
+                <m:t xml:space="preserve">x</m:t>
+              </m:r>
+              <m:r>
+                <w:rPr>
+                  <w:rFonts w:ascii="Cambria Math" w:hAnsi="Cambria Math"/>
+                  <w:sz w:val="24"/>
+                  <w:szCs w:val="24"/>
+                </w:rPr>
+                <m:t xml:space="preserve">+</m:t>
+              </m:r>
               <m:r>
                 <w:rPr>
                   <w:rFonts w:ascii="Cambria Math" w:hAnsi="Cambria Math"/>
@@ -3982,23 +3983,115 @@
             </w:rPr>
             <m:t xml:space="preserve"> = </m:t>
           </m:r>
-          <m:r>
-            <w:rPr>
-              <w:rFonts w:ascii="Cambria Math" w:hAnsi="Cambria Math"/>
-              <w:sz w:val="24"/>
-              <w:szCs w:val="24"/>
-            </w:rPr>
-            <m:t xml:space="preserve">1</m:t>
-          </m:r>
+          <m:sSub>
+            <m:e>
+              <m:r>
+                <w:rPr>
+                  <w:rFonts w:ascii="Cambria Math" w:hAnsi="Cambria Math"/>
+                  <w:sz w:val="24"/>
+                  <w:szCs w:val="24"/>
+                </w:rPr>
+                <m:t xml:space="preserve">Σ</m:t>
+              </m:r>
+            </m:e>
+            <m:sub>
+              <m:r>
+                <w:rPr>
+                  <w:rFonts w:ascii="Cambria Math" w:hAnsi="Cambria Math"/>
+                  <w:sz w:val="24"/>
+                  <w:szCs w:val="24"/>
+                </w:rPr>
+                <m:t xml:space="preserve">u</m:t>
+              </m:r>
+              <m:r>
+                <w:rPr>
+                  <w:rFonts w:ascii="Cambria Math" w:hAnsi="Cambria Math"/>
+                  <w:sz w:val="24"/>
+                  <w:szCs w:val="24"/>
+                </w:rPr>
+                <m:t xml:space="preserve">≥</m:t>
+              </m:r>
+              <m:r>
+                <w:rPr>
+                  <w:rFonts w:ascii="Cambria Math" w:hAnsi="Cambria Math"/>
+                  <w:sz w:val="24"/>
+                  <w:szCs w:val="24"/>
+                </w:rPr>
+                <m:t xml:space="preserve">t</m:t>
+              </m:r>
+            </m:sub>
+          </m:sSub>
+          <m:r>
+            <w:rPr>
+              <w:rFonts w:ascii="Cambria Math" w:hAnsi="Cambria Math"/>
+              <w:sz w:val="24"/>
+              <w:szCs w:val="24"/>
+            </w:rPr>
+            <m:t xml:space="preserve"> </m:t>
+          </m:r>
+          <m:sSub>
+            <m:e>
+              <m:r>
+                <w:rPr>
+                  <w:rFonts w:ascii="Cambria Math" w:hAnsi="Cambria Math"/>
+                  <w:sz w:val="24"/>
+                  <w:szCs w:val="24"/>
+                </w:rPr>
+                <m:t xml:space="preserve">D</m:t>
+              </m:r>
+            </m:e>
+            <m:sub>
+              <m:r>
+                <w:rPr>
+                  <w:rFonts w:ascii="Cambria Math" w:hAnsi="Cambria Math"/>
+                  <w:sz w:val="24"/>
+                  <w:szCs w:val="24"/>
+                </w:rPr>
+                <m:t xml:space="preserve">x</m:t>
+              </m:r>
+              <m:r>
+                <w:rPr>
+                  <w:rFonts w:ascii="Cambria Math" w:hAnsi="Cambria Math"/>
+                  <w:sz w:val="24"/>
+                  <w:szCs w:val="24"/>
+                </w:rPr>
+                <m:t xml:space="preserve">+</m:t>
+              </m:r>
+              <m:r>
+                <w:rPr>
+                  <w:rFonts w:ascii="Cambria Math" w:hAnsi="Cambria Math"/>
+                  <w:sz w:val="24"/>
+                  <w:szCs w:val="24"/>
+                </w:rPr>
+                <m:t xml:space="preserve">u</m:t>
+              </m:r>
+            </m:sub>
+          </m:sSub>
         </m:oMath>
       </m:oMathPara>
     </w:p>
     <w:p>
       <w:pPr>
+        <w:pStyle w:val="Note"/>
+      </w:pPr>
+      <w:r>
+        <w:t xml:space="preserve">※ 담보마다 그 담보가 속한 집단의 l 로 낸다. 납입 후 유지비와 책임준비금(2.)이 N 을 쓴다.</w:t>
+      </w:r>
+    </w:p>
+    <w:p>
+      <w:pPr>
+        <w:pStyle w:val="FormulaLabel"/>
+      </w:pPr>
+      <w:r>
+        <w:t xml:space="preserve">[식] 보험금의 현가 — 2대질병 진단</w:t>
+      </w:r>
+    </w:p>
+    <w:p>
+      <w:pPr>
         <w:pStyle w:val="FormulaText"/>
       </w:pPr>
       <w:r>
-        <w:t xml:space="preserve">급부 발생자</w:t>
+        <w:t xml:space="preserve">보장금액의 배수</w:t>
       </w:r>
     </w:p>
     <w:p>
@@ -4018,26 +4111,10 @@
                   <w:sz w:val="24"/>
                   <w:szCs w:val="24"/>
                 </w:rPr>
-                <m:t xml:space="preserve">C</m:t>
+                <m:t xml:space="preserve">S</m:t>
               </m:r>
             </m:e>
             <m:sub>
-              <m:r>
-                <w:rPr>
-                  <w:rFonts w:ascii="Cambria Math" w:hAnsi="Cambria Math"/>
-                  <w:sz w:val="24"/>
-                  <w:szCs w:val="24"/>
-                </w:rPr>
-                <m:t xml:space="preserve">x</m:t>
-              </m:r>
-              <m:r>
-                <w:rPr>
-                  <w:rFonts w:ascii="Cambria Math" w:hAnsi="Cambria Math"/>
-                  <w:sz w:val="24"/>
-                  <w:szCs w:val="24"/>
-                </w:rPr>
-                <m:t xml:space="preserve">+</m:t>
-              </m:r>
               <m:r>
                 <w:rPr>
                   <w:rFonts w:ascii="Cambria Math" w:hAnsi="Cambria Math"/>
@@ -4056,128 +4133,14 @@
             </w:rPr>
             <m:t xml:space="preserve"> = </m:t>
           </m:r>
-          <m:sSub>
-            <m:e>
-              <m:r>
-                <w:rPr>
-                  <w:rFonts w:ascii="Cambria Math" w:hAnsi="Cambria Math"/>
-                  <w:sz w:val="24"/>
-                  <w:szCs w:val="24"/>
-                </w:rPr>
-                <m:t xml:space="preserve">l</m:t>
-              </m:r>
-            </m:e>
-            <m:sub>
-              <m:r>
-                <w:rPr>
-                  <w:rFonts w:ascii="Cambria Math" w:hAnsi="Cambria Math"/>
-                  <w:sz w:val="24"/>
-                  <w:szCs w:val="24"/>
-                </w:rPr>
-                <m:t xml:space="preserve">x</m:t>
-              </m:r>
-              <m:r>
-                <w:rPr>
-                  <w:rFonts w:ascii="Cambria Math" w:hAnsi="Cambria Math"/>
-                  <w:sz w:val="24"/>
-                  <w:szCs w:val="24"/>
-                </w:rPr>
-                <m:t xml:space="preserve">+</m:t>
-              </m:r>
-              <m:r>
-                <w:rPr>
-                  <w:rFonts w:ascii="Cambria Math" w:hAnsi="Cambria Math"/>
-                  <w:sz w:val="24"/>
-                  <w:szCs w:val="24"/>
-                </w:rPr>
-                <m:t xml:space="preserve">t</m:t>
-              </m:r>
-            </m:sub>
-          </m:sSub>
-          <m:r>
-            <w:rPr>
-              <w:rFonts w:ascii="Cambria Math" w:hAnsi="Cambria Math"/>
-              <w:sz w:val="24"/>
-              <w:szCs w:val="24"/>
-            </w:rPr>
-            <m:t xml:space="preserve">·</m:t>
-          </m:r>
-          <m:sSub>
-            <m:e>
-              <m:r>
-                <w:rPr>
-                  <w:rFonts w:ascii="Cambria Math" w:hAnsi="Cambria Math"/>
-                  <w:sz w:val="24"/>
-                  <w:szCs w:val="24"/>
-                </w:rPr>
-                <m:t xml:space="preserve">r</m:t>
-              </m:r>
-            </m:e>
-            <m:sub>
-              <m:r>
-                <w:rPr>
-                  <w:rFonts w:ascii="Cambria Math" w:hAnsi="Cambria Math"/>
-                  <w:sz w:val="24"/>
-                  <w:szCs w:val="24"/>
-                </w:rPr>
-                <m:t xml:space="preserve">x</m:t>
-              </m:r>
-              <m:r>
-                <w:rPr>
-                  <w:rFonts w:ascii="Cambria Math" w:hAnsi="Cambria Math"/>
-                  <w:sz w:val="24"/>
-                  <w:szCs w:val="24"/>
-                </w:rPr>
-                <m:t xml:space="preserve">+</m:t>
-              </m:r>
-              <m:r>
-                <w:rPr>
-                  <w:rFonts w:ascii="Cambria Math" w:hAnsi="Cambria Math"/>
-                  <w:sz w:val="24"/>
-                  <w:szCs w:val="24"/>
-                </w:rPr>
-                <m:t xml:space="preserve">t</m:t>
-              </m:r>
-            </m:sub>
-          </m:sSub>
-          <m:r>
-            <w:rPr>
-              <w:rFonts w:ascii="Cambria Math" w:hAnsi="Cambria Math"/>
-              <w:sz w:val="24"/>
-              <w:szCs w:val="24"/>
-            </w:rPr>
-            <m:t xml:space="preserve">·</m:t>
-          </m:r>
-          <m:sSup>
-            <m:e>
-              <m:r>
-                <w:rPr>
-                  <w:rFonts w:ascii="Cambria Math" w:hAnsi="Cambria Math"/>
-                  <w:sz w:val="24"/>
-                  <w:szCs w:val="24"/>
-                </w:rPr>
-                <m:t xml:space="preserve">v</m:t>
-              </m:r>
-            </m:e>
-            <m:sup>
-              <m:r>
-                <w:rPr>
-                  <w:rFonts w:ascii="Cambria Math" w:hAnsi="Cambria Math"/>
-                  <w:sz w:val="24"/>
-                  <w:szCs w:val="24"/>
-                </w:rPr>
-                <m:t xml:space="preserve">t</m:t>
-              </m:r>
-              <m:r>
-                <w:rPr>
-                  <w:rFonts w:ascii="Cambria Math" w:hAnsi="Cambria Math"/>
-                  <w:sz w:val="24"/>
-                  <w:szCs w:val="24"/>
-                </w:rPr>
-                <m:t xml:space="preserve">+½</m:t>
-              </m:r>
-            </m:sup>
-          </m:sSup>
+          <m:r>
+            <w:rPr>
+              <w:rFonts w:ascii="Cambria Math" w:hAnsi="Cambria Math"/>
+              <w:sz w:val="24"/>
+              <w:szCs w:val="24"/>
+            </w:rPr>
+            <m:t xml:space="preserve">1</m:t>
+          </m:r>
         </m:oMath>
       </m:oMathPara>
     </w:p>
@@ -4186,7 +4149,7 @@
         <w:pStyle w:val="FormulaText"/>
       </w:pPr>
       <w:r>
-        <w:t xml:space="preserve">보험금 현가의 누계</w:t>
+        <w:t xml:space="preserve">급부 발생자</w:t>
       </w:r>
     </w:p>
     <w:p>
@@ -4206,7 +4169,7 @@
                   <w:sz w:val="24"/>
                   <w:szCs w:val="24"/>
                 </w:rPr>
-                <m:t xml:space="preserve">M</m:t>
+                <m:t xml:space="preserve">C</m:t>
               </m:r>
             </m:e>
             <m:sub>
@@ -4244,15 +4207,15 @@
             </w:rPr>
             <m:t xml:space="preserve"> = </m:t>
           </m:r>
-          <m:sSubSup>
-            <m:e>
-              <m:r>
-                <w:rPr>
-                  <w:rFonts w:ascii="Cambria Math" w:hAnsi="Cambria Math"/>
-                  <w:sz w:val="24"/>
-                  <w:szCs w:val="24"/>
-                </w:rPr>
-                <m:t xml:space="preserve">Σ</m:t>
+          <m:sSub>
+            <m:e>
+              <m:r>
+                <w:rPr>
+                  <w:rFonts w:ascii="Cambria Math" w:hAnsi="Cambria Math"/>
+                  <w:sz w:val="24"/>
+                  <w:szCs w:val="24"/>
+                </w:rPr>
+                <m:t xml:space="preserve">l</m:t>
               </m:r>
             </m:e>
             <m:sub>
@@ -4262,15 +4225,15 @@
                   <w:sz w:val="24"/>
                   <w:szCs w:val="24"/>
                 </w:rPr>
-                <m:t xml:space="preserve">u</m:t>
-              </m:r>
-              <m:r>
-                <w:rPr>
-                  <w:rFonts w:ascii="Cambria Math" w:hAnsi="Cambria Math"/>
-                  <w:sz w:val="24"/>
-                  <w:szCs w:val="24"/>
-                </w:rPr>
-                <m:t xml:space="preserve">=</m:t>
+                <m:t xml:space="preserve">x</m:t>
+              </m:r>
+              <m:r>
+                <w:rPr>
+                  <w:rFonts w:ascii="Cambria Math" w:hAnsi="Cambria Math"/>
+                  <w:sz w:val="24"/>
+                  <w:szCs w:val="24"/>
+                </w:rPr>
+                <m:t xml:space="preserve">+</m:t>
               </m:r>
               <m:r>
                 <w:rPr>
@@ -4279,62 +4242,6 @@
                   <w:szCs w:val="24"/>
                 </w:rPr>
                 <m:t xml:space="preserve">t</m:t>
-              </m:r>
-            </m:sub>
-            <m:sup>
-              <m:r>
-                <w:rPr>
-                  <w:rFonts w:ascii="Cambria Math" w:hAnsi="Cambria Math"/>
-                  <w:sz w:val="24"/>
-                  <w:szCs w:val="24"/>
-                </w:rPr>
-                <m:t xml:space="preserve">n</m:t>
-              </m:r>
-              <m:r>
-                <w:rPr>
-                  <w:rFonts w:ascii="Cambria Math" w:hAnsi="Cambria Math"/>
-                  <w:sz w:val="24"/>
-                  <w:szCs w:val="24"/>
-                </w:rPr>
-                <m:t xml:space="preserve">−</m:t>
-              </m:r>
-              <m:r>
-                <w:rPr>
-                  <w:rFonts w:ascii="Cambria Math" w:hAnsi="Cambria Math"/>
-                  <w:sz w:val="24"/>
-                  <w:szCs w:val="24"/>
-                </w:rPr>
-                <m:t xml:space="preserve">1</m:t>
-              </m:r>
-            </m:sup>
-          </m:sSubSup>
-          <m:r>
-            <w:rPr>
-              <w:rFonts w:ascii="Cambria Math" w:hAnsi="Cambria Math"/>
-              <w:sz w:val="24"/>
-              <w:szCs w:val="24"/>
-            </w:rPr>
-            <m:t xml:space="preserve"> </m:t>
-          </m:r>
-          <m:sSub>
-            <m:e>
-              <m:r>
-                <w:rPr>
-                  <w:rFonts w:ascii="Cambria Math" w:hAnsi="Cambria Math"/>
-                  <w:sz w:val="24"/>
-                  <w:szCs w:val="24"/>
-                </w:rPr>
-                <m:t xml:space="preserve">S</m:t>
-              </m:r>
-            </m:e>
-            <m:sub>
-              <m:r>
-                <w:rPr>
-                  <w:rFonts w:ascii="Cambria Math" w:hAnsi="Cambria Math"/>
-                  <w:sz w:val="24"/>
-                  <w:szCs w:val="24"/>
-                </w:rPr>
-                <m:t xml:space="preserve">u</m:t>
               </m:r>
             </m:sub>
           </m:sSub>
@@ -4354,7 +4261,7 @@
                   <w:sz w:val="24"/>
                   <w:szCs w:val="24"/>
                 </w:rPr>
-                <m:t xml:space="preserve">C</m:t>
+                <m:t xml:space="preserve">r</m:t>
               </m:r>
             </m:e>
             <m:sub>
@@ -4380,10 +4287,48 @@
                   <w:sz w:val="24"/>
                   <w:szCs w:val="24"/>
                 </w:rPr>
-                <m:t xml:space="preserve">u</m:t>
+                <m:t xml:space="preserve">t</m:t>
               </m:r>
             </m:sub>
           </m:sSub>
+          <m:r>
+            <w:rPr>
+              <w:rFonts w:ascii="Cambria Math" w:hAnsi="Cambria Math"/>
+              <w:sz w:val="24"/>
+              <w:szCs w:val="24"/>
+            </w:rPr>
+            <m:t xml:space="preserve">·</m:t>
+          </m:r>
+          <m:sSup>
+            <m:e>
+              <m:r>
+                <w:rPr>
+                  <w:rFonts w:ascii="Cambria Math" w:hAnsi="Cambria Math"/>
+                  <w:sz w:val="24"/>
+                  <w:szCs w:val="24"/>
+                </w:rPr>
+                <m:t xml:space="preserve">v</m:t>
+              </m:r>
+            </m:e>
+            <m:sup>
+              <m:r>
+                <w:rPr>
+                  <w:rFonts w:ascii="Cambria Math" w:hAnsi="Cambria Math"/>
+                  <w:sz w:val="24"/>
+                  <w:szCs w:val="24"/>
+                </w:rPr>
+                <m:t xml:space="preserve">t</m:t>
+              </m:r>
+              <m:r>
+                <w:rPr>
+                  <w:rFonts w:ascii="Cambria Math" w:hAnsi="Cambria Math"/>
+                  <w:sz w:val="24"/>
+                  <w:szCs w:val="24"/>
+                </w:rPr>
+                <m:t xml:space="preserve">+½</m:t>
+              </m:r>
+            </m:sup>
+          </m:sSup>
         </m:oMath>
       </m:oMathPara>
     </w:p>
@@ -4392,155 +4337,7 @@
         <w:pStyle w:val="FormulaText"/>
       </w:pPr>
       <w:r>
-        <w:t xml:space="preserve">보험금 현가 (PVB) — 보장금액 1원당</w:t>
-      </w:r>
-    </w:p>
-    <w:p>
-      <w:pPr>
-        <w:pStyle w:val="Formula"/>
-      </w:pPr>
-      <m:oMathPara>
-        <m:oMathParaPr>
-          <m:jc m:val="left"/>
-        </m:oMathParaPr>
-        <m:oMath>
-          <m:r>
-            <m:rPr>
-              <m:nor/>
-            </m:rPr>
-            <w:rPr>
-              <w:rFonts w:ascii="Cambria Math" w:hAnsi="Cambria Math"/>
-              <w:sz w:val="24"/>
-              <w:szCs w:val="24"/>
-            </w:rPr>
-            <m:t xml:space="preserve">PVB</m:t>
-          </m:r>
-          <m:r>
-            <w:rPr>
-              <w:rFonts w:ascii="Cambria Math" w:hAnsi="Cambria Math"/>
-              <w:sz w:val="24"/>
-              <w:szCs w:val="24"/>
-            </w:rPr>
-            <m:t xml:space="preserve"> = </m:t>
-          </m:r>
-          <m:sSub>
-            <m:e>
-              <m:r>
-                <w:rPr>
-                  <w:rFonts w:ascii="Cambria Math" w:hAnsi="Cambria Math"/>
-                  <w:sz w:val="24"/>
-                  <w:szCs w:val="24"/>
-                </w:rPr>
-                <m:t xml:space="preserve">M</m:t>
-              </m:r>
-            </m:e>
-            <m:sub>
-              <m:r>
-                <w:rPr>
-                  <w:rFonts w:ascii="Cambria Math" w:hAnsi="Cambria Math"/>
-                  <w:sz w:val="24"/>
-                  <w:szCs w:val="24"/>
-                </w:rPr>
-                <m:t xml:space="preserve">x</m:t>
-              </m:r>
-            </m:sub>
-          </m:sSub>
-        </m:oMath>
-      </m:oMathPara>
-    </w:p>
-    <w:p>
-      <w:pPr>
-        <w:pStyle w:val="Note"/>
-      </w:pPr>
-      <w:r>
-        <w:t xml:space="preserve">※ 보장금액 30,000,000원 · 80세까지 · 집단 “사망 · 2대질병”. 진단 확정 시 지급하고 그 담보는 소멸한다.</w:t>
-      </w:r>
-    </w:p>
-    <w:p>
-      <w:pPr>
-        <w:pStyle w:val="Heading2"/>
-      </w:pPr>
-      <w:r>
-        <w:t xml:space="preserve">사. 순보험료 및 영업보험료</w:t>
-      </w:r>
-    </w:p>
-    <w:p>
-      <w:pPr>
-        <w:pStyle w:val="FormulaLabel"/>
-      </w:pPr>
-      <w:r>
-        <w:t xml:space="preserve">[식] 순보험료 (P)</w:t>
-      </w:r>
-    </w:p>
-    <w:p>
-      <w:pPr>
-        <w:pStyle w:val="Formula"/>
-      </w:pPr>
-      <m:oMathPara>
-        <m:oMathParaPr>
-          <m:jc m:val="left"/>
-        </m:oMathParaPr>
-        <m:oMath>
-          <m:r>
-            <w:rPr>
-              <w:rFonts w:ascii="Cambria Math" w:hAnsi="Cambria Math"/>
-              <w:sz w:val="24"/>
-              <w:szCs w:val="24"/>
-            </w:rPr>
-            <m:t xml:space="preserve">P</m:t>
-          </m:r>
-          <m:r>
-            <w:rPr>
-              <w:rFonts w:ascii="Cambria Math" w:hAnsi="Cambria Math"/>
-              <w:sz w:val="24"/>
-              <w:szCs w:val="24"/>
-            </w:rPr>
-            <m:t xml:space="preserve"> = </m:t>
-          </m:r>
-          <m:r>
-            <m:rPr>
-              <m:nor/>
-            </m:rPr>
-            <w:rPr>
-              <w:rFonts w:ascii="Cambria Math" w:hAnsi="Cambria Math"/>
-              <w:sz w:val="24"/>
-              <w:szCs w:val="24"/>
-            </w:rPr>
-            <m:t xml:space="preserve">PVB</m:t>
-          </m:r>
-          <m:r>
-            <w:rPr>
-              <w:rFonts w:ascii="Cambria Math" w:hAnsi="Cambria Math"/>
-              <w:sz w:val="24"/>
-              <w:szCs w:val="24"/>
-            </w:rPr>
-            <m:t xml:space="preserve"> / </m:t>
-          </m:r>
-          <m:r>
-            <w:rPr>
-              <w:rFonts w:ascii="Cambria Math" w:hAnsi="Cambria Math"/>
-              <w:sz w:val="24"/>
-              <w:szCs w:val="24"/>
-            </w:rPr>
-            <m:t xml:space="preserve">N*</m:t>
-          </m:r>
-        </m:oMath>
-      </m:oMathPara>
-    </w:p>
-    <w:p>
-      <w:pPr>
-        <w:pStyle w:val="Note"/>
-      </w:pPr>
-      <w:r>
-        <w:t xml:space="preserve">※ 담보마다 그 담보의 보험금 현가 PVB 와 그 담보가 속한 집단의 N* 로 낸다. 보장금액 1원당이므로 10만원당 보험료는 × 100,000 이다.</w:t>
-      </w:r>
-    </w:p>
-    <w:p>
-      <w:pPr>
-        <w:pStyle w:val="FormulaLabel"/>
-      </w:pPr>
-      <w:r>
-        <w:t xml:space="preserve">[식] 기준연납순보험료</w:t>
+        <w:t xml:space="preserve">보험금 현가의 누계</w:t>
       </w:r>
     </w:p>
     <w:p>
@@ -4560,20 +4357,33 @@
                   <w:sz w:val="24"/>
                   <w:szCs w:val="24"/>
                 </w:rPr>
-                <m:t xml:space="preserve">P</m:t>
+                <m:t xml:space="preserve">M</m:t>
               </m:r>
             </m:e>
             <m:sub>
               <m:r>
-                <m:rPr>
-                  <m:nor/>
-                </m:rPr>
-                <w:rPr>
-                  <w:rFonts w:ascii="Cambria Math" w:hAnsi="Cambria Math"/>
-                  <w:sz w:val="24"/>
-                  <w:szCs w:val="24"/>
-                </w:rPr>
-                <m:t xml:space="preserve">base</m:t>
+                <w:rPr>
+                  <w:rFonts w:ascii="Cambria Math" w:hAnsi="Cambria Math"/>
+                  <w:sz w:val="24"/>
+                  <w:szCs w:val="24"/>
+                </w:rPr>
+                <m:t xml:space="preserve">x</m:t>
+              </m:r>
+              <m:r>
+                <w:rPr>
+                  <w:rFonts w:ascii="Cambria Math" w:hAnsi="Cambria Math"/>
+                  <w:sz w:val="24"/>
+                  <w:szCs w:val="24"/>
+                </w:rPr>
+                <m:t xml:space="preserve">+</m:t>
+              </m:r>
+              <m:r>
+                <w:rPr>
+                  <w:rFonts w:ascii="Cambria Math" w:hAnsi="Cambria Math"/>
+                  <w:sz w:val="24"/>
+                  <w:szCs w:val="24"/>
+                </w:rPr>
+                <m:t xml:space="preserve">t</m:t>
               </m:r>
             </m:sub>
           </m:sSub>
@@ -4585,24 +4395,77 @@
             </w:rPr>
             <m:t xml:space="preserve"> = </m:t>
           </m:r>
-          <m:r>
-            <m:rPr>
-              <m:nor/>
-            </m:rPr>
-            <w:rPr>
-              <w:rFonts w:ascii="Cambria Math" w:hAnsi="Cambria Math"/>
-              <w:sz w:val="24"/>
-              <w:szCs w:val="24"/>
-            </w:rPr>
-            <m:t xml:space="preserve">PVB</m:t>
-          </m:r>
-          <m:r>
-            <w:rPr>
-              <w:rFonts w:ascii="Cambria Math" w:hAnsi="Cambria Math"/>
-              <w:sz w:val="24"/>
-              <w:szCs w:val="24"/>
-            </w:rPr>
-            <m:t xml:space="preserve"> / ( </m:t>
+          <m:sSubSup>
+            <m:e>
+              <m:r>
+                <w:rPr>
+                  <w:rFonts w:ascii="Cambria Math" w:hAnsi="Cambria Math"/>
+                  <w:sz w:val="24"/>
+                  <w:szCs w:val="24"/>
+                </w:rPr>
+                <m:t xml:space="preserve">Σ</m:t>
+              </m:r>
+            </m:e>
+            <m:sub>
+              <m:r>
+                <w:rPr>
+                  <w:rFonts w:ascii="Cambria Math" w:hAnsi="Cambria Math"/>
+                  <w:sz w:val="24"/>
+                  <w:szCs w:val="24"/>
+                </w:rPr>
+                <m:t xml:space="preserve">u</m:t>
+              </m:r>
+              <m:r>
+                <w:rPr>
+                  <w:rFonts w:ascii="Cambria Math" w:hAnsi="Cambria Math"/>
+                  <w:sz w:val="24"/>
+                  <w:szCs w:val="24"/>
+                </w:rPr>
+                <m:t xml:space="preserve">=</m:t>
+              </m:r>
+              <m:r>
+                <w:rPr>
+                  <w:rFonts w:ascii="Cambria Math" w:hAnsi="Cambria Math"/>
+                  <w:sz w:val="24"/>
+                  <w:szCs w:val="24"/>
+                </w:rPr>
+                <m:t xml:space="preserve">t</m:t>
+              </m:r>
+            </m:sub>
+            <m:sup>
+              <m:r>
+                <w:rPr>
+                  <w:rFonts w:ascii="Cambria Math" w:hAnsi="Cambria Math"/>
+                  <w:sz w:val="24"/>
+                  <w:szCs w:val="24"/>
+                </w:rPr>
+                <m:t xml:space="preserve">n</m:t>
+              </m:r>
+              <m:r>
+                <w:rPr>
+                  <w:rFonts w:ascii="Cambria Math" w:hAnsi="Cambria Math"/>
+                  <w:sz w:val="24"/>
+                  <w:szCs w:val="24"/>
+                </w:rPr>
+                <m:t xml:space="preserve">−</m:t>
+              </m:r>
+              <m:r>
+                <w:rPr>
+                  <w:rFonts w:ascii="Cambria Math" w:hAnsi="Cambria Math"/>
+                  <w:sz w:val="24"/>
+                  <w:szCs w:val="24"/>
+                </w:rPr>
+                <m:t xml:space="preserve">1</m:t>
+              </m:r>
+            </m:sup>
+          </m:sSubSup>
+          <m:r>
+            <w:rPr>
+              <w:rFonts w:ascii="Cambria Math" w:hAnsi="Cambria Math"/>
+              <w:sz w:val="24"/>
+              <w:szCs w:val="24"/>
+            </w:rPr>
+            <m:t xml:space="preserve"> </m:t>
           </m:r>
           <m:sSub>
             <m:e>
@@ -4612,7 +4475,7 @@
                   <w:sz w:val="24"/>
                   <w:szCs w:val="24"/>
                 </w:rPr>
-                <m:t xml:space="preserve">N′</m:t>
+                <m:t xml:space="preserve">S</m:t>
               </m:r>
             </m:e>
             <m:sub>
@@ -4622,7 +4485,7 @@
                   <w:sz w:val="24"/>
                   <w:szCs w:val="24"/>
                 </w:rPr>
-                <m:t xml:space="preserve">x</m:t>
+                <m:t xml:space="preserve">u</m:t>
               </m:r>
             </m:sub>
           </m:sSub>
@@ -4632,7 +4495,7 @@
               <w:sz w:val="24"/>
               <w:szCs w:val="24"/>
             </w:rPr>
-            <m:t xml:space="preserve"> − </m:t>
+            <m:t xml:space="preserve">·</m:t>
           </m:r>
           <m:sSub>
             <m:e>
@@ -4642,7 +4505,7 @@
                   <w:sz w:val="24"/>
                   <w:szCs w:val="24"/>
                 </w:rPr>
-                <m:t xml:space="preserve">N′</m:t>
+                <m:t xml:space="preserve">C</m:t>
               </m:r>
             </m:e>
             <m:sub>
@@ -4663,75 +4526,24 @@
                 <m:t xml:space="preserve">+</m:t>
               </m:r>
               <m:r>
-                <m:rPr>
-                  <m:sty m:val="p"/>
-                </m:rPr>
-                <w:rPr>
-                  <w:rFonts w:ascii="Cambria Math" w:hAnsi="Cambria Math"/>
-                  <w:sz w:val="24"/>
-                  <w:szCs w:val="24"/>
-                </w:rPr>
-                <m:t xml:space="preserve">min</m:t>
-              </m:r>
-              <m:r>
-                <w:rPr>
-                  <w:rFonts w:ascii="Cambria Math" w:hAnsi="Cambria Math"/>
-                  <w:sz w:val="24"/>
-                  <w:szCs w:val="24"/>
-                </w:rPr>
-                <m:t xml:space="preserve">(</m:t>
-              </m:r>
-              <m:r>
-                <w:rPr>
-                  <w:rFonts w:ascii="Cambria Math" w:hAnsi="Cambria Math"/>
-                  <w:sz w:val="24"/>
-                  <w:szCs w:val="24"/>
-                </w:rPr>
-                <m:t xml:space="preserve">n</m:t>
-              </m:r>
-              <m:r>
-                <w:rPr>
-                  <w:rFonts w:ascii="Cambria Math" w:hAnsi="Cambria Math"/>
-                  <w:sz w:val="24"/>
-                  <w:szCs w:val="24"/>
-                </w:rPr>
-                <m:t xml:space="preserve">,</m:t>
-              </m:r>
-              <m:r>
-                <w:rPr>
-                  <w:rFonts w:ascii="Cambria Math" w:hAnsi="Cambria Math"/>
-                  <w:sz w:val="24"/>
-                  <w:szCs w:val="24"/>
-                </w:rPr>
-                <m:t xml:space="preserve">20</m:t>
-              </m:r>
-              <m:r>
-                <w:rPr>
-                  <w:rFonts w:ascii="Cambria Math" w:hAnsi="Cambria Math"/>
-                  <w:sz w:val="24"/>
-                  <w:szCs w:val="24"/>
-                </w:rPr>
-                <m:t xml:space="preserve">)</m:t>
+                <w:rPr>
+                  <w:rFonts w:ascii="Cambria Math" w:hAnsi="Cambria Math"/>
+                  <w:sz w:val="24"/>
+                  <w:szCs w:val="24"/>
+                </w:rPr>
+                <m:t xml:space="preserve">u</m:t>
               </m:r>
             </m:sub>
           </m:sSub>
-          <m:r>
-            <w:rPr>
-              <w:rFonts w:ascii="Cambria Math" w:hAnsi="Cambria Math"/>
-              <w:sz w:val="24"/>
-              <w:szCs w:val="24"/>
-            </w:rPr>
-            <m:t xml:space="preserve"> )</m:t>
-          </m:r>
         </m:oMath>
       </m:oMathPara>
     </w:p>
     <w:p>
       <w:pPr>
-        <w:pStyle w:val="FormulaLabel"/>
-      </w:pPr>
-      <w:r>
-        <w:t xml:space="preserve">[식] 영업보험료</w:t>
+        <w:pStyle w:val="FormulaText"/>
+      </w:pPr>
+      <w:r>
+        <w:t xml:space="preserve">보험금 현가 (PVB) — 보장금액 1원당</w:t>
       </w:r>
     </w:p>
     <w:p>
@@ -4744,36 +4556,23 @@
         </m:oMathParaPr>
         <m:oMath>
           <m:r>
-            <w:rPr>
-              <w:rFonts w:ascii="Cambria Math" w:hAnsi="Cambria Math"/>
-              <w:sz w:val="24"/>
-              <w:szCs w:val="24"/>
-            </w:rPr>
-            <m:t xml:space="preserve">G</m:t>
-          </m:r>
-          <m:r>
-            <w:rPr>
-              <w:rFonts w:ascii="Cambria Math" w:hAnsi="Cambria Math"/>
-              <w:sz w:val="24"/>
-              <w:szCs w:val="24"/>
-            </w:rPr>
-            <m:t xml:space="preserve"> = [ </m:t>
-          </m:r>
-          <m:r>
-            <w:rPr>
-              <w:rFonts w:ascii="Cambria Math" w:hAnsi="Cambria Math"/>
-              <w:sz w:val="24"/>
-              <w:szCs w:val="24"/>
-            </w:rPr>
-            <m:t xml:space="preserve">P</m:t>
-          </m:r>
-          <m:r>
-            <w:rPr>
-              <w:rFonts w:ascii="Cambria Math" w:hAnsi="Cambria Math"/>
-              <w:sz w:val="24"/>
-              <w:szCs w:val="24"/>
-            </w:rPr>
-            <m:t xml:space="preserve"> + ( </m:t>
+            <m:rPr>
+              <m:nor/>
+            </m:rPr>
+            <w:rPr>
+              <w:rFonts w:ascii="Cambria Math" w:hAnsi="Cambria Math"/>
+              <w:sz w:val="24"/>
+              <w:szCs w:val="24"/>
+            </w:rPr>
+            <m:t xml:space="preserve">PVB</m:t>
+          </m:r>
+          <m:r>
+            <w:rPr>
+              <w:rFonts w:ascii="Cambria Math" w:hAnsi="Cambria Math"/>
+              <w:sz w:val="24"/>
+              <w:szCs w:val="24"/>
+            </w:rPr>
+            <m:t xml:space="preserve"> = </m:t>
           </m:r>
           <m:sSub>
             <m:e>
@@ -4783,7 +4582,7 @@
                   <w:sz w:val="24"/>
                   <w:szCs w:val="24"/>
                 </w:rPr>
-                <m:t xml:space="preserve">α</m:t>
+                <m:t xml:space="preserve">M</m:t>
               </m:r>
             </m:e>
             <m:sub>
@@ -4793,167 +4592,36 @@
                   <w:sz w:val="24"/>
                   <w:szCs w:val="24"/>
                 </w:rPr>
-                <m:t xml:space="preserve">S</m:t>
+                <m:t xml:space="preserve">x</m:t>
               </m:r>
             </m:sub>
           </m:sSub>
-          <m:r>
-            <w:rPr>
-              <w:rFonts w:ascii="Cambria Math" w:hAnsi="Cambria Math"/>
-              <w:sz w:val="24"/>
-              <w:szCs w:val="24"/>
-            </w:rPr>
-            <m:t xml:space="preserve"> + </m:t>
-          </m:r>
-          <m:sSub>
-            <m:e>
-              <m:r>
-                <w:rPr>
-                  <w:rFonts w:ascii="Cambria Math" w:hAnsi="Cambria Math"/>
-                  <w:sz w:val="24"/>
-                  <w:szCs w:val="24"/>
-                </w:rPr>
-                <m:t xml:space="preserve">α</m:t>
-              </m:r>
-            </m:e>
-            <m:sub>
-              <m:r>
-                <w:rPr>
-                  <w:rFonts w:ascii="Cambria Math" w:hAnsi="Cambria Math"/>
-                  <w:sz w:val="24"/>
-                  <w:szCs w:val="24"/>
-                </w:rPr>
-                <m:t xml:space="preserve">P</m:t>
-              </m:r>
-            </m:sub>
-          </m:sSub>
-          <m:r>
-            <w:rPr>
-              <w:rFonts w:ascii="Cambria Math" w:hAnsi="Cambria Math"/>
-              <w:sz w:val="24"/>
-              <w:szCs w:val="24"/>
-            </w:rPr>
-            <m:t xml:space="preserve">·</m:t>
-          </m:r>
-          <m:sSub>
-            <m:e>
-              <m:r>
-                <w:rPr>
-                  <w:rFonts w:ascii="Cambria Math" w:hAnsi="Cambria Math"/>
-                  <w:sz w:val="24"/>
-                  <w:szCs w:val="24"/>
-                </w:rPr>
-                <m:t xml:space="preserve">P</m:t>
-              </m:r>
-            </m:e>
-            <m:sub>
-              <m:r>
-                <m:rPr>
-                  <m:nor/>
-                </m:rPr>
-                <w:rPr>
-                  <w:rFonts w:ascii="Cambria Math" w:hAnsi="Cambria Math"/>
-                  <w:sz w:val="24"/>
-                  <w:szCs w:val="24"/>
-                </w:rPr>
-                <m:t xml:space="preserve">base</m:t>
-              </m:r>
-            </m:sub>
-          </m:sSub>
-          <m:r>
-            <w:rPr>
-              <w:rFonts w:ascii="Cambria Math" w:hAnsi="Cambria Math"/>
-              <w:sz w:val="24"/>
-              <w:szCs w:val="24"/>
-            </w:rPr>
-            <m:t xml:space="preserve"> )·</m:t>
-          </m:r>
-          <m:sSub>
-            <m:e>
-              <m:r>
-                <w:rPr>
-                  <w:rFonts w:ascii="Cambria Math" w:hAnsi="Cambria Math"/>
-                  <w:sz w:val="24"/>
-                  <w:szCs w:val="24"/>
-                </w:rPr>
-                <m:t xml:space="preserve">D′</m:t>
-              </m:r>
-            </m:e>
-            <m:sub>
-              <m:r>
-                <w:rPr>
-                  <w:rFonts w:ascii="Cambria Math" w:hAnsi="Cambria Math"/>
-                  <w:sz w:val="24"/>
-                  <w:szCs w:val="24"/>
-                </w:rPr>
-                <m:t xml:space="preserve">x</m:t>
-              </m:r>
-            </m:sub>
-          </m:sSub>
-          <m:r>
-            <w:rPr>
-              <w:rFonts w:ascii="Cambria Math" w:hAnsi="Cambria Math"/>
-              <w:sz w:val="24"/>
-              <w:szCs w:val="24"/>
-            </w:rPr>
-            <m:t xml:space="preserve">/</m:t>
-          </m:r>
-          <m:r>
-            <w:rPr>
-              <w:rFonts w:ascii="Cambria Math" w:hAnsi="Cambria Math"/>
-              <w:sz w:val="24"/>
-              <w:szCs w:val="24"/>
-            </w:rPr>
-            <m:t xml:space="preserve">N*</m:t>
-          </m:r>
-          <m:r>
-            <w:rPr>
-              <w:rFonts w:ascii="Cambria Math" w:hAnsi="Cambria Math"/>
-              <w:sz w:val="24"/>
-              <w:szCs w:val="24"/>
-            </w:rPr>
-            <m:t xml:space="preserve"> + </m:t>
-          </m:r>
-          <m:sSub>
-            <m:e>
-              <m:r>
-                <w:rPr>
-                  <w:rFonts w:ascii="Cambria Math" w:hAnsi="Cambria Math"/>
-                  <w:sz w:val="24"/>
-                  <w:szCs w:val="24"/>
-                </w:rPr>
-                <m:t xml:space="preserve">β</m:t>
-              </m:r>
-            </m:e>
-            <m:sub>
-              <m:r>
-                <w:rPr>
-                  <w:rFonts w:ascii="Cambria Math" w:hAnsi="Cambria Math"/>
-                  <w:sz w:val="24"/>
-                  <w:szCs w:val="24"/>
-                </w:rPr>
-                <m:t xml:space="preserve">S</m:t>
-              </m:r>
-            </m:sub>
-          </m:sSub>
-          <m:r>
-            <w:rPr>
-              <w:rFonts w:ascii="Cambria Math" w:hAnsi="Cambria Math"/>
-              <w:sz w:val="24"/>
-              <w:szCs w:val="24"/>
-            </w:rPr>
-            <m:t xml:space="preserve">/</m:t>
-          </m:r>
-          <m:r>
-            <w:rPr>
-              <w:rFonts w:ascii="Cambria Math" w:hAnsi="Cambria Math"/>
-              <w:sz w:val="24"/>
-              <w:szCs w:val="24"/>
-            </w:rPr>
-            <m:t xml:space="preserve">k</m:t>
-          </m:r>
         </m:oMath>
       </m:oMathPara>
+    </w:p>
+    <w:p>
+      <w:pPr>
+        <w:pStyle w:val="Note"/>
+      </w:pPr>
+      <w:r>
+        <w:t xml:space="preserve">※ 보장금액 가입금액의 1배 · 80세까지 · 면책·삭감 없음 · 집단 “사망 · 2대질병”. 진단 확정 시 지급하고 그 담보는 소멸한다.</w:t>
+      </w:r>
+    </w:p>
+    <w:p>
+      <w:pPr>
+        <w:pStyle w:val="Heading2"/>
+      </w:pPr>
+      <w:r>
+        <w:t xml:space="preserve">사. 순보험료 및 영업보험료</w:t>
+      </w:r>
+    </w:p>
+    <w:p>
+      <w:pPr>
+        <w:pStyle w:val="FormulaLabel"/>
+      </w:pPr>
+      <w:r>
+        <w:t xml:space="preserve">[식] 순보험료 (P)</w:t>
+      </w:r>
     </w:p>
     <w:p>
       <w:pPr>
@@ -4970,115 +4638,34 @@
               <w:sz w:val="24"/>
               <w:szCs w:val="24"/>
             </w:rPr>
-            <m:t xml:space="preserve">+ </m:t>
-          </m:r>
-          <m:r>
-            <w:rPr>
-              <w:rFonts w:ascii="Cambria Math" w:hAnsi="Cambria Math"/>
-              <w:sz w:val="24"/>
-              <w:szCs w:val="24"/>
-            </w:rPr>
-            <m:t xml:space="preserve">β′</m:t>
-          </m:r>
-          <m:r>
-            <w:rPr>
-              <w:rFonts w:ascii="Cambria Math" w:hAnsi="Cambria Math"/>
-              <w:sz w:val="24"/>
-              <w:szCs w:val="24"/>
-            </w:rPr>
-            <m:t xml:space="preserve">·( </m:t>
-          </m:r>
-          <m:sSub>
-            <m:e>
-              <m:r>
-                <w:rPr>
-                  <w:rFonts w:ascii="Cambria Math" w:hAnsi="Cambria Math"/>
-                  <w:sz w:val="24"/>
-                  <w:szCs w:val="24"/>
-                </w:rPr>
-                <m:t xml:space="preserve">N</m:t>
-              </m:r>
-            </m:e>
-            <m:sub>
-              <m:r>
-                <w:rPr>
-                  <w:rFonts w:ascii="Cambria Math" w:hAnsi="Cambria Math"/>
-                  <w:sz w:val="24"/>
-                  <w:szCs w:val="24"/>
-                </w:rPr>
-                <m:t xml:space="preserve">x</m:t>
-              </m:r>
-              <m:r>
-                <w:rPr>
-                  <w:rFonts w:ascii="Cambria Math" w:hAnsi="Cambria Math"/>
-                  <w:sz w:val="24"/>
-                  <w:szCs w:val="24"/>
-                </w:rPr>
-                <m:t xml:space="preserve">+</m:t>
-              </m:r>
-              <m:r>
-                <w:rPr>
-                  <w:rFonts w:ascii="Cambria Math" w:hAnsi="Cambria Math"/>
-                  <w:sz w:val="24"/>
-                  <w:szCs w:val="24"/>
-                </w:rPr>
-                <m:t xml:space="preserve">m</m:t>
-              </m:r>
-            </m:sub>
-          </m:sSub>
-          <m:r>
-            <w:rPr>
-              <w:rFonts w:ascii="Cambria Math" w:hAnsi="Cambria Math"/>
-              <w:sz w:val="24"/>
-              <w:szCs w:val="24"/>
-            </w:rPr>
-            <m:t xml:space="preserve"> − </m:t>
-          </m:r>
-          <m:sSub>
-            <m:e>
-              <m:r>
-                <w:rPr>
-                  <w:rFonts w:ascii="Cambria Math" w:hAnsi="Cambria Math"/>
-                  <w:sz w:val="24"/>
-                  <w:szCs w:val="24"/>
-                </w:rPr>
-                <m:t xml:space="preserve">N</m:t>
-              </m:r>
-            </m:e>
-            <m:sub>
-              <m:r>
-                <w:rPr>
-                  <w:rFonts w:ascii="Cambria Math" w:hAnsi="Cambria Math"/>
-                  <w:sz w:val="24"/>
-                  <w:szCs w:val="24"/>
-                </w:rPr>
-                <m:t xml:space="preserve">x</m:t>
-              </m:r>
-              <m:r>
-                <w:rPr>
-                  <w:rFonts w:ascii="Cambria Math" w:hAnsi="Cambria Math"/>
-                  <w:sz w:val="24"/>
-                  <w:szCs w:val="24"/>
-                </w:rPr>
-                <m:t xml:space="preserve">+</m:t>
-              </m:r>
-              <m:r>
-                <w:rPr>
-                  <w:rFonts w:ascii="Cambria Math" w:hAnsi="Cambria Math"/>
-                  <w:sz w:val="24"/>
-                  <w:szCs w:val="24"/>
-                </w:rPr>
-                <m:t xml:space="preserve">n</m:t>
-              </m:r>
-            </m:sub>
-          </m:sSub>
-          <m:r>
-            <w:rPr>
-              <w:rFonts w:ascii="Cambria Math" w:hAnsi="Cambria Math"/>
-              <w:sz w:val="24"/>
-              <w:szCs w:val="24"/>
-            </w:rPr>
-            <m:t xml:space="preserve"> )/</m:t>
+            <m:t xml:space="preserve">P</m:t>
+          </m:r>
+          <m:r>
+            <w:rPr>
+              <w:rFonts w:ascii="Cambria Math" w:hAnsi="Cambria Math"/>
+              <w:sz w:val="24"/>
+              <w:szCs w:val="24"/>
+            </w:rPr>
+            <m:t xml:space="preserve"> = </m:t>
+          </m:r>
+          <m:r>
+            <m:rPr>
+              <m:nor/>
+            </m:rPr>
+            <w:rPr>
+              <w:rFonts w:ascii="Cambria Math" w:hAnsi="Cambria Math"/>
+              <w:sz w:val="24"/>
+              <w:szCs w:val="24"/>
+            </w:rPr>
+            <m:t xml:space="preserve">PVB</m:t>
+          </m:r>
+          <m:r>
+            <w:rPr>
+              <w:rFonts w:ascii="Cambria Math" w:hAnsi="Cambria Math"/>
+              <w:sz w:val="24"/>
+              <w:szCs w:val="24"/>
+            </w:rPr>
+            <m:t xml:space="preserve"> / </m:t>
           </m:r>
           <m:r>
             <w:rPr>
@@ -5087,76 +4674,6 @@
               <w:szCs w:val="24"/>
             </w:rPr>
             <m:t xml:space="preserve">N*</m:t>
-          </m:r>
-          <m:r>
-            <w:rPr>
-              <w:rFonts w:ascii="Cambria Math" w:hAnsi="Cambria Math"/>
-              <w:sz w:val="24"/>
-              <w:szCs w:val="24"/>
-            </w:rPr>
-            <m:t xml:space="preserve"> ] / ( </m:t>
-          </m:r>
-          <m:r>
-            <w:rPr>
-              <w:rFonts w:ascii="Cambria Math" w:hAnsi="Cambria Math"/>
-              <w:sz w:val="24"/>
-              <w:szCs w:val="24"/>
-            </w:rPr>
-            <m:t xml:space="preserve">1</m:t>
-          </m:r>
-          <m:r>
-            <w:rPr>
-              <w:rFonts w:ascii="Cambria Math" w:hAnsi="Cambria Math"/>
-              <w:sz w:val="24"/>
-              <w:szCs w:val="24"/>
-            </w:rPr>
-            <m:t xml:space="preserve"> − </m:t>
-          </m:r>
-          <m:sSub>
-            <m:e>
-              <m:r>
-                <w:rPr>
-                  <w:rFonts w:ascii="Cambria Math" w:hAnsi="Cambria Math"/>
-                  <w:sz w:val="24"/>
-                  <w:szCs w:val="24"/>
-                </w:rPr>
-                <m:t xml:space="preserve">β</m:t>
-              </m:r>
-            </m:e>
-            <m:sub>
-              <m:r>
-                <w:rPr>
-                  <w:rFonts w:ascii="Cambria Math" w:hAnsi="Cambria Math"/>
-                  <w:sz w:val="24"/>
-                  <w:szCs w:val="24"/>
-                </w:rPr>
-                <m:t xml:space="preserve">G</m:t>
-              </m:r>
-            </m:sub>
-          </m:sSub>
-          <m:r>
-            <w:rPr>
-              <w:rFonts w:ascii="Cambria Math" w:hAnsi="Cambria Math"/>
-              <w:sz w:val="24"/>
-              <w:szCs w:val="24"/>
-            </w:rPr>
-            <m:t xml:space="preserve"> − </m:t>
-          </m:r>
-          <m:r>
-            <w:rPr>
-              <w:rFonts w:ascii="Cambria Math" w:hAnsi="Cambria Math"/>
-              <w:sz w:val="24"/>
-              <w:szCs w:val="24"/>
-            </w:rPr>
-            <m:t xml:space="preserve">γ</m:t>
-          </m:r>
-          <m:r>
-            <w:rPr>
-              <w:rFonts w:ascii="Cambria Math" w:hAnsi="Cambria Math"/>
-              <w:sz w:val="24"/>
-              <w:szCs w:val="24"/>
-            </w:rPr>
-            <m:t xml:space="preserve"> )</m:t>
           </m:r>
         </m:oMath>
       </m:oMathPara>
@@ -5166,55 +4683,7 @@
         <w:pStyle w:val="Note"/>
       </w:pPr>
       <w:r>
-        <w:t xml:space="preserve">※ 보장기간 n이 20년보다 짧으면 </w:t>
-      </w:r>
-      <w:r>
-        <w:t xml:space="preserve">α</w:t>
-      </w:r>
-      <w:r>
-        <w:rPr>
-          <w:vertAlign w:val="subscript"/>
-        </w:rPr>
-        <w:t xml:space="preserve">P</w:t>
-      </w:r>
-      <w:r>
-        <w:t xml:space="preserve">는 </w:t>
-      </w:r>
-      <w:r>
-        <w:t xml:space="preserve">α</w:t>
-      </w:r>
-      <w:r>
-        <w:rPr>
-          <w:vertAlign w:val="subscript"/>
-        </w:rPr>
-        <w:t xml:space="preserve">P</w:t>
-      </w:r>
-      <w:r>
-        <w:t xml:space="preserve"> × n/20으로 줄인다. 10만원당 보험료에서 한 번만 반올림하고, 담보 보험료 = 10만원당 보험료 × (보장금액 ÷ 100,000)으로 한다.</w:t>
-      </w:r>
-    </w:p>
-    <w:p>
-      <w:pPr>
-        <w:pStyle w:val="Heading1"/>
-      </w:pPr>
-      <w:r>
-        <w:t xml:space="preserve">2. 책임준비금의 계산에 관한 사항</w:t>
-      </w:r>
-    </w:p>
-    <w:p>
-      <w:pPr>
-        <w:pStyle w:val="Note"/>
-      </w:pPr>
-      <w:r>
-        <w:t xml:space="preserve">※ 회계연도말 보험료적립금은 적용기초율 적립금과 표준기초율 적립금 중 큰 금액으로 한다.</w:t>
-      </w:r>
-    </w:p>
-    <w:p>
-      <w:pPr>
-        <w:pStyle w:val="Note"/>
-      </w:pPr>
-      <w:r>
-        <w:t xml:space="preserve">※ 연중 보간은 하지 않고 연말 기준으로 산출한다.</w:t>
+        <w:t xml:space="preserve">※ 담보마다 그 담보의 보험금 현가 PVB 와 그 담보가 속한 집단의 N* 로 낸다. 보장금액 1원당이다.</w:t>
       </w:r>
     </w:p>
     <w:p>
@@ -5222,7 +4691,7 @@
         <w:pStyle w:val="FormulaLabel"/>
       </w:pPr>
       <w:r>
-        <w:t xml:space="preserve">[식] 준비금 산출용 순보험료</w:t>
+        <w:t xml:space="preserve">[식] 기준연납순보험료</w:t>
       </w:r>
     </w:p>
     <w:p>
@@ -5247,12 +4716,15 @@
             </m:e>
             <m:sub>
               <m:r>
-                <w:rPr>
-                  <w:rFonts w:ascii="Cambria Math" w:hAnsi="Cambria Math"/>
-                  <w:sz w:val="24"/>
-                  <w:szCs w:val="24"/>
-                </w:rPr>
-                <m:t xml:space="preserve">β</m:t>
+                <m:rPr>
+                  <m:nor/>
+                </m:rPr>
+                <w:rPr>
+                  <w:rFonts w:ascii="Cambria Math" w:hAnsi="Cambria Math"/>
+                  <w:sz w:val="24"/>
+                  <w:szCs w:val="24"/>
+                </w:rPr>
+                <m:t xml:space="preserve">base</m:t>
               </m:r>
             </m:sub>
           </m:sSub>
@@ -5262,7 +4734,7 @@
               <w:sz w:val="24"/>
               <w:szCs w:val="24"/>
             </w:rPr>
-            <m:t xml:space="preserve"> = ( </m:t>
+            <m:t xml:space="preserve"> = </m:t>
           </m:r>
           <m:r>
             <m:rPr>
@@ -5281,10 +4753,251 @@
               <w:sz w:val="24"/>
               <w:szCs w:val="24"/>
             </w:rPr>
+            <m:t xml:space="preserve"> / ( </m:t>
+          </m:r>
+          <m:sSub>
+            <m:e>
+              <m:r>
+                <w:rPr>
+                  <w:rFonts w:ascii="Cambria Math" w:hAnsi="Cambria Math"/>
+                  <w:sz w:val="24"/>
+                  <w:szCs w:val="24"/>
+                </w:rPr>
+                <m:t xml:space="preserve">N′</m:t>
+              </m:r>
+            </m:e>
+            <m:sub>
+              <m:r>
+                <w:rPr>
+                  <w:rFonts w:ascii="Cambria Math" w:hAnsi="Cambria Math"/>
+                  <w:sz w:val="24"/>
+                  <w:szCs w:val="24"/>
+                </w:rPr>
+                <m:t xml:space="preserve">x</m:t>
+              </m:r>
+            </m:sub>
+          </m:sSub>
+          <m:r>
+            <w:rPr>
+              <w:rFonts w:ascii="Cambria Math" w:hAnsi="Cambria Math"/>
+              <w:sz w:val="24"/>
+              <w:szCs w:val="24"/>
+            </w:rPr>
+            <m:t xml:space="preserve"> − </m:t>
+          </m:r>
+          <m:sSub>
+            <m:e>
+              <m:r>
+                <w:rPr>
+                  <w:rFonts w:ascii="Cambria Math" w:hAnsi="Cambria Math"/>
+                  <w:sz w:val="24"/>
+                  <w:szCs w:val="24"/>
+                </w:rPr>
+                <m:t xml:space="preserve">N′</m:t>
+              </m:r>
+            </m:e>
+            <m:sub>
+              <m:r>
+                <w:rPr>
+                  <w:rFonts w:ascii="Cambria Math" w:hAnsi="Cambria Math"/>
+                  <w:sz w:val="24"/>
+                  <w:szCs w:val="24"/>
+                </w:rPr>
+                <m:t xml:space="preserve">x</m:t>
+              </m:r>
+              <m:r>
+                <w:rPr>
+                  <w:rFonts w:ascii="Cambria Math" w:hAnsi="Cambria Math"/>
+                  <w:sz w:val="24"/>
+                  <w:szCs w:val="24"/>
+                </w:rPr>
+                <m:t xml:space="preserve">+</m:t>
+              </m:r>
+              <m:r>
+                <m:rPr>
+                  <m:sty m:val="p"/>
+                </m:rPr>
+                <w:rPr>
+                  <w:rFonts w:ascii="Cambria Math" w:hAnsi="Cambria Math"/>
+                  <w:sz w:val="24"/>
+                  <w:szCs w:val="24"/>
+                </w:rPr>
+                <m:t xml:space="preserve">min</m:t>
+              </m:r>
+              <m:r>
+                <w:rPr>
+                  <w:rFonts w:ascii="Cambria Math" w:hAnsi="Cambria Math"/>
+                  <w:sz w:val="24"/>
+                  <w:szCs w:val="24"/>
+                </w:rPr>
+                <m:t xml:space="preserve">(</m:t>
+              </m:r>
+              <m:r>
+                <w:rPr>
+                  <w:rFonts w:ascii="Cambria Math" w:hAnsi="Cambria Math"/>
+                  <w:sz w:val="24"/>
+                  <w:szCs w:val="24"/>
+                </w:rPr>
+                <m:t xml:space="preserve">n</m:t>
+              </m:r>
+              <m:r>
+                <w:rPr>
+                  <w:rFonts w:ascii="Cambria Math" w:hAnsi="Cambria Math"/>
+                  <w:sz w:val="24"/>
+                  <w:szCs w:val="24"/>
+                </w:rPr>
+                <m:t xml:space="preserve">,</m:t>
+              </m:r>
+              <m:r>
+                <w:rPr>
+                  <w:rFonts w:ascii="Cambria Math" w:hAnsi="Cambria Math"/>
+                  <w:sz w:val="24"/>
+                  <w:szCs w:val="24"/>
+                </w:rPr>
+                <m:t xml:space="preserve">20</m:t>
+              </m:r>
+              <m:r>
+                <w:rPr>
+                  <w:rFonts w:ascii="Cambria Math" w:hAnsi="Cambria Math"/>
+                  <w:sz w:val="24"/>
+                  <w:szCs w:val="24"/>
+                </w:rPr>
+                <m:t xml:space="preserve">)</m:t>
+              </m:r>
+            </m:sub>
+          </m:sSub>
+          <m:r>
+            <w:rPr>
+              <w:rFonts w:ascii="Cambria Math" w:hAnsi="Cambria Math"/>
+              <w:sz w:val="24"/>
+              <w:szCs w:val="24"/>
+            </w:rPr>
+            <m:t xml:space="preserve"> )</m:t>
+          </m:r>
+        </m:oMath>
+      </m:oMathPara>
+    </w:p>
+    <w:p>
+      <w:pPr>
+        <w:pStyle w:val="FormulaLabel"/>
+      </w:pPr>
+      <w:r>
+        <w:t xml:space="preserve">[식] 영업보험료</w:t>
+      </w:r>
+    </w:p>
+    <w:p>
+      <w:pPr>
+        <w:pStyle w:val="Formula"/>
+      </w:pPr>
+      <m:oMathPara>
+        <m:oMathParaPr>
+          <m:jc m:val="left"/>
+        </m:oMathParaPr>
+        <m:oMath>
+          <m:r>
+            <w:rPr>
+              <w:rFonts w:ascii="Cambria Math" w:hAnsi="Cambria Math"/>
+              <w:sz w:val="24"/>
+              <w:szCs w:val="24"/>
+            </w:rPr>
+            <m:t xml:space="preserve">G</m:t>
+          </m:r>
+          <m:r>
+            <w:rPr>
+              <w:rFonts w:ascii="Cambria Math" w:hAnsi="Cambria Math"/>
+              <w:sz w:val="24"/>
+              <w:szCs w:val="24"/>
+            </w:rPr>
+            <m:t xml:space="preserve"> = [ </m:t>
+          </m:r>
+          <m:r>
+            <w:rPr>
+              <w:rFonts w:ascii="Cambria Math" w:hAnsi="Cambria Math"/>
+              <w:sz w:val="24"/>
+              <w:szCs w:val="24"/>
+            </w:rPr>
+            <m:t xml:space="preserve">P</m:t>
+          </m:r>
+          <m:r>
+            <w:rPr>
+              <w:rFonts w:ascii="Cambria Math" w:hAnsi="Cambria Math"/>
+              <w:sz w:val="24"/>
+              <w:szCs w:val="24"/>
+            </w:rPr>
+            <m:t xml:space="preserve"> + ( </m:t>
+          </m:r>
+          <m:sSub>
+            <m:e>
+              <m:r>
+                <w:rPr>
+                  <w:rFonts w:ascii="Cambria Math" w:hAnsi="Cambria Math"/>
+                  <w:sz w:val="24"/>
+                  <w:szCs w:val="24"/>
+                </w:rPr>
+                <m:t xml:space="preserve">α</m:t>
+              </m:r>
+            </m:e>
+            <m:sub>
+              <m:r>
+                <w:rPr>
+                  <w:rFonts w:ascii="Cambria Math" w:hAnsi="Cambria Math"/>
+                  <w:sz w:val="24"/>
+                  <w:szCs w:val="24"/>
+                </w:rPr>
+                <m:t xml:space="preserve">S</m:t>
+              </m:r>
+            </m:sub>
+          </m:sSub>
+          <m:r>
+            <w:rPr>
+              <w:rFonts w:ascii="Cambria Math" w:hAnsi="Cambria Math"/>
+              <w:sz w:val="24"/>
+              <w:szCs w:val="24"/>
+            </w:rPr>
             <m:t xml:space="preserve"> + </m:t>
           </m:r>
           <m:sSub>
             <m:e>
+              <m:r>
+                <w:rPr>
+                  <w:rFonts w:ascii="Cambria Math" w:hAnsi="Cambria Math"/>
+                  <w:sz w:val="24"/>
+                  <w:szCs w:val="24"/>
+                </w:rPr>
+                <m:t xml:space="preserve">α</m:t>
+              </m:r>
+            </m:e>
+            <m:sub>
+              <m:r>
+                <w:rPr>
+                  <w:rFonts w:ascii="Cambria Math" w:hAnsi="Cambria Math"/>
+                  <w:sz w:val="24"/>
+                  <w:szCs w:val="24"/>
+                </w:rPr>
+                <m:t xml:space="preserve">P</m:t>
+              </m:r>
+            </m:sub>
+          </m:sSub>
+          <m:r>
+            <w:rPr>
+              <w:rFonts w:ascii="Cambria Math" w:hAnsi="Cambria Math"/>
+              <w:sz w:val="24"/>
+              <w:szCs w:val="24"/>
+            </w:rPr>
+            <m:t xml:space="preserve">·</m:t>
+          </m:r>
+          <m:sSub>
+            <m:e>
+              <m:r>
+                <w:rPr>
+                  <w:rFonts w:ascii="Cambria Math" w:hAnsi="Cambria Math"/>
+                  <w:sz w:val="24"/>
+                  <w:szCs w:val="24"/>
+                </w:rPr>
+                <m:t xml:space="preserve">P</m:t>
+              </m:r>
+            </m:e>
+            <m:sub>
               <m:r>
                 <m:rPr>
                   <m:nor/>
@@ -5294,17 +5007,7 @@
                   <w:sz w:val="24"/>
                   <w:szCs w:val="24"/>
                 </w:rPr>
-                <m:t xml:space="preserve">CSV</m:t>
-              </m:r>
-            </m:e>
-            <m:sub>
-              <m:r>
-                <w:rPr>
-                  <w:rFonts w:ascii="Cambria Math" w:hAnsi="Cambria Math"/>
-                  <w:sz w:val="24"/>
-                  <w:szCs w:val="24"/>
-                </w:rPr>
-                <m:t xml:space="preserve">0</m:t>
+                <m:t xml:space="preserve">base</m:t>
               </m:r>
             </m:sub>
           </m:sSub>
@@ -5314,23 +5017,7 @@
               <w:sz w:val="24"/>
               <w:szCs w:val="24"/>
             </w:rPr>
-            <m:t xml:space="preserve"> + </m:t>
-          </m:r>
-          <m:r>
-            <w:rPr>
-              <w:rFonts w:ascii="Cambria Math" w:hAnsi="Cambria Math"/>
-              <w:sz w:val="24"/>
-              <w:szCs w:val="24"/>
-            </w:rPr>
-            <m:t xml:space="preserve">β′</m:t>
-          </m:r>
-          <m:r>
-            <w:rPr>
-              <w:rFonts w:ascii="Cambria Math" w:hAnsi="Cambria Math"/>
-              <w:sz w:val="24"/>
-              <w:szCs w:val="24"/>
-            </w:rPr>
-            <m:t xml:space="preserve">·( </m:t>
+            <m:t xml:space="preserve"> )·</m:t>
           </m:r>
           <m:sSub>
             <m:e>
@@ -5340,7 +5027,7 @@
                   <w:sz w:val="24"/>
                   <w:szCs w:val="24"/>
                 </w:rPr>
-                <m:t xml:space="preserve">N</m:t>
+                <m:t xml:space="preserve">D′</m:t>
               </m:r>
             </m:e>
             <m:sub>
@@ -5351,22 +5038,6 @@
                   <w:szCs w:val="24"/>
                 </w:rPr>
                 <m:t xml:space="preserve">x</m:t>
-              </m:r>
-              <m:r>
-                <w:rPr>
-                  <w:rFonts w:ascii="Cambria Math" w:hAnsi="Cambria Math"/>
-                  <w:sz w:val="24"/>
-                  <w:szCs w:val="24"/>
-                </w:rPr>
-                <m:t xml:space="preserve">+</m:t>
-              </m:r>
-              <m:r>
-                <w:rPr>
-                  <w:rFonts w:ascii="Cambria Math" w:hAnsi="Cambria Math"/>
-                  <w:sz w:val="24"/>
-                  <w:szCs w:val="24"/>
-                </w:rPr>
-                <m:t xml:space="preserve">m</m:t>
               </m:r>
             </m:sub>
           </m:sSub>
@@ -5376,7 +5047,23 @@
               <w:sz w:val="24"/>
               <w:szCs w:val="24"/>
             </w:rPr>
-            <m:t xml:space="preserve"> − </m:t>
+            <m:t xml:space="preserve">/</m:t>
+          </m:r>
+          <m:r>
+            <w:rPr>
+              <w:rFonts w:ascii="Cambria Math" w:hAnsi="Cambria Math"/>
+              <w:sz w:val="24"/>
+              <w:szCs w:val="24"/>
+            </w:rPr>
+            <m:t xml:space="preserve">N*</m:t>
+          </m:r>
+          <m:r>
+            <w:rPr>
+              <w:rFonts w:ascii="Cambria Math" w:hAnsi="Cambria Math"/>
+              <w:sz w:val="24"/>
+              <w:szCs w:val="24"/>
+            </w:rPr>
+            <m:t xml:space="preserve"> + </m:t>
           </m:r>
           <m:sSub>
             <m:e>
@@ -5386,7 +5073,7 @@
                   <w:sz w:val="24"/>
                   <w:szCs w:val="24"/>
                 </w:rPr>
-                <m:t xml:space="preserve">N</m:t>
+                <m:t xml:space="preserve">β</m:t>
               </m:r>
             </m:e>
             <m:sub>
@@ -5396,23 +5083,7 @@
                   <w:sz w:val="24"/>
                   <w:szCs w:val="24"/>
                 </w:rPr>
-                <m:t xml:space="preserve">x</m:t>
-              </m:r>
-              <m:r>
-                <w:rPr>
-                  <w:rFonts w:ascii="Cambria Math" w:hAnsi="Cambria Math"/>
-                  <w:sz w:val="24"/>
-                  <w:szCs w:val="24"/>
-                </w:rPr>
-                <m:t xml:space="preserve">+</m:t>
-              </m:r>
-              <m:r>
-                <w:rPr>
-                  <w:rFonts w:ascii="Cambria Math" w:hAnsi="Cambria Math"/>
-                  <w:sz w:val="24"/>
-                  <w:szCs w:val="24"/>
-                </w:rPr>
-                <m:t xml:space="preserve">n</m:t>
+                <m:t xml:space="preserve">S</m:t>
               </m:r>
             </m:sub>
           </m:sSub>
@@ -5422,7 +5093,51 @@
               <w:sz w:val="24"/>
               <w:szCs w:val="24"/>
             </w:rPr>
-            <m:t xml:space="preserve"> ) ) / ( </m:t>
+            <m:t xml:space="preserve">/</m:t>
+          </m:r>
+          <m:r>
+            <w:rPr>
+              <w:rFonts w:ascii="Cambria Math" w:hAnsi="Cambria Math"/>
+              <w:sz w:val="24"/>
+              <w:szCs w:val="24"/>
+            </w:rPr>
+            <m:t xml:space="preserve">k</m:t>
+          </m:r>
+        </m:oMath>
+      </m:oMathPara>
+    </w:p>
+    <w:p>
+      <w:pPr>
+        <w:pStyle w:val="Formula"/>
+      </w:pPr>
+      <m:oMathPara>
+        <m:oMathParaPr>
+          <m:jc m:val="left"/>
+        </m:oMathParaPr>
+        <m:oMath>
+          <m:r>
+            <w:rPr>
+              <w:rFonts w:ascii="Cambria Math" w:hAnsi="Cambria Math"/>
+              <w:sz w:val="24"/>
+              <w:szCs w:val="24"/>
+            </w:rPr>
+            <m:t xml:space="preserve">+ </m:t>
+          </m:r>
+          <m:r>
+            <w:rPr>
+              <w:rFonts w:ascii="Cambria Math" w:hAnsi="Cambria Math"/>
+              <w:sz w:val="24"/>
+              <w:szCs w:val="24"/>
+            </w:rPr>
+            <m:t xml:space="preserve">β′</m:t>
+          </m:r>
+          <m:r>
+            <w:rPr>
+              <w:rFonts w:ascii="Cambria Math" w:hAnsi="Cambria Math"/>
+              <w:sz w:val="24"/>
+              <w:szCs w:val="24"/>
+            </w:rPr>
+            <m:t xml:space="preserve">·( </m:t>
           </m:r>
           <m:sSub>
             <m:e>
@@ -5432,7 +5147,7 @@
                   <w:sz w:val="24"/>
                   <w:szCs w:val="24"/>
                 </w:rPr>
-                <m:t xml:space="preserve">N′</m:t>
+                <m:t xml:space="preserve">N</m:t>
               </m:r>
             </m:e>
             <m:sub>
@@ -5443,6 +5158,22 @@
                   <w:szCs w:val="24"/>
                 </w:rPr>
                 <m:t xml:space="preserve">x</m:t>
+              </m:r>
+              <m:r>
+                <w:rPr>
+                  <w:rFonts w:ascii="Cambria Math" w:hAnsi="Cambria Math"/>
+                  <w:sz w:val="24"/>
+                  <w:szCs w:val="24"/>
+                </w:rPr>
+                <m:t xml:space="preserve">+</m:t>
+              </m:r>
+              <m:r>
+                <w:rPr>
+                  <w:rFonts w:ascii="Cambria Math" w:hAnsi="Cambria Math"/>
+                  <w:sz w:val="24"/>
+                  <w:szCs w:val="24"/>
+                </w:rPr>
+                <m:t xml:space="preserve">m</m:t>
               </m:r>
             </m:sub>
           </m:sSub>
@@ -5462,7 +5193,7 @@
                   <w:sz w:val="24"/>
                   <w:szCs w:val="24"/>
                 </w:rPr>
-                <m:t xml:space="preserve">N′</m:t>
+                <m:t xml:space="preserve">N</m:t>
               </m:r>
             </m:e>
             <m:sub>
@@ -5488,7 +5219,7 @@
                   <w:sz w:val="24"/>
                   <w:szCs w:val="24"/>
                 </w:rPr>
-                <m:t xml:space="preserve">m</m:t>
+                <m:t xml:space="preserve">n</m:t>
               </m:r>
             </m:sub>
           </m:sSub>
@@ -5498,6 +5229,84 @@
               <w:sz w:val="24"/>
               <w:szCs w:val="24"/>
             </w:rPr>
+            <m:t xml:space="preserve"> )/</m:t>
+          </m:r>
+          <m:r>
+            <w:rPr>
+              <w:rFonts w:ascii="Cambria Math" w:hAnsi="Cambria Math"/>
+              <w:sz w:val="24"/>
+              <w:szCs w:val="24"/>
+            </w:rPr>
+            <m:t xml:space="preserve">N*</m:t>
+          </m:r>
+          <m:r>
+            <w:rPr>
+              <w:rFonts w:ascii="Cambria Math" w:hAnsi="Cambria Math"/>
+              <w:sz w:val="24"/>
+              <w:szCs w:val="24"/>
+            </w:rPr>
+            <m:t xml:space="preserve"> ] / ( </m:t>
+          </m:r>
+          <m:r>
+            <w:rPr>
+              <w:rFonts w:ascii="Cambria Math" w:hAnsi="Cambria Math"/>
+              <w:sz w:val="24"/>
+              <w:szCs w:val="24"/>
+            </w:rPr>
+            <m:t xml:space="preserve">1</m:t>
+          </m:r>
+          <m:r>
+            <w:rPr>
+              <w:rFonts w:ascii="Cambria Math" w:hAnsi="Cambria Math"/>
+              <w:sz w:val="24"/>
+              <w:szCs w:val="24"/>
+            </w:rPr>
+            <m:t xml:space="preserve"> − </m:t>
+          </m:r>
+          <m:sSub>
+            <m:e>
+              <m:r>
+                <w:rPr>
+                  <w:rFonts w:ascii="Cambria Math" w:hAnsi="Cambria Math"/>
+                  <w:sz w:val="24"/>
+                  <w:szCs w:val="24"/>
+                </w:rPr>
+                <m:t xml:space="preserve">β</m:t>
+              </m:r>
+            </m:e>
+            <m:sub>
+              <m:r>
+                <w:rPr>
+                  <w:rFonts w:ascii="Cambria Math" w:hAnsi="Cambria Math"/>
+                  <w:sz w:val="24"/>
+                  <w:szCs w:val="24"/>
+                </w:rPr>
+                <m:t xml:space="preserve">G</m:t>
+              </m:r>
+            </m:sub>
+          </m:sSub>
+          <m:r>
+            <w:rPr>
+              <w:rFonts w:ascii="Cambria Math" w:hAnsi="Cambria Math"/>
+              <w:sz w:val="24"/>
+              <w:szCs w:val="24"/>
+            </w:rPr>
+            <m:t xml:space="preserve"> − </m:t>
+          </m:r>
+          <m:r>
+            <w:rPr>
+              <w:rFonts w:ascii="Cambria Math" w:hAnsi="Cambria Math"/>
+              <w:sz w:val="24"/>
+              <w:szCs w:val="24"/>
+            </w:rPr>
+            <m:t xml:space="preserve">γ</m:t>
+          </m:r>
+          <m:r>
+            <w:rPr>
+              <w:rFonts w:ascii="Cambria Math" w:hAnsi="Cambria Math"/>
+              <w:sz w:val="24"/>
+              <w:szCs w:val="24"/>
+            </w:rPr>
             <m:t xml:space="preserve"> )</m:t>
           </m:r>
         </m:oMath>
@@ -5505,10 +5314,121 @@
     </w:p>
     <w:p>
       <w:pPr>
+        <w:pStyle w:val="Note"/>
+      </w:pPr>
+      <w:r>
+        <w:t xml:space="preserve">※ 보장기간 n이 20년보다 짧으면 </w:t>
+      </w:r>
+      <w:r>
+        <w:t xml:space="preserve">α</w:t>
+      </w:r>
+      <w:r>
+        <w:rPr>
+          <w:vertAlign w:val="subscript"/>
+        </w:rPr>
+        <w:t xml:space="preserve">P</w:t>
+      </w:r>
+      <w:r>
+        <w:t xml:space="preserve">는 </w:t>
+      </w:r>
+      <w:r>
+        <w:t xml:space="preserve">α</w:t>
+      </w:r>
+      <w:r>
+        <w:rPr>
+          <w:vertAlign w:val="subscript"/>
+        </w:rPr>
+        <w:t xml:space="preserve">P</w:t>
+      </w:r>
+      <w:r>
+        <w:t xml:space="preserve"> × n/20으로 줄인다.</w:t>
+      </w:r>
+    </w:p>
+    <w:p>
+      <w:pPr>
         <w:pStyle w:val="FormulaLabel"/>
       </w:pPr>
       <w:r>
-        <w:t xml:space="preserve">[식] 연말 책임준비금</w:t>
+        <w:t xml:space="preserve">[식] 1원당 보험료의 반올림과 10만원당 보험료</w:t>
+      </w:r>
+    </w:p>
+    <w:p>
+      <w:pPr>
+        <w:pStyle w:val="FormulaText"/>
+      </w:pPr>
+      <w:r>
+        <w:t xml:space="preserve">1원당 영업보험료 — 소수 여섯째 자리까지</w:t>
+      </w:r>
+    </w:p>
+    <w:p>
+      <w:pPr>
+        <w:pStyle w:val="Formula"/>
+      </w:pPr>
+      <m:oMathPara>
+        <m:oMathParaPr>
+          <m:jc m:val="left"/>
+        </m:oMathParaPr>
+        <m:oMath>
+          <m:r>
+            <w:rPr>
+              <w:rFonts w:ascii="Cambria Math" w:hAnsi="Cambria Math"/>
+              <w:sz w:val="24"/>
+              <w:szCs w:val="24"/>
+            </w:rPr>
+            <m:t xml:space="preserve">G</m:t>
+          </m:r>
+          <m:r>
+            <w:rPr>
+              <w:rFonts w:ascii="Cambria Math" w:hAnsi="Cambria Math"/>
+              <w:sz w:val="24"/>
+              <w:szCs w:val="24"/>
+            </w:rPr>
+            <m:t xml:space="preserve">₁ = </m:t>
+          </m:r>
+          <m:r>
+            <m:rPr>
+              <m:sty m:val="p"/>
+            </m:rPr>
+            <w:rPr>
+              <w:rFonts w:ascii="Cambria Math" w:hAnsi="Cambria Math"/>
+              <w:sz w:val="24"/>
+              <w:szCs w:val="24"/>
+            </w:rPr>
+            <m:t xml:space="preserve">round</m:t>
+          </m:r>
+          <m:r>
+            <w:rPr>
+              <w:rFonts w:ascii="Cambria Math" w:hAnsi="Cambria Math"/>
+              <w:sz w:val="24"/>
+              <w:szCs w:val="24"/>
+            </w:rPr>
+            <m:t xml:space="preserve">₆( </m:t>
+          </m:r>
+          <m:r>
+            <w:rPr>
+              <w:rFonts w:ascii="Cambria Math" w:hAnsi="Cambria Math"/>
+              <w:sz w:val="24"/>
+              <w:szCs w:val="24"/>
+            </w:rPr>
+            <m:t xml:space="preserve">G</m:t>
+          </m:r>
+          <m:r>
+            <w:rPr>
+              <w:rFonts w:ascii="Cambria Math" w:hAnsi="Cambria Math"/>
+              <w:sz w:val="24"/>
+              <w:szCs w:val="24"/>
+            </w:rPr>
+            <m:t xml:space="preserve"> )</m:t>
+          </m:r>
+        </m:oMath>
+      </m:oMathPara>
+    </w:p>
+    <w:p>
+      <w:pPr>
+        <w:pStyle w:val="FormulaText"/>
+      </w:pPr>
+      <w:r>
+        <w:t xml:space="preserve">10만원당 보험료 — 원 단위로 반올림</w:t>
       </w:r>
     </w:p>
     <w:p>
@@ -5528,7 +5448,7 @@
                   <w:sz w:val="24"/>
                   <w:szCs w:val="24"/>
                 </w:rPr>
-                <m:t xml:space="preserve">V</m:t>
+                <m:t xml:space="preserve">G</m:t>
               </m:r>
             </m:e>
             <m:sub>
@@ -5538,200 +5458,8 @@
                   <w:sz w:val="24"/>
                   <w:szCs w:val="24"/>
                 </w:rPr>
-                <m:t xml:space="preserve">t</m:t>
-              </m:r>
-            </m:sub>
-          </m:sSub>
-          <m:r>
-            <w:rPr>
-              <w:rFonts w:ascii="Cambria Math" w:hAnsi="Cambria Math"/>
-              <w:sz w:val="24"/>
-              <w:szCs w:val="24"/>
-            </w:rPr>
-            <m:t xml:space="preserve"> = [ </m:t>
-          </m:r>
-          <m:sSub>
-            <m:e>
-              <m:r>
-                <w:rPr>
-                  <w:rFonts w:ascii="Cambria Math" w:hAnsi="Cambria Math"/>
-                  <w:sz w:val="24"/>
-                  <w:szCs w:val="24"/>
-                </w:rPr>
-                <m:t xml:space="preserve">M</m:t>
-              </m:r>
-            </m:e>
-            <m:sub>
-              <m:r>
-                <w:rPr>
-                  <w:rFonts w:ascii="Cambria Math" w:hAnsi="Cambria Math"/>
-                  <w:sz w:val="24"/>
-                  <w:szCs w:val="24"/>
-                </w:rPr>
-                <m:t xml:space="preserve">x</m:t>
-              </m:r>
-              <m:r>
-                <w:rPr>
-                  <w:rFonts w:ascii="Cambria Math" w:hAnsi="Cambria Math"/>
-                  <w:sz w:val="24"/>
-                  <w:szCs w:val="24"/>
-                </w:rPr>
-                <m:t xml:space="preserve">+</m:t>
-              </m:r>
-              <m:r>
-                <w:rPr>
-                  <w:rFonts w:ascii="Cambria Math" w:hAnsi="Cambria Math"/>
-                  <w:sz w:val="24"/>
-                  <w:szCs w:val="24"/>
-                </w:rPr>
-                <m:t xml:space="preserve">t</m:t>
-              </m:r>
-            </m:sub>
-          </m:sSub>
-          <m:r>
-            <w:rPr>
-              <w:rFonts w:ascii="Cambria Math" w:hAnsi="Cambria Math"/>
-              <w:sz w:val="24"/>
-              <w:szCs w:val="24"/>
-            </w:rPr>
-            <m:t xml:space="preserve"> + </m:t>
-          </m:r>
-          <m:sSub>
-            <m:e>
-              <m:r>
-                <w:rPr>
-                  <w:rFonts w:ascii="Cambria Math" w:hAnsi="Cambria Math"/>
-                  <w:sz w:val="24"/>
-                  <w:szCs w:val="24"/>
-                </w:rPr>
-                <m:t xml:space="preserve">Σ</m:t>
-              </m:r>
-            </m:e>
-            <m:sub>
-              <m:r>
-                <w:rPr>
-                  <w:rFonts w:ascii="Cambria Math" w:hAnsi="Cambria Math"/>
-                  <w:sz w:val="24"/>
-                  <w:szCs w:val="24"/>
-                </w:rPr>
-                <m:t xml:space="preserve">u</m:t>
-              </m:r>
-              <m:r>
-                <w:rPr>
-                  <w:rFonts w:ascii="Cambria Math" w:hAnsi="Cambria Math"/>
-                  <w:sz w:val="24"/>
-                  <w:szCs w:val="24"/>
-                </w:rPr>
-                <m:t xml:space="preserve">&gt;</m:t>
-              </m:r>
-              <m:r>
-                <w:rPr>
-                  <w:rFonts w:ascii="Cambria Math" w:hAnsi="Cambria Math"/>
-                  <w:sz w:val="24"/>
-                  <w:szCs w:val="24"/>
-                </w:rPr>
-                <m:t xml:space="preserve">t</m:t>
-              </m:r>
-            </m:sub>
-          </m:sSub>
-          <m:r>
-            <w:rPr>
-              <w:rFonts w:ascii="Cambria Math" w:hAnsi="Cambria Math"/>
-              <w:sz w:val="24"/>
-              <w:szCs w:val="24"/>
-            </w:rPr>
-            <m:t xml:space="preserve"> </m:t>
-          </m:r>
-          <m:sSub>
-            <m:e>
-              <m:r>
-                <w:rPr>
-                  <w:rFonts w:ascii="Cambria Math" w:hAnsi="Cambria Math"/>
-                  <w:sz w:val="24"/>
-                  <w:szCs w:val="24"/>
-                </w:rPr>
-                <m:t xml:space="preserve">E</m:t>
-              </m:r>
-            </m:e>
-            <m:sub>
-              <m:r>
-                <w:rPr>
-                  <w:rFonts w:ascii="Cambria Math" w:hAnsi="Cambria Math"/>
-                  <w:sz w:val="24"/>
-                  <w:szCs w:val="24"/>
-                </w:rPr>
-                <m:t xml:space="preserve">u</m:t>
-              </m:r>
-            </m:sub>
-          </m:sSub>
-          <m:r>
-            <w:rPr>
-              <w:rFonts w:ascii="Cambria Math" w:hAnsi="Cambria Math"/>
-              <w:sz w:val="24"/>
-              <w:szCs w:val="24"/>
-            </w:rPr>
-            <m:t xml:space="preserve">·</m:t>
-          </m:r>
-          <m:sSub>
-            <m:e>
-              <m:r>
-                <w:rPr>
-                  <w:rFonts w:ascii="Cambria Math" w:hAnsi="Cambria Math"/>
-                  <w:sz w:val="24"/>
-                  <w:szCs w:val="24"/>
-                </w:rPr>
-                <m:t xml:space="preserve">D</m:t>
-              </m:r>
-            </m:e>
-            <m:sub>
-              <m:r>
-                <w:rPr>
-                  <w:rFonts w:ascii="Cambria Math" w:hAnsi="Cambria Math"/>
-                  <w:sz w:val="24"/>
-                  <w:szCs w:val="24"/>
-                </w:rPr>
-                <m:t xml:space="preserve">x</m:t>
-              </m:r>
-              <m:r>
-                <w:rPr>
-                  <w:rFonts w:ascii="Cambria Math" w:hAnsi="Cambria Math"/>
-                  <w:sz w:val="24"/>
-                  <w:szCs w:val="24"/>
-                </w:rPr>
-                <m:t xml:space="preserve">+</m:t>
-              </m:r>
-              <m:r>
-                <w:rPr>
-                  <w:rFonts w:ascii="Cambria Math" w:hAnsi="Cambria Math"/>
-                  <w:sz w:val="24"/>
-                  <w:szCs w:val="24"/>
-                </w:rPr>
-                <m:t xml:space="preserve">u</m:t>
-              </m:r>
-            </m:sub>
-          </m:sSub>
-        </m:oMath>
-      </m:oMathPara>
-    </w:p>
-    <w:p>
-      <w:pPr>
-        <w:pStyle w:val="Formula"/>
-      </w:pPr>
-      <m:oMathPara>
-        <m:oMathParaPr>
-          <m:jc m:val="left"/>
-        </m:oMathParaPr>
-        <m:oMath>
-          <m:r>
-            <w:rPr>
-              <w:rFonts w:ascii="Cambria Math" w:hAnsi="Cambria Math"/>
-              <w:sz w:val="24"/>
-              <w:szCs w:val="24"/>
-            </w:rPr>
-            <m:t xml:space="preserve">+ </m:t>
-          </m:r>
-          <m:sSub>
-            <m:e>
+                <m:t xml:space="preserve">10</m:t>
+              </m:r>
               <m:r>
                 <m:rPr>
                   <m:nor/>
@@ -5741,17 +5469,7 @@
                   <w:sz w:val="24"/>
                   <w:szCs w:val="24"/>
                 </w:rPr>
-                <m:t xml:space="preserve">CSV</m:t>
-              </m:r>
-            </m:e>
-            <m:sub>
-              <m:r>
-                <w:rPr>
-                  <w:rFonts w:ascii="Cambria Math" w:hAnsi="Cambria Math"/>
-                  <w:sz w:val="24"/>
-                  <w:szCs w:val="24"/>
-                </w:rPr>
-                <m:t xml:space="preserve">t</m:t>
+                <m:t xml:space="preserve">만</m:t>
               </m:r>
             </m:sub>
           </m:sSub>
@@ -5761,151 +5479,67 @@
               <w:sz w:val="24"/>
               <w:szCs w:val="24"/>
             </w:rPr>
-            <m:t xml:space="preserve"> + </m:t>
-          </m:r>
-          <m:r>
-            <w:rPr>
-              <w:rFonts w:ascii="Cambria Math" w:hAnsi="Cambria Math"/>
-              <w:sz w:val="24"/>
-              <w:szCs w:val="24"/>
-            </w:rPr>
-            <m:t xml:space="preserve">β′</m:t>
-          </m:r>
-          <m:r>
-            <w:rPr>
-              <w:rFonts w:ascii="Cambria Math" w:hAnsi="Cambria Math"/>
-              <w:sz w:val="24"/>
-              <w:szCs w:val="24"/>
-            </w:rPr>
-            <m:t xml:space="preserve">·( </m:t>
-          </m:r>
-          <m:sSub>
-            <m:e>
-              <m:r>
-                <w:rPr>
-                  <w:rFonts w:ascii="Cambria Math" w:hAnsi="Cambria Math"/>
-                  <w:sz w:val="24"/>
-                  <w:szCs w:val="24"/>
-                </w:rPr>
-                <m:t xml:space="preserve">N</m:t>
-              </m:r>
-            </m:e>
-            <m:sub>
-              <m:r>
-                <w:rPr>
-                  <w:rFonts w:ascii="Cambria Math" w:hAnsi="Cambria Math"/>
-                  <w:sz w:val="24"/>
-                  <w:szCs w:val="24"/>
-                </w:rPr>
-                <m:t xml:space="preserve">x</m:t>
-              </m:r>
-              <m:r>
-                <w:rPr>
-                  <w:rFonts w:ascii="Cambria Math" w:hAnsi="Cambria Math"/>
-                  <w:sz w:val="24"/>
-                  <w:szCs w:val="24"/>
-                </w:rPr>
-                <m:t xml:space="preserve">+</m:t>
-              </m:r>
-              <m:r>
-                <m:rPr>
-                  <m:sty m:val="p"/>
-                </m:rPr>
-                <w:rPr>
-                  <w:rFonts w:ascii="Cambria Math" w:hAnsi="Cambria Math"/>
-                  <w:sz w:val="24"/>
-                  <w:szCs w:val="24"/>
-                </w:rPr>
-                <m:t xml:space="preserve">max</m:t>
-              </m:r>
-              <m:r>
-                <w:rPr>
-                  <w:rFonts w:ascii="Cambria Math" w:hAnsi="Cambria Math"/>
-                  <w:sz w:val="24"/>
-                  <w:szCs w:val="24"/>
-                </w:rPr>
-                <m:t xml:space="preserve">(</m:t>
-              </m:r>
-              <m:r>
-                <w:rPr>
-                  <w:rFonts w:ascii="Cambria Math" w:hAnsi="Cambria Math"/>
-                  <w:sz w:val="24"/>
-                  <w:szCs w:val="24"/>
-                </w:rPr>
-                <m:t xml:space="preserve">t</m:t>
-              </m:r>
-              <m:r>
-                <w:rPr>
-                  <w:rFonts w:ascii="Cambria Math" w:hAnsi="Cambria Math"/>
-                  <w:sz w:val="24"/>
-                  <w:szCs w:val="24"/>
-                </w:rPr>
-                <m:t xml:space="preserve">,</m:t>
-              </m:r>
-              <m:r>
-                <w:rPr>
-                  <w:rFonts w:ascii="Cambria Math" w:hAnsi="Cambria Math"/>
-                  <w:sz w:val="24"/>
-                  <w:szCs w:val="24"/>
-                </w:rPr>
-                <m:t xml:space="preserve">m</m:t>
-              </m:r>
-              <m:r>
-                <w:rPr>
-                  <w:rFonts w:ascii="Cambria Math" w:hAnsi="Cambria Math"/>
-                  <w:sz w:val="24"/>
-                  <w:szCs w:val="24"/>
-                </w:rPr>
-                <m:t xml:space="preserve">)</m:t>
-              </m:r>
-            </m:sub>
-          </m:sSub>
-          <m:r>
-            <w:rPr>
-              <w:rFonts w:ascii="Cambria Math" w:hAnsi="Cambria Math"/>
-              <w:sz w:val="24"/>
-              <w:szCs w:val="24"/>
-            </w:rPr>
-            <m:t xml:space="preserve"> − </m:t>
-          </m:r>
-          <m:sSub>
-            <m:e>
-              <m:r>
-                <w:rPr>
-                  <w:rFonts w:ascii="Cambria Math" w:hAnsi="Cambria Math"/>
-                  <w:sz w:val="24"/>
-                  <w:szCs w:val="24"/>
-                </w:rPr>
-                <m:t xml:space="preserve">N</m:t>
-              </m:r>
-            </m:e>
-            <m:sub>
-              <m:r>
-                <w:rPr>
-                  <w:rFonts w:ascii="Cambria Math" w:hAnsi="Cambria Math"/>
-                  <w:sz w:val="24"/>
-                  <w:szCs w:val="24"/>
-                </w:rPr>
-                <m:t xml:space="preserve">x</m:t>
-              </m:r>
-              <m:r>
-                <w:rPr>
-                  <w:rFonts w:ascii="Cambria Math" w:hAnsi="Cambria Math"/>
-                  <w:sz w:val="24"/>
-                  <w:szCs w:val="24"/>
-                </w:rPr>
-                <m:t xml:space="preserve">+</m:t>
-              </m:r>
-              <m:r>
-                <w:rPr>
-                  <w:rFonts w:ascii="Cambria Math" w:hAnsi="Cambria Math"/>
-                  <w:sz w:val="24"/>
-                  <w:szCs w:val="24"/>
-                </w:rPr>
-                <m:t xml:space="preserve">n</m:t>
-              </m:r>
-            </m:sub>
-          </m:sSub>
+            <m:t xml:space="preserve"> = </m:t>
+          </m:r>
+          <m:r>
+            <m:rPr>
+              <m:sty m:val="p"/>
+            </m:rPr>
+            <w:rPr>
+              <w:rFonts w:ascii="Cambria Math" w:hAnsi="Cambria Math"/>
+              <w:sz w:val="24"/>
+              <w:szCs w:val="24"/>
+            </w:rPr>
+            <m:t xml:space="preserve">round</m:t>
+          </m:r>
+          <m:r>
+            <w:rPr>
+              <w:rFonts w:ascii="Cambria Math" w:hAnsi="Cambria Math"/>
+              <w:sz w:val="24"/>
+              <w:szCs w:val="24"/>
+            </w:rPr>
+            <m:t xml:space="preserve">( </m:t>
+          </m:r>
+          <m:r>
+            <w:rPr>
+              <w:rFonts w:ascii="Cambria Math" w:hAnsi="Cambria Math"/>
+              <w:sz w:val="24"/>
+              <w:szCs w:val="24"/>
+            </w:rPr>
+            <m:t xml:space="preserve">G</m:t>
+          </m:r>
+          <m:r>
+            <w:rPr>
+              <w:rFonts w:ascii="Cambria Math" w:hAnsi="Cambria Math"/>
+              <w:sz w:val="24"/>
+              <w:szCs w:val="24"/>
+            </w:rPr>
+            <m:t xml:space="preserve">₁ × </m:t>
+          </m:r>
+          <m:r>
+            <w:rPr>
+              <w:rFonts w:ascii="Cambria Math" w:hAnsi="Cambria Math"/>
+              <w:sz w:val="24"/>
+              <w:szCs w:val="24"/>
+            </w:rPr>
+            <m:t xml:space="preserve">100</m:t>
+          </m:r>
+          <m:r>
+            <w:rPr>
+              <w:rFonts w:ascii="Cambria Math" w:hAnsi="Cambria Math"/>
+              <w:sz w:val="24"/>
+              <w:szCs w:val="24"/>
+            </w:rPr>
+            <m:t xml:space="preserve">,</m:t>
+          </m:r>
+          <m:r>
+            <w:rPr>
+              <w:rFonts w:ascii="Cambria Math" w:hAnsi="Cambria Math"/>
+              <w:sz w:val="24"/>
+              <w:szCs w:val="24"/>
+            </w:rPr>
+            <m:t xml:space="preserve">000</m:t>
+          </m:r>
           <m:r>
             <w:rPr>
               <w:rFonts w:ascii="Cambria Math" w:hAnsi="Cambria Math"/>
@@ -5919,222 +5553,10 @@
     </w:p>
     <w:p>
       <w:pPr>
-        <w:pStyle w:val="Formula"/>
-      </w:pPr>
-      <m:oMathPara>
-        <m:oMathParaPr>
-          <m:jc m:val="left"/>
-        </m:oMathParaPr>
-        <m:oMath>
-          <m:r>
-            <w:rPr>
-              <w:rFonts w:ascii="Cambria Math" w:hAnsi="Cambria Math"/>
-              <w:sz w:val="24"/>
-              <w:szCs w:val="24"/>
-            </w:rPr>
-            <m:t xml:space="preserve">− </m:t>
-          </m:r>
-          <m:sSub>
-            <m:e>
-              <m:r>
-                <w:rPr>
-                  <w:rFonts w:ascii="Cambria Math" w:hAnsi="Cambria Math"/>
-                  <w:sz w:val="24"/>
-                  <w:szCs w:val="24"/>
-                </w:rPr>
-                <m:t xml:space="preserve">P</m:t>
-              </m:r>
-            </m:e>
-            <m:sub>
-              <m:r>
-                <w:rPr>
-                  <w:rFonts w:ascii="Cambria Math" w:hAnsi="Cambria Math"/>
-                  <w:sz w:val="24"/>
-                  <w:szCs w:val="24"/>
-                </w:rPr>
-                <m:t xml:space="preserve">β</m:t>
-              </m:r>
-            </m:sub>
-          </m:sSub>
-          <m:r>
-            <w:rPr>
-              <w:rFonts w:ascii="Cambria Math" w:hAnsi="Cambria Math"/>
-              <w:sz w:val="24"/>
-              <w:szCs w:val="24"/>
-            </w:rPr>
-            <m:t xml:space="preserve">·( </m:t>
-          </m:r>
-          <m:sSub>
-            <m:e>
-              <m:r>
-                <w:rPr>
-                  <w:rFonts w:ascii="Cambria Math" w:hAnsi="Cambria Math"/>
-                  <w:sz w:val="24"/>
-                  <w:szCs w:val="24"/>
-                </w:rPr>
-                <m:t xml:space="preserve">N′</m:t>
-              </m:r>
-            </m:e>
-            <m:sub>
-              <m:r>
-                <w:rPr>
-                  <w:rFonts w:ascii="Cambria Math" w:hAnsi="Cambria Math"/>
-                  <w:sz w:val="24"/>
-                  <w:szCs w:val="24"/>
-                </w:rPr>
-                <m:t xml:space="preserve">x</m:t>
-              </m:r>
-              <m:r>
-                <w:rPr>
-                  <w:rFonts w:ascii="Cambria Math" w:hAnsi="Cambria Math"/>
-                  <w:sz w:val="24"/>
-                  <w:szCs w:val="24"/>
-                </w:rPr>
-                <m:t xml:space="preserve">+</m:t>
-              </m:r>
-              <m:r>
-                <w:rPr>
-                  <w:rFonts w:ascii="Cambria Math" w:hAnsi="Cambria Math"/>
-                  <w:sz w:val="24"/>
-                  <w:szCs w:val="24"/>
-                </w:rPr>
-                <m:t xml:space="preserve">t</m:t>
-              </m:r>
-            </m:sub>
-          </m:sSub>
-          <m:r>
-            <w:rPr>
-              <w:rFonts w:ascii="Cambria Math" w:hAnsi="Cambria Math"/>
-              <w:sz w:val="24"/>
-              <w:szCs w:val="24"/>
-            </w:rPr>
-            <m:t xml:space="preserve"> − </m:t>
-          </m:r>
-          <m:sSub>
-            <m:e>
-              <m:r>
-                <w:rPr>
-                  <w:rFonts w:ascii="Cambria Math" w:hAnsi="Cambria Math"/>
-                  <w:sz w:val="24"/>
-                  <w:szCs w:val="24"/>
-                </w:rPr>
-                <m:t xml:space="preserve">N′</m:t>
-              </m:r>
-            </m:e>
-            <m:sub>
-              <m:r>
-                <w:rPr>
-                  <w:rFonts w:ascii="Cambria Math" w:hAnsi="Cambria Math"/>
-                  <w:sz w:val="24"/>
-                  <w:szCs w:val="24"/>
-                </w:rPr>
-                <m:t xml:space="preserve">x</m:t>
-              </m:r>
-              <m:r>
-                <w:rPr>
-                  <w:rFonts w:ascii="Cambria Math" w:hAnsi="Cambria Math"/>
-                  <w:sz w:val="24"/>
-                  <w:szCs w:val="24"/>
-                </w:rPr>
-                <m:t xml:space="preserve">+</m:t>
-              </m:r>
-              <m:r>
-                <w:rPr>
-                  <w:rFonts w:ascii="Cambria Math" w:hAnsi="Cambria Math"/>
-                  <w:sz w:val="24"/>
-                  <w:szCs w:val="24"/>
-                </w:rPr>
-                <m:t xml:space="preserve">m</m:t>
-              </m:r>
-            </m:sub>
-          </m:sSub>
-          <m:r>
-            <w:rPr>
-              <w:rFonts w:ascii="Cambria Math" w:hAnsi="Cambria Math"/>
-              <w:sz w:val="24"/>
-              <w:szCs w:val="24"/>
-            </w:rPr>
-            <m:t xml:space="preserve"> )·[</m:t>
-          </m:r>
-          <m:r>
-            <w:rPr>
-              <w:rFonts w:ascii="Cambria Math" w:hAnsi="Cambria Math"/>
-              <w:sz w:val="24"/>
-              <w:szCs w:val="24"/>
-            </w:rPr>
-            <m:t xml:space="preserve">t</m:t>
-          </m:r>
-          <m:r>
-            <w:rPr>
-              <w:rFonts w:ascii="Cambria Math" w:hAnsi="Cambria Math"/>
-              <w:sz w:val="24"/>
-              <w:szCs w:val="24"/>
-            </w:rPr>
-            <m:t xml:space="preserve">≤</m:t>
-          </m:r>
-          <m:r>
-            <w:rPr>
-              <w:rFonts w:ascii="Cambria Math" w:hAnsi="Cambria Math"/>
-              <w:sz w:val="24"/>
-              <w:szCs w:val="24"/>
-            </w:rPr>
-            <m:t xml:space="preserve">m</m:t>
-          </m:r>
-          <m:r>
-            <w:rPr>
-              <w:rFonts w:ascii="Cambria Math" w:hAnsi="Cambria Math"/>
-              <w:sz w:val="24"/>
-              <w:szCs w:val="24"/>
-            </w:rPr>
-            <m:t xml:space="preserve">] ] / </m:t>
-          </m:r>
-          <m:sSub>
-            <m:e>
-              <m:r>
-                <w:rPr>
-                  <w:rFonts w:ascii="Cambria Math" w:hAnsi="Cambria Math"/>
-                  <w:sz w:val="24"/>
-                  <w:szCs w:val="24"/>
-                </w:rPr>
-                <m:t xml:space="preserve">D</m:t>
-              </m:r>
-            </m:e>
-            <m:sub>
-              <m:r>
-                <w:rPr>
-                  <w:rFonts w:ascii="Cambria Math" w:hAnsi="Cambria Math"/>
-                  <w:sz w:val="24"/>
-                  <w:szCs w:val="24"/>
-                </w:rPr>
-                <m:t xml:space="preserve">x</m:t>
-              </m:r>
-              <m:r>
-                <w:rPr>
-                  <w:rFonts w:ascii="Cambria Math" w:hAnsi="Cambria Math"/>
-                  <w:sz w:val="24"/>
-                  <w:szCs w:val="24"/>
-                </w:rPr>
-                <m:t xml:space="preserve">+</m:t>
-              </m:r>
-              <m:r>
-                <w:rPr>
-                  <w:rFonts w:ascii="Cambria Math" w:hAnsi="Cambria Math"/>
-                  <w:sz w:val="24"/>
-                  <w:szCs w:val="24"/>
-                </w:rPr>
-                <m:t xml:space="preserve">t</m:t>
-              </m:r>
-            </m:sub>
-          </m:sSub>
-        </m:oMath>
-      </m:oMathPara>
-    </w:p>
-    <w:p>
-      <w:pPr>
         <w:pStyle w:val="Note"/>
       </w:pPr>
       <w:r>
-        <w:t xml:space="preserve">※ 순보식에 납입 후 유지비 β′를 더한 형태. 표준준비금은 표준이율로 같은 식을 계산한다.</w:t>
+        <w:t xml:space="preserve">※ 담보 보험료 = 10만원당 보험료 × (보장금액 ÷ 100,000), 보장금액 = 보험가입금액 × 배수. 여러 담보는 담보 보험료를 더한다.</w:t>
       </w:r>
     </w:p>
     <w:p>
@@ -6142,7 +5564,7 @@
         <w:pStyle w:val="Heading1"/>
       </w:pPr>
       <w:r>
-        <w:t xml:space="preserve">3. 해지환급금의 계산에 관한 사항</w:t>
+        <w:t xml:space="preserve">2. 책임준비금의 계산에 관한 사항</w:t>
       </w:r>
     </w:p>
     <w:p>
@@ -6150,7 +5572,7 @@
         <w:pStyle w:val="Note"/>
       </w:pPr>
       <w:r>
-        <w:t xml:space="preserve">※ 해약공제는 납입기간과 7년 중 짧은 기간에 걸쳐 매년 균등하게 줄어든다.</w:t>
+        <w:t xml:space="preserve">※ 회계연도말 보험료적립금은 적용기초율 적립금과 표준기초율 적립금 중 큰 금액으로 한다.</w:t>
       </w:r>
     </w:p>
     <w:p>
@@ -6158,7 +5580,7 @@
         <w:pStyle w:val="Note"/>
       </w:pPr>
       <w:r>
-        <w:t xml:space="preserve">※ 해약공제 기준 신계약비는 적용기초율과 표준기초율로 구한 신계약비 중 작은 쪽으로 한다.</w:t>
+        <w:t xml:space="preserve">※ 연중 보간은 하지 않고 연말 기준으로 산출한다.</w:t>
       </w:r>
     </w:p>
     <w:p>
@@ -6166,7 +5588,15 @@
         <w:pStyle w:val="FormulaLabel"/>
       </w:pPr>
       <w:r>
-        <w:t xml:space="preserve">[식] 해약공제</w:t>
+        <w:t xml:space="preserve">[식] 준비금 산출용 순보험료</w:t>
+      </w:r>
+    </w:p>
+    <w:p>
+      <w:pPr>
+        <w:pStyle w:val="FormulaText"/>
+      </w:pPr>
+      <w:r>
+        <w:t xml:space="preserve">납입 후 유지비를 포함한 순보험료 — 납입기간의 납입자수 현가로 나눈다</w:t>
       </w:r>
     </w:p>
     <w:p>
@@ -6181,6 +5611,754 @@
           <m:sSub>
             <m:e>
               <m:r>
+                <w:rPr>
+                  <w:rFonts w:ascii="Cambria Math" w:hAnsi="Cambria Math"/>
+                  <w:sz w:val="24"/>
+                  <w:szCs w:val="24"/>
+                </w:rPr>
+                <m:t xml:space="preserve">P</m:t>
+              </m:r>
+            </m:e>
+            <m:sub>
+              <m:r>
+                <w:rPr>
+                  <w:rFonts w:ascii="Cambria Math" w:hAnsi="Cambria Math"/>
+                  <w:sz w:val="24"/>
+                  <w:szCs w:val="24"/>
+                </w:rPr>
+                <m:t xml:space="preserve">β</m:t>
+              </m:r>
+            </m:sub>
+          </m:sSub>
+          <m:r>
+            <w:rPr>
+              <w:rFonts w:ascii="Cambria Math" w:hAnsi="Cambria Math"/>
+              <w:sz w:val="24"/>
+              <w:szCs w:val="24"/>
+            </w:rPr>
+            <m:t xml:space="preserve"> = ( </m:t>
+          </m:r>
+          <m:r>
+            <m:rPr>
+              <m:nor/>
+            </m:rPr>
+            <w:rPr>
+              <w:rFonts w:ascii="Cambria Math" w:hAnsi="Cambria Math"/>
+              <w:sz w:val="24"/>
+              <w:szCs w:val="24"/>
+            </w:rPr>
+            <m:t xml:space="preserve">PVB</m:t>
+          </m:r>
+          <m:r>
+            <w:rPr>
+              <w:rFonts w:ascii="Cambria Math" w:hAnsi="Cambria Math"/>
+              <w:sz w:val="24"/>
+              <w:szCs w:val="24"/>
+            </w:rPr>
+            <m:t xml:space="preserve"> + </m:t>
+          </m:r>
+          <m:r>
+            <w:rPr>
+              <w:rFonts w:ascii="Cambria Math" w:hAnsi="Cambria Math"/>
+              <w:sz w:val="24"/>
+              <w:szCs w:val="24"/>
+            </w:rPr>
+            <m:t xml:space="preserve">β′</m:t>
+          </m:r>
+          <m:r>
+            <w:rPr>
+              <w:rFonts w:ascii="Cambria Math" w:hAnsi="Cambria Math"/>
+              <w:sz w:val="24"/>
+              <w:szCs w:val="24"/>
+            </w:rPr>
+            <m:t xml:space="preserve">·( </m:t>
+          </m:r>
+          <m:sSub>
+            <m:e>
+              <m:r>
+                <w:rPr>
+                  <w:rFonts w:ascii="Cambria Math" w:hAnsi="Cambria Math"/>
+                  <w:sz w:val="24"/>
+                  <w:szCs w:val="24"/>
+                </w:rPr>
+                <m:t xml:space="preserve">N</m:t>
+              </m:r>
+            </m:e>
+            <m:sub>
+              <m:r>
+                <w:rPr>
+                  <w:rFonts w:ascii="Cambria Math" w:hAnsi="Cambria Math"/>
+                  <w:sz w:val="24"/>
+                  <w:szCs w:val="24"/>
+                </w:rPr>
+                <m:t xml:space="preserve">x</m:t>
+              </m:r>
+              <m:r>
+                <w:rPr>
+                  <w:rFonts w:ascii="Cambria Math" w:hAnsi="Cambria Math"/>
+                  <w:sz w:val="24"/>
+                  <w:szCs w:val="24"/>
+                </w:rPr>
+                <m:t xml:space="preserve">+</m:t>
+              </m:r>
+              <m:r>
+                <w:rPr>
+                  <w:rFonts w:ascii="Cambria Math" w:hAnsi="Cambria Math"/>
+                  <w:sz w:val="24"/>
+                  <w:szCs w:val="24"/>
+                </w:rPr>
+                <m:t xml:space="preserve">m</m:t>
+              </m:r>
+            </m:sub>
+          </m:sSub>
+          <m:r>
+            <w:rPr>
+              <w:rFonts w:ascii="Cambria Math" w:hAnsi="Cambria Math"/>
+              <w:sz w:val="24"/>
+              <w:szCs w:val="24"/>
+            </w:rPr>
+            <m:t xml:space="preserve"> − </m:t>
+          </m:r>
+          <m:sSub>
+            <m:e>
+              <m:r>
+                <w:rPr>
+                  <w:rFonts w:ascii="Cambria Math" w:hAnsi="Cambria Math"/>
+                  <w:sz w:val="24"/>
+                  <w:szCs w:val="24"/>
+                </w:rPr>
+                <m:t xml:space="preserve">N</m:t>
+              </m:r>
+            </m:e>
+            <m:sub>
+              <m:r>
+                <w:rPr>
+                  <w:rFonts w:ascii="Cambria Math" w:hAnsi="Cambria Math"/>
+                  <w:sz w:val="24"/>
+                  <w:szCs w:val="24"/>
+                </w:rPr>
+                <m:t xml:space="preserve">x</m:t>
+              </m:r>
+              <m:r>
+                <w:rPr>
+                  <w:rFonts w:ascii="Cambria Math" w:hAnsi="Cambria Math"/>
+                  <w:sz w:val="24"/>
+                  <w:szCs w:val="24"/>
+                </w:rPr>
+                <m:t xml:space="preserve">+</m:t>
+              </m:r>
+              <m:r>
+                <w:rPr>
+                  <w:rFonts w:ascii="Cambria Math" w:hAnsi="Cambria Math"/>
+                  <w:sz w:val="24"/>
+                  <w:szCs w:val="24"/>
+                </w:rPr>
+                <m:t xml:space="preserve">n</m:t>
+              </m:r>
+            </m:sub>
+          </m:sSub>
+          <m:r>
+            <w:rPr>
+              <w:rFonts w:ascii="Cambria Math" w:hAnsi="Cambria Math"/>
+              <w:sz w:val="24"/>
+              <w:szCs w:val="24"/>
+            </w:rPr>
+            <m:t xml:space="preserve"> ) ) / ( </m:t>
+          </m:r>
+          <m:sSub>
+            <m:e>
+              <m:r>
+                <w:rPr>
+                  <w:rFonts w:ascii="Cambria Math" w:hAnsi="Cambria Math"/>
+                  <w:sz w:val="24"/>
+                  <w:szCs w:val="24"/>
+                </w:rPr>
+                <m:t xml:space="preserve">N′</m:t>
+              </m:r>
+            </m:e>
+            <m:sub>
+              <m:r>
+                <w:rPr>
+                  <w:rFonts w:ascii="Cambria Math" w:hAnsi="Cambria Math"/>
+                  <w:sz w:val="24"/>
+                  <w:szCs w:val="24"/>
+                </w:rPr>
+                <m:t xml:space="preserve">x</m:t>
+              </m:r>
+            </m:sub>
+          </m:sSub>
+          <m:r>
+            <w:rPr>
+              <w:rFonts w:ascii="Cambria Math" w:hAnsi="Cambria Math"/>
+              <w:sz w:val="24"/>
+              <w:szCs w:val="24"/>
+            </w:rPr>
+            <m:t xml:space="preserve"> − </m:t>
+          </m:r>
+          <m:sSub>
+            <m:e>
+              <m:r>
+                <w:rPr>
+                  <w:rFonts w:ascii="Cambria Math" w:hAnsi="Cambria Math"/>
+                  <w:sz w:val="24"/>
+                  <w:szCs w:val="24"/>
+                </w:rPr>
+                <m:t xml:space="preserve">N′</m:t>
+              </m:r>
+            </m:e>
+            <m:sub>
+              <m:r>
+                <w:rPr>
+                  <w:rFonts w:ascii="Cambria Math" w:hAnsi="Cambria Math"/>
+                  <w:sz w:val="24"/>
+                  <w:szCs w:val="24"/>
+                </w:rPr>
+                <m:t xml:space="preserve">x</m:t>
+              </m:r>
+              <m:r>
+                <w:rPr>
+                  <w:rFonts w:ascii="Cambria Math" w:hAnsi="Cambria Math"/>
+                  <w:sz w:val="24"/>
+                  <w:szCs w:val="24"/>
+                </w:rPr>
+                <m:t xml:space="preserve">+</m:t>
+              </m:r>
+              <m:r>
+                <w:rPr>
+                  <w:rFonts w:ascii="Cambria Math" w:hAnsi="Cambria Math"/>
+                  <w:sz w:val="24"/>
+                  <w:szCs w:val="24"/>
+                </w:rPr>
+                <m:t xml:space="preserve">m</m:t>
+              </m:r>
+            </m:sub>
+          </m:sSub>
+          <m:r>
+            <w:rPr>
+              <w:rFonts w:ascii="Cambria Math" w:hAnsi="Cambria Math"/>
+              <w:sz w:val="24"/>
+              <w:szCs w:val="24"/>
+            </w:rPr>
+            <m:t xml:space="preserve"> )</m:t>
+          </m:r>
+        </m:oMath>
+      </m:oMathPara>
+    </w:p>
+    <w:p>
+      <w:pPr>
+        <w:pStyle w:val="FormulaLabel"/>
+      </w:pPr>
+      <w:r>
+        <w:t xml:space="preserve">[식] 연말 책임준비금</w:t>
+      </w:r>
+    </w:p>
+    <w:p>
+      <w:pPr>
+        <w:pStyle w:val="FormulaText"/>
+      </w:pPr>
+      <w:r>
+        <w:t xml:space="preserve">t 년도 말 책임준비금 (보장금액 1원당) — 장래 보험금의 현가와 장래 유지비의 현가에서 장래 순보험료의 현가를 뺀 것을 t 시점 유지자수의 현가로 나눈다</w:t>
+      </w:r>
+    </w:p>
+    <w:p>
+      <w:pPr>
+        <w:pStyle w:val="Formula"/>
+      </w:pPr>
+      <m:oMathPara>
+        <m:oMathParaPr>
+          <m:jc m:val="left"/>
+        </m:oMathParaPr>
+        <m:oMath>
+          <m:sSub>
+            <m:e>
+              <m:r>
+                <w:rPr>
+                  <w:rFonts w:ascii="Cambria Math" w:hAnsi="Cambria Math"/>
+                  <w:sz w:val="24"/>
+                  <w:szCs w:val="24"/>
+                </w:rPr>
+                <m:t xml:space="preserve">V</m:t>
+              </m:r>
+            </m:e>
+            <m:sub>
+              <m:r>
+                <w:rPr>
+                  <w:rFonts w:ascii="Cambria Math" w:hAnsi="Cambria Math"/>
+                  <w:sz w:val="24"/>
+                  <w:szCs w:val="24"/>
+                </w:rPr>
+                <m:t xml:space="preserve">t</m:t>
+              </m:r>
+            </m:sub>
+          </m:sSub>
+          <m:r>
+            <w:rPr>
+              <w:rFonts w:ascii="Cambria Math" w:hAnsi="Cambria Math"/>
+              <w:sz w:val="24"/>
+              <w:szCs w:val="24"/>
+            </w:rPr>
+            <m:t xml:space="preserve"> = [ </m:t>
+          </m:r>
+          <m:sSub>
+            <m:e>
+              <m:r>
+                <w:rPr>
+                  <w:rFonts w:ascii="Cambria Math" w:hAnsi="Cambria Math"/>
+                  <w:sz w:val="24"/>
+                  <w:szCs w:val="24"/>
+                </w:rPr>
+                <m:t xml:space="preserve">M</m:t>
+              </m:r>
+            </m:e>
+            <m:sub>
+              <m:r>
+                <w:rPr>
+                  <w:rFonts w:ascii="Cambria Math" w:hAnsi="Cambria Math"/>
+                  <w:sz w:val="24"/>
+                  <w:szCs w:val="24"/>
+                </w:rPr>
+                <m:t xml:space="preserve">x</m:t>
+              </m:r>
+              <m:r>
+                <w:rPr>
+                  <w:rFonts w:ascii="Cambria Math" w:hAnsi="Cambria Math"/>
+                  <w:sz w:val="24"/>
+                  <w:szCs w:val="24"/>
+                </w:rPr>
+                <m:t xml:space="preserve">+</m:t>
+              </m:r>
+              <m:r>
+                <w:rPr>
+                  <w:rFonts w:ascii="Cambria Math" w:hAnsi="Cambria Math"/>
+                  <w:sz w:val="24"/>
+                  <w:szCs w:val="24"/>
+                </w:rPr>
+                <m:t xml:space="preserve">t</m:t>
+              </m:r>
+            </m:sub>
+          </m:sSub>
+          <m:r>
+            <w:rPr>
+              <w:rFonts w:ascii="Cambria Math" w:hAnsi="Cambria Math"/>
+              <w:sz w:val="24"/>
+              <w:szCs w:val="24"/>
+            </w:rPr>
+            <m:t xml:space="preserve"> + </m:t>
+          </m:r>
+          <m:r>
+            <w:rPr>
+              <w:rFonts w:ascii="Cambria Math" w:hAnsi="Cambria Math"/>
+              <w:sz w:val="24"/>
+              <w:szCs w:val="24"/>
+            </w:rPr>
+            <m:t xml:space="preserve">β′</m:t>
+          </m:r>
+          <m:r>
+            <w:rPr>
+              <w:rFonts w:ascii="Cambria Math" w:hAnsi="Cambria Math"/>
+              <w:sz w:val="24"/>
+              <w:szCs w:val="24"/>
+            </w:rPr>
+            <m:t xml:space="preserve">·( </m:t>
+          </m:r>
+          <m:sSub>
+            <m:e>
+              <m:r>
+                <w:rPr>
+                  <w:rFonts w:ascii="Cambria Math" w:hAnsi="Cambria Math"/>
+                  <w:sz w:val="24"/>
+                  <w:szCs w:val="24"/>
+                </w:rPr>
+                <m:t xml:space="preserve">N</m:t>
+              </m:r>
+            </m:e>
+            <m:sub>
+              <m:r>
+                <w:rPr>
+                  <w:rFonts w:ascii="Cambria Math" w:hAnsi="Cambria Math"/>
+                  <w:sz w:val="24"/>
+                  <w:szCs w:val="24"/>
+                </w:rPr>
+                <m:t xml:space="preserve">x</m:t>
+              </m:r>
+              <m:r>
+                <w:rPr>
+                  <w:rFonts w:ascii="Cambria Math" w:hAnsi="Cambria Math"/>
+                  <w:sz w:val="24"/>
+                  <w:szCs w:val="24"/>
+                </w:rPr>
+                <m:t xml:space="preserve">+</m:t>
+              </m:r>
+              <m:r>
+                <m:rPr>
+                  <m:sty m:val="p"/>
+                </m:rPr>
+                <w:rPr>
+                  <w:rFonts w:ascii="Cambria Math" w:hAnsi="Cambria Math"/>
+                  <w:sz w:val="24"/>
+                  <w:szCs w:val="24"/>
+                </w:rPr>
+                <m:t xml:space="preserve">max</m:t>
+              </m:r>
+              <m:r>
+                <w:rPr>
+                  <w:rFonts w:ascii="Cambria Math" w:hAnsi="Cambria Math"/>
+                  <w:sz w:val="24"/>
+                  <w:szCs w:val="24"/>
+                </w:rPr>
+                <m:t xml:space="preserve">(</m:t>
+              </m:r>
+              <m:r>
+                <w:rPr>
+                  <w:rFonts w:ascii="Cambria Math" w:hAnsi="Cambria Math"/>
+                  <w:sz w:val="24"/>
+                  <w:szCs w:val="24"/>
+                </w:rPr>
+                <m:t xml:space="preserve">t</m:t>
+              </m:r>
+              <m:r>
+                <w:rPr>
+                  <w:rFonts w:ascii="Cambria Math" w:hAnsi="Cambria Math"/>
+                  <w:sz w:val="24"/>
+                  <w:szCs w:val="24"/>
+                </w:rPr>
+                <m:t xml:space="preserve">,</m:t>
+              </m:r>
+              <m:r>
+                <w:rPr>
+                  <w:rFonts w:ascii="Cambria Math" w:hAnsi="Cambria Math"/>
+                  <w:sz w:val="24"/>
+                  <w:szCs w:val="24"/>
+                </w:rPr>
+                <m:t xml:space="preserve">m</m:t>
+              </m:r>
+              <m:r>
+                <w:rPr>
+                  <w:rFonts w:ascii="Cambria Math" w:hAnsi="Cambria Math"/>
+                  <w:sz w:val="24"/>
+                  <w:szCs w:val="24"/>
+                </w:rPr>
+                <m:t xml:space="preserve">)</m:t>
+              </m:r>
+            </m:sub>
+          </m:sSub>
+          <m:r>
+            <w:rPr>
+              <w:rFonts w:ascii="Cambria Math" w:hAnsi="Cambria Math"/>
+              <w:sz w:val="24"/>
+              <w:szCs w:val="24"/>
+            </w:rPr>
+            <m:t xml:space="preserve"> − </m:t>
+          </m:r>
+          <m:sSub>
+            <m:e>
+              <m:r>
+                <w:rPr>
+                  <w:rFonts w:ascii="Cambria Math" w:hAnsi="Cambria Math"/>
+                  <w:sz w:val="24"/>
+                  <w:szCs w:val="24"/>
+                </w:rPr>
+                <m:t xml:space="preserve">N</m:t>
+              </m:r>
+            </m:e>
+            <m:sub>
+              <m:r>
+                <w:rPr>
+                  <w:rFonts w:ascii="Cambria Math" w:hAnsi="Cambria Math"/>
+                  <w:sz w:val="24"/>
+                  <w:szCs w:val="24"/>
+                </w:rPr>
+                <m:t xml:space="preserve">x</m:t>
+              </m:r>
+              <m:r>
+                <w:rPr>
+                  <w:rFonts w:ascii="Cambria Math" w:hAnsi="Cambria Math"/>
+                  <w:sz w:val="24"/>
+                  <w:szCs w:val="24"/>
+                </w:rPr>
+                <m:t xml:space="preserve">+</m:t>
+              </m:r>
+              <m:r>
+                <w:rPr>
+                  <w:rFonts w:ascii="Cambria Math" w:hAnsi="Cambria Math"/>
+                  <w:sz w:val="24"/>
+                  <w:szCs w:val="24"/>
+                </w:rPr>
+                <m:t xml:space="preserve">n</m:t>
+              </m:r>
+            </m:sub>
+          </m:sSub>
+          <m:r>
+            <w:rPr>
+              <w:rFonts w:ascii="Cambria Math" w:hAnsi="Cambria Math"/>
+              <w:sz w:val="24"/>
+              <w:szCs w:val="24"/>
+            </w:rPr>
+            <m:t xml:space="preserve"> )</m:t>
+          </m:r>
+        </m:oMath>
+      </m:oMathPara>
+    </w:p>
+    <w:p>
+      <w:pPr>
+        <w:pStyle w:val="Formula"/>
+      </w:pPr>
+      <m:oMathPara>
+        <m:oMathParaPr>
+          <m:jc m:val="left"/>
+        </m:oMathParaPr>
+        <m:oMath>
+          <m:r>
+            <w:rPr>
+              <w:rFonts w:ascii="Cambria Math" w:hAnsi="Cambria Math"/>
+              <w:sz w:val="24"/>
+              <w:szCs w:val="24"/>
+            </w:rPr>
+            <m:t xml:space="preserve">− </m:t>
+          </m:r>
+          <m:sSub>
+            <m:e>
+              <m:r>
+                <w:rPr>
+                  <w:rFonts w:ascii="Cambria Math" w:hAnsi="Cambria Math"/>
+                  <w:sz w:val="24"/>
+                  <w:szCs w:val="24"/>
+                </w:rPr>
+                <m:t xml:space="preserve">P</m:t>
+              </m:r>
+            </m:e>
+            <m:sub>
+              <m:r>
+                <w:rPr>
+                  <w:rFonts w:ascii="Cambria Math" w:hAnsi="Cambria Math"/>
+                  <w:sz w:val="24"/>
+                  <w:szCs w:val="24"/>
+                </w:rPr>
+                <m:t xml:space="preserve">β</m:t>
+              </m:r>
+            </m:sub>
+          </m:sSub>
+          <m:r>
+            <w:rPr>
+              <w:rFonts w:ascii="Cambria Math" w:hAnsi="Cambria Math"/>
+              <w:sz w:val="24"/>
+              <w:szCs w:val="24"/>
+            </w:rPr>
+            <m:t xml:space="preserve">·( </m:t>
+          </m:r>
+          <m:sSub>
+            <m:e>
+              <m:r>
+                <w:rPr>
+                  <w:rFonts w:ascii="Cambria Math" w:hAnsi="Cambria Math"/>
+                  <w:sz w:val="24"/>
+                  <w:szCs w:val="24"/>
+                </w:rPr>
+                <m:t xml:space="preserve">N′</m:t>
+              </m:r>
+            </m:e>
+            <m:sub>
+              <m:r>
+                <w:rPr>
+                  <w:rFonts w:ascii="Cambria Math" w:hAnsi="Cambria Math"/>
+                  <w:sz w:val="24"/>
+                  <w:szCs w:val="24"/>
+                </w:rPr>
+                <m:t xml:space="preserve">x</m:t>
+              </m:r>
+              <m:r>
+                <w:rPr>
+                  <w:rFonts w:ascii="Cambria Math" w:hAnsi="Cambria Math"/>
+                  <w:sz w:val="24"/>
+                  <w:szCs w:val="24"/>
+                </w:rPr>
+                <m:t xml:space="preserve">+</m:t>
+              </m:r>
+              <m:r>
+                <w:rPr>
+                  <w:rFonts w:ascii="Cambria Math" w:hAnsi="Cambria Math"/>
+                  <w:sz w:val="24"/>
+                  <w:szCs w:val="24"/>
+                </w:rPr>
+                <m:t xml:space="preserve">t</m:t>
+              </m:r>
+            </m:sub>
+          </m:sSub>
+          <m:r>
+            <w:rPr>
+              <w:rFonts w:ascii="Cambria Math" w:hAnsi="Cambria Math"/>
+              <w:sz w:val="24"/>
+              <w:szCs w:val="24"/>
+            </w:rPr>
+            <m:t xml:space="preserve"> − </m:t>
+          </m:r>
+          <m:sSub>
+            <m:e>
+              <m:r>
+                <w:rPr>
+                  <w:rFonts w:ascii="Cambria Math" w:hAnsi="Cambria Math"/>
+                  <w:sz w:val="24"/>
+                  <w:szCs w:val="24"/>
+                </w:rPr>
+                <m:t xml:space="preserve">N′</m:t>
+              </m:r>
+            </m:e>
+            <m:sub>
+              <m:r>
+                <w:rPr>
+                  <w:rFonts w:ascii="Cambria Math" w:hAnsi="Cambria Math"/>
+                  <w:sz w:val="24"/>
+                  <w:szCs w:val="24"/>
+                </w:rPr>
+                <m:t xml:space="preserve">x</m:t>
+              </m:r>
+              <m:r>
+                <w:rPr>
+                  <w:rFonts w:ascii="Cambria Math" w:hAnsi="Cambria Math"/>
+                  <w:sz w:val="24"/>
+                  <w:szCs w:val="24"/>
+                </w:rPr>
+                <m:t xml:space="preserve">+</m:t>
+              </m:r>
+              <m:r>
+                <w:rPr>
+                  <w:rFonts w:ascii="Cambria Math" w:hAnsi="Cambria Math"/>
+                  <w:sz w:val="24"/>
+                  <w:szCs w:val="24"/>
+                </w:rPr>
+                <m:t xml:space="preserve">m</m:t>
+              </m:r>
+            </m:sub>
+          </m:sSub>
+          <m:r>
+            <w:rPr>
+              <w:rFonts w:ascii="Cambria Math" w:hAnsi="Cambria Math"/>
+              <w:sz w:val="24"/>
+              <w:szCs w:val="24"/>
+            </w:rPr>
+            <m:t xml:space="preserve"> )·[</m:t>
+          </m:r>
+          <m:r>
+            <w:rPr>
+              <w:rFonts w:ascii="Cambria Math" w:hAnsi="Cambria Math"/>
+              <w:sz w:val="24"/>
+              <w:szCs w:val="24"/>
+            </w:rPr>
+            <m:t xml:space="preserve">t</m:t>
+          </m:r>
+          <m:r>
+            <w:rPr>
+              <w:rFonts w:ascii="Cambria Math" w:hAnsi="Cambria Math"/>
+              <w:sz w:val="24"/>
+              <w:szCs w:val="24"/>
+            </w:rPr>
+            <m:t xml:space="preserve">≤</m:t>
+          </m:r>
+          <m:r>
+            <w:rPr>
+              <w:rFonts w:ascii="Cambria Math" w:hAnsi="Cambria Math"/>
+              <w:sz w:val="24"/>
+              <w:szCs w:val="24"/>
+            </w:rPr>
+            <m:t xml:space="preserve">m</m:t>
+          </m:r>
+          <m:r>
+            <w:rPr>
+              <w:rFonts w:ascii="Cambria Math" w:hAnsi="Cambria Math"/>
+              <w:sz w:val="24"/>
+              <w:szCs w:val="24"/>
+            </w:rPr>
+            <m:t xml:space="preserve">] ] / </m:t>
+          </m:r>
+          <m:sSub>
+            <m:e>
+              <m:r>
+                <w:rPr>
+                  <w:rFonts w:ascii="Cambria Math" w:hAnsi="Cambria Math"/>
+                  <w:sz w:val="24"/>
+                  <w:szCs w:val="24"/>
+                </w:rPr>
+                <m:t xml:space="preserve">D</m:t>
+              </m:r>
+            </m:e>
+            <m:sub>
+              <m:r>
+                <w:rPr>
+                  <w:rFonts w:ascii="Cambria Math" w:hAnsi="Cambria Math"/>
+                  <w:sz w:val="24"/>
+                  <w:szCs w:val="24"/>
+                </w:rPr>
+                <m:t xml:space="preserve">x</m:t>
+              </m:r>
+              <m:r>
+                <w:rPr>
+                  <w:rFonts w:ascii="Cambria Math" w:hAnsi="Cambria Math"/>
+                  <w:sz w:val="24"/>
+                  <w:szCs w:val="24"/>
+                </w:rPr>
+                <m:t xml:space="preserve">+</m:t>
+              </m:r>
+              <m:r>
+                <w:rPr>
+                  <w:rFonts w:ascii="Cambria Math" w:hAnsi="Cambria Math"/>
+                  <w:sz w:val="24"/>
+                  <w:szCs w:val="24"/>
+                </w:rPr>
+                <m:t xml:space="preserve">t</m:t>
+              </m:r>
+            </m:sub>
+          </m:sSub>
+        </m:oMath>
+      </m:oMathPara>
+    </w:p>
+    <w:p>
+      <w:pPr>
+        <w:pStyle w:val="FormulaText"/>
+      </w:pPr>
+      <w:r>
+        <w:t xml:space="preserve">10만원당 책임준비금 — 원 단위로 반올림</w:t>
+      </w:r>
+    </w:p>
+    <w:p>
+      <w:pPr>
+        <w:pStyle w:val="Formula"/>
+      </w:pPr>
+      <m:oMathPara>
+        <m:oMathParaPr>
+          <m:jc m:val="left"/>
+        </m:oMathParaPr>
+        <m:oMath>
+          <m:sSubSup>
+            <m:e>
+              <m:r>
+                <w:rPr>
+                  <w:rFonts w:ascii="Cambria Math" w:hAnsi="Cambria Math"/>
+                  <w:sz w:val="24"/>
+                  <w:szCs w:val="24"/>
+                </w:rPr>
+                <m:t xml:space="preserve">V</m:t>
+              </m:r>
+            </m:e>
+            <m:sub>
+              <m:r>
+                <w:rPr>
+                  <w:rFonts w:ascii="Cambria Math" w:hAnsi="Cambria Math"/>
+                  <w:sz w:val="24"/>
+                  <w:szCs w:val="24"/>
+                </w:rPr>
+                <m:t xml:space="preserve">t</m:t>
+              </m:r>
+            </m:sub>
+            <m:sup>
+              <m:r>
+                <w:rPr>
+                  <w:rFonts w:ascii="Cambria Math" w:hAnsi="Cambria Math"/>
+                  <w:sz w:val="24"/>
+                  <w:szCs w:val="24"/>
+                </w:rPr>
+                <m:t xml:space="preserve">10</m:t>
+              </m:r>
+              <m:r>
                 <m:rPr>
                   <m:nor/>
                 </m:rPr>
@@ -6189,20 +6367,10 @@
                   <w:sz w:val="24"/>
                   <w:szCs w:val="24"/>
                 </w:rPr>
-                <m:t xml:space="preserve">해약공제</m:t>
-              </m:r>
-            </m:e>
-            <m:sub>
-              <m:r>
-                <w:rPr>
-                  <w:rFonts w:ascii="Cambria Math" w:hAnsi="Cambria Math"/>
-                  <w:sz w:val="24"/>
-                  <w:szCs w:val="24"/>
-                </w:rPr>
-                <m:t xml:space="preserve">t</m:t>
-              </m:r>
-            </m:sub>
-          </m:sSub>
+                <m:t xml:space="preserve">만</m:t>
+              </m:r>
+            </m:sup>
+          </m:sSubSup>
           <m:r>
             <w:rPr>
               <w:rFonts w:ascii="Cambria Math" w:hAnsi="Cambria Math"/>
@@ -6210,39 +6378,6 @@
               <w:szCs w:val="24"/>
             </w:rPr>
             <m:t xml:space="preserve"> = </m:t>
-          </m:r>
-          <m:sSup>
-            <m:e>
-              <m:r>
-                <w:rPr>
-                  <w:rFonts w:ascii="Cambria Math" w:hAnsi="Cambria Math"/>
-                  <w:sz w:val="24"/>
-                  <w:szCs w:val="24"/>
-                </w:rPr>
-                <m:t xml:space="preserve">α</m:t>
-              </m:r>
-            </m:e>
-            <m:sup>
-              <m:r>
-                <m:rPr>
-                  <m:nor/>
-                </m:rPr>
-                <w:rPr>
-                  <w:rFonts w:ascii="Cambria Math" w:hAnsi="Cambria Math"/>
-                  <w:sz w:val="24"/>
-                  <w:szCs w:val="24"/>
-                </w:rPr>
-                <m:t xml:space="preserve">공제</m:t>
-              </m:r>
-            </m:sup>
-          </m:sSup>
-          <m:r>
-            <w:rPr>
-              <w:rFonts w:ascii="Cambria Math" w:hAnsi="Cambria Math"/>
-              <w:sz w:val="24"/>
-              <w:szCs w:val="24"/>
-            </w:rPr>
-            <m:t xml:space="preserve"> · </m:t>
           </m:r>
           <m:r>
             <m:rPr>
@@ -6253,7 +6388,7 @@
               <w:sz w:val="24"/>
               <w:szCs w:val="24"/>
             </w:rPr>
-            <m:t xml:space="preserve">max</m:t>
+            <m:t xml:space="preserve">round</m:t>
           </m:r>
           <m:r>
             <w:rPr>
@@ -6263,32 +6398,43 @@
             </w:rPr>
             <m:t xml:space="preserve">( </m:t>
           </m:r>
-          <m:r>
-            <m:rPr>
-              <m:sty m:val="p"/>
-            </m:rPr>
-            <w:rPr>
-              <w:rFonts w:ascii="Cambria Math" w:hAnsi="Cambria Math"/>
-              <w:sz w:val="24"/>
-              <w:szCs w:val="24"/>
-            </w:rPr>
-            <m:t xml:space="preserve">min</m:t>
-          </m:r>
-          <m:r>
-            <w:rPr>
-              <w:rFonts w:ascii="Cambria Math" w:hAnsi="Cambria Math"/>
-              <w:sz w:val="24"/>
-              <w:szCs w:val="24"/>
-            </w:rPr>
-            <m:t xml:space="preserve">(</m:t>
-          </m:r>
-          <m:r>
-            <w:rPr>
-              <w:rFonts w:ascii="Cambria Math" w:hAnsi="Cambria Math"/>
-              <w:sz w:val="24"/>
-              <w:szCs w:val="24"/>
-            </w:rPr>
-            <m:t xml:space="preserve">m</m:t>
+          <m:sSub>
+            <m:e>
+              <m:r>
+                <w:rPr>
+                  <w:rFonts w:ascii="Cambria Math" w:hAnsi="Cambria Math"/>
+                  <w:sz w:val="24"/>
+                  <w:szCs w:val="24"/>
+                </w:rPr>
+                <m:t xml:space="preserve">V</m:t>
+              </m:r>
+            </m:e>
+            <m:sub>
+              <m:r>
+                <w:rPr>
+                  <w:rFonts w:ascii="Cambria Math" w:hAnsi="Cambria Math"/>
+                  <w:sz w:val="24"/>
+                  <w:szCs w:val="24"/>
+                </w:rPr>
+                <m:t xml:space="preserve">t</m:t>
+              </m:r>
+            </m:sub>
+          </m:sSub>
+          <m:r>
+            <w:rPr>
+              <w:rFonts w:ascii="Cambria Math" w:hAnsi="Cambria Math"/>
+              <w:sz w:val="24"/>
+              <w:szCs w:val="24"/>
+            </w:rPr>
+            <m:t xml:space="preserve"> × </m:t>
+          </m:r>
+          <m:r>
+            <w:rPr>
+              <w:rFonts w:ascii="Cambria Math" w:hAnsi="Cambria Math"/>
+              <w:sz w:val="24"/>
+              <w:szCs w:val="24"/>
+            </w:rPr>
+            <m:t xml:space="preserve">100</m:t>
           </m:r>
           <m:r>
             <w:rPr>
@@ -6304,108 +6450,65 @@
               <w:sz w:val="24"/>
               <w:szCs w:val="24"/>
             </w:rPr>
-            <m:t xml:space="preserve">7</m:t>
-          </m:r>
-          <m:r>
-            <w:rPr>
-              <w:rFonts w:ascii="Cambria Math" w:hAnsi="Cambria Math"/>
-              <w:sz w:val="24"/>
-              <w:szCs w:val="24"/>
-            </w:rPr>
-            <m:t xml:space="preserve">) − </m:t>
-          </m:r>
-          <m:r>
-            <w:rPr>
-              <w:rFonts w:ascii="Cambria Math" w:hAnsi="Cambria Math"/>
-              <w:sz w:val="24"/>
-              <w:szCs w:val="24"/>
-            </w:rPr>
-            <m:t xml:space="preserve">t</m:t>
-          </m:r>
-          <m:r>
-            <w:rPr>
-              <w:rFonts w:ascii="Cambria Math" w:hAnsi="Cambria Math"/>
-              <w:sz w:val="24"/>
-              <w:szCs w:val="24"/>
-            </w:rPr>
-            <m:t xml:space="preserve">, </m:t>
-          </m:r>
-          <m:r>
-            <w:rPr>
-              <w:rFonts w:ascii="Cambria Math" w:hAnsi="Cambria Math"/>
-              <w:sz w:val="24"/>
-              <w:szCs w:val="24"/>
-            </w:rPr>
-            <m:t xml:space="preserve">0</m:t>
-          </m:r>
-          <m:r>
-            <w:rPr>
-              <w:rFonts w:ascii="Cambria Math" w:hAnsi="Cambria Math"/>
-              <w:sz w:val="24"/>
-              <w:szCs w:val="24"/>
-            </w:rPr>
-            <m:t xml:space="preserve"> ) / </m:t>
-          </m:r>
-          <m:r>
-            <m:rPr>
-              <m:sty m:val="p"/>
-            </m:rPr>
-            <w:rPr>
-              <w:rFonts w:ascii="Cambria Math" w:hAnsi="Cambria Math"/>
-              <w:sz w:val="24"/>
-              <w:szCs w:val="24"/>
-            </w:rPr>
-            <m:t xml:space="preserve">min</m:t>
-          </m:r>
-          <m:r>
-            <w:rPr>
-              <w:rFonts w:ascii="Cambria Math" w:hAnsi="Cambria Math"/>
-              <w:sz w:val="24"/>
-              <w:szCs w:val="24"/>
-            </w:rPr>
-            <m:t xml:space="preserve">(</m:t>
-          </m:r>
-          <m:r>
-            <w:rPr>
-              <w:rFonts w:ascii="Cambria Math" w:hAnsi="Cambria Math"/>
-              <w:sz w:val="24"/>
-              <w:szCs w:val="24"/>
-            </w:rPr>
-            <m:t xml:space="preserve">m</m:t>
-          </m:r>
-          <m:r>
-            <w:rPr>
-              <w:rFonts w:ascii="Cambria Math" w:hAnsi="Cambria Math"/>
-              <w:sz w:val="24"/>
-              <w:szCs w:val="24"/>
-            </w:rPr>
-            <m:t xml:space="preserve">,</m:t>
-          </m:r>
-          <m:r>
-            <w:rPr>
-              <w:rFonts w:ascii="Cambria Math" w:hAnsi="Cambria Math"/>
-              <w:sz w:val="24"/>
-              <w:szCs w:val="24"/>
-            </w:rPr>
-            <m:t xml:space="preserve">7</m:t>
-          </m:r>
-          <m:r>
-            <w:rPr>
-              <w:rFonts w:ascii="Cambria Math" w:hAnsi="Cambria Math"/>
-              <w:sz w:val="24"/>
-              <w:szCs w:val="24"/>
-            </w:rPr>
-            <m:t xml:space="preserve">)</m:t>
+            <m:t xml:space="preserve">000</m:t>
+          </m:r>
+          <m:r>
+            <w:rPr>
+              <w:rFonts w:ascii="Cambria Math" w:hAnsi="Cambria Math"/>
+              <w:sz w:val="24"/>
+              <w:szCs w:val="24"/>
+            </w:rPr>
+            <m:t xml:space="preserve"> )</m:t>
           </m:r>
         </m:oMath>
       </m:oMathPara>
     </w:p>
     <w:p>
       <w:pPr>
+        <w:pStyle w:val="Note"/>
+      </w:pPr>
+      <w:r>
+        <w:t xml:space="preserve">※ 순보식에 납입 후 유지비 β′를 더한 형태. [t≤m] 은 납입기간 중이면 1, 아니면 0 이다. 표준준비금은 표준이율로 같은 식을 계산한다.</w:t>
+      </w:r>
+    </w:p>
+    <w:p>
+      <w:pPr>
+        <w:pStyle w:val="Heading1"/>
+      </w:pPr>
+      <w:r>
+        <w:t xml:space="preserve">3. 해지환급금의 계산에 관한 사항</w:t>
+      </w:r>
+    </w:p>
+    <w:p>
+      <w:pPr>
+        <w:pStyle w:val="Note"/>
+      </w:pPr>
+      <w:r>
+        <w:t xml:space="preserve">※ 해약공제는 납입기간과 7년 중 짧은 기간에 걸쳐 매년 균등하게 줄어든다.</w:t>
+      </w:r>
+    </w:p>
+    <w:p>
+      <w:pPr>
+        <w:pStyle w:val="Note"/>
+      </w:pPr>
+      <w:r>
+        <w:t xml:space="preserve">※ 해약공제 기준 신계약비는 적용기초율과 표준기초율로 구한 신계약비 중 작은 쪽으로 한다.</w:t>
+      </w:r>
+    </w:p>
+    <w:p>
+      <w:pPr>
         <w:pStyle w:val="FormulaLabel"/>
       </w:pPr>
       <w:r>
         <w:t xml:space="preserve">[식] 해약공제 기준 신계약비</w:t>
+      </w:r>
+    </w:p>
+    <w:p>
+      <w:pPr>
+        <w:pStyle w:val="FormulaText"/>
+      </w:pPr>
+      <w:r>
+        <w:t xml:space="preserve">적용기초율의 신계약비와 표준기초율의 신계약비 중 작은 쪽</w:t>
       </w:r>
     </w:p>
     <w:p>
@@ -6469,23 +6572,7 @@
             </w:rPr>
             <m:t xml:space="preserve">( </m:t>
           </m:r>
-          <m:r>
-            <w:rPr>
-              <w:rFonts w:ascii="Cambria Math" w:hAnsi="Cambria Math"/>
-              <w:sz w:val="24"/>
-              <w:szCs w:val="24"/>
-            </w:rPr>
-            <m:t xml:space="preserve">α</m:t>
-          </m:r>
-          <m:r>
-            <w:rPr>
-              <w:rFonts w:ascii="Cambria Math" w:hAnsi="Cambria Math"/>
-              <w:sz w:val="24"/>
-              <w:szCs w:val="24"/>
-            </w:rPr>
-            <m:t xml:space="preserve">, </m:t>
-          </m:r>
-          <m:sSup>
+          <m:sSub>
             <m:e>
               <m:r>
                 <w:rPr>
@@ -6496,7 +6583,86 @@
                 <m:t xml:space="preserve">α</m:t>
               </m:r>
             </m:e>
-            <m:sup>
+            <m:sub>
+              <m:r>
+                <w:rPr>
+                  <w:rFonts w:ascii="Cambria Math" w:hAnsi="Cambria Math"/>
+                  <w:sz w:val="24"/>
+                  <w:szCs w:val="24"/>
+                </w:rPr>
+                <m:t xml:space="preserve">S</m:t>
+              </m:r>
+            </m:sub>
+          </m:sSub>
+          <m:r>
+            <w:rPr>
+              <w:rFonts w:ascii="Cambria Math" w:hAnsi="Cambria Math"/>
+              <w:sz w:val="24"/>
+              <w:szCs w:val="24"/>
+            </w:rPr>
+            <m:t xml:space="preserve"> + </m:t>
+          </m:r>
+          <m:sSub>
+            <m:e>
+              <m:r>
+                <w:rPr>
+                  <w:rFonts w:ascii="Cambria Math" w:hAnsi="Cambria Math"/>
+                  <w:sz w:val="24"/>
+                  <w:szCs w:val="24"/>
+                </w:rPr>
+                <m:t xml:space="preserve">α</m:t>
+              </m:r>
+            </m:e>
+            <m:sub>
+              <m:r>
+                <w:rPr>
+                  <w:rFonts w:ascii="Cambria Math" w:hAnsi="Cambria Math"/>
+                  <w:sz w:val="24"/>
+                  <w:szCs w:val="24"/>
+                </w:rPr>
+                <m:t xml:space="preserve">P</m:t>
+              </m:r>
+            </m:sub>
+          </m:sSub>
+          <m:r>
+            <w:rPr>
+              <w:rFonts w:ascii="Cambria Math" w:hAnsi="Cambria Math"/>
+              <w:sz w:val="24"/>
+              <w:szCs w:val="24"/>
+            </w:rPr>
+            <m:t xml:space="preserve">·</m:t>
+          </m:r>
+          <m:r>
+            <m:rPr>
+              <m:sty m:val="p"/>
+            </m:rPr>
+            <w:rPr>
+              <w:rFonts w:ascii="Cambria Math" w:hAnsi="Cambria Math"/>
+              <w:sz w:val="24"/>
+              <w:szCs w:val="24"/>
+            </w:rPr>
+            <m:t xml:space="preserve">round</m:t>
+          </m:r>
+          <m:r>
+            <w:rPr>
+              <w:rFonts w:ascii="Cambria Math" w:hAnsi="Cambria Math"/>
+              <w:sz w:val="24"/>
+              <w:szCs w:val="24"/>
+            </w:rPr>
+            <m:t xml:space="preserve">₅( </m:t>
+          </m:r>
+          <m:sSub>
+            <m:e>
+              <m:r>
+                <w:rPr>
+                  <w:rFonts w:ascii="Cambria Math" w:hAnsi="Cambria Math"/>
+                  <w:sz w:val="24"/>
+                  <w:szCs w:val="24"/>
+                </w:rPr>
+                <m:t xml:space="preserve">P</m:t>
+              </m:r>
+            </m:e>
+            <m:sub>
               <m:r>
                 <m:rPr>
                   <m:nor/>
@@ -6506,7 +6672,40 @@
                   <w:sz w:val="24"/>
                   <w:szCs w:val="24"/>
                 </w:rPr>
-                <m:t xml:space="preserve">std</m:t>
+                <m:t xml:space="preserve">base</m:t>
+              </m:r>
+            </m:sub>
+          </m:sSub>
+          <m:r>
+            <w:rPr>
+              <w:rFonts w:ascii="Cambria Math" w:hAnsi="Cambria Math"/>
+              <w:sz w:val="24"/>
+              <w:szCs w:val="24"/>
+            </w:rPr>
+            <m:t xml:space="preserve"> ), </m:t>
+          </m:r>
+          <m:sSup>
+            <m:e>
+              <m:r>
+                <w:rPr>
+                  <w:rFonts w:ascii="Cambria Math" w:hAnsi="Cambria Math"/>
+                  <w:sz w:val="24"/>
+                  <w:szCs w:val="24"/>
+                </w:rPr>
+                <m:t xml:space="preserve">α</m:t>
+              </m:r>
+            </m:e>
+            <m:sup>
+              <m:r>
+                <m:rPr>
+                  <m:nor/>
+                </m:rPr>
+                <w:rPr>
+                  <w:rFonts w:ascii="Cambria Math" w:hAnsi="Cambria Math"/>
+                  <w:sz w:val="24"/>
+                  <w:szCs w:val="24"/>
+                </w:rPr>
+                <m:t xml:space="preserve">표준</m:t>
               </m:r>
             </m:sup>
           </m:sSup>
@@ -6520,6 +6719,66 @@
           </m:r>
         </m:oMath>
       </m:oMathPara>
+    </w:p>
+    <w:p>
+      <w:pPr>
+        <w:pStyle w:val="Note"/>
+      </w:pPr>
+      <w:r>
+        <w:t xml:space="preserve">※ </w:t>
+      </w:r>
+      <w:r>
+        <w:t xml:space="preserve">α</w:t>
+      </w:r>
+      <w:r>
+        <w:rPr>
+          <w:vertAlign w:val="superscript"/>
+        </w:rPr>
+        <w:t xml:space="preserve">표준</w:t>
+      </w:r>
+      <w:r>
+        <w:t xml:space="preserve"> : 표준이율로 같은 식(</w:t>
+      </w:r>
+      <w:r>
+        <w:t xml:space="preserve">P</w:t>
+      </w:r>
+      <w:r>
+        <w:rPr>
+          <w:vertAlign w:val="subscript"/>
+        </w:rPr>
+        <w:t xml:space="preserve">base</w:t>
+      </w:r>
+      <w:r>
+        <w:t xml:space="preserve">)을 계산해 구한 신계약비. 영업보험료 G 에는 반올림 전 </w:t>
+      </w:r>
+      <w:r>
+        <w:t xml:space="preserve">P</w:t>
+      </w:r>
+      <w:r>
+        <w:rPr>
+          <w:vertAlign w:val="subscript"/>
+        </w:rPr>
+        <w:t xml:space="preserve">base</w:t>
+      </w:r>
+      <w:r>
+        <w:t xml:space="preserve"> 를 쓴다.</w:t>
+      </w:r>
+    </w:p>
+    <w:p>
+      <w:pPr>
+        <w:pStyle w:val="FormulaLabel"/>
+      </w:pPr>
+      <w:r>
+        <w:t xml:space="preserve">[식] 해약공제</w:t>
+      </w:r>
+    </w:p>
+    <w:p>
+      <w:pPr>
+        <w:pStyle w:val="FormulaText"/>
+      </w:pPr>
+      <w:r>
+        <w:t xml:space="preserve">납입기간과 7년 중 짧은 기간에 걸쳐 매년 균등하게 줄어든다</w:t>
+      </w:r>
     </w:p>
     <w:p>
       <w:pPr>
@@ -6530,31 +6789,18 @@
           <m:jc m:val="left"/>
         </m:oMathParaPr>
         <m:oMath>
-          <m:r>
-            <w:rPr>
-              <w:rFonts w:ascii="Cambria Math" w:hAnsi="Cambria Math"/>
-              <w:sz w:val="24"/>
-              <w:szCs w:val="24"/>
-            </w:rPr>
-            <m:t xml:space="preserve">α</m:t>
-          </m:r>
-          <m:r>
-            <w:rPr>
-              <w:rFonts w:ascii="Cambria Math" w:hAnsi="Cambria Math"/>
-              <w:sz w:val="24"/>
-              <w:szCs w:val="24"/>
-            </w:rPr>
-            <m:t xml:space="preserve"> = </m:t>
-          </m:r>
           <m:sSub>
             <m:e>
               <m:r>
-                <w:rPr>
-                  <w:rFonts w:ascii="Cambria Math" w:hAnsi="Cambria Math"/>
-                  <w:sz w:val="24"/>
-                  <w:szCs w:val="24"/>
-                </w:rPr>
-                <m:t xml:space="preserve">α</m:t>
+                <m:rPr>
+                  <m:nor/>
+                </m:rPr>
+                <w:rPr>
+                  <w:rFonts w:ascii="Cambria Math" w:hAnsi="Cambria Math"/>
+                  <w:sz w:val="24"/>
+                  <w:szCs w:val="24"/>
+                </w:rPr>
+                <m:t xml:space="preserve">해약공제</m:t>
               </m:r>
             </m:e>
             <m:sub>
@@ -6564,7 +6810,7 @@
                   <w:sz w:val="24"/>
                   <w:szCs w:val="24"/>
                 </w:rPr>
-                <m:t xml:space="preserve">S</m:t>
+                <m:t xml:space="preserve">t</m:t>
               </m:r>
             </m:sub>
           </m:sSub>
@@ -6574,9 +6820,9 @@
               <w:sz w:val="24"/>
               <w:szCs w:val="24"/>
             </w:rPr>
-            <m:t xml:space="preserve"> + </m:t>
-          </m:r>
-          <m:sSub>
+            <m:t xml:space="preserve"> = </m:t>
+          </m:r>
+          <m:sSup>
             <m:e>
               <m:r>
                 <w:rPr>
@@ -6587,17 +6833,20 @@
                 <m:t xml:space="preserve">α</m:t>
               </m:r>
             </m:e>
-            <m:sub>
-              <m:r>
-                <w:rPr>
-                  <w:rFonts w:ascii="Cambria Math" w:hAnsi="Cambria Math"/>
-                  <w:sz w:val="24"/>
-                  <w:szCs w:val="24"/>
-                </w:rPr>
-                <m:t xml:space="preserve">P</m:t>
-              </m:r>
-            </m:sub>
-          </m:sSub>
+            <m:sup>
+              <m:r>
+                <m:rPr>
+                  <m:nor/>
+                </m:rPr>
+                <w:rPr>
+                  <w:rFonts w:ascii="Cambria Math" w:hAnsi="Cambria Math"/>
+                  <w:sz w:val="24"/>
+                  <w:szCs w:val="24"/>
+                </w:rPr>
+                <m:t xml:space="preserve">공제</m:t>
+              </m:r>
+            </m:sup>
+          </m:sSup>
           <m:r>
             <w:rPr>
               <w:rFonts w:ascii="Cambria Math" w:hAnsi="Cambria Math"/>
@@ -6615,78 +6864,167 @@
               <w:sz w:val="24"/>
               <w:szCs w:val="24"/>
             </w:rPr>
-            <m:t xml:space="preserve">round</m:t>
-          </m:r>
-          <m:r>
-            <w:rPr>
-              <w:rFonts w:ascii="Cambria Math" w:hAnsi="Cambria Math"/>
-              <w:sz w:val="24"/>
-              <w:szCs w:val="24"/>
-            </w:rPr>
-            <m:t xml:space="preserve">₅( </m:t>
-          </m:r>
-          <m:sSub>
-            <m:e>
-              <m:r>
-                <w:rPr>
-                  <w:rFonts w:ascii="Cambria Math" w:hAnsi="Cambria Math"/>
-                  <w:sz w:val="24"/>
-                  <w:szCs w:val="24"/>
-                </w:rPr>
-                <m:t xml:space="preserve">P</m:t>
-              </m:r>
-            </m:e>
-            <m:sub>
-              <m:r>
-                <m:rPr>
-                  <m:nor/>
-                </m:rPr>
-                <w:rPr>
-                  <w:rFonts w:ascii="Cambria Math" w:hAnsi="Cambria Math"/>
-                  <w:sz w:val="24"/>
-                  <w:szCs w:val="24"/>
-                </w:rPr>
-                <m:t xml:space="preserve">base</m:t>
-              </m:r>
-            </m:sub>
-          </m:sSub>
-          <m:r>
-            <w:rPr>
-              <w:rFonts w:ascii="Cambria Math" w:hAnsi="Cambria Math"/>
-              <w:sz w:val="24"/>
-              <w:szCs w:val="24"/>
-            </w:rPr>
-            <m:t xml:space="preserve"> )</m:t>
+            <m:t xml:space="preserve">max</m:t>
+          </m:r>
+          <m:r>
+            <w:rPr>
+              <w:rFonts w:ascii="Cambria Math" w:hAnsi="Cambria Math"/>
+              <w:sz w:val="24"/>
+              <w:szCs w:val="24"/>
+            </w:rPr>
+            <m:t xml:space="preserve">( </m:t>
+          </m:r>
+          <m:r>
+            <m:rPr>
+              <m:sty m:val="p"/>
+            </m:rPr>
+            <w:rPr>
+              <w:rFonts w:ascii="Cambria Math" w:hAnsi="Cambria Math"/>
+              <w:sz w:val="24"/>
+              <w:szCs w:val="24"/>
+            </w:rPr>
+            <m:t xml:space="preserve">min</m:t>
+          </m:r>
+          <m:r>
+            <w:rPr>
+              <w:rFonts w:ascii="Cambria Math" w:hAnsi="Cambria Math"/>
+              <w:sz w:val="24"/>
+              <w:szCs w:val="24"/>
+            </w:rPr>
+            <m:t xml:space="preserve">(</m:t>
+          </m:r>
+          <m:r>
+            <w:rPr>
+              <w:rFonts w:ascii="Cambria Math" w:hAnsi="Cambria Math"/>
+              <w:sz w:val="24"/>
+              <w:szCs w:val="24"/>
+            </w:rPr>
+            <m:t xml:space="preserve">m</m:t>
+          </m:r>
+          <m:r>
+            <w:rPr>
+              <w:rFonts w:ascii="Cambria Math" w:hAnsi="Cambria Math"/>
+              <w:sz w:val="24"/>
+              <w:szCs w:val="24"/>
+            </w:rPr>
+            <m:t xml:space="preserve">,</m:t>
+          </m:r>
+          <m:r>
+            <w:rPr>
+              <w:rFonts w:ascii="Cambria Math" w:hAnsi="Cambria Math"/>
+              <w:sz w:val="24"/>
+              <w:szCs w:val="24"/>
+            </w:rPr>
+            <m:t xml:space="preserve">7</m:t>
+          </m:r>
+          <m:r>
+            <w:rPr>
+              <w:rFonts w:ascii="Cambria Math" w:hAnsi="Cambria Math"/>
+              <w:sz w:val="24"/>
+              <w:szCs w:val="24"/>
+            </w:rPr>
+            <m:t xml:space="preserve">) − </m:t>
+          </m:r>
+          <m:r>
+            <w:rPr>
+              <w:rFonts w:ascii="Cambria Math" w:hAnsi="Cambria Math"/>
+              <w:sz w:val="24"/>
+              <w:szCs w:val="24"/>
+            </w:rPr>
+            <m:t xml:space="preserve">t</m:t>
+          </m:r>
+          <m:r>
+            <w:rPr>
+              <w:rFonts w:ascii="Cambria Math" w:hAnsi="Cambria Math"/>
+              <w:sz w:val="24"/>
+              <w:szCs w:val="24"/>
+            </w:rPr>
+            <m:t xml:space="preserve">, </m:t>
+          </m:r>
+          <m:r>
+            <w:rPr>
+              <w:rFonts w:ascii="Cambria Math" w:hAnsi="Cambria Math"/>
+              <w:sz w:val="24"/>
+              <w:szCs w:val="24"/>
+            </w:rPr>
+            <m:t xml:space="preserve">0</m:t>
+          </m:r>
+          <m:r>
+            <w:rPr>
+              <w:rFonts w:ascii="Cambria Math" w:hAnsi="Cambria Math"/>
+              <w:sz w:val="24"/>
+              <w:szCs w:val="24"/>
+            </w:rPr>
+            <m:t xml:space="preserve"> ) / </m:t>
+          </m:r>
+          <m:r>
+            <m:rPr>
+              <m:sty m:val="p"/>
+            </m:rPr>
+            <w:rPr>
+              <w:rFonts w:ascii="Cambria Math" w:hAnsi="Cambria Math"/>
+              <w:sz w:val="24"/>
+              <w:szCs w:val="24"/>
+            </w:rPr>
+            <m:t xml:space="preserve">min</m:t>
+          </m:r>
+          <m:r>
+            <w:rPr>
+              <w:rFonts w:ascii="Cambria Math" w:hAnsi="Cambria Math"/>
+              <w:sz w:val="24"/>
+              <w:szCs w:val="24"/>
+            </w:rPr>
+            <m:t xml:space="preserve">(</m:t>
+          </m:r>
+          <m:r>
+            <w:rPr>
+              <w:rFonts w:ascii="Cambria Math" w:hAnsi="Cambria Math"/>
+              <w:sz w:val="24"/>
+              <w:szCs w:val="24"/>
+            </w:rPr>
+            <m:t xml:space="preserve">m</m:t>
+          </m:r>
+          <m:r>
+            <w:rPr>
+              <w:rFonts w:ascii="Cambria Math" w:hAnsi="Cambria Math"/>
+              <w:sz w:val="24"/>
+              <w:szCs w:val="24"/>
+            </w:rPr>
+            <m:t xml:space="preserve">,</m:t>
+          </m:r>
+          <m:r>
+            <w:rPr>
+              <w:rFonts w:ascii="Cambria Math" w:hAnsi="Cambria Math"/>
+              <w:sz w:val="24"/>
+              <w:szCs w:val="24"/>
+            </w:rPr>
+            <m:t xml:space="preserve">7</m:t>
+          </m:r>
+          <m:r>
+            <w:rPr>
+              <w:rFonts w:ascii="Cambria Math" w:hAnsi="Cambria Math"/>
+              <w:sz w:val="24"/>
+              <w:szCs w:val="24"/>
+            </w:rPr>
+            <m:t xml:space="preserve">)</m:t>
           </m:r>
         </m:oMath>
       </m:oMathPara>
     </w:p>
     <w:p>
       <w:pPr>
-        <w:pStyle w:val="Note"/>
-      </w:pPr>
-      <w:r>
-        <w:t xml:space="preserve">※ 영업보험료 G 에는 반올림 전 </w:t>
-      </w:r>
-      <w:r>
-        <w:t xml:space="preserve">P</w:t>
-      </w:r>
-      <w:r>
-        <w:rPr>
-          <w:vertAlign w:val="subscript"/>
-        </w:rPr>
-        <w:t xml:space="preserve">base</w:t>
-      </w:r>
-      <w:r>
-        <w:t xml:space="preserve"> 를 쓴다.</w:t>
-      </w:r>
-    </w:p>
-    <w:p>
-      <w:pPr>
         <w:pStyle w:val="FormulaLabel"/>
       </w:pPr>
       <w:r>
         <w:t xml:space="preserve">[식] 표준형 해지환급금</w:t>
+      </w:r>
+    </w:p>
+    <w:p>
+      <w:pPr>
+        <w:pStyle w:val="FormulaText"/>
+      </w:pPr>
+      <w:r>
+        <w:t xml:space="preserve">책임준비금에서 해약공제를 뺀 것 (0 미만이면 0)</w:t>
       </w:r>
     </w:p>
     <w:p>
@@ -6844,14 +7182,6 @@
     </w:p>
     <w:p>
       <w:pPr>
-        <w:pStyle w:val="FormulaLabel"/>
-      </w:pPr>
-      <w:r>
-        <w:t xml:space="preserve">[식] 환급률</w:t>
-      </w:r>
-    </w:p>
-    <w:p>
-      <w:pPr>
         <w:pStyle w:val="Formula"/>
       </w:pPr>
       <m:oMathPara>
@@ -6862,6 +7192,56 @@
           <m:sSub>
             <m:e>
               <m:r>
+                <w:rPr>
+                  <w:rFonts w:ascii="Cambria Math" w:hAnsi="Cambria Math"/>
+                  <w:sz w:val="24"/>
+                  <w:szCs w:val="24"/>
+                </w:rPr>
+                <m:t xml:space="preserve">W</m:t>
+              </m:r>
+            </m:e>
+            <m:sub>
+              <m:r>
+                <w:rPr>
+                  <w:rFonts w:ascii="Cambria Math" w:hAnsi="Cambria Math"/>
+                  <w:sz w:val="24"/>
+                  <w:szCs w:val="24"/>
+                </w:rPr>
+                <m:t xml:space="preserve">t</m:t>
+              </m:r>
+            </m:sub>
+          </m:sSub>
+          <m:r>
+            <w:rPr>
+              <w:rFonts w:ascii="Cambria Math" w:hAnsi="Cambria Math"/>
+              <w:sz w:val="24"/>
+              <w:szCs w:val="24"/>
+            </w:rPr>
+            <m:t xml:space="preserve"> = </m:t>
+          </m:r>
+          <m:sSubSup>
+            <m:e>
+              <m:r>
+                <w:rPr>
+                  <w:rFonts w:ascii="Cambria Math" w:hAnsi="Cambria Math"/>
+                  <w:sz w:val="24"/>
+                  <w:szCs w:val="24"/>
+                </w:rPr>
+                <m:t xml:space="preserve">W</m:t>
+              </m:r>
+            </m:e>
+            <m:sub>
+              <m:r>
+                <w:rPr>
+                  <w:rFonts w:ascii="Cambria Math" w:hAnsi="Cambria Math"/>
+                  <w:sz w:val="24"/>
+                  <w:szCs w:val="24"/>
+                </w:rPr>
+                <m:t xml:space="preserve">t</m:t>
+              </m:r>
+            </m:sub>
+            <m:sup>
+              <m:r>
                 <m:rPr>
                   <m:nor/>
                 </m:rPr>
@@ -6870,83 +7250,10 @@
                   <w:sz w:val="24"/>
                   <w:szCs w:val="24"/>
                 </w:rPr>
-                <m:t xml:space="preserve">환급률</m:t>
-              </m:r>
-            </m:e>
-            <m:sub>
-              <m:r>
-                <w:rPr>
-                  <w:rFonts w:ascii="Cambria Math" w:hAnsi="Cambria Math"/>
-                  <w:sz w:val="24"/>
-                  <w:szCs w:val="24"/>
-                </w:rPr>
-                <m:t xml:space="preserve">t</m:t>
-              </m:r>
-            </m:sub>
-          </m:sSub>
-          <m:r>
-            <w:rPr>
-              <w:rFonts w:ascii="Cambria Math" w:hAnsi="Cambria Math"/>
-              <w:sz w:val="24"/>
-              <w:szCs w:val="24"/>
-            </w:rPr>
-            <m:t xml:space="preserve"> = </m:t>
-          </m:r>
-          <m:sSub>
-            <m:e>
-              <m:r>
-                <w:rPr>
-                  <w:rFonts w:ascii="Cambria Math" w:hAnsi="Cambria Math"/>
-                  <w:sz w:val="24"/>
-                  <w:szCs w:val="24"/>
-                </w:rPr>
-                <m:t xml:space="preserve">W</m:t>
-              </m:r>
-            </m:e>
-            <m:sub>
-              <m:r>
-                <w:rPr>
-                  <w:rFonts w:ascii="Cambria Math" w:hAnsi="Cambria Math"/>
-                  <w:sz w:val="24"/>
-                  <w:szCs w:val="24"/>
-                </w:rPr>
-                <m:t xml:space="preserve">t</m:t>
-              </m:r>
-            </m:sub>
-          </m:sSub>
-          <m:r>
-            <w:rPr>
-              <w:rFonts w:ascii="Cambria Math" w:hAnsi="Cambria Math"/>
-              <w:sz w:val="24"/>
-              <w:szCs w:val="24"/>
-            </w:rPr>
-            <m:t xml:space="preserve"> / </m:t>
-          </m:r>
-          <m:sSub>
-            <m:e>
-              <m:r>
-                <m:rPr>
-                  <m:nor/>
-                </m:rPr>
-                <w:rPr>
-                  <w:rFonts w:ascii="Cambria Math" w:hAnsi="Cambria Math"/>
-                  <w:sz w:val="24"/>
-                  <w:szCs w:val="24"/>
-                </w:rPr>
-                <m:t xml:space="preserve">납입누계</m:t>
-              </m:r>
-            </m:e>
-            <m:sub>
-              <m:r>
-                <w:rPr>
-                  <w:rFonts w:ascii="Cambria Math" w:hAnsi="Cambria Math"/>
-                  <w:sz w:val="24"/>
-                  <w:szCs w:val="24"/>
-                </w:rPr>
-                <m:t xml:space="preserve">t</m:t>
-              </m:r>
-            </m:sub>
-          </m:sSub>
+                <m:t xml:space="preserve">표준</m:t>
+              </m:r>
+            </m:sup>
+          </m:sSubSup>
         </m:oMath>
       </m:oMathPara>
     </w:p>
@@ -6956,6 +7263,14 @@
       </w:pPr>
       <w:r>
         <w:t xml:space="preserve">[식] 납입누계</w:t>
+      </w:r>
+    </w:p>
+    <w:p>
+      <w:pPr>
+        <w:pStyle w:val="FormulaText"/>
+      </w:pPr>
+      <w:r>
+        <w:t xml:space="preserve">t 년까지 낸 보험료 (보장금액 1원당)</w:t>
       </w:r>
     </w:p>
     <w:p>
@@ -7075,6 +7390,114 @@
             </w:rPr>
             <m:t xml:space="preserve">G</m:t>
           </m:r>
+        </m:oMath>
+      </m:oMathPara>
+    </w:p>
+    <w:p>
+      <w:pPr>
+        <w:pStyle w:val="FormulaLabel"/>
+      </w:pPr>
+      <w:r>
+        <w:t xml:space="preserve">[식] 환급률</w:t>
+      </w:r>
+    </w:p>
+    <w:p>
+      <w:pPr>
+        <w:pStyle w:val="Formula"/>
+      </w:pPr>
+      <m:oMathPara>
+        <m:oMathParaPr>
+          <m:jc m:val="left"/>
+        </m:oMathParaPr>
+        <m:oMath>
+          <m:sSub>
+            <m:e>
+              <m:r>
+                <m:rPr>
+                  <m:nor/>
+                </m:rPr>
+                <w:rPr>
+                  <w:rFonts w:ascii="Cambria Math" w:hAnsi="Cambria Math"/>
+                  <w:sz w:val="24"/>
+                  <w:szCs w:val="24"/>
+                </w:rPr>
+                <m:t xml:space="preserve">환급률</m:t>
+              </m:r>
+            </m:e>
+            <m:sub>
+              <m:r>
+                <w:rPr>
+                  <w:rFonts w:ascii="Cambria Math" w:hAnsi="Cambria Math"/>
+                  <w:sz w:val="24"/>
+                  <w:szCs w:val="24"/>
+                </w:rPr>
+                <m:t xml:space="preserve">t</m:t>
+              </m:r>
+            </m:sub>
+          </m:sSub>
+          <m:r>
+            <w:rPr>
+              <w:rFonts w:ascii="Cambria Math" w:hAnsi="Cambria Math"/>
+              <w:sz w:val="24"/>
+              <w:szCs w:val="24"/>
+            </w:rPr>
+            <m:t xml:space="preserve"> = </m:t>
+          </m:r>
+          <m:sSub>
+            <m:e>
+              <m:r>
+                <w:rPr>
+                  <w:rFonts w:ascii="Cambria Math" w:hAnsi="Cambria Math"/>
+                  <w:sz w:val="24"/>
+                  <w:szCs w:val="24"/>
+                </w:rPr>
+                <m:t xml:space="preserve">W</m:t>
+              </m:r>
+            </m:e>
+            <m:sub>
+              <m:r>
+                <w:rPr>
+                  <w:rFonts w:ascii="Cambria Math" w:hAnsi="Cambria Math"/>
+                  <w:sz w:val="24"/>
+                  <w:szCs w:val="24"/>
+                </w:rPr>
+                <m:t xml:space="preserve">t</m:t>
+              </m:r>
+            </m:sub>
+          </m:sSub>
+          <m:r>
+            <w:rPr>
+              <w:rFonts w:ascii="Cambria Math" w:hAnsi="Cambria Math"/>
+              <w:sz w:val="24"/>
+              <w:szCs w:val="24"/>
+            </w:rPr>
+            <m:t xml:space="preserve"> / </m:t>
+          </m:r>
+          <m:sSub>
+            <m:e>
+              <m:r>
+                <m:rPr>
+                  <m:nor/>
+                </m:rPr>
+                <w:rPr>
+                  <w:rFonts w:ascii="Cambria Math" w:hAnsi="Cambria Math"/>
+                  <w:sz w:val="24"/>
+                  <w:szCs w:val="24"/>
+                </w:rPr>
+                <m:t xml:space="preserve">납입누계</m:t>
+              </m:r>
+            </m:e>
+            <m:sub>
+              <m:r>
+                <w:rPr>
+                  <w:rFonts w:ascii="Cambria Math" w:hAnsi="Cambria Math"/>
+                  <w:sz w:val="24"/>
+                  <w:szCs w:val="24"/>
+                </w:rPr>
+                <m:t xml:space="preserve">t</m:t>
+              </m:r>
+            </m:sub>
+          </m:sSub>
         </m:oMath>
       </m:oMathPara>
     </w:p>

--- a/standards/표준_산출방법서_질병보험.docx
+++ b/standards/표준_산출방법서_질병보험.docx
@@ -1006,20 +1006,20 @@
               <w:spacing w:before="30" w:after="30"/>
             </w:pPr>
             <w:r>
-              <w:t xml:space="preserve">2대질병 발생률</w:t>
-            </w:r>
-          </w:p>
-        </w:tc>
-        <w:tc>
-          <w:tcPr>
-            <w:tcW w:w="0" w:type="auto"/>
-          </w:tcPr>
-          <w:p>
-            <w:pPr>
-              <w:spacing w:before="30" w:after="30"/>
-            </w:pPr>
-            <w:r>
-              <w:t xml:space="preserve">r2</w:t>
+              <w:t xml:space="preserve">뇌출혈 발생률</w:t>
+            </w:r>
+          </w:p>
+        </w:tc>
+        <w:tc>
+          <w:tcPr>
+            <w:tcW w:w="0" w:type="auto"/>
+          </w:tcPr>
+          <w:p>
+            <w:pPr>
+              <w:spacing w:before="30" w:after="30"/>
+            </w:pPr>
+            <w:r>
+              <w:t xml:space="preserve">rs</w:t>
             </w:r>
           </w:p>
         </w:tc>
@@ -1045,7 +1045,74 @@
               <w:spacing w:before="30" w:after="30"/>
             </w:pPr>
             <w:r>
-              <w:t xml:space="preserve">경험생명표(가상) 뇌출혈 + 급성심근경색증 발생률</w:t>
+              <w:t xml:space="preserve">경험생명표(가상) 뇌출혈 발생률</w:t>
+            </w:r>
+          </w:p>
+        </w:tc>
+        <w:tc>
+          <w:tcPr>
+            <w:tcW w:w="0" w:type="auto"/>
+          </w:tcPr>
+          <w:p>
+            <w:pPr>
+              <w:spacing w:before="30" w:after="30"/>
+            </w:pPr>
+            <w:r>
+              <w:t xml:space="preserve">별첨</w:t>
+            </w:r>
+          </w:p>
+        </w:tc>
+      </w:tr>
+      <w:tr>
+        <w:tc>
+          <w:tcPr>
+            <w:tcW w:w="0" w:type="auto"/>
+          </w:tcPr>
+          <w:p>
+            <w:pPr>
+              <w:spacing w:before="30" w:after="30"/>
+            </w:pPr>
+            <w:r>
+              <w:t xml:space="preserve">급성심근경색증 발생률</w:t>
+            </w:r>
+          </w:p>
+        </w:tc>
+        <w:tc>
+          <w:tcPr>
+            <w:tcW w:w="0" w:type="auto"/>
+          </w:tcPr>
+          <w:p>
+            <w:pPr>
+              <w:spacing w:before="30" w:after="30"/>
+            </w:pPr>
+            <w:r>
+              <w:t xml:space="preserve">ra</w:t>
+            </w:r>
+          </w:p>
+        </w:tc>
+        <w:tc>
+          <w:tcPr>
+            <w:tcW w:w="0" w:type="auto"/>
+          </w:tcPr>
+          <w:p>
+            <w:pPr>
+              <w:spacing w:before="30" w:after="30"/>
+            </w:pPr>
+            <w:r>
+              <w:t xml:space="preserve">최초발생</w:t>
+            </w:r>
+          </w:p>
+        </w:tc>
+        <w:tc>
+          <w:tcPr>
+            <w:tcW w:w="0" w:type="auto"/>
+          </w:tcPr>
+          <w:p>
+            <w:pPr>
+              <w:spacing w:before="30" w:after="30"/>
+            </w:pPr>
+            <w:r>
+              <w:t xml:space="preserve">경험생명표(가상) 급성심근경색증 발생률</w:t>
             </w:r>
           </w:p>
         </w:tc>
@@ -1090,8 +1157,784 @@
     </w:p>
     <w:p>
       <w:r>
-        <w:t xml:space="preserve">별도의 납입면제율을 두지 않는다(f = 0). 납입자수 l′ 는 각 담보의 탈퇴 사유로 유지자수 l 과 똑같이 줄어든다(라. 유지자수·납입자수).</w:t>
-      </w:r>
+        <w:t xml:space="preserve">납입면제 사유는 뇌출혈 발생률 · 급성심근경색증 발생률 이다. 이 사유가 생기면 보장은 그대로 두고 남은 보험료만 면제하므로, 납입자수 l′ 에서만 뺀다.</w:t>
+      </w:r>
+    </w:p>
+    <w:p>
+      <w:r>
+        <w:t xml:space="preserve">f 는 집단마다 다르다 — 그 집단의 탈퇴 사유이기도 한 사유는 이미 탈퇴로 줄었으므로 f 에서 뺀다(라. 유지자수·납입자수).</w:t>
+      </w:r>
+    </w:p>
+    <w:p>
+      <w:pPr>
+        <w:pStyle w:val="FormulaText"/>
+      </w:pPr>
+      <w:r>
+        <w:t xml:space="preserve">f</w:t>
+      </w:r>
+      <w:r>
+        <w:rPr>
+          <w:vertAlign w:val="subscript"/>
+        </w:rPr>
+        <w:t xml:space="preserve">x</w:t>
+      </w:r>
+      <w:r>
+        <w:t xml:space="preserve"> : 뇌출혈 발생률 · 급성심근경색증 발생률</w:t>
+      </w:r>
+    </w:p>
+    <w:p>
+      <w:pPr>
+        <w:pStyle w:val="FormulaText"/>
+      </w:pPr>
+      <w:r>
+        <w:t xml:space="preserve">f</w:t>
+      </w:r>
+      <w:r>
+        <w:rPr>
+          <w:vertAlign w:val="subscript"/>
+        </w:rPr>
+        <w:t xml:space="preserve">x+t</w:t>
+      </w:r>
+      <w:r>
+        <w:t xml:space="preserve"> : 그 집단에서 납입만 면제되는 사유의 발생률 — 위 사유 가운데 그 집단의 탈퇴 사유가 아닌 것</w:t>
+      </w:r>
+    </w:p>
+    <w:p>
+      <w:pPr>
+        <w:pStyle w:val="Formula"/>
+      </w:pPr>
+      <m:oMathPara>
+        <m:oMathParaPr>
+          <m:jc m:val="left"/>
+        </m:oMathParaPr>
+        <m:oMath>
+          <m:sSub>
+            <m:e>
+              <m:r>
+                <w:rPr>
+                  <w:rFonts w:ascii="Cambria Math" w:hAnsi="Cambria Math"/>
+                  <w:sz w:val="24"/>
+                  <w:szCs w:val="24"/>
+                </w:rPr>
+                <m:t xml:space="preserve">F</m:t>
+              </m:r>
+            </m:e>
+            <m:sub>
+              <m:r>
+                <w:rPr>
+                  <w:rFonts w:ascii="Cambria Math" w:hAnsi="Cambria Math"/>
+                  <w:sz w:val="24"/>
+                  <w:szCs w:val="24"/>
+                </w:rPr>
+                <m:t xml:space="preserve">x</m:t>
+              </m:r>
+              <m:r>
+                <w:rPr>
+                  <w:rFonts w:ascii="Cambria Math" w:hAnsi="Cambria Math"/>
+                  <w:sz w:val="24"/>
+                  <w:szCs w:val="24"/>
+                </w:rPr>
+                <m:t xml:space="preserve">+</m:t>
+              </m:r>
+              <m:r>
+                <w:rPr>
+                  <w:rFonts w:ascii="Cambria Math" w:hAnsi="Cambria Math"/>
+                  <w:sz w:val="24"/>
+                  <w:szCs w:val="24"/>
+                </w:rPr>
+                <m:t xml:space="preserve">t</m:t>
+              </m:r>
+            </m:sub>
+          </m:sSub>
+          <m:r>
+            <w:rPr>
+              <w:rFonts w:ascii="Cambria Math" w:hAnsi="Cambria Math"/>
+              <w:sz w:val="24"/>
+              <w:szCs w:val="24"/>
+            </w:rPr>
+            <m:t xml:space="preserve"> = </m:t>
+          </m:r>
+          <m:r>
+            <w:rPr>
+              <w:rFonts w:ascii="Cambria Math" w:hAnsi="Cambria Math"/>
+              <w:sz w:val="24"/>
+              <w:szCs w:val="24"/>
+            </w:rPr>
+            <m:t xml:space="preserve">1</m:t>
+          </m:r>
+          <m:r>
+            <w:rPr>
+              <w:rFonts w:ascii="Cambria Math" w:hAnsi="Cambria Math"/>
+              <w:sz w:val="24"/>
+              <w:szCs w:val="24"/>
+            </w:rPr>
+            <m:t xml:space="preserve"> − ( </m:t>
+          </m:r>
+          <m:r>
+            <w:rPr>
+              <w:rFonts w:ascii="Cambria Math" w:hAnsi="Cambria Math"/>
+              <w:sz w:val="24"/>
+              <w:szCs w:val="24"/>
+            </w:rPr>
+            <m:t xml:space="preserve">1</m:t>
+          </m:r>
+          <m:r>
+            <w:rPr>
+              <w:rFonts w:ascii="Cambria Math" w:hAnsi="Cambria Math"/>
+              <w:sz w:val="24"/>
+              <w:szCs w:val="24"/>
+            </w:rPr>
+            <m:t xml:space="preserve"> − </m:t>
+          </m:r>
+          <m:sSub>
+            <m:e>
+              <m:r>
+                <w:rPr>
+                  <w:rFonts w:ascii="Cambria Math" w:hAnsi="Cambria Math"/>
+                  <w:sz w:val="24"/>
+                  <w:szCs w:val="24"/>
+                </w:rPr>
+                <m:t xml:space="preserve">r</m:t>
+              </m:r>
+            </m:e>
+            <m:sub>
+              <m:r>
+                <w:rPr>
+                  <w:rFonts w:ascii="Cambria Math" w:hAnsi="Cambria Math"/>
+                  <w:sz w:val="24"/>
+                  <w:szCs w:val="24"/>
+                </w:rPr>
+                <m:t xml:space="preserve">x</m:t>
+              </m:r>
+              <m:r>
+                <w:rPr>
+                  <w:rFonts w:ascii="Cambria Math" w:hAnsi="Cambria Math"/>
+                  <w:sz w:val="24"/>
+                  <w:szCs w:val="24"/>
+                </w:rPr>
+                <m:t xml:space="preserve">+</m:t>
+              </m:r>
+              <m:r>
+                <w:rPr>
+                  <w:rFonts w:ascii="Cambria Math" w:hAnsi="Cambria Math"/>
+                  <w:sz w:val="24"/>
+                  <w:szCs w:val="24"/>
+                </w:rPr>
+                <m:t xml:space="preserve">t</m:t>
+              </m:r>
+            </m:sub>
+          </m:sSub>
+          <m:r>
+            <w:rPr>
+              <w:rFonts w:ascii="Cambria Math" w:hAnsi="Cambria Math"/>
+              <w:sz w:val="24"/>
+              <w:szCs w:val="24"/>
+            </w:rPr>
+            <m:t xml:space="preserve"> )·( </m:t>
+          </m:r>
+          <m:r>
+            <w:rPr>
+              <w:rFonts w:ascii="Cambria Math" w:hAnsi="Cambria Math"/>
+              <w:sz w:val="24"/>
+              <w:szCs w:val="24"/>
+            </w:rPr>
+            <m:t xml:space="preserve">1</m:t>
+          </m:r>
+        </m:oMath>
+      </m:oMathPara>
+    </w:p>
+    <w:p>
+      <w:pPr>
+        <w:pStyle w:val="Formula"/>
+      </w:pPr>
+      <m:oMathPara>
+        <m:oMathParaPr>
+          <m:jc m:val="left"/>
+        </m:oMathParaPr>
+        <m:oMath>
+          <m:r>
+            <w:rPr>
+              <w:rFonts w:ascii="Cambria Math" w:hAnsi="Cambria Math"/>
+              <w:sz w:val="24"/>
+              <w:szCs w:val="24"/>
+            </w:rPr>
+            <m:t xml:space="preserve">− </m:t>
+          </m:r>
+          <m:sSub>
+            <m:e>
+              <m:r>
+                <w:rPr>
+                  <w:rFonts w:ascii="Cambria Math" w:hAnsi="Cambria Math"/>
+                  <w:sz w:val="24"/>
+                  <w:szCs w:val="24"/>
+                </w:rPr>
+                <m:t xml:space="preserve">f</m:t>
+              </m:r>
+            </m:e>
+            <m:sub>
+              <m:r>
+                <w:rPr>
+                  <w:rFonts w:ascii="Cambria Math" w:hAnsi="Cambria Math"/>
+                  <w:sz w:val="24"/>
+                  <w:szCs w:val="24"/>
+                </w:rPr>
+                <m:t xml:space="preserve">x</m:t>
+              </m:r>
+              <m:r>
+                <w:rPr>
+                  <w:rFonts w:ascii="Cambria Math" w:hAnsi="Cambria Math"/>
+                  <w:sz w:val="24"/>
+                  <w:szCs w:val="24"/>
+                </w:rPr>
+                <m:t xml:space="preserve">+</m:t>
+              </m:r>
+              <m:r>
+                <w:rPr>
+                  <w:rFonts w:ascii="Cambria Math" w:hAnsi="Cambria Math"/>
+                  <w:sz w:val="24"/>
+                  <w:szCs w:val="24"/>
+                </w:rPr>
+                <m:t xml:space="preserve">t</m:t>
+              </m:r>
+            </m:sub>
+          </m:sSub>
+          <m:r>
+            <w:rPr>
+              <w:rFonts w:ascii="Cambria Math" w:hAnsi="Cambria Math"/>
+              <w:sz w:val="24"/>
+              <w:szCs w:val="24"/>
+            </w:rPr>
+            <m:t xml:space="preserve"> )… — </m:t>
+          </m:r>
+          <m:r>
+            <m:rPr>
+              <m:nor/>
+            </m:rPr>
+            <w:rPr>
+              <w:rFonts w:ascii="Cambria Math" w:hAnsi="Cambria Math"/>
+              <w:sz w:val="24"/>
+              <w:szCs w:val="24"/>
+            </w:rPr>
+            <m:t xml:space="preserve">그</m:t>
+          </m:r>
+          <m:r>
+            <w:rPr>
+              <w:rFonts w:ascii="Cambria Math" w:hAnsi="Cambria Math"/>
+              <w:sz w:val="24"/>
+              <w:szCs w:val="24"/>
+            </w:rPr>
+            <m:t xml:space="preserve"> </m:t>
+          </m:r>
+          <m:r>
+            <m:rPr>
+              <m:nor/>
+            </m:rPr>
+            <w:rPr>
+              <w:rFonts w:ascii="Cambria Math" w:hAnsi="Cambria Math"/>
+              <w:sz w:val="24"/>
+              <w:szCs w:val="24"/>
+            </w:rPr>
+            <m:t xml:space="preserve">집단의</m:t>
+          </m:r>
+          <m:r>
+            <w:rPr>
+              <w:rFonts w:ascii="Cambria Math" w:hAnsi="Cambria Math"/>
+              <w:sz w:val="24"/>
+              <w:szCs w:val="24"/>
+            </w:rPr>
+            <m:t xml:space="preserve"> </m:t>
+          </m:r>
+          <m:r>
+            <m:rPr>
+              <m:nor/>
+            </m:rPr>
+            <w:rPr>
+              <w:rFonts w:ascii="Cambria Math" w:hAnsi="Cambria Math"/>
+              <w:sz w:val="24"/>
+              <w:szCs w:val="24"/>
+            </w:rPr>
+            <m:t xml:space="preserve">탈퇴</m:t>
+          </m:r>
+          <m:r>
+            <w:rPr>
+              <w:rFonts w:ascii="Cambria Math" w:hAnsi="Cambria Math"/>
+              <w:sz w:val="24"/>
+              <w:szCs w:val="24"/>
+            </w:rPr>
+            <m:t xml:space="preserve"> </m:t>
+          </m:r>
+          <m:r>
+            <m:rPr>
+              <m:nor/>
+            </m:rPr>
+            <w:rPr>
+              <w:rFonts w:ascii="Cambria Math" w:hAnsi="Cambria Math"/>
+              <w:sz w:val="24"/>
+              <w:szCs w:val="24"/>
+            </w:rPr>
+            <m:t xml:space="preserve">질병과</m:t>
+          </m:r>
+          <m:r>
+            <w:rPr>
+              <w:rFonts w:ascii="Cambria Math" w:hAnsi="Cambria Math"/>
+              <w:sz w:val="24"/>
+              <w:szCs w:val="24"/>
+            </w:rPr>
+            <m:t xml:space="preserve"> </m:t>
+          </m:r>
+          <m:r>
+            <m:rPr>
+              <m:nor/>
+            </m:rPr>
+            <w:rPr>
+              <w:rFonts w:ascii="Cambria Math" w:hAnsi="Cambria Math"/>
+              <w:sz w:val="24"/>
+              <w:szCs w:val="24"/>
+            </w:rPr>
+            <m:t xml:space="preserve">납입면제</m:t>
+          </m:r>
+          <m:r>
+            <w:rPr>
+              <w:rFonts w:ascii="Cambria Math" w:hAnsi="Cambria Math"/>
+              <w:sz w:val="24"/>
+              <w:szCs w:val="24"/>
+            </w:rPr>
+            <m:t xml:space="preserve"> </m:t>
+          </m:r>
+          <m:r>
+            <m:rPr>
+              <m:nor/>
+            </m:rPr>
+            <w:rPr>
+              <w:rFonts w:ascii="Cambria Math" w:hAnsi="Cambria Math"/>
+              <w:sz w:val="24"/>
+              <w:szCs w:val="24"/>
+            </w:rPr>
+            <m:t xml:space="preserve">사유를</m:t>
+          </m:r>
+          <m:r>
+            <w:rPr>
+              <w:rFonts w:ascii="Cambria Math" w:hAnsi="Cambria Math"/>
+              <w:sz w:val="24"/>
+              <w:szCs w:val="24"/>
+            </w:rPr>
+            <m:t xml:space="preserve"> </m:t>
+          </m:r>
+          <m:r>
+            <m:rPr>
+              <m:nor/>
+            </m:rPr>
+            <w:rPr>
+              <w:rFonts w:ascii="Cambria Math" w:hAnsi="Cambria Math"/>
+              <w:sz w:val="24"/>
+              <w:szCs w:val="24"/>
+            </w:rPr>
+            <m:t xml:space="preserve">함께</m:t>
+          </m:r>
+          <m:r>
+            <w:rPr>
+              <w:rFonts w:ascii="Cambria Math" w:hAnsi="Cambria Math"/>
+              <w:sz w:val="24"/>
+              <w:szCs w:val="24"/>
+            </w:rPr>
+            <m:t xml:space="preserve">, </m:t>
+          </m:r>
+          <m:r>
+            <m:rPr>
+              <m:nor/>
+            </m:rPr>
+            <w:rPr>
+              <w:rFonts w:ascii="Cambria Math" w:hAnsi="Cambria Math"/>
+              <w:sz w:val="24"/>
+              <w:szCs w:val="24"/>
+            </w:rPr>
+            <m:t xml:space="preserve">따로</m:t>
+          </m:r>
+          <m:r>
+            <w:rPr>
+              <w:rFonts w:ascii="Cambria Math" w:hAnsi="Cambria Math"/>
+              <w:sz w:val="24"/>
+              <w:szCs w:val="24"/>
+            </w:rPr>
+            <m:t xml:space="preserve"> </m:t>
+          </m:r>
+          <m:r>
+            <m:rPr>
+              <m:nor/>
+            </m:rPr>
+            <w:rPr>
+              <w:rFonts w:ascii="Cambria Math" w:hAnsi="Cambria Math"/>
+              <w:sz w:val="24"/>
+              <w:szCs w:val="24"/>
+            </w:rPr>
+            <m:t xml:space="preserve">생긴다고</m:t>
+          </m:r>
+          <m:r>
+            <w:rPr>
+              <w:rFonts w:ascii="Cambria Math" w:hAnsi="Cambria Math"/>
+              <w:sz w:val="24"/>
+              <w:szCs w:val="24"/>
+            </w:rPr>
+            <m:t xml:space="preserve"> </m:t>
+          </m:r>
+          <m:r>
+            <m:rPr>
+              <m:nor/>
+            </m:rPr>
+            <w:rPr>
+              <w:rFonts w:ascii="Cambria Math" w:hAnsi="Cambria Math"/>
+              <w:sz w:val="24"/>
+              <w:szCs w:val="24"/>
+            </w:rPr>
+            <m:t xml:space="preserve">보고</m:t>
+          </m:r>
+          <m:r>
+            <w:rPr>
+              <w:rFonts w:ascii="Cambria Math" w:hAnsi="Cambria Math"/>
+              <w:sz w:val="24"/>
+              <w:szCs w:val="24"/>
+            </w:rPr>
+            <m:t xml:space="preserve"> </m:t>
+          </m:r>
+          <m:r>
+            <m:rPr>
+              <m:nor/>
+            </m:rPr>
+            <w:rPr>
+              <w:rFonts w:ascii="Cambria Math" w:hAnsi="Cambria Math"/>
+              <w:sz w:val="24"/>
+              <w:szCs w:val="24"/>
+            </w:rPr>
+            <m:t xml:space="preserve">곱으로</m:t>
+          </m:r>
+        </m:oMath>
+      </m:oMathPara>
+    </w:p>
+    <w:p>
+      <w:pPr>
+        <w:pStyle w:val="Formula"/>
+      </w:pPr>
+      <m:oMathPara>
+        <m:oMathParaPr>
+          <m:jc m:val="left"/>
+        </m:oMathParaPr>
+        <m:oMath>
+          <m:sSub>
+            <m:e>
+              <m:r>
+                <w:rPr>
+                  <w:rFonts w:ascii="Cambria Math" w:hAnsi="Cambria Math"/>
+                  <w:sz w:val="24"/>
+                  <w:szCs w:val="24"/>
+                </w:rPr>
+                <m:t xml:space="preserve">Q′</m:t>
+              </m:r>
+            </m:e>
+            <m:sub>
+              <m:r>
+                <w:rPr>
+                  <w:rFonts w:ascii="Cambria Math" w:hAnsi="Cambria Math"/>
+                  <w:sz w:val="24"/>
+                  <w:szCs w:val="24"/>
+                </w:rPr>
+                <m:t xml:space="preserve">x</m:t>
+              </m:r>
+              <m:r>
+                <w:rPr>
+                  <w:rFonts w:ascii="Cambria Math" w:hAnsi="Cambria Math"/>
+                  <w:sz w:val="24"/>
+                  <w:szCs w:val="24"/>
+                </w:rPr>
+                <m:t xml:space="preserve">+</m:t>
+              </m:r>
+              <m:r>
+                <w:rPr>
+                  <w:rFonts w:ascii="Cambria Math" w:hAnsi="Cambria Math"/>
+                  <w:sz w:val="24"/>
+                  <w:szCs w:val="24"/>
+                </w:rPr>
+                <m:t xml:space="preserve">t</m:t>
+              </m:r>
+            </m:sub>
+          </m:sSub>
+          <m:r>
+            <w:rPr>
+              <w:rFonts w:ascii="Cambria Math" w:hAnsi="Cambria Math"/>
+              <w:sz w:val="24"/>
+              <w:szCs w:val="24"/>
+            </w:rPr>
+            <m:t xml:space="preserve"> = </m:t>
+          </m:r>
+          <m:sSub>
+            <m:e>
+              <m:r>
+                <w:rPr>
+                  <w:rFonts w:ascii="Cambria Math" w:hAnsi="Cambria Math"/>
+                  <w:sz w:val="24"/>
+                  <w:szCs w:val="24"/>
+                </w:rPr>
+                <m:t xml:space="preserve">q</m:t>
+              </m:r>
+            </m:e>
+            <m:sub>
+              <m:r>
+                <w:rPr>
+                  <w:rFonts w:ascii="Cambria Math" w:hAnsi="Cambria Math"/>
+                  <w:sz w:val="24"/>
+                  <w:szCs w:val="24"/>
+                </w:rPr>
+                <m:t xml:space="preserve">x</m:t>
+              </m:r>
+              <m:r>
+                <w:rPr>
+                  <w:rFonts w:ascii="Cambria Math" w:hAnsi="Cambria Math"/>
+                  <w:sz w:val="24"/>
+                  <w:szCs w:val="24"/>
+                </w:rPr>
+                <m:t xml:space="preserve">+</m:t>
+              </m:r>
+              <m:r>
+                <w:rPr>
+                  <w:rFonts w:ascii="Cambria Math" w:hAnsi="Cambria Math"/>
+                  <w:sz w:val="24"/>
+                  <w:szCs w:val="24"/>
+                </w:rPr>
+                <m:t xml:space="preserve">t</m:t>
+              </m:r>
+            </m:sub>
+          </m:sSub>
+          <m:r>
+            <w:rPr>
+              <w:rFonts w:ascii="Cambria Math" w:hAnsi="Cambria Math"/>
+              <w:sz w:val="24"/>
+              <w:szCs w:val="24"/>
+            </w:rPr>
+            <m:t xml:space="preserve"> + </m:t>
+          </m:r>
+          <m:sSub>
+            <m:e>
+              <m:r>
+                <w:rPr>
+                  <w:rFonts w:ascii="Cambria Math" w:hAnsi="Cambria Math"/>
+                  <w:sz w:val="24"/>
+                  <w:szCs w:val="24"/>
+                </w:rPr>
+                <m:t xml:space="preserve">F</m:t>
+              </m:r>
+            </m:e>
+            <m:sub>
+              <m:r>
+                <w:rPr>
+                  <w:rFonts w:ascii="Cambria Math" w:hAnsi="Cambria Math"/>
+                  <w:sz w:val="24"/>
+                  <w:szCs w:val="24"/>
+                </w:rPr>
+                <m:t xml:space="preserve">x</m:t>
+              </m:r>
+              <m:r>
+                <w:rPr>
+                  <w:rFonts w:ascii="Cambria Math" w:hAnsi="Cambria Math"/>
+                  <w:sz w:val="24"/>
+                  <w:szCs w:val="24"/>
+                </w:rPr>
+                <m:t xml:space="preserve">+</m:t>
+              </m:r>
+              <m:r>
+                <w:rPr>
+                  <w:rFonts w:ascii="Cambria Math" w:hAnsi="Cambria Math"/>
+                  <w:sz w:val="24"/>
+                  <w:szCs w:val="24"/>
+                </w:rPr>
+                <m:t xml:space="preserve">t</m:t>
+              </m:r>
+            </m:sub>
+          </m:sSub>
+          <m:r>
+            <w:rPr>
+              <w:rFonts w:ascii="Cambria Math" w:hAnsi="Cambria Math"/>
+              <w:sz w:val="24"/>
+              <w:szCs w:val="24"/>
+            </w:rPr>
+            <m:t xml:space="preserve"> − </m:t>
+          </m:r>
+          <m:sSub>
+            <m:e>
+              <m:r>
+                <w:rPr>
+                  <w:rFonts w:ascii="Cambria Math" w:hAnsi="Cambria Math"/>
+                  <w:sz w:val="24"/>
+                  <w:szCs w:val="24"/>
+                </w:rPr>
+                <m:t xml:space="preserve">q</m:t>
+              </m:r>
+            </m:e>
+            <m:sub>
+              <m:r>
+                <w:rPr>
+                  <w:rFonts w:ascii="Cambria Math" w:hAnsi="Cambria Math"/>
+                  <w:sz w:val="24"/>
+                  <w:szCs w:val="24"/>
+                </w:rPr>
+                <m:t xml:space="preserve">x</m:t>
+              </m:r>
+              <m:r>
+                <w:rPr>
+                  <w:rFonts w:ascii="Cambria Math" w:hAnsi="Cambria Math"/>
+                  <w:sz w:val="24"/>
+                  <w:szCs w:val="24"/>
+                </w:rPr>
+                <m:t xml:space="preserve">+</m:t>
+              </m:r>
+              <m:r>
+                <w:rPr>
+                  <w:rFonts w:ascii="Cambria Math" w:hAnsi="Cambria Math"/>
+                  <w:sz w:val="24"/>
+                  <w:szCs w:val="24"/>
+                </w:rPr>
+                <m:t xml:space="preserve">t</m:t>
+              </m:r>
+            </m:sub>
+          </m:sSub>
+          <m:r>
+            <w:rPr>
+              <w:rFonts w:ascii="Cambria Math" w:hAnsi="Cambria Math"/>
+              <w:sz w:val="24"/>
+              <w:szCs w:val="24"/>
+            </w:rPr>
+            <m:t xml:space="preserve">·</m:t>
+          </m:r>
+          <m:sSub>
+            <m:e>
+              <m:r>
+                <w:rPr>
+                  <w:rFonts w:ascii="Cambria Math" w:hAnsi="Cambria Math"/>
+                  <w:sz w:val="24"/>
+                  <w:szCs w:val="24"/>
+                </w:rPr>
+                <m:t xml:space="preserve">F</m:t>
+              </m:r>
+            </m:e>
+            <m:sub>
+              <m:r>
+                <w:rPr>
+                  <w:rFonts w:ascii="Cambria Math" w:hAnsi="Cambria Math"/>
+                  <w:sz w:val="24"/>
+                  <w:szCs w:val="24"/>
+                </w:rPr>
+                <m:t xml:space="preserve">x</m:t>
+              </m:r>
+              <m:r>
+                <w:rPr>
+                  <w:rFonts w:ascii="Cambria Math" w:hAnsi="Cambria Math"/>
+                  <w:sz w:val="24"/>
+                  <w:szCs w:val="24"/>
+                </w:rPr>
+                <m:t xml:space="preserve">+</m:t>
+              </m:r>
+              <m:r>
+                <w:rPr>
+                  <w:rFonts w:ascii="Cambria Math" w:hAnsi="Cambria Math"/>
+                  <w:sz w:val="24"/>
+                  <w:szCs w:val="24"/>
+                </w:rPr>
+                <m:t xml:space="preserve">t</m:t>
+              </m:r>
+            </m:sub>
+          </m:sSub>
+          <m:r>
+            <w:rPr>
+              <w:rFonts w:ascii="Cambria Math" w:hAnsi="Cambria Math"/>
+              <w:sz w:val="24"/>
+              <w:szCs w:val="24"/>
+            </w:rPr>
+            <m:t xml:space="preserve">/</m:t>
+          </m:r>
+          <m:r>
+            <w:rPr>
+              <w:rFonts w:ascii="Cambria Math" w:hAnsi="Cambria Math"/>
+              <w:sz w:val="24"/>
+              <w:szCs w:val="24"/>
+            </w:rPr>
+            <m:t xml:space="preserve">2</m:t>
+          </m:r>
+          <m:r>
+            <w:rPr>
+              <w:rFonts w:ascii="Cambria Math" w:hAnsi="Cambria Math"/>
+              <w:sz w:val="24"/>
+              <w:szCs w:val="24"/>
+            </w:rPr>
+            <m:t xml:space="preserve"> — </m:t>
+          </m:r>
+          <m:r>
+            <m:rPr>
+              <m:nor/>
+            </m:rPr>
+            <w:rPr>
+              <w:rFonts w:ascii="Cambria Math" w:hAnsi="Cambria Math"/>
+              <w:sz w:val="24"/>
+              <w:szCs w:val="24"/>
+            </w:rPr>
+            <m:t xml:space="preserve">사망과는</m:t>
+          </m:r>
+          <m:r>
+            <w:rPr>
+              <w:rFonts w:ascii="Cambria Math" w:hAnsi="Cambria Math"/>
+              <w:sz w:val="24"/>
+              <w:szCs w:val="24"/>
+            </w:rPr>
+            <m:t xml:space="preserve"> </m:t>
+          </m:r>
+          <m:r>
+            <m:rPr>
+              <m:nor/>
+            </m:rPr>
+            <w:rPr>
+              <w:rFonts w:ascii="Cambria Math" w:hAnsi="Cambria Math"/>
+              <w:sz w:val="24"/>
+              <w:szCs w:val="24"/>
+            </w:rPr>
+            <m:t xml:space="preserve">겹치는</m:t>
+          </m:r>
+          <m:r>
+            <w:rPr>
+              <w:rFonts w:ascii="Cambria Math" w:hAnsi="Cambria Math"/>
+              <w:sz w:val="24"/>
+              <w:szCs w:val="24"/>
+            </w:rPr>
+            <m:t xml:space="preserve"> </m:t>
+          </m:r>
+          <m:r>
+            <m:rPr>
+              <m:nor/>
+            </m:rPr>
+            <w:rPr>
+              <w:rFonts w:ascii="Cambria Math" w:hAnsi="Cambria Math"/>
+              <w:sz w:val="24"/>
+              <w:szCs w:val="24"/>
+            </w:rPr>
+            <m:t xml:space="preserve">부분을</m:t>
+          </m:r>
+          <m:r>
+            <w:rPr>
+              <w:rFonts w:ascii="Cambria Math" w:hAnsi="Cambria Math"/>
+              <w:sz w:val="24"/>
+              <w:szCs w:val="24"/>
+            </w:rPr>
+            <m:t xml:space="preserve"> </m:t>
+          </m:r>
+          <m:r>
+            <m:rPr>
+              <m:nor/>
+            </m:rPr>
+            <w:rPr>
+              <w:rFonts w:ascii="Cambria Math" w:hAnsi="Cambria Math"/>
+              <w:sz w:val="24"/>
+              <w:szCs w:val="24"/>
+            </w:rPr>
+            <m:t xml:space="preserve">절반으로</m:t>
+          </m:r>
+        </m:oMath>
+      </m:oMathPara>
     </w:p>
     <w:p>
       <w:r>
@@ -1562,7 +2405,7 @@
         <w:pStyle w:val="Note"/>
       </w:pPr>
       <w:r>
-        <w:t xml:space="preserve">※ 유지자수·납입자수의 집단 1개 — “사망 · 2대질병”(2대질병 진단). 집단마다 l · l′ 를 라. 에서 한 번만 낸다. 보장금액은 보험가입금액 × 배수이고, 보험료·준비금은 보장금액 1원당으로 낸 뒤 맨 뒤에서 곱한다.</w:t>
+        <w:t xml:space="preserve">※ 유지자수·납입자수의 집단 2개 — “사망 · 뇌출혈”(뇌출혈 진단), “사망 · 급성심근경색증”(급성심근경색증 진단). 집단마다 l · l′ 를 라. 에서 한 번만 낸다. 보장금액은 보험가입금액 × 배수이고, 보험료·준비금은 보장금액 1원당으로 낸 뒤 맨 뒤에서 곱한다.</w:t>
       </w:r>
     </w:p>
     <w:tbl>
@@ -1619,7 +2462,7 @@
               <w:rPr>
                 <w:b/>
               </w:rPr>
-              <w:t xml:space="preserve">2대질병 진단</w:t>
+              <w:t xml:space="preserve">뇌출혈 진단</w:t>
             </w:r>
           </w:p>
         </w:tc>
@@ -1675,7 +2518,7 @@
               <w:spacing w:before="30" w:after="30"/>
             </w:pPr>
             <w:r>
-              <w:t xml:space="preserve">80세</w:t>
+              <w:t xml:space="preserve">80세 만기</w:t>
             </w:r>
           </w:p>
         </w:tc>
@@ -1759,7 +2602,7 @@
               <w:spacing w:before="30" w:after="30"/>
             </w:pPr>
             <w:r>
-              <w:t xml:space="preserve">2대질병 발생률</w:t>
+              <w:t xml:space="preserve">뇌출혈 발생률</w:t>
             </w:r>
           </w:p>
         </w:tc>
@@ -1787,7 +2630,7 @@
               <w:spacing w:before="30" w:after="30"/>
             </w:pPr>
             <w:r>
-              <w:t xml:space="preserve">사망률 및 2대질병 발생률</w:t>
+              <w:t xml:space="preserve">사망률 및 뇌출혈 발생률</w:t>
             </w:r>
           </w:p>
         </w:tc>
@@ -1815,21 +2658,13 @@
               <w:spacing w:before="30" w:after="30"/>
             </w:pPr>
             <w:r>
-              <w:t xml:space="preserve">사망 · 2대질병</w:t>
+              <w:t xml:space="preserve">사망 · 뇌출혈</w:t>
             </w:r>
           </w:p>
         </w:tc>
       </w:tr>
     </w:tbl>
     <w:p/>
-    <w:p>
-      <w:pPr>
-        <w:pStyle w:val="Heading2"/>
-      </w:pPr>
-      <w:r>
-        <w:t xml:space="preserve">다. 기호의 정의</w:t>
-      </w:r>
-    </w:p>
     <w:tbl>
       <w:tblPr>
         <w:tblW w:w="5000" w:type="pct"/>
@@ -1867,6 +2702,271 @@
               <w:rPr>
                 <w:b/>
               </w:rPr>
+              <w:t xml:space="preserve">담보</w:t>
+            </w:r>
+          </w:p>
+        </w:tc>
+        <w:tc>
+          <w:tcPr>
+            <w:tcW w:w="0" w:type="auto"/>
+            <w:shd w:val="clear" w:color="auto" w:fill="EEF1F5"/>
+          </w:tcPr>
+          <w:p>
+            <w:pPr>
+              <w:spacing w:before="30" w:after="30"/>
+            </w:pPr>
+            <w:r>
+              <w:rPr>
+                <w:b/>
+              </w:rPr>
+              <w:t xml:space="preserve">급성심근경색증 진단</w:t>
+            </w:r>
+          </w:p>
+        </w:tc>
+      </w:tr>
+      <w:tr>
+        <w:tc>
+          <w:tcPr>
+            <w:tcW w:w="0" w:type="auto"/>
+          </w:tcPr>
+          <w:p>
+            <w:pPr>
+              <w:spacing w:before="30" w:after="30"/>
+            </w:pPr>
+            <w:r>
+              <w:t xml:space="preserve">급부 유형</w:t>
+            </w:r>
+          </w:p>
+        </w:tc>
+        <w:tc>
+          <w:tcPr>
+            <w:tcW w:w="0" w:type="auto"/>
+          </w:tcPr>
+          <w:p>
+            <w:pPr>
+              <w:spacing w:before="30" w:after="30"/>
+            </w:pPr>
+            <w:r>
+              <w:t xml:space="preserve">최초발생</w:t>
+            </w:r>
+          </w:p>
+        </w:tc>
+      </w:tr>
+      <w:tr>
+        <w:tc>
+          <w:tcPr>
+            <w:tcW w:w="0" w:type="auto"/>
+          </w:tcPr>
+          <w:p>
+            <w:pPr>
+              <w:spacing w:before="30" w:after="30"/>
+            </w:pPr>
+            <w:r>
+              <w:t xml:space="preserve">보험기간</w:t>
+            </w:r>
+          </w:p>
+        </w:tc>
+        <w:tc>
+          <w:tcPr>
+            <w:tcW w:w="0" w:type="auto"/>
+          </w:tcPr>
+          <w:p>
+            <w:pPr>
+              <w:spacing w:before="30" w:after="30"/>
+            </w:pPr>
+            <w:r>
+              <w:t xml:space="preserve">80세 만기</w:t>
+            </w:r>
+          </w:p>
+        </w:tc>
+      </w:tr>
+      <w:tr>
+        <w:tc>
+          <w:tcPr>
+            <w:tcW w:w="0" w:type="auto"/>
+          </w:tcPr>
+          <w:p>
+            <w:pPr>
+              <w:spacing w:before="30" w:after="30"/>
+            </w:pPr>
+            <w:r>
+              <w:t xml:space="preserve">보장금액</w:t>
+            </w:r>
+          </w:p>
+        </w:tc>
+        <w:tc>
+          <w:tcPr>
+            <w:tcW w:w="0" w:type="auto"/>
+          </w:tcPr>
+          <w:p>
+            <w:pPr>
+              <w:spacing w:before="30" w:after="30"/>
+            </w:pPr>
+            <w:r>
+              <w:t xml:space="preserve">가입금액의 1배</w:t>
+            </w:r>
+          </w:p>
+        </w:tc>
+      </w:tr>
+      <w:tr>
+        <w:tc>
+          <w:tcPr>
+            <w:tcW w:w="0" w:type="auto"/>
+          </w:tcPr>
+          <w:p>
+            <w:pPr>
+              <w:spacing w:before="30" w:after="30"/>
+            </w:pPr>
+            <w:r>
+              <w:t xml:space="preserve">면책·삭감</w:t>
+            </w:r>
+          </w:p>
+        </w:tc>
+        <w:tc>
+          <w:tcPr>
+            <w:tcW w:w="0" w:type="auto"/>
+          </w:tcPr>
+          <w:p>
+            <w:pPr>
+              <w:spacing w:before="30" w:after="30"/>
+            </w:pPr>
+            <w:r>
+              <w:t xml:space="preserve">없음</w:t>
+            </w:r>
+          </w:p>
+        </w:tc>
+      </w:tr>
+      <w:tr>
+        <w:tc>
+          <w:tcPr>
+            <w:tcW w:w="0" w:type="auto"/>
+          </w:tcPr>
+          <w:p>
+            <w:pPr>
+              <w:spacing w:before="30" w:after="30"/>
+            </w:pPr>
+            <w:r>
+              <w:t xml:space="preserve">급부 위험률</w:t>
+            </w:r>
+          </w:p>
+        </w:tc>
+        <w:tc>
+          <w:tcPr>
+            <w:tcW w:w="0" w:type="auto"/>
+          </w:tcPr>
+          <w:p>
+            <w:pPr>
+              <w:spacing w:before="30" w:after="30"/>
+            </w:pPr>
+            <w:r>
+              <w:t xml:space="preserve">급성심근경색증 발생률</w:t>
+            </w:r>
+          </w:p>
+        </w:tc>
+      </w:tr>
+      <w:tr>
+        <w:tc>
+          <w:tcPr>
+            <w:tcW w:w="0" w:type="auto"/>
+          </w:tcPr>
+          <w:p>
+            <w:pPr>
+              <w:spacing w:before="30" w:after="30"/>
+            </w:pPr>
+            <w:r>
+              <w:t xml:space="preserve">탈퇴 위험률</w:t>
+            </w:r>
+          </w:p>
+        </w:tc>
+        <w:tc>
+          <w:tcPr>
+            <w:tcW w:w="0" w:type="auto"/>
+          </w:tcPr>
+          <w:p>
+            <w:pPr>
+              <w:spacing w:before="30" w:after="30"/>
+            </w:pPr>
+            <w:r>
+              <w:t xml:space="preserve">사망률 및 급성심근경색증 발생률</w:t>
+            </w:r>
+          </w:p>
+        </w:tc>
+      </w:tr>
+      <w:tr>
+        <w:tc>
+          <w:tcPr>
+            <w:tcW w:w="0" w:type="auto"/>
+          </w:tcPr>
+          <w:p>
+            <w:pPr>
+              <w:spacing w:before="30" w:after="30"/>
+            </w:pPr>
+            <w:r>
+              <w:t xml:space="preserve">집단</w:t>
+            </w:r>
+          </w:p>
+        </w:tc>
+        <w:tc>
+          <w:tcPr>
+            <w:tcW w:w="0" w:type="auto"/>
+          </w:tcPr>
+          <w:p>
+            <w:pPr>
+              <w:spacing w:before="30" w:after="30"/>
+            </w:pPr>
+            <w:r>
+              <w:t xml:space="preserve">사망 · 급성심근경색증</w:t>
+            </w:r>
+          </w:p>
+        </w:tc>
+      </w:tr>
+    </w:tbl>
+    <w:p/>
+    <w:p>
+      <w:pPr>
+        <w:pStyle w:val="Heading2"/>
+      </w:pPr>
+      <w:r>
+        <w:t xml:space="preserve">다. 기호의 정의</w:t>
+      </w:r>
+    </w:p>
+    <w:tbl>
+      <w:tblPr>
+        <w:tblW w:w="5000" w:type="pct"/>
+        <w:tblBorders>
+          <w:top w:val="single" w:sz="4" w:space="0" w:color="A0A0A0"/>
+          <w:left w:val="single" w:sz="4" w:space="0" w:color="A0A0A0"/>
+          <w:bottom w:val="single" w:sz="4" w:space="0" w:color="A0A0A0"/>
+          <w:right w:val="single" w:sz="4" w:space="0" w:color="A0A0A0"/>
+          <w:insideH w:val="single" w:sz="4" w:space="0" w:color="A0A0A0"/>
+          <w:insideV w:val="single" w:sz="4" w:space="0" w:color="A0A0A0"/>
+        </w:tblBorders>
+        <w:tblCellMar>
+          <w:left w:w="140" w:type="dxa"/>
+          <w:right w:w="180" w:type="dxa"/>
+        </w:tblCellMar>
+      </w:tblPr>
+      <w:tblGrid>
+        <w:gridCol w:w="2940"/>
+        <w:gridCol w:w="6860"/>
+      </w:tblGrid>
+      <w:tr>
+        <w:trPr>
+          <w:tblHeader/>
+        </w:trPr>
+        <w:tc>
+          <w:tcPr>
+            <w:tcW w:w="0" w:type="auto"/>
+            <w:shd w:val="clear" w:color="auto" w:fill="EEF1F5"/>
+          </w:tcPr>
+          <w:p>
+            <w:pPr>
+              <w:spacing w:before="30" w:after="30"/>
+            </w:pPr>
+            <w:r>
+              <w:rPr>
+                <w:b/>
+              </w:rPr>
               <w:t xml:space="preserve">기호</w:t>
             </w:r>
           </w:p>
@@ -2126,7 +3226,7 @@
               <w:t xml:space="preserve">x</w:t>
             </w:r>
             <w:r>
-              <w:t xml:space="preserve"> = 100,000) — 사망 · 2대질병 가 생기지 않은 사람 수</w:t>
+              <w:t xml:space="preserve"> = 100,000) — 그 집단의 탈퇴 사유가 생기지 않은 사람 수</w:t>
             </w:r>
           </w:p>
         </w:tc>
@@ -2160,7 +3260,63 @@
               <w:spacing w:before="30" w:after="30"/>
             </w:pPr>
             <w:r>
-              <w:t xml:space="preserve">t시점 납입자수 — l 에서 더 빼는 사유가 없어 l 과 같다</w:t>
+              <w:t xml:space="preserve">t시점 납입자수 — l 에서 납입만 면제되는 사유까지 뺀 사람 수</w:t>
+            </w:r>
+          </w:p>
+        </w:tc>
+      </w:tr>
+      <w:tr>
+        <w:tc>
+          <w:tcPr>
+            <w:tcW w:w="0" w:type="auto"/>
+          </w:tcPr>
+          <w:p>
+            <w:pPr>
+              <w:spacing w:before="30" w:after="30"/>
+            </w:pPr>
+            <w:r>
+              <w:t xml:space="preserve">집단 1 — 사망 · 뇌출혈</w:t>
+            </w:r>
+          </w:p>
+        </w:tc>
+        <w:tc>
+          <w:tcPr>
+            <w:tcW w:w="0" w:type="auto"/>
+          </w:tcPr>
+          <w:p>
+            <w:pPr>
+              <w:spacing w:before="30" w:after="30"/>
+            </w:pPr>
+            <w:r>
+              <w:t xml:space="preserve">l : 사망 · 뇌출혈 가 생기지 않은 사람 수 · l′ : 거기에 급성심근경색증 까지 — 뇌출혈 진단 담보가 쓴다</w:t>
+            </w:r>
+          </w:p>
+        </w:tc>
+      </w:tr>
+      <w:tr>
+        <w:tc>
+          <w:tcPr>
+            <w:tcW w:w="0" w:type="auto"/>
+          </w:tcPr>
+          <w:p>
+            <w:pPr>
+              <w:spacing w:before="30" w:after="30"/>
+            </w:pPr>
+            <w:r>
+              <w:t xml:space="preserve">집단 2 — 사망 · 급성심근경색증</w:t>
+            </w:r>
+          </w:p>
+        </w:tc>
+        <w:tc>
+          <w:tcPr>
+            <w:tcW w:w="0" w:type="auto"/>
+          </w:tcPr>
+          <w:p>
+            <w:pPr>
+              <w:spacing w:before="30" w:after="30"/>
+            </w:pPr>
+            <w:r>
+              <w:t xml:space="preserve">l : 사망 · 급성심근경색증 가 생기지 않은 사람 수 · l′ : 거기에 뇌출혈 까지 — 급성심근경색증 진단 담보가 쓴다</w:t>
             </w:r>
           </w:p>
         </w:tc>
@@ -2301,6 +3457,40 @@
           </w:p>
         </w:tc>
       </w:tr>
+      <w:tr>
+        <w:tc>
+          <w:tcPr>
+            <w:tcW w:w="0" w:type="auto"/>
+          </w:tcPr>
+          <w:p>
+            <w:pPr>
+              <w:spacing w:before="30" w:after="30"/>
+            </w:pPr>
+            <w:r>
+              <w:t xml:space="preserve">f</w:t>
+            </w:r>
+            <w:r>
+              <w:rPr>
+                <w:vertAlign w:val="subscript"/>
+              </w:rPr>
+              <w:t xml:space="preserve">x+t</w:t>
+            </w:r>
+          </w:p>
+        </w:tc>
+        <w:tc>
+          <w:tcPr>
+            <w:tcW w:w="0" w:type="auto"/>
+          </w:tcPr>
+          <w:p>
+            <w:pPr>
+              <w:spacing w:before="30" w:after="30"/>
+            </w:pPr>
+            <w:r>
+              <w:t xml:space="preserve">납입만 면제되는 사유의 발생률 — 집단마다 그 집단의 탈퇴 사유를 뺀 것 (가.(4))</w:t>
+            </w:r>
+          </w:p>
+        </w:tc>
+      </w:tr>
     </w:tbl>
     <w:p/>
     <w:p>
@@ -2316,7 +3506,7 @@
         <w:pStyle w:val="FormulaLabel"/>
       </w:pPr>
       <w:r>
-        <w:t xml:space="preserve">[식] 유지자수 — 사망 · 2대질병</w:t>
+        <w:t xml:space="preserve">[식] 유지자수 — 사망 · 뇌출혈</w:t>
       </w:r>
     </w:p>
     <w:p>
@@ -2350,7 +3540,7 @@
         <w:t xml:space="preserve">x</w:t>
       </w:r>
       <w:r>
-        <w:t xml:space="preserve"> : 2대질병 발생률</w:t>
+        <w:t xml:space="preserve"> : 뇌출혈 발생률</w:t>
       </w:r>
     </w:p>
     <w:p>
@@ -2432,7 +3622,7 @@
         <w:pStyle w:val="FormulaText"/>
       </w:pPr>
       <w:r>
-        <w:t xml:space="preserve">탈퇴율 — 사유가 겹치는 부분을 절반으로 보고, 1 을 넘지 않는다</w:t>
+        <w:t xml:space="preserve">탈퇴율 — 사망과는 겹치는 부분을 절반으로 보고, 1 을 넘지 않는다</w:t>
       </w:r>
     </w:p>
     <w:p>
@@ -2923,7 +4113,7 @@
         <w:pStyle w:val="Note"/>
       </w:pPr>
       <w:r>
-        <w:t xml:space="preserve">※ 2대질병 진단 담보가 이 집단을 쓴다. 사망·2대질병 이(가) 생기면 그 담보는 소멸(탈퇴)한다. 보험금의 현가(바.)는 이 l 을 곱한다.</w:t>
+        <w:t xml:space="preserve">※ 뇌출혈 진단 담보가 이 집단을 쓴다. 사망·뇌출혈 이(가) 생기면 그 담보는 소멸(탈퇴)한다. 보험금의 현가(바.)는 이 l 을 곱한다.</w:t>
       </w:r>
     </w:p>
     <w:p>
@@ -2931,7 +4121,24 @@
         <w:pStyle w:val="FormulaLabel"/>
       </w:pPr>
       <w:r>
-        <w:t xml:space="preserve">[식] 납입자수 — 사망 · 2대질병</w:t>
+        <w:t xml:space="preserve">[식] 납입자수 — 사망 · 뇌출혈</w:t>
+      </w:r>
+    </w:p>
+    <w:p>
+      <w:pPr>
+        <w:pStyle w:val="FormulaText"/>
+      </w:pPr>
+      <w:r>
+        <w:t xml:space="preserve">f</w:t>
+      </w:r>
+      <w:r>
+        <w:rPr>
+          <w:vertAlign w:val="subscript"/>
+        </w:rPr>
+        <w:t xml:space="preserve">x</w:t>
+      </w:r>
+      <w:r>
+        <w:t xml:space="preserve"> : 급성심근경색증 발생률 — 납입만 면제되는 사유</w:t>
       </w:r>
     </w:p>
     <w:p>
@@ -3013,7 +4220,7 @@
         <w:pStyle w:val="FormulaText"/>
       </w:pPr>
       <w:r>
-        <w:t xml:space="preserve">납입자수 — 납입만 면제되는 사유가 없어 유지자수와 같다</w:t>
+        <w:t xml:space="preserve">질병 발생률 — 탈퇴 사유의 질병과 납입면제 사유를 함께, 따로 생긴다고 보고 곱으로 결합한다</w:t>
       </w:r>
     </w:p>
     <w:p>
@@ -3033,7 +4240,7 @@
                   <w:sz w:val="24"/>
                   <w:szCs w:val="24"/>
                 </w:rPr>
-                <m:t xml:space="preserve">l′</m:t>
+                <m:t xml:space="preserve">F</m:t>
               </m:r>
             </m:e>
             <m:sub>
@@ -3061,6 +4268,68 @@
                 </w:rPr>
                 <m:t xml:space="preserve">t</m:t>
               </m:r>
+            </m:sub>
+          </m:sSub>
+          <m:r>
+            <w:rPr>
+              <w:rFonts w:ascii="Cambria Math" w:hAnsi="Cambria Math"/>
+              <w:sz w:val="24"/>
+              <w:szCs w:val="24"/>
+            </w:rPr>
+            <m:t xml:space="preserve"> = </m:t>
+          </m:r>
+          <m:r>
+            <w:rPr>
+              <w:rFonts w:ascii="Cambria Math" w:hAnsi="Cambria Math"/>
+              <w:sz w:val="24"/>
+              <w:szCs w:val="24"/>
+            </w:rPr>
+            <m:t xml:space="preserve">1</m:t>
+          </m:r>
+          <m:r>
+            <w:rPr>
+              <w:rFonts w:ascii="Cambria Math" w:hAnsi="Cambria Math"/>
+              <w:sz w:val="24"/>
+              <w:szCs w:val="24"/>
+            </w:rPr>
+            <m:t xml:space="preserve"> − ( </m:t>
+          </m:r>
+          <m:r>
+            <w:rPr>
+              <w:rFonts w:ascii="Cambria Math" w:hAnsi="Cambria Math"/>
+              <w:sz w:val="24"/>
+              <w:szCs w:val="24"/>
+            </w:rPr>
+            <m:t xml:space="preserve">1</m:t>
+          </m:r>
+          <m:r>
+            <w:rPr>
+              <w:rFonts w:ascii="Cambria Math" w:hAnsi="Cambria Math"/>
+              <w:sz w:val="24"/>
+              <w:szCs w:val="24"/>
+            </w:rPr>
+            <m:t xml:space="preserve"> − </m:t>
+          </m:r>
+          <m:sSub>
+            <m:e>
+              <m:r>
+                <w:rPr>
+                  <w:rFonts w:ascii="Cambria Math" w:hAnsi="Cambria Math"/>
+                  <w:sz w:val="24"/>
+                  <w:szCs w:val="24"/>
+                </w:rPr>
+                <m:t xml:space="preserve">r</m:t>
+              </m:r>
+            </m:e>
+            <m:sub>
+              <m:r>
+                <w:rPr>
+                  <w:rFonts w:ascii="Cambria Math" w:hAnsi="Cambria Math"/>
+                  <w:sz w:val="24"/>
+                  <w:szCs w:val="24"/>
+                </w:rPr>
+                <m:t xml:space="preserve">x</m:t>
+              </m:r>
               <m:r>
                 <w:rPr>
                   <w:rFonts w:ascii="Cambria Math" w:hAnsi="Cambria Math"/>
@@ -3075,52 +4344,6 @@
                   <w:sz w:val="24"/>
                   <w:szCs w:val="24"/>
                 </w:rPr>
-                <m:t xml:space="preserve">1</m:t>
-              </m:r>
-            </m:sub>
-          </m:sSub>
-          <m:r>
-            <w:rPr>
-              <w:rFonts w:ascii="Cambria Math" w:hAnsi="Cambria Math"/>
-              <w:sz w:val="24"/>
-              <w:szCs w:val="24"/>
-            </w:rPr>
-            <m:t xml:space="preserve"> = </m:t>
-          </m:r>
-          <m:sSub>
-            <m:e>
-              <m:r>
-                <w:rPr>
-                  <w:rFonts w:ascii="Cambria Math" w:hAnsi="Cambria Math"/>
-                  <w:sz w:val="24"/>
-                  <w:szCs w:val="24"/>
-                </w:rPr>
-                <m:t xml:space="preserve">l′</m:t>
-              </m:r>
-            </m:e>
-            <m:sub>
-              <m:r>
-                <w:rPr>
-                  <w:rFonts w:ascii="Cambria Math" w:hAnsi="Cambria Math"/>
-                  <w:sz w:val="24"/>
-                  <w:szCs w:val="24"/>
-                </w:rPr>
-                <m:t xml:space="preserve">x</m:t>
-              </m:r>
-              <m:r>
-                <w:rPr>
-                  <w:rFonts w:ascii="Cambria Math" w:hAnsi="Cambria Math"/>
-                  <w:sz w:val="24"/>
-                  <w:szCs w:val="24"/>
-                </w:rPr>
-                <m:t xml:space="preserve">+</m:t>
-              </m:r>
-              <m:r>
-                <w:rPr>
-                  <w:rFonts w:ascii="Cambria Math" w:hAnsi="Cambria Math"/>
-                  <w:sz w:val="24"/>
-                  <w:szCs w:val="24"/>
-                </w:rPr>
                 <m:t xml:space="preserve">t</m:t>
               </m:r>
             </m:sub>
@@ -3131,7 +4354,7 @@
               <w:sz w:val="24"/>
               <w:szCs w:val="24"/>
             </w:rPr>
-            <m:t xml:space="preserve"> × ( </m:t>
+            <m:t xml:space="preserve"> )·( </m:t>
           </m:r>
           <m:r>
             <w:rPr>
@@ -3157,7 +4380,7 @@
                   <w:sz w:val="24"/>
                   <w:szCs w:val="24"/>
                 </w:rPr>
-                <m:t xml:space="preserve">Q</m:t>
+                <m:t xml:space="preserve">f</m:t>
               </m:r>
             </m:e>
             <m:sub>
@@ -3200,26 +4423,10 @@
     </w:p>
     <w:p>
       <w:pPr>
-        <w:pStyle w:val="Note"/>
-      </w:pPr>
-      <w:r>
-        <w:t xml:space="preserve">※ 납입자수는 탈퇴 사유로 유지자수와 똑같이 줄어든다 — 별도의 납입면제율을 곱하지 않는다. 탈퇴율 Q 는 이 집단의 유지자수 식에서 정한 것이다.</w:t>
-      </w:r>
-    </w:p>
-    <w:p>
-      <w:pPr>
-        <w:pStyle w:val="Heading2"/>
-      </w:pPr>
-      <w:r>
-        <w:t xml:space="preserve">마. 계산기수 — 보험료</w:t>
-      </w:r>
-    </w:p>
-    <w:p>
-      <w:pPr>
-        <w:pStyle w:val="FormulaLabel"/>
-      </w:pPr>
-      <w:r>
-        <w:t xml:space="preserve">[식] 납입자수의 현가와 누계 (D′ · N′)</w:t>
+        <w:pStyle w:val="FormulaText"/>
+      </w:pPr>
+      <w:r>
+        <w:t xml:space="preserve">납입 탈퇴율 — 사망과는 겹치는 부분을 절반으로 보고, 1 을 넘지 않는다</w:t>
       </w:r>
     </w:p>
     <w:p>
@@ -3239,7 +4446,7 @@
                   <w:sz w:val="24"/>
                   <w:szCs w:val="24"/>
                 </w:rPr>
-                <m:t xml:space="preserve">D′</m:t>
+                <m:t xml:space="preserve">Q′</m:t>
               </m:r>
             </m:e>
             <m:sub>
@@ -3277,15 +4484,50 @@
             </w:rPr>
             <m:t xml:space="preserve"> = </m:t>
           </m:r>
-          <m:sSub>
-            <m:e>
-              <m:r>
-                <w:rPr>
-                  <w:rFonts w:ascii="Cambria Math" w:hAnsi="Cambria Math"/>
-                  <w:sz w:val="24"/>
-                  <w:szCs w:val="24"/>
-                </w:rPr>
-                <m:t xml:space="preserve">l′</m:t>
+          <m:r>
+            <m:rPr>
+              <m:sty m:val="p"/>
+            </m:rPr>
+            <w:rPr>
+              <w:rFonts w:ascii="Cambria Math" w:hAnsi="Cambria Math"/>
+              <w:sz w:val="24"/>
+              <w:szCs w:val="24"/>
+            </w:rPr>
+            <m:t xml:space="preserve">min</m:t>
+          </m:r>
+          <m:r>
+            <w:rPr>
+              <w:rFonts w:ascii="Cambria Math" w:hAnsi="Cambria Math"/>
+              <w:sz w:val="24"/>
+              <w:szCs w:val="24"/>
+            </w:rPr>
+            <m:t xml:space="preserve">( </m:t>
+          </m:r>
+          <m:r>
+            <w:rPr>
+              <w:rFonts w:ascii="Cambria Math" w:hAnsi="Cambria Math"/>
+              <w:sz w:val="24"/>
+              <w:szCs w:val="24"/>
+            </w:rPr>
+            <m:t xml:space="preserve">1</m:t>
+          </m:r>
+          <m:r>
+            <w:rPr>
+              <w:rFonts w:ascii="Cambria Math" w:hAnsi="Cambria Math"/>
+              <w:sz w:val="24"/>
+              <w:szCs w:val="24"/>
+            </w:rPr>
+            <m:t xml:space="preserve">, </m:t>
+          </m:r>
+          <m:sSub>
+            <m:e>
+              <m:r>
+                <w:rPr>
+                  <w:rFonts w:ascii="Cambria Math" w:hAnsi="Cambria Math"/>
+                  <w:sz w:val="24"/>
+                  <w:szCs w:val="24"/>
+                </w:rPr>
+                <m:t xml:space="preserve">q</m:t>
               </m:r>
             </m:e>
             <m:sub>
@@ -3321,20 +4563,128 @@
               <w:sz w:val="24"/>
               <w:szCs w:val="24"/>
             </w:rPr>
+            <m:t xml:space="preserve"> + </m:t>
+          </m:r>
+          <m:sSub>
+            <m:e>
+              <m:r>
+                <w:rPr>
+                  <w:rFonts w:ascii="Cambria Math" w:hAnsi="Cambria Math"/>
+                  <w:sz w:val="24"/>
+                  <w:szCs w:val="24"/>
+                </w:rPr>
+                <m:t xml:space="preserve">F</m:t>
+              </m:r>
+            </m:e>
+            <m:sub>
+              <m:r>
+                <w:rPr>
+                  <w:rFonts w:ascii="Cambria Math" w:hAnsi="Cambria Math"/>
+                  <w:sz w:val="24"/>
+                  <w:szCs w:val="24"/>
+                </w:rPr>
+                <m:t xml:space="preserve">x</m:t>
+              </m:r>
+              <m:r>
+                <w:rPr>
+                  <w:rFonts w:ascii="Cambria Math" w:hAnsi="Cambria Math"/>
+                  <w:sz w:val="24"/>
+                  <w:szCs w:val="24"/>
+                </w:rPr>
+                <m:t xml:space="preserve">+</m:t>
+              </m:r>
+              <m:r>
+                <w:rPr>
+                  <w:rFonts w:ascii="Cambria Math" w:hAnsi="Cambria Math"/>
+                  <w:sz w:val="24"/>
+                  <w:szCs w:val="24"/>
+                </w:rPr>
+                <m:t xml:space="preserve">t</m:t>
+              </m:r>
+            </m:sub>
+          </m:sSub>
+          <m:r>
+            <w:rPr>
+              <w:rFonts w:ascii="Cambria Math" w:hAnsi="Cambria Math"/>
+              <w:sz w:val="24"/>
+              <w:szCs w:val="24"/>
+            </w:rPr>
+            <m:t xml:space="preserve"> − </m:t>
+          </m:r>
+          <m:sSub>
+            <m:e>
+              <m:r>
+                <w:rPr>
+                  <w:rFonts w:ascii="Cambria Math" w:hAnsi="Cambria Math"/>
+                  <w:sz w:val="24"/>
+                  <w:szCs w:val="24"/>
+                </w:rPr>
+                <m:t xml:space="preserve">q</m:t>
+              </m:r>
+            </m:e>
+            <m:sub>
+              <m:r>
+                <w:rPr>
+                  <w:rFonts w:ascii="Cambria Math" w:hAnsi="Cambria Math"/>
+                  <w:sz w:val="24"/>
+                  <w:szCs w:val="24"/>
+                </w:rPr>
+                <m:t xml:space="preserve">x</m:t>
+              </m:r>
+              <m:r>
+                <w:rPr>
+                  <w:rFonts w:ascii="Cambria Math" w:hAnsi="Cambria Math"/>
+                  <w:sz w:val="24"/>
+                  <w:szCs w:val="24"/>
+                </w:rPr>
+                <m:t xml:space="preserve">+</m:t>
+              </m:r>
+              <m:r>
+                <w:rPr>
+                  <w:rFonts w:ascii="Cambria Math" w:hAnsi="Cambria Math"/>
+                  <w:sz w:val="24"/>
+                  <w:szCs w:val="24"/>
+                </w:rPr>
+                <m:t xml:space="preserve">t</m:t>
+              </m:r>
+            </m:sub>
+          </m:sSub>
+          <m:r>
+            <w:rPr>
+              <w:rFonts w:ascii="Cambria Math" w:hAnsi="Cambria Math"/>
+              <w:sz w:val="24"/>
+              <w:szCs w:val="24"/>
+            </w:rPr>
             <m:t xml:space="preserve">·</m:t>
           </m:r>
-          <m:sSup>
-            <m:e>
-              <m:r>
-                <w:rPr>
-                  <w:rFonts w:ascii="Cambria Math" w:hAnsi="Cambria Math"/>
-                  <w:sz w:val="24"/>
-                  <w:szCs w:val="24"/>
-                </w:rPr>
-                <m:t xml:space="preserve">v</m:t>
-              </m:r>
-            </m:e>
-            <m:sup>
+          <m:sSub>
+            <m:e>
+              <m:r>
+                <w:rPr>
+                  <w:rFonts w:ascii="Cambria Math" w:hAnsi="Cambria Math"/>
+                  <w:sz w:val="24"/>
+                  <w:szCs w:val="24"/>
+                </w:rPr>
+                <m:t xml:space="preserve">F</m:t>
+              </m:r>
+            </m:e>
+            <m:sub>
+              <m:r>
+                <w:rPr>
+                  <w:rFonts w:ascii="Cambria Math" w:hAnsi="Cambria Math"/>
+                  <w:sz w:val="24"/>
+                  <w:szCs w:val="24"/>
+                </w:rPr>
+                <m:t xml:space="preserve">x</m:t>
+              </m:r>
+              <m:r>
+                <w:rPr>
+                  <w:rFonts w:ascii="Cambria Math" w:hAnsi="Cambria Math"/>
+                  <w:sz w:val="24"/>
+                  <w:szCs w:val="24"/>
+                </w:rPr>
+                <m:t xml:space="preserve">+</m:t>
+              </m:r>
               <m:r>
                 <w:rPr>
                   <w:rFonts w:ascii="Cambria Math" w:hAnsi="Cambria Math"/>
@@ -3343,10 +4693,42 @@
                 </w:rPr>
                 <m:t xml:space="preserve">t</m:t>
               </m:r>
-            </m:sup>
-          </m:sSup>
+            </m:sub>
+          </m:sSub>
+          <m:r>
+            <w:rPr>
+              <w:rFonts w:ascii="Cambria Math" w:hAnsi="Cambria Math"/>
+              <w:sz w:val="24"/>
+              <w:szCs w:val="24"/>
+            </w:rPr>
+            <m:t xml:space="preserve">/</m:t>
+          </m:r>
+          <m:r>
+            <w:rPr>
+              <w:rFonts w:ascii="Cambria Math" w:hAnsi="Cambria Math"/>
+              <w:sz w:val="24"/>
+              <w:szCs w:val="24"/>
+            </w:rPr>
+            <m:t xml:space="preserve">2</m:t>
+          </m:r>
+          <m:r>
+            <w:rPr>
+              <w:rFonts w:ascii="Cambria Math" w:hAnsi="Cambria Math"/>
+              <w:sz w:val="24"/>
+              <w:szCs w:val="24"/>
+            </w:rPr>
+            <m:t xml:space="preserve"> )</m:t>
+          </m:r>
         </m:oMath>
       </m:oMathPara>
+    </w:p>
+    <w:p>
+      <w:pPr>
+        <w:pStyle w:val="FormulaText"/>
+      </w:pPr>
+      <w:r>
+        <w:t xml:space="preserve">납입자수 — 탈퇴 사유에 더해 납입면제 사유가 생긴 사람도 뺀다</w:t>
+      </w:r>
     </w:p>
     <w:p>
       <w:pPr>
@@ -3365,7 +4747,7 @@
                   <w:sz w:val="24"/>
                   <w:szCs w:val="24"/>
                 </w:rPr>
-                <m:t xml:space="preserve">N′</m:t>
+                <m:t xml:space="preserve">l′</m:t>
               </m:r>
             </m:e>
             <m:sub>
@@ -3393,6 +4775,22 @@
                 </w:rPr>
                 <m:t xml:space="preserve">t</m:t>
               </m:r>
+              <m:r>
+                <w:rPr>
+                  <w:rFonts w:ascii="Cambria Math" w:hAnsi="Cambria Math"/>
+                  <w:sz w:val="24"/>
+                  <w:szCs w:val="24"/>
+                </w:rPr>
+                <m:t xml:space="preserve">+</m:t>
+              </m:r>
+              <m:r>
+                <w:rPr>
+                  <w:rFonts w:ascii="Cambria Math" w:hAnsi="Cambria Math"/>
+                  <w:sz w:val="24"/>
+                  <w:szCs w:val="24"/>
+                </w:rPr>
+                <m:t xml:space="preserve">1</m:t>
+              </m:r>
             </m:sub>
           </m:sSub>
           <m:r>
@@ -3411,25 +4809,25 @@
                   <w:sz w:val="24"/>
                   <w:szCs w:val="24"/>
                 </w:rPr>
-                <m:t xml:space="preserve">Σ</m:t>
-              </m:r>
-            </m:e>
-            <m:sub>
-              <m:r>
-                <w:rPr>
-                  <w:rFonts w:ascii="Cambria Math" w:hAnsi="Cambria Math"/>
-                  <w:sz w:val="24"/>
-                  <w:szCs w:val="24"/>
-                </w:rPr>
-                <m:t xml:space="preserve">u</m:t>
-              </m:r>
-              <m:r>
-                <w:rPr>
-                  <w:rFonts w:ascii="Cambria Math" w:hAnsi="Cambria Math"/>
-                  <w:sz w:val="24"/>
-                  <w:szCs w:val="24"/>
-                </w:rPr>
-                <m:t xml:space="preserve">≥</m:t>
+                <m:t xml:space="preserve">l′</m:t>
+              </m:r>
+            </m:e>
+            <m:sub>
+              <m:r>
+                <w:rPr>
+                  <w:rFonts w:ascii="Cambria Math" w:hAnsi="Cambria Math"/>
+                  <w:sz w:val="24"/>
+                  <w:szCs w:val="24"/>
+                </w:rPr>
+                <m:t xml:space="preserve">x</m:t>
+              </m:r>
+              <m:r>
+                <w:rPr>
+                  <w:rFonts w:ascii="Cambria Math" w:hAnsi="Cambria Math"/>
+                  <w:sz w:val="24"/>
+                  <w:szCs w:val="24"/>
+                </w:rPr>
+                <m:t xml:space="preserve">+</m:t>
               </m:r>
               <m:r>
                 <w:rPr>
@@ -3447,17 +4845,33 @@
               <w:sz w:val="24"/>
               <w:szCs w:val="24"/>
             </w:rPr>
-            <m:t xml:space="preserve"> </m:t>
-          </m:r>
-          <m:sSub>
-            <m:e>
-              <m:r>
-                <w:rPr>
-                  <w:rFonts w:ascii="Cambria Math" w:hAnsi="Cambria Math"/>
-                  <w:sz w:val="24"/>
-                  <w:szCs w:val="24"/>
-                </w:rPr>
-                <m:t xml:space="preserve">D′</m:t>
+            <m:t xml:space="preserve"> × ( </m:t>
+          </m:r>
+          <m:r>
+            <w:rPr>
+              <w:rFonts w:ascii="Cambria Math" w:hAnsi="Cambria Math"/>
+              <w:sz w:val="24"/>
+              <w:szCs w:val="24"/>
+            </w:rPr>
+            <m:t xml:space="preserve">1</m:t>
+          </m:r>
+          <m:r>
+            <w:rPr>
+              <w:rFonts w:ascii="Cambria Math" w:hAnsi="Cambria Math"/>
+              <w:sz w:val="24"/>
+              <w:szCs w:val="24"/>
+            </w:rPr>
+            <m:t xml:space="preserve"> − </m:t>
+          </m:r>
+          <m:sSub>
+            <m:e>
+              <m:r>
+                <w:rPr>
+                  <w:rFonts w:ascii="Cambria Math" w:hAnsi="Cambria Math"/>
+                  <w:sz w:val="24"/>
+                  <w:szCs w:val="24"/>
+                </w:rPr>
+                <m:t xml:space="preserve">Q′</m:t>
               </m:r>
             </m:e>
             <m:sub>
@@ -3483,19 +4897,77 @@
                   <w:sz w:val="24"/>
                   <w:szCs w:val="24"/>
                 </w:rPr>
-                <m:t xml:space="preserve">u</m:t>
-              </m:r>
-            </m:sub>
-          </m:sSub>
+                <m:t xml:space="preserve">t</m:t>
+              </m:r>
+            </m:sub>
+          </m:sSub>
+          <m:r>
+            <w:rPr>
+              <w:rFonts w:ascii="Cambria Math" w:hAnsi="Cambria Math"/>
+              <w:sz w:val="24"/>
+              <w:szCs w:val="24"/>
+            </w:rPr>
+            <m:t xml:space="preserve"> )</m:t>
+          </m:r>
         </m:oMath>
       </m:oMathPara>
     </w:p>
     <w:p>
       <w:pPr>
+        <w:pStyle w:val="Note"/>
+      </w:pPr>
+      <w:r>
+        <w:t xml:space="preserve">※ 납입자수는 탈퇴 사유에 더해 f 사유가 생길 때도 줄어든다 — 별도의 납입면제율을 곱하지 않는다. 납입면제 사유 중 뇌출혈 은(는) 이 집단의 탈퇴 사유라 한 번만 센다. 질병끼리는 곱으로, 사망과는 겹치는 부분을 절반으로 결합한다.</w:t>
+      </w:r>
+    </w:p>
+    <w:p>
+      <w:pPr>
         <w:pStyle w:val="FormulaLabel"/>
       </w:pPr>
       <w:r>
-        <w:t xml:space="preserve">[식] 연납 환산 납입기수 (N*)</w:t>
+        <w:t xml:space="preserve">[식] 유지자수 — 사망 · 급성심근경색증</w:t>
+      </w:r>
+    </w:p>
+    <w:p>
+      <w:pPr>
+        <w:pStyle w:val="FormulaText"/>
+      </w:pPr>
+      <w:r>
+        <w:t xml:space="preserve">q</w:t>
+      </w:r>
+      <w:r>
+        <w:rPr>
+          <w:vertAlign w:val="subscript"/>
+        </w:rPr>
+        <w:t xml:space="preserve">x</w:t>
+      </w:r>
+      <w:r>
+        <w:t xml:space="preserve"> : 사망률</w:t>
+      </w:r>
+    </w:p>
+    <w:p>
+      <w:pPr>
+        <w:pStyle w:val="FormulaText"/>
+      </w:pPr>
+      <w:r>
+        <w:t xml:space="preserve">r</w:t>
+      </w:r>
+      <w:r>
+        <w:rPr>
+          <w:vertAlign w:val="subscript"/>
+        </w:rPr>
+        <w:t xml:space="preserve">x</w:t>
+      </w:r>
+      <w:r>
+        <w:t xml:space="preserve"> : 급성심근경색증 발생률</w:t>
+      </w:r>
+    </w:p>
+    <w:p>
+      <w:pPr>
+        <w:pStyle w:val="FormulaText"/>
+      </w:pPr>
+      <w:r>
+        <w:t xml:space="preserve">기준 인원</w:t>
       </w:r>
     </w:p>
     <w:p>
@@ -3507,14 +4979,28 @@
           <m:jc m:val="left"/>
         </m:oMathParaPr>
         <m:oMath>
-          <m:r>
-            <w:rPr>
-              <w:rFonts w:ascii="Cambria Math" w:hAnsi="Cambria Math"/>
-              <w:sz w:val="24"/>
-              <w:szCs w:val="24"/>
-            </w:rPr>
-            <m:t xml:space="preserve">N*</m:t>
-          </m:r>
+          <m:sSub>
+            <m:e>
+              <m:r>
+                <w:rPr>
+                  <w:rFonts w:ascii="Cambria Math" w:hAnsi="Cambria Math"/>
+                  <w:sz w:val="24"/>
+                  <w:szCs w:val="24"/>
+                </w:rPr>
+                <m:t xml:space="preserve">l</m:t>
+              </m:r>
+            </m:e>
+            <m:sub>
+              <m:r>
+                <w:rPr>
+                  <w:rFonts w:ascii="Cambria Math" w:hAnsi="Cambria Math"/>
+                  <w:sz w:val="24"/>
+                  <w:szCs w:val="24"/>
+                </w:rPr>
+                <m:t xml:space="preserve">x</m:t>
+              </m:r>
+            </m:sub>
+          </m:sSub>
           <m:r>
             <w:rPr>
               <w:rFonts w:ascii="Cambria Math" w:hAnsi="Cambria Math"/>
@@ -3529,94 +5015,34 @@
               <w:sz w:val="24"/>
               <w:szCs w:val="24"/>
             </w:rPr>
-            <m:t xml:space="preserve">k</m:t>
-          </m:r>
-          <m:r>
-            <w:rPr>
-              <w:rFonts w:ascii="Cambria Math" w:hAnsi="Cambria Math"/>
-              <w:sz w:val="24"/>
-              <w:szCs w:val="24"/>
-            </w:rPr>
-            <m:t xml:space="preserve"> · [ ( </m:t>
-          </m:r>
-          <m:sSub>
-            <m:e>
-              <m:r>
-                <w:rPr>
-                  <w:rFonts w:ascii="Cambria Math" w:hAnsi="Cambria Math"/>
-                  <w:sz w:val="24"/>
-                  <w:szCs w:val="24"/>
-                </w:rPr>
-                <m:t xml:space="preserve">N′</m:t>
-              </m:r>
-            </m:e>
-            <m:sub>
-              <m:r>
-                <w:rPr>
-                  <w:rFonts w:ascii="Cambria Math" w:hAnsi="Cambria Math"/>
-                  <w:sz w:val="24"/>
-                  <w:szCs w:val="24"/>
-                </w:rPr>
-                <m:t xml:space="preserve">x</m:t>
-              </m:r>
-            </m:sub>
-          </m:sSub>
-          <m:r>
-            <w:rPr>
-              <w:rFonts w:ascii="Cambria Math" w:hAnsi="Cambria Math"/>
-              <w:sz w:val="24"/>
-              <w:szCs w:val="24"/>
-            </w:rPr>
-            <m:t xml:space="preserve"> − </m:t>
-          </m:r>
-          <m:sSub>
-            <m:e>
-              <m:r>
-                <w:rPr>
-                  <w:rFonts w:ascii="Cambria Math" w:hAnsi="Cambria Math"/>
-                  <w:sz w:val="24"/>
-                  <w:szCs w:val="24"/>
-                </w:rPr>
-                <m:t xml:space="preserve">N′</m:t>
-              </m:r>
-            </m:e>
-            <m:sub>
-              <m:r>
-                <w:rPr>
-                  <w:rFonts w:ascii="Cambria Math" w:hAnsi="Cambria Math"/>
-                  <w:sz w:val="24"/>
-                  <w:szCs w:val="24"/>
-                </w:rPr>
-                <m:t xml:space="preserve">x</m:t>
-              </m:r>
-              <m:r>
-                <w:rPr>
-                  <w:rFonts w:ascii="Cambria Math" w:hAnsi="Cambria Math"/>
-                  <w:sz w:val="24"/>
-                  <w:szCs w:val="24"/>
-                </w:rPr>
-                <m:t xml:space="preserve">+</m:t>
-              </m:r>
-              <m:r>
-                <w:rPr>
-                  <w:rFonts w:ascii="Cambria Math" w:hAnsi="Cambria Math"/>
-                  <w:sz w:val="24"/>
-                  <w:szCs w:val="24"/>
-                </w:rPr>
-                <m:t xml:space="preserve">m</m:t>
-              </m:r>
-            </m:sub>
-          </m:sSub>
-          <m:r>
-            <w:rPr>
-              <w:rFonts w:ascii="Cambria Math" w:hAnsi="Cambria Math"/>
-              <w:sz w:val="24"/>
-              <w:szCs w:val="24"/>
-            </w:rPr>
-            <m:t xml:space="preserve"> )</m:t>
+            <m:t xml:space="preserve">100</m:t>
+          </m:r>
+          <m:r>
+            <w:rPr>
+              <w:rFonts w:ascii="Cambria Math" w:hAnsi="Cambria Math"/>
+              <w:sz w:val="24"/>
+              <w:szCs w:val="24"/>
+            </w:rPr>
+            <m:t xml:space="preserve">,</m:t>
+          </m:r>
+          <m:r>
+            <w:rPr>
+              <w:rFonts w:ascii="Cambria Math" w:hAnsi="Cambria Math"/>
+              <w:sz w:val="24"/>
+              <w:szCs w:val="24"/>
+            </w:rPr>
+            <m:t xml:space="preserve">000</m:t>
           </m:r>
         </m:oMath>
       </m:oMathPara>
+    </w:p>
+    <w:p>
+      <w:pPr>
+        <w:pStyle w:val="FormulaText"/>
+      </w:pPr>
+      <w:r>
+        <w:t xml:space="preserve">탈퇴율 — 사망과는 겹치는 부분을 절반으로 보고, 1 을 넘지 않는다</w:t>
+      </w:r>
     </w:p>
     <w:p>
       <w:pPr>
@@ -3627,29 +5053,70 @@
           <m:jc m:val="left"/>
         </m:oMathParaPr>
         <m:oMath>
-          <m:r>
-            <w:rPr>
-              <w:rFonts w:ascii="Cambria Math" w:hAnsi="Cambria Math"/>
-              <w:sz w:val="24"/>
-              <w:szCs w:val="24"/>
-            </w:rPr>
-            <m:t xml:space="preserve">− ( </m:t>
-          </m:r>
-          <m:r>
-            <w:rPr>
-              <w:rFonts w:ascii="Cambria Math" w:hAnsi="Cambria Math"/>
-              <w:sz w:val="24"/>
-              <w:szCs w:val="24"/>
-            </w:rPr>
-            <m:t xml:space="preserve">k</m:t>
-          </m:r>
-          <m:r>
-            <w:rPr>
-              <w:rFonts w:ascii="Cambria Math" w:hAnsi="Cambria Math"/>
-              <w:sz w:val="24"/>
-              <w:szCs w:val="24"/>
-            </w:rPr>
-            <m:t xml:space="preserve">−</m:t>
+          <m:sSub>
+            <m:e>
+              <m:r>
+                <w:rPr>
+                  <w:rFonts w:ascii="Cambria Math" w:hAnsi="Cambria Math"/>
+                  <w:sz w:val="24"/>
+                  <w:szCs w:val="24"/>
+                </w:rPr>
+                <m:t xml:space="preserve">Q</m:t>
+              </m:r>
+            </m:e>
+            <m:sub>
+              <m:r>
+                <w:rPr>
+                  <w:rFonts w:ascii="Cambria Math" w:hAnsi="Cambria Math"/>
+                  <w:sz w:val="24"/>
+                  <w:szCs w:val="24"/>
+                </w:rPr>
+                <m:t xml:space="preserve">x</m:t>
+              </m:r>
+              <m:r>
+                <w:rPr>
+                  <w:rFonts w:ascii="Cambria Math" w:hAnsi="Cambria Math"/>
+                  <w:sz w:val="24"/>
+                  <w:szCs w:val="24"/>
+                </w:rPr>
+                <m:t xml:space="preserve">+</m:t>
+              </m:r>
+              <m:r>
+                <w:rPr>
+                  <w:rFonts w:ascii="Cambria Math" w:hAnsi="Cambria Math"/>
+                  <w:sz w:val="24"/>
+                  <w:szCs w:val="24"/>
+                </w:rPr>
+                <m:t xml:space="preserve">t</m:t>
+              </m:r>
+            </m:sub>
+          </m:sSub>
+          <m:r>
+            <w:rPr>
+              <w:rFonts w:ascii="Cambria Math" w:hAnsi="Cambria Math"/>
+              <w:sz w:val="24"/>
+              <w:szCs w:val="24"/>
+            </w:rPr>
+            <m:t xml:space="preserve"> = </m:t>
+          </m:r>
+          <m:r>
+            <m:rPr>
+              <m:sty m:val="p"/>
+            </m:rPr>
+            <w:rPr>
+              <w:rFonts w:ascii="Cambria Math" w:hAnsi="Cambria Math"/>
+              <w:sz w:val="24"/>
+              <w:szCs w:val="24"/>
+            </w:rPr>
+            <m:t xml:space="preserve">min</m:t>
+          </m:r>
+          <m:r>
+            <w:rPr>
+              <w:rFonts w:ascii="Cambria Math" w:hAnsi="Cambria Math"/>
+              <w:sz w:val="24"/>
+              <w:szCs w:val="24"/>
+            </w:rPr>
+            <m:t xml:space="preserve">( </m:t>
           </m:r>
           <m:r>
             <w:rPr>
@@ -3665,7 +5132,191 @@
               <w:sz w:val="24"/>
               <w:szCs w:val="24"/>
             </w:rPr>
-            <m:t xml:space="preserve"> )/( </m:t>
+            <m:t xml:space="preserve">, </m:t>
+          </m:r>
+          <m:sSub>
+            <m:e>
+              <m:r>
+                <w:rPr>
+                  <w:rFonts w:ascii="Cambria Math" w:hAnsi="Cambria Math"/>
+                  <w:sz w:val="24"/>
+                  <w:szCs w:val="24"/>
+                </w:rPr>
+                <m:t xml:space="preserve">q</m:t>
+              </m:r>
+            </m:e>
+            <m:sub>
+              <m:r>
+                <w:rPr>
+                  <w:rFonts w:ascii="Cambria Math" w:hAnsi="Cambria Math"/>
+                  <w:sz w:val="24"/>
+                  <w:szCs w:val="24"/>
+                </w:rPr>
+                <m:t xml:space="preserve">x</m:t>
+              </m:r>
+              <m:r>
+                <w:rPr>
+                  <w:rFonts w:ascii="Cambria Math" w:hAnsi="Cambria Math"/>
+                  <w:sz w:val="24"/>
+                  <w:szCs w:val="24"/>
+                </w:rPr>
+                <m:t xml:space="preserve">+</m:t>
+              </m:r>
+              <m:r>
+                <w:rPr>
+                  <w:rFonts w:ascii="Cambria Math" w:hAnsi="Cambria Math"/>
+                  <w:sz w:val="24"/>
+                  <w:szCs w:val="24"/>
+                </w:rPr>
+                <m:t xml:space="preserve">t</m:t>
+              </m:r>
+            </m:sub>
+          </m:sSub>
+          <m:r>
+            <w:rPr>
+              <w:rFonts w:ascii="Cambria Math" w:hAnsi="Cambria Math"/>
+              <w:sz w:val="24"/>
+              <w:szCs w:val="24"/>
+            </w:rPr>
+            <m:t xml:space="preserve"> + </m:t>
+          </m:r>
+          <m:sSub>
+            <m:e>
+              <m:r>
+                <w:rPr>
+                  <w:rFonts w:ascii="Cambria Math" w:hAnsi="Cambria Math"/>
+                  <w:sz w:val="24"/>
+                  <w:szCs w:val="24"/>
+                </w:rPr>
+                <m:t xml:space="preserve">r</m:t>
+              </m:r>
+            </m:e>
+            <m:sub>
+              <m:r>
+                <w:rPr>
+                  <w:rFonts w:ascii="Cambria Math" w:hAnsi="Cambria Math"/>
+                  <w:sz w:val="24"/>
+                  <w:szCs w:val="24"/>
+                </w:rPr>
+                <m:t xml:space="preserve">x</m:t>
+              </m:r>
+              <m:r>
+                <w:rPr>
+                  <w:rFonts w:ascii="Cambria Math" w:hAnsi="Cambria Math"/>
+                  <w:sz w:val="24"/>
+                  <w:szCs w:val="24"/>
+                </w:rPr>
+                <m:t xml:space="preserve">+</m:t>
+              </m:r>
+              <m:r>
+                <w:rPr>
+                  <w:rFonts w:ascii="Cambria Math" w:hAnsi="Cambria Math"/>
+                  <w:sz w:val="24"/>
+                  <w:szCs w:val="24"/>
+                </w:rPr>
+                <m:t xml:space="preserve">t</m:t>
+              </m:r>
+            </m:sub>
+          </m:sSub>
+          <m:r>
+            <w:rPr>
+              <w:rFonts w:ascii="Cambria Math" w:hAnsi="Cambria Math"/>
+              <w:sz w:val="24"/>
+              <w:szCs w:val="24"/>
+            </w:rPr>
+            <m:t xml:space="preserve"> − </m:t>
+          </m:r>
+          <m:sSub>
+            <m:e>
+              <m:r>
+                <w:rPr>
+                  <w:rFonts w:ascii="Cambria Math" w:hAnsi="Cambria Math"/>
+                  <w:sz w:val="24"/>
+                  <w:szCs w:val="24"/>
+                </w:rPr>
+                <m:t xml:space="preserve">q</m:t>
+              </m:r>
+            </m:e>
+            <m:sub>
+              <m:r>
+                <w:rPr>
+                  <w:rFonts w:ascii="Cambria Math" w:hAnsi="Cambria Math"/>
+                  <w:sz w:val="24"/>
+                  <w:szCs w:val="24"/>
+                </w:rPr>
+                <m:t xml:space="preserve">x</m:t>
+              </m:r>
+              <m:r>
+                <w:rPr>
+                  <w:rFonts w:ascii="Cambria Math" w:hAnsi="Cambria Math"/>
+                  <w:sz w:val="24"/>
+                  <w:szCs w:val="24"/>
+                </w:rPr>
+                <m:t xml:space="preserve">+</m:t>
+              </m:r>
+              <m:r>
+                <w:rPr>
+                  <w:rFonts w:ascii="Cambria Math" w:hAnsi="Cambria Math"/>
+                  <w:sz w:val="24"/>
+                  <w:szCs w:val="24"/>
+                </w:rPr>
+                <m:t xml:space="preserve">t</m:t>
+              </m:r>
+            </m:sub>
+          </m:sSub>
+          <m:r>
+            <w:rPr>
+              <w:rFonts w:ascii="Cambria Math" w:hAnsi="Cambria Math"/>
+              <w:sz w:val="24"/>
+              <w:szCs w:val="24"/>
+            </w:rPr>
+            <m:t xml:space="preserve">·</m:t>
+          </m:r>
+          <m:sSub>
+            <m:e>
+              <m:r>
+                <w:rPr>
+                  <w:rFonts w:ascii="Cambria Math" w:hAnsi="Cambria Math"/>
+                  <w:sz w:val="24"/>
+                  <w:szCs w:val="24"/>
+                </w:rPr>
+                <m:t xml:space="preserve">r</m:t>
+              </m:r>
+            </m:e>
+            <m:sub>
+              <m:r>
+                <w:rPr>
+                  <w:rFonts w:ascii="Cambria Math" w:hAnsi="Cambria Math"/>
+                  <w:sz w:val="24"/>
+                  <w:szCs w:val="24"/>
+                </w:rPr>
+                <m:t xml:space="preserve">x</m:t>
+              </m:r>
+              <m:r>
+                <w:rPr>
+                  <w:rFonts w:ascii="Cambria Math" w:hAnsi="Cambria Math"/>
+                  <w:sz w:val="24"/>
+                  <w:szCs w:val="24"/>
+                </w:rPr>
+                <m:t xml:space="preserve">+</m:t>
+              </m:r>
+              <m:r>
+                <w:rPr>
+                  <w:rFonts w:ascii="Cambria Math" w:hAnsi="Cambria Math"/>
+                  <w:sz w:val="24"/>
+                  <w:szCs w:val="24"/>
+                </w:rPr>
+                <m:t xml:space="preserve">t</m:t>
+              </m:r>
+            </m:sub>
+          </m:sSub>
+          <m:r>
+            <w:rPr>
+              <w:rFonts w:ascii="Cambria Math" w:hAnsi="Cambria Math"/>
+              <w:sz w:val="24"/>
+              <w:szCs w:val="24"/>
+            </w:rPr>
+            <m:t xml:space="preserve">/</m:t>
           </m:r>
           <m:r>
             <w:rPr>
@@ -3681,125 +5332,17 @@
               <w:sz w:val="24"/>
               <w:szCs w:val="24"/>
             </w:rPr>
-            <m:t xml:space="preserve">·</m:t>
-          </m:r>
-          <m:r>
-            <w:rPr>
-              <w:rFonts w:ascii="Cambria Math" w:hAnsi="Cambria Math"/>
-              <w:sz w:val="24"/>
-              <w:szCs w:val="24"/>
-            </w:rPr>
-            <m:t xml:space="preserve">k</m:t>
-          </m:r>
-          <m:r>
-            <w:rPr>
-              <w:rFonts w:ascii="Cambria Math" w:hAnsi="Cambria Math"/>
-              <w:sz w:val="24"/>
-              <w:szCs w:val="24"/>
-            </w:rPr>
-            <m:t xml:space="preserve"> )·( </m:t>
-          </m:r>
-          <m:sSub>
-            <m:e>
-              <m:r>
-                <w:rPr>
-                  <w:rFonts w:ascii="Cambria Math" w:hAnsi="Cambria Math"/>
-                  <w:sz w:val="24"/>
-                  <w:szCs w:val="24"/>
-                </w:rPr>
-                <m:t xml:space="preserve">D′</m:t>
-              </m:r>
-            </m:e>
-            <m:sub>
-              <m:r>
-                <w:rPr>
-                  <w:rFonts w:ascii="Cambria Math" w:hAnsi="Cambria Math"/>
-                  <w:sz w:val="24"/>
-                  <w:szCs w:val="24"/>
-                </w:rPr>
-                <m:t xml:space="preserve">x</m:t>
-              </m:r>
-            </m:sub>
-          </m:sSub>
-          <m:r>
-            <w:rPr>
-              <w:rFonts w:ascii="Cambria Math" w:hAnsi="Cambria Math"/>
-              <w:sz w:val="24"/>
-              <w:szCs w:val="24"/>
-            </w:rPr>
-            <m:t xml:space="preserve"> − </m:t>
-          </m:r>
-          <m:sSub>
-            <m:e>
-              <m:r>
-                <w:rPr>
-                  <w:rFonts w:ascii="Cambria Math" w:hAnsi="Cambria Math"/>
-                  <w:sz w:val="24"/>
-                  <w:szCs w:val="24"/>
-                </w:rPr>
-                <m:t xml:space="preserve">D′</m:t>
-              </m:r>
-            </m:e>
-            <m:sub>
-              <m:r>
-                <w:rPr>
-                  <w:rFonts w:ascii="Cambria Math" w:hAnsi="Cambria Math"/>
-                  <w:sz w:val="24"/>
-                  <w:szCs w:val="24"/>
-                </w:rPr>
-                <m:t xml:space="preserve">x</m:t>
-              </m:r>
-              <m:r>
-                <w:rPr>
-                  <w:rFonts w:ascii="Cambria Math" w:hAnsi="Cambria Math"/>
-                  <w:sz w:val="24"/>
-                  <w:szCs w:val="24"/>
-                </w:rPr>
-                <m:t xml:space="preserve">+</m:t>
-              </m:r>
-              <m:r>
-                <w:rPr>
-                  <w:rFonts w:ascii="Cambria Math" w:hAnsi="Cambria Math"/>
-                  <w:sz w:val="24"/>
-                  <w:szCs w:val="24"/>
-                </w:rPr>
-                <m:t xml:space="preserve">m</m:t>
-              </m:r>
-            </m:sub>
-          </m:sSub>
-          <m:r>
-            <w:rPr>
-              <w:rFonts w:ascii="Cambria Math" w:hAnsi="Cambria Math"/>
-              <w:sz w:val="24"/>
-              <w:szCs w:val="24"/>
-            </w:rPr>
-            <m:t xml:space="preserve"> ) ]</m:t>
+            <m:t xml:space="preserve"> )</m:t>
           </m:r>
         </m:oMath>
       </m:oMathPara>
     </w:p>
     <w:p>
       <w:pPr>
-        <w:pStyle w:val="Note"/>
-      </w:pPr>
-      <w:r>
-        <w:t xml:space="preserve">※ k 는 납입주기별 계수(연납 1, 6개월납 2, 3개월납 4, 월납 12)이다. 납입방법에 따라 N* 만 달라지고 보험금의 현가는 같다.</w:t>
-      </w:r>
-    </w:p>
-    <w:p>
-      <w:pPr>
-        <w:pStyle w:val="Heading2"/>
-      </w:pPr>
-      <w:r>
-        <w:t xml:space="preserve">바. 계산기수 — 보험금</w:t>
-      </w:r>
-    </w:p>
-    <w:p>
-      <w:pPr>
-        <w:pStyle w:val="FormulaLabel"/>
-      </w:pPr>
-      <w:r>
-        <w:t xml:space="preserve">[식] 유지자수의 현가와 누계 (D · N)</w:t>
+        <w:pStyle w:val="FormulaText"/>
+      </w:pPr>
+      <w:r>
+        <w:t xml:space="preserve">유지자수 — 탈퇴 사유가 생긴 사람을 뺀다</w:t>
       </w:r>
     </w:p>
     <w:p>
@@ -3819,7 +5362,7 @@
                   <w:sz w:val="24"/>
                   <w:szCs w:val="24"/>
                 </w:rPr>
-                <m:t xml:space="preserve">D</m:t>
+                <m:t xml:space="preserve">l</m:t>
               </m:r>
             </m:e>
             <m:sub>
@@ -3847,6 +5390,22 @@
                 </w:rPr>
                 <m:t xml:space="preserve">t</m:t>
               </m:r>
+              <m:r>
+                <w:rPr>
+                  <w:rFonts w:ascii="Cambria Math" w:hAnsi="Cambria Math"/>
+                  <w:sz w:val="24"/>
+                  <w:szCs w:val="24"/>
+                </w:rPr>
+                <m:t xml:space="preserve">+</m:t>
+              </m:r>
+              <m:r>
+                <w:rPr>
+                  <w:rFonts w:ascii="Cambria Math" w:hAnsi="Cambria Math"/>
+                  <w:sz w:val="24"/>
+                  <w:szCs w:val="24"/>
+                </w:rPr>
+                <m:t xml:space="preserve">1</m:t>
+              </m:r>
             </m:sub>
           </m:sSub>
           <m:r>
@@ -3901,20 +5460,52 @@
               <w:sz w:val="24"/>
               <w:szCs w:val="24"/>
             </w:rPr>
-            <m:t xml:space="preserve">·</m:t>
-          </m:r>
-          <m:sSup>
-            <m:e>
-              <m:r>
-                <w:rPr>
-                  <w:rFonts w:ascii="Cambria Math" w:hAnsi="Cambria Math"/>
-                  <w:sz w:val="24"/>
-                  <w:szCs w:val="24"/>
-                </w:rPr>
-                <m:t xml:space="preserve">v</m:t>
-              </m:r>
-            </m:e>
-            <m:sup>
+            <m:t xml:space="preserve"> × ( </m:t>
+          </m:r>
+          <m:r>
+            <w:rPr>
+              <w:rFonts w:ascii="Cambria Math" w:hAnsi="Cambria Math"/>
+              <w:sz w:val="24"/>
+              <w:szCs w:val="24"/>
+            </w:rPr>
+            <m:t xml:space="preserve">1</m:t>
+          </m:r>
+          <m:r>
+            <w:rPr>
+              <w:rFonts w:ascii="Cambria Math" w:hAnsi="Cambria Math"/>
+              <w:sz w:val="24"/>
+              <w:szCs w:val="24"/>
+            </w:rPr>
+            <m:t xml:space="preserve"> − </m:t>
+          </m:r>
+          <m:sSub>
+            <m:e>
+              <m:r>
+                <w:rPr>
+                  <w:rFonts w:ascii="Cambria Math" w:hAnsi="Cambria Math"/>
+                  <w:sz w:val="24"/>
+                  <w:szCs w:val="24"/>
+                </w:rPr>
+                <m:t xml:space="preserve">Q</m:t>
+              </m:r>
+            </m:e>
+            <m:sub>
+              <m:r>
+                <w:rPr>
+                  <w:rFonts w:ascii="Cambria Math" w:hAnsi="Cambria Math"/>
+                  <w:sz w:val="24"/>
+                  <w:szCs w:val="24"/>
+                </w:rPr>
+                <m:t xml:space="preserve">x</m:t>
+              </m:r>
+              <m:r>
+                <w:rPr>
+                  <w:rFonts w:ascii="Cambria Math" w:hAnsi="Cambria Math"/>
+                  <w:sz w:val="24"/>
+                  <w:szCs w:val="24"/>
+                </w:rPr>
+                <m:t xml:space="preserve">+</m:t>
+              </m:r>
               <m:r>
                 <w:rPr>
                   <w:rFonts w:ascii="Cambria Math" w:hAnsi="Cambria Math"/>
@@ -3923,10 +5514,59 @@
                 </w:rPr>
                 <m:t xml:space="preserve">t</m:t>
               </m:r>
-            </m:sup>
-          </m:sSup>
+            </m:sub>
+          </m:sSub>
+          <m:r>
+            <w:rPr>
+              <w:rFonts w:ascii="Cambria Math" w:hAnsi="Cambria Math"/>
+              <w:sz w:val="24"/>
+              <w:szCs w:val="24"/>
+            </w:rPr>
+            <m:t xml:space="preserve"> )</m:t>
+          </m:r>
         </m:oMath>
       </m:oMathPara>
+    </w:p>
+    <w:p>
+      <w:pPr>
+        <w:pStyle w:val="Note"/>
+      </w:pPr>
+      <w:r>
+        <w:t xml:space="preserve">※ 급성심근경색증 진단 담보가 이 집단을 쓴다. 사망·급성심근경색증 이(가) 생기면 그 담보는 소멸(탈퇴)한다. 보험금의 현가(바.)는 이 l 을 곱한다.</w:t>
+      </w:r>
+    </w:p>
+    <w:p>
+      <w:pPr>
+        <w:pStyle w:val="FormulaLabel"/>
+      </w:pPr>
+      <w:r>
+        <w:t xml:space="preserve">[식] 납입자수 — 사망 · 급성심근경색증</w:t>
+      </w:r>
+    </w:p>
+    <w:p>
+      <w:pPr>
+        <w:pStyle w:val="FormulaText"/>
+      </w:pPr>
+      <w:r>
+        <w:t xml:space="preserve">f</w:t>
+      </w:r>
+      <w:r>
+        <w:rPr>
+          <w:vertAlign w:val="subscript"/>
+        </w:rPr>
+        <w:t xml:space="preserve">x</w:t>
+      </w:r>
+      <w:r>
+        <w:t xml:space="preserve"> : 뇌출혈 발생률 — 납입만 면제되는 사유</w:t>
+      </w:r>
+    </w:p>
+    <w:p>
+      <w:pPr>
+        <w:pStyle w:val="FormulaText"/>
+      </w:pPr>
+      <w:r>
+        <w:t xml:space="preserve">기준 인원</w:t>
+      </w:r>
     </w:p>
     <w:p>
       <w:pPr>
@@ -3945,7 +5585,7 @@
                   <w:sz w:val="24"/>
                   <w:szCs w:val="24"/>
                 </w:rPr>
-                <m:t xml:space="preserve">N</m:t>
+                <m:t xml:space="preserve">l′</m:t>
               </m:r>
             </m:e>
             <m:sub>
@@ -3957,22 +5597,6 @@
                 </w:rPr>
                 <m:t xml:space="preserve">x</m:t>
               </m:r>
-              <m:r>
-                <w:rPr>
-                  <w:rFonts w:ascii="Cambria Math" w:hAnsi="Cambria Math"/>
-                  <w:sz w:val="24"/>
-                  <w:szCs w:val="24"/>
-                </w:rPr>
-                <m:t xml:space="preserve">+</m:t>
-              </m:r>
-              <m:r>
-                <w:rPr>
-                  <w:rFonts w:ascii="Cambria Math" w:hAnsi="Cambria Math"/>
-                  <w:sz w:val="24"/>
-                  <w:szCs w:val="24"/>
-                </w:rPr>
-                <m:t xml:space="preserve">t</m:t>
-              </m:r>
             </m:sub>
           </m:sSub>
           <m:r>
@@ -3983,115 +5607,39 @@
             </w:rPr>
             <m:t xml:space="preserve"> = </m:t>
           </m:r>
-          <m:sSub>
-            <m:e>
-              <m:r>
-                <w:rPr>
-                  <w:rFonts w:ascii="Cambria Math" w:hAnsi="Cambria Math"/>
-                  <w:sz w:val="24"/>
-                  <w:szCs w:val="24"/>
-                </w:rPr>
-                <m:t xml:space="preserve">Σ</m:t>
-              </m:r>
-            </m:e>
-            <m:sub>
-              <m:r>
-                <w:rPr>
-                  <w:rFonts w:ascii="Cambria Math" w:hAnsi="Cambria Math"/>
-                  <w:sz w:val="24"/>
-                  <w:szCs w:val="24"/>
-                </w:rPr>
-                <m:t xml:space="preserve">u</m:t>
-              </m:r>
-              <m:r>
-                <w:rPr>
-                  <w:rFonts w:ascii="Cambria Math" w:hAnsi="Cambria Math"/>
-                  <w:sz w:val="24"/>
-                  <w:szCs w:val="24"/>
-                </w:rPr>
-                <m:t xml:space="preserve">≥</m:t>
-              </m:r>
-              <m:r>
-                <w:rPr>
-                  <w:rFonts w:ascii="Cambria Math" w:hAnsi="Cambria Math"/>
-                  <w:sz w:val="24"/>
-                  <w:szCs w:val="24"/>
-                </w:rPr>
-                <m:t xml:space="preserve">t</m:t>
-              </m:r>
-            </m:sub>
-          </m:sSub>
-          <m:r>
-            <w:rPr>
-              <w:rFonts w:ascii="Cambria Math" w:hAnsi="Cambria Math"/>
-              <w:sz w:val="24"/>
-              <w:szCs w:val="24"/>
-            </w:rPr>
-            <m:t xml:space="preserve"> </m:t>
-          </m:r>
-          <m:sSub>
-            <m:e>
-              <m:r>
-                <w:rPr>
-                  <w:rFonts w:ascii="Cambria Math" w:hAnsi="Cambria Math"/>
-                  <w:sz w:val="24"/>
-                  <w:szCs w:val="24"/>
-                </w:rPr>
-                <m:t xml:space="preserve">D</m:t>
-              </m:r>
-            </m:e>
-            <m:sub>
-              <m:r>
-                <w:rPr>
-                  <w:rFonts w:ascii="Cambria Math" w:hAnsi="Cambria Math"/>
-                  <w:sz w:val="24"/>
-                  <w:szCs w:val="24"/>
-                </w:rPr>
-                <m:t xml:space="preserve">x</m:t>
-              </m:r>
-              <m:r>
-                <w:rPr>
-                  <w:rFonts w:ascii="Cambria Math" w:hAnsi="Cambria Math"/>
-                  <w:sz w:val="24"/>
-                  <w:szCs w:val="24"/>
-                </w:rPr>
-                <m:t xml:space="preserve">+</m:t>
-              </m:r>
-              <m:r>
-                <w:rPr>
-                  <w:rFonts w:ascii="Cambria Math" w:hAnsi="Cambria Math"/>
-                  <w:sz w:val="24"/>
-                  <w:szCs w:val="24"/>
-                </w:rPr>
-                <m:t xml:space="preserve">u</m:t>
-              </m:r>
-            </m:sub>
-          </m:sSub>
+          <m:r>
+            <w:rPr>
+              <w:rFonts w:ascii="Cambria Math" w:hAnsi="Cambria Math"/>
+              <w:sz w:val="24"/>
+              <w:szCs w:val="24"/>
+            </w:rPr>
+            <m:t xml:space="preserve">100</m:t>
+          </m:r>
+          <m:r>
+            <w:rPr>
+              <w:rFonts w:ascii="Cambria Math" w:hAnsi="Cambria Math"/>
+              <w:sz w:val="24"/>
+              <w:szCs w:val="24"/>
+            </w:rPr>
+            <m:t xml:space="preserve">,</m:t>
+          </m:r>
+          <m:r>
+            <w:rPr>
+              <w:rFonts w:ascii="Cambria Math" w:hAnsi="Cambria Math"/>
+              <w:sz w:val="24"/>
+              <w:szCs w:val="24"/>
+            </w:rPr>
+            <m:t xml:space="preserve">000</m:t>
+          </m:r>
         </m:oMath>
       </m:oMathPara>
     </w:p>
     <w:p>
       <w:pPr>
-        <w:pStyle w:val="Note"/>
-      </w:pPr>
-      <w:r>
-        <w:t xml:space="preserve">※ 담보마다 그 담보가 속한 집단의 l 로 낸다. 납입 후 유지비와 책임준비금(2.)이 N 을 쓴다.</w:t>
-      </w:r>
-    </w:p>
-    <w:p>
-      <w:pPr>
-        <w:pStyle w:val="FormulaLabel"/>
-      </w:pPr>
-      <w:r>
-        <w:t xml:space="preserve">[식] 보험금의 현가 — 2대질병 진단</w:t>
-      </w:r>
-    </w:p>
-    <w:p>
-      <w:pPr>
         <w:pStyle w:val="FormulaText"/>
       </w:pPr>
       <w:r>
-        <w:t xml:space="preserve">보장금액의 배수</w:t>
+        <w:t xml:space="preserve">질병 발생률 — 탈퇴 사유의 질병과 납입면제 사유를 함께, 따로 생긴다고 보고 곱으로 결합한다</w:t>
       </w:r>
     </w:p>
     <w:p>
@@ -4111,10 +5659,26 @@
                   <w:sz w:val="24"/>
                   <w:szCs w:val="24"/>
                 </w:rPr>
-                <m:t xml:space="preserve">S</m:t>
-              </m:r>
-            </m:e>
-            <m:sub>
+                <m:t xml:space="preserve">F</m:t>
+              </m:r>
+            </m:e>
+            <m:sub>
+              <m:r>
+                <w:rPr>
+                  <w:rFonts w:ascii="Cambria Math" w:hAnsi="Cambria Math"/>
+                  <w:sz w:val="24"/>
+                  <w:szCs w:val="24"/>
+                </w:rPr>
+                <m:t xml:space="preserve">x</m:t>
+              </m:r>
+              <m:r>
+                <w:rPr>
+                  <w:rFonts w:ascii="Cambria Math" w:hAnsi="Cambria Math"/>
+                  <w:sz w:val="24"/>
+                  <w:szCs w:val="24"/>
+                </w:rPr>
+                <m:t xml:space="preserve">+</m:t>
+              </m:r>
               <m:r>
                 <w:rPr>
                   <w:rFonts w:ascii="Cambria Math" w:hAnsi="Cambria Math"/>
@@ -4140,6 +5704,138 @@
               <w:szCs w:val="24"/>
             </w:rPr>
             <m:t xml:space="preserve">1</m:t>
+          </m:r>
+          <m:r>
+            <w:rPr>
+              <w:rFonts w:ascii="Cambria Math" w:hAnsi="Cambria Math"/>
+              <w:sz w:val="24"/>
+              <w:szCs w:val="24"/>
+            </w:rPr>
+            <m:t xml:space="preserve"> − ( </m:t>
+          </m:r>
+          <m:r>
+            <w:rPr>
+              <w:rFonts w:ascii="Cambria Math" w:hAnsi="Cambria Math"/>
+              <w:sz w:val="24"/>
+              <w:szCs w:val="24"/>
+            </w:rPr>
+            <m:t xml:space="preserve">1</m:t>
+          </m:r>
+          <m:r>
+            <w:rPr>
+              <w:rFonts w:ascii="Cambria Math" w:hAnsi="Cambria Math"/>
+              <w:sz w:val="24"/>
+              <w:szCs w:val="24"/>
+            </w:rPr>
+            <m:t xml:space="preserve"> − </m:t>
+          </m:r>
+          <m:sSub>
+            <m:e>
+              <m:r>
+                <w:rPr>
+                  <w:rFonts w:ascii="Cambria Math" w:hAnsi="Cambria Math"/>
+                  <w:sz w:val="24"/>
+                  <w:szCs w:val="24"/>
+                </w:rPr>
+                <m:t xml:space="preserve">r</m:t>
+              </m:r>
+            </m:e>
+            <m:sub>
+              <m:r>
+                <w:rPr>
+                  <w:rFonts w:ascii="Cambria Math" w:hAnsi="Cambria Math"/>
+                  <w:sz w:val="24"/>
+                  <w:szCs w:val="24"/>
+                </w:rPr>
+                <m:t xml:space="preserve">x</m:t>
+              </m:r>
+              <m:r>
+                <w:rPr>
+                  <w:rFonts w:ascii="Cambria Math" w:hAnsi="Cambria Math"/>
+                  <w:sz w:val="24"/>
+                  <w:szCs w:val="24"/>
+                </w:rPr>
+                <m:t xml:space="preserve">+</m:t>
+              </m:r>
+              <m:r>
+                <w:rPr>
+                  <w:rFonts w:ascii="Cambria Math" w:hAnsi="Cambria Math"/>
+                  <w:sz w:val="24"/>
+                  <w:szCs w:val="24"/>
+                </w:rPr>
+                <m:t xml:space="preserve">t</m:t>
+              </m:r>
+            </m:sub>
+          </m:sSub>
+          <m:r>
+            <w:rPr>
+              <w:rFonts w:ascii="Cambria Math" w:hAnsi="Cambria Math"/>
+              <w:sz w:val="24"/>
+              <w:szCs w:val="24"/>
+            </w:rPr>
+            <m:t xml:space="preserve"> )·( </m:t>
+          </m:r>
+          <m:r>
+            <w:rPr>
+              <w:rFonts w:ascii="Cambria Math" w:hAnsi="Cambria Math"/>
+              <w:sz w:val="24"/>
+              <w:szCs w:val="24"/>
+            </w:rPr>
+            <m:t xml:space="preserve">1</m:t>
+          </m:r>
+          <m:r>
+            <w:rPr>
+              <w:rFonts w:ascii="Cambria Math" w:hAnsi="Cambria Math"/>
+              <w:sz w:val="24"/>
+              <w:szCs w:val="24"/>
+            </w:rPr>
+            <m:t xml:space="preserve"> − </m:t>
+          </m:r>
+          <m:sSub>
+            <m:e>
+              <m:r>
+                <w:rPr>
+                  <w:rFonts w:ascii="Cambria Math" w:hAnsi="Cambria Math"/>
+                  <w:sz w:val="24"/>
+                  <w:szCs w:val="24"/>
+                </w:rPr>
+                <m:t xml:space="preserve">f</m:t>
+              </m:r>
+            </m:e>
+            <m:sub>
+              <m:r>
+                <w:rPr>
+                  <w:rFonts w:ascii="Cambria Math" w:hAnsi="Cambria Math"/>
+                  <w:sz w:val="24"/>
+                  <w:szCs w:val="24"/>
+                </w:rPr>
+                <m:t xml:space="preserve">x</m:t>
+              </m:r>
+              <m:r>
+                <w:rPr>
+                  <w:rFonts w:ascii="Cambria Math" w:hAnsi="Cambria Math"/>
+                  <w:sz w:val="24"/>
+                  <w:szCs w:val="24"/>
+                </w:rPr>
+                <m:t xml:space="preserve">+</m:t>
+              </m:r>
+              <m:r>
+                <w:rPr>
+                  <w:rFonts w:ascii="Cambria Math" w:hAnsi="Cambria Math"/>
+                  <w:sz w:val="24"/>
+                  <w:szCs w:val="24"/>
+                </w:rPr>
+                <m:t xml:space="preserve">t</m:t>
+              </m:r>
+            </m:sub>
+          </m:sSub>
+          <m:r>
+            <w:rPr>
+              <w:rFonts w:ascii="Cambria Math" w:hAnsi="Cambria Math"/>
+              <w:sz w:val="24"/>
+              <w:szCs w:val="24"/>
+            </w:rPr>
+            <m:t xml:space="preserve"> )</m:t>
           </m:r>
         </m:oMath>
       </m:oMathPara>
@@ -4149,7 +5845,7 @@
         <w:pStyle w:val="FormulaText"/>
       </w:pPr>
       <w:r>
-        <w:t xml:space="preserve">급부 발생자</w:t>
+        <w:t xml:space="preserve">납입 탈퇴율 — 사망과는 겹치는 부분을 절반으로 보고, 1 을 넘지 않는다</w:t>
       </w:r>
     </w:p>
     <w:p>
@@ -4169,7 +5865,7 @@
                   <w:sz w:val="24"/>
                   <w:szCs w:val="24"/>
                 </w:rPr>
-                <m:t xml:space="preserve">C</m:t>
+                <m:t xml:space="preserve">Q′</m:t>
               </m:r>
             </m:e>
             <m:sub>
@@ -4207,15 +5903,50 @@
             </w:rPr>
             <m:t xml:space="preserve"> = </m:t>
           </m:r>
-          <m:sSub>
-            <m:e>
-              <m:r>
-                <w:rPr>
-                  <w:rFonts w:ascii="Cambria Math" w:hAnsi="Cambria Math"/>
-                  <w:sz w:val="24"/>
-                  <w:szCs w:val="24"/>
-                </w:rPr>
-                <m:t xml:space="preserve">l</m:t>
+          <m:r>
+            <m:rPr>
+              <m:sty m:val="p"/>
+            </m:rPr>
+            <w:rPr>
+              <w:rFonts w:ascii="Cambria Math" w:hAnsi="Cambria Math"/>
+              <w:sz w:val="24"/>
+              <w:szCs w:val="24"/>
+            </w:rPr>
+            <m:t xml:space="preserve">min</m:t>
+          </m:r>
+          <m:r>
+            <w:rPr>
+              <w:rFonts w:ascii="Cambria Math" w:hAnsi="Cambria Math"/>
+              <w:sz w:val="24"/>
+              <w:szCs w:val="24"/>
+            </w:rPr>
+            <m:t xml:space="preserve">( </m:t>
+          </m:r>
+          <m:r>
+            <w:rPr>
+              <w:rFonts w:ascii="Cambria Math" w:hAnsi="Cambria Math"/>
+              <w:sz w:val="24"/>
+              <w:szCs w:val="24"/>
+            </w:rPr>
+            <m:t xml:space="preserve">1</m:t>
+          </m:r>
+          <m:r>
+            <w:rPr>
+              <w:rFonts w:ascii="Cambria Math" w:hAnsi="Cambria Math"/>
+              <w:sz w:val="24"/>
+              <w:szCs w:val="24"/>
+            </w:rPr>
+            <m:t xml:space="preserve">, </m:t>
+          </m:r>
+          <m:sSub>
+            <m:e>
+              <m:r>
+                <w:rPr>
+                  <w:rFonts w:ascii="Cambria Math" w:hAnsi="Cambria Math"/>
+                  <w:sz w:val="24"/>
+                  <w:szCs w:val="24"/>
+                </w:rPr>
+                <m:t xml:space="preserve">q</m:t>
               </m:r>
             </m:e>
             <m:sub>
@@ -4251,6 +5982,98 @@
               <w:sz w:val="24"/>
               <w:szCs w:val="24"/>
             </w:rPr>
+            <m:t xml:space="preserve"> + </m:t>
+          </m:r>
+          <m:sSub>
+            <m:e>
+              <m:r>
+                <w:rPr>
+                  <w:rFonts w:ascii="Cambria Math" w:hAnsi="Cambria Math"/>
+                  <w:sz w:val="24"/>
+                  <w:szCs w:val="24"/>
+                </w:rPr>
+                <m:t xml:space="preserve">F</m:t>
+              </m:r>
+            </m:e>
+            <m:sub>
+              <m:r>
+                <w:rPr>
+                  <w:rFonts w:ascii="Cambria Math" w:hAnsi="Cambria Math"/>
+                  <w:sz w:val="24"/>
+                  <w:szCs w:val="24"/>
+                </w:rPr>
+                <m:t xml:space="preserve">x</m:t>
+              </m:r>
+              <m:r>
+                <w:rPr>
+                  <w:rFonts w:ascii="Cambria Math" w:hAnsi="Cambria Math"/>
+                  <w:sz w:val="24"/>
+                  <w:szCs w:val="24"/>
+                </w:rPr>
+                <m:t xml:space="preserve">+</m:t>
+              </m:r>
+              <m:r>
+                <w:rPr>
+                  <w:rFonts w:ascii="Cambria Math" w:hAnsi="Cambria Math"/>
+                  <w:sz w:val="24"/>
+                  <w:szCs w:val="24"/>
+                </w:rPr>
+                <m:t xml:space="preserve">t</m:t>
+              </m:r>
+            </m:sub>
+          </m:sSub>
+          <m:r>
+            <w:rPr>
+              <w:rFonts w:ascii="Cambria Math" w:hAnsi="Cambria Math"/>
+              <w:sz w:val="24"/>
+              <w:szCs w:val="24"/>
+            </w:rPr>
+            <m:t xml:space="preserve"> − </m:t>
+          </m:r>
+          <m:sSub>
+            <m:e>
+              <m:r>
+                <w:rPr>
+                  <w:rFonts w:ascii="Cambria Math" w:hAnsi="Cambria Math"/>
+                  <w:sz w:val="24"/>
+                  <w:szCs w:val="24"/>
+                </w:rPr>
+                <m:t xml:space="preserve">q</m:t>
+              </m:r>
+            </m:e>
+            <m:sub>
+              <m:r>
+                <w:rPr>
+                  <w:rFonts w:ascii="Cambria Math" w:hAnsi="Cambria Math"/>
+                  <w:sz w:val="24"/>
+                  <w:szCs w:val="24"/>
+                </w:rPr>
+                <m:t xml:space="preserve">x</m:t>
+              </m:r>
+              <m:r>
+                <w:rPr>
+                  <w:rFonts w:ascii="Cambria Math" w:hAnsi="Cambria Math"/>
+                  <w:sz w:val="24"/>
+                  <w:szCs w:val="24"/>
+                </w:rPr>
+                <m:t xml:space="preserve">+</m:t>
+              </m:r>
+              <m:r>
+                <w:rPr>
+                  <w:rFonts w:ascii="Cambria Math" w:hAnsi="Cambria Math"/>
+                  <w:sz w:val="24"/>
+                  <w:szCs w:val="24"/>
+                </w:rPr>
+                <m:t xml:space="preserve">t</m:t>
+              </m:r>
+            </m:sub>
+          </m:sSub>
+          <m:r>
+            <w:rPr>
+              <w:rFonts w:ascii="Cambria Math" w:hAnsi="Cambria Math"/>
+              <w:sz w:val="24"/>
+              <w:szCs w:val="24"/>
+            </w:rPr>
             <m:t xml:space="preserve">·</m:t>
           </m:r>
           <m:sSub>
@@ -4261,7 +6084,7 @@
                   <w:sz w:val="24"/>
                   <w:szCs w:val="24"/>
                 </w:rPr>
-                <m:t xml:space="preserve">r</m:t>
+                <m:t xml:space="preserve">F</m:t>
               </m:r>
             </m:e>
             <m:sub>
@@ -4297,38 +6120,24 @@
               <w:sz w:val="24"/>
               <w:szCs w:val="24"/>
             </w:rPr>
-            <m:t xml:space="preserve">·</m:t>
-          </m:r>
-          <m:sSup>
-            <m:e>
-              <m:r>
-                <w:rPr>
-                  <w:rFonts w:ascii="Cambria Math" w:hAnsi="Cambria Math"/>
-                  <w:sz w:val="24"/>
-                  <w:szCs w:val="24"/>
-                </w:rPr>
-                <m:t xml:space="preserve">v</m:t>
-              </m:r>
-            </m:e>
-            <m:sup>
-              <m:r>
-                <w:rPr>
-                  <w:rFonts w:ascii="Cambria Math" w:hAnsi="Cambria Math"/>
-                  <w:sz w:val="24"/>
-                  <w:szCs w:val="24"/>
-                </w:rPr>
-                <m:t xml:space="preserve">t</m:t>
-              </m:r>
-              <m:r>
-                <w:rPr>
-                  <w:rFonts w:ascii="Cambria Math" w:hAnsi="Cambria Math"/>
-                  <w:sz w:val="24"/>
-                  <w:szCs w:val="24"/>
-                </w:rPr>
-                <m:t xml:space="preserve">+½</m:t>
-              </m:r>
-            </m:sup>
-          </m:sSup>
+            <m:t xml:space="preserve">/</m:t>
+          </m:r>
+          <m:r>
+            <w:rPr>
+              <w:rFonts w:ascii="Cambria Math" w:hAnsi="Cambria Math"/>
+              <w:sz w:val="24"/>
+              <w:szCs w:val="24"/>
+            </w:rPr>
+            <m:t xml:space="preserve">2</m:t>
+          </m:r>
+          <m:r>
+            <w:rPr>
+              <w:rFonts w:ascii="Cambria Math" w:hAnsi="Cambria Math"/>
+              <w:sz w:val="24"/>
+              <w:szCs w:val="24"/>
+            </w:rPr>
+            <m:t xml:space="preserve"> )</m:t>
+          </m:r>
         </m:oMath>
       </m:oMathPara>
     </w:p>
@@ -4337,7 +6146,7 @@
         <w:pStyle w:val="FormulaText"/>
       </w:pPr>
       <w:r>
-        <w:t xml:space="preserve">보험금 현가의 누계</w:t>
+        <w:t xml:space="preserve">납입자수 — 탈퇴 사유에 더해 납입면제 사유가 생긴 사람도 뺀다</w:t>
       </w:r>
     </w:p>
     <w:p>
@@ -4357,7 +6166,7 @@
                   <w:sz w:val="24"/>
                   <w:szCs w:val="24"/>
                 </w:rPr>
-                <m:t xml:space="preserve">M</m:t>
+                <m:t xml:space="preserve">l′</m:t>
               </m:r>
             </m:e>
             <m:sub>
@@ -4385,6 +6194,22 @@
                 </w:rPr>
                 <m:t xml:space="preserve">t</m:t>
               </m:r>
+              <m:r>
+                <w:rPr>
+                  <w:rFonts w:ascii="Cambria Math" w:hAnsi="Cambria Math"/>
+                  <w:sz w:val="24"/>
+                  <w:szCs w:val="24"/>
+                </w:rPr>
+                <m:t xml:space="preserve">+</m:t>
+              </m:r>
+              <m:r>
+                <w:rPr>
+                  <w:rFonts w:ascii="Cambria Math" w:hAnsi="Cambria Math"/>
+                  <w:sz w:val="24"/>
+                  <w:szCs w:val="24"/>
+                </w:rPr>
+                <m:t xml:space="preserve">1</m:t>
+              </m:r>
             </m:sub>
           </m:sSub>
           <m:r>
@@ -4395,33 +6220,33 @@
             </w:rPr>
             <m:t xml:space="preserve"> = </m:t>
           </m:r>
-          <m:sSubSup>
-            <m:e>
-              <m:r>
-                <w:rPr>
-                  <w:rFonts w:ascii="Cambria Math" w:hAnsi="Cambria Math"/>
-                  <w:sz w:val="24"/>
-                  <w:szCs w:val="24"/>
-                </w:rPr>
-                <m:t xml:space="preserve">Σ</m:t>
-              </m:r>
-            </m:e>
-            <m:sub>
-              <m:r>
-                <w:rPr>
-                  <w:rFonts w:ascii="Cambria Math" w:hAnsi="Cambria Math"/>
-                  <w:sz w:val="24"/>
-                  <w:szCs w:val="24"/>
-                </w:rPr>
-                <m:t xml:space="preserve">u</m:t>
-              </m:r>
-              <m:r>
-                <w:rPr>
-                  <w:rFonts w:ascii="Cambria Math" w:hAnsi="Cambria Math"/>
-                  <w:sz w:val="24"/>
-                  <w:szCs w:val="24"/>
-                </w:rPr>
-                <m:t xml:space="preserve">=</m:t>
+          <m:sSub>
+            <m:e>
+              <m:r>
+                <w:rPr>
+                  <w:rFonts w:ascii="Cambria Math" w:hAnsi="Cambria Math"/>
+                  <w:sz w:val="24"/>
+                  <w:szCs w:val="24"/>
+                </w:rPr>
+                <m:t xml:space="preserve">l′</m:t>
+              </m:r>
+            </m:e>
+            <m:sub>
+              <m:r>
+                <w:rPr>
+                  <w:rFonts w:ascii="Cambria Math" w:hAnsi="Cambria Math"/>
+                  <w:sz w:val="24"/>
+                  <w:szCs w:val="24"/>
+                </w:rPr>
+                <m:t xml:space="preserve">x</m:t>
+              </m:r>
+              <m:r>
+                <w:rPr>
+                  <w:rFonts w:ascii="Cambria Math" w:hAnsi="Cambria Math"/>
+                  <w:sz w:val="24"/>
+                  <w:szCs w:val="24"/>
+                </w:rPr>
+                <m:t xml:space="preserve">+</m:t>
               </m:r>
               <m:r>
                 <w:rPr>
@@ -4432,80 +6257,40 @@
                 <m:t xml:space="preserve">t</m:t>
               </m:r>
             </m:sub>
-            <m:sup>
-              <m:r>
-                <w:rPr>
-                  <w:rFonts w:ascii="Cambria Math" w:hAnsi="Cambria Math"/>
-                  <w:sz w:val="24"/>
-                  <w:szCs w:val="24"/>
-                </w:rPr>
-                <m:t xml:space="preserve">n</m:t>
-              </m:r>
-              <m:r>
-                <w:rPr>
-                  <w:rFonts w:ascii="Cambria Math" w:hAnsi="Cambria Math"/>
-                  <w:sz w:val="24"/>
-                  <w:szCs w:val="24"/>
-                </w:rPr>
-                <m:t xml:space="preserve">−</m:t>
-              </m:r>
-              <m:r>
-                <w:rPr>
-                  <w:rFonts w:ascii="Cambria Math" w:hAnsi="Cambria Math"/>
-                  <w:sz w:val="24"/>
-                  <w:szCs w:val="24"/>
-                </w:rPr>
-                <m:t xml:space="preserve">1</m:t>
-              </m:r>
-            </m:sup>
-          </m:sSubSup>
-          <m:r>
-            <w:rPr>
-              <w:rFonts w:ascii="Cambria Math" w:hAnsi="Cambria Math"/>
-              <w:sz w:val="24"/>
-              <w:szCs w:val="24"/>
-            </w:rPr>
-            <m:t xml:space="preserve"> </m:t>
-          </m:r>
-          <m:sSub>
-            <m:e>
-              <m:r>
-                <w:rPr>
-                  <w:rFonts w:ascii="Cambria Math" w:hAnsi="Cambria Math"/>
-                  <w:sz w:val="24"/>
-                  <w:szCs w:val="24"/>
-                </w:rPr>
-                <m:t xml:space="preserve">S</m:t>
-              </m:r>
-            </m:e>
-            <m:sub>
-              <m:r>
-                <w:rPr>
-                  <w:rFonts w:ascii="Cambria Math" w:hAnsi="Cambria Math"/>
-                  <w:sz w:val="24"/>
-                  <w:szCs w:val="24"/>
-                </w:rPr>
-                <m:t xml:space="preserve">u</m:t>
-              </m:r>
-            </m:sub>
-          </m:sSub>
-          <m:r>
-            <w:rPr>
-              <w:rFonts w:ascii="Cambria Math" w:hAnsi="Cambria Math"/>
-              <w:sz w:val="24"/>
-              <w:szCs w:val="24"/>
-            </w:rPr>
-            <m:t xml:space="preserve">·</m:t>
-          </m:r>
-          <m:sSub>
-            <m:e>
-              <m:r>
-                <w:rPr>
-                  <w:rFonts w:ascii="Cambria Math" w:hAnsi="Cambria Math"/>
-                  <w:sz w:val="24"/>
-                  <w:szCs w:val="24"/>
-                </w:rPr>
-                <m:t xml:space="preserve">C</m:t>
+          </m:sSub>
+          <m:r>
+            <w:rPr>
+              <w:rFonts w:ascii="Cambria Math" w:hAnsi="Cambria Math"/>
+              <w:sz w:val="24"/>
+              <w:szCs w:val="24"/>
+            </w:rPr>
+            <m:t xml:space="preserve"> × ( </m:t>
+          </m:r>
+          <m:r>
+            <w:rPr>
+              <w:rFonts w:ascii="Cambria Math" w:hAnsi="Cambria Math"/>
+              <w:sz w:val="24"/>
+              <w:szCs w:val="24"/>
+            </w:rPr>
+            <m:t xml:space="preserve">1</m:t>
+          </m:r>
+          <m:r>
+            <w:rPr>
+              <w:rFonts w:ascii="Cambria Math" w:hAnsi="Cambria Math"/>
+              <w:sz w:val="24"/>
+              <w:szCs w:val="24"/>
+            </w:rPr>
+            <m:t xml:space="preserve"> − </m:t>
+          </m:r>
+          <m:sSub>
+            <m:e>
+              <m:r>
+                <w:rPr>
+                  <w:rFonts w:ascii="Cambria Math" w:hAnsi="Cambria Math"/>
+                  <w:sz w:val="24"/>
+                  <w:szCs w:val="24"/>
+                </w:rPr>
+                <m:t xml:space="preserve">Q′</m:t>
               </m:r>
             </m:e>
             <m:sub>
@@ -4531,19 +6316,43 @@
                   <w:sz w:val="24"/>
                   <w:szCs w:val="24"/>
                 </w:rPr>
-                <m:t xml:space="preserve">u</m:t>
-              </m:r>
-            </m:sub>
-          </m:sSub>
+                <m:t xml:space="preserve">t</m:t>
+              </m:r>
+            </m:sub>
+          </m:sSub>
+          <m:r>
+            <w:rPr>
+              <w:rFonts w:ascii="Cambria Math" w:hAnsi="Cambria Math"/>
+              <w:sz w:val="24"/>
+              <w:szCs w:val="24"/>
+            </w:rPr>
+            <m:t xml:space="preserve"> )</m:t>
+          </m:r>
         </m:oMath>
       </m:oMathPara>
     </w:p>
     <w:p>
       <w:pPr>
-        <w:pStyle w:val="FormulaText"/>
-      </w:pPr>
-      <w:r>
-        <w:t xml:space="preserve">보험금 현가 (PVB) — 보장금액 1원당</w:t>
+        <w:pStyle w:val="Note"/>
+      </w:pPr>
+      <w:r>
+        <w:t xml:space="preserve">※ 납입자수는 탈퇴 사유에 더해 f 사유가 생길 때도 줄어든다 — 별도의 납입면제율을 곱하지 않는다. 납입면제 사유 중 급성심근경색증 은(는) 이 집단의 탈퇴 사유라 한 번만 센다. 질병끼리는 곱으로, 사망과는 겹치는 부분을 절반으로 결합한다.</w:t>
+      </w:r>
+    </w:p>
+    <w:p>
+      <w:pPr>
+        <w:pStyle w:val="Heading2"/>
+      </w:pPr>
+      <w:r>
+        <w:t xml:space="preserve">마. 계산기수 — 보험료</w:t>
+      </w:r>
+    </w:p>
+    <w:p>
+      <w:pPr>
+        <w:pStyle w:val="FormulaLabel"/>
+      </w:pPr>
+      <w:r>
+        <w:t xml:space="preserve">[식] 납입자수의 현가와 누계 (D′ · N′)</w:t>
       </w:r>
     </w:p>
     <w:p>
@@ -4555,6 +6364,1330 @@
           <m:jc m:val="left"/>
         </m:oMathParaPr>
         <m:oMath>
+          <m:sSub>
+            <m:e>
+              <m:r>
+                <w:rPr>
+                  <w:rFonts w:ascii="Cambria Math" w:hAnsi="Cambria Math"/>
+                  <w:sz w:val="24"/>
+                  <w:szCs w:val="24"/>
+                </w:rPr>
+                <m:t xml:space="preserve">D′</m:t>
+              </m:r>
+            </m:e>
+            <m:sub>
+              <m:r>
+                <w:rPr>
+                  <w:rFonts w:ascii="Cambria Math" w:hAnsi="Cambria Math"/>
+                  <w:sz w:val="24"/>
+                  <w:szCs w:val="24"/>
+                </w:rPr>
+                <m:t xml:space="preserve">x</m:t>
+              </m:r>
+              <m:r>
+                <w:rPr>
+                  <w:rFonts w:ascii="Cambria Math" w:hAnsi="Cambria Math"/>
+                  <w:sz w:val="24"/>
+                  <w:szCs w:val="24"/>
+                </w:rPr>
+                <m:t xml:space="preserve">+</m:t>
+              </m:r>
+              <m:r>
+                <w:rPr>
+                  <w:rFonts w:ascii="Cambria Math" w:hAnsi="Cambria Math"/>
+                  <w:sz w:val="24"/>
+                  <w:szCs w:val="24"/>
+                </w:rPr>
+                <m:t xml:space="preserve">t</m:t>
+              </m:r>
+            </m:sub>
+          </m:sSub>
+          <m:r>
+            <w:rPr>
+              <w:rFonts w:ascii="Cambria Math" w:hAnsi="Cambria Math"/>
+              <w:sz w:val="24"/>
+              <w:szCs w:val="24"/>
+            </w:rPr>
+            <m:t xml:space="preserve"> = </m:t>
+          </m:r>
+          <m:sSub>
+            <m:e>
+              <m:r>
+                <w:rPr>
+                  <w:rFonts w:ascii="Cambria Math" w:hAnsi="Cambria Math"/>
+                  <w:sz w:val="24"/>
+                  <w:szCs w:val="24"/>
+                </w:rPr>
+                <m:t xml:space="preserve">l′</m:t>
+              </m:r>
+            </m:e>
+            <m:sub>
+              <m:r>
+                <w:rPr>
+                  <w:rFonts w:ascii="Cambria Math" w:hAnsi="Cambria Math"/>
+                  <w:sz w:val="24"/>
+                  <w:szCs w:val="24"/>
+                </w:rPr>
+                <m:t xml:space="preserve">x</m:t>
+              </m:r>
+              <m:r>
+                <w:rPr>
+                  <w:rFonts w:ascii="Cambria Math" w:hAnsi="Cambria Math"/>
+                  <w:sz w:val="24"/>
+                  <w:szCs w:val="24"/>
+                </w:rPr>
+                <m:t xml:space="preserve">+</m:t>
+              </m:r>
+              <m:r>
+                <w:rPr>
+                  <w:rFonts w:ascii="Cambria Math" w:hAnsi="Cambria Math"/>
+                  <w:sz w:val="24"/>
+                  <w:szCs w:val="24"/>
+                </w:rPr>
+                <m:t xml:space="preserve">t</m:t>
+              </m:r>
+            </m:sub>
+          </m:sSub>
+          <m:r>
+            <w:rPr>
+              <w:rFonts w:ascii="Cambria Math" w:hAnsi="Cambria Math"/>
+              <w:sz w:val="24"/>
+              <w:szCs w:val="24"/>
+            </w:rPr>
+            <m:t xml:space="preserve">·</m:t>
+          </m:r>
+          <m:sSup>
+            <m:e>
+              <m:r>
+                <w:rPr>
+                  <w:rFonts w:ascii="Cambria Math" w:hAnsi="Cambria Math"/>
+                  <w:sz w:val="24"/>
+                  <w:szCs w:val="24"/>
+                </w:rPr>
+                <m:t xml:space="preserve">v</m:t>
+              </m:r>
+            </m:e>
+            <m:sup>
+              <m:r>
+                <w:rPr>
+                  <w:rFonts w:ascii="Cambria Math" w:hAnsi="Cambria Math"/>
+                  <w:sz w:val="24"/>
+                  <w:szCs w:val="24"/>
+                </w:rPr>
+                <m:t xml:space="preserve">t</m:t>
+              </m:r>
+            </m:sup>
+          </m:sSup>
+        </m:oMath>
+      </m:oMathPara>
+    </w:p>
+    <w:p>
+      <w:pPr>
+        <w:pStyle w:val="Formula"/>
+      </w:pPr>
+      <m:oMathPara>
+        <m:oMathParaPr>
+          <m:jc m:val="left"/>
+        </m:oMathParaPr>
+        <m:oMath>
+          <m:sSub>
+            <m:e>
+              <m:r>
+                <w:rPr>
+                  <w:rFonts w:ascii="Cambria Math" w:hAnsi="Cambria Math"/>
+                  <w:sz w:val="24"/>
+                  <w:szCs w:val="24"/>
+                </w:rPr>
+                <m:t xml:space="preserve">N′</m:t>
+              </m:r>
+            </m:e>
+            <m:sub>
+              <m:r>
+                <w:rPr>
+                  <w:rFonts w:ascii="Cambria Math" w:hAnsi="Cambria Math"/>
+                  <w:sz w:val="24"/>
+                  <w:szCs w:val="24"/>
+                </w:rPr>
+                <m:t xml:space="preserve">x</m:t>
+              </m:r>
+              <m:r>
+                <w:rPr>
+                  <w:rFonts w:ascii="Cambria Math" w:hAnsi="Cambria Math"/>
+                  <w:sz w:val="24"/>
+                  <w:szCs w:val="24"/>
+                </w:rPr>
+                <m:t xml:space="preserve">+</m:t>
+              </m:r>
+              <m:r>
+                <w:rPr>
+                  <w:rFonts w:ascii="Cambria Math" w:hAnsi="Cambria Math"/>
+                  <w:sz w:val="24"/>
+                  <w:szCs w:val="24"/>
+                </w:rPr>
+                <m:t xml:space="preserve">t</m:t>
+              </m:r>
+            </m:sub>
+          </m:sSub>
+          <m:r>
+            <w:rPr>
+              <w:rFonts w:ascii="Cambria Math" w:hAnsi="Cambria Math"/>
+              <w:sz w:val="24"/>
+              <w:szCs w:val="24"/>
+            </w:rPr>
+            <m:t xml:space="preserve"> = </m:t>
+          </m:r>
+          <m:sSub>
+            <m:e>
+              <m:r>
+                <w:rPr>
+                  <w:rFonts w:ascii="Cambria Math" w:hAnsi="Cambria Math"/>
+                  <w:sz w:val="24"/>
+                  <w:szCs w:val="24"/>
+                </w:rPr>
+                <m:t xml:space="preserve">Σ</m:t>
+              </m:r>
+            </m:e>
+            <m:sub>
+              <m:r>
+                <w:rPr>
+                  <w:rFonts w:ascii="Cambria Math" w:hAnsi="Cambria Math"/>
+                  <w:sz w:val="24"/>
+                  <w:szCs w:val="24"/>
+                </w:rPr>
+                <m:t xml:space="preserve">u</m:t>
+              </m:r>
+              <m:r>
+                <w:rPr>
+                  <w:rFonts w:ascii="Cambria Math" w:hAnsi="Cambria Math"/>
+                  <w:sz w:val="24"/>
+                  <w:szCs w:val="24"/>
+                </w:rPr>
+                <m:t xml:space="preserve">≥</m:t>
+              </m:r>
+              <m:r>
+                <w:rPr>
+                  <w:rFonts w:ascii="Cambria Math" w:hAnsi="Cambria Math"/>
+                  <w:sz w:val="24"/>
+                  <w:szCs w:val="24"/>
+                </w:rPr>
+                <m:t xml:space="preserve">t</m:t>
+              </m:r>
+            </m:sub>
+          </m:sSub>
+          <m:r>
+            <w:rPr>
+              <w:rFonts w:ascii="Cambria Math" w:hAnsi="Cambria Math"/>
+              <w:sz w:val="24"/>
+              <w:szCs w:val="24"/>
+            </w:rPr>
+            <m:t xml:space="preserve"> </m:t>
+          </m:r>
+          <m:sSub>
+            <m:e>
+              <m:r>
+                <w:rPr>
+                  <w:rFonts w:ascii="Cambria Math" w:hAnsi="Cambria Math"/>
+                  <w:sz w:val="24"/>
+                  <w:szCs w:val="24"/>
+                </w:rPr>
+                <m:t xml:space="preserve">D′</m:t>
+              </m:r>
+            </m:e>
+            <m:sub>
+              <m:r>
+                <w:rPr>
+                  <w:rFonts w:ascii="Cambria Math" w:hAnsi="Cambria Math"/>
+                  <w:sz w:val="24"/>
+                  <w:szCs w:val="24"/>
+                </w:rPr>
+                <m:t xml:space="preserve">x</m:t>
+              </m:r>
+              <m:r>
+                <w:rPr>
+                  <w:rFonts w:ascii="Cambria Math" w:hAnsi="Cambria Math"/>
+                  <w:sz w:val="24"/>
+                  <w:szCs w:val="24"/>
+                </w:rPr>
+                <m:t xml:space="preserve">+</m:t>
+              </m:r>
+              <m:r>
+                <w:rPr>
+                  <w:rFonts w:ascii="Cambria Math" w:hAnsi="Cambria Math"/>
+                  <w:sz w:val="24"/>
+                  <w:szCs w:val="24"/>
+                </w:rPr>
+                <m:t xml:space="preserve">u</m:t>
+              </m:r>
+            </m:sub>
+          </m:sSub>
+        </m:oMath>
+      </m:oMathPara>
+    </w:p>
+    <w:p>
+      <w:pPr>
+        <w:pStyle w:val="FormulaLabel"/>
+      </w:pPr>
+      <w:r>
+        <w:t xml:space="preserve">[식] 연납 환산 납입기수 (N*)</w:t>
+      </w:r>
+    </w:p>
+    <w:p>
+      <w:pPr>
+        <w:pStyle w:val="Formula"/>
+      </w:pPr>
+      <m:oMathPara>
+        <m:oMathParaPr>
+          <m:jc m:val="left"/>
+        </m:oMathParaPr>
+        <m:oMath>
+          <m:r>
+            <w:rPr>
+              <w:rFonts w:ascii="Cambria Math" w:hAnsi="Cambria Math"/>
+              <w:sz w:val="24"/>
+              <w:szCs w:val="24"/>
+            </w:rPr>
+            <m:t xml:space="preserve">N*</m:t>
+          </m:r>
+          <m:r>
+            <w:rPr>
+              <w:rFonts w:ascii="Cambria Math" w:hAnsi="Cambria Math"/>
+              <w:sz w:val="24"/>
+              <w:szCs w:val="24"/>
+            </w:rPr>
+            <m:t xml:space="preserve"> = </m:t>
+          </m:r>
+          <m:r>
+            <w:rPr>
+              <w:rFonts w:ascii="Cambria Math" w:hAnsi="Cambria Math"/>
+              <w:sz w:val="24"/>
+              <w:szCs w:val="24"/>
+            </w:rPr>
+            <m:t xml:space="preserve">k</m:t>
+          </m:r>
+          <m:r>
+            <w:rPr>
+              <w:rFonts w:ascii="Cambria Math" w:hAnsi="Cambria Math"/>
+              <w:sz w:val="24"/>
+              <w:szCs w:val="24"/>
+            </w:rPr>
+            <m:t xml:space="preserve"> · [ ( </m:t>
+          </m:r>
+          <m:sSub>
+            <m:e>
+              <m:r>
+                <w:rPr>
+                  <w:rFonts w:ascii="Cambria Math" w:hAnsi="Cambria Math"/>
+                  <w:sz w:val="24"/>
+                  <w:szCs w:val="24"/>
+                </w:rPr>
+                <m:t xml:space="preserve">N′</m:t>
+              </m:r>
+            </m:e>
+            <m:sub>
+              <m:r>
+                <w:rPr>
+                  <w:rFonts w:ascii="Cambria Math" w:hAnsi="Cambria Math"/>
+                  <w:sz w:val="24"/>
+                  <w:szCs w:val="24"/>
+                </w:rPr>
+                <m:t xml:space="preserve">x</m:t>
+              </m:r>
+            </m:sub>
+          </m:sSub>
+          <m:r>
+            <w:rPr>
+              <w:rFonts w:ascii="Cambria Math" w:hAnsi="Cambria Math"/>
+              <w:sz w:val="24"/>
+              <w:szCs w:val="24"/>
+            </w:rPr>
+            <m:t xml:space="preserve"> − </m:t>
+          </m:r>
+          <m:sSub>
+            <m:e>
+              <m:r>
+                <w:rPr>
+                  <w:rFonts w:ascii="Cambria Math" w:hAnsi="Cambria Math"/>
+                  <w:sz w:val="24"/>
+                  <w:szCs w:val="24"/>
+                </w:rPr>
+                <m:t xml:space="preserve">N′</m:t>
+              </m:r>
+            </m:e>
+            <m:sub>
+              <m:r>
+                <w:rPr>
+                  <w:rFonts w:ascii="Cambria Math" w:hAnsi="Cambria Math"/>
+                  <w:sz w:val="24"/>
+                  <w:szCs w:val="24"/>
+                </w:rPr>
+                <m:t xml:space="preserve">x</m:t>
+              </m:r>
+              <m:r>
+                <w:rPr>
+                  <w:rFonts w:ascii="Cambria Math" w:hAnsi="Cambria Math"/>
+                  <w:sz w:val="24"/>
+                  <w:szCs w:val="24"/>
+                </w:rPr>
+                <m:t xml:space="preserve">+</m:t>
+              </m:r>
+              <m:r>
+                <w:rPr>
+                  <w:rFonts w:ascii="Cambria Math" w:hAnsi="Cambria Math"/>
+                  <w:sz w:val="24"/>
+                  <w:szCs w:val="24"/>
+                </w:rPr>
+                <m:t xml:space="preserve">m</m:t>
+              </m:r>
+            </m:sub>
+          </m:sSub>
+          <m:r>
+            <w:rPr>
+              <w:rFonts w:ascii="Cambria Math" w:hAnsi="Cambria Math"/>
+              <w:sz w:val="24"/>
+              <w:szCs w:val="24"/>
+            </w:rPr>
+            <m:t xml:space="preserve"> )</m:t>
+          </m:r>
+        </m:oMath>
+      </m:oMathPara>
+    </w:p>
+    <w:p>
+      <w:pPr>
+        <w:pStyle w:val="Formula"/>
+      </w:pPr>
+      <m:oMathPara>
+        <m:oMathParaPr>
+          <m:jc m:val="left"/>
+        </m:oMathParaPr>
+        <m:oMath>
+          <m:r>
+            <w:rPr>
+              <w:rFonts w:ascii="Cambria Math" w:hAnsi="Cambria Math"/>
+              <w:sz w:val="24"/>
+              <w:szCs w:val="24"/>
+            </w:rPr>
+            <m:t xml:space="preserve">− ( </m:t>
+          </m:r>
+          <m:r>
+            <w:rPr>
+              <w:rFonts w:ascii="Cambria Math" w:hAnsi="Cambria Math"/>
+              <w:sz w:val="24"/>
+              <w:szCs w:val="24"/>
+            </w:rPr>
+            <m:t xml:space="preserve">k</m:t>
+          </m:r>
+          <m:r>
+            <w:rPr>
+              <w:rFonts w:ascii="Cambria Math" w:hAnsi="Cambria Math"/>
+              <w:sz w:val="24"/>
+              <w:szCs w:val="24"/>
+            </w:rPr>
+            <m:t xml:space="preserve">−</m:t>
+          </m:r>
+          <m:r>
+            <w:rPr>
+              <w:rFonts w:ascii="Cambria Math" w:hAnsi="Cambria Math"/>
+              <w:sz w:val="24"/>
+              <w:szCs w:val="24"/>
+            </w:rPr>
+            <m:t xml:space="preserve">1</m:t>
+          </m:r>
+          <m:r>
+            <w:rPr>
+              <w:rFonts w:ascii="Cambria Math" w:hAnsi="Cambria Math"/>
+              <w:sz w:val="24"/>
+              <w:szCs w:val="24"/>
+            </w:rPr>
+            <m:t xml:space="preserve"> )/( </m:t>
+          </m:r>
+          <m:r>
+            <w:rPr>
+              <w:rFonts w:ascii="Cambria Math" w:hAnsi="Cambria Math"/>
+              <w:sz w:val="24"/>
+              <w:szCs w:val="24"/>
+            </w:rPr>
+            <m:t xml:space="preserve">2</m:t>
+          </m:r>
+          <m:r>
+            <w:rPr>
+              <w:rFonts w:ascii="Cambria Math" w:hAnsi="Cambria Math"/>
+              <w:sz w:val="24"/>
+              <w:szCs w:val="24"/>
+            </w:rPr>
+            <m:t xml:space="preserve">·</m:t>
+          </m:r>
+          <m:r>
+            <w:rPr>
+              <w:rFonts w:ascii="Cambria Math" w:hAnsi="Cambria Math"/>
+              <w:sz w:val="24"/>
+              <w:szCs w:val="24"/>
+            </w:rPr>
+            <m:t xml:space="preserve">k</m:t>
+          </m:r>
+          <m:r>
+            <w:rPr>
+              <w:rFonts w:ascii="Cambria Math" w:hAnsi="Cambria Math"/>
+              <w:sz w:val="24"/>
+              <w:szCs w:val="24"/>
+            </w:rPr>
+            <m:t xml:space="preserve"> )·( </m:t>
+          </m:r>
+          <m:sSub>
+            <m:e>
+              <m:r>
+                <w:rPr>
+                  <w:rFonts w:ascii="Cambria Math" w:hAnsi="Cambria Math"/>
+                  <w:sz w:val="24"/>
+                  <w:szCs w:val="24"/>
+                </w:rPr>
+                <m:t xml:space="preserve">D′</m:t>
+              </m:r>
+            </m:e>
+            <m:sub>
+              <m:r>
+                <w:rPr>
+                  <w:rFonts w:ascii="Cambria Math" w:hAnsi="Cambria Math"/>
+                  <w:sz w:val="24"/>
+                  <w:szCs w:val="24"/>
+                </w:rPr>
+                <m:t xml:space="preserve">x</m:t>
+              </m:r>
+            </m:sub>
+          </m:sSub>
+          <m:r>
+            <w:rPr>
+              <w:rFonts w:ascii="Cambria Math" w:hAnsi="Cambria Math"/>
+              <w:sz w:val="24"/>
+              <w:szCs w:val="24"/>
+            </w:rPr>
+            <m:t xml:space="preserve"> − </m:t>
+          </m:r>
+          <m:sSub>
+            <m:e>
+              <m:r>
+                <w:rPr>
+                  <w:rFonts w:ascii="Cambria Math" w:hAnsi="Cambria Math"/>
+                  <w:sz w:val="24"/>
+                  <w:szCs w:val="24"/>
+                </w:rPr>
+                <m:t xml:space="preserve">D′</m:t>
+              </m:r>
+            </m:e>
+            <m:sub>
+              <m:r>
+                <w:rPr>
+                  <w:rFonts w:ascii="Cambria Math" w:hAnsi="Cambria Math"/>
+                  <w:sz w:val="24"/>
+                  <w:szCs w:val="24"/>
+                </w:rPr>
+                <m:t xml:space="preserve">x</m:t>
+              </m:r>
+              <m:r>
+                <w:rPr>
+                  <w:rFonts w:ascii="Cambria Math" w:hAnsi="Cambria Math"/>
+                  <w:sz w:val="24"/>
+                  <w:szCs w:val="24"/>
+                </w:rPr>
+                <m:t xml:space="preserve">+</m:t>
+              </m:r>
+              <m:r>
+                <w:rPr>
+                  <w:rFonts w:ascii="Cambria Math" w:hAnsi="Cambria Math"/>
+                  <w:sz w:val="24"/>
+                  <w:szCs w:val="24"/>
+                </w:rPr>
+                <m:t xml:space="preserve">m</m:t>
+              </m:r>
+            </m:sub>
+          </m:sSub>
+          <m:r>
+            <w:rPr>
+              <w:rFonts w:ascii="Cambria Math" w:hAnsi="Cambria Math"/>
+              <w:sz w:val="24"/>
+              <w:szCs w:val="24"/>
+            </w:rPr>
+            <m:t xml:space="preserve"> ) ]</m:t>
+          </m:r>
+        </m:oMath>
+      </m:oMathPara>
+    </w:p>
+    <w:p>
+      <w:pPr>
+        <w:pStyle w:val="Note"/>
+      </w:pPr>
+      <w:r>
+        <w:t xml:space="preserve">※ k 는 납입주기별 계수(연납 1, 6개월납 2, 3개월납 4, 월납 12)이다. 납입방법에 따라 N* 만 달라지고 보험금의 현가는 같다.</w:t>
+      </w:r>
+    </w:p>
+    <w:p>
+      <w:pPr>
+        <w:pStyle w:val="Heading2"/>
+      </w:pPr>
+      <w:r>
+        <w:t xml:space="preserve">바. 계산기수 — 보험금</w:t>
+      </w:r>
+    </w:p>
+    <w:p>
+      <w:pPr>
+        <w:pStyle w:val="FormulaLabel"/>
+      </w:pPr>
+      <w:r>
+        <w:t xml:space="preserve">[식] 유지자수의 현가와 누계 (D · N)</w:t>
+      </w:r>
+    </w:p>
+    <w:p>
+      <w:pPr>
+        <w:pStyle w:val="Formula"/>
+      </w:pPr>
+      <m:oMathPara>
+        <m:oMathParaPr>
+          <m:jc m:val="left"/>
+        </m:oMathParaPr>
+        <m:oMath>
+          <m:sSub>
+            <m:e>
+              <m:r>
+                <w:rPr>
+                  <w:rFonts w:ascii="Cambria Math" w:hAnsi="Cambria Math"/>
+                  <w:sz w:val="24"/>
+                  <w:szCs w:val="24"/>
+                </w:rPr>
+                <m:t xml:space="preserve">D</m:t>
+              </m:r>
+            </m:e>
+            <m:sub>
+              <m:r>
+                <w:rPr>
+                  <w:rFonts w:ascii="Cambria Math" w:hAnsi="Cambria Math"/>
+                  <w:sz w:val="24"/>
+                  <w:szCs w:val="24"/>
+                </w:rPr>
+                <m:t xml:space="preserve">x</m:t>
+              </m:r>
+              <m:r>
+                <w:rPr>
+                  <w:rFonts w:ascii="Cambria Math" w:hAnsi="Cambria Math"/>
+                  <w:sz w:val="24"/>
+                  <w:szCs w:val="24"/>
+                </w:rPr>
+                <m:t xml:space="preserve">+</m:t>
+              </m:r>
+              <m:r>
+                <w:rPr>
+                  <w:rFonts w:ascii="Cambria Math" w:hAnsi="Cambria Math"/>
+                  <w:sz w:val="24"/>
+                  <w:szCs w:val="24"/>
+                </w:rPr>
+                <m:t xml:space="preserve">t</m:t>
+              </m:r>
+            </m:sub>
+          </m:sSub>
+          <m:r>
+            <w:rPr>
+              <w:rFonts w:ascii="Cambria Math" w:hAnsi="Cambria Math"/>
+              <w:sz w:val="24"/>
+              <w:szCs w:val="24"/>
+            </w:rPr>
+            <m:t xml:space="preserve"> = </m:t>
+          </m:r>
+          <m:sSub>
+            <m:e>
+              <m:r>
+                <w:rPr>
+                  <w:rFonts w:ascii="Cambria Math" w:hAnsi="Cambria Math"/>
+                  <w:sz w:val="24"/>
+                  <w:szCs w:val="24"/>
+                </w:rPr>
+                <m:t xml:space="preserve">l</m:t>
+              </m:r>
+            </m:e>
+            <m:sub>
+              <m:r>
+                <w:rPr>
+                  <w:rFonts w:ascii="Cambria Math" w:hAnsi="Cambria Math"/>
+                  <w:sz w:val="24"/>
+                  <w:szCs w:val="24"/>
+                </w:rPr>
+                <m:t xml:space="preserve">x</m:t>
+              </m:r>
+              <m:r>
+                <w:rPr>
+                  <w:rFonts w:ascii="Cambria Math" w:hAnsi="Cambria Math"/>
+                  <w:sz w:val="24"/>
+                  <w:szCs w:val="24"/>
+                </w:rPr>
+                <m:t xml:space="preserve">+</m:t>
+              </m:r>
+              <m:r>
+                <w:rPr>
+                  <w:rFonts w:ascii="Cambria Math" w:hAnsi="Cambria Math"/>
+                  <w:sz w:val="24"/>
+                  <w:szCs w:val="24"/>
+                </w:rPr>
+                <m:t xml:space="preserve">t</m:t>
+              </m:r>
+            </m:sub>
+          </m:sSub>
+          <m:r>
+            <w:rPr>
+              <w:rFonts w:ascii="Cambria Math" w:hAnsi="Cambria Math"/>
+              <w:sz w:val="24"/>
+              <w:szCs w:val="24"/>
+            </w:rPr>
+            <m:t xml:space="preserve">·</m:t>
+          </m:r>
+          <m:sSup>
+            <m:e>
+              <m:r>
+                <w:rPr>
+                  <w:rFonts w:ascii="Cambria Math" w:hAnsi="Cambria Math"/>
+                  <w:sz w:val="24"/>
+                  <w:szCs w:val="24"/>
+                </w:rPr>
+                <m:t xml:space="preserve">v</m:t>
+              </m:r>
+            </m:e>
+            <m:sup>
+              <m:r>
+                <w:rPr>
+                  <w:rFonts w:ascii="Cambria Math" w:hAnsi="Cambria Math"/>
+                  <w:sz w:val="24"/>
+                  <w:szCs w:val="24"/>
+                </w:rPr>
+                <m:t xml:space="preserve">t</m:t>
+              </m:r>
+            </m:sup>
+          </m:sSup>
+        </m:oMath>
+      </m:oMathPara>
+    </w:p>
+    <w:p>
+      <w:pPr>
+        <w:pStyle w:val="Formula"/>
+      </w:pPr>
+      <m:oMathPara>
+        <m:oMathParaPr>
+          <m:jc m:val="left"/>
+        </m:oMathParaPr>
+        <m:oMath>
+          <m:sSub>
+            <m:e>
+              <m:r>
+                <w:rPr>
+                  <w:rFonts w:ascii="Cambria Math" w:hAnsi="Cambria Math"/>
+                  <w:sz w:val="24"/>
+                  <w:szCs w:val="24"/>
+                </w:rPr>
+                <m:t xml:space="preserve">N</m:t>
+              </m:r>
+            </m:e>
+            <m:sub>
+              <m:r>
+                <w:rPr>
+                  <w:rFonts w:ascii="Cambria Math" w:hAnsi="Cambria Math"/>
+                  <w:sz w:val="24"/>
+                  <w:szCs w:val="24"/>
+                </w:rPr>
+                <m:t xml:space="preserve">x</m:t>
+              </m:r>
+              <m:r>
+                <w:rPr>
+                  <w:rFonts w:ascii="Cambria Math" w:hAnsi="Cambria Math"/>
+                  <w:sz w:val="24"/>
+                  <w:szCs w:val="24"/>
+                </w:rPr>
+                <m:t xml:space="preserve">+</m:t>
+              </m:r>
+              <m:r>
+                <w:rPr>
+                  <w:rFonts w:ascii="Cambria Math" w:hAnsi="Cambria Math"/>
+                  <w:sz w:val="24"/>
+                  <w:szCs w:val="24"/>
+                </w:rPr>
+                <m:t xml:space="preserve">t</m:t>
+              </m:r>
+            </m:sub>
+          </m:sSub>
+          <m:r>
+            <w:rPr>
+              <w:rFonts w:ascii="Cambria Math" w:hAnsi="Cambria Math"/>
+              <w:sz w:val="24"/>
+              <w:szCs w:val="24"/>
+            </w:rPr>
+            <m:t xml:space="preserve"> = </m:t>
+          </m:r>
+          <m:sSub>
+            <m:e>
+              <m:r>
+                <w:rPr>
+                  <w:rFonts w:ascii="Cambria Math" w:hAnsi="Cambria Math"/>
+                  <w:sz w:val="24"/>
+                  <w:szCs w:val="24"/>
+                </w:rPr>
+                <m:t xml:space="preserve">Σ</m:t>
+              </m:r>
+            </m:e>
+            <m:sub>
+              <m:r>
+                <w:rPr>
+                  <w:rFonts w:ascii="Cambria Math" w:hAnsi="Cambria Math"/>
+                  <w:sz w:val="24"/>
+                  <w:szCs w:val="24"/>
+                </w:rPr>
+                <m:t xml:space="preserve">u</m:t>
+              </m:r>
+              <m:r>
+                <w:rPr>
+                  <w:rFonts w:ascii="Cambria Math" w:hAnsi="Cambria Math"/>
+                  <w:sz w:val="24"/>
+                  <w:szCs w:val="24"/>
+                </w:rPr>
+                <m:t xml:space="preserve">≥</m:t>
+              </m:r>
+              <m:r>
+                <w:rPr>
+                  <w:rFonts w:ascii="Cambria Math" w:hAnsi="Cambria Math"/>
+                  <w:sz w:val="24"/>
+                  <w:szCs w:val="24"/>
+                </w:rPr>
+                <m:t xml:space="preserve">t</m:t>
+              </m:r>
+            </m:sub>
+          </m:sSub>
+          <m:r>
+            <w:rPr>
+              <w:rFonts w:ascii="Cambria Math" w:hAnsi="Cambria Math"/>
+              <w:sz w:val="24"/>
+              <w:szCs w:val="24"/>
+            </w:rPr>
+            <m:t xml:space="preserve"> </m:t>
+          </m:r>
+          <m:sSub>
+            <m:e>
+              <m:r>
+                <w:rPr>
+                  <w:rFonts w:ascii="Cambria Math" w:hAnsi="Cambria Math"/>
+                  <w:sz w:val="24"/>
+                  <w:szCs w:val="24"/>
+                </w:rPr>
+                <m:t xml:space="preserve">D</m:t>
+              </m:r>
+            </m:e>
+            <m:sub>
+              <m:r>
+                <w:rPr>
+                  <w:rFonts w:ascii="Cambria Math" w:hAnsi="Cambria Math"/>
+                  <w:sz w:val="24"/>
+                  <w:szCs w:val="24"/>
+                </w:rPr>
+                <m:t xml:space="preserve">x</m:t>
+              </m:r>
+              <m:r>
+                <w:rPr>
+                  <w:rFonts w:ascii="Cambria Math" w:hAnsi="Cambria Math"/>
+                  <w:sz w:val="24"/>
+                  <w:szCs w:val="24"/>
+                </w:rPr>
+                <m:t xml:space="preserve">+</m:t>
+              </m:r>
+              <m:r>
+                <w:rPr>
+                  <w:rFonts w:ascii="Cambria Math" w:hAnsi="Cambria Math"/>
+                  <w:sz w:val="24"/>
+                  <w:szCs w:val="24"/>
+                </w:rPr>
+                <m:t xml:space="preserve">u</m:t>
+              </m:r>
+            </m:sub>
+          </m:sSub>
+        </m:oMath>
+      </m:oMathPara>
+    </w:p>
+    <w:p>
+      <w:pPr>
+        <w:pStyle w:val="Note"/>
+      </w:pPr>
+      <w:r>
+        <w:t xml:space="preserve">※ 담보마다 그 담보가 속한 집단의 l 로 낸다. 납입 후 유지비와 책임준비금(2.)이 N 을 쓴다.</w:t>
+      </w:r>
+    </w:p>
+    <w:p>
+      <w:pPr>
+        <w:pStyle w:val="FormulaLabel"/>
+      </w:pPr>
+      <w:r>
+        <w:t xml:space="preserve">[식] 보험금의 현가 — 뇌출혈 진단</w:t>
+      </w:r>
+    </w:p>
+    <w:p>
+      <w:pPr>
+        <w:pStyle w:val="FormulaText"/>
+      </w:pPr>
+      <w:r>
+        <w:t xml:space="preserve">보장금액의 배수</w:t>
+      </w:r>
+    </w:p>
+    <w:p>
+      <w:pPr>
+        <w:pStyle w:val="Formula"/>
+      </w:pPr>
+      <m:oMathPara>
+        <m:oMathParaPr>
+          <m:jc m:val="left"/>
+        </m:oMathParaPr>
+        <m:oMath>
+          <m:sSub>
+            <m:e>
+              <m:r>
+                <w:rPr>
+                  <w:rFonts w:ascii="Cambria Math" w:hAnsi="Cambria Math"/>
+                  <w:sz w:val="24"/>
+                  <w:szCs w:val="24"/>
+                </w:rPr>
+                <m:t xml:space="preserve">S</m:t>
+              </m:r>
+            </m:e>
+            <m:sub>
+              <m:r>
+                <w:rPr>
+                  <w:rFonts w:ascii="Cambria Math" w:hAnsi="Cambria Math"/>
+                  <w:sz w:val="24"/>
+                  <w:szCs w:val="24"/>
+                </w:rPr>
+                <m:t xml:space="preserve">t</m:t>
+              </m:r>
+            </m:sub>
+          </m:sSub>
+          <m:r>
+            <w:rPr>
+              <w:rFonts w:ascii="Cambria Math" w:hAnsi="Cambria Math"/>
+              <w:sz w:val="24"/>
+              <w:szCs w:val="24"/>
+            </w:rPr>
+            <m:t xml:space="preserve"> = </m:t>
+          </m:r>
+          <m:r>
+            <w:rPr>
+              <w:rFonts w:ascii="Cambria Math" w:hAnsi="Cambria Math"/>
+              <w:sz w:val="24"/>
+              <w:szCs w:val="24"/>
+            </w:rPr>
+            <m:t xml:space="preserve">1</m:t>
+          </m:r>
+        </m:oMath>
+      </m:oMathPara>
+    </w:p>
+    <w:p>
+      <w:pPr>
+        <w:pStyle w:val="FormulaText"/>
+      </w:pPr>
+      <w:r>
+        <w:t xml:space="preserve">급부 발생자</w:t>
+      </w:r>
+    </w:p>
+    <w:p>
+      <w:pPr>
+        <w:pStyle w:val="Formula"/>
+      </w:pPr>
+      <m:oMathPara>
+        <m:oMathParaPr>
+          <m:jc m:val="left"/>
+        </m:oMathParaPr>
+        <m:oMath>
+          <m:sSub>
+            <m:e>
+              <m:r>
+                <w:rPr>
+                  <w:rFonts w:ascii="Cambria Math" w:hAnsi="Cambria Math"/>
+                  <w:sz w:val="24"/>
+                  <w:szCs w:val="24"/>
+                </w:rPr>
+                <m:t xml:space="preserve">C</m:t>
+              </m:r>
+            </m:e>
+            <m:sub>
+              <m:r>
+                <w:rPr>
+                  <w:rFonts w:ascii="Cambria Math" w:hAnsi="Cambria Math"/>
+                  <w:sz w:val="24"/>
+                  <w:szCs w:val="24"/>
+                </w:rPr>
+                <m:t xml:space="preserve">x</m:t>
+              </m:r>
+              <m:r>
+                <w:rPr>
+                  <w:rFonts w:ascii="Cambria Math" w:hAnsi="Cambria Math"/>
+                  <w:sz w:val="24"/>
+                  <w:szCs w:val="24"/>
+                </w:rPr>
+                <m:t xml:space="preserve">+</m:t>
+              </m:r>
+              <m:r>
+                <w:rPr>
+                  <w:rFonts w:ascii="Cambria Math" w:hAnsi="Cambria Math"/>
+                  <w:sz w:val="24"/>
+                  <w:szCs w:val="24"/>
+                </w:rPr>
+                <m:t xml:space="preserve">t</m:t>
+              </m:r>
+            </m:sub>
+          </m:sSub>
+          <m:r>
+            <w:rPr>
+              <w:rFonts w:ascii="Cambria Math" w:hAnsi="Cambria Math"/>
+              <w:sz w:val="24"/>
+              <w:szCs w:val="24"/>
+            </w:rPr>
+            <m:t xml:space="preserve"> = </m:t>
+          </m:r>
+          <m:sSub>
+            <m:e>
+              <m:r>
+                <w:rPr>
+                  <w:rFonts w:ascii="Cambria Math" w:hAnsi="Cambria Math"/>
+                  <w:sz w:val="24"/>
+                  <w:szCs w:val="24"/>
+                </w:rPr>
+                <m:t xml:space="preserve">l</m:t>
+              </m:r>
+            </m:e>
+            <m:sub>
+              <m:r>
+                <w:rPr>
+                  <w:rFonts w:ascii="Cambria Math" w:hAnsi="Cambria Math"/>
+                  <w:sz w:val="24"/>
+                  <w:szCs w:val="24"/>
+                </w:rPr>
+                <m:t xml:space="preserve">x</m:t>
+              </m:r>
+              <m:r>
+                <w:rPr>
+                  <w:rFonts w:ascii="Cambria Math" w:hAnsi="Cambria Math"/>
+                  <w:sz w:val="24"/>
+                  <w:szCs w:val="24"/>
+                </w:rPr>
+                <m:t xml:space="preserve">+</m:t>
+              </m:r>
+              <m:r>
+                <w:rPr>
+                  <w:rFonts w:ascii="Cambria Math" w:hAnsi="Cambria Math"/>
+                  <w:sz w:val="24"/>
+                  <w:szCs w:val="24"/>
+                </w:rPr>
+                <m:t xml:space="preserve">t</m:t>
+              </m:r>
+            </m:sub>
+          </m:sSub>
+          <m:r>
+            <w:rPr>
+              <w:rFonts w:ascii="Cambria Math" w:hAnsi="Cambria Math"/>
+              <w:sz w:val="24"/>
+              <w:szCs w:val="24"/>
+            </w:rPr>
+            <m:t xml:space="preserve">·</m:t>
+          </m:r>
+          <m:sSub>
+            <m:e>
+              <m:r>
+                <w:rPr>
+                  <w:rFonts w:ascii="Cambria Math" w:hAnsi="Cambria Math"/>
+                  <w:sz w:val="24"/>
+                  <w:szCs w:val="24"/>
+                </w:rPr>
+                <m:t xml:space="preserve">r</m:t>
+              </m:r>
+            </m:e>
+            <m:sub>
+              <m:r>
+                <w:rPr>
+                  <w:rFonts w:ascii="Cambria Math" w:hAnsi="Cambria Math"/>
+                  <w:sz w:val="24"/>
+                  <w:szCs w:val="24"/>
+                </w:rPr>
+                <m:t xml:space="preserve">x</m:t>
+              </m:r>
+              <m:r>
+                <w:rPr>
+                  <w:rFonts w:ascii="Cambria Math" w:hAnsi="Cambria Math"/>
+                  <w:sz w:val="24"/>
+                  <w:szCs w:val="24"/>
+                </w:rPr>
+                <m:t xml:space="preserve">+</m:t>
+              </m:r>
+              <m:r>
+                <w:rPr>
+                  <w:rFonts w:ascii="Cambria Math" w:hAnsi="Cambria Math"/>
+                  <w:sz w:val="24"/>
+                  <w:szCs w:val="24"/>
+                </w:rPr>
+                <m:t xml:space="preserve">t</m:t>
+              </m:r>
+            </m:sub>
+          </m:sSub>
+          <m:r>
+            <w:rPr>
+              <w:rFonts w:ascii="Cambria Math" w:hAnsi="Cambria Math"/>
+              <w:sz w:val="24"/>
+              <w:szCs w:val="24"/>
+            </w:rPr>
+            <m:t xml:space="preserve">·</m:t>
+          </m:r>
+          <m:sSup>
+            <m:e>
+              <m:r>
+                <w:rPr>
+                  <w:rFonts w:ascii="Cambria Math" w:hAnsi="Cambria Math"/>
+                  <w:sz w:val="24"/>
+                  <w:szCs w:val="24"/>
+                </w:rPr>
+                <m:t xml:space="preserve">v</m:t>
+              </m:r>
+            </m:e>
+            <m:sup>
+              <m:r>
+                <w:rPr>
+                  <w:rFonts w:ascii="Cambria Math" w:hAnsi="Cambria Math"/>
+                  <w:sz w:val="24"/>
+                  <w:szCs w:val="24"/>
+                </w:rPr>
+                <m:t xml:space="preserve">t</m:t>
+              </m:r>
+              <m:r>
+                <w:rPr>
+                  <w:rFonts w:ascii="Cambria Math" w:hAnsi="Cambria Math"/>
+                  <w:sz w:val="24"/>
+                  <w:szCs w:val="24"/>
+                </w:rPr>
+                <m:t xml:space="preserve">+½</m:t>
+              </m:r>
+            </m:sup>
+          </m:sSup>
+        </m:oMath>
+      </m:oMathPara>
+    </w:p>
+    <w:p>
+      <w:pPr>
+        <w:pStyle w:val="FormulaText"/>
+      </w:pPr>
+      <w:r>
+        <w:t xml:space="preserve">보험금 현가의 누계</w:t>
+      </w:r>
+    </w:p>
+    <w:p>
+      <w:pPr>
+        <w:pStyle w:val="Formula"/>
+      </w:pPr>
+      <m:oMathPara>
+        <m:oMathParaPr>
+          <m:jc m:val="left"/>
+        </m:oMathParaPr>
+        <m:oMath>
+          <m:sSub>
+            <m:e>
+              <m:r>
+                <w:rPr>
+                  <w:rFonts w:ascii="Cambria Math" w:hAnsi="Cambria Math"/>
+                  <w:sz w:val="24"/>
+                  <w:szCs w:val="24"/>
+                </w:rPr>
+                <m:t xml:space="preserve">M</m:t>
+              </m:r>
+            </m:e>
+            <m:sub>
+              <m:r>
+                <w:rPr>
+                  <w:rFonts w:ascii="Cambria Math" w:hAnsi="Cambria Math"/>
+                  <w:sz w:val="24"/>
+                  <w:szCs w:val="24"/>
+                </w:rPr>
+                <m:t xml:space="preserve">x</m:t>
+              </m:r>
+              <m:r>
+                <w:rPr>
+                  <w:rFonts w:ascii="Cambria Math" w:hAnsi="Cambria Math"/>
+                  <w:sz w:val="24"/>
+                  <w:szCs w:val="24"/>
+                </w:rPr>
+                <m:t xml:space="preserve">+</m:t>
+              </m:r>
+              <m:r>
+                <w:rPr>
+                  <w:rFonts w:ascii="Cambria Math" w:hAnsi="Cambria Math"/>
+                  <w:sz w:val="24"/>
+                  <w:szCs w:val="24"/>
+                </w:rPr>
+                <m:t xml:space="preserve">t</m:t>
+              </m:r>
+            </m:sub>
+          </m:sSub>
+          <m:r>
+            <w:rPr>
+              <w:rFonts w:ascii="Cambria Math" w:hAnsi="Cambria Math"/>
+              <w:sz w:val="24"/>
+              <w:szCs w:val="24"/>
+            </w:rPr>
+            <m:t xml:space="preserve"> = </m:t>
+          </m:r>
+          <m:sSubSup>
+            <m:e>
+              <m:r>
+                <w:rPr>
+                  <w:rFonts w:ascii="Cambria Math" w:hAnsi="Cambria Math"/>
+                  <w:sz w:val="24"/>
+                  <w:szCs w:val="24"/>
+                </w:rPr>
+                <m:t xml:space="preserve">Σ</m:t>
+              </m:r>
+            </m:e>
+            <m:sub>
+              <m:r>
+                <w:rPr>
+                  <w:rFonts w:ascii="Cambria Math" w:hAnsi="Cambria Math"/>
+                  <w:sz w:val="24"/>
+                  <w:szCs w:val="24"/>
+                </w:rPr>
+                <m:t xml:space="preserve">u</m:t>
+              </m:r>
+              <m:r>
+                <w:rPr>
+                  <w:rFonts w:ascii="Cambria Math" w:hAnsi="Cambria Math"/>
+                  <w:sz w:val="24"/>
+                  <w:szCs w:val="24"/>
+                </w:rPr>
+                <m:t xml:space="preserve">=</m:t>
+              </m:r>
+              <m:r>
+                <w:rPr>
+                  <w:rFonts w:ascii="Cambria Math" w:hAnsi="Cambria Math"/>
+                  <w:sz w:val="24"/>
+                  <w:szCs w:val="24"/>
+                </w:rPr>
+                <m:t xml:space="preserve">t</m:t>
+              </m:r>
+            </m:sub>
+            <m:sup>
+              <m:r>
+                <w:rPr>
+                  <w:rFonts w:ascii="Cambria Math" w:hAnsi="Cambria Math"/>
+                  <w:sz w:val="24"/>
+                  <w:szCs w:val="24"/>
+                </w:rPr>
+                <m:t xml:space="preserve">n</m:t>
+              </m:r>
+              <m:r>
+                <w:rPr>
+                  <w:rFonts w:ascii="Cambria Math" w:hAnsi="Cambria Math"/>
+                  <w:sz w:val="24"/>
+                  <w:szCs w:val="24"/>
+                </w:rPr>
+                <m:t xml:space="preserve">−</m:t>
+              </m:r>
+              <m:r>
+                <w:rPr>
+                  <w:rFonts w:ascii="Cambria Math" w:hAnsi="Cambria Math"/>
+                  <w:sz w:val="24"/>
+                  <w:szCs w:val="24"/>
+                </w:rPr>
+                <m:t xml:space="preserve">1</m:t>
+              </m:r>
+            </m:sup>
+          </m:sSubSup>
+          <m:r>
+            <w:rPr>
+              <w:rFonts w:ascii="Cambria Math" w:hAnsi="Cambria Math"/>
+              <w:sz w:val="24"/>
+              <w:szCs w:val="24"/>
+            </w:rPr>
+            <m:t xml:space="preserve"> </m:t>
+          </m:r>
+          <m:sSub>
+            <m:e>
+              <m:r>
+                <w:rPr>
+                  <w:rFonts w:ascii="Cambria Math" w:hAnsi="Cambria Math"/>
+                  <w:sz w:val="24"/>
+                  <w:szCs w:val="24"/>
+                </w:rPr>
+                <m:t xml:space="preserve">S</m:t>
+              </m:r>
+            </m:e>
+            <m:sub>
+              <m:r>
+                <w:rPr>
+                  <w:rFonts w:ascii="Cambria Math" w:hAnsi="Cambria Math"/>
+                  <w:sz w:val="24"/>
+                  <w:szCs w:val="24"/>
+                </w:rPr>
+                <m:t xml:space="preserve">u</m:t>
+              </m:r>
+            </m:sub>
+          </m:sSub>
+          <m:r>
+            <w:rPr>
+              <w:rFonts w:ascii="Cambria Math" w:hAnsi="Cambria Math"/>
+              <w:sz w:val="24"/>
+              <w:szCs w:val="24"/>
+            </w:rPr>
+            <m:t xml:space="preserve">·</m:t>
+          </m:r>
+          <m:sSub>
+            <m:e>
+              <m:r>
+                <w:rPr>
+                  <w:rFonts w:ascii="Cambria Math" w:hAnsi="Cambria Math"/>
+                  <w:sz w:val="24"/>
+                  <w:szCs w:val="24"/>
+                </w:rPr>
+                <m:t xml:space="preserve">C</m:t>
+              </m:r>
+            </m:e>
+            <m:sub>
+              <m:r>
+                <w:rPr>
+                  <w:rFonts w:ascii="Cambria Math" w:hAnsi="Cambria Math"/>
+                  <w:sz w:val="24"/>
+                  <w:szCs w:val="24"/>
+                </w:rPr>
+                <m:t xml:space="preserve">x</m:t>
+              </m:r>
+              <m:r>
+                <w:rPr>
+                  <w:rFonts w:ascii="Cambria Math" w:hAnsi="Cambria Math"/>
+                  <w:sz w:val="24"/>
+                  <w:szCs w:val="24"/>
+                </w:rPr>
+                <m:t xml:space="preserve">+</m:t>
+              </m:r>
+              <m:r>
+                <w:rPr>
+                  <w:rFonts w:ascii="Cambria Math" w:hAnsi="Cambria Math"/>
+                  <w:sz w:val="24"/>
+                  <w:szCs w:val="24"/>
+                </w:rPr>
+                <m:t xml:space="preserve">u</m:t>
+              </m:r>
+            </m:sub>
+          </m:sSub>
+        </m:oMath>
+      </m:oMathPara>
+    </w:p>
+    <w:p>
+      <w:pPr>
+        <w:pStyle w:val="FormulaText"/>
+      </w:pPr>
+      <w:r>
+        <w:t xml:space="preserve">보험금 현가 (PVB) — 보장금액 1원당</w:t>
+      </w:r>
+    </w:p>
+    <w:p>
+      <w:pPr>
+        <w:pStyle w:val="Formula"/>
+      </w:pPr>
+      <m:oMathPara>
+        <m:oMathParaPr>
+          <m:jc m:val="left"/>
+        </m:oMathParaPr>
+        <m:oMath>
           <m:r>
             <m:rPr>
               <m:nor/>
@@ -4604,7 +7737,536 @@
         <w:pStyle w:val="Note"/>
       </w:pPr>
       <w:r>
-        <w:t xml:space="preserve">※ 보장금액 가입금액의 1배 · 80세까지 · 면책·삭감 없음 · 집단 “사망 · 2대질병”. 진단 확정 시 지급하고 그 담보는 소멸한다.</w:t>
+        <w:t xml:space="preserve">※ 보장금액 가입금액의 1배 · 80세 만기 · 면책·삭감 없음 · 집단 “사망 · 뇌출혈”. 진단 확정 시 지급하고 그 담보는 소멸한다.</w:t>
+      </w:r>
+    </w:p>
+    <w:p>
+      <w:pPr>
+        <w:pStyle w:val="FormulaLabel"/>
+      </w:pPr>
+      <w:r>
+        <w:t xml:space="preserve">[식] 보험금의 현가 — 급성심근경색증 진단</w:t>
+      </w:r>
+    </w:p>
+    <w:p>
+      <w:pPr>
+        <w:pStyle w:val="FormulaText"/>
+      </w:pPr>
+      <w:r>
+        <w:t xml:space="preserve">보장금액의 배수</w:t>
+      </w:r>
+    </w:p>
+    <w:p>
+      <w:pPr>
+        <w:pStyle w:val="Formula"/>
+      </w:pPr>
+      <m:oMathPara>
+        <m:oMathParaPr>
+          <m:jc m:val="left"/>
+        </m:oMathParaPr>
+        <m:oMath>
+          <m:sSub>
+            <m:e>
+              <m:r>
+                <w:rPr>
+                  <w:rFonts w:ascii="Cambria Math" w:hAnsi="Cambria Math"/>
+                  <w:sz w:val="24"/>
+                  <w:szCs w:val="24"/>
+                </w:rPr>
+                <m:t xml:space="preserve">S</m:t>
+              </m:r>
+            </m:e>
+            <m:sub>
+              <m:r>
+                <w:rPr>
+                  <w:rFonts w:ascii="Cambria Math" w:hAnsi="Cambria Math"/>
+                  <w:sz w:val="24"/>
+                  <w:szCs w:val="24"/>
+                </w:rPr>
+                <m:t xml:space="preserve">t</m:t>
+              </m:r>
+            </m:sub>
+          </m:sSub>
+          <m:r>
+            <w:rPr>
+              <w:rFonts w:ascii="Cambria Math" w:hAnsi="Cambria Math"/>
+              <w:sz w:val="24"/>
+              <w:szCs w:val="24"/>
+            </w:rPr>
+            <m:t xml:space="preserve"> = </m:t>
+          </m:r>
+          <m:r>
+            <w:rPr>
+              <w:rFonts w:ascii="Cambria Math" w:hAnsi="Cambria Math"/>
+              <w:sz w:val="24"/>
+              <w:szCs w:val="24"/>
+            </w:rPr>
+            <m:t xml:space="preserve">1</m:t>
+          </m:r>
+        </m:oMath>
+      </m:oMathPara>
+    </w:p>
+    <w:p>
+      <w:pPr>
+        <w:pStyle w:val="FormulaText"/>
+      </w:pPr>
+      <w:r>
+        <w:t xml:space="preserve">급부 발생자</w:t>
+      </w:r>
+    </w:p>
+    <w:p>
+      <w:pPr>
+        <w:pStyle w:val="Formula"/>
+      </w:pPr>
+      <m:oMathPara>
+        <m:oMathParaPr>
+          <m:jc m:val="left"/>
+        </m:oMathParaPr>
+        <m:oMath>
+          <m:sSub>
+            <m:e>
+              <m:r>
+                <w:rPr>
+                  <w:rFonts w:ascii="Cambria Math" w:hAnsi="Cambria Math"/>
+                  <w:sz w:val="24"/>
+                  <w:szCs w:val="24"/>
+                </w:rPr>
+                <m:t xml:space="preserve">C</m:t>
+              </m:r>
+            </m:e>
+            <m:sub>
+              <m:r>
+                <w:rPr>
+                  <w:rFonts w:ascii="Cambria Math" w:hAnsi="Cambria Math"/>
+                  <w:sz w:val="24"/>
+                  <w:szCs w:val="24"/>
+                </w:rPr>
+                <m:t xml:space="preserve">x</m:t>
+              </m:r>
+              <m:r>
+                <w:rPr>
+                  <w:rFonts w:ascii="Cambria Math" w:hAnsi="Cambria Math"/>
+                  <w:sz w:val="24"/>
+                  <w:szCs w:val="24"/>
+                </w:rPr>
+                <m:t xml:space="preserve">+</m:t>
+              </m:r>
+              <m:r>
+                <w:rPr>
+                  <w:rFonts w:ascii="Cambria Math" w:hAnsi="Cambria Math"/>
+                  <w:sz w:val="24"/>
+                  <w:szCs w:val="24"/>
+                </w:rPr>
+                <m:t xml:space="preserve">t</m:t>
+              </m:r>
+            </m:sub>
+          </m:sSub>
+          <m:r>
+            <w:rPr>
+              <w:rFonts w:ascii="Cambria Math" w:hAnsi="Cambria Math"/>
+              <w:sz w:val="24"/>
+              <w:szCs w:val="24"/>
+            </w:rPr>
+            <m:t xml:space="preserve"> = </m:t>
+          </m:r>
+          <m:sSub>
+            <m:e>
+              <m:r>
+                <w:rPr>
+                  <w:rFonts w:ascii="Cambria Math" w:hAnsi="Cambria Math"/>
+                  <w:sz w:val="24"/>
+                  <w:szCs w:val="24"/>
+                </w:rPr>
+                <m:t xml:space="preserve">l</m:t>
+              </m:r>
+            </m:e>
+            <m:sub>
+              <m:r>
+                <w:rPr>
+                  <w:rFonts w:ascii="Cambria Math" w:hAnsi="Cambria Math"/>
+                  <w:sz w:val="24"/>
+                  <w:szCs w:val="24"/>
+                </w:rPr>
+                <m:t xml:space="preserve">x</m:t>
+              </m:r>
+              <m:r>
+                <w:rPr>
+                  <w:rFonts w:ascii="Cambria Math" w:hAnsi="Cambria Math"/>
+                  <w:sz w:val="24"/>
+                  <w:szCs w:val="24"/>
+                </w:rPr>
+                <m:t xml:space="preserve">+</m:t>
+              </m:r>
+              <m:r>
+                <w:rPr>
+                  <w:rFonts w:ascii="Cambria Math" w:hAnsi="Cambria Math"/>
+                  <w:sz w:val="24"/>
+                  <w:szCs w:val="24"/>
+                </w:rPr>
+                <m:t xml:space="preserve">t</m:t>
+              </m:r>
+            </m:sub>
+          </m:sSub>
+          <m:r>
+            <w:rPr>
+              <w:rFonts w:ascii="Cambria Math" w:hAnsi="Cambria Math"/>
+              <w:sz w:val="24"/>
+              <w:szCs w:val="24"/>
+            </w:rPr>
+            <m:t xml:space="preserve">·</m:t>
+          </m:r>
+          <m:sSub>
+            <m:e>
+              <m:r>
+                <w:rPr>
+                  <w:rFonts w:ascii="Cambria Math" w:hAnsi="Cambria Math"/>
+                  <w:sz w:val="24"/>
+                  <w:szCs w:val="24"/>
+                </w:rPr>
+                <m:t xml:space="preserve">r</m:t>
+              </m:r>
+            </m:e>
+            <m:sub>
+              <m:r>
+                <w:rPr>
+                  <w:rFonts w:ascii="Cambria Math" w:hAnsi="Cambria Math"/>
+                  <w:sz w:val="24"/>
+                  <w:szCs w:val="24"/>
+                </w:rPr>
+                <m:t xml:space="preserve">x</m:t>
+              </m:r>
+              <m:r>
+                <w:rPr>
+                  <w:rFonts w:ascii="Cambria Math" w:hAnsi="Cambria Math"/>
+                  <w:sz w:val="24"/>
+                  <w:szCs w:val="24"/>
+                </w:rPr>
+                <m:t xml:space="preserve">+</m:t>
+              </m:r>
+              <m:r>
+                <w:rPr>
+                  <w:rFonts w:ascii="Cambria Math" w:hAnsi="Cambria Math"/>
+                  <w:sz w:val="24"/>
+                  <w:szCs w:val="24"/>
+                </w:rPr>
+                <m:t xml:space="preserve">t</m:t>
+              </m:r>
+            </m:sub>
+          </m:sSub>
+          <m:r>
+            <w:rPr>
+              <w:rFonts w:ascii="Cambria Math" w:hAnsi="Cambria Math"/>
+              <w:sz w:val="24"/>
+              <w:szCs w:val="24"/>
+            </w:rPr>
+            <m:t xml:space="preserve">·</m:t>
+          </m:r>
+          <m:sSup>
+            <m:e>
+              <m:r>
+                <w:rPr>
+                  <w:rFonts w:ascii="Cambria Math" w:hAnsi="Cambria Math"/>
+                  <w:sz w:val="24"/>
+                  <w:szCs w:val="24"/>
+                </w:rPr>
+                <m:t xml:space="preserve">v</m:t>
+              </m:r>
+            </m:e>
+            <m:sup>
+              <m:r>
+                <w:rPr>
+                  <w:rFonts w:ascii="Cambria Math" w:hAnsi="Cambria Math"/>
+                  <w:sz w:val="24"/>
+                  <w:szCs w:val="24"/>
+                </w:rPr>
+                <m:t xml:space="preserve">t</m:t>
+              </m:r>
+              <m:r>
+                <w:rPr>
+                  <w:rFonts w:ascii="Cambria Math" w:hAnsi="Cambria Math"/>
+                  <w:sz w:val="24"/>
+                  <w:szCs w:val="24"/>
+                </w:rPr>
+                <m:t xml:space="preserve">+½</m:t>
+              </m:r>
+            </m:sup>
+          </m:sSup>
+        </m:oMath>
+      </m:oMathPara>
+    </w:p>
+    <w:p>
+      <w:pPr>
+        <w:pStyle w:val="FormulaText"/>
+      </w:pPr>
+      <w:r>
+        <w:t xml:space="preserve">보험금 현가의 누계</w:t>
+      </w:r>
+    </w:p>
+    <w:p>
+      <w:pPr>
+        <w:pStyle w:val="Formula"/>
+      </w:pPr>
+      <m:oMathPara>
+        <m:oMathParaPr>
+          <m:jc m:val="left"/>
+        </m:oMathParaPr>
+        <m:oMath>
+          <m:sSub>
+            <m:e>
+              <m:r>
+                <w:rPr>
+                  <w:rFonts w:ascii="Cambria Math" w:hAnsi="Cambria Math"/>
+                  <w:sz w:val="24"/>
+                  <w:szCs w:val="24"/>
+                </w:rPr>
+                <m:t xml:space="preserve">M</m:t>
+              </m:r>
+            </m:e>
+            <m:sub>
+              <m:r>
+                <w:rPr>
+                  <w:rFonts w:ascii="Cambria Math" w:hAnsi="Cambria Math"/>
+                  <w:sz w:val="24"/>
+                  <w:szCs w:val="24"/>
+                </w:rPr>
+                <m:t xml:space="preserve">x</m:t>
+              </m:r>
+              <m:r>
+                <w:rPr>
+                  <w:rFonts w:ascii="Cambria Math" w:hAnsi="Cambria Math"/>
+                  <w:sz w:val="24"/>
+                  <w:szCs w:val="24"/>
+                </w:rPr>
+                <m:t xml:space="preserve">+</m:t>
+              </m:r>
+              <m:r>
+                <w:rPr>
+                  <w:rFonts w:ascii="Cambria Math" w:hAnsi="Cambria Math"/>
+                  <w:sz w:val="24"/>
+                  <w:szCs w:val="24"/>
+                </w:rPr>
+                <m:t xml:space="preserve">t</m:t>
+              </m:r>
+            </m:sub>
+          </m:sSub>
+          <m:r>
+            <w:rPr>
+              <w:rFonts w:ascii="Cambria Math" w:hAnsi="Cambria Math"/>
+              <w:sz w:val="24"/>
+              <w:szCs w:val="24"/>
+            </w:rPr>
+            <m:t xml:space="preserve"> = </m:t>
+          </m:r>
+          <m:sSubSup>
+            <m:e>
+              <m:r>
+                <w:rPr>
+                  <w:rFonts w:ascii="Cambria Math" w:hAnsi="Cambria Math"/>
+                  <w:sz w:val="24"/>
+                  <w:szCs w:val="24"/>
+                </w:rPr>
+                <m:t xml:space="preserve">Σ</m:t>
+              </m:r>
+            </m:e>
+            <m:sub>
+              <m:r>
+                <w:rPr>
+                  <w:rFonts w:ascii="Cambria Math" w:hAnsi="Cambria Math"/>
+                  <w:sz w:val="24"/>
+                  <w:szCs w:val="24"/>
+                </w:rPr>
+                <m:t xml:space="preserve">u</m:t>
+              </m:r>
+              <m:r>
+                <w:rPr>
+                  <w:rFonts w:ascii="Cambria Math" w:hAnsi="Cambria Math"/>
+                  <w:sz w:val="24"/>
+                  <w:szCs w:val="24"/>
+                </w:rPr>
+                <m:t xml:space="preserve">=</m:t>
+              </m:r>
+              <m:r>
+                <w:rPr>
+                  <w:rFonts w:ascii="Cambria Math" w:hAnsi="Cambria Math"/>
+                  <w:sz w:val="24"/>
+                  <w:szCs w:val="24"/>
+                </w:rPr>
+                <m:t xml:space="preserve">t</m:t>
+              </m:r>
+            </m:sub>
+            <m:sup>
+              <m:r>
+                <w:rPr>
+                  <w:rFonts w:ascii="Cambria Math" w:hAnsi="Cambria Math"/>
+                  <w:sz w:val="24"/>
+                  <w:szCs w:val="24"/>
+                </w:rPr>
+                <m:t xml:space="preserve">n</m:t>
+              </m:r>
+              <m:r>
+                <w:rPr>
+                  <w:rFonts w:ascii="Cambria Math" w:hAnsi="Cambria Math"/>
+                  <w:sz w:val="24"/>
+                  <w:szCs w:val="24"/>
+                </w:rPr>
+                <m:t xml:space="preserve">−</m:t>
+              </m:r>
+              <m:r>
+                <w:rPr>
+                  <w:rFonts w:ascii="Cambria Math" w:hAnsi="Cambria Math"/>
+                  <w:sz w:val="24"/>
+                  <w:szCs w:val="24"/>
+                </w:rPr>
+                <m:t xml:space="preserve">1</m:t>
+              </m:r>
+            </m:sup>
+          </m:sSubSup>
+          <m:r>
+            <w:rPr>
+              <w:rFonts w:ascii="Cambria Math" w:hAnsi="Cambria Math"/>
+              <w:sz w:val="24"/>
+              <w:szCs w:val="24"/>
+            </w:rPr>
+            <m:t xml:space="preserve"> </m:t>
+          </m:r>
+          <m:sSub>
+            <m:e>
+              <m:r>
+                <w:rPr>
+                  <w:rFonts w:ascii="Cambria Math" w:hAnsi="Cambria Math"/>
+                  <w:sz w:val="24"/>
+                  <w:szCs w:val="24"/>
+                </w:rPr>
+                <m:t xml:space="preserve">S</m:t>
+              </m:r>
+            </m:e>
+            <m:sub>
+              <m:r>
+                <w:rPr>
+                  <w:rFonts w:ascii="Cambria Math" w:hAnsi="Cambria Math"/>
+                  <w:sz w:val="24"/>
+                  <w:szCs w:val="24"/>
+                </w:rPr>
+                <m:t xml:space="preserve">u</m:t>
+              </m:r>
+            </m:sub>
+          </m:sSub>
+          <m:r>
+            <w:rPr>
+              <w:rFonts w:ascii="Cambria Math" w:hAnsi="Cambria Math"/>
+              <w:sz w:val="24"/>
+              <w:szCs w:val="24"/>
+            </w:rPr>
+            <m:t xml:space="preserve">·</m:t>
+          </m:r>
+          <m:sSub>
+            <m:e>
+              <m:r>
+                <w:rPr>
+                  <w:rFonts w:ascii="Cambria Math" w:hAnsi="Cambria Math"/>
+                  <w:sz w:val="24"/>
+                  <w:szCs w:val="24"/>
+                </w:rPr>
+                <m:t xml:space="preserve">C</m:t>
+              </m:r>
+            </m:e>
+            <m:sub>
+              <m:r>
+                <w:rPr>
+                  <w:rFonts w:ascii="Cambria Math" w:hAnsi="Cambria Math"/>
+                  <w:sz w:val="24"/>
+                  <w:szCs w:val="24"/>
+                </w:rPr>
+                <m:t xml:space="preserve">x</m:t>
+              </m:r>
+              <m:r>
+                <w:rPr>
+                  <w:rFonts w:ascii="Cambria Math" w:hAnsi="Cambria Math"/>
+                  <w:sz w:val="24"/>
+                  <w:szCs w:val="24"/>
+                </w:rPr>
+                <m:t xml:space="preserve">+</m:t>
+              </m:r>
+              <m:r>
+                <w:rPr>
+                  <w:rFonts w:ascii="Cambria Math" w:hAnsi="Cambria Math"/>
+                  <w:sz w:val="24"/>
+                  <w:szCs w:val="24"/>
+                </w:rPr>
+                <m:t xml:space="preserve">u</m:t>
+              </m:r>
+            </m:sub>
+          </m:sSub>
+        </m:oMath>
+      </m:oMathPara>
+    </w:p>
+    <w:p>
+      <w:pPr>
+        <w:pStyle w:val="FormulaText"/>
+      </w:pPr>
+      <w:r>
+        <w:t xml:space="preserve">보험금 현가 (PVB) — 보장금액 1원당</w:t>
+      </w:r>
+    </w:p>
+    <w:p>
+      <w:pPr>
+        <w:pStyle w:val="Formula"/>
+      </w:pPr>
+      <m:oMathPara>
+        <m:oMathParaPr>
+          <m:jc m:val="left"/>
+        </m:oMathParaPr>
+        <m:oMath>
+          <m:r>
+            <m:rPr>
+              <m:nor/>
+            </m:rPr>
+            <w:rPr>
+              <w:rFonts w:ascii="Cambria Math" w:hAnsi="Cambria Math"/>
+              <w:sz w:val="24"/>
+              <w:szCs w:val="24"/>
+            </w:rPr>
+            <m:t xml:space="preserve">PVB</m:t>
+          </m:r>
+          <m:r>
+            <w:rPr>
+              <w:rFonts w:ascii="Cambria Math" w:hAnsi="Cambria Math"/>
+              <w:sz w:val="24"/>
+              <w:szCs w:val="24"/>
+            </w:rPr>
+            <m:t xml:space="preserve"> = </m:t>
+          </m:r>
+          <m:sSub>
+            <m:e>
+              <m:r>
+                <w:rPr>
+                  <w:rFonts w:ascii="Cambria Math" w:hAnsi="Cambria Math"/>
+                  <w:sz w:val="24"/>
+                  <w:szCs w:val="24"/>
+                </w:rPr>
+                <m:t xml:space="preserve">M</m:t>
+              </m:r>
+            </m:e>
+            <m:sub>
+              <m:r>
+                <w:rPr>
+                  <w:rFonts w:ascii="Cambria Math" w:hAnsi="Cambria Math"/>
+                  <w:sz w:val="24"/>
+                  <w:szCs w:val="24"/>
+                </w:rPr>
+                <m:t xml:space="preserve">x</m:t>
+              </m:r>
+            </m:sub>
+          </m:sSub>
+        </m:oMath>
+      </m:oMathPara>
+    </w:p>
+    <w:p>
+      <w:pPr>
+        <w:pStyle w:val="Note"/>
+      </w:pPr>
+      <w:r>
+        <w:t xml:space="preserve">※ 보장금액 가입금액의 1배 · 80세 만기 · 면책·삭감 없음 · 집단 “사망 · 급성심근경색증”. 진단 확정 시 지급하고 그 담보는 소멸한다.</w:t>
       </w:r>
     </w:p>
     <w:p>

--- a/standards/표준_산출방법서_질병보험.docx
+++ b/standards/표준_산출방법서_질병보험.docx
@@ -1162,7 +1162,7 @@
     </w:p>
     <w:p>
       <w:r>
-        <w:t xml:space="preserve">f 는 집단마다 다르다 — 그 집단의 탈퇴 사유이기도 한 사유는 이미 탈퇴로 줄었으므로 f 에서 뺀다(라. 유지자수·납입자수).</w:t>
+        <w:t xml:space="preserve">납입자수는 보험료 계산에 하나만 쓴다 — 계약을 끝내는 탈퇴 사유(모든 담보에 공통, 보통 사망)와 이 납입면제 사유로 준다(라. 유지자수·납입자수).</w:t>
       </w:r>
     </w:p>
     <w:p>
@@ -1196,7 +1196,7 @@
         <w:t xml:space="preserve">x+t</w:t>
       </w:r>
       <w:r>
-        <w:t xml:space="preserve"> : 그 집단에서 납입만 면제되는 사유의 발생률 — 위 사유 가운데 그 집단의 탈퇴 사유가 아닌 것</w:t>
+        <w:t xml:space="preserve"> : 납입을 멈추게 하는 질병의 발생률 — 납입면제 사유(와 모든 담보에 공통인 질병 탈퇴 사유)</w:t>
       </w:r>
     </w:p>
     <w:p>
@@ -1286,15 +1286,15 @@
             </w:rPr>
             <m:t xml:space="preserve"> − </m:t>
           </m:r>
-          <m:sSub>
-            <m:e>
-              <m:r>
-                <w:rPr>
-                  <w:rFonts w:ascii="Cambria Math" w:hAnsi="Cambria Math"/>
-                  <w:sz w:val="24"/>
-                  <w:szCs w:val="24"/>
-                </w:rPr>
-                <m:t xml:space="preserve">r</m:t>
+          <m:sSubSup>
+            <m:e>
+              <m:r>
+                <w:rPr>
+                  <w:rFonts w:ascii="Cambria Math" w:hAnsi="Cambria Math"/>
+                  <w:sz w:val="24"/>
+                  <w:szCs w:val="24"/>
+                </w:rPr>
+                <m:t xml:space="preserve">f</m:t>
               </m:r>
             </m:e>
             <m:sub>
@@ -1323,7 +1323,33 @@
                 <m:t xml:space="preserve">t</m:t>
               </m:r>
             </m:sub>
-          </m:sSub>
+            <m:sup>
+              <m:r>
+                <w:rPr>
+                  <w:rFonts w:ascii="Cambria Math" w:hAnsi="Cambria Math"/>
+                  <w:sz w:val="24"/>
+                  <w:szCs w:val="24"/>
+                </w:rPr>
+                <m:t xml:space="preserve">(</m:t>
+              </m:r>
+              <m:r>
+                <w:rPr>
+                  <w:rFonts w:ascii="Cambria Math" w:hAnsi="Cambria Math"/>
+                  <w:sz w:val="24"/>
+                  <w:szCs w:val="24"/>
+                </w:rPr>
+                <m:t xml:space="preserve">1</m:t>
+              </m:r>
+              <m:r>
+                <w:rPr>
+                  <w:rFonts w:ascii="Cambria Math" w:hAnsi="Cambria Math"/>
+                  <w:sz w:val="24"/>
+                  <w:szCs w:val="24"/>
+                </w:rPr>
+                <m:t xml:space="preserve">)</m:t>
+              </m:r>
+            </m:sup>
+          </m:sSubSup>
           <m:r>
             <w:rPr>
               <w:rFonts w:ascii="Cambria Math" w:hAnsi="Cambria Math"/>
@@ -1360,7 +1386,7 @@
             </w:rPr>
             <m:t xml:space="preserve">− </m:t>
           </m:r>
-          <m:sSub>
+          <m:sSubSup>
             <m:e>
               <m:r>
                 <w:rPr>
@@ -1397,7 +1423,33 @@
                 <m:t xml:space="preserve">t</m:t>
               </m:r>
             </m:sub>
-          </m:sSub>
+            <m:sup>
+              <m:r>
+                <w:rPr>
+                  <w:rFonts w:ascii="Cambria Math" w:hAnsi="Cambria Math"/>
+                  <w:sz w:val="24"/>
+                  <w:szCs w:val="24"/>
+                </w:rPr>
+                <m:t xml:space="preserve">(</m:t>
+              </m:r>
+              <m:r>
+                <w:rPr>
+                  <w:rFonts w:ascii="Cambria Math" w:hAnsi="Cambria Math"/>
+                  <w:sz w:val="24"/>
+                  <w:szCs w:val="24"/>
+                </w:rPr>
+                <m:t xml:space="preserve">2</m:t>
+              </m:r>
+              <m:r>
+                <w:rPr>
+                  <w:rFonts w:ascii="Cambria Math" w:hAnsi="Cambria Math"/>
+                  <w:sz w:val="24"/>
+                  <w:szCs w:val="24"/>
+                </w:rPr>
+                <m:t xml:space="preserve">)</m:t>
+              </m:r>
+            </m:sup>
+          </m:sSubSup>
           <m:r>
             <w:rPr>
               <w:rFonts w:ascii="Cambria Math" w:hAnsi="Cambria Math"/>
@@ -1415,7 +1467,7 @@
               <w:sz w:val="24"/>
               <w:szCs w:val="24"/>
             </w:rPr>
-            <m:t xml:space="preserve">그</m:t>
+            <m:t xml:space="preserve">질병끼리는</m:t>
           </m:r>
           <m:r>
             <w:rPr>
@@ -1424,120 +1476,6 @@
               <w:szCs w:val="24"/>
             </w:rPr>
             <m:t xml:space="preserve"> </m:t>
-          </m:r>
-          <m:r>
-            <m:rPr>
-              <m:nor/>
-            </m:rPr>
-            <w:rPr>
-              <w:rFonts w:ascii="Cambria Math" w:hAnsi="Cambria Math"/>
-              <w:sz w:val="24"/>
-              <w:szCs w:val="24"/>
-            </w:rPr>
-            <m:t xml:space="preserve">집단의</m:t>
-          </m:r>
-          <m:r>
-            <w:rPr>
-              <w:rFonts w:ascii="Cambria Math" w:hAnsi="Cambria Math"/>
-              <w:sz w:val="24"/>
-              <w:szCs w:val="24"/>
-            </w:rPr>
-            <m:t xml:space="preserve"> </m:t>
-          </m:r>
-          <m:r>
-            <m:rPr>
-              <m:nor/>
-            </m:rPr>
-            <w:rPr>
-              <w:rFonts w:ascii="Cambria Math" w:hAnsi="Cambria Math"/>
-              <w:sz w:val="24"/>
-              <w:szCs w:val="24"/>
-            </w:rPr>
-            <m:t xml:space="preserve">탈퇴</m:t>
-          </m:r>
-          <m:r>
-            <w:rPr>
-              <w:rFonts w:ascii="Cambria Math" w:hAnsi="Cambria Math"/>
-              <w:sz w:val="24"/>
-              <w:szCs w:val="24"/>
-            </w:rPr>
-            <m:t xml:space="preserve"> </m:t>
-          </m:r>
-          <m:r>
-            <m:rPr>
-              <m:nor/>
-            </m:rPr>
-            <w:rPr>
-              <w:rFonts w:ascii="Cambria Math" w:hAnsi="Cambria Math"/>
-              <w:sz w:val="24"/>
-              <w:szCs w:val="24"/>
-            </w:rPr>
-            <m:t xml:space="preserve">질병과</m:t>
-          </m:r>
-          <m:r>
-            <w:rPr>
-              <w:rFonts w:ascii="Cambria Math" w:hAnsi="Cambria Math"/>
-              <w:sz w:val="24"/>
-              <w:szCs w:val="24"/>
-            </w:rPr>
-            <m:t xml:space="preserve"> </m:t>
-          </m:r>
-          <m:r>
-            <m:rPr>
-              <m:nor/>
-            </m:rPr>
-            <w:rPr>
-              <w:rFonts w:ascii="Cambria Math" w:hAnsi="Cambria Math"/>
-              <w:sz w:val="24"/>
-              <w:szCs w:val="24"/>
-            </w:rPr>
-            <m:t xml:space="preserve">납입면제</m:t>
-          </m:r>
-          <m:r>
-            <w:rPr>
-              <w:rFonts w:ascii="Cambria Math" w:hAnsi="Cambria Math"/>
-              <w:sz w:val="24"/>
-              <w:szCs w:val="24"/>
-            </w:rPr>
-            <m:t xml:space="preserve"> </m:t>
-          </m:r>
-          <m:r>
-            <m:rPr>
-              <m:nor/>
-            </m:rPr>
-            <w:rPr>
-              <w:rFonts w:ascii="Cambria Math" w:hAnsi="Cambria Math"/>
-              <w:sz w:val="24"/>
-              <w:szCs w:val="24"/>
-            </w:rPr>
-            <m:t xml:space="preserve">사유를</m:t>
-          </m:r>
-          <m:r>
-            <w:rPr>
-              <w:rFonts w:ascii="Cambria Math" w:hAnsi="Cambria Math"/>
-              <w:sz w:val="24"/>
-              <w:szCs w:val="24"/>
-            </w:rPr>
-            <m:t xml:space="preserve"> </m:t>
-          </m:r>
-          <m:r>
-            <m:rPr>
-              <m:nor/>
-            </m:rPr>
-            <w:rPr>
-              <w:rFonts w:ascii="Cambria Math" w:hAnsi="Cambria Math"/>
-              <w:sz w:val="24"/>
-              <w:szCs w:val="24"/>
-            </w:rPr>
-            <m:t xml:space="preserve">함께</m:t>
-          </m:r>
-          <m:r>
-            <w:rPr>
-              <w:rFonts w:ascii="Cambria Math" w:hAnsi="Cambria Math"/>
-              <w:sz w:val="24"/>
-              <w:szCs w:val="24"/>
-            </w:rPr>
-            <m:t xml:space="preserve">, </m:t>
           </m:r>
           <m:r>
             <m:rPr>
@@ -2405,7 +2343,7 @@
         <w:pStyle w:val="Note"/>
       </w:pPr>
       <w:r>
-        <w:t xml:space="preserve">※ 유지자수·납입자수의 집단 2개 — “사망 · 뇌출혈”(뇌출혈 진단), “사망 · 급성심근경색증”(급성심근경색증 진단). 집단마다 l · l′ 를 라. 에서 한 번만 낸다. 보장금액은 보험가입금액 × 배수이고, 보험료·준비금은 보장금액 1원당으로 낸 뒤 맨 뒤에서 곱한다.</w:t>
+        <w:t xml:space="preserve">※ 유지자수 집단 2개 — 유지자(사망X, 뇌출혈X)(뇌출혈 진단), 유지자(사망X, 급성심근경색증X)(급성심근경색증 진단). 유지자수 l 은 집단마다, 납입자수 l′ 는 납입자(사망X, 뇌출혈X, 급성심근경색증X) 하나로 라. 에서 낸다. 보장금액은 보험가입금액 × 배수이고, 보험료·준비금은 보장금액 1원당으로 낸 뒤 맨 뒤에서 곱한다.</w:t>
       </w:r>
     </w:p>
     <w:tbl>
@@ -2658,7 +2596,7 @@
               <w:spacing w:before="30" w:after="30"/>
             </w:pPr>
             <w:r>
-              <w:t xml:space="preserve">사망 · 뇌출혈</w:t>
+              <w:t xml:space="preserve">유지자(사망X, 뇌출혈X)</w:t>
             </w:r>
           </w:p>
         </w:tc>
@@ -2915,7 +2853,7 @@
               <w:spacing w:before="30" w:after="30"/>
             </w:pPr>
             <w:r>
-              <w:t xml:space="preserve">사망 · 급성심근경색증</w:t>
+              <w:t xml:space="preserve">유지자(사망X, 급성심근경색증X)</w:t>
             </w:r>
           </w:p>
         </w:tc>
@@ -3260,7 +3198,19 @@
               <w:spacing w:before="30" w:after="30"/>
             </w:pPr>
             <w:r>
-              <w:t xml:space="preserve">t시점 납입자수 — l 에서 납입만 면제되는 사유까지 뺀 사람 수</w:t>
+              <w:t xml:space="preserve">t시점 납입자수 (기준 인원 </w:t>
+            </w:r>
+            <w:r>
+              <w:t xml:space="preserve">l′</w:t>
+            </w:r>
+            <w:r>
+              <w:rPr>
+                <w:vertAlign w:val="subscript"/>
+              </w:rPr>
+              <w:t xml:space="preserve">x</w:t>
+            </w:r>
+            <w:r>
+              <w:t xml:space="preserve"> = 100,000) — 보험료(N*)에 쓰고 계약 전체에 하나다. 계약을 끝내는 탈퇴 사유와 납입면제 사유가 생기지 않은 사람 수</w:t>
             </w:r>
           </w:p>
         </w:tc>
@@ -3275,20 +3225,20 @@
               <w:spacing w:before="30" w:after="30"/>
             </w:pPr>
             <w:r>
-              <w:t xml:space="preserve">집단 1 — 사망 · 뇌출혈</w:t>
-            </w:r>
-          </w:p>
-        </w:tc>
-        <w:tc>
-          <w:tcPr>
-            <w:tcW w:w="0" w:type="auto"/>
-          </w:tcPr>
-          <w:p>
-            <w:pPr>
-              <w:spacing w:before="30" w:after="30"/>
-            </w:pPr>
-            <w:r>
-              <w:t xml:space="preserve">l : 사망 · 뇌출혈 가 생기지 않은 사람 수 · l′ : 거기에 급성심근경색증 까지 — 뇌출혈 진단 담보가 쓴다</w:t>
+              <w:t xml:space="preserve">유지자(사망X, 뇌출혈X)</w:t>
+            </w:r>
+          </w:p>
+        </w:tc>
+        <w:tc>
+          <w:tcPr>
+            <w:tcW w:w="0" w:type="auto"/>
+          </w:tcPr>
+          <w:p>
+            <w:pPr>
+              <w:spacing w:before="30" w:after="30"/>
+            </w:pPr>
+            <w:r>
+              <w:t xml:space="preserve">l — 뇌출혈 진단 담보의 보험금 현가와 D·N 에 쓴다</w:t>
             </w:r>
           </w:p>
         </w:tc>
@@ -3303,20 +3253,48 @@
               <w:spacing w:before="30" w:after="30"/>
             </w:pPr>
             <w:r>
-              <w:t xml:space="preserve">집단 2 — 사망 · 급성심근경색증</w:t>
-            </w:r>
-          </w:p>
-        </w:tc>
-        <w:tc>
-          <w:tcPr>
-            <w:tcW w:w="0" w:type="auto"/>
-          </w:tcPr>
-          <w:p>
-            <w:pPr>
-              <w:spacing w:before="30" w:after="30"/>
-            </w:pPr>
-            <w:r>
-              <w:t xml:space="preserve">l : 사망 · 급성심근경색증 가 생기지 않은 사람 수 · l′ : 거기에 뇌출혈 까지 — 급성심근경색증 진단 담보가 쓴다</w:t>
+              <w:t xml:space="preserve">유지자(사망X, 급성심근경색증X)</w:t>
+            </w:r>
+          </w:p>
+        </w:tc>
+        <w:tc>
+          <w:tcPr>
+            <w:tcW w:w="0" w:type="auto"/>
+          </w:tcPr>
+          <w:p>
+            <w:pPr>
+              <w:spacing w:before="30" w:after="30"/>
+            </w:pPr>
+            <w:r>
+              <w:t xml:space="preserve">l — 급성심근경색증 진단 담보의 보험금 현가와 D·N 에 쓴다</w:t>
+            </w:r>
+          </w:p>
+        </w:tc>
+      </w:tr>
+      <w:tr>
+        <w:tc>
+          <w:tcPr>
+            <w:tcW w:w="0" w:type="auto"/>
+          </w:tcPr>
+          <w:p>
+            <w:pPr>
+              <w:spacing w:before="30" w:after="30"/>
+            </w:pPr>
+            <w:r>
+              <w:t xml:space="preserve">납입자(사망X, 뇌출혈X, 급성심근경색증X)</w:t>
+            </w:r>
+          </w:p>
+        </w:tc>
+        <w:tc>
+          <w:tcPr>
+            <w:tcW w:w="0" w:type="auto"/>
+          </w:tcPr>
+          <w:p>
+            <w:pPr>
+              <w:spacing w:before="30" w:after="30"/>
+            </w:pPr>
+            <w:r>
+              <w:t xml:space="preserve">l′ — 보험료(N*)에 쓴다 (뇌출혈 진단 · 급성심근경색증 진단)</w:t>
             </w:r>
           </w:p>
         </w:tc>
@@ -3486,7 +3464,7 @@
               <w:spacing w:before="30" w:after="30"/>
             </w:pPr>
             <w:r>
-              <w:t xml:space="preserve">납입만 면제되는 사유의 발생률 — 집단마다 그 집단의 탈퇴 사유를 뺀 것 (가.(4))</w:t>
+              <w:t xml:space="preserve">납입을 멈추게 하는 질병(납입면제 사유 등)의 발생률 — 납입자수 식 (라.)</w:t>
             </w:r>
           </w:p>
         </w:tc>
@@ -3506,7 +3484,7 @@
         <w:pStyle w:val="FormulaLabel"/>
       </w:pPr>
       <w:r>
-        <w:t xml:space="preserve">[식] 유지자수 — 사망 · 뇌출혈</w:t>
+        <w:t xml:space="preserve">[식] 유지자수 — 유지자(사망X, 뇌출혈X)</w:t>
       </w:r>
     </w:p>
     <w:p>
@@ -4113,7 +4091,7 @@
         <w:pStyle w:val="Note"/>
       </w:pPr>
       <w:r>
-        <w:t xml:space="preserve">※ 뇌출혈 진단 담보가 이 집단을 쓴다. 사망·뇌출혈 이(가) 생기면 그 담보는 소멸(탈퇴)한다. 보험금의 현가(바.)는 이 l 을 곱한다.</w:t>
+        <w:t xml:space="preserve">※ 뇌출혈 진단 담보가 이 유지자수를 쓴다. 사망·뇌출혈 이(가) 생기면 그 담보는 소멸(탈퇴)한다. 보험금의 현가와 유지자수의 현가 D·N(납입 후 유지비 · 책임준비금)은 이 l 을 쓴다.</w:t>
       </w:r>
     </w:p>
     <w:p>
@@ -4121,7 +4099,7 @@
         <w:pStyle w:val="FormulaLabel"/>
       </w:pPr>
       <w:r>
-        <w:t xml:space="preserve">[식] 납입자수 — 사망 · 뇌출혈</w:t>
+        <w:t xml:space="preserve">[식] 유지자수 — 유지자(사망X, 급성심근경색증X)</w:t>
       </w:r>
     </w:p>
     <w:p>
@@ -4129,7 +4107,7 @@
         <w:pStyle w:val="FormulaText"/>
       </w:pPr>
       <w:r>
-        <w:t xml:space="preserve">f</w:t>
+        <w:t xml:space="preserve">q</w:t>
       </w:r>
       <w:r>
         <w:rPr>
@@ -4138,7 +4116,24 @@
         <w:t xml:space="preserve">x</w:t>
       </w:r>
       <w:r>
-        <w:t xml:space="preserve"> : 급성심근경색증 발생률 — 납입만 면제되는 사유</w:t>
+        <w:t xml:space="preserve"> : 사망률</w:t>
+      </w:r>
+    </w:p>
+    <w:p>
+      <w:pPr>
+        <w:pStyle w:val="FormulaText"/>
+      </w:pPr>
+      <w:r>
+        <w:t xml:space="preserve">r</w:t>
+      </w:r>
+      <w:r>
+        <w:rPr>
+          <w:vertAlign w:val="subscript"/>
+        </w:rPr>
+        <w:t xml:space="preserve">x</w:t>
+      </w:r>
+      <w:r>
+        <w:t xml:space="preserve"> : 급성심근경색증 발생률</w:t>
       </w:r>
     </w:p>
     <w:p>
@@ -4166,7 +4161,7 @@
                   <w:sz w:val="24"/>
                   <w:szCs w:val="24"/>
                 </w:rPr>
-                <m:t xml:space="preserve">l′</m:t>
+                <m:t xml:space="preserve">l</m:t>
               </m:r>
             </m:e>
             <m:sub>
@@ -4220,7 +4215,7 @@
         <w:pStyle w:val="FormulaText"/>
       </w:pPr>
       <w:r>
-        <w:t xml:space="preserve">질병 발생률 — 탈퇴 사유의 질병과 납입면제 사유를 함께, 따로 생긴다고 보고 곱으로 결합한다</w:t>
+        <w:t xml:space="preserve">탈퇴율 — 사망과는 겹치는 부분을 절반으로 보고, 1 을 넘지 않는다</w:t>
       </w:r>
     </w:p>
     <w:p>
@@ -4240,7 +4235,7 @@
                   <w:sz w:val="24"/>
                   <w:szCs w:val="24"/>
                 </w:rPr>
-                <m:t xml:space="preserve">F</m:t>
+                <m:t xml:space="preserve">Q</m:t>
               </m:r>
             </m:e>
             <m:sub>
@@ -4279,6 +4274,25 @@
             <m:t xml:space="preserve"> = </m:t>
           </m:r>
           <m:r>
+            <m:rPr>
+              <m:sty m:val="p"/>
+            </m:rPr>
+            <w:rPr>
+              <w:rFonts w:ascii="Cambria Math" w:hAnsi="Cambria Math"/>
+              <w:sz w:val="24"/>
+              <w:szCs w:val="24"/>
+            </w:rPr>
+            <m:t xml:space="preserve">min</m:t>
+          </m:r>
+          <m:r>
+            <w:rPr>
+              <w:rFonts w:ascii="Cambria Math" w:hAnsi="Cambria Math"/>
+              <w:sz w:val="24"/>
+              <w:szCs w:val="24"/>
+            </w:rPr>
+            <m:t xml:space="preserve">( </m:t>
+          </m:r>
+          <m:r>
             <w:rPr>
               <w:rFonts w:ascii="Cambria Math" w:hAnsi="Cambria Math"/>
               <w:sz w:val="24"/>
@@ -4292,16 +4306,92 @@
               <w:sz w:val="24"/>
               <w:szCs w:val="24"/>
             </w:rPr>
-            <m:t xml:space="preserve"> − ( </m:t>
-          </m:r>
-          <m:r>
-            <w:rPr>
-              <w:rFonts w:ascii="Cambria Math" w:hAnsi="Cambria Math"/>
-              <w:sz w:val="24"/>
-              <w:szCs w:val="24"/>
-            </w:rPr>
-            <m:t xml:space="preserve">1</m:t>
-          </m:r>
+            <m:t xml:space="preserve">, </m:t>
+          </m:r>
+          <m:sSub>
+            <m:e>
+              <m:r>
+                <w:rPr>
+                  <w:rFonts w:ascii="Cambria Math" w:hAnsi="Cambria Math"/>
+                  <w:sz w:val="24"/>
+                  <w:szCs w:val="24"/>
+                </w:rPr>
+                <m:t xml:space="preserve">q</m:t>
+              </m:r>
+            </m:e>
+            <m:sub>
+              <m:r>
+                <w:rPr>
+                  <w:rFonts w:ascii="Cambria Math" w:hAnsi="Cambria Math"/>
+                  <w:sz w:val="24"/>
+                  <w:szCs w:val="24"/>
+                </w:rPr>
+                <m:t xml:space="preserve">x</m:t>
+              </m:r>
+              <m:r>
+                <w:rPr>
+                  <w:rFonts w:ascii="Cambria Math" w:hAnsi="Cambria Math"/>
+                  <w:sz w:val="24"/>
+                  <w:szCs w:val="24"/>
+                </w:rPr>
+                <m:t xml:space="preserve">+</m:t>
+              </m:r>
+              <m:r>
+                <w:rPr>
+                  <w:rFonts w:ascii="Cambria Math" w:hAnsi="Cambria Math"/>
+                  <w:sz w:val="24"/>
+                  <w:szCs w:val="24"/>
+                </w:rPr>
+                <m:t xml:space="preserve">t</m:t>
+              </m:r>
+            </m:sub>
+          </m:sSub>
+          <m:r>
+            <w:rPr>
+              <w:rFonts w:ascii="Cambria Math" w:hAnsi="Cambria Math"/>
+              <w:sz w:val="24"/>
+              <w:szCs w:val="24"/>
+            </w:rPr>
+            <m:t xml:space="preserve"> + </m:t>
+          </m:r>
+          <m:sSub>
+            <m:e>
+              <m:r>
+                <w:rPr>
+                  <w:rFonts w:ascii="Cambria Math" w:hAnsi="Cambria Math"/>
+                  <w:sz w:val="24"/>
+                  <w:szCs w:val="24"/>
+                </w:rPr>
+                <m:t xml:space="preserve">r</m:t>
+              </m:r>
+            </m:e>
+            <m:sub>
+              <m:r>
+                <w:rPr>
+                  <w:rFonts w:ascii="Cambria Math" w:hAnsi="Cambria Math"/>
+                  <w:sz w:val="24"/>
+                  <w:szCs w:val="24"/>
+                </w:rPr>
+                <m:t xml:space="preserve">x</m:t>
+              </m:r>
+              <m:r>
+                <w:rPr>
+                  <w:rFonts w:ascii="Cambria Math" w:hAnsi="Cambria Math"/>
+                  <w:sz w:val="24"/>
+                  <w:szCs w:val="24"/>
+                </w:rPr>
+                <m:t xml:space="preserve">+</m:t>
+              </m:r>
+              <m:r>
+                <w:rPr>
+                  <w:rFonts w:ascii="Cambria Math" w:hAnsi="Cambria Math"/>
+                  <w:sz w:val="24"/>
+                  <w:szCs w:val="24"/>
+                </w:rPr>
+                <m:t xml:space="preserve">t</m:t>
+              </m:r>
+            </m:sub>
+          </m:sSub>
           <m:r>
             <w:rPr>
               <w:rFonts w:ascii="Cambria Math" w:hAnsi="Cambria Math"/>
@@ -4318,6 +4408,52 @@
                   <w:sz w:val="24"/>
                   <w:szCs w:val="24"/>
                 </w:rPr>
+                <m:t xml:space="preserve">q</m:t>
+              </m:r>
+            </m:e>
+            <m:sub>
+              <m:r>
+                <w:rPr>
+                  <w:rFonts w:ascii="Cambria Math" w:hAnsi="Cambria Math"/>
+                  <w:sz w:val="24"/>
+                  <w:szCs w:val="24"/>
+                </w:rPr>
+                <m:t xml:space="preserve">x</m:t>
+              </m:r>
+              <m:r>
+                <w:rPr>
+                  <w:rFonts w:ascii="Cambria Math" w:hAnsi="Cambria Math"/>
+                  <w:sz w:val="24"/>
+                  <w:szCs w:val="24"/>
+                </w:rPr>
+                <m:t xml:space="preserve">+</m:t>
+              </m:r>
+              <m:r>
+                <w:rPr>
+                  <w:rFonts w:ascii="Cambria Math" w:hAnsi="Cambria Math"/>
+                  <w:sz w:val="24"/>
+                  <w:szCs w:val="24"/>
+                </w:rPr>
+                <m:t xml:space="preserve">t</m:t>
+              </m:r>
+            </m:sub>
+          </m:sSub>
+          <m:r>
+            <w:rPr>
+              <w:rFonts w:ascii="Cambria Math" w:hAnsi="Cambria Math"/>
+              <w:sz w:val="24"/>
+              <w:szCs w:val="24"/>
+            </w:rPr>
+            <m:t xml:space="preserve">·</m:t>
+          </m:r>
+          <m:sSub>
+            <m:e>
+              <m:r>
+                <w:rPr>
+                  <w:rFonts w:ascii="Cambria Math" w:hAnsi="Cambria Math"/>
+                  <w:sz w:val="24"/>
+                  <w:szCs w:val="24"/>
+                </w:rPr>
                 <m:t xml:space="preserve">r</m:t>
               </m:r>
             </m:e>
@@ -4354,62 +4490,16 @@
               <w:sz w:val="24"/>
               <w:szCs w:val="24"/>
             </w:rPr>
-            <m:t xml:space="preserve"> )·( </m:t>
-          </m:r>
-          <m:r>
-            <w:rPr>
-              <w:rFonts w:ascii="Cambria Math" w:hAnsi="Cambria Math"/>
-              <w:sz w:val="24"/>
-              <w:szCs w:val="24"/>
-            </w:rPr>
-            <m:t xml:space="preserve">1</m:t>
-          </m:r>
-          <m:r>
-            <w:rPr>
-              <w:rFonts w:ascii="Cambria Math" w:hAnsi="Cambria Math"/>
-              <w:sz w:val="24"/>
-              <w:szCs w:val="24"/>
-            </w:rPr>
-            <m:t xml:space="preserve"> − </m:t>
-          </m:r>
-          <m:sSub>
-            <m:e>
-              <m:r>
-                <w:rPr>
-                  <w:rFonts w:ascii="Cambria Math" w:hAnsi="Cambria Math"/>
-                  <w:sz w:val="24"/>
-                  <w:szCs w:val="24"/>
-                </w:rPr>
-                <m:t xml:space="preserve">f</m:t>
-              </m:r>
-            </m:e>
-            <m:sub>
-              <m:r>
-                <w:rPr>
-                  <w:rFonts w:ascii="Cambria Math" w:hAnsi="Cambria Math"/>
-                  <w:sz w:val="24"/>
-                  <w:szCs w:val="24"/>
-                </w:rPr>
-                <m:t xml:space="preserve">x</m:t>
-              </m:r>
-              <m:r>
-                <w:rPr>
-                  <w:rFonts w:ascii="Cambria Math" w:hAnsi="Cambria Math"/>
-                  <w:sz w:val="24"/>
-                  <w:szCs w:val="24"/>
-                </w:rPr>
-                <m:t xml:space="preserve">+</m:t>
-              </m:r>
-              <m:r>
-                <w:rPr>
-                  <w:rFonts w:ascii="Cambria Math" w:hAnsi="Cambria Math"/>
-                  <w:sz w:val="24"/>
-                  <w:szCs w:val="24"/>
-                </w:rPr>
-                <m:t xml:space="preserve">t</m:t>
-              </m:r>
-            </m:sub>
-          </m:sSub>
+            <m:t xml:space="preserve">/</m:t>
+          </m:r>
+          <m:r>
+            <w:rPr>
+              <w:rFonts w:ascii="Cambria Math" w:hAnsi="Cambria Math"/>
+              <w:sz w:val="24"/>
+              <w:szCs w:val="24"/>
+            </w:rPr>
+            <m:t xml:space="preserve">2</m:t>
+          </m:r>
           <m:r>
             <w:rPr>
               <w:rFonts w:ascii="Cambria Math" w:hAnsi="Cambria Math"/>
@@ -4426,7 +4516,7 @@
         <w:pStyle w:val="FormulaText"/>
       </w:pPr>
       <w:r>
-        <w:t xml:space="preserve">납입 탈퇴율 — 사망과는 겹치는 부분을 절반으로 보고, 1 을 넘지 않는다</w:t>
+        <w:t xml:space="preserve">유지자수 — 탈퇴 사유가 생긴 사람을 뺀다</w:t>
       </w:r>
     </w:p>
     <w:p>
@@ -4446,7 +4536,7 @@
                   <w:sz w:val="24"/>
                   <w:szCs w:val="24"/>
                 </w:rPr>
-                <m:t xml:space="preserve">Q′</m:t>
+                <m:t xml:space="preserve">l</m:t>
               </m:r>
             </m:e>
             <m:sub>
@@ -4474,6 +4564,22 @@
                 </w:rPr>
                 <m:t xml:space="preserve">t</m:t>
               </m:r>
+              <m:r>
+                <w:rPr>
+                  <w:rFonts w:ascii="Cambria Math" w:hAnsi="Cambria Math"/>
+                  <w:sz w:val="24"/>
+                  <w:szCs w:val="24"/>
+                </w:rPr>
+                <m:t xml:space="preserve">+</m:t>
+              </m:r>
+              <m:r>
+                <w:rPr>
+                  <w:rFonts w:ascii="Cambria Math" w:hAnsi="Cambria Math"/>
+                  <w:sz w:val="24"/>
+                  <w:szCs w:val="24"/>
+                </w:rPr>
+                <m:t xml:space="preserve">1</m:t>
+              </m:r>
             </m:sub>
           </m:sSub>
           <m:r>
@@ -4484,24 +4590,51 @@
             </w:rPr>
             <m:t xml:space="preserve"> = </m:t>
           </m:r>
-          <m:r>
-            <m:rPr>
-              <m:sty m:val="p"/>
-            </m:rPr>
-            <w:rPr>
-              <w:rFonts w:ascii="Cambria Math" w:hAnsi="Cambria Math"/>
-              <w:sz w:val="24"/>
-              <w:szCs w:val="24"/>
-            </w:rPr>
-            <m:t xml:space="preserve">min</m:t>
-          </m:r>
-          <m:r>
-            <w:rPr>
-              <w:rFonts w:ascii="Cambria Math" w:hAnsi="Cambria Math"/>
-              <w:sz w:val="24"/>
-              <w:szCs w:val="24"/>
-            </w:rPr>
-            <m:t xml:space="preserve">( </m:t>
+          <m:sSub>
+            <m:e>
+              <m:r>
+                <w:rPr>
+                  <w:rFonts w:ascii="Cambria Math" w:hAnsi="Cambria Math"/>
+                  <w:sz w:val="24"/>
+                  <w:szCs w:val="24"/>
+                </w:rPr>
+                <m:t xml:space="preserve">l</m:t>
+              </m:r>
+            </m:e>
+            <m:sub>
+              <m:r>
+                <w:rPr>
+                  <w:rFonts w:ascii="Cambria Math" w:hAnsi="Cambria Math"/>
+                  <w:sz w:val="24"/>
+                  <w:szCs w:val="24"/>
+                </w:rPr>
+                <m:t xml:space="preserve">x</m:t>
+              </m:r>
+              <m:r>
+                <w:rPr>
+                  <w:rFonts w:ascii="Cambria Math" w:hAnsi="Cambria Math"/>
+                  <w:sz w:val="24"/>
+                  <w:szCs w:val="24"/>
+                </w:rPr>
+                <m:t xml:space="preserve">+</m:t>
+              </m:r>
+              <m:r>
+                <w:rPr>
+                  <w:rFonts w:ascii="Cambria Math" w:hAnsi="Cambria Math"/>
+                  <w:sz w:val="24"/>
+                  <w:szCs w:val="24"/>
+                </w:rPr>
+                <m:t xml:space="preserve">t</m:t>
+              </m:r>
+            </m:sub>
+          </m:sSub>
+          <m:r>
+            <w:rPr>
+              <w:rFonts w:ascii="Cambria Math" w:hAnsi="Cambria Math"/>
+              <w:sz w:val="24"/>
+              <w:szCs w:val="24"/>
+            </w:rPr>
+            <m:t xml:space="preserve"> × ( </m:t>
           </m:r>
           <m:r>
             <w:rPr>
@@ -4517,7 +4650,7 @@
               <w:sz w:val="24"/>
               <w:szCs w:val="24"/>
             </w:rPr>
-            <m:t xml:space="preserve">, </m:t>
+            <m:t xml:space="preserve"> − </m:t>
           </m:r>
           <m:sSub>
             <m:e>
@@ -4527,7 +4660,7 @@
                   <w:sz w:val="24"/>
                   <w:szCs w:val="24"/>
                 </w:rPr>
-                <m:t xml:space="preserve">q</m:t>
+                <m:t xml:space="preserve">Q</m:t>
               </m:r>
             </m:e>
             <m:sub>
@@ -4557,160 +4690,6 @@
               </m:r>
             </m:sub>
           </m:sSub>
-          <m:r>
-            <w:rPr>
-              <w:rFonts w:ascii="Cambria Math" w:hAnsi="Cambria Math"/>
-              <w:sz w:val="24"/>
-              <w:szCs w:val="24"/>
-            </w:rPr>
-            <m:t xml:space="preserve"> + </m:t>
-          </m:r>
-          <m:sSub>
-            <m:e>
-              <m:r>
-                <w:rPr>
-                  <w:rFonts w:ascii="Cambria Math" w:hAnsi="Cambria Math"/>
-                  <w:sz w:val="24"/>
-                  <w:szCs w:val="24"/>
-                </w:rPr>
-                <m:t xml:space="preserve">F</m:t>
-              </m:r>
-            </m:e>
-            <m:sub>
-              <m:r>
-                <w:rPr>
-                  <w:rFonts w:ascii="Cambria Math" w:hAnsi="Cambria Math"/>
-                  <w:sz w:val="24"/>
-                  <w:szCs w:val="24"/>
-                </w:rPr>
-                <m:t xml:space="preserve">x</m:t>
-              </m:r>
-              <m:r>
-                <w:rPr>
-                  <w:rFonts w:ascii="Cambria Math" w:hAnsi="Cambria Math"/>
-                  <w:sz w:val="24"/>
-                  <w:szCs w:val="24"/>
-                </w:rPr>
-                <m:t xml:space="preserve">+</m:t>
-              </m:r>
-              <m:r>
-                <w:rPr>
-                  <w:rFonts w:ascii="Cambria Math" w:hAnsi="Cambria Math"/>
-                  <w:sz w:val="24"/>
-                  <w:szCs w:val="24"/>
-                </w:rPr>
-                <m:t xml:space="preserve">t</m:t>
-              </m:r>
-            </m:sub>
-          </m:sSub>
-          <m:r>
-            <w:rPr>
-              <w:rFonts w:ascii="Cambria Math" w:hAnsi="Cambria Math"/>
-              <w:sz w:val="24"/>
-              <w:szCs w:val="24"/>
-            </w:rPr>
-            <m:t xml:space="preserve"> − </m:t>
-          </m:r>
-          <m:sSub>
-            <m:e>
-              <m:r>
-                <w:rPr>
-                  <w:rFonts w:ascii="Cambria Math" w:hAnsi="Cambria Math"/>
-                  <w:sz w:val="24"/>
-                  <w:szCs w:val="24"/>
-                </w:rPr>
-                <m:t xml:space="preserve">q</m:t>
-              </m:r>
-            </m:e>
-            <m:sub>
-              <m:r>
-                <w:rPr>
-                  <w:rFonts w:ascii="Cambria Math" w:hAnsi="Cambria Math"/>
-                  <w:sz w:val="24"/>
-                  <w:szCs w:val="24"/>
-                </w:rPr>
-                <m:t xml:space="preserve">x</m:t>
-              </m:r>
-              <m:r>
-                <w:rPr>
-                  <w:rFonts w:ascii="Cambria Math" w:hAnsi="Cambria Math"/>
-                  <w:sz w:val="24"/>
-                  <w:szCs w:val="24"/>
-                </w:rPr>
-                <m:t xml:space="preserve">+</m:t>
-              </m:r>
-              <m:r>
-                <w:rPr>
-                  <w:rFonts w:ascii="Cambria Math" w:hAnsi="Cambria Math"/>
-                  <w:sz w:val="24"/>
-                  <w:szCs w:val="24"/>
-                </w:rPr>
-                <m:t xml:space="preserve">t</m:t>
-              </m:r>
-            </m:sub>
-          </m:sSub>
-          <m:r>
-            <w:rPr>
-              <w:rFonts w:ascii="Cambria Math" w:hAnsi="Cambria Math"/>
-              <w:sz w:val="24"/>
-              <w:szCs w:val="24"/>
-            </w:rPr>
-            <m:t xml:space="preserve">·</m:t>
-          </m:r>
-          <m:sSub>
-            <m:e>
-              <m:r>
-                <w:rPr>
-                  <w:rFonts w:ascii="Cambria Math" w:hAnsi="Cambria Math"/>
-                  <w:sz w:val="24"/>
-                  <w:szCs w:val="24"/>
-                </w:rPr>
-                <m:t xml:space="preserve">F</m:t>
-              </m:r>
-            </m:e>
-            <m:sub>
-              <m:r>
-                <w:rPr>
-                  <w:rFonts w:ascii="Cambria Math" w:hAnsi="Cambria Math"/>
-                  <w:sz w:val="24"/>
-                  <w:szCs w:val="24"/>
-                </w:rPr>
-                <m:t xml:space="preserve">x</m:t>
-              </m:r>
-              <m:r>
-                <w:rPr>
-                  <w:rFonts w:ascii="Cambria Math" w:hAnsi="Cambria Math"/>
-                  <w:sz w:val="24"/>
-                  <w:szCs w:val="24"/>
-                </w:rPr>
-                <m:t xml:space="preserve">+</m:t>
-              </m:r>
-              <m:r>
-                <w:rPr>
-                  <w:rFonts w:ascii="Cambria Math" w:hAnsi="Cambria Math"/>
-                  <w:sz w:val="24"/>
-                  <w:szCs w:val="24"/>
-                </w:rPr>
-                <m:t xml:space="preserve">t</m:t>
-              </m:r>
-            </m:sub>
-          </m:sSub>
-          <m:r>
-            <w:rPr>
-              <w:rFonts w:ascii="Cambria Math" w:hAnsi="Cambria Math"/>
-              <w:sz w:val="24"/>
-              <w:szCs w:val="24"/>
-            </w:rPr>
-            <m:t xml:space="preserve">/</m:t>
-          </m:r>
-          <m:r>
-            <w:rPr>
-              <w:rFonts w:ascii="Cambria Math" w:hAnsi="Cambria Math"/>
-              <w:sz w:val="24"/>
-              <w:szCs w:val="24"/>
-            </w:rPr>
-            <m:t xml:space="preserve">2</m:t>
-          </m:r>
           <m:r>
             <w:rPr>
               <w:rFonts w:ascii="Cambria Math" w:hAnsi="Cambria Math"/>
@@ -4724,10 +4703,89 @@
     </w:p>
     <w:p>
       <w:pPr>
+        <w:pStyle w:val="Note"/>
+      </w:pPr>
+      <w:r>
+        <w:t xml:space="preserve">※ 급성심근경색증 진단 담보가 이 유지자수를 쓴다. 사망·급성심근경색증 이(가) 생기면 그 담보는 소멸(탈퇴)한다. 보험금의 현가와 유지자수의 현가 D·N(납입 후 유지비 · 책임준비금)은 이 l 을 쓴다.</w:t>
+      </w:r>
+    </w:p>
+    <w:p>
+      <w:pPr>
+        <w:pStyle w:val="FormulaLabel"/>
+      </w:pPr>
+      <w:r>
+        <w:t xml:space="preserve">[식] 납입자수 — 납입자(사망X, 뇌출혈X, 급성심근경색증X)</w:t>
+      </w:r>
+    </w:p>
+    <w:p>
+      <w:pPr>
         <w:pStyle w:val="FormulaText"/>
       </w:pPr>
       <w:r>
-        <w:t xml:space="preserve">납입자수 — 탈퇴 사유에 더해 납입면제 사유가 생긴 사람도 뺀다</w:t>
+        <w:t xml:space="preserve">q</w:t>
+      </w:r>
+      <w:r>
+        <w:rPr>
+          <w:vertAlign w:val="subscript"/>
+        </w:rPr>
+        <w:t xml:space="preserve">x</w:t>
+      </w:r>
+      <w:r>
+        <w:t xml:space="preserve"> : 사망률</w:t>
+      </w:r>
+    </w:p>
+    <w:p>
+      <w:pPr>
+        <w:pStyle w:val="FormulaText"/>
+      </w:pPr>
+      <w:r>
+        <w:t xml:space="preserve">f</w:t>
+      </w:r>
+      <w:r>
+        <w:rPr>
+          <w:vertAlign w:val="superscript"/>
+        </w:rPr>
+        <w:t xml:space="preserve">(1)</w:t>
+      </w:r>
+      <w:r>
+        <w:rPr>
+          <w:vertAlign w:val="subscript"/>
+        </w:rPr>
+        <w:t xml:space="preserve">x</w:t>
+      </w:r>
+      <w:r>
+        <w:t xml:space="preserve"> : 뇌출혈 발생률</w:t>
+      </w:r>
+    </w:p>
+    <w:p>
+      <w:pPr>
+        <w:pStyle w:val="FormulaText"/>
+      </w:pPr>
+      <w:r>
+        <w:t xml:space="preserve">f</w:t>
+      </w:r>
+      <w:r>
+        <w:rPr>
+          <w:vertAlign w:val="superscript"/>
+        </w:rPr>
+        <w:t xml:space="preserve">(2)</w:t>
+      </w:r>
+      <w:r>
+        <w:rPr>
+          <w:vertAlign w:val="subscript"/>
+        </w:rPr>
+        <w:t xml:space="preserve">x</w:t>
+      </w:r>
+      <w:r>
+        <w:t xml:space="preserve"> : 급성심근경색증 발생률</w:t>
+      </w:r>
+    </w:p>
+    <w:p>
+      <w:pPr>
+        <w:pStyle w:val="FormulaText"/>
+      </w:pPr>
+      <w:r>
+        <w:t xml:space="preserve">기준 인원</w:t>
       </w:r>
     </w:p>
     <w:p>
@@ -4759,38 +4817,6 @@
                 </w:rPr>
                 <m:t xml:space="preserve">x</m:t>
               </m:r>
-              <m:r>
-                <w:rPr>
-                  <w:rFonts w:ascii="Cambria Math" w:hAnsi="Cambria Math"/>
-                  <w:sz w:val="24"/>
-                  <w:szCs w:val="24"/>
-                </w:rPr>
-                <m:t xml:space="preserve">+</m:t>
-              </m:r>
-              <m:r>
-                <w:rPr>
-                  <w:rFonts w:ascii="Cambria Math" w:hAnsi="Cambria Math"/>
-                  <w:sz w:val="24"/>
-                  <w:szCs w:val="24"/>
-                </w:rPr>
-                <m:t xml:space="preserve">t</m:t>
-              </m:r>
-              <m:r>
-                <w:rPr>
-                  <w:rFonts w:ascii="Cambria Math" w:hAnsi="Cambria Math"/>
-                  <w:sz w:val="24"/>
-                  <w:szCs w:val="24"/>
-                </w:rPr>
-                <m:t xml:space="preserve">+</m:t>
-              </m:r>
-              <m:r>
-                <w:rPr>
-                  <w:rFonts w:ascii="Cambria Math" w:hAnsi="Cambria Math"/>
-                  <w:sz w:val="24"/>
-                  <w:szCs w:val="24"/>
-                </w:rPr>
-                <m:t xml:space="preserve">1</m:t>
-              </m:r>
             </m:sub>
           </m:sSub>
           <m:r>
@@ -4801,173 +4827,39 @@
             </w:rPr>
             <m:t xml:space="preserve"> = </m:t>
           </m:r>
-          <m:sSub>
-            <m:e>
-              <m:r>
-                <w:rPr>
-                  <w:rFonts w:ascii="Cambria Math" w:hAnsi="Cambria Math"/>
-                  <w:sz w:val="24"/>
-                  <w:szCs w:val="24"/>
-                </w:rPr>
-                <m:t xml:space="preserve">l′</m:t>
-              </m:r>
-            </m:e>
-            <m:sub>
-              <m:r>
-                <w:rPr>
-                  <w:rFonts w:ascii="Cambria Math" w:hAnsi="Cambria Math"/>
-                  <w:sz w:val="24"/>
-                  <w:szCs w:val="24"/>
-                </w:rPr>
-                <m:t xml:space="preserve">x</m:t>
-              </m:r>
-              <m:r>
-                <w:rPr>
-                  <w:rFonts w:ascii="Cambria Math" w:hAnsi="Cambria Math"/>
-                  <w:sz w:val="24"/>
-                  <w:szCs w:val="24"/>
-                </w:rPr>
-                <m:t xml:space="preserve">+</m:t>
-              </m:r>
-              <m:r>
-                <w:rPr>
-                  <w:rFonts w:ascii="Cambria Math" w:hAnsi="Cambria Math"/>
-                  <w:sz w:val="24"/>
-                  <w:szCs w:val="24"/>
-                </w:rPr>
-                <m:t xml:space="preserve">t</m:t>
-              </m:r>
-            </m:sub>
-          </m:sSub>
-          <m:r>
-            <w:rPr>
-              <w:rFonts w:ascii="Cambria Math" w:hAnsi="Cambria Math"/>
-              <w:sz w:val="24"/>
-              <w:szCs w:val="24"/>
-            </w:rPr>
-            <m:t xml:space="preserve"> × ( </m:t>
-          </m:r>
-          <m:r>
-            <w:rPr>
-              <w:rFonts w:ascii="Cambria Math" w:hAnsi="Cambria Math"/>
-              <w:sz w:val="24"/>
-              <w:szCs w:val="24"/>
-            </w:rPr>
-            <m:t xml:space="preserve">1</m:t>
-          </m:r>
-          <m:r>
-            <w:rPr>
-              <w:rFonts w:ascii="Cambria Math" w:hAnsi="Cambria Math"/>
-              <w:sz w:val="24"/>
-              <w:szCs w:val="24"/>
-            </w:rPr>
-            <m:t xml:space="preserve"> − </m:t>
-          </m:r>
-          <m:sSub>
-            <m:e>
-              <m:r>
-                <w:rPr>
-                  <w:rFonts w:ascii="Cambria Math" w:hAnsi="Cambria Math"/>
-                  <w:sz w:val="24"/>
-                  <w:szCs w:val="24"/>
-                </w:rPr>
-                <m:t xml:space="preserve">Q′</m:t>
-              </m:r>
-            </m:e>
-            <m:sub>
-              <m:r>
-                <w:rPr>
-                  <w:rFonts w:ascii="Cambria Math" w:hAnsi="Cambria Math"/>
-                  <w:sz w:val="24"/>
-                  <w:szCs w:val="24"/>
-                </w:rPr>
-                <m:t xml:space="preserve">x</m:t>
-              </m:r>
-              <m:r>
-                <w:rPr>
-                  <w:rFonts w:ascii="Cambria Math" w:hAnsi="Cambria Math"/>
-                  <w:sz w:val="24"/>
-                  <w:szCs w:val="24"/>
-                </w:rPr>
-                <m:t xml:space="preserve">+</m:t>
-              </m:r>
-              <m:r>
-                <w:rPr>
-                  <w:rFonts w:ascii="Cambria Math" w:hAnsi="Cambria Math"/>
-                  <w:sz w:val="24"/>
-                  <w:szCs w:val="24"/>
-                </w:rPr>
-                <m:t xml:space="preserve">t</m:t>
-              </m:r>
-            </m:sub>
-          </m:sSub>
-          <m:r>
-            <w:rPr>
-              <w:rFonts w:ascii="Cambria Math" w:hAnsi="Cambria Math"/>
-              <w:sz w:val="24"/>
-              <w:szCs w:val="24"/>
-            </w:rPr>
-            <m:t xml:space="preserve"> )</m:t>
+          <m:r>
+            <w:rPr>
+              <w:rFonts w:ascii="Cambria Math" w:hAnsi="Cambria Math"/>
+              <w:sz w:val="24"/>
+              <w:szCs w:val="24"/>
+            </w:rPr>
+            <m:t xml:space="preserve">100</m:t>
+          </m:r>
+          <m:r>
+            <w:rPr>
+              <w:rFonts w:ascii="Cambria Math" w:hAnsi="Cambria Math"/>
+              <w:sz w:val="24"/>
+              <w:szCs w:val="24"/>
+            </w:rPr>
+            <m:t xml:space="preserve">,</m:t>
+          </m:r>
+          <m:r>
+            <w:rPr>
+              <w:rFonts w:ascii="Cambria Math" w:hAnsi="Cambria Math"/>
+              <w:sz w:val="24"/>
+              <w:szCs w:val="24"/>
+            </w:rPr>
+            <m:t xml:space="preserve">000</m:t>
           </m:r>
         </m:oMath>
       </m:oMathPara>
     </w:p>
     <w:p>
       <w:pPr>
-        <w:pStyle w:val="Note"/>
-      </w:pPr>
-      <w:r>
-        <w:t xml:space="preserve">※ 납입자수는 탈퇴 사유에 더해 f 사유가 생길 때도 줄어든다 — 별도의 납입면제율을 곱하지 않는다. 납입면제 사유 중 뇌출혈 은(는) 이 집단의 탈퇴 사유라 한 번만 센다. 질병끼리는 곱으로, 사망과는 겹치는 부분을 절반으로 결합한다.</w:t>
-      </w:r>
-    </w:p>
-    <w:p>
-      <w:pPr>
-        <w:pStyle w:val="FormulaLabel"/>
-      </w:pPr>
-      <w:r>
-        <w:t xml:space="preserve">[식] 유지자수 — 사망 · 급성심근경색증</w:t>
-      </w:r>
-    </w:p>
-    <w:p>
-      <w:pPr>
         <w:pStyle w:val="FormulaText"/>
       </w:pPr>
       <w:r>
-        <w:t xml:space="preserve">q</w:t>
-      </w:r>
-      <w:r>
-        <w:rPr>
-          <w:vertAlign w:val="subscript"/>
-        </w:rPr>
-        <w:t xml:space="preserve">x</w:t>
-      </w:r>
-      <w:r>
-        <w:t xml:space="preserve"> : 사망률</w:t>
-      </w:r>
-    </w:p>
-    <w:p>
-      <w:pPr>
-        <w:pStyle w:val="FormulaText"/>
-      </w:pPr>
-      <w:r>
-        <w:t xml:space="preserve">r</w:t>
-      </w:r>
-      <w:r>
-        <w:rPr>
-          <w:vertAlign w:val="subscript"/>
-        </w:rPr>
-        <w:t xml:space="preserve">x</w:t>
-      </w:r>
-      <w:r>
-        <w:t xml:space="preserve"> : 급성심근경색증 발생률</w:t>
-      </w:r>
-    </w:p>
-    <w:p>
-      <w:pPr>
-        <w:pStyle w:val="FormulaText"/>
-      </w:pPr>
-      <w:r>
-        <w:t xml:space="preserve">기준 인원</w:t>
+        <w:t xml:space="preserve">질병 발생률 — 납입을 멈추게 하는 질병끼리는 따로 생긴다고 보고 곱으로 결합한다</w:t>
       </w:r>
     </w:p>
     <w:p>
@@ -4987,7 +4879,7 @@
                   <w:sz w:val="24"/>
                   <w:szCs w:val="24"/>
                 </w:rPr>
-                <m:t xml:space="preserve">l</m:t>
+                <m:t xml:space="preserve">F</m:t>
               </m:r>
             </m:e>
             <m:sub>
@@ -4999,6 +4891,22 @@
                 </w:rPr>
                 <m:t xml:space="preserve">x</m:t>
               </m:r>
+              <m:r>
+                <w:rPr>
+                  <w:rFonts w:ascii="Cambria Math" w:hAnsi="Cambria Math"/>
+                  <w:sz w:val="24"/>
+                  <w:szCs w:val="24"/>
+                </w:rPr>
+                <m:t xml:space="preserve">+</m:t>
+              </m:r>
+              <m:r>
+                <w:rPr>
+                  <w:rFonts w:ascii="Cambria Math" w:hAnsi="Cambria Math"/>
+                  <w:sz w:val="24"/>
+                  <w:szCs w:val="24"/>
+                </w:rPr>
+                <m:t xml:space="preserve">t</m:t>
+              </m:r>
             </m:sub>
           </m:sSub>
           <m:r>
@@ -5015,23 +4923,191 @@
               <w:sz w:val="24"/>
               <w:szCs w:val="24"/>
             </w:rPr>
-            <m:t xml:space="preserve">100</m:t>
-          </m:r>
-          <m:r>
-            <w:rPr>
-              <w:rFonts w:ascii="Cambria Math" w:hAnsi="Cambria Math"/>
-              <w:sz w:val="24"/>
-              <w:szCs w:val="24"/>
-            </w:rPr>
-            <m:t xml:space="preserve">,</m:t>
-          </m:r>
-          <m:r>
-            <w:rPr>
-              <w:rFonts w:ascii="Cambria Math" w:hAnsi="Cambria Math"/>
-              <w:sz w:val="24"/>
-              <w:szCs w:val="24"/>
-            </w:rPr>
-            <m:t xml:space="preserve">000</m:t>
+            <m:t xml:space="preserve">1</m:t>
+          </m:r>
+          <m:r>
+            <w:rPr>
+              <w:rFonts w:ascii="Cambria Math" w:hAnsi="Cambria Math"/>
+              <w:sz w:val="24"/>
+              <w:szCs w:val="24"/>
+            </w:rPr>
+            <m:t xml:space="preserve"> − ( </m:t>
+          </m:r>
+          <m:r>
+            <w:rPr>
+              <w:rFonts w:ascii="Cambria Math" w:hAnsi="Cambria Math"/>
+              <w:sz w:val="24"/>
+              <w:szCs w:val="24"/>
+            </w:rPr>
+            <m:t xml:space="preserve">1</m:t>
+          </m:r>
+          <m:r>
+            <w:rPr>
+              <w:rFonts w:ascii="Cambria Math" w:hAnsi="Cambria Math"/>
+              <w:sz w:val="24"/>
+              <w:szCs w:val="24"/>
+            </w:rPr>
+            <m:t xml:space="preserve"> − </m:t>
+          </m:r>
+          <m:sSubSup>
+            <m:e>
+              <m:r>
+                <w:rPr>
+                  <w:rFonts w:ascii="Cambria Math" w:hAnsi="Cambria Math"/>
+                  <w:sz w:val="24"/>
+                  <w:szCs w:val="24"/>
+                </w:rPr>
+                <m:t xml:space="preserve">f</m:t>
+              </m:r>
+            </m:e>
+            <m:sub>
+              <m:r>
+                <w:rPr>
+                  <w:rFonts w:ascii="Cambria Math" w:hAnsi="Cambria Math"/>
+                  <w:sz w:val="24"/>
+                  <w:szCs w:val="24"/>
+                </w:rPr>
+                <m:t xml:space="preserve">x</m:t>
+              </m:r>
+              <m:r>
+                <w:rPr>
+                  <w:rFonts w:ascii="Cambria Math" w:hAnsi="Cambria Math"/>
+                  <w:sz w:val="24"/>
+                  <w:szCs w:val="24"/>
+                </w:rPr>
+                <m:t xml:space="preserve">+</m:t>
+              </m:r>
+              <m:r>
+                <w:rPr>
+                  <w:rFonts w:ascii="Cambria Math" w:hAnsi="Cambria Math"/>
+                  <w:sz w:val="24"/>
+                  <w:szCs w:val="24"/>
+                </w:rPr>
+                <m:t xml:space="preserve">t</m:t>
+              </m:r>
+            </m:sub>
+            <m:sup>
+              <m:r>
+                <w:rPr>
+                  <w:rFonts w:ascii="Cambria Math" w:hAnsi="Cambria Math"/>
+                  <w:sz w:val="24"/>
+                  <w:szCs w:val="24"/>
+                </w:rPr>
+                <m:t xml:space="preserve">(</m:t>
+              </m:r>
+              <m:r>
+                <w:rPr>
+                  <w:rFonts w:ascii="Cambria Math" w:hAnsi="Cambria Math"/>
+                  <w:sz w:val="24"/>
+                  <w:szCs w:val="24"/>
+                </w:rPr>
+                <m:t xml:space="preserve">1</m:t>
+              </m:r>
+              <m:r>
+                <w:rPr>
+                  <w:rFonts w:ascii="Cambria Math" w:hAnsi="Cambria Math"/>
+                  <w:sz w:val="24"/>
+                  <w:szCs w:val="24"/>
+                </w:rPr>
+                <m:t xml:space="preserve">)</m:t>
+              </m:r>
+            </m:sup>
+          </m:sSubSup>
+          <m:r>
+            <w:rPr>
+              <w:rFonts w:ascii="Cambria Math" w:hAnsi="Cambria Math"/>
+              <w:sz w:val="24"/>
+              <w:szCs w:val="24"/>
+            </w:rPr>
+            <m:t xml:space="preserve"> )·( </m:t>
+          </m:r>
+          <m:r>
+            <w:rPr>
+              <w:rFonts w:ascii="Cambria Math" w:hAnsi="Cambria Math"/>
+              <w:sz w:val="24"/>
+              <w:szCs w:val="24"/>
+            </w:rPr>
+            <m:t xml:space="preserve">1</m:t>
+          </m:r>
+          <m:r>
+            <w:rPr>
+              <w:rFonts w:ascii="Cambria Math" w:hAnsi="Cambria Math"/>
+              <w:sz w:val="24"/>
+              <w:szCs w:val="24"/>
+            </w:rPr>
+            <m:t xml:space="preserve"> − </m:t>
+          </m:r>
+          <m:sSubSup>
+            <m:e>
+              <m:r>
+                <w:rPr>
+                  <w:rFonts w:ascii="Cambria Math" w:hAnsi="Cambria Math"/>
+                  <w:sz w:val="24"/>
+                  <w:szCs w:val="24"/>
+                </w:rPr>
+                <m:t xml:space="preserve">f</m:t>
+              </m:r>
+            </m:e>
+            <m:sub>
+              <m:r>
+                <w:rPr>
+                  <w:rFonts w:ascii="Cambria Math" w:hAnsi="Cambria Math"/>
+                  <w:sz w:val="24"/>
+                  <w:szCs w:val="24"/>
+                </w:rPr>
+                <m:t xml:space="preserve">x</m:t>
+              </m:r>
+              <m:r>
+                <w:rPr>
+                  <w:rFonts w:ascii="Cambria Math" w:hAnsi="Cambria Math"/>
+                  <w:sz w:val="24"/>
+                  <w:szCs w:val="24"/>
+                </w:rPr>
+                <m:t xml:space="preserve">+</m:t>
+              </m:r>
+              <m:r>
+                <w:rPr>
+                  <w:rFonts w:ascii="Cambria Math" w:hAnsi="Cambria Math"/>
+                  <w:sz w:val="24"/>
+                  <w:szCs w:val="24"/>
+                </w:rPr>
+                <m:t xml:space="preserve">t</m:t>
+              </m:r>
+            </m:sub>
+            <m:sup>
+              <m:r>
+                <w:rPr>
+                  <w:rFonts w:ascii="Cambria Math" w:hAnsi="Cambria Math"/>
+                  <w:sz w:val="24"/>
+                  <w:szCs w:val="24"/>
+                </w:rPr>
+                <m:t xml:space="preserve">(</m:t>
+              </m:r>
+              <m:r>
+                <w:rPr>
+                  <w:rFonts w:ascii="Cambria Math" w:hAnsi="Cambria Math"/>
+                  <w:sz w:val="24"/>
+                  <w:szCs w:val="24"/>
+                </w:rPr>
+                <m:t xml:space="preserve">2</m:t>
+              </m:r>
+              <m:r>
+                <w:rPr>
+                  <w:rFonts w:ascii="Cambria Math" w:hAnsi="Cambria Math"/>
+                  <w:sz w:val="24"/>
+                  <w:szCs w:val="24"/>
+                </w:rPr>
+                <m:t xml:space="preserve">)</m:t>
+              </m:r>
+            </m:sup>
+          </m:sSubSup>
+          <m:r>
+            <w:rPr>
+              <w:rFonts w:ascii="Cambria Math" w:hAnsi="Cambria Math"/>
+              <w:sz w:val="24"/>
+              <w:szCs w:val="24"/>
+            </w:rPr>
+            <m:t xml:space="preserve"> )</m:t>
           </m:r>
         </m:oMath>
       </m:oMathPara>
@@ -5041,7 +5117,7 @@
         <w:pStyle w:val="FormulaText"/>
       </w:pPr>
       <w:r>
-        <w:t xml:space="preserve">탈퇴율 — 사망과는 겹치는 부분을 절반으로 보고, 1 을 넘지 않는다</w:t>
+        <w:t xml:space="preserve">납입 탈퇴율 — 사망과는 겹치는 부분을 절반으로 보고, 1 을 넘지 않는다</w:t>
       </w:r>
     </w:p>
     <w:p>
@@ -5061,7 +5137,7 @@
                   <w:sz w:val="24"/>
                   <w:szCs w:val="24"/>
                 </w:rPr>
-                <m:t xml:space="preserve">Q</m:t>
+                <m:t xml:space="preserve">Q′</m:t>
               </m:r>
             </m:e>
             <m:sub>
@@ -5188,7 +5264,7 @@
                   <w:sz w:val="24"/>
                   <w:szCs w:val="24"/>
                 </w:rPr>
-                <m:t xml:space="preserve">r</m:t>
+                <m:t xml:space="preserve">F</m:t>
               </m:r>
             </m:e>
             <m:sub>
@@ -5280,7 +5356,7 @@
                   <w:sz w:val="24"/>
                   <w:szCs w:val="24"/>
                 </w:rPr>
-                <m:t xml:space="preserve">r</m:t>
+                <m:t xml:space="preserve">F</m:t>
               </m:r>
             </m:e>
             <m:sub>
@@ -5342,7 +5418,7 @@
         <w:pStyle w:val="FormulaText"/>
       </w:pPr>
       <w:r>
-        <w:t xml:space="preserve">유지자수 — 탈퇴 사유가 생긴 사람을 뺀다</w:t>
+        <w:t xml:space="preserve">납입자수 — 납입을 멈추게 하는 사유가 생긴 사람을 뺀다</w:t>
       </w:r>
     </w:p>
     <w:p>
@@ -5362,7 +5438,7 @@
                   <w:sz w:val="24"/>
                   <w:szCs w:val="24"/>
                 </w:rPr>
-                <m:t xml:space="preserve">l</m:t>
+                <m:t xml:space="preserve">l′</m:t>
               </m:r>
             </m:e>
             <m:sub>
@@ -5424,7 +5500,7 @@
                   <w:sz w:val="24"/>
                   <w:szCs w:val="24"/>
                 </w:rPr>
-                <m:t xml:space="preserve">l</m:t>
+                <m:t xml:space="preserve">l′</m:t>
               </m:r>
             </m:e>
             <m:sub>
@@ -5486,7 +5562,7 @@
                   <w:sz w:val="24"/>
                   <w:szCs w:val="24"/>
                 </w:rPr>
-                <m:t xml:space="preserve">Q</m:t>
+                <m:t xml:space="preserve">Q′</m:t>
               </m:r>
             </m:e>
             <m:sub>
@@ -5532,7 +5608,15 @@
         <w:pStyle w:val="Note"/>
       </w:pPr>
       <w:r>
-        <w:t xml:space="preserve">※ 급성심근경색증 진단 담보가 이 집단을 쓴다. 사망·급성심근경색증 이(가) 생기면 그 담보는 소멸(탈퇴)한다. 보험금의 현가(바.)는 이 l 을 곱한다.</w:t>
+        <w:t xml:space="preserve">※ 보험료 계산에는 납입자수를 하나만 쓴다 — 계약을 끝내는 탈퇴 사유(사망 — 모든 담보에 공통), 납입면제 사유(뇌출혈·급성심근경색증)가 생긴 사람을 뺀다. 별도의 납입면제율을 곱하지 않는다. 질병끼리는 곱으로, 사망과는 겹치는 부분을 절반으로 결합한다.</w:t>
+      </w:r>
+    </w:p>
+    <w:p>
+      <w:pPr>
+        <w:pStyle w:val="Heading2"/>
+      </w:pPr>
+      <w:r>
+        <w:t xml:space="preserve">마. 계산기수 — 보험료</w:t>
       </w:r>
     </w:p>
     <w:p>
@@ -5540,32 +5624,7 @@
         <w:pStyle w:val="FormulaLabel"/>
       </w:pPr>
       <w:r>
-        <w:t xml:space="preserve">[식] 납입자수 — 사망 · 급성심근경색증</w:t>
-      </w:r>
-    </w:p>
-    <w:p>
-      <w:pPr>
-        <w:pStyle w:val="FormulaText"/>
-      </w:pPr>
-      <w:r>
-        <w:t xml:space="preserve">f</w:t>
-      </w:r>
-      <w:r>
-        <w:rPr>
-          <w:vertAlign w:val="subscript"/>
-        </w:rPr>
-        <w:t xml:space="preserve">x</w:t>
-      </w:r>
-      <w:r>
-        <w:t xml:space="preserve"> : 뇌출혈 발생률 — 납입만 면제되는 사유</w:t>
-      </w:r>
-    </w:p>
-    <w:p>
-      <w:pPr>
-        <w:pStyle w:val="FormulaText"/>
-      </w:pPr>
-      <w:r>
-        <w:t xml:space="preserve">기준 인원</w:t>
+        <w:t xml:space="preserve">[식] 납입자수의 현가와 누계 (D′ · N′)</w:t>
       </w:r>
     </w:p>
     <w:p>
@@ -5585,6 +5644,52 @@
                   <w:sz w:val="24"/>
                   <w:szCs w:val="24"/>
                 </w:rPr>
+                <m:t xml:space="preserve">D′</m:t>
+              </m:r>
+            </m:e>
+            <m:sub>
+              <m:r>
+                <w:rPr>
+                  <w:rFonts w:ascii="Cambria Math" w:hAnsi="Cambria Math"/>
+                  <w:sz w:val="24"/>
+                  <w:szCs w:val="24"/>
+                </w:rPr>
+                <m:t xml:space="preserve">x</m:t>
+              </m:r>
+              <m:r>
+                <w:rPr>
+                  <w:rFonts w:ascii="Cambria Math" w:hAnsi="Cambria Math"/>
+                  <w:sz w:val="24"/>
+                  <w:szCs w:val="24"/>
+                </w:rPr>
+                <m:t xml:space="preserve">+</m:t>
+              </m:r>
+              <m:r>
+                <w:rPr>
+                  <w:rFonts w:ascii="Cambria Math" w:hAnsi="Cambria Math"/>
+                  <w:sz w:val="24"/>
+                  <w:szCs w:val="24"/>
+                </w:rPr>
+                <m:t xml:space="preserve">t</m:t>
+              </m:r>
+            </m:sub>
+          </m:sSub>
+          <m:r>
+            <w:rPr>
+              <w:rFonts w:ascii="Cambria Math" w:hAnsi="Cambria Math"/>
+              <w:sz w:val="24"/>
+              <w:szCs w:val="24"/>
+            </w:rPr>
+            <m:t xml:space="preserve"> = </m:t>
+          </m:r>
+          <m:sSub>
+            <m:e>
+              <m:r>
+                <w:rPr>
+                  <w:rFonts w:ascii="Cambria Math" w:hAnsi="Cambria Math"/>
+                  <w:sz w:val="24"/>
+                  <w:szCs w:val="24"/>
+                </w:rPr>
                 <m:t xml:space="preserve">l′</m:t>
               </m:r>
             </m:e>
@@ -5597,6 +5702,22 @@
                 </w:rPr>
                 <m:t xml:space="preserve">x</m:t>
               </m:r>
+              <m:r>
+                <w:rPr>
+                  <w:rFonts w:ascii="Cambria Math" w:hAnsi="Cambria Math"/>
+                  <w:sz w:val="24"/>
+                  <w:szCs w:val="24"/>
+                </w:rPr>
+                <m:t xml:space="preserve">+</m:t>
+              </m:r>
+              <m:r>
+                <w:rPr>
+                  <w:rFonts w:ascii="Cambria Math" w:hAnsi="Cambria Math"/>
+                  <w:sz w:val="24"/>
+                  <w:szCs w:val="24"/>
+                </w:rPr>
+                <m:t xml:space="preserve">t</m:t>
+              </m:r>
             </m:sub>
           </m:sSub>
           <m:r>
@@ -5605,42 +5726,32 @@
               <w:sz w:val="24"/>
               <w:szCs w:val="24"/>
             </w:rPr>
-            <m:t xml:space="preserve"> = </m:t>
-          </m:r>
-          <m:r>
-            <w:rPr>
-              <w:rFonts w:ascii="Cambria Math" w:hAnsi="Cambria Math"/>
-              <w:sz w:val="24"/>
-              <w:szCs w:val="24"/>
-            </w:rPr>
-            <m:t xml:space="preserve">100</m:t>
-          </m:r>
-          <m:r>
-            <w:rPr>
-              <w:rFonts w:ascii="Cambria Math" w:hAnsi="Cambria Math"/>
-              <w:sz w:val="24"/>
-              <w:szCs w:val="24"/>
-            </w:rPr>
-            <m:t xml:space="preserve">,</m:t>
-          </m:r>
-          <m:r>
-            <w:rPr>
-              <w:rFonts w:ascii="Cambria Math" w:hAnsi="Cambria Math"/>
-              <w:sz w:val="24"/>
-              <w:szCs w:val="24"/>
-            </w:rPr>
-            <m:t xml:space="preserve">000</m:t>
-          </m:r>
+            <m:t xml:space="preserve">·</m:t>
+          </m:r>
+          <m:sSup>
+            <m:e>
+              <m:r>
+                <w:rPr>
+                  <w:rFonts w:ascii="Cambria Math" w:hAnsi="Cambria Math"/>
+                  <w:sz w:val="24"/>
+                  <w:szCs w:val="24"/>
+                </w:rPr>
+                <m:t xml:space="preserve">v</m:t>
+              </m:r>
+            </m:e>
+            <m:sup>
+              <m:r>
+                <w:rPr>
+                  <w:rFonts w:ascii="Cambria Math" w:hAnsi="Cambria Math"/>
+                  <w:sz w:val="24"/>
+                  <w:szCs w:val="24"/>
+                </w:rPr>
+                <m:t xml:space="preserve">t</m:t>
+              </m:r>
+            </m:sup>
+          </m:sSup>
         </m:oMath>
       </m:oMathPara>
-    </w:p>
-    <w:p>
-      <w:pPr>
-        <w:pStyle w:val="FormulaText"/>
-      </w:pPr>
-      <w:r>
-        <w:t xml:space="preserve">질병 발생률 — 탈퇴 사유의 질병과 납입면제 사유를 함께, 따로 생긴다고 보고 곱으로 결합한다</w:t>
-      </w:r>
     </w:p>
     <w:p>
       <w:pPr>
@@ -5659,7 +5770,7 @@
                   <w:sz w:val="24"/>
                   <w:szCs w:val="24"/>
                 </w:rPr>
-                <m:t xml:space="preserve">F</m:t>
+                <m:t xml:space="preserve">N′</m:t>
               </m:r>
             </m:e>
             <m:sub>
@@ -5697,38 +5808,6 @@
             </w:rPr>
             <m:t xml:space="preserve"> = </m:t>
           </m:r>
-          <m:r>
-            <w:rPr>
-              <w:rFonts w:ascii="Cambria Math" w:hAnsi="Cambria Math"/>
-              <w:sz w:val="24"/>
-              <w:szCs w:val="24"/>
-            </w:rPr>
-            <m:t xml:space="preserve">1</m:t>
-          </m:r>
-          <m:r>
-            <w:rPr>
-              <w:rFonts w:ascii="Cambria Math" w:hAnsi="Cambria Math"/>
-              <w:sz w:val="24"/>
-              <w:szCs w:val="24"/>
-            </w:rPr>
-            <m:t xml:space="preserve"> − ( </m:t>
-          </m:r>
-          <m:r>
-            <w:rPr>
-              <w:rFonts w:ascii="Cambria Math" w:hAnsi="Cambria Math"/>
-              <w:sz w:val="24"/>
-              <w:szCs w:val="24"/>
-            </w:rPr>
-            <m:t xml:space="preserve">1</m:t>
-          </m:r>
-          <m:r>
-            <w:rPr>
-              <w:rFonts w:ascii="Cambria Math" w:hAnsi="Cambria Math"/>
-              <w:sz w:val="24"/>
-              <w:szCs w:val="24"/>
-            </w:rPr>
-            <m:t xml:space="preserve"> − </m:t>
-          </m:r>
           <m:sSub>
             <m:e>
               <m:r>
@@ -5737,7 +5816,53 @@
                   <w:sz w:val="24"/>
                   <w:szCs w:val="24"/>
                 </w:rPr>
-                <m:t xml:space="preserve">r</m:t>
+                <m:t xml:space="preserve">Σ</m:t>
+              </m:r>
+            </m:e>
+            <m:sub>
+              <m:r>
+                <w:rPr>
+                  <w:rFonts w:ascii="Cambria Math" w:hAnsi="Cambria Math"/>
+                  <w:sz w:val="24"/>
+                  <w:szCs w:val="24"/>
+                </w:rPr>
+                <m:t xml:space="preserve">u</m:t>
+              </m:r>
+              <m:r>
+                <w:rPr>
+                  <w:rFonts w:ascii="Cambria Math" w:hAnsi="Cambria Math"/>
+                  <w:sz w:val="24"/>
+                  <w:szCs w:val="24"/>
+                </w:rPr>
+                <m:t xml:space="preserve">≥</m:t>
+              </m:r>
+              <m:r>
+                <w:rPr>
+                  <w:rFonts w:ascii="Cambria Math" w:hAnsi="Cambria Math"/>
+                  <w:sz w:val="24"/>
+                  <w:szCs w:val="24"/>
+                </w:rPr>
+                <m:t xml:space="preserve">t</m:t>
+              </m:r>
+            </m:sub>
+          </m:sSub>
+          <m:r>
+            <w:rPr>
+              <w:rFonts w:ascii="Cambria Math" w:hAnsi="Cambria Math"/>
+              <w:sz w:val="24"/>
+              <w:szCs w:val="24"/>
+            </w:rPr>
+            <m:t xml:space="preserve"> </m:t>
+          </m:r>
+          <m:sSub>
+            <m:e>
+              <m:r>
+                <w:rPr>
+                  <w:rFonts w:ascii="Cambria Math" w:hAnsi="Cambria Math"/>
+                  <w:sz w:val="24"/>
+                  <w:szCs w:val="24"/>
+                </w:rPr>
+                <m:t xml:space="preserve">D′</m:t>
               </m:r>
             </m:e>
             <m:sub>
@@ -5763,89 +5888,323 @@
                   <w:sz w:val="24"/>
                   <w:szCs w:val="24"/>
                 </w:rPr>
-                <m:t xml:space="preserve">t</m:t>
+                <m:t xml:space="preserve">u</m:t>
               </m:r>
             </m:sub>
           </m:sSub>
-          <m:r>
-            <w:rPr>
-              <w:rFonts w:ascii="Cambria Math" w:hAnsi="Cambria Math"/>
-              <w:sz w:val="24"/>
-              <w:szCs w:val="24"/>
-            </w:rPr>
-            <m:t xml:space="preserve"> )·( </m:t>
-          </m:r>
-          <m:r>
-            <w:rPr>
-              <w:rFonts w:ascii="Cambria Math" w:hAnsi="Cambria Math"/>
-              <w:sz w:val="24"/>
-              <w:szCs w:val="24"/>
-            </w:rPr>
-            <m:t xml:space="preserve">1</m:t>
-          </m:r>
-          <m:r>
-            <w:rPr>
-              <w:rFonts w:ascii="Cambria Math" w:hAnsi="Cambria Math"/>
-              <w:sz w:val="24"/>
-              <w:szCs w:val="24"/>
-            </w:rPr>
-            <m:t xml:space="preserve"> − </m:t>
-          </m:r>
-          <m:sSub>
-            <m:e>
-              <m:r>
-                <w:rPr>
-                  <w:rFonts w:ascii="Cambria Math" w:hAnsi="Cambria Math"/>
-                  <w:sz w:val="24"/>
-                  <w:szCs w:val="24"/>
-                </w:rPr>
-                <m:t xml:space="preserve">f</m:t>
-              </m:r>
-            </m:e>
-            <m:sub>
-              <m:r>
-                <w:rPr>
-                  <w:rFonts w:ascii="Cambria Math" w:hAnsi="Cambria Math"/>
-                  <w:sz w:val="24"/>
-                  <w:szCs w:val="24"/>
-                </w:rPr>
-                <m:t xml:space="preserve">x</m:t>
-              </m:r>
-              <m:r>
-                <w:rPr>
-                  <w:rFonts w:ascii="Cambria Math" w:hAnsi="Cambria Math"/>
-                  <w:sz w:val="24"/>
-                  <w:szCs w:val="24"/>
-                </w:rPr>
-                <m:t xml:space="preserve">+</m:t>
-              </m:r>
-              <m:r>
-                <w:rPr>
-                  <w:rFonts w:ascii="Cambria Math" w:hAnsi="Cambria Math"/>
-                  <w:sz w:val="24"/>
-                  <w:szCs w:val="24"/>
-                </w:rPr>
-                <m:t xml:space="preserve">t</m:t>
-              </m:r>
-            </m:sub>
-          </m:sSub>
-          <m:r>
-            <w:rPr>
-              <w:rFonts w:ascii="Cambria Math" w:hAnsi="Cambria Math"/>
-              <w:sz w:val="24"/>
-              <w:szCs w:val="24"/>
-            </w:rPr>
-            <m:t xml:space="preserve"> )</m:t>
-          </m:r>
         </m:oMath>
       </m:oMathPara>
     </w:p>
     <w:p>
       <w:pPr>
-        <w:pStyle w:val="FormulaText"/>
-      </w:pPr>
-      <w:r>
-        <w:t xml:space="preserve">납입 탈퇴율 — 사망과는 겹치는 부분을 절반으로 보고, 1 을 넘지 않는다</w:t>
+        <w:pStyle w:val="FormulaLabel"/>
+      </w:pPr>
+      <w:r>
+        <w:t xml:space="preserve">[식] 연납 환산 납입기수 (N*)</w:t>
+      </w:r>
+    </w:p>
+    <w:p>
+      <w:pPr>
+        <w:pStyle w:val="Formula"/>
+      </w:pPr>
+      <m:oMathPara>
+        <m:oMathParaPr>
+          <m:jc m:val="left"/>
+        </m:oMathParaPr>
+        <m:oMath>
+          <m:r>
+            <w:rPr>
+              <w:rFonts w:ascii="Cambria Math" w:hAnsi="Cambria Math"/>
+              <w:sz w:val="24"/>
+              <w:szCs w:val="24"/>
+            </w:rPr>
+            <m:t xml:space="preserve">N*</m:t>
+          </m:r>
+          <m:r>
+            <w:rPr>
+              <w:rFonts w:ascii="Cambria Math" w:hAnsi="Cambria Math"/>
+              <w:sz w:val="24"/>
+              <w:szCs w:val="24"/>
+            </w:rPr>
+            <m:t xml:space="preserve"> = </m:t>
+          </m:r>
+          <m:r>
+            <w:rPr>
+              <w:rFonts w:ascii="Cambria Math" w:hAnsi="Cambria Math"/>
+              <w:sz w:val="24"/>
+              <w:szCs w:val="24"/>
+            </w:rPr>
+            <m:t xml:space="preserve">k</m:t>
+          </m:r>
+          <m:r>
+            <w:rPr>
+              <w:rFonts w:ascii="Cambria Math" w:hAnsi="Cambria Math"/>
+              <w:sz w:val="24"/>
+              <w:szCs w:val="24"/>
+            </w:rPr>
+            <m:t xml:space="preserve"> · [ ( </m:t>
+          </m:r>
+          <m:sSub>
+            <m:e>
+              <m:r>
+                <w:rPr>
+                  <w:rFonts w:ascii="Cambria Math" w:hAnsi="Cambria Math"/>
+                  <w:sz w:val="24"/>
+                  <w:szCs w:val="24"/>
+                </w:rPr>
+                <m:t xml:space="preserve">N′</m:t>
+              </m:r>
+            </m:e>
+            <m:sub>
+              <m:r>
+                <w:rPr>
+                  <w:rFonts w:ascii="Cambria Math" w:hAnsi="Cambria Math"/>
+                  <w:sz w:val="24"/>
+                  <w:szCs w:val="24"/>
+                </w:rPr>
+                <m:t xml:space="preserve">x</m:t>
+              </m:r>
+            </m:sub>
+          </m:sSub>
+          <m:r>
+            <w:rPr>
+              <w:rFonts w:ascii="Cambria Math" w:hAnsi="Cambria Math"/>
+              <w:sz w:val="24"/>
+              <w:szCs w:val="24"/>
+            </w:rPr>
+            <m:t xml:space="preserve"> − </m:t>
+          </m:r>
+          <m:sSub>
+            <m:e>
+              <m:r>
+                <w:rPr>
+                  <w:rFonts w:ascii="Cambria Math" w:hAnsi="Cambria Math"/>
+                  <w:sz w:val="24"/>
+                  <w:szCs w:val="24"/>
+                </w:rPr>
+                <m:t xml:space="preserve">N′</m:t>
+              </m:r>
+            </m:e>
+            <m:sub>
+              <m:r>
+                <w:rPr>
+                  <w:rFonts w:ascii="Cambria Math" w:hAnsi="Cambria Math"/>
+                  <w:sz w:val="24"/>
+                  <w:szCs w:val="24"/>
+                </w:rPr>
+                <m:t xml:space="preserve">x</m:t>
+              </m:r>
+              <m:r>
+                <w:rPr>
+                  <w:rFonts w:ascii="Cambria Math" w:hAnsi="Cambria Math"/>
+                  <w:sz w:val="24"/>
+                  <w:szCs w:val="24"/>
+                </w:rPr>
+                <m:t xml:space="preserve">+</m:t>
+              </m:r>
+              <m:r>
+                <w:rPr>
+                  <w:rFonts w:ascii="Cambria Math" w:hAnsi="Cambria Math"/>
+                  <w:sz w:val="24"/>
+                  <w:szCs w:val="24"/>
+                </w:rPr>
+                <m:t xml:space="preserve">m</m:t>
+              </m:r>
+            </m:sub>
+          </m:sSub>
+          <m:r>
+            <w:rPr>
+              <w:rFonts w:ascii="Cambria Math" w:hAnsi="Cambria Math"/>
+              <w:sz w:val="24"/>
+              <w:szCs w:val="24"/>
+            </w:rPr>
+            <m:t xml:space="preserve"> )</m:t>
+          </m:r>
+        </m:oMath>
+      </m:oMathPara>
+    </w:p>
+    <w:p>
+      <w:pPr>
+        <w:pStyle w:val="Formula"/>
+      </w:pPr>
+      <m:oMathPara>
+        <m:oMathParaPr>
+          <m:jc m:val="left"/>
+        </m:oMathParaPr>
+        <m:oMath>
+          <m:r>
+            <w:rPr>
+              <w:rFonts w:ascii="Cambria Math" w:hAnsi="Cambria Math"/>
+              <w:sz w:val="24"/>
+              <w:szCs w:val="24"/>
+            </w:rPr>
+            <m:t xml:space="preserve">− ( </m:t>
+          </m:r>
+          <m:r>
+            <w:rPr>
+              <w:rFonts w:ascii="Cambria Math" w:hAnsi="Cambria Math"/>
+              <w:sz w:val="24"/>
+              <w:szCs w:val="24"/>
+            </w:rPr>
+            <m:t xml:space="preserve">k</m:t>
+          </m:r>
+          <m:r>
+            <w:rPr>
+              <w:rFonts w:ascii="Cambria Math" w:hAnsi="Cambria Math"/>
+              <w:sz w:val="24"/>
+              <w:szCs w:val="24"/>
+            </w:rPr>
+            <m:t xml:space="preserve">−</m:t>
+          </m:r>
+          <m:r>
+            <w:rPr>
+              <w:rFonts w:ascii="Cambria Math" w:hAnsi="Cambria Math"/>
+              <w:sz w:val="24"/>
+              <w:szCs w:val="24"/>
+            </w:rPr>
+            <m:t xml:space="preserve">1</m:t>
+          </m:r>
+          <m:r>
+            <w:rPr>
+              <w:rFonts w:ascii="Cambria Math" w:hAnsi="Cambria Math"/>
+              <w:sz w:val="24"/>
+              <w:szCs w:val="24"/>
+            </w:rPr>
+            <m:t xml:space="preserve"> )/( </m:t>
+          </m:r>
+          <m:r>
+            <w:rPr>
+              <w:rFonts w:ascii="Cambria Math" w:hAnsi="Cambria Math"/>
+              <w:sz w:val="24"/>
+              <w:szCs w:val="24"/>
+            </w:rPr>
+            <m:t xml:space="preserve">2</m:t>
+          </m:r>
+          <m:r>
+            <w:rPr>
+              <w:rFonts w:ascii="Cambria Math" w:hAnsi="Cambria Math"/>
+              <w:sz w:val="24"/>
+              <w:szCs w:val="24"/>
+            </w:rPr>
+            <m:t xml:space="preserve">·</m:t>
+          </m:r>
+          <m:r>
+            <w:rPr>
+              <w:rFonts w:ascii="Cambria Math" w:hAnsi="Cambria Math"/>
+              <w:sz w:val="24"/>
+              <w:szCs w:val="24"/>
+            </w:rPr>
+            <m:t xml:space="preserve">k</m:t>
+          </m:r>
+          <m:r>
+            <w:rPr>
+              <w:rFonts w:ascii="Cambria Math" w:hAnsi="Cambria Math"/>
+              <w:sz w:val="24"/>
+              <w:szCs w:val="24"/>
+            </w:rPr>
+            <m:t xml:space="preserve"> )·( </m:t>
+          </m:r>
+          <m:sSub>
+            <m:e>
+              <m:r>
+                <w:rPr>
+                  <w:rFonts w:ascii="Cambria Math" w:hAnsi="Cambria Math"/>
+                  <w:sz w:val="24"/>
+                  <w:szCs w:val="24"/>
+                </w:rPr>
+                <m:t xml:space="preserve">D′</m:t>
+              </m:r>
+            </m:e>
+            <m:sub>
+              <m:r>
+                <w:rPr>
+                  <w:rFonts w:ascii="Cambria Math" w:hAnsi="Cambria Math"/>
+                  <w:sz w:val="24"/>
+                  <w:szCs w:val="24"/>
+                </w:rPr>
+                <m:t xml:space="preserve">x</m:t>
+              </m:r>
+            </m:sub>
+          </m:sSub>
+          <m:r>
+            <w:rPr>
+              <w:rFonts w:ascii="Cambria Math" w:hAnsi="Cambria Math"/>
+              <w:sz w:val="24"/>
+              <w:szCs w:val="24"/>
+            </w:rPr>
+            <m:t xml:space="preserve"> − </m:t>
+          </m:r>
+          <m:sSub>
+            <m:e>
+              <m:r>
+                <w:rPr>
+                  <w:rFonts w:ascii="Cambria Math" w:hAnsi="Cambria Math"/>
+                  <w:sz w:val="24"/>
+                  <w:szCs w:val="24"/>
+                </w:rPr>
+                <m:t xml:space="preserve">D′</m:t>
+              </m:r>
+            </m:e>
+            <m:sub>
+              <m:r>
+                <w:rPr>
+                  <w:rFonts w:ascii="Cambria Math" w:hAnsi="Cambria Math"/>
+                  <w:sz w:val="24"/>
+                  <w:szCs w:val="24"/>
+                </w:rPr>
+                <m:t xml:space="preserve">x</m:t>
+              </m:r>
+              <m:r>
+                <w:rPr>
+                  <w:rFonts w:ascii="Cambria Math" w:hAnsi="Cambria Math"/>
+                  <w:sz w:val="24"/>
+                  <w:szCs w:val="24"/>
+                </w:rPr>
+                <m:t xml:space="preserve">+</m:t>
+              </m:r>
+              <m:r>
+                <w:rPr>
+                  <w:rFonts w:ascii="Cambria Math" w:hAnsi="Cambria Math"/>
+                  <w:sz w:val="24"/>
+                  <w:szCs w:val="24"/>
+                </w:rPr>
+                <m:t xml:space="preserve">m</m:t>
+              </m:r>
+            </m:sub>
+          </m:sSub>
+          <m:r>
+            <w:rPr>
+              <w:rFonts w:ascii="Cambria Math" w:hAnsi="Cambria Math"/>
+              <w:sz w:val="24"/>
+              <w:szCs w:val="24"/>
+            </w:rPr>
+            <m:t xml:space="preserve"> ) ]</m:t>
+          </m:r>
+        </m:oMath>
+      </m:oMathPara>
+    </w:p>
+    <w:p>
+      <w:pPr>
+        <w:pStyle w:val="Note"/>
+      </w:pPr>
+      <w:r>
+        <w:t xml:space="preserve">※ k 는 납입주기별 계수(연납 1, 6개월납 2, 3개월납 4, 월납 12)이다. 납입방법에 따라 N* 만 달라지고 보험금의 현가는 같다.</w:t>
+      </w:r>
+    </w:p>
+    <w:p>
+      <w:pPr>
+        <w:pStyle w:val="Heading2"/>
+      </w:pPr>
+      <w:r>
+        <w:t xml:space="preserve">바. 계산기수 — 보험금</w:t>
+      </w:r>
+    </w:p>
+    <w:p>
+      <w:pPr>
+        <w:pStyle w:val="FormulaLabel"/>
+      </w:pPr>
+      <w:r>
+        <w:t xml:space="preserve">[식] 유지자수의 현가와 누계 (D · N)</w:t>
       </w:r>
     </w:p>
     <w:p>
@@ -5865,7 +6224,7 @@
                   <w:sz w:val="24"/>
                   <w:szCs w:val="24"/>
                 </w:rPr>
-                <m:t xml:space="preserve">Q′</m:t>
+                <m:t xml:space="preserve">D</m:t>
               </m:r>
             </m:e>
             <m:sub>
@@ -5903,41 +6262,6 @@
             </w:rPr>
             <m:t xml:space="preserve"> = </m:t>
           </m:r>
-          <m:r>
-            <m:rPr>
-              <m:sty m:val="p"/>
-            </m:rPr>
-            <w:rPr>
-              <w:rFonts w:ascii="Cambria Math" w:hAnsi="Cambria Math"/>
-              <w:sz w:val="24"/>
-              <w:szCs w:val="24"/>
-            </w:rPr>
-            <m:t xml:space="preserve">min</m:t>
-          </m:r>
-          <m:r>
-            <w:rPr>
-              <w:rFonts w:ascii="Cambria Math" w:hAnsi="Cambria Math"/>
-              <w:sz w:val="24"/>
-              <w:szCs w:val="24"/>
-            </w:rPr>
-            <m:t xml:space="preserve">( </m:t>
-          </m:r>
-          <m:r>
-            <w:rPr>
-              <w:rFonts w:ascii="Cambria Math" w:hAnsi="Cambria Math"/>
-              <w:sz w:val="24"/>
-              <w:szCs w:val="24"/>
-            </w:rPr>
-            <m:t xml:space="preserve">1</m:t>
-          </m:r>
-          <m:r>
-            <w:rPr>
-              <w:rFonts w:ascii="Cambria Math" w:hAnsi="Cambria Math"/>
-              <w:sz w:val="24"/>
-              <w:szCs w:val="24"/>
-            </w:rPr>
-            <m:t xml:space="preserve">, </m:t>
-          </m:r>
           <m:sSub>
             <m:e>
               <m:r>
@@ -5946,7 +6270,7 @@
                   <w:sz w:val="24"/>
                   <w:szCs w:val="24"/>
                 </w:rPr>
-                <m:t xml:space="preserve">q</m:t>
+                <m:t xml:space="preserve">l</m:t>
               </m:r>
             </m:e>
             <m:sub>
@@ -5982,36 +6306,20 @@
               <w:sz w:val="24"/>
               <w:szCs w:val="24"/>
             </w:rPr>
-            <m:t xml:space="preserve"> + </m:t>
-          </m:r>
-          <m:sSub>
-            <m:e>
-              <m:r>
-                <w:rPr>
-                  <w:rFonts w:ascii="Cambria Math" w:hAnsi="Cambria Math"/>
-                  <w:sz w:val="24"/>
-                  <w:szCs w:val="24"/>
-                </w:rPr>
-                <m:t xml:space="preserve">F</m:t>
-              </m:r>
-            </m:e>
-            <m:sub>
-              <m:r>
-                <w:rPr>
-                  <w:rFonts w:ascii="Cambria Math" w:hAnsi="Cambria Math"/>
-                  <w:sz w:val="24"/>
-                  <w:szCs w:val="24"/>
-                </w:rPr>
-                <m:t xml:space="preserve">x</m:t>
-              </m:r>
-              <m:r>
-                <w:rPr>
-                  <w:rFonts w:ascii="Cambria Math" w:hAnsi="Cambria Math"/>
-                  <w:sz w:val="24"/>
-                  <w:szCs w:val="24"/>
-                </w:rPr>
-                <m:t xml:space="preserve">+</m:t>
-              </m:r>
+            <m:t xml:space="preserve">·</m:t>
+          </m:r>
+          <m:sSup>
+            <m:e>
+              <m:r>
+                <w:rPr>
+                  <w:rFonts w:ascii="Cambria Math" w:hAnsi="Cambria Math"/>
+                  <w:sz w:val="24"/>
+                  <w:szCs w:val="24"/>
+                </w:rPr>
+                <m:t xml:space="preserve">v</m:t>
+              </m:r>
+            </m:e>
+            <m:sup>
               <m:r>
                 <w:rPr>
                   <w:rFonts w:ascii="Cambria Math" w:hAnsi="Cambria Math"/>
@@ -6020,134 +6328,10 @@
                 </w:rPr>
                 <m:t xml:space="preserve">t</m:t>
               </m:r>
-            </m:sub>
-          </m:sSub>
-          <m:r>
-            <w:rPr>
-              <w:rFonts w:ascii="Cambria Math" w:hAnsi="Cambria Math"/>
-              <w:sz w:val="24"/>
-              <w:szCs w:val="24"/>
-            </w:rPr>
-            <m:t xml:space="preserve"> − </m:t>
-          </m:r>
-          <m:sSub>
-            <m:e>
-              <m:r>
-                <w:rPr>
-                  <w:rFonts w:ascii="Cambria Math" w:hAnsi="Cambria Math"/>
-                  <w:sz w:val="24"/>
-                  <w:szCs w:val="24"/>
-                </w:rPr>
-                <m:t xml:space="preserve">q</m:t>
-              </m:r>
-            </m:e>
-            <m:sub>
-              <m:r>
-                <w:rPr>
-                  <w:rFonts w:ascii="Cambria Math" w:hAnsi="Cambria Math"/>
-                  <w:sz w:val="24"/>
-                  <w:szCs w:val="24"/>
-                </w:rPr>
-                <m:t xml:space="preserve">x</m:t>
-              </m:r>
-              <m:r>
-                <w:rPr>
-                  <w:rFonts w:ascii="Cambria Math" w:hAnsi="Cambria Math"/>
-                  <w:sz w:val="24"/>
-                  <w:szCs w:val="24"/>
-                </w:rPr>
-                <m:t xml:space="preserve">+</m:t>
-              </m:r>
-              <m:r>
-                <w:rPr>
-                  <w:rFonts w:ascii="Cambria Math" w:hAnsi="Cambria Math"/>
-                  <w:sz w:val="24"/>
-                  <w:szCs w:val="24"/>
-                </w:rPr>
-                <m:t xml:space="preserve">t</m:t>
-              </m:r>
-            </m:sub>
-          </m:sSub>
-          <m:r>
-            <w:rPr>
-              <w:rFonts w:ascii="Cambria Math" w:hAnsi="Cambria Math"/>
-              <w:sz w:val="24"/>
-              <w:szCs w:val="24"/>
-            </w:rPr>
-            <m:t xml:space="preserve">·</m:t>
-          </m:r>
-          <m:sSub>
-            <m:e>
-              <m:r>
-                <w:rPr>
-                  <w:rFonts w:ascii="Cambria Math" w:hAnsi="Cambria Math"/>
-                  <w:sz w:val="24"/>
-                  <w:szCs w:val="24"/>
-                </w:rPr>
-                <m:t xml:space="preserve">F</m:t>
-              </m:r>
-            </m:e>
-            <m:sub>
-              <m:r>
-                <w:rPr>
-                  <w:rFonts w:ascii="Cambria Math" w:hAnsi="Cambria Math"/>
-                  <w:sz w:val="24"/>
-                  <w:szCs w:val="24"/>
-                </w:rPr>
-                <m:t xml:space="preserve">x</m:t>
-              </m:r>
-              <m:r>
-                <w:rPr>
-                  <w:rFonts w:ascii="Cambria Math" w:hAnsi="Cambria Math"/>
-                  <w:sz w:val="24"/>
-                  <w:szCs w:val="24"/>
-                </w:rPr>
-                <m:t xml:space="preserve">+</m:t>
-              </m:r>
-              <m:r>
-                <w:rPr>
-                  <w:rFonts w:ascii="Cambria Math" w:hAnsi="Cambria Math"/>
-                  <w:sz w:val="24"/>
-                  <w:szCs w:val="24"/>
-                </w:rPr>
-                <m:t xml:space="preserve">t</m:t>
-              </m:r>
-            </m:sub>
-          </m:sSub>
-          <m:r>
-            <w:rPr>
-              <w:rFonts w:ascii="Cambria Math" w:hAnsi="Cambria Math"/>
-              <w:sz w:val="24"/>
-              <w:szCs w:val="24"/>
-            </w:rPr>
-            <m:t xml:space="preserve">/</m:t>
-          </m:r>
-          <m:r>
-            <w:rPr>
-              <w:rFonts w:ascii="Cambria Math" w:hAnsi="Cambria Math"/>
-              <w:sz w:val="24"/>
-              <w:szCs w:val="24"/>
-            </w:rPr>
-            <m:t xml:space="preserve">2</m:t>
-          </m:r>
-          <m:r>
-            <w:rPr>
-              <w:rFonts w:ascii="Cambria Math" w:hAnsi="Cambria Math"/>
-              <w:sz w:val="24"/>
-              <w:szCs w:val="24"/>
-            </w:rPr>
-            <m:t xml:space="preserve"> )</m:t>
-          </m:r>
+            </m:sup>
+          </m:sSup>
         </m:oMath>
       </m:oMathPara>
-    </w:p>
-    <w:p>
-      <w:pPr>
-        <w:pStyle w:val="FormulaText"/>
-      </w:pPr>
-      <w:r>
-        <w:t xml:space="preserve">납입자수 — 탈퇴 사유에 더해 납입면제 사유가 생긴 사람도 뺀다</w:t>
-      </w:r>
     </w:p>
     <w:p>
       <w:pPr>
@@ -6166,7 +6350,7 @@
                   <w:sz w:val="24"/>
                   <w:szCs w:val="24"/>
                 </w:rPr>
-                <m:t xml:space="preserve">l′</m:t>
+                <m:t xml:space="preserve">N</m:t>
               </m:r>
             </m:e>
             <m:sub>
@@ -6194,6 +6378,82 @@
                 </w:rPr>
                 <m:t xml:space="preserve">t</m:t>
               </m:r>
+            </m:sub>
+          </m:sSub>
+          <m:r>
+            <w:rPr>
+              <w:rFonts w:ascii="Cambria Math" w:hAnsi="Cambria Math"/>
+              <w:sz w:val="24"/>
+              <w:szCs w:val="24"/>
+            </w:rPr>
+            <m:t xml:space="preserve"> = </m:t>
+          </m:r>
+          <m:sSub>
+            <m:e>
+              <m:r>
+                <w:rPr>
+                  <w:rFonts w:ascii="Cambria Math" w:hAnsi="Cambria Math"/>
+                  <w:sz w:val="24"/>
+                  <w:szCs w:val="24"/>
+                </w:rPr>
+                <m:t xml:space="preserve">Σ</m:t>
+              </m:r>
+            </m:e>
+            <m:sub>
+              <m:r>
+                <w:rPr>
+                  <w:rFonts w:ascii="Cambria Math" w:hAnsi="Cambria Math"/>
+                  <w:sz w:val="24"/>
+                  <w:szCs w:val="24"/>
+                </w:rPr>
+                <m:t xml:space="preserve">u</m:t>
+              </m:r>
+              <m:r>
+                <w:rPr>
+                  <w:rFonts w:ascii="Cambria Math" w:hAnsi="Cambria Math"/>
+                  <w:sz w:val="24"/>
+                  <w:szCs w:val="24"/>
+                </w:rPr>
+                <m:t xml:space="preserve">≥</m:t>
+              </m:r>
+              <m:r>
+                <w:rPr>
+                  <w:rFonts w:ascii="Cambria Math" w:hAnsi="Cambria Math"/>
+                  <w:sz w:val="24"/>
+                  <w:szCs w:val="24"/>
+                </w:rPr>
+                <m:t xml:space="preserve">t</m:t>
+              </m:r>
+            </m:sub>
+          </m:sSub>
+          <m:r>
+            <w:rPr>
+              <w:rFonts w:ascii="Cambria Math" w:hAnsi="Cambria Math"/>
+              <w:sz w:val="24"/>
+              <w:szCs w:val="24"/>
+            </w:rPr>
+            <m:t xml:space="preserve"> </m:t>
+          </m:r>
+          <m:sSub>
+            <m:e>
+              <m:r>
+                <w:rPr>
+                  <w:rFonts w:ascii="Cambria Math" w:hAnsi="Cambria Math"/>
+                  <w:sz w:val="24"/>
+                  <w:szCs w:val="24"/>
+                </w:rPr>
+                <m:t xml:space="preserve">D</m:t>
+              </m:r>
+            </m:e>
+            <m:sub>
+              <m:r>
+                <w:rPr>
+                  <w:rFonts w:ascii="Cambria Math" w:hAnsi="Cambria Math"/>
+                  <w:sz w:val="24"/>
+                  <w:szCs w:val="24"/>
+                </w:rPr>
+                <m:t xml:space="preserve">x</m:t>
+              </m:r>
               <m:r>
                 <w:rPr>
                   <w:rFonts w:ascii="Cambria Math" w:hAnsi="Cambria Math"/>
@@ -6208,126 +6468,10 @@
                   <w:sz w:val="24"/>
                   <w:szCs w:val="24"/>
                 </w:rPr>
-                <m:t xml:space="preserve">1</m:t>
+                <m:t xml:space="preserve">u</m:t>
               </m:r>
             </m:sub>
           </m:sSub>
-          <m:r>
-            <w:rPr>
-              <w:rFonts w:ascii="Cambria Math" w:hAnsi="Cambria Math"/>
-              <w:sz w:val="24"/>
-              <w:szCs w:val="24"/>
-            </w:rPr>
-            <m:t xml:space="preserve"> = </m:t>
-          </m:r>
-          <m:sSub>
-            <m:e>
-              <m:r>
-                <w:rPr>
-                  <w:rFonts w:ascii="Cambria Math" w:hAnsi="Cambria Math"/>
-                  <w:sz w:val="24"/>
-                  <w:szCs w:val="24"/>
-                </w:rPr>
-                <m:t xml:space="preserve">l′</m:t>
-              </m:r>
-            </m:e>
-            <m:sub>
-              <m:r>
-                <w:rPr>
-                  <w:rFonts w:ascii="Cambria Math" w:hAnsi="Cambria Math"/>
-                  <w:sz w:val="24"/>
-                  <w:szCs w:val="24"/>
-                </w:rPr>
-                <m:t xml:space="preserve">x</m:t>
-              </m:r>
-              <m:r>
-                <w:rPr>
-                  <w:rFonts w:ascii="Cambria Math" w:hAnsi="Cambria Math"/>
-                  <w:sz w:val="24"/>
-                  <w:szCs w:val="24"/>
-                </w:rPr>
-                <m:t xml:space="preserve">+</m:t>
-              </m:r>
-              <m:r>
-                <w:rPr>
-                  <w:rFonts w:ascii="Cambria Math" w:hAnsi="Cambria Math"/>
-                  <w:sz w:val="24"/>
-                  <w:szCs w:val="24"/>
-                </w:rPr>
-                <m:t xml:space="preserve">t</m:t>
-              </m:r>
-            </m:sub>
-          </m:sSub>
-          <m:r>
-            <w:rPr>
-              <w:rFonts w:ascii="Cambria Math" w:hAnsi="Cambria Math"/>
-              <w:sz w:val="24"/>
-              <w:szCs w:val="24"/>
-            </w:rPr>
-            <m:t xml:space="preserve"> × ( </m:t>
-          </m:r>
-          <m:r>
-            <w:rPr>
-              <w:rFonts w:ascii="Cambria Math" w:hAnsi="Cambria Math"/>
-              <w:sz w:val="24"/>
-              <w:szCs w:val="24"/>
-            </w:rPr>
-            <m:t xml:space="preserve">1</m:t>
-          </m:r>
-          <m:r>
-            <w:rPr>
-              <w:rFonts w:ascii="Cambria Math" w:hAnsi="Cambria Math"/>
-              <w:sz w:val="24"/>
-              <w:szCs w:val="24"/>
-            </w:rPr>
-            <m:t xml:space="preserve"> − </m:t>
-          </m:r>
-          <m:sSub>
-            <m:e>
-              <m:r>
-                <w:rPr>
-                  <w:rFonts w:ascii="Cambria Math" w:hAnsi="Cambria Math"/>
-                  <w:sz w:val="24"/>
-                  <w:szCs w:val="24"/>
-                </w:rPr>
-                <m:t xml:space="preserve">Q′</m:t>
-              </m:r>
-            </m:e>
-            <m:sub>
-              <m:r>
-                <w:rPr>
-                  <w:rFonts w:ascii="Cambria Math" w:hAnsi="Cambria Math"/>
-                  <w:sz w:val="24"/>
-                  <w:szCs w:val="24"/>
-                </w:rPr>
-                <m:t xml:space="preserve">x</m:t>
-              </m:r>
-              <m:r>
-                <w:rPr>
-                  <w:rFonts w:ascii="Cambria Math" w:hAnsi="Cambria Math"/>
-                  <w:sz w:val="24"/>
-                  <w:szCs w:val="24"/>
-                </w:rPr>
-                <m:t xml:space="preserve">+</m:t>
-              </m:r>
-              <m:r>
-                <w:rPr>
-                  <w:rFonts w:ascii="Cambria Math" w:hAnsi="Cambria Math"/>
-                  <w:sz w:val="24"/>
-                  <w:szCs w:val="24"/>
-                </w:rPr>
-                <m:t xml:space="preserve">t</m:t>
-              </m:r>
-            </m:sub>
-          </m:sSub>
-          <m:r>
-            <w:rPr>
-              <w:rFonts w:ascii="Cambria Math" w:hAnsi="Cambria Math"/>
-              <w:sz w:val="24"/>
-              <w:szCs w:val="24"/>
-            </w:rPr>
-            <m:t xml:space="preserve"> )</m:t>
-          </m:r>
         </m:oMath>
       </m:oMathPara>
     </w:p>
@@ -6336,15 +6480,7 @@
         <w:pStyle w:val="Note"/>
       </w:pPr>
       <w:r>
-        <w:t xml:space="preserve">※ 납입자수는 탈퇴 사유에 더해 f 사유가 생길 때도 줄어든다 — 별도의 납입면제율을 곱하지 않는다. 납입면제 사유 중 급성심근경색증 은(는) 이 집단의 탈퇴 사유라 한 번만 센다. 질병끼리는 곱으로, 사망과는 겹치는 부분을 절반으로 결합한다.</w:t>
-      </w:r>
-    </w:p>
-    <w:p>
-      <w:pPr>
-        <w:pStyle w:val="Heading2"/>
-      </w:pPr>
-      <w:r>
-        <w:t xml:space="preserve">마. 계산기수 — 보험료</w:t>
+        <w:t xml:space="preserve">※ 담보마다 그 담보의 유지자수 l 로 낸다. 납입 후 유지비와 책임준비금(2.)이 N 을 쓴다.</w:t>
       </w:r>
     </w:p>
     <w:p>
@@ -6352,7 +6488,15 @@
         <w:pStyle w:val="FormulaLabel"/>
       </w:pPr>
       <w:r>
-        <w:t xml:space="preserve">[식] 납입자수의 현가와 누계 (D′ · N′)</w:t>
+        <w:t xml:space="preserve">[식] 보험금의 현가 — 뇌출혈 진단</w:t>
+      </w:r>
+    </w:p>
+    <w:p>
+      <w:pPr>
+        <w:pStyle w:val="FormulaText"/>
+      </w:pPr>
+      <w:r>
+        <w:t xml:space="preserve">보장금액의 배수</w:t>
       </w:r>
     </w:p>
     <w:p>
@@ -6372,26 +6516,10 @@
                   <w:sz w:val="24"/>
                   <w:szCs w:val="24"/>
                 </w:rPr>
-                <m:t xml:space="preserve">D′</m:t>
-              </m:r>
-            </m:e>
-            <m:sub>
-              <m:r>
-                <w:rPr>
-                  <w:rFonts w:ascii="Cambria Math" w:hAnsi="Cambria Math"/>
-                  <w:sz w:val="24"/>
-                  <w:szCs w:val="24"/>
-                </w:rPr>
-                <m:t xml:space="preserve">x</m:t>
-              </m:r>
-              <m:r>
-                <w:rPr>
-                  <w:rFonts w:ascii="Cambria Math" w:hAnsi="Cambria Math"/>
-                  <w:sz w:val="24"/>
-                  <w:szCs w:val="24"/>
-                </w:rPr>
-                <m:t xml:space="preserve">+</m:t>
-              </m:r>
+                <m:t xml:space="preserve">S</m:t>
+              </m:r>
+            </m:e>
+            <m:sub>
               <m:r>
                 <w:rPr>
                   <w:rFonts w:ascii="Cambria Math" w:hAnsi="Cambria Math"/>
@@ -6410,76 +6538,24 @@
             </w:rPr>
             <m:t xml:space="preserve"> = </m:t>
           </m:r>
-          <m:sSub>
-            <m:e>
-              <m:r>
-                <w:rPr>
-                  <w:rFonts w:ascii="Cambria Math" w:hAnsi="Cambria Math"/>
-                  <w:sz w:val="24"/>
-                  <w:szCs w:val="24"/>
-                </w:rPr>
-                <m:t xml:space="preserve">l′</m:t>
-              </m:r>
-            </m:e>
-            <m:sub>
-              <m:r>
-                <w:rPr>
-                  <w:rFonts w:ascii="Cambria Math" w:hAnsi="Cambria Math"/>
-                  <w:sz w:val="24"/>
-                  <w:szCs w:val="24"/>
-                </w:rPr>
-                <m:t xml:space="preserve">x</m:t>
-              </m:r>
-              <m:r>
-                <w:rPr>
-                  <w:rFonts w:ascii="Cambria Math" w:hAnsi="Cambria Math"/>
-                  <w:sz w:val="24"/>
-                  <w:szCs w:val="24"/>
-                </w:rPr>
-                <m:t xml:space="preserve">+</m:t>
-              </m:r>
-              <m:r>
-                <w:rPr>
-                  <w:rFonts w:ascii="Cambria Math" w:hAnsi="Cambria Math"/>
-                  <w:sz w:val="24"/>
-                  <w:szCs w:val="24"/>
-                </w:rPr>
-                <m:t xml:space="preserve">t</m:t>
-              </m:r>
-            </m:sub>
-          </m:sSub>
-          <m:r>
-            <w:rPr>
-              <w:rFonts w:ascii="Cambria Math" w:hAnsi="Cambria Math"/>
-              <w:sz w:val="24"/>
-              <w:szCs w:val="24"/>
-            </w:rPr>
-            <m:t xml:space="preserve">·</m:t>
-          </m:r>
-          <m:sSup>
-            <m:e>
-              <m:r>
-                <w:rPr>
-                  <w:rFonts w:ascii="Cambria Math" w:hAnsi="Cambria Math"/>
-                  <w:sz w:val="24"/>
-                  <w:szCs w:val="24"/>
-                </w:rPr>
-                <m:t xml:space="preserve">v</m:t>
-              </m:r>
-            </m:e>
-            <m:sup>
-              <m:r>
-                <w:rPr>
-                  <w:rFonts w:ascii="Cambria Math" w:hAnsi="Cambria Math"/>
-                  <w:sz w:val="24"/>
-                  <w:szCs w:val="24"/>
-                </w:rPr>
-                <m:t xml:space="preserve">t</m:t>
-              </m:r>
-            </m:sup>
-          </m:sSup>
+          <m:r>
+            <w:rPr>
+              <w:rFonts w:ascii="Cambria Math" w:hAnsi="Cambria Math"/>
+              <w:sz w:val="24"/>
+              <w:szCs w:val="24"/>
+            </w:rPr>
+            <m:t xml:space="preserve">1</m:t>
+          </m:r>
         </m:oMath>
       </m:oMathPara>
+    </w:p>
+    <w:p>
+      <w:pPr>
+        <w:pStyle w:val="FormulaText"/>
+      </w:pPr>
+      <w:r>
+        <w:t xml:space="preserve">급부 발생자</w:t>
+      </w:r>
     </w:p>
     <w:p>
       <w:pPr>
@@ -6498,7 +6574,7 @@
                   <w:sz w:val="24"/>
                   <w:szCs w:val="24"/>
                 </w:rPr>
-                <m:t xml:space="preserve">N′</m:t>
+                <m:t xml:space="preserve">C</m:t>
               </m:r>
             </m:e>
             <m:sub>
@@ -6544,25 +6620,25 @@
                   <w:sz w:val="24"/>
                   <w:szCs w:val="24"/>
                 </w:rPr>
-                <m:t xml:space="preserve">Σ</m:t>
-              </m:r>
-            </m:e>
-            <m:sub>
-              <m:r>
-                <w:rPr>
-                  <w:rFonts w:ascii="Cambria Math" w:hAnsi="Cambria Math"/>
-                  <w:sz w:val="24"/>
-                  <w:szCs w:val="24"/>
-                </w:rPr>
-                <m:t xml:space="preserve">u</m:t>
-              </m:r>
-              <m:r>
-                <w:rPr>
-                  <w:rFonts w:ascii="Cambria Math" w:hAnsi="Cambria Math"/>
-                  <w:sz w:val="24"/>
-                  <w:szCs w:val="24"/>
-                </w:rPr>
-                <m:t xml:space="preserve">≥</m:t>
+                <m:t xml:space="preserve">l</m:t>
+              </m:r>
+            </m:e>
+            <m:sub>
+              <m:r>
+                <w:rPr>
+                  <w:rFonts w:ascii="Cambria Math" w:hAnsi="Cambria Math"/>
+                  <w:sz w:val="24"/>
+                  <w:szCs w:val="24"/>
+                </w:rPr>
+                <m:t xml:space="preserve">x</m:t>
+              </m:r>
+              <m:r>
+                <w:rPr>
+                  <w:rFonts w:ascii="Cambria Math" w:hAnsi="Cambria Math"/>
+                  <w:sz w:val="24"/>
+                  <w:szCs w:val="24"/>
+                </w:rPr>
+                <m:t xml:space="preserve">+</m:t>
               </m:r>
               <m:r>
                 <w:rPr>
@@ -6580,7 +6656,7 @@
               <w:sz w:val="24"/>
               <w:szCs w:val="24"/>
             </w:rPr>
-            <m:t xml:space="preserve"> </m:t>
+            <m:t xml:space="preserve">·</m:t>
           </m:r>
           <m:sSub>
             <m:e>
@@ -6590,7 +6666,7 @@
                   <w:sz w:val="24"/>
                   <w:szCs w:val="24"/>
                 </w:rPr>
-                <m:t xml:space="preserve">D′</m:t>
+                <m:t xml:space="preserve">r</m:t>
               </m:r>
             </m:e>
             <m:sub>
@@ -6616,323 +6692,57 @@
                   <w:sz w:val="24"/>
                   <w:szCs w:val="24"/>
                 </w:rPr>
-                <m:t xml:space="preserve">u</m:t>
+                <m:t xml:space="preserve">t</m:t>
               </m:r>
             </m:sub>
           </m:sSub>
+          <m:r>
+            <w:rPr>
+              <w:rFonts w:ascii="Cambria Math" w:hAnsi="Cambria Math"/>
+              <w:sz w:val="24"/>
+              <w:szCs w:val="24"/>
+            </w:rPr>
+            <m:t xml:space="preserve">·</m:t>
+          </m:r>
+          <m:sSup>
+            <m:e>
+              <m:r>
+                <w:rPr>
+                  <w:rFonts w:ascii="Cambria Math" w:hAnsi="Cambria Math"/>
+                  <w:sz w:val="24"/>
+                  <w:szCs w:val="24"/>
+                </w:rPr>
+                <m:t xml:space="preserve">v</m:t>
+              </m:r>
+            </m:e>
+            <m:sup>
+              <m:r>
+                <w:rPr>
+                  <w:rFonts w:ascii="Cambria Math" w:hAnsi="Cambria Math"/>
+                  <w:sz w:val="24"/>
+                  <w:szCs w:val="24"/>
+                </w:rPr>
+                <m:t xml:space="preserve">t</m:t>
+              </m:r>
+              <m:r>
+                <w:rPr>
+                  <w:rFonts w:ascii="Cambria Math" w:hAnsi="Cambria Math"/>
+                  <w:sz w:val="24"/>
+                  <w:szCs w:val="24"/>
+                </w:rPr>
+                <m:t xml:space="preserve">+½</m:t>
+              </m:r>
+            </m:sup>
+          </m:sSup>
         </m:oMath>
       </m:oMathPara>
     </w:p>
     <w:p>
       <w:pPr>
-        <w:pStyle w:val="FormulaLabel"/>
-      </w:pPr>
-      <w:r>
-        <w:t xml:space="preserve">[식] 연납 환산 납입기수 (N*)</w:t>
-      </w:r>
-    </w:p>
-    <w:p>
-      <w:pPr>
-        <w:pStyle w:val="Formula"/>
-      </w:pPr>
-      <m:oMathPara>
-        <m:oMathParaPr>
-          <m:jc m:val="left"/>
-        </m:oMathParaPr>
-        <m:oMath>
-          <m:r>
-            <w:rPr>
-              <w:rFonts w:ascii="Cambria Math" w:hAnsi="Cambria Math"/>
-              <w:sz w:val="24"/>
-              <w:szCs w:val="24"/>
-            </w:rPr>
-            <m:t xml:space="preserve">N*</m:t>
-          </m:r>
-          <m:r>
-            <w:rPr>
-              <w:rFonts w:ascii="Cambria Math" w:hAnsi="Cambria Math"/>
-              <w:sz w:val="24"/>
-              <w:szCs w:val="24"/>
-            </w:rPr>
-            <m:t xml:space="preserve"> = </m:t>
-          </m:r>
-          <m:r>
-            <w:rPr>
-              <w:rFonts w:ascii="Cambria Math" w:hAnsi="Cambria Math"/>
-              <w:sz w:val="24"/>
-              <w:szCs w:val="24"/>
-            </w:rPr>
-            <m:t xml:space="preserve">k</m:t>
-          </m:r>
-          <m:r>
-            <w:rPr>
-              <w:rFonts w:ascii="Cambria Math" w:hAnsi="Cambria Math"/>
-              <w:sz w:val="24"/>
-              <w:szCs w:val="24"/>
-            </w:rPr>
-            <m:t xml:space="preserve"> · [ ( </m:t>
-          </m:r>
-          <m:sSub>
-            <m:e>
-              <m:r>
-                <w:rPr>
-                  <w:rFonts w:ascii="Cambria Math" w:hAnsi="Cambria Math"/>
-                  <w:sz w:val="24"/>
-                  <w:szCs w:val="24"/>
-                </w:rPr>
-                <m:t xml:space="preserve">N′</m:t>
-              </m:r>
-            </m:e>
-            <m:sub>
-              <m:r>
-                <w:rPr>
-                  <w:rFonts w:ascii="Cambria Math" w:hAnsi="Cambria Math"/>
-                  <w:sz w:val="24"/>
-                  <w:szCs w:val="24"/>
-                </w:rPr>
-                <m:t xml:space="preserve">x</m:t>
-              </m:r>
-            </m:sub>
-          </m:sSub>
-          <m:r>
-            <w:rPr>
-              <w:rFonts w:ascii="Cambria Math" w:hAnsi="Cambria Math"/>
-              <w:sz w:val="24"/>
-              <w:szCs w:val="24"/>
-            </w:rPr>
-            <m:t xml:space="preserve"> − </m:t>
-          </m:r>
-          <m:sSub>
-            <m:e>
-              <m:r>
-                <w:rPr>
-                  <w:rFonts w:ascii="Cambria Math" w:hAnsi="Cambria Math"/>
-                  <w:sz w:val="24"/>
-                  <w:szCs w:val="24"/>
-                </w:rPr>
-                <m:t xml:space="preserve">N′</m:t>
-              </m:r>
-            </m:e>
-            <m:sub>
-              <m:r>
-                <w:rPr>
-                  <w:rFonts w:ascii="Cambria Math" w:hAnsi="Cambria Math"/>
-                  <w:sz w:val="24"/>
-                  <w:szCs w:val="24"/>
-                </w:rPr>
-                <m:t xml:space="preserve">x</m:t>
-              </m:r>
-              <m:r>
-                <w:rPr>
-                  <w:rFonts w:ascii="Cambria Math" w:hAnsi="Cambria Math"/>
-                  <w:sz w:val="24"/>
-                  <w:szCs w:val="24"/>
-                </w:rPr>
-                <m:t xml:space="preserve">+</m:t>
-              </m:r>
-              <m:r>
-                <w:rPr>
-                  <w:rFonts w:ascii="Cambria Math" w:hAnsi="Cambria Math"/>
-                  <w:sz w:val="24"/>
-                  <w:szCs w:val="24"/>
-                </w:rPr>
-                <m:t xml:space="preserve">m</m:t>
-              </m:r>
-            </m:sub>
-          </m:sSub>
-          <m:r>
-            <w:rPr>
-              <w:rFonts w:ascii="Cambria Math" w:hAnsi="Cambria Math"/>
-              <w:sz w:val="24"/>
-              <w:szCs w:val="24"/>
-            </w:rPr>
-            <m:t xml:space="preserve"> )</m:t>
-          </m:r>
-        </m:oMath>
-      </m:oMathPara>
-    </w:p>
-    <w:p>
-      <w:pPr>
-        <w:pStyle w:val="Formula"/>
-      </w:pPr>
-      <m:oMathPara>
-        <m:oMathParaPr>
-          <m:jc m:val="left"/>
-        </m:oMathParaPr>
-        <m:oMath>
-          <m:r>
-            <w:rPr>
-              <w:rFonts w:ascii="Cambria Math" w:hAnsi="Cambria Math"/>
-              <w:sz w:val="24"/>
-              <w:szCs w:val="24"/>
-            </w:rPr>
-            <m:t xml:space="preserve">− ( </m:t>
-          </m:r>
-          <m:r>
-            <w:rPr>
-              <w:rFonts w:ascii="Cambria Math" w:hAnsi="Cambria Math"/>
-              <w:sz w:val="24"/>
-              <w:szCs w:val="24"/>
-            </w:rPr>
-            <m:t xml:space="preserve">k</m:t>
-          </m:r>
-          <m:r>
-            <w:rPr>
-              <w:rFonts w:ascii="Cambria Math" w:hAnsi="Cambria Math"/>
-              <w:sz w:val="24"/>
-              <w:szCs w:val="24"/>
-            </w:rPr>
-            <m:t xml:space="preserve">−</m:t>
-          </m:r>
-          <m:r>
-            <w:rPr>
-              <w:rFonts w:ascii="Cambria Math" w:hAnsi="Cambria Math"/>
-              <w:sz w:val="24"/>
-              <w:szCs w:val="24"/>
-            </w:rPr>
-            <m:t xml:space="preserve">1</m:t>
-          </m:r>
-          <m:r>
-            <w:rPr>
-              <w:rFonts w:ascii="Cambria Math" w:hAnsi="Cambria Math"/>
-              <w:sz w:val="24"/>
-              <w:szCs w:val="24"/>
-            </w:rPr>
-            <m:t xml:space="preserve"> )/( </m:t>
-          </m:r>
-          <m:r>
-            <w:rPr>
-              <w:rFonts w:ascii="Cambria Math" w:hAnsi="Cambria Math"/>
-              <w:sz w:val="24"/>
-              <w:szCs w:val="24"/>
-            </w:rPr>
-            <m:t xml:space="preserve">2</m:t>
-          </m:r>
-          <m:r>
-            <w:rPr>
-              <w:rFonts w:ascii="Cambria Math" w:hAnsi="Cambria Math"/>
-              <w:sz w:val="24"/>
-              <w:szCs w:val="24"/>
-            </w:rPr>
-            <m:t xml:space="preserve">·</m:t>
-          </m:r>
-          <m:r>
-            <w:rPr>
-              <w:rFonts w:ascii="Cambria Math" w:hAnsi="Cambria Math"/>
-              <w:sz w:val="24"/>
-              <w:szCs w:val="24"/>
-            </w:rPr>
-            <m:t xml:space="preserve">k</m:t>
-          </m:r>
-          <m:r>
-            <w:rPr>
-              <w:rFonts w:ascii="Cambria Math" w:hAnsi="Cambria Math"/>
-              <w:sz w:val="24"/>
-              <w:szCs w:val="24"/>
-            </w:rPr>
-            <m:t xml:space="preserve"> )·( </m:t>
-          </m:r>
-          <m:sSub>
-            <m:e>
-              <m:r>
-                <w:rPr>
-                  <w:rFonts w:ascii="Cambria Math" w:hAnsi="Cambria Math"/>
-                  <w:sz w:val="24"/>
-                  <w:szCs w:val="24"/>
-                </w:rPr>
-                <m:t xml:space="preserve">D′</m:t>
-              </m:r>
-            </m:e>
-            <m:sub>
-              <m:r>
-                <w:rPr>
-                  <w:rFonts w:ascii="Cambria Math" w:hAnsi="Cambria Math"/>
-                  <w:sz w:val="24"/>
-                  <w:szCs w:val="24"/>
-                </w:rPr>
-                <m:t xml:space="preserve">x</m:t>
-              </m:r>
-            </m:sub>
-          </m:sSub>
-          <m:r>
-            <w:rPr>
-              <w:rFonts w:ascii="Cambria Math" w:hAnsi="Cambria Math"/>
-              <w:sz w:val="24"/>
-              <w:szCs w:val="24"/>
-            </w:rPr>
-            <m:t xml:space="preserve"> − </m:t>
-          </m:r>
-          <m:sSub>
-            <m:e>
-              <m:r>
-                <w:rPr>
-                  <w:rFonts w:ascii="Cambria Math" w:hAnsi="Cambria Math"/>
-                  <w:sz w:val="24"/>
-                  <w:szCs w:val="24"/>
-                </w:rPr>
-                <m:t xml:space="preserve">D′</m:t>
-              </m:r>
-            </m:e>
-            <m:sub>
-              <m:r>
-                <w:rPr>
-                  <w:rFonts w:ascii="Cambria Math" w:hAnsi="Cambria Math"/>
-                  <w:sz w:val="24"/>
-                  <w:szCs w:val="24"/>
-                </w:rPr>
-                <m:t xml:space="preserve">x</m:t>
-              </m:r>
-              <m:r>
-                <w:rPr>
-                  <w:rFonts w:ascii="Cambria Math" w:hAnsi="Cambria Math"/>
-                  <w:sz w:val="24"/>
-                  <w:szCs w:val="24"/>
-                </w:rPr>
-                <m:t xml:space="preserve">+</m:t>
-              </m:r>
-              <m:r>
-                <w:rPr>
-                  <w:rFonts w:ascii="Cambria Math" w:hAnsi="Cambria Math"/>
-                  <w:sz w:val="24"/>
-                  <w:szCs w:val="24"/>
-                </w:rPr>
-                <m:t xml:space="preserve">m</m:t>
-              </m:r>
-            </m:sub>
-          </m:sSub>
-          <m:r>
-            <w:rPr>
-              <w:rFonts w:ascii="Cambria Math" w:hAnsi="Cambria Math"/>
-              <w:sz w:val="24"/>
-              <w:szCs w:val="24"/>
-            </w:rPr>
-            <m:t xml:space="preserve"> ) ]</m:t>
-          </m:r>
-        </m:oMath>
-      </m:oMathPara>
-    </w:p>
-    <w:p>
-      <w:pPr>
-        <w:pStyle w:val="Note"/>
-      </w:pPr>
-      <w:r>
-        <w:t xml:space="preserve">※ k 는 납입주기별 계수(연납 1, 6개월납 2, 3개월납 4, 월납 12)이다. 납입방법에 따라 N* 만 달라지고 보험금의 현가는 같다.</w:t>
-      </w:r>
-    </w:p>
-    <w:p>
-      <w:pPr>
-        <w:pStyle w:val="Heading2"/>
-      </w:pPr>
-      <w:r>
-        <w:t xml:space="preserve">바. 계산기수 — 보험금</w:t>
-      </w:r>
-    </w:p>
-    <w:p>
-      <w:pPr>
-        <w:pStyle w:val="FormulaLabel"/>
-      </w:pPr>
-      <w:r>
-        <w:t xml:space="preserve">[식] 유지자수의 현가와 누계 (D · N)</w:t>
+        <w:pStyle w:val="FormulaText"/>
+      </w:pPr>
+      <w:r>
+        <w:t xml:space="preserve">보험금 현가의 누계</w:t>
       </w:r>
     </w:p>
     <w:p>
@@ -6952,7 +6762,7 @@
                   <w:sz w:val="24"/>
                   <w:szCs w:val="24"/>
                 </w:rPr>
-                <m:t xml:space="preserve">D</m:t>
+                <m:t xml:space="preserve">M</m:t>
               </m:r>
             </m:e>
             <m:sub>
@@ -6990,6 +6800,78 @@
             </w:rPr>
             <m:t xml:space="preserve"> = </m:t>
           </m:r>
+          <m:sSubSup>
+            <m:e>
+              <m:r>
+                <w:rPr>
+                  <w:rFonts w:ascii="Cambria Math" w:hAnsi="Cambria Math"/>
+                  <w:sz w:val="24"/>
+                  <w:szCs w:val="24"/>
+                </w:rPr>
+                <m:t xml:space="preserve">Σ</m:t>
+              </m:r>
+            </m:e>
+            <m:sub>
+              <m:r>
+                <w:rPr>
+                  <w:rFonts w:ascii="Cambria Math" w:hAnsi="Cambria Math"/>
+                  <w:sz w:val="24"/>
+                  <w:szCs w:val="24"/>
+                </w:rPr>
+                <m:t xml:space="preserve">u</m:t>
+              </m:r>
+              <m:r>
+                <w:rPr>
+                  <w:rFonts w:ascii="Cambria Math" w:hAnsi="Cambria Math"/>
+                  <w:sz w:val="24"/>
+                  <w:szCs w:val="24"/>
+                </w:rPr>
+                <m:t xml:space="preserve">=</m:t>
+              </m:r>
+              <m:r>
+                <w:rPr>
+                  <w:rFonts w:ascii="Cambria Math" w:hAnsi="Cambria Math"/>
+                  <w:sz w:val="24"/>
+                  <w:szCs w:val="24"/>
+                </w:rPr>
+                <m:t xml:space="preserve">t</m:t>
+              </m:r>
+            </m:sub>
+            <m:sup>
+              <m:r>
+                <w:rPr>
+                  <w:rFonts w:ascii="Cambria Math" w:hAnsi="Cambria Math"/>
+                  <w:sz w:val="24"/>
+                  <w:szCs w:val="24"/>
+                </w:rPr>
+                <m:t xml:space="preserve">n</m:t>
+              </m:r>
+              <m:r>
+                <w:rPr>
+                  <w:rFonts w:ascii="Cambria Math" w:hAnsi="Cambria Math"/>
+                  <w:sz w:val="24"/>
+                  <w:szCs w:val="24"/>
+                </w:rPr>
+                <m:t xml:space="preserve">−</m:t>
+              </m:r>
+              <m:r>
+                <w:rPr>
+                  <w:rFonts w:ascii="Cambria Math" w:hAnsi="Cambria Math"/>
+                  <w:sz w:val="24"/>
+                  <w:szCs w:val="24"/>
+                </w:rPr>
+                <m:t xml:space="preserve">1</m:t>
+              </m:r>
+            </m:sup>
+          </m:sSubSup>
+          <m:r>
+            <w:rPr>
+              <w:rFonts w:ascii="Cambria Math" w:hAnsi="Cambria Math"/>
+              <w:sz w:val="24"/>
+              <w:szCs w:val="24"/>
+            </w:rPr>
+            <m:t xml:space="preserve"> </m:t>
+          </m:r>
           <m:sSub>
             <m:e>
               <m:r>
@@ -6998,7 +6880,37 @@
                   <w:sz w:val="24"/>
                   <w:szCs w:val="24"/>
                 </w:rPr>
-                <m:t xml:space="preserve">l</m:t>
+                <m:t xml:space="preserve">S</m:t>
+              </m:r>
+            </m:e>
+            <m:sub>
+              <m:r>
+                <w:rPr>
+                  <w:rFonts w:ascii="Cambria Math" w:hAnsi="Cambria Math"/>
+                  <w:sz w:val="24"/>
+                  <w:szCs w:val="24"/>
+                </w:rPr>
+                <m:t xml:space="preserve">u</m:t>
+              </m:r>
+            </m:sub>
+          </m:sSub>
+          <m:r>
+            <w:rPr>
+              <w:rFonts w:ascii="Cambria Math" w:hAnsi="Cambria Math"/>
+              <w:sz w:val="24"/>
+              <w:szCs w:val="24"/>
+            </w:rPr>
+            <m:t xml:space="preserve">·</m:t>
+          </m:r>
+          <m:sSub>
+            <m:e>
+              <m:r>
+                <w:rPr>
+                  <w:rFonts w:ascii="Cambria Math" w:hAnsi="Cambria Math"/>
+                  <w:sz w:val="24"/>
+                  <w:szCs w:val="24"/>
+                </w:rPr>
+                <m:t xml:space="preserve">C</m:t>
               </m:r>
             </m:e>
             <m:sub>
@@ -7024,42 +6936,97 @@
                   <w:sz w:val="24"/>
                   <w:szCs w:val="24"/>
                 </w:rPr>
-                <m:t xml:space="preserve">t</m:t>
+                <m:t xml:space="preserve">u</m:t>
               </m:r>
             </m:sub>
           </m:sSub>
-          <m:r>
-            <w:rPr>
-              <w:rFonts w:ascii="Cambria Math" w:hAnsi="Cambria Math"/>
-              <w:sz w:val="24"/>
-              <w:szCs w:val="24"/>
-            </w:rPr>
-            <m:t xml:space="preserve">·</m:t>
-          </m:r>
-          <m:sSup>
-            <m:e>
-              <m:r>
-                <w:rPr>
-                  <w:rFonts w:ascii="Cambria Math" w:hAnsi="Cambria Math"/>
-                  <w:sz w:val="24"/>
-                  <w:szCs w:val="24"/>
-                </w:rPr>
-                <m:t xml:space="preserve">v</m:t>
-              </m:r>
-            </m:e>
-            <m:sup>
-              <m:r>
-                <w:rPr>
-                  <w:rFonts w:ascii="Cambria Math" w:hAnsi="Cambria Math"/>
-                  <w:sz w:val="24"/>
-                  <w:szCs w:val="24"/>
-                </w:rPr>
-                <m:t xml:space="preserve">t</m:t>
-              </m:r>
-            </m:sup>
-          </m:sSup>
         </m:oMath>
       </m:oMathPara>
+    </w:p>
+    <w:p>
+      <w:pPr>
+        <w:pStyle w:val="FormulaText"/>
+      </w:pPr>
+      <w:r>
+        <w:t xml:space="preserve">보험금 현가 (PVB) — 보장금액 1원당</w:t>
+      </w:r>
+    </w:p>
+    <w:p>
+      <w:pPr>
+        <w:pStyle w:val="Formula"/>
+      </w:pPr>
+      <m:oMathPara>
+        <m:oMathParaPr>
+          <m:jc m:val="left"/>
+        </m:oMathParaPr>
+        <m:oMath>
+          <m:r>
+            <m:rPr>
+              <m:nor/>
+            </m:rPr>
+            <w:rPr>
+              <w:rFonts w:ascii="Cambria Math" w:hAnsi="Cambria Math"/>
+              <w:sz w:val="24"/>
+              <w:szCs w:val="24"/>
+            </w:rPr>
+            <m:t xml:space="preserve">PVB</m:t>
+          </m:r>
+          <m:r>
+            <w:rPr>
+              <w:rFonts w:ascii="Cambria Math" w:hAnsi="Cambria Math"/>
+              <w:sz w:val="24"/>
+              <w:szCs w:val="24"/>
+            </w:rPr>
+            <m:t xml:space="preserve"> = </m:t>
+          </m:r>
+          <m:sSub>
+            <m:e>
+              <m:r>
+                <w:rPr>
+                  <w:rFonts w:ascii="Cambria Math" w:hAnsi="Cambria Math"/>
+                  <w:sz w:val="24"/>
+                  <w:szCs w:val="24"/>
+                </w:rPr>
+                <m:t xml:space="preserve">M</m:t>
+              </m:r>
+            </m:e>
+            <m:sub>
+              <m:r>
+                <w:rPr>
+                  <w:rFonts w:ascii="Cambria Math" w:hAnsi="Cambria Math"/>
+                  <w:sz w:val="24"/>
+                  <w:szCs w:val="24"/>
+                </w:rPr>
+                <m:t xml:space="preserve">x</m:t>
+              </m:r>
+            </m:sub>
+          </m:sSub>
+        </m:oMath>
+      </m:oMathPara>
+    </w:p>
+    <w:p>
+      <w:pPr>
+        <w:pStyle w:val="Note"/>
+      </w:pPr>
+      <w:r>
+        <w:t xml:space="preserve">※ 보장금액 가입금액의 1배 · 80세 만기 · 면책·삭감 없음 · 유지자(사망X, 뇌출혈X). 진단 확정 시 지급하고 그 담보는 소멸한다.</w:t>
+      </w:r>
+    </w:p>
+    <w:p>
+      <w:pPr>
+        <w:pStyle w:val="FormulaLabel"/>
+      </w:pPr>
+      <w:r>
+        <w:t xml:space="preserve">[식] 보험금의 현가 — 급성심근경색증 진단</w:t>
+      </w:r>
+    </w:p>
+    <w:p>
+      <w:pPr>
+        <w:pStyle w:val="FormulaText"/>
+      </w:pPr>
+      <w:r>
+        <w:t xml:space="preserve">보장금액의 배수</w:t>
+      </w:r>
     </w:p>
     <w:p>
       <w:pPr>
@@ -7078,26 +7045,10 @@
                   <w:sz w:val="24"/>
                   <w:szCs w:val="24"/>
                 </w:rPr>
-                <m:t xml:space="preserve">N</m:t>
-              </m:r>
-            </m:e>
-            <m:sub>
-              <m:r>
-                <w:rPr>
-                  <w:rFonts w:ascii="Cambria Math" w:hAnsi="Cambria Math"/>
-                  <w:sz w:val="24"/>
-                  <w:szCs w:val="24"/>
-                </w:rPr>
-                <m:t xml:space="preserve">x</m:t>
-              </m:r>
-              <m:r>
-                <w:rPr>
-                  <w:rFonts w:ascii="Cambria Math" w:hAnsi="Cambria Math"/>
-                  <w:sz w:val="24"/>
-                  <w:szCs w:val="24"/>
-                </w:rPr>
-                <m:t xml:space="preserve">+</m:t>
-              </m:r>
+                <m:t xml:space="preserve">S</m:t>
+              </m:r>
+            </m:e>
+            <m:sub>
               <m:r>
                 <w:rPr>
                   <w:rFonts w:ascii="Cambria Math" w:hAnsi="Cambria Math"/>
@@ -7116,115 +7067,23 @@
             </w:rPr>
             <m:t xml:space="preserve"> = </m:t>
           </m:r>
-          <m:sSub>
-            <m:e>
-              <m:r>
-                <w:rPr>
-                  <w:rFonts w:ascii="Cambria Math" w:hAnsi="Cambria Math"/>
-                  <w:sz w:val="24"/>
-                  <w:szCs w:val="24"/>
-                </w:rPr>
-                <m:t xml:space="preserve">Σ</m:t>
-              </m:r>
-            </m:e>
-            <m:sub>
-              <m:r>
-                <w:rPr>
-                  <w:rFonts w:ascii="Cambria Math" w:hAnsi="Cambria Math"/>
-                  <w:sz w:val="24"/>
-                  <w:szCs w:val="24"/>
-                </w:rPr>
-                <m:t xml:space="preserve">u</m:t>
-              </m:r>
-              <m:r>
-                <w:rPr>
-                  <w:rFonts w:ascii="Cambria Math" w:hAnsi="Cambria Math"/>
-                  <w:sz w:val="24"/>
-                  <w:szCs w:val="24"/>
-                </w:rPr>
-                <m:t xml:space="preserve">≥</m:t>
-              </m:r>
-              <m:r>
-                <w:rPr>
-                  <w:rFonts w:ascii="Cambria Math" w:hAnsi="Cambria Math"/>
-                  <w:sz w:val="24"/>
-                  <w:szCs w:val="24"/>
-                </w:rPr>
-                <m:t xml:space="preserve">t</m:t>
-              </m:r>
-            </m:sub>
-          </m:sSub>
-          <m:r>
-            <w:rPr>
-              <w:rFonts w:ascii="Cambria Math" w:hAnsi="Cambria Math"/>
-              <w:sz w:val="24"/>
-              <w:szCs w:val="24"/>
-            </w:rPr>
-            <m:t xml:space="preserve"> </m:t>
-          </m:r>
-          <m:sSub>
-            <m:e>
-              <m:r>
-                <w:rPr>
-                  <w:rFonts w:ascii="Cambria Math" w:hAnsi="Cambria Math"/>
-                  <w:sz w:val="24"/>
-                  <w:szCs w:val="24"/>
-                </w:rPr>
-                <m:t xml:space="preserve">D</m:t>
-              </m:r>
-            </m:e>
-            <m:sub>
-              <m:r>
-                <w:rPr>
-                  <w:rFonts w:ascii="Cambria Math" w:hAnsi="Cambria Math"/>
-                  <w:sz w:val="24"/>
-                  <w:szCs w:val="24"/>
-                </w:rPr>
-                <m:t xml:space="preserve">x</m:t>
-              </m:r>
-              <m:r>
-                <w:rPr>
-                  <w:rFonts w:ascii="Cambria Math" w:hAnsi="Cambria Math"/>
-                  <w:sz w:val="24"/>
-                  <w:szCs w:val="24"/>
-                </w:rPr>
-                <m:t xml:space="preserve">+</m:t>
-              </m:r>
-              <m:r>
-                <w:rPr>
-                  <w:rFonts w:ascii="Cambria Math" w:hAnsi="Cambria Math"/>
-                  <w:sz w:val="24"/>
-                  <w:szCs w:val="24"/>
-                </w:rPr>
-                <m:t xml:space="preserve">u</m:t>
-              </m:r>
-            </m:sub>
-          </m:sSub>
+          <m:r>
+            <w:rPr>
+              <w:rFonts w:ascii="Cambria Math" w:hAnsi="Cambria Math"/>
+              <w:sz w:val="24"/>
+              <w:szCs w:val="24"/>
+            </w:rPr>
+            <m:t xml:space="preserve">1</m:t>
+          </m:r>
         </m:oMath>
       </m:oMathPara>
     </w:p>
     <w:p>
       <w:pPr>
-        <w:pStyle w:val="Note"/>
-      </w:pPr>
-      <w:r>
-        <w:t xml:space="preserve">※ 담보마다 그 담보가 속한 집단의 l 로 낸다. 납입 후 유지비와 책임준비금(2.)이 N 을 쓴다.</w:t>
-      </w:r>
-    </w:p>
-    <w:p>
-      <w:pPr>
-        <w:pStyle w:val="FormulaLabel"/>
-      </w:pPr>
-      <w:r>
-        <w:t xml:space="preserve">[식] 보험금의 현가 — 뇌출혈 진단</w:t>
-      </w:r>
-    </w:p>
-    <w:p>
-      <w:pPr>
         <w:pStyle w:val="FormulaText"/>
       </w:pPr>
       <w:r>
-        <w:t xml:space="preserve">보장금액의 배수</w:t>
+        <w:t xml:space="preserve">급부 발생자</w:t>
       </w:r>
     </w:p>
     <w:p>
@@ -7244,10 +7103,26 @@
                   <w:sz w:val="24"/>
                   <w:szCs w:val="24"/>
                 </w:rPr>
-                <m:t xml:space="preserve">S</m:t>
-              </m:r>
-            </m:e>
-            <m:sub>
+                <m:t xml:space="preserve">C</m:t>
+              </m:r>
+            </m:e>
+            <m:sub>
+              <m:r>
+                <w:rPr>
+                  <w:rFonts w:ascii="Cambria Math" w:hAnsi="Cambria Math"/>
+                  <w:sz w:val="24"/>
+                  <w:szCs w:val="24"/>
+                </w:rPr>
+                <m:t xml:space="preserve">x</m:t>
+              </m:r>
+              <m:r>
+                <w:rPr>
+                  <w:rFonts w:ascii="Cambria Math" w:hAnsi="Cambria Math"/>
+                  <w:sz w:val="24"/>
+                  <w:szCs w:val="24"/>
+                </w:rPr>
+                <m:t xml:space="preserve">+</m:t>
+              </m:r>
               <m:r>
                 <w:rPr>
                   <w:rFonts w:ascii="Cambria Math" w:hAnsi="Cambria Math"/>
@@ -7266,14 +7141,128 @@
             </w:rPr>
             <m:t xml:space="preserve"> = </m:t>
           </m:r>
-          <m:r>
-            <w:rPr>
-              <w:rFonts w:ascii="Cambria Math" w:hAnsi="Cambria Math"/>
-              <w:sz w:val="24"/>
-              <w:szCs w:val="24"/>
-            </w:rPr>
-            <m:t xml:space="preserve">1</m:t>
-          </m:r>
+          <m:sSub>
+            <m:e>
+              <m:r>
+                <w:rPr>
+                  <w:rFonts w:ascii="Cambria Math" w:hAnsi="Cambria Math"/>
+                  <w:sz w:val="24"/>
+                  <w:szCs w:val="24"/>
+                </w:rPr>
+                <m:t xml:space="preserve">l</m:t>
+              </m:r>
+            </m:e>
+            <m:sub>
+              <m:r>
+                <w:rPr>
+                  <w:rFonts w:ascii="Cambria Math" w:hAnsi="Cambria Math"/>
+                  <w:sz w:val="24"/>
+                  <w:szCs w:val="24"/>
+                </w:rPr>
+                <m:t xml:space="preserve">x</m:t>
+              </m:r>
+              <m:r>
+                <w:rPr>
+                  <w:rFonts w:ascii="Cambria Math" w:hAnsi="Cambria Math"/>
+                  <w:sz w:val="24"/>
+                  <w:szCs w:val="24"/>
+                </w:rPr>
+                <m:t xml:space="preserve">+</m:t>
+              </m:r>
+              <m:r>
+                <w:rPr>
+                  <w:rFonts w:ascii="Cambria Math" w:hAnsi="Cambria Math"/>
+                  <w:sz w:val="24"/>
+                  <w:szCs w:val="24"/>
+                </w:rPr>
+                <m:t xml:space="preserve">t</m:t>
+              </m:r>
+            </m:sub>
+          </m:sSub>
+          <m:r>
+            <w:rPr>
+              <w:rFonts w:ascii="Cambria Math" w:hAnsi="Cambria Math"/>
+              <w:sz w:val="24"/>
+              <w:szCs w:val="24"/>
+            </w:rPr>
+            <m:t xml:space="preserve">·</m:t>
+          </m:r>
+          <m:sSub>
+            <m:e>
+              <m:r>
+                <w:rPr>
+                  <w:rFonts w:ascii="Cambria Math" w:hAnsi="Cambria Math"/>
+                  <w:sz w:val="24"/>
+                  <w:szCs w:val="24"/>
+                </w:rPr>
+                <m:t xml:space="preserve">r</m:t>
+              </m:r>
+            </m:e>
+            <m:sub>
+              <m:r>
+                <w:rPr>
+                  <w:rFonts w:ascii="Cambria Math" w:hAnsi="Cambria Math"/>
+                  <w:sz w:val="24"/>
+                  <w:szCs w:val="24"/>
+                </w:rPr>
+                <m:t xml:space="preserve">x</m:t>
+              </m:r>
+              <m:r>
+                <w:rPr>
+                  <w:rFonts w:ascii="Cambria Math" w:hAnsi="Cambria Math"/>
+                  <w:sz w:val="24"/>
+                  <w:szCs w:val="24"/>
+                </w:rPr>
+                <m:t xml:space="preserve">+</m:t>
+              </m:r>
+              <m:r>
+                <w:rPr>
+                  <w:rFonts w:ascii="Cambria Math" w:hAnsi="Cambria Math"/>
+                  <w:sz w:val="24"/>
+                  <w:szCs w:val="24"/>
+                </w:rPr>
+                <m:t xml:space="preserve">t</m:t>
+              </m:r>
+            </m:sub>
+          </m:sSub>
+          <m:r>
+            <w:rPr>
+              <w:rFonts w:ascii="Cambria Math" w:hAnsi="Cambria Math"/>
+              <w:sz w:val="24"/>
+              <w:szCs w:val="24"/>
+            </w:rPr>
+            <m:t xml:space="preserve">·</m:t>
+          </m:r>
+          <m:sSup>
+            <m:e>
+              <m:r>
+                <w:rPr>
+                  <w:rFonts w:ascii="Cambria Math" w:hAnsi="Cambria Math"/>
+                  <w:sz w:val="24"/>
+                  <w:szCs w:val="24"/>
+                </w:rPr>
+                <m:t xml:space="preserve">v</m:t>
+              </m:r>
+            </m:e>
+            <m:sup>
+              <m:r>
+                <w:rPr>
+                  <w:rFonts w:ascii="Cambria Math" w:hAnsi="Cambria Math"/>
+                  <w:sz w:val="24"/>
+                  <w:szCs w:val="24"/>
+                </w:rPr>
+                <m:t xml:space="preserve">t</m:t>
+              </m:r>
+              <m:r>
+                <w:rPr>
+                  <w:rFonts w:ascii="Cambria Math" w:hAnsi="Cambria Math"/>
+                  <w:sz w:val="24"/>
+                  <w:szCs w:val="24"/>
+                </w:rPr>
+                <m:t xml:space="preserve">+½</m:t>
+              </m:r>
+            </m:sup>
+          </m:sSup>
         </m:oMath>
       </m:oMathPara>
     </w:p>
@@ -7282,7 +7271,7 @@
         <w:pStyle w:val="FormulaText"/>
       </w:pPr>
       <w:r>
-        <w:t xml:space="preserve">급부 발생자</w:t>
+        <w:t xml:space="preserve">보험금 현가의 누계</w:t>
       </w:r>
     </w:p>
     <w:p>
@@ -7302,6 +7291,154 @@
                   <w:sz w:val="24"/>
                   <w:szCs w:val="24"/>
                 </w:rPr>
+                <m:t xml:space="preserve">M</m:t>
+              </m:r>
+            </m:e>
+            <m:sub>
+              <m:r>
+                <w:rPr>
+                  <w:rFonts w:ascii="Cambria Math" w:hAnsi="Cambria Math"/>
+                  <w:sz w:val="24"/>
+                  <w:szCs w:val="24"/>
+                </w:rPr>
+                <m:t xml:space="preserve">x</m:t>
+              </m:r>
+              <m:r>
+                <w:rPr>
+                  <w:rFonts w:ascii="Cambria Math" w:hAnsi="Cambria Math"/>
+                  <w:sz w:val="24"/>
+                  <w:szCs w:val="24"/>
+                </w:rPr>
+                <m:t xml:space="preserve">+</m:t>
+              </m:r>
+              <m:r>
+                <w:rPr>
+                  <w:rFonts w:ascii="Cambria Math" w:hAnsi="Cambria Math"/>
+                  <w:sz w:val="24"/>
+                  <w:szCs w:val="24"/>
+                </w:rPr>
+                <m:t xml:space="preserve">t</m:t>
+              </m:r>
+            </m:sub>
+          </m:sSub>
+          <m:r>
+            <w:rPr>
+              <w:rFonts w:ascii="Cambria Math" w:hAnsi="Cambria Math"/>
+              <w:sz w:val="24"/>
+              <w:szCs w:val="24"/>
+            </w:rPr>
+            <m:t xml:space="preserve"> = </m:t>
+          </m:r>
+          <m:sSubSup>
+            <m:e>
+              <m:r>
+                <w:rPr>
+                  <w:rFonts w:ascii="Cambria Math" w:hAnsi="Cambria Math"/>
+                  <w:sz w:val="24"/>
+                  <w:szCs w:val="24"/>
+                </w:rPr>
+                <m:t xml:space="preserve">Σ</m:t>
+              </m:r>
+            </m:e>
+            <m:sub>
+              <m:r>
+                <w:rPr>
+                  <w:rFonts w:ascii="Cambria Math" w:hAnsi="Cambria Math"/>
+                  <w:sz w:val="24"/>
+                  <w:szCs w:val="24"/>
+                </w:rPr>
+                <m:t xml:space="preserve">u</m:t>
+              </m:r>
+              <m:r>
+                <w:rPr>
+                  <w:rFonts w:ascii="Cambria Math" w:hAnsi="Cambria Math"/>
+                  <w:sz w:val="24"/>
+                  <w:szCs w:val="24"/>
+                </w:rPr>
+                <m:t xml:space="preserve">=</m:t>
+              </m:r>
+              <m:r>
+                <w:rPr>
+                  <w:rFonts w:ascii="Cambria Math" w:hAnsi="Cambria Math"/>
+                  <w:sz w:val="24"/>
+                  <w:szCs w:val="24"/>
+                </w:rPr>
+                <m:t xml:space="preserve">t</m:t>
+              </m:r>
+            </m:sub>
+            <m:sup>
+              <m:r>
+                <w:rPr>
+                  <w:rFonts w:ascii="Cambria Math" w:hAnsi="Cambria Math"/>
+                  <w:sz w:val="24"/>
+                  <w:szCs w:val="24"/>
+                </w:rPr>
+                <m:t xml:space="preserve">n</m:t>
+              </m:r>
+              <m:r>
+                <w:rPr>
+                  <w:rFonts w:ascii="Cambria Math" w:hAnsi="Cambria Math"/>
+                  <w:sz w:val="24"/>
+                  <w:szCs w:val="24"/>
+                </w:rPr>
+                <m:t xml:space="preserve">−</m:t>
+              </m:r>
+              <m:r>
+                <w:rPr>
+                  <w:rFonts w:ascii="Cambria Math" w:hAnsi="Cambria Math"/>
+                  <w:sz w:val="24"/>
+                  <w:szCs w:val="24"/>
+                </w:rPr>
+                <m:t xml:space="preserve">1</m:t>
+              </m:r>
+            </m:sup>
+          </m:sSubSup>
+          <m:r>
+            <w:rPr>
+              <w:rFonts w:ascii="Cambria Math" w:hAnsi="Cambria Math"/>
+              <w:sz w:val="24"/>
+              <w:szCs w:val="24"/>
+            </w:rPr>
+            <m:t xml:space="preserve"> </m:t>
+          </m:r>
+          <m:sSub>
+            <m:e>
+              <m:r>
+                <w:rPr>
+                  <w:rFonts w:ascii="Cambria Math" w:hAnsi="Cambria Math"/>
+                  <w:sz w:val="24"/>
+                  <w:szCs w:val="24"/>
+                </w:rPr>
+                <m:t xml:space="preserve">S</m:t>
+              </m:r>
+            </m:e>
+            <m:sub>
+              <m:r>
+                <w:rPr>
+                  <w:rFonts w:ascii="Cambria Math" w:hAnsi="Cambria Math"/>
+                  <w:sz w:val="24"/>
+                  <w:szCs w:val="24"/>
+                </w:rPr>
+                <m:t xml:space="preserve">u</m:t>
+              </m:r>
+            </m:sub>
+          </m:sSub>
+          <m:r>
+            <w:rPr>
+              <w:rFonts w:ascii="Cambria Math" w:hAnsi="Cambria Math"/>
+              <w:sz w:val="24"/>
+              <w:szCs w:val="24"/>
+            </w:rPr>
+            <m:t xml:space="preserve">·</m:t>
+          </m:r>
+          <m:sSub>
+            <m:e>
+              <m:r>
+                <w:rPr>
+                  <w:rFonts w:ascii="Cambria Math" w:hAnsi="Cambria Math"/>
+                  <w:sz w:val="24"/>
+                  <w:szCs w:val="24"/>
+                </w:rPr>
                 <m:t xml:space="preserve">C</m:t>
               </m:r>
             </m:e>
@@ -7328,140 +7465,10 @@
                   <w:sz w:val="24"/>
                   <w:szCs w:val="24"/>
                 </w:rPr>
-                <m:t xml:space="preserve">t</m:t>
+                <m:t xml:space="preserve">u</m:t>
               </m:r>
             </m:sub>
           </m:sSub>
-          <m:r>
-            <w:rPr>
-              <w:rFonts w:ascii="Cambria Math" w:hAnsi="Cambria Math"/>
-              <w:sz w:val="24"/>
-              <w:szCs w:val="24"/>
-            </w:rPr>
-            <m:t xml:space="preserve"> = </m:t>
-          </m:r>
-          <m:sSub>
-            <m:e>
-              <m:r>
-                <w:rPr>
-                  <w:rFonts w:ascii="Cambria Math" w:hAnsi="Cambria Math"/>
-                  <w:sz w:val="24"/>
-                  <w:szCs w:val="24"/>
-                </w:rPr>
-                <m:t xml:space="preserve">l</m:t>
-              </m:r>
-            </m:e>
-            <m:sub>
-              <m:r>
-                <w:rPr>
-                  <w:rFonts w:ascii="Cambria Math" w:hAnsi="Cambria Math"/>
-                  <w:sz w:val="24"/>
-                  <w:szCs w:val="24"/>
-                </w:rPr>
-                <m:t xml:space="preserve">x</m:t>
-              </m:r>
-              <m:r>
-                <w:rPr>
-                  <w:rFonts w:ascii="Cambria Math" w:hAnsi="Cambria Math"/>
-                  <w:sz w:val="24"/>
-                  <w:szCs w:val="24"/>
-                </w:rPr>
-                <m:t xml:space="preserve">+</m:t>
-              </m:r>
-              <m:r>
-                <w:rPr>
-                  <w:rFonts w:ascii="Cambria Math" w:hAnsi="Cambria Math"/>
-                  <w:sz w:val="24"/>
-                  <w:szCs w:val="24"/>
-                </w:rPr>
-                <m:t xml:space="preserve">t</m:t>
-              </m:r>
-            </m:sub>
-          </m:sSub>
-          <m:r>
-            <w:rPr>
-              <w:rFonts w:ascii="Cambria Math" w:hAnsi="Cambria Math"/>
-              <w:sz w:val="24"/>
-              <w:szCs w:val="24"/>
-            </w:rPr>
-            <m:t xml:space="preserve">·</m:t>
-          </m:r>
-          <m:sSub>
-            <m:e>
-              <m:r>
-                <w:rPr>
-                  <w:rFonts w:ascii="Cambria Math" w:hAnsi="Cambria Math"/>
-                  <w:sz w:val="24"/>
-                  <w:szCs w:val="24"/>
-                </w:rPr>
-                <m:t xml:space="preserve">r</m:t>
-              </m:r>
-            </m:e>
-            <m:sub>
-              <m:r>
-                <w:rPr>
-                  <w:rFonts w:ascii="Cambria Math" w:hAnsi="Cambria Math"/>
-                  <w:sz w:val="24"/>
-                  <w:szCs w:val="24"/>
-                </w:rPr>
-                <m:t xml:space="preserve">x</m:t>
-              </m:r>
-              <m:r>
-                <w:rPr>
-                  <w:rFonts w:ascii="Cambria Math" w:hAnsi="Cambria Math"/>
-                  <w:sz w:val="24"/>
-                  <w:szCs w:val="24"/>
-                </w:rPr>
-                <m:t xml:space="preserve">+</m:t>
-              </m:r>
-              <m:r>
-                <w:rPr>
-                  <w:rFonts w:ascii="Cambria Math" w:hAnsi="Cambria Math"/>
-                  <w:sz w:val="24"/>
-                  <w:szCs w:val="24"/>
-                </w:rPr>
-                <m:t xml:space="preserve">t</m:t>
-              </m:r>
-            </m:sub>
-          </m:sSub>
-          <m:r>
-            <w:rPr>
-              <w:rFonts w:ascii="Cambria Math" w:hAnsi="Cambria Math"/>
-              <w:sz w:val="24"/>
-              <w:szCs w:val="24"/>
-            </w:rPr>
-            <m:t xml:space="preserve">·</m:t>
-          </m:r>
-          <m:sSup>
-            <m:e>
-              <m:r>
-                <w:rPr>
-                  <w:rFonts w:ascii="Cambria Math" w:hAnsi="Cambria Math"/>
-                  <w:sz w:val="24"/>
-                  <w:szCs w:val="24"/>
-                </w:rPr>
-                <m:t xml:space="preserve">v</m:t>
-              </m:r>
-            </m:e>
-            <m:sup>
-              <m:r>
-                <w:rPr>
-                  <w:rFonts w:ascii="Cambria Math" w:hAnsi="Cambria Math"/>
-                  <w:sz w:val="24"/>
-                  <w:szCs w:val="24"/>
-                </w:rPr>
-                <m:t xml:space="preserve">t</m:t>
-              </m:r>
-              <m:r>
-                <w:rPr>
-                  <w:rFonts w:ascii="Cambria Math" w:hAnsi="Cambria Math"/>
-                  <w:sz w:val="24"/>
-                  <w:szCs w:val="24"/>
-                </w:rPr>
-                <m:t xml:space="preserve">+½</m:t>
-              </m:r>
-            </m:sup>
-          </m:sSup>
         </m:oMath>
       </m:oMathPara>
     </w:p>
@@ -7470,7 +7477,7 @@
         <w:pStyle w:val="FormulaText"/>
       </w:pPr>
       <w:r>
-        <w:t xml:space="preserve">보험금 현가의 누계</w:t>
+        <w:t xml:space="preserve">보험금 현가 (PVB) — 보장금액 1원당</w:t>
       </w:r>
     </w:p>
     <w:p>
@@ -7482,6 +7489,25 @@
           <m:jc m:val="left"/>
         </m:oMathParaPr>
         <m:oMath>
+          <m:r>
+            <m:rPr>
+              <m:nor/>
+            </m:rPr>
+            <w:rPr>
+              <w:rFonts w:ascii="Cambria Math" w:hAnsi="Cambria Math"/>
+              <w:sz w:val="24"/>
+              <w:szCs w:val="24"/>
+            </w:rPr>
+            <m:t xml:space="preserve">PVB</m:t>
+          </m:r>
+          <m:r>
+            <w:rPr>
+              <w:rFonts w:ascii="Cambria Math" w:hAnsi="Cambria Math"/>
+              <w:sz w:val="24"/>
+              <w:szCs w:val="24"/>
+            </w:rPr>
+            <m:t xml:space="preserve"> = </m:t>
+          </m:r>
           <m:sSub>
             <m:e>
               <m:r>
@@ -7501,170 +7527,6 @@
                   <w:szCs w:val="24"/>
                 </w:rPr>
                 <m:t xml:space="preserve">x</m:t>
-              </m:r>
-              <m:r>
-                <w:rPr>
-                  <w:rFonts w:ascii="Cambria Math" w:hAnsi="Cambria Math"/>
-                  <w:sz w:val="24"/>
-                  <w:szCs w:val="24"/>
-                </w:rPr>
-                <m:t xml:space="preserve">+</m:t>
-              </m:r>
-              <m:r>
-                <w:rPr>
-                  <w:rFonts w:ascii="Cambria Math" w:hAnsi="Cambria Math"/>
-                  <w:sz w:val="24"/>
-                  <w:szCs w:val="24"/>
-                </w:rPr>
-                <m:t xml:space="preserve">t</m:t>
-              </m:r>
-            </m:sub>
-          </m:sSub>
-          <m:r>
-            <w:rPr>
-              <w:rFonts w:ascii="Cambria Math" w:hAnsi="Cambria Math"/>
-              <w:sz w:val="24"/>
-              <w:szCs w:val="24"/>
-            </w:rPr>
-            <m:t xml:space="preserve"> = </m:t>
-          </m:r>
-          <m:sSubSup>
-            <m:e>
-              <m:r>
-                <w:rPr>
-                  <w:rFonts w:ascii="Cambria Math" w:hAnsi="Cambria Math"/>
-                  <w:sz w:val="24"/>
-                  <w:szCs w:val="24"/>
-                </w:rPr>
-                <m:t xml:space="preserve">Σ</m:t>
-              </m:r>
-            </m:e>
-            <m:sub>
-              <m:r>
-                <w:rPr>
-                  <w:rFonts w:ascii="Cambria Math" w:hAnsi="Cambria Math"/>
-                  <w:sz w:val="24"/>
-                  <w:szCs w:val="24"/>
-                </w:rPr>
-                <m:t xml:space="preserve">u</m:t>
-              </m:r>
-              <m:r>
-                <w:rPr>
-                  <w:rFonts w:ascii="Cambria Math" w:hAnsi="Cambria Math"/>
-                  <w:sz w:val="24"/>
-                  <w:szCs w:val="24"/>
-                </w:rPr>
-                <m:t xml:space="preserve">=</m:t>
-              </m:r>
-              <m:r>
-                <w:rPr>
-                  <w:rFonts w:ascii="Cambria Math" w:hAnsi="Cambria Math"/>
-                  <w:sz w:val="24"/>
-                  <w:szCs w:val="24"/>
-                </w:rPr>
-                <m:t xml:space="preserve">t</m:t>
-              </m:r>
-            </m:sub>
-            <m:sup>
-              <m:r>
-                <w:rPr>
-                  <w:rFonts w:ascii="Cambria Math" w:hAnsi="Cambria Math"/>
-                  <w:sz w:val="24"/>
-                  <w:szCs w:val="24"/>
-                </w:rPr>
-                <m:t xml:space="preserve">n</m:t>
-              </m:r>
-              <m:r>
-                <w:rPr>
-                  <w:rFonts w:ascii="Cambria Math" w:hAnsi="Cambria Math"/>
-                  <w:sz w:val="24"/>
-                  <w:szCs w:val="24"/>
-                </w:rPr>
-                <m:t xml:space="preserve">−</m:t>
-              </m:r>
-              <m:r>
-                <w:rPr>
-                  <w:rFonts w:ascii="Cambria Math" w:hAnsi="Cambria Math"/>
-                  <w:sz w:val="24"/>
-                  <w:szCs w:val="24"/>
-                </w:rPr>
-                <m:t xml:space="preserve">1</m:t>
-              </m:r>
-            </m:sup>
-          </m:sSubSup>
-          <m:r>
-            <w:rPr>
-              <w:rFonts w:ascii="Cambria Math" w:hAnsi="Cambria Math"/>
-              <w:sz w:val="24"/>
-              <w:szCs w:val="24"/>
-            </w:rPr>
-            <m:t xml:space="preserve"> </m:t>
-          </m:r>
-          <m:sSub>
-            <m:e>
-              <m:r>
-                <w:rPr>
-                  <w:rFonts w:ascii="Cambria Math" w:hAnsi="Cambria Math"/>
-                  <w:sz w:val="24"/>
-                  <w:szCs w:val="24"/>
-                </w:rPr>
-                <m:t xml:space="preserve">S</m:t>
-              </m:r>
-            </m:e>
-            <m:sub>
-              <m:r>
-                <w:rPr>
-                  <w:rFonts w:ascii="Cambria Math" w:hAnsi="Cambria Math"/>
-                  <w:sz w:val="24"/>
-                  <w:szCs w:val="24"/>
-                </w:rPr>
-                <m:t xml:space="preserve">u</m:t>
-              </m:r>
-            </m:sub>
-          </m:sSub>
-          <m:r>
-            <w:rPr>
-              <w:rFonts w:ascii="Cambria Math" w:hAnsi="Cambria Math"/>
-              <w:sz w:val="24"/>
-              <w:szCs w:val="24"/>
-            </w:rPr>
-            <m:t xml:space="preserve">·</m:t>
-          </m:r>
-          <m:sSub>
-            <m:e>
-              <m:r>
-                <w:rPr>
-                  <w:rFonts w:ascii="Cambria Math" w:hAnsi="Cambria Math"/>
-                  <w:sz w:val="24"/>
-                  <w:szCs w:val="24"/>
-                </w:rPr>
-                <m:t xml:space="preserve">C</m:t>
-              </m:r>
-            </m:e>
-            <m:sub>
-              <m:r>
-                <w:rPr>
-                  <w:rFonts w:ascii="Cambria Math" w:hAnsi="Cambria Math"/>
-                  <w:sz w:val="24"/>
-                  <w:szCs w:val="24"/>
-                </w:rPr>
-                <m:t xml:space="preserve">x</m:t>
-              </m:r>
-              <m:r>
-                <w:rPr>
-                  <w:rFonts w:ascii="Cambria Math" w:hAnsi="Cambria Math"/>
-                  <w:sz w:val="24"/>
-                  <w:szCs w:val="24"/>
-                </w:rPr>
-                <m:t xml:space="preserve">+</m:t>
-              </m:r>
-              <m:r>
-                <w:rPr>
-                  <w:rFonts w:ascii="Cambria Math" w:hAnsi="Cambria Math"/>
-                  <w:sz w:val="24"/>
-                  <w:szCs w:val="24"/>
-                </w:rPr>
-                <m:t xml:space="preserve">u</m:t>
               </m:r>
             </m:sub>
           </m:sSub>
@@ -7673,10 +7535,26 @@
     </w:p>
     <w:p>
       <w:pPr>
-        <w:pStyle w:val="FormulaText"/>
-      </w:pPr>
-      <w:r>
-        <w:t xml:space="preserve">보험금 현가 (PVB) — 보장금액 1원당</w:t>
+        <w:pStyle w:val="Note"/>
+      </w:pPr>
+      <w:r>
+        <w:t xml:space="preserve">※ 보장금액 가입금액의 1배 · 80세 만기 · 면책·삭감 없음 · 유지자(사망X, 급성심근경색증X). 진단 확정 시 지급하고 그 담보는 소멸한다.</w:t>
+      </w:r>
+    </w:p>
+    <w:p>
+      <w:pPr>
+        <w:pStyle w:val="Heading2"/>
+      </w:pPr>
+      <w:r>
+        <w:t xml:space="preserve">사. 순보험료 및 영업보험료</w:t>
+      </w:r>
+    </w:p>
+    <w:p>
+      <w:pPr>
+        <w:pStyle w:val="FormulaLabel"/>
+      </w:pPr>
+      <w:r>
+        <w:t xml:space="preserve">[식] 순보험료 (P)</w:t>
       </w:r>
     </w:p>
     <w:p>
@@ -7689,6 +7567,22 @@
         </m:oMathParaPr>
         <m:oMath>
           <m:r>
+            <w:rPr>
+              <w:rFonts w:ascii="Cambria Math" w:hAnsi="Cambria Math"/>
+              <w:sz w:val="24"/>
+              <w:szCs w:val="24"/>
+            </w:rPr>
+            <m:t xml:space="preserve">P</m:t>
+          </m:r>
+          <m:r>
+            <w:rPr>
+              <w:rFonts w:ascii="Cambria Math" w:hAnsi="Cambria Math"/>
+              <w:sz w:val="24"/>
+              <w:szCs w:val="24"/>
+            </w:rPr>
+            <m:t xml:space="preserve"> = </m:t>
+          </m:r>
+          <m:r>
             <m:rPr>
               <m:nor/>
             </m:rPr>
@@ -7705,30 +7599,16 @@
               <w:sz w:val="24"/>
               <w:szCs w:val="24"/>
             </w:rPr>
-            <m:t xml:space="preserve"> = </m:t>
-          </m:r>
-          <m:sSub>
-            <m:e>
-              <m:r>
-                <w:rPr>
-                  <w:rFonts w:ascii="Cambria Math" w:hAnsi="Cambria Math"/>
-                  <w:sz w:val="24"/>
-                  <w:szCs w:val="24"/>
-                </w:rPr>
-                <m:t xml:space="preserve">M</m:t>
-              </m:r>
-            </m:e>
-            <m:sub>
-              <m:r>
-                <w:rPr>
-                  <w:rFonts w:ascii="Cambria Math" w:hAnsi="Cambria Math"/>
-                  <w:sz w:val="24"/>
-                  <w:szCs w:val="24"/>
-                </w:rPr>
-                <m:t xml:space="preserve">x</m:t>
-              </m:r>
-            </m:sub>
-          </m:sSub>
+            <m:t xml:space="preserve"> / </m:t>
+          </m:r>
+          <m:r>
+            <w:rPr>
+              <w:rFonts w:ascii="Cambria Math" w:hAnsi="Cambria Math"/>
+              <w:sz w:val="24"/>
+              <w:szCs w:val="24"/>
+            </w:rPr>
+            <m:t xml:space="preserve">N*</m:t>
+          </m:r>
         </m:oMath>
       </m:oMathPara>
     </w:p>
@@ -7737,615 +7617,7 @@
         <w:pStyle w:val="Note"/>
       </w:pPr>
       <w:r>
-        <w:t xml:space="preserve">※ 보장금액 가입금액의 1배 · 80세 만기 · 면책·삭감 없음 · 집단 “사망 · 뇌출혈”. 진단 확정 시 지급하고 그 담보는 소멸한다.</w:t>
-      </w:r>
-    </w:p>
-    <w:p>
-      <w:pPr>
-        <w:pStyle w:val="FormulaLabel"/>
-      </w:pPr>
-      <w:r>
-        <w:t xml:space="preserve">[식] 보험금의 현가 — 급성심근경색증 진단</w:t>
-      </w:r>
-    </w:p>
-    <w:p>
-      <w:pPr>
-        <w:pStyle w:val="FormulaText"/>
-      </w:pPr>
-      <w:r>
-        <w:t xml:space="preserve">보장금액의 배수</w:t>
-      </w:r>
-    </w:p>
-    <w:p>
-      <w:pPr>
-        <w:pStyle w:val="Formula"/>
-      </w:pPr>
-      <m:oMathPara>
-        <m:oMathParaPr>
-          <m:jc m:val="left"/>
-        </m:oMathParaPr>
-        <m:oMath>
-          <m:sSub>
-            <m:e>
-              <m:r>
-                <w:rPr>
-                  <w:rFonts w:ascii="Cambria Math" w:hAnsi="Cambria Math"/>
-                  <w:sz w:val="24"/>
-                  <w:szCs w:val="24"/>
-                </w:rPr>
-                <m:t xml:space="preserve">S</m:t>
-              </m:r>
-            </m:e>
-            <m:sub>
-              <m:r>
-                <w:rPr>
-                  <w:rFonts w:ascii="Cambria Math" w:hAnsi="Cambria Math"/>
-                  <w:sz w:val="24"/>
-                  <w:szCs w:val="24"/>
-                </w:rPr>
-                <m:t xml:space="preserve">t</m:t>
-              </m:r>
-            </m:sub>
-          </m:sSub>
-          <m:r>
-            <w:rPr>
-              <w:rFonts w:ascii="Cambria Math" w:hAnsi="Cambria Math"/>
-              <w:sz w:val="24"/>
-              <w:szCs w:val="24"/>
-            </w:rPr>
-            <m:t xml:space="preserve"> = </m:t>
-          </m:r>
-          <m:r>
-            <w:rPr>
-              <w:rFonts w:ascii="Cambria Math" w:hAnsi="Cambria Math"/>
-              <w:sz w:val="24"/>
-              <w:szCs w:val="24"/>
-            </w:rPr>
-            <m:t xml:space="preserve">1</m:t>
-          </m:r>
-        </m:oMath>
-      </m:oMathPara>
-    </w:p>
-    <w:p>
-      <w:pPr>
-        <w:pStyle w:val="FormulaText"/>
-      </w:pPr>
-      <w:r>
-        <w:t xml:space="preserve">급부 발생자</w:t>
-      </w:r>
-    </w:p>
-    <w:p>
-      <w:pPr>
-        <w:pStyle w:val="Formula"/>
-      </w:pPr>
-      <m:oMathPara>
-        <m:oMathParaPr>
-          <m:jc m:val="left"/>
-        </m:oMathParaPr>
-        <m:oMath>
-          <m:sSub>
-            <m:e>
-              <m:r>
-                <w:rPr>
-                  <w:rFonts w:ascii="Cambria Math" w:hAnsi="Cambria Math"/>
-                  <w:sz w:val="24"/>
-                  <w:szCs w:val="24"/>
-                </w:rPr>
-                <m:t xml:space="preserve">C</m:t>
-              </m:r>
-            </m:e>
-            <m:sub>
-              <m:r>
-                <w:rPr>
-                  <w:rFonts w:ascii="Cambria Math" w:hAnsi="Cambria Math"/>
-                  <w:sz w:val="24"/>
-                  <w:szCs w:val="24"/>
-                </w:rPr>
-                <m:t xml:space="preserve">x</m:t>
-              </m:r>
-              <m:r>
-                <w:rPr>
-                  <w:rFonts w:ascii="Cambria Math" w:hAnsi="Cambria Math"/>
-                  <w:sz w:val="24"/>
-                  <w:szCs w:val="24"/>
-                </w:rPr>
-                <m:t xml:space="preserve">+</m:t>
-              </m:r>
-              <m:r>
-                <w:rPr>
-                  <w:rFonts w:ascii="Cambria Math" w:hAnsi="Cambria Math"/>
-                  <w:sz w:val="24"/>
-                  <w:szCs w:val="24"/>
-                </w:rPr>
-                <m:t xml:space="preserve">t</m:t>
-              </m:r>
-            </m:sub>
-          </m:sSub>
-          <m:r>
-            <w:rPr>
-              <w:rFonts w:ascii="Cambria Math" w:hAnsi="Cambria Math"/>
-              <w:sz w:val="24"/>
-              <w:szCs w:val="24"/>
-            </w:rPr>
-            <m:t xml:space="preserve"> = </m:t>
-          </m:r>
-          <m:sSub>
-            <m:e>
-              <m:r>
-                <w:rPr>
-                  <w:rFonts w:ascii="Cambria Math" w:hAnsi="Cambria Math"/>
-                  <w:sz w:val="24"/>
-                  <w:szCs w:val="24"/>
-                </w:rPr>
-                <m:t xml:space="preserve">l</m:t>
-              </m:r>
-            </m:e>
-            <m:sub>
-              <m:r>
-                <w:rPr>
-                  <w:rFonts w:ascii="Cambria Math" w:hAnsi="Cambria Math"/>
-                  <w:sz w:val="24"/>
-                  <w:szCs w:val="24"/>
-                </w:rPr>
-                <m:t xml:space="preserve">x</m:t>
-              </m:r>
-              <m:r>
-                <w:rPr>
-                  <w:rFonts w:ascii="Cambria Math" w:hAnsi="Cambria Math"/>
-                  <w:sz w:val="24"/>
-                  <w:szCs w:val="24"/>
-                </w:rPr>
-                <m:t xml:space="preserve">+</m:t>
-              </m:r>
-              <m:r>
-                <w:rPr>
-                  <w:rFonts w:ascii="Cambria Math" w:hAnsi="Cambria Math"/>
-                  <w:sz w:val="24"/>
-                  <w:szCs w:val="24"/>
-                </w:rPr>
-                <m:t xml:space="preserve">t</m:t>
-              </m:r>
-            </m:sub>
-          </m:sSub>
-          <m:r>
-            <w:rPr>
-              <w:rFonts w:ascii="Cambria Math" w:hAnsi="Cambria Math"/>
-              <w:sz w:val="24"/>
-              <w:szCs w:val="24"/>
-            </w:rPr>
-            <m:t xml:space="preserve">·</m:t>
-          </m:r>
-          <m:sSub>
-            <m:e>
-              <m:r>
-                <w:rPr>
-                  <w:rFonts w:ascii="Cambria Math" w:hAnsi="Cambria Math"/>
-                  <w:sz w:val="24"/>
-                  <w:szCs w:val="24"/>
-                </w:rPr>
-                <m:t xml:space="preserve">r</m:t>
-              </m:r>
-            </m:e>
-            <m:sub>
-              <m:r>
-                <w:rPr>
-                  <w:rFonts w:ascii="Cambria Math" w:hAnsi="Cambria Math"/>
-                  <w:sz w:val="24"/>
-                  <w:szCs w:val="24"/>
-                </w:rPr>
-                <m:t xml:space="preserve">x</m:t>
-              </m:r>
-              <m:r>
-                <w:rPr>
-                  <w:rFonts w:ascii="Cambria Math" w:hAnsi="Cambria Math"/>
-                  <w:sz w:val="24"/>
-                  <w:szCs w:val="24"/>
-                </w:rPr>
-                <m:t xml:space="preserve">+</m:t>
-              </m:r>
-              <m:r>
-                <w:rPr>
-                  <w:rFonts w:ascii="Cambria Math" w:hAnsi="Cambria Math"/>
-                  <w:sz w:val="24"/>
-                  <w:szCs w:val="24"/>
-                </w:rPr>
-                <m:t xml:space="preserve">t</m:t>
-              </m:r>
-            </m:sub>
-          </m:sSub>
-          <m:r>
-            <w:rPr>
-              <w:rFonts w:ascii="Cambria Math" w:hAnsi="Cambria Math"/>
-              <w:sz w:val="24"/>
-              <w:szCs w:val="24"/>
-            </w:rPr>
-            <m:t xml:space="preserve">·</m:t>
-          </m:r>
-          <m:sSup>
-            <m:e>
-              <m:r>
-                <w:rPr>
-                  <w:rFonts w:ascii="Cambria Math" w:hAnsi="Cambria Math"/>
-                  <w:sz w:val="24"/>
-                  <w:szCs w:val="24"/>
-                </w:rPr>
-                <m:t xml:space="preserve">v</m:t>
-              </m:r>
-            </m:e>
-            <m:sup>
-              <m:r>
-                <w:rPr>
-                  <w:rFonts w:ascii="Cambria Math" w:hAnsi="Cambria Math"/>
-                  <w:sz w:val="24"/>
-                  <w:szCs w:val="24"/>
-                </w:rPr>
-                <m:t xml:space="preserve">t</m:t>
-              </m:r>
-              <m:r>
-                <w:rPr>
-                  <w:rFonts w:ascii="Cambria Math" w:hAnsi="Cambria Math"/>
-                  <w:sz w:val="24"/>
-                  <w:szCs w:val="24"/>
-                </w:rPr>
-                <m:t xml:space="preserve">+½</m:t>
-              </m:r>
-            </m:sup>
-          </m:sSup>
-        </m:oMath>
-      </m:oMathPara>
-    </w:p>
-    <w:p>
-      <w:pPr>
-        <w:pStyle w:val="FormulaText"/>
-      </w:pPr>
-      <w:r>
-        <w:t xml:space="preserve">보험금 현가의 누계</w:t>
-      </w:r>
-    </w:p>
-    <w:p>
-      <w:pPr>
-        <w:pStyle w:val="Formula"/>
-      </w:pPr>
-      <m:oMathPara>
-        <m:oMathParaPr>
-          <m:jc m:val="left"/>
-        </m:oMathParaPr>
-        <m:oMath>
-          <m:sSub>
-            <m:e>
-              <m:r>
-                <w:rPr>
-                  <w:rFonts w:ascii="Cambria Math" w:hAnsi="Cambria Math"/>
-                  <w:sz w:val="24"/>
-                  <w:szCs w:val="24"/>
-                </w:rPr>
-                <m:t xml:space="preserve">M</m:t>
-              </m:r>
-            </m:e>
-            <m:sub>
-              <m:r>
-                <w:rPr>
-                  <w:rFonts w:ascii="Cambria Math" w:hAnsi="Cambria Math"/>
-                  <w:sz w:val="24"/>
-                  <w:szCs w:val="24"/>
-                </w:rPr>
-                <m:t xml:space="preserve">x</m:t>
-              </m:r>
-              <m:r>
-                <w:rPr>
-                  <w:rFonts w:ascii="Cambria Math" w:hAnsi="Cambria Math"/>
-                  <w:sz w:val="24"/>
-                  <w:szCs w:val="24"/>
-                </w:rPr>
-                <m:t xml:space="preserve">+</m:t>
-              </m:r>
-              <m:r>
-                <w:rPr>
-                  <w:rFonts w:ascii="Cambria Math" w:hAnsi="Cambria Math"/>
-                  <w:sz w:val="24"/>
-                  <w:szCs w:val="24"/>
-                </w:rPr>
-                <m:t xml:space="preserve">t</m:t>
-              </m:r>
-            </m:sub>
-          </m:sSub>
-          <m:r>
-            <w:rPr>
-              <w:rFonts w:ascii="Cambria Math" w:hAnsi="Cambria Math"/>
-              <w:sz w:val="24"/>
-              <w:szCs w:val="24"/>
-            </w:rPr>
-            <m:t xml:space="preserve"> = </m:t>
-          </m:r>
-          <m:sSubSup>
-            <m:e>
-              <m:r>
-                <w:rPr>
-                  <w:rFonts w:ascii="Cambria Math" w:hAnsi="Cambria Math"/>
-                  <w:sz w:val="24"/>
-                  <w:szCs w:val="24"/>
-                </w:rPr>
-                <m:t xml:space="preserve">Σ</m:t>
-              </m:r>
-            </m:e>
-            <m:sub>
-              <m:r>
-                <w:rPr>
-                  <w:rFonts w:ascii="Cambria Math" w:hAnsi="Cambria Math"/>
-                  <w:sz w:val="24"/>
-                  <w:szCs w:val="24"/>
-                </w:rPr>
-                <m:t xml:space="preserve">u</m:t>
-              </m:r>
-              <m:r>
-                <w:rPr>
-                  <w:rFonts w:ascii="Cambria Math" w:hAnsi="Cambria Math"/>
-                  <w:sz w:val="24"/>
-                  <w:szCs w:val="24"/>
-                </w:rPr>
-                <m:t xml:space="preserve">=</m:t>
-              </m:r>
-              <m:r>
-                <w:rPr>
-                  <w:rFonts w:ascii="Cambria Math" w:hAnsi="Cambria Math"/>
-                  <w:sz w:val="24"/>
-                  <w:szCs w:val="24"/>
-                </w:rPr>
-                <m:t xml:space="preserve">t</m:t>
-              </m:r>
-            </m:sub>
-            <m:sup>
-              <m:r>
-                <w:rPr>
-                  <w:rFonts w:ascii="Cambria Math" w:hAnsi="Cambria Math"/>
-                  <w:sz w:val="24"/>
-                  <w:szCs w:val="24"/>
-                </w:rPr>
-                <m:t xml:space="preserve">n</m:t>
-              </m:r>
-              <m:r>
-                <w:rPr>
-                  <w:rFonts w:ascii="Cambria Math" w:hAnsi="Cambria Math"/>
-                  <w:sz w:val="24"/>
-                  <w:szCs w:val="24"/>
-                </w:rPr>
-                <m:t xml:space="preserve">−</m:t>
-              </m:r>
-              <m:r>
-                <w:rPr>
-                  <w:rFonts w:ascii="Cambria Math" w:hAnsi="Cambria Math"/>
-                  <w:sz w:val="24"/>
-                  <w:szCs w:val="24"/>
-                </w:rPr>
-                <m:t xml:space="preserve">1</m:t>
-              </m:r>
-            </m:sup>
-          </m:sSubSup>
-          <m:r>
-            <w:rPr>
-              <w:rFonts w:ascii="Cambria Math" w:hAnsi="Cambria Math"/>
-              <w:sz w:val="24"/>
-              <w:szCs w:val="24"/>
-            </w:rPr>
-            <m:t xml:space="preserve"> </m:t>
-          </m:r>
-          <m:sSub>
-            <m:e>
-              <m:r>
-                <w:rPr>
-                  <w:rFonts w:ascii="Cambria Math" w:hAnsi="Cambria Math"/>
-                  <w:sz w:val="24"/>
-                  <w:szCs w:val="24"/>
-                </w:rPr>
-                <m:t xml:space="preserve">S</m:t>
-              </m:r>
-            </m:e>
-            <m:sub>
-              <m:r>
-                <w:rPr>
-                  <w:rFonts w:ascii="Cambria Math" w:hAnsi="Cambria Math"/>
-                  <w:sz w:val="24"/>
-                  <w:szCs w:val="24"/>
-                </w:rPr>
-                <m:t xml:space="preserve">u</m:t>
-              </m:r>
-            </m:sub>
-          </m:sSub>
-          <m:r>
-            <w:rPr>
-              <w:rFonts w:ascii="Cambria Math" w:hAnsi="Cambria Math"/>
-              <w:sz w:val="24"/>
-              <w:szCs w:val="24"/>
-            </w:rPr>
-            <m:t xml:space="preserve">·</m:t>
-          </m:r>
-          <m:sSub>
-            <m:e>
-              <m:r>
-                <w:rPr>
-                  <w:rFonts w:ascii="Cambria Math" w:hAnsi="Cambria Math"/>
-                  <w:sz w:val="24"/>
-                  <w:szCs w:val="24"/>
-                </w:rPr>
-                <m:t xml:space="preserve">C</m:t>
-              </m:r>
-            </m:e>
-            <m:sub>
-              <m:r>
-                <w:rPr>
-                  <w:rFonts w:ascii="Cambria Math" w:hAnsi="Cambria Math"/>
-                  <w:sz w:val="24"/>
-                  <w:szCs w:val="24"/>
-                </w:rPr>
-                <m:t xml:space="preserve">x</m:t>
-              </m:r>
-              <m:r>
-                <w:rPr>
-                  <w:rFonts w:ascii="Cambria Math" w:hAnsi="Cambria Math"/>
-                  <w:sz w:val="24"/>
-                  <w:szCs w:val="24"/>
-                </w:rPr>
-                <m:t xml:space="preserve">+</m:t>
-              </m:r>
-              <m:r>
-                <w:rPr>
-                  <w:rFonts w:ascii="Cambria Math" w:hAnsi="Cambria Math"/>
-                  <w:sz w:val="24"/>
-                  <w:szCs w:val="24"/>
-                </w:rPr>
-                <m:t xml:space="preserve">u</m:t>
-              </m:r>
-            </m:sub>
-          </m:sSub>
-        </m:oMath>
-      </m:oMathPara>
-    </w:p>
-    <w:p>
-      <w:pPr>
-        <w:pStyle w:val="FormulaText"/>
-      </w:pPr>
-      <w:r>
-        <w:t xml:space="preserve">보험금 현가 (PVB) — 보장금액 1원당</w:t>
-      </w:r>
-    </w:p>
-    <w:p>
-      <w:pPr>
-        <w:pStyle w:val="Formula"/>
-      </w:pPr>
-      <m:oMathPara>
-        <m:oMathParaPr>
-          <m:jc m:val="left"/>
-        </m:oMathParaPr>
-        <m:oMath>
-          <m:r>
-            <m:rPr>
-              <m:nor/>
-            </m:rPr>
-            <w:rPr>
-              <w:rFonts w:ascii="Cambria Math" w:hAnsi="Cambria Math"/>
-              <w:sz w:val="24"/>
-              <w:szCs w:val="24"/>
-            </w:rPr>
-            <m:t xml:space="preserve">PVB</m:t>
-          </m:r>
-          <m:r>
-            <w:rPr>
-              <w:rFonts w:ascii="Cambria Math" w:hAnsi="Cambria Math"/>
-              <w:sz w:val="24"/>
-              <w:szCs w:val="24"/>
-            </w:rPr>
-            <m:t xml:space="preserve"> = </m:t>
-          </m:r>
-          <m:sSub>
-            <m:e>
-              <m:r>
-                <w:rPr>
-                  <w:rFonts w:ascii="Cambria Math" w:hAnsi="Cambria Math"/>
-                  <w:sz w:val="24"/>
-                  <w:szCs w:val="24"/>
-                </w:rPr>
-                <m:t xml:space="preserve">M</m:t>
-              </m:r>
-            </m:e>
-            <m:sub>
-              <m:r>
-                <w:rPr>
-                  <w:rFonts w:ascii="Cambria Math" w:hAnsi="Cambria Math"/>
-                  <w:sz w:val="24"/>
-                  <w:szCs w:val="24"/>
-                </w:rPr>
-                <m:t xml:space="preserve">x</m:t>
-              </m:r>
-            </m:sub>
-          </m:sSub>
-        </m:oMath>
-      </m:oMathPara>
-    </w:p>
-    <w:p>
-      <w:pPr>
-        <w:pStyle w:val="Note"/>
-      </w:pPr>
-      <w:r>
-        <w:t xml:space="preserve">※ 보장금액 가입금액의 1배 · 80세 만기 · 면책·삭감 없음 · 집단 “사망 · 급성심근경색증”. 진단 확정 시 지급하고 그 담보는 소멸한다.</w:t>
-      </w:r>
-    </w:p>
-    <w:p>
-      <w:pPr>
-        <w:pStyle w:val="Heading2"/>
-      </w:pPr>
-      <w:r>
-        <w:t xml:space="preserve">사. 순보험료 및 영업보험료</w:t>
-      </w:r>
-    </w:p>
-    <w:p>
-      <w:pPr>
-        <w:pStyle w:val="FormulaLabel"/>
-      </w:pPr>
-      <w:r>
-        <w:t xml:space="preserve">[식] 순보험료 (P)</w:t>
-      </w:r>
-    </w:p>
-    <w:p>
-      <w:pPr>
-        <w:pStyle w:val="Formula"/>
-      </w:pPr>
-      <m:oMathPara>
-        <m:oMathParaPr>
-          <m:jc m:val="left"/>
-        </m:oMathParaPr>
-        <m:oMath>
-          <m:r>
-            <w:rPr>
-              <w:rFonts w:ascii="Cambria Math" w:hAnsi="Cambria Math"/>
-              <w:sz w:val="24"/>
-              <w:szCs w:val="24"/>
-            </w:rPr>
-            <m:t xml:space="preserve">P</m:t>
-          </m:r>
-          <m:r>
-            <w:rPr>
-              <w:rFonts w:ascii="Cambria Math" w:hAnsi="Cambria Math"/>
-              <w:sz w:val="24"/>
-              <w:szCs w:val="24"/>
-            </w:rPr>
-            <m:t xml:space="preserve"> = </m:t>
-          </m:r>
-          <m:r>
-            <m:rPr>
-              <m:nor/>
-            </m:rPr>
-            <w:rPr>
-              <w:rFonts w:ascii="Cambria Math" w:hAnsi="Cambria Math"/>
-              <w:sz w:val="24"/>
-              <w:szCs w:val="24"/>
-            </w:rPr>
-            <m:t xml:space="preserve">PVB</m:t>
-          </m:r>
-          <m:r>
-            <w:rPr>
-              <w:rFonts w:ascii="Cambria Math" w:hAnsi="Cambria Math"/>
-              <w:sz w:val="24"/>
-              <w:szCs w:val="24"/>
-            </w:rPr>
-            <m:t xml:space="preserve"> / </m:t>
-          </m:r>
-          <m:r>
-            <w:rPr>
-              <w:rFonts w:ascii="Cambria Math" w:hAnsi="Cambria Math"/>
-              <w:sz w:val="24"/>
-              <w:szCs w:val="24"/>
-            </w:rPr>
-            <m:t xml:space="preserve">N*</m:t>
-          </m:r>
-        </m:oMath>
-      </m:oMathPara>
-    </w:p>
-    <w:p>
-      <w:pPr>
-        <w:pStyle w:val="Note"/>
-      </w:pPr>
-      <w:r>
-        <w:t xml:space="preserve">※ 담보마다 그 담보의 보험금 현가 PVB 와 그 담보가 속한 집단의 N* 로 낸다. 보장금액 1원당이다.</w:t>
+        <w:t xml:space="preserve">※ 담보마다 그 담보의 보험금 현가 PVB 를 그 계약 단위의 N*(납입자수는 하나)로 나눈다. 보장금액 1원당이다.</w:t>
       </w:r>
     </w:p>
     <w:p>

--- a/standards/표준_산출방법서_질병보험.docx
+++ b/standards/표준_산출방법서_질병보험.docx
@@ -9386,6 +9386,173 @@
             </w:rPr>
             <m:t xml:space="preserve">000</m:t>
           </m:r>
+          <m:r>
+            <w:rPr>
+              <w:rFonts w:ascii="Cambria Math" w:hAnsi="Cambria Math"/>
+              <w:sz w:val="24"/>
+              <w:szCs w:val="24"/>
+            </w:rPr>
+            <m:t xml:space="preserve"> )</m:t>
+          </m:r>
+        </m:oMath>
+      </m:oMathPara>
+    </w:p>
+    <w:p>
+      <w:pPr>
+        <w:pStyle w:val="FormulaText"/>
+      </w:pPr>
+      <w:r>
+        <w:t xml:space="preserve">회계연도말 보험료적립금 — 적용기초율과 표준기초율(</w:t>
+      </w:r>
+      <w:r>
+        <w:t xml:space="preserve">V</w:t>
+      </w:r>
+      <w:r>
+        <w:rPr>
+          <w:vertAlign w:val="superscript"/>
+        </w:rPr>
+        <w:t xml:space="preserve">표준</w:t>
+      </w:r>
+      <w:r>
+        <w:t xml:space="preserve">) 책임준비금 중 큰 금액</w:t>
+      </w:r>
+    </w:p>
+    <w:p>
+      <w:pPr>
+        <w:pStyle w:val="Formula"/>
+      </w:pPr>
+      <m:oMathPara>
+        <m:oMathParaPr>
+          <m:jc m:val="left"/>
+        </m:oMathParaPr>
+        <m:oMath>
+          <m:sSubSup>
+            <m:e>
+              <m:r>
+                <w:rPr>
+                  <w:rFonts w:ascii="Cambria Math" w:hAnsi="Cambria Math"/>
+                  <w:sz w:val="24"/>
+                  <w:szCs w:val="24"/>
+                </w:rPr>
+                <m:t xml:space="preserve">V</m:t>
+              </m:r>
+            </m:e>
+            <m:sub>
+              <m:r>
+                <w:rPr>
+                  <w:rFonts w:ascii="Cambria Math" w:hAnsi="Cambria Math"/>
+                  <w:sz w:val="24"/>
+                  <w:szCs w:val="24"/>
+                </w:rPr>
+                <m:t xml:space="preserve">t</m:t>
+              </m:r>
+            </m:sub>
+            <m:sup>
+              <m:r>
+                <m:rPr>
+                  <m:nor/>
+                </m:rPr>
+                <w:rPr>
+                  <w:rFonts w:ascii="Cambria Math" w:hAnsi="Cambria Math"/>
+                  <w:sz w:val="24"/>
+                  <w:szCs w:val="24"/>
+                </w:rPr>
+                <m:t xml:space="preserve">결산</m:t>
+              </m:r>
+            </m:sup>
+          </m:sSubSup>
+          <m:r>
+            <w:rPr>
+              <w:rFonts w:ascii="Cambria Math" w:hAnsi="Cambria Math"/>
+              <w:sz w:val="24"/>
+              <w:szCs w:val="24"/>
+            </w:rPr>
+            <m:t xml:space="preserve"> = </m:t>
+          </m:r>
+          <m:r>
+            <m:rPr>
+              <m:sty m:val="p"/>
+            </m:rPr>
+            <w:rPr>
+              <w:rFonts w:ascii="Cambria Math" w:hAnsi="Cambria Math"/>
+              <w:sz w:val="24"/>
+              <w:szCs w:val="24"/>
+            </w:rPr>
+            <m:t xml:space="preserve">max</m:t>
+          </m:r>
+          <m:r>
+            <w:rPr>
+              <w:rFonts w:ascii="Cambria Math" w:hAnsi="Cambria Math"/>
+              <w:sz w:val="24"/>
+              <w:szCs w:val="24"/>
+            </w:rPr>
+            <m:t xml:space="preserve">( </m:t>
+          </m:r>
+          <m:sSub>
+            <m:e>
+              <m:r>
+                <w:rPr>
+                  <w:rFonts w:ascii="Cambria Math" w:hAnsi="Cambria Math"/>
+                  <w:sz w:val="24"/>
+                  <w:szCs w:val="24"/>
+                </w:rPr>
+                <m:t xml:space="preserve">V</m:t>
+              </m:r>
+            </m:e>
+            <m:sub>
+              <m:r>
+                <w:rPr>
+                  <w:rFonts w:ascii="Cambria Math" w:hAnsi="Cambria Math"/>
+                  <w:sz w:val="24"/>
+                  <w:szCs w:val="24"/>
+                </w:rPr>
+                <m:t xml:space="preserve">t</m:t>
+              </m:r>
+            </m:sub>
+          </m:sSub>
+          <m:r>
+            <w:rPr>
+              <w:rFonts w:ascii="Cambria Math" w:hAnsi="Cambria Math"/>
+              <w:sz w:val="24"/>
+              <w:szCs w:val="24"/>
+            </w:rPr>
+            <m:t xml:space="preserve">, </m:t>
+          </m:r>
+          <m:sSubSup>
+            <m:e>
+              <m:r>
+                <w:rPr>
+                  <w:rFonts w:ascii="Cambria Math" w:hAnsi="Cambria Math"/>
+                  <w:sz w:val="24"/>
+                  <w:szCs w:val="24"/>
+                </w:rPr>
+                <m:t xml:space="preserve">V</m:t>
+              </m:r>
+            </m:e>
+            <m:sub>
+              <m:r>
+                <w:rPr>
+                  <w:rFonts w:ascii="Cambria Math" w:hAnsi="Cambria Math"/>
+                  <w:sz w:val="24"/>
+                  <w:szCs w:val="24"/>
+                </w:rPr>
+                <m:t xml:space="preserve">t</m:t>
+              </m:r>
+            </m:sub>
+            <m:sup>
+              <m:r>
+                <m:rPr>
+                  <m:nor/>
+                </m:rPr>
+                <w:rPr>
+                  <w:rFonts w:ascii="Cambria Math" w:hAnsi="Cambria Math"/>
+                  <w:sz w:val="24"/>
+                  <w:szCs w:val="24"/>
+                </w:rPr>
+                <m:t xml:space="preserve">표준</m:t>
+              </m:r>
+            </m:sup>
+          </m:sSubSup>
           <m:r>
             <w:rPr>
               <w:rFonts w:ascii="Cambria Math" w:hAnsi="Cambria Math"/>

--- a/standards/표준_산출방법서_질병보험.docx
+++ b/standards/표준_산출방법서_질병보험.docx
@@ -7547,7 +7547,7 @@
         <w:pStyle w:val="Note"/>
       </w:pPr>
       <w:r>
-        <w:t xml:space="preserve">※ 담보 보험료 = 10만원당 보험료 × (보장금액 ÷ 100,000), 보장금액 = 보험가입금액 × 배수. 여러 담보는 담보 보험료를 더한다.</w:t>
+        <w:t xml:space="preserve">※ 담보 보험료 = 10만원당 보험료 × (보장금액 ÷ 100,000) 에서 10원 미만을 버린다(10원 단위). 보장금액 = 보험가입금액 × 배수. 여러 담보는 담보 보험료를 더한다.</w:t>
       </w:r>
     </w:p>
     <w:p>

--- a/standards/표준_산출방법서_질병보험.docx
+++ b/standards/표준_산출방법서_질병보험.docx
@@ -4285,14 +4285,6 @@
     <w:p/>
     <w:p>
       <w:pPr>
-        <w:pStyle w:val="FormulaText"/>
-      </w:pPr>
-      <w:r>
-        <w:t xml:space="preserve">뇌출혈 진단</w:t>
-      </w:r>
-    </w:p>
-    <w:p>
-      <w:pPr>
         <w:pStyle w:val="Formula"/>
       </w:pPr>
       <m:oMathPara>
@@ -4300,122 +4292,6 @@
           <m:jc m:val="left"/>
         </m:oMathParaPr>
         <m:oMath>
-          <m:sSub>
-            <m:e>
-              <m:r>
-                <w:rPr>
-                  <w:rFonts w:ascii="Cambria Math" w:hAnsi="Cambria Math"/>
-                  <w:sz w:val="24"/>
-                  <w:szCs w:val="24"/>
-                </w:rPr>
-                <m:t xml:space="preserve">S</m:t>
-              </m:r>
-            </m:e>
-            <m:sub>
-              <m:r>
-                <w:rPr>
-                  <w:rFonts w:ascii="Cambria Math" w:hAnsi="Cambria Math"/>
-                  <w:sz w:val="24"/>
-                  <w:szCs w:val="24"/>
-                </w:rPr>
-                <m:t xml:space="preserve">t</m:t>
-              </m:r>
-            </m:sub>
-          </m:sSub>
-          <m:r>
-            <w:rPr>
-              <w:rFonts w:ascii="Cambria Math" w:hAnsi="Cambria Math"/>
-              <w:sz w:val="24"/>
-              <w:szCs w:val="24"/>
-            </w:rPr>
-            <m:t xml:space="preserve"> = </m:t>
-          </m:r>
-          <m:r>
-            <w:rPr>
-              <w:rFonts w:ascii="Cambria Math" w:hAnsi="Cambria Math"/>
-              <w:sz w:val="24"/>
-              <w:szCs w:val="24"/>
-            </w:rPr>
-            <m:t xml:space="preserve">1</m:t>
-          </m:r>
-        </m:oMath>
-      </m:oMathPara>
-    </w:p>
-    <w:p>
-      <w:pPr>
-        <w:pStyle w:val="FormulaText"/>
-      </w:pPr>
-      <w:r>
-        <w:t xml:space="preserve">급성심근경색증 진단</w:t>
-      </w:r>
-    </w:p>
-    <w:p>
-      <w:pPr>
-        <w:pStyle w:val="Formula"/>
-      </w:pPr>
-      <m:oMathPara>
-        <m:oMathParaPr>
-          <m:jc m:val="left"/>
-        </m:oMathParaPr>
-        <m:oMath>
-          <m:sSub>
-            <m:e>
-              <m:r>
-                <w:rPr>
-                  <w:rFonts w:ascii="Cambria Math" w:hAnsi="Cambria Math"/>
-                  <w:sz w:val="24"/>
-                  <w:szCs w:val="24"/>
-                </w:rPr>
-                <m:t xml:space="preserve">S</m:t>
-              </m:r>
-            </m:e>
-            <m:sub>
-              <m:r>
-                <w:rPr>
-                  <w:rFonts w:ascii="Cambria Math" w:hAnsi="Cambria Math"/>
-                  <w:sz w:val="24"/>
-                  <w:szCs w:val="24"/>
-                </w:rPr>
-                <m:t xml:space="preserve">t</m:t>
-              </m:r>
-            </m:sub>
-          </m:sSub>
-          <m:r>
-            <w:rPr>
-              <w:rFonts w:ascii="Cambria Math" w:hAnsi="Cambria Math"/>
-              <w:sz w:val="24"/>
-              <w:szCs w:val="24"/>
-            </w:rPr>
-            <m:t xml:space="preserve"> = </m:t>
-          </m:r>
-          <m:r>
-            <w:rPr>
-              <w:rFonts w:ascii="Cambria Math" w:hAnsi="Cambria Math"/>
-              <w:sz w:val="24"/>
-              <w:szCs w:val="24"/>
-            </w:rPr>
-            <m:t xml:space="preserve">1</m:t>
-          </m:r>
-        </m:oMath>
-      </m:oMathPara>
-    </w:p>
-    <w:p>
-      <w:pPr>
-        <w:pStyle w:val="FormulaText"/>
-      </w:pPr>
-      <w:r>
-        <w:t xml:space="preserve">보험금의 현가 — 보장마다</w:t>
-      </w:r>
-    </w:p>
-    <w:p>
-      <w:pPr>
-        <w:pStyle w:val="Formula"/>
-      </w:pPr>
-      <m:oMathPara>
-        <m:oMathParaPr>
-          <m:jc m:val="left"/>
-        </m:oMathParaPr>
-        <m:oMath>
           <m:r>
             <m:rPr>
               <m:nor/>
@@ -4435,7 +4311,23 @@
             </w:rPr>
             <m:t xml:space="preserve"> = </m:t>
           </m:r>
-          <m:sSubSup>
+          <m:r>
+            <w:rPr>
+              <w:rFonts w:ascii="Cambria Math" w:hAnsi="Cambria Math"/>
+              <w:sz w:val="24"/>
+              <w:szCs w:val="24"/>
+            </w:rPr>
+            <m:t xml:space="preserve">1</m:t>
+          </m:r>
+          <m:r>
+            <w:rPr>
+              <w:rFonts w:ascii="Cambria Math" w:hAnsi="Cambria Math"/>
+              <w:sz w:val="24"/>
+              <w:szCs w:val="24"/>
+            </w:rPr>
+            <m:t xml:space="preserve">·( </m:t>
+          </m:r>
+          <m:sSub>
             <m:e>
               <m:r>
                 <w:rPr>
@@ -4443,7 +4335,7 @@
                   <w:sz w:val="24"/>
                   <w:szCs w:val="24"/>
                 </w:rPr>
-                <m:t xml:space="preserve">Σ</m:t>
+                <m:t xml:space="preserve">M</m:t>
               </m:r>
             </m:e>
             <m:sub>
@@ -4453,59 +4345,17 @@
                   <w:sz w:val="24"/>
                   <w:szCs w:val="24"/>
                 </w:rPr>
-                <m:t xml:space="preserve">u</m:t>
-              </m:r>
-              <m:r>
-                <w:rPr>
-                  <w:rFonts w:ascii="Cambria Math" w:hAnsi="Cambria Math"/>
-                  <w:sz w:val="24"/>
-                  <w:szCs w:val="24"/>
-                </w:rPr>
-                <m:t xml:space="preserve">=</m:t>
-              </m:r>
-              <m:r>
-                <w:rPr>
-                  <w:rFonts w:ascii="Cambria Math" w:hAnsi="Cambria Math"/>
-                  <w:sz w:val="24"/>
-                  <w:szCs w:val="24"/>
-                </w:rPr>
-                <m:t xml:space="preserve">0</m:t>
+                <m:t xml:space="preserve">x</m:t>
               </m:r>
             </m:sub>
-            <m:sup>
-              <m:r>
-                <w:rPr>
-                  <w:rFonts w:ascii="Cambria Math" w:hAnsi="Cambria Math"/>
-                  <w:sz w:val="24"/>
-                  <w:szCs w:val="24"/>
-                </w:rPr>
-                <m:t xml:space="preserve">n</m:t>
-              </m:r>
-              <m:r>
-                <w:rPr>
-                  <w:rFonts w:ascii="Cambria Math" w:hAnsi="Cambria Math"/>
-                  <w:sz w:val="24"/>
-                  <w:szCs w:val="24"/>
-                </w:rPr>
-                <m:t xml:space="preserve">−</m:t>
-              </m:r>
-              <m:r>
-                <w:rPr>
-                  <w:rFonts w:ascii="Cambria Math" w:hAnsi="Cambria Math"/>
-                  <w:sz w:val="24"/>
-                  <w:szCs w:val="24"/>
-                </w:rPr>
-                <m:t xml:space="preserve">1</m:t>
-              </m:r>
-            </m:sup>
-          </m:sSubSup>
-          <m:r>
-            <w:rPr>
-              <w:rFonts w:ascii="Cambria Math" w:hAnsi="Cambria Math"/>
-              <w:sz w:val="24"/>
-              <w:szCs w:val="24"/>
-            </w:rPr>
-            <m:t xml:space="preserve"> </m:t>
+          </m:sSub>
+          <m:r>
+            <w:rPr>
+              <w:rFonts w:ascii="Cambria Math" w:hAnsi="Cambria Math"/>
+              <w:sz w:val="24"/>
+              <w:szCs w:val="24"/>
+            </w:rPr>
+            <m:t xml:space="preserve"> − </m:t>
           </m:r>
           <m:sSub>
             <m:e>
@@ -4515,7 +4365,7 @@
                   <w:sz w:val="24"/>
                   <w:szCs w:val="24"/>
                 </w:rPr>
-                <m:t xml:space="preserve">S</m:t>
+                <m:t xml:space="preserve">M</m:t>
               </m:r>
             </m:e>
             <m:sub>
@@ -4525,7 +4375,23 @@
                   <w:sz w:val="24"/>
                   <w:szCs w:val="24"/>
                 </w:rPr>
-                <m:t xml:space="preserve">u</m:t>
+                <m:t xml:space="preserve">x</m:t>
+              </m:r>
+              <m:r>
+                <w:rPr>
+                  <w:rFonts w:ascii="Cambria Math" w:hAnsi="Cambria Math"/>
+                  <w:sz w:val="24"/>
+                  <w:szCs w:val="24"/>
+                </w:rPr>
+                <m:t xml:space="preserve">+</m:t>
+              </m:r>
+              <m:r>
+                <w:rPr>
+                  <w:rFonts w:ascii="Cambria Math" w:hAnsi="Cambria Math"/>
+                  <w:sz w:val="24"/>
+                  <w:szCs w:val="24"/>
+                </w:rPr>
+                <m:t xml:space="preserve">n</m:t>
               </m:r>
             </m:sub>
           </m:sSub>
@@ -4535,7 +4401,23 @@
               <w:sz w:val="24"/>
               <w:szCs w:val="24"/>
             </w:rPr>
-            <m:t xml:space="preserve">·</m:t>
+            <m:t xml:space="preserve"> ) + </m:t>
+          </m:r>
+          <m:r>
+            <w:rPr>
+              <w:rFonts w:ascii="Cambria Math" w:hAnsi="Cambria Math"/>
+              <w:sz w:val="24"/>
+              <w:szCs w:val="24"/>
+            </w:rPr>
+            <m:t xml:space="preserve">1</m:t>
+          </m:r>
+          <m:r>
+            <w:rPr>
+              <w:rFonts w:ascii="Cambria Math" w:hAnsi="Cambria Math"/>
+              <w:sz w:val="24"/>
+              <w:szCs w:val="24"/>
+            </w:rPr>
+            <m:t xml:space="preserve">·( </m:t>
           </m:r>
           <m:sSub>
             <m:e>
@@ -4545,7 +4427,7 @@
                   <w:sz w:val="24"/>
                   <w:szCs w:val="24"/>
                 </w:rPr>
-                <m:t xml:space="preserve">C</m:t>
+                <m:t xml:space="preserve">M</m:t>
               </m:r>
             </m:e>
             <m:sub>
@@ -4557,24 +4439,62 @@
                 </w:rPr>
                 <m:t xml:space="preserve">x</m:t>
               </m:r>
-              <m:r>
-                <w:rPr>
-                  <w:rFonts w:ascii="Cambria Math" w:hAnsi="Cambria Math"/>
-                  <w:sz w:val="24"/>
-                  <w:szCs w:val="24"/>
-                </w:rPr>
-                <m:t xml:space="preserve">+</m:t>
-              </m:r>
-              <m:r>
-                <w:rPr>
-                  <w:rFonts w:ascii="Cambria Math" w:hAnsi="Cambria Math"/>
-                  <w:sz w:val="24"/>
-                  <w:szCs w:val="24"/>
-                </w:rPr>
-                <m:t xml:space="preserve">u</m:t>
-              </m:r>
             </m:sub>
           </m:sSub>
+          <m:r>
+            <w:rPr>
+              <w:rFonts w:ascii="Cambria Math" w:hAnsi="Cambria Math"/>
+              <w:sz w:val="24"/>
+              <w:szCs w:val="24"/>
+            </w:rPr>
+            <m:t xml:space="preserve"> − </m:t>
+          </m:r>
+          <m:sSub>
+            <m:e>
+              <m:r>
+                <w:rPr>
+                  <w:rFonts w:ascii="Cambria Math" w:hAnsi="Cambria Math"/>
+                  <w:sz w:val="24"/>
+                  <w:szCs w:val="24"/>
+                </w:rPr>
+                <m:t xml:space="preserve">M</m:t>
+              </m:r>
+            </m:e>
+            <m:sub>
+              <m:r>
+                <w:rPr>
+                  <w:rFonts w:ascii="Cambria Math" w:hAnsi="Cambria Math"/>
+                  <w:sz w:val="24"/>
+                  <w:szCs w:val="24"/>
+                </w:rPr>
+                <m:t xml:space="preserve">x</m:t>
+              </m:r>
+              <m:r>
+                <w:rPr>
+                  <w:rFonts w:ascii="Cambria Math" w:hAnsi="Cambria Math"/>
+                  <w:sz w:val="24"/>
+                  <w:szCs w:val="24"/>
+                </w:rPr>
+                <m:t xml:space="preserve">+</m:t>
+              </m:r>
+              <m:r>
+                <w:rPr>
+                  <w:rFonts w:ascii="Cambria Math" w:hAnsi="Cambria Math"/>
+                  <w:sz w:val="24"/>
+                  <w:szCs w:val="24"/>
+                </w:rPr>
+                <m:t xml:space="preserve">n</m:t>
+              </m:r>
+            </m:sub>
+          </m:sSub>
+          <m:r>
+            <w:rPr>
+              <w:rFonts w:ascii="Cambria Math" w:hAnsi="Cambria Math"/>
+              <w:sz w:val="24"/>
+              <w:szCs w:val="24"/>
+            </w:rPr>
+            <m:t xml:space="preserve"> )</m:t>
+          </m:r>
         </m:oMath>
       </m:oMathPara>
     </w:p>

--- a/standards/표준_산출방법서_질병보험.docx
+++ b/standards/표준_산출방법서_질병보험.docx
@@ -40,7 +40,9 @@
           </w:tcPr>
           <w:p>
             <w:pPr>
-              <w:spacing w:before="30" w:after="30"/>
+              <w:keepNext/>
+              <w:spacing w:before="30" w:after="30"/>
+              <w:jc w:val="center"/>
             </w:pPr>
             <w:r>
               <w:rPr>
@@ -58,6 +60,7 @@
           </w:tcPr>
           <w:p>
             <w:pPr>
+              <w:keepNext/>
               <w:spacing w:before="30" w:after="30"/>
             </w:pPr>
             <w:r>
@@ -73,6 +76,7 @@
           </w:tcPr>
           <w:p>
             <w:pPr>
+              <w:keepNext/>
               <w:spacing w:before="30" w:after="30"/>
             </w:pPr>
             <w:r>
@@ -88,6 +92,7 @@
           </w:tcPr>
           <w:p>
             <w:pPr>
+              <w:keepNext/>
               <w:spacing w:before="30" w:after="30"/>
             </w:pPr>
             <w:r>
@@ -103,6 +108,7 @@
           </w:tcPr>
           <w:p>
             <w:pPr>
+              <w:keepNext/>
               <w:spacing w:before="30" w:after="30"/>
             </w:pPr>
             <w:r>
@@ -118,6 +124,7 @@
           </w:tcPr>
           <w:p>
             <w:pPr>
+              <w:keepNext/>
               <w:spacing w:before="30" w:after="30"/>
             </w:pPr>
             <w:r>
@@ -133,6 +140,7 @@
           </w:tcPr>
           <w:p>
             <w:pPr>
+              <w:keepNext/>
               <w:spacing w:before="30" w:after="30"/>
             </w:pPr>
             <w:r>
@@ -197,7 +205,9 @@
           </w:tcPr>
           <w:p>
             <w:pPr>
-              <w:spacing w:before="30" w:after="30"/>
+              <w:keepNext/>
+              <w:spacing w:before="30" w:after="30"/>
+              <w:jc w:val="center"/>
             </w:pPr>
             <w:r>
               <w:rPr>
@@ -214,7 +224,9 @@
           </w:tcPr>
           <w:p>
             <w:pPr>
-              <w:spacing w:before="30" w:after="30"/>
+              <w:keepNext/>
+              <w:spacing w:before="30" w:after="30"/>
+              <w:jc w:val="center"/>
             </w:pPr>
             <w:r>
               <w:rPr>
@@ -232,6 +244,7 @@
           </w:tcPr>
           <w:p>
             <w:pPr>
+              <w:keepNext/>
               <w:spacing w:before="30" w:after="30"/>
             </w:pPr>
             <w:r>
@@ -245,6 +258,7 @@
           </w:tcPr>
           <w:p>
             <w:pPr>
+              <w:keepNext/>
               <w:spacing w:before="30" w:after="30"/>
             </w:pPr>
             <w:r>
@@ -260,6 +274,7 @@
           </w:tcPr>
           <w:p>
             <w:pPr>
+              <w:keepNext/>
               <w:spacing w:before="30" w:after="30"/>
             </w:pPr>
             <w:r>
@@ -273,6 +288,7 @@
           </w:tcPr>
           <w:p>
             <w:pPr>
+              <w:keepNext/>
               <w:spacing w:before="30" w:after="30"/>
             </w:pPr>
             <w:r>
@@ -288,6 +304,7 @@
           </w:tcPr>
           <w:p>
             <w:pPr>
+              <w:keepNext/>
               <w:spacing w:before="30" w:after="30"/>
             </w:pPr>
             <w:r>
@@ -301,6 +318,7 @@
           </w:tcPr>
           <w:p>
             <w:pPr>
+              <w:keepNext/>
               <w:spacing w:before="30" w:after="30"/>
             </w:pPr>
             <w:r>
@@ -316,6 +334,7 @@
           </w:tcPr>
           <w:p>
             <w:pPr>
+              <w:keepNext/>
               <w:spacing w:before="30" w:after="30"/>
             </w:pPr>
             <w:r>
@@ -329,6 +348,7 @@
           </w:tcPr>
           <w:p>
             <w:pPr>
+              <w:keepNext/>
               <w:spacing w:before="30" w:after="30"/>
             </w:pPr>
             <w:r>
@@ -403,7 +423,9 @@
           </w:tcPr>
           <w:p>
             <w:pPr>
-              <w:spacing w:before="30" w:after="30"/>
+              <w:keepNext/>
+              <w:spacing w:before="30" w:after="30"/>
+              <w:jc w:val="center"/>
             </w:pPr>
             <w:r>
               <w:rPr>
@@ -420,7 +442,9 @@
           </w:tcPr>
           <w:p>
             <w:pPr>
-              <w:spacing w:before="30" w:after="30"/>
+              <w:keepNext/>
+              <w:spacing w:before="30" w:after="30"/>
+              <w:jc w:val="center"/>
             </w:pPr>
             <w:r>
               <w:rPr>
@@ -438,6 +462,7 @@
           </w:tcPr>
           <w:p>
             <w:pPr>
+              <w:keepNext/>
               <w:spacing w:before="30" w:after="30"/>
             </w:pPr>
             <w:r>
@@ -451,6 +476,7 @@
           </w:tcPr>
           <w:p>
             <w:pPr>
+              <w:keepNext/>
               <w:spacing w:before="30" w:after="30"/>
             </w:pPr>
             <w:r>
@@ -466,6 +492,7 @@
           </w:tcPr>
           <w:p>
             <w:pPr>
+              <w:keepNext/>
               <w:spacing w:before="30" w:after="30"/>
             </w:pPr>
             <w:r>
@@ -479,6 +506,7 @@
           </w:tcPr>
           <w:p>
             <w:pPr>
+              <w:keepNext/>
               <w:spacing w:before="30" w:after="30"/>
             </w:pPr>
             <w:r>
@@ -494,6 +522,7 @@
           </w:tcPr>
           <w:p>
             <w:pPr>
+              <w:keepNext/>
               <w:spacing w:before="30" w:after="30"/>
             </w:pPr>
             <w:r>
@@ -507,6 +536,7 @@
           </w:tcPr>
           <w:p>
             <w:pPr>
+              <w:keepNext/>
               <w:spacing w:before="30" w:after="30"/>
             </w:pPr>
             <w:r>
@@ -577,7 +607,9 @@
           </w:tcPr>
           <w:p>
             <w:pPr>
-              <w:spacing w:before="30" w:after="30"/>
+              <w:keepNext/>
+              <w:spacing w:before="30" w:after="30"/>
+              <w:jc w:val="center"/>
             </w:pPr>
             <w:r>
               <w:rPr>
@@ -594,7 +626,9 @@
           </w:tcPr>
           <w:p>
             <w:pPr>
-              <w:spacing w:before="30" w:after="30"/>
+              <w:keepNext/>
+              <w:spacing w:before="30" w:after="30"/>
+              <w:jc w:val="center"/>
             </w:pPr>
             <w:r>
               <w:rPr>
@@ -611,7 +645,9 @@
           </w:tcPr>
           <w:p>
             <w:pPr>
-              <w:spacing w:before="30" w:after="30"/>
+              <w:keepNext/>
+              <w:spacing w:before="30" w:after="30"/>
+              <w:jc w:val="center"/>
             </w:pPr>
             <w:r>
               <w:rPr>
@@ -725,7 +761,9 @@
           </w:tcPr>
           <w:p>
             <w:pPr>
-              <w:spacing w:before="30" w:after="30"/>
+              <w:keepNext/>
+              <w:spacing w:before="30" w:after="30"/>
+              <w:jc w:val="center"/>
             </w:pPr>
             <w:r>
               <w:rPr>
@@ -742,7 +780,9 @@
           </w:tcPr>
           <w:p>
             <w:pPr>
-              <w:spacing w:before="30" w:after="30"/>
+              <w:keepNext/>
+              <w:spacing w:before="30" w:after="30"/>
+              <w:jc w:val="center"/>
             </w:pPr>
             <w:r>
               <w:rPr>
@@ -760,6 +800,7 @@
           </w:tcPr>
           <w:p>
             <w:pPr>
+              <w:keepNext/>
               <w:spacing w:before="30" w:after="30"/>
             </w:pPr>
             <w:r>
@@ -773,6 +814,7 @@
           </w:tcPr>
           <w:p>
             <w:pPr>
+              <w:keepNext/>
               <w:spacing w:before="30" w:after="30"/>
             </w:pPr>
             <w:r>
@@ -850,7 +892,9 @@
           </w:tcPr>
           <w:p>
             <w:pPr>
-              <w:spacing w:before="30" w:after="30"/>
+              <w:keepNext/>
+              <w:spacing w:before="30" w:after="30"/>
+              <w:jc w:val="center"/>
             </w:pPr>
             <w:r>
               <w:rPr>
@@ -867,7 +911,9 @@
           </w:tcPr>
           <w:p>
             <w:pPr>
-              <w:spacing w:before="30" w:after="30"/>
+              <w:keepNext/>
+              <w:spacing w:before="30" w:after="30"/>
+              <w:jc w:val="center"/>
             </w:pPr>
             <w:r>
               <w:rPr>
@@ -884,7 +930,9 @@
           </w:tcPr>
           <w:p>
             <w:pPr>
-              <w:spacing w:before="30" w:after="30"/>
+              <w:keepNext/>
+              <w:spacing w:before="30" w:after="30"/>
+              <w:jc w:val="center"/>
             </w:pPr>
             <w:r>
               <w:rPr>
@@ -901,7 +949,9 @@
           </w:tcPr>
           <w:p>
             <w:pPr>
-              <w:spacing w:before="30" w:after="30"/>
+              <w:keepNext/>
+              <w:spacing w:before="30" w:after="30"/>
+              <w:jc w:val="center"/>
             </w:pPr>
             <w:r>
               <w:rPr>
@@ -918,7 +968,9 @@
           </w:tcPr>
           <w:p>
             <w:pPr>
-              <w:spacing w:before="30" w:after="30"/>
+              <w:keepNext/>
+              <w:spacing w:before="30" w:after="30"/>
+              <w:jc w:val="center"/>
             </w:pPr>
             <w:r>
               <w:rPr>
@@ -936,6 +988,7 @@
           </w:tcPr>
           <w:p>
             <w:pPr>
+              <w:keepNext/>
               <w:spacing w:before="30" w:after="30"/>
             </w:pPr>
             <w:r>
@@ -949,6 +1002,7 @@
           </w:tcPr>
           <w:p>
             <w:pPr>
+              <w:keepNext/>
               <w:spacing w:before="30" w:after="30"/>
             </w:pPr>
             <w:r>
@@ -962,6 +1016,7 @@
           </w:tcPr>
           <w:p>
             <w:pPr>
+              <w:keepNext/>
               <w:spacing w:before="30" w:after="30"/>
             </w:pPr>
             <w:r>
@@ -975,6 +1030,7 @@
           </w:tcPr>
           <w:p>
             <w:pPr>
+              <w:keepNext/>
               <w:spacing w:before="30" w:after="30"/>
             </w:pPr>
             <w:r>
@@ -988,6 +1044,7 @@
           </w:tcPr>
           <w:p>
             <w:pPr>
+              <w:keepNext/>
               <w:spacing w:before="30" w:after="30"/>
             </w:pPr>
             <w:r>
@@ -1003,6 +1060,7 @@
           </w:tcPr>
           <w:p>
             <w:pPr>
+              <w:keepNext/>
               <w:spacing w:before="30" w:after="30"/>
             </w:pPr>
             <w:r>
@@ -1016,6 +1074,7 @@
           </w:tcPr>
           <w:p>
             <w:pPr>
+              <w:keepNext/>
               <w:spacing w:before="30" w:after="30"/>
             </w:pPr>
             <w:r>
@@ -1029,6 +1088,7 @@
           </w:tcPr>
           <w:p>
             <w:pPr>
+              <w:keepNext/>
               <w:spacing w:before="30" w:after="30"/>
             </w:pPr>
             <w:r>
@@ -1042,6 +1102,7 @@
           </w:tcPr>
           <w:p>
             <w:pPr>
+              <w:keepNext/>
               <w:spacing w:before="30" w:after="30"/>
             </w:pPr>
             <w:r>
@@ -1055,6 +1116,7 @@
           </w:tcPr>
           <w:p>
             <w:pPr>
+              <w:keepNext/>
               <w:spacing w:before="30" w:after="30"/>
             </w:pPr>
             <w:r>
@@ -1188,7 +1250,9 @@
           </w:tcPr>
           <w:p>
             <w:pPr>
-              <w:spacing w:before="30" w:after="30"/>
+              <w:keepNext/>
+              <w:spacing w:before="30" w:after="30"/>
+              <w:jc w:val="center"/>
             </w:pPr>
             <w:r>
               <w:rPr>
@@ -1205,7 +1269,9 @@
           </w:tcPr>
           <w:p>
             <w:pPr>
-              <w:spacing w:before="30" w:after="30"/>
+              <w:keepNext/>
+              <w:spacing w:before="30" w:after="30"/>
+              <w:jc w:val="center"/>
             </w:pPr>
             <w:r>
               <w:rPr>
@@ -1222,7 +1288,9 @@
           </w:tcPr>
           <w:p>
             <w:pPr>
-              <w:spacing w:before="30" w:after="30"/>
+              <w:keepNext/>
+              <w:spacing w:before="30" w:after="30"/>
+              <w:jc w:val="center"/>
             </w:pPr>
             <w:r>
               <w:rPr>
@@ -1239,7 +1307,9 @@
           </w:tcPr>
           <w:p>
             <w:pPr>
-              <w:spacing w:before="30" w:after="30"/>
+              <w:keepNext/>
+              <w:spacing w:before="30" w:after="30"/>
+              <w:jc w:val="center"/>
             </w:pPr>
             <w:r>
               <w:rPr>
@@ -1257,6 +1327,7 @@
           </w:tcPr>
           <w:p>
             <w:pPr>
+              <w:keepNext/>
               <w:spacing w:before="30" w:after="30"/>
             </w:pPr>
             <w:r>
@@ -1270,6 +1341,7 @@
           </w:tcPr>
           <w:p>
             <w:pPr>
+              <w:keepNext/>
               <w:spacing w:before="30" w:after="30"/>
             </w:pPr>
             <w:r>
@@ -1289,6 +1361,7 @@
           </w:tcPr>
           <w:p>
             <w:pPr>
+              <w:keepNext/>
               <w:spacing w:before="30" w:after="30"/>
             </w:pPr>
             <w:r>
@@ -1302,6 +1375,7 @@
           </w:tcPr>
           <w:p>
             <w:pPr>
+              <w:keepNext/>
               <w:spacing w:before="30" w:after="30"/>
               <w:jc w:val="center"/>
             </w:pPr>
@@ -1318,6 +1392,7 @@
           </w:tcPr>
           <w:p>
             <w:pPr>
+              <w:keepNext/>
               <w:spacing w:before="30" w:after="30"/>
             </w:pPr>
             <w:r>
@@ -1331,6 +1406,7 @@
           </w:tcPr>
           <w:p>
             <w:pPr>
+              <w:keepNext/>
               <w:spacing w:before="30" w:after="30"/>
             </w:pPr>
             <w:r>
@@ -1350,6 +1426,7 @@
           </w:tcPr>
           <w:p>
             <w:pPr>
+              <w:keepNext/>
               <w:spacing w:before="30" w:after="30"/>
             </w:pPr>
             <w:r>
@@ -1363,6 +1440,7 @@
           </w:tcPr>
           <w:p>
             <w:pPr>
+              <w:keepNext/>
               <w:spacing w:before="30" w:after="30"/>
               <w:jc w:val="center"/>
             </w:pPr>
@@ -1379,6 +1457,7 @@
           </w:tcPr>
           <w:p>
             <w:pPr>
+              <w:keepNext/>
               <w:spacing w:before="30" w:after="30"/>
             </w:pPr>
             <w:r>
@@ -1392,6 +1471,7 @@
           </w:tcPr>
           <w:p>
             <w:pPr>
+              <w:keepNext/>
               <w:spacing w:before="30" w:after="30"/>
             </w:pPr>
             <w:r>
@@ -1411,6 +1491,7 @@
           </w:tcPr>
           <w:p>
             <w:pPr>
+              <w:keepNext/>
               <w:spacing w:before="30" w:after="30"/>
             </w:pPr>
             <w:r>
@@ -1424,6 +1505,7 @@
           </w:tcPr>
           <w:p>
             <w:pPr>
+              <w:keepNext/>
               <w:spacing w:before="30" w:after="30"/>
               <w:jc w:val="center"/>
             </w:pPr>
@@ -1440,6 +1522,7 @@
           </w:tcPr>
           <w:p>
             <w:pPr>
+              <w:keepNext/>
               <w:spacing w:before="30" w:after="30"/>
             </w:pPr>
             <w:r>
@@ -1453,6 +1536,7 @@
           </w:tcPr>
           <w:p>
             <w:pPr>
+              <w:keepNext/>
               <w:spacing w:before="30" w:after="30"/>
             </w:pPr>
             <w:r>
@@ -1472,6 +1556,7 @@
           </w:tcPr>
           <w:p>
             <w:pPr>
+              <w:keepNext/>
               <w:spacing w:before="30" w:after="30"/>
             </w:pPr>
             <w:r>
@@ -1485,6 +1570,7 @@
           </w:tcPr>
           <w:p>
             <w:pPr>
+              <w:keepNext/>
               <w:spacing w:before="30" w:after="30"/>
               <w:jc w:val="center"/>
             </w:pPr>
@@ -1501,6 +1587,7 @@
           </w:tcPr>
           <w:p>
             <w:pPr>
+              <w:keepNext/>
               <w:spacing w:before="30" w:after="30"/>
             </w:pPr>
             <w:r>
@@ -1514,6 +1601,7 @@
           </w:tcPr>
           <w:p>
             <w:pPr>
+              <w:keepNext/>
               <w:spacing w:before="30" w:after="30"/>
             </w:pPr>
             <w:r>
@@ -1527,6 +1615,7 @@
           </w:tcPr>
           <w:p>
             <w:pPr>
+              <w:keepNext/>
               <w:spacing w:before="30" w:after="30"/>
             </w:pPr>
             <w:r>
@@ -1540,6 +1629,7 @@
           </w:tcPr>
           <w:p>
             <w:pPr>
+              <w:keepNext/>
               <w:spacing w:before="30" w:after="30"/>
               <w:jc w:val="center"/>
             </w:pPr>
@@ -1645,7 +1735,9 @@
           </w:tcPr>
           <w:p>
             <w:pPr>
-              <w:spacing w:before="30" w:after="30"/>
+              <w:keepNext/>
+              <w:spacing w:before="30" w:after="30"/>
+              <w:jc w:val="center"/>
             </w:pPr>
             <w:r>
               <w:rPr>
@@ -1662,7 +1754,9 @@
           </w:tcPr>
           <w:p>
             <w:pPr>
-              <w:spacing w:before="30" w:after="30"/>
+              <w:keepNext/>
+              <w:spacing w:before="30" w:after="30"/>
+              <w:jc w:val="center"/>
             </w:pPr>
             <w:r>
               <w:rPr>
@@ -1680,6 +1774,7 @@
           </w:tcPr>
           <w:p>
             <w:pPr>
+              <w:keepNext/>
               <w:spacing w:before="30" w:after="30"/>
             </w:pPr>
             <w:r>
@@ -1693,6 +1788,7 @@
           </w:tcPr>
           <w:p>
             <w:pPr>
+              <w:keepNext/>
               <w:spacing w:before="30" w:after="30"/>
             </w:pPr>
             <w:r>
@@ -1708,6 +1804,7 @@
           </w:tcPr>
           <w:p>
             <w:pPr>
+              <w:keepNext/>
               <w:spacing w:before="30" w:after="30"/>
             </w:pPr>
             <w:r>
@@ -1721,6 +1818,7 @@
           </w:tcPr>
           <w:p>
             <w:pPr>
+              <w:keepNext/>
               <w:spacing w:before="30" w:after="30"/>
             </w:pPr>
             <w:r>
@@ -1736,6 +1834,7 @@
           </w:tcPr>
           <w:p>
             <w:pPr>
+              <w:keepNext/>
               <w:spacing w:before="30" w:after="30"/>
             </w:pPr>
             <w:r>
@@ -1749,6 +1848,7 @@
           </w:tcPr>
           <w:p>
             <w:pPr>
+              <w:keepNext/>
               <w:spacing w:before="30" w:after="30"/>
             </w:pPr>
             <w:r>
@@ -1764,6 +1864,7 @@
           </w:tcPr>
           <w:p>
             <w:pPr>
+              <w:keepNext/>
               <w:spacing w:before="30" w:after="30"/>
             </w:pPr>
             <w:r>
@@ -1777,6 +1878,7 @@
           </w:tcPr>
           <w:p>
             <w:pPr>
+              <w:keepNext/>
               <w:spacing w:before="30" w:after="30"/>
             </w:pPr>
             <w:r>
@@ -1792,6 +1894,7 @@
           </w:tcPr>
           <w:p>
             <w:pPr>
+              <w:keepNext/>
               <w:spacing w:before="30" w:after="30"/>
             </w:pPr>
             <w:r>
@@ -1805,6 +1908,7 @@
           </w:tcPr>
           <w:p>
             <w:pPr>
+              <w:keepNext/>
               <w:spacing w:before="30" w:after="30"/>
             </w:pPr>
             <w:r>
@@ -1820,6 +1924,7 @@
           </w:tcPr>
           <w:p>
             <w:pPr>
+              <w:keepNext/>
               <w:spacing w:before="30" w:after="30"/>
             </w:pPr>
             <w:r>
@@ -1833,6 +1938,7 @@
           </w:tcPr>
           <w:p>
             <w:pPr>
+              <w:keepNext/>
               <w:spacing w:before="30" w:after="30"/>
             </w:pPr>
             <w:r>
@@ -1848,6 +1954,7 @@
           </w:tcPr>
           <w:p>
             <w:pPr>
+              <w:keepNext/>
               <w:spacing w:before="30" w:after="30"/>
             </w:pPr>
             <w:r>
@@ -1861,6 +1968,7 @@
           </w:tcPr>
           <w:p>
             <w:pPr>
+              <w:keepNext/>
               <w:spacing w:before="30" w:after="30"/>
             </w:pPr>
             <w:r>
@@ -1876,6 +1984,7 @@
           </w:tcPr>
           <w:p>
             <w:pPr>
+              <w:keepNext/>
               <w:spacing w:before="30" w:after="30"/>
             </w:pPr>
             <w:r>
@@ -1901,6 +2010,7 @@
           </w:tcPr>
           <w:p>
             <w:pPr>
+              <w:keepNext/>
               <w:spacing w:before="30" w:after="30"/>
             </w:pPr>
             <w:r>
@@ -1934,6 +2044,7 @@
           </w:tcPr>
           <w:p>
             <w:pPr>
+              <w:keepNext/>
               <w:spacing w:before="30" w:after="30"/>
             </w:pPr>
             <w:r>
@@ -1977,6 +2088,7 @@
           </w:tcPr>
           <w:p>
             <w:pPr>
+              <w:keepNext/>
               <w:spacing w:before="30" w:after="30"/>
             </w:pPr>
             <w:r>
@@ -1992,6 +2104,7 @@
           </w:tcPr>
           <w:p>
             <w:pPr>
+              <w:keepNext/>
               <w:spacing w:before="30" w:after="30"/>
             </w:pPr>
             <w:r>
@@ -2005,6 +2118,7 @@
           </w:tcPr>
           <w:p>
             <w:pPr>
+              <w:keepNext/>
               <w:spacing w:before="30" w:after="30"/>
             </w:pPr>
             <w:r>
@@ -2020,6 +2134,7 @@
           </w:tcPr>
           <w:p>
             <w:pPr>
+              <w:keepNext/>
               <w:spacing w:before="30" w:after="30"/>
             </w:pPr>
             <w:r>
@@ -2033,6 +2148,7 @@
           </w:tcPr>
           <w:p>
             <w:pPr>
+              <w:keepNext/>
               <w:spacing w:before="30" w:after="30"/>
             </w:pPr>
             <w:r>
@@ -2048,6 +2164,7 @@
           </w:tcPr>
           <w:p>
             <w:pPr>
+              <w:keepNext/>
               <w:spacing w:before="30" w:after="30"/>
             </w:pPr>
             <w:r>
@@ -2073,6 +2190,7 @@
           </w:tcPr>
           <w:p>
             <w:pPr>
+              <w:keepNext/>
               <w:spacing w:before="30" w:after="30"/>
             </w:pPr>
             <w:r>
@@ -2088,6 +2206,7 @@
           </w:tcPr>
           <w:p>
             <w:pPr>
+              <w:keepNext/>
               <w:spacing w:before="30" w:after="30"/>
             </w:pPr>
             <w:r>
@@ -2119,6 +2238,7 @@
           </w:tcPr>
           <w:p>
             <w:pPr>
+              <w:keepNext/>
               <w:spacing w:before="30" w:after="30"/>
             </w:pPr>
             <w:r>
@@ -2134,6 +2254,7 @@
           </w:tcPr>
           <w:p>
             <w:pPr>
+              <w:keepNext/>
               <w:spacing w:before="30" w:after="30"/>
             </w:pPr>
             <w:r>
@@ -2153,6 +2274,7 @@
           </w:tcPr>
           <w:p>
             <w:pPr>
+              <w:keepNext/>
               <w:spacing w:before="30" w:after="30"/>
             </w:pPr>
             <w:r>
@@ -2168,6 +2290,7 @@
           </w:tcPr>
           <w:p>
             <w:pPr>
+              <w:keepNext/>
               <w:spacing w:before="30" w:after="30"/>
             </w:pPr>
             <w:r>
@@ -2187,6 +2310,7 @@
           </w:tcPr>
           <w:p>
             <w:pPr>
+              <w:keepNext/>
               <w:spacing w:before="30" w:after="30"/>
             </w:pPr>
             <w:r>
@@ -2225,6 +2349,593 @@
             </w:pPr>
             <w:r>
               <w:t xml:space="preserve">t년도 말 해지환급금 (보장금액 1원당, 3.)</w:t>
+            </w:r>
+          </w:p>
+        </w:tc>
+      </w:tr>
+    </w:tbl>
+    <w:p/>
+    <w:p>
+      <w:r>
+        <w:t xml:space="preserve">위험률 합성</w:t>
+      </w:r>
+    </w:p>
+    <w:tbl>
+      <w:tblPr>
+        <w:tblW w:w="5000" w:type="pct"/>
+        <w:tblBorders>
+          <w:top w:val="single" w:sz="4" w:space="0" w:color="A0A0A0"/>
+          <w:left w:val="single" w:sz="4" w:space="0" w:color="A0A0A0"/>
+          <w:bottom w:val="single" w:sz="4" w:space="0" w:color="A0A0A0"/>
+          <w:right w:val="single" w:sz="4" w:space="0" w:color="A0A0A0"/>
+          <w:insideH w:val="single" w:sz="4" w:space="0" w:color="A0A0A0"/>
+          <w:insideV w:val="single" w:sz="4" w:space="0" w:color="A0A0A0"/>
+        </w:tblBorders>
+        <w:tblCellMar>
+          <w:left w:w="140" w:type="dxa"/>
+          <w:right w:w="180" w:type="dxa"/>
+        </w:tblCellMar>
+      </w:tblPr>
+      <w:tblGrid>
+        <w:gridCol w:w="1176"/>
+        <w:gridCol w:w="2940"/>
+        <w:gridCol w:w="5684"/>
+      </w:tblGrid>
+      <w:tr>
+        <w:trPr>
+          <w:tblHeader/>
+        </w:trPr>
+        <w:tc>
+          <w:tcPr>
+            <w:tcW w:w="0" w:type="auto"/>
+            <w:shd w:val="clear" w:color="auto" w:fill="EEF1F5"/>
+          </w:tcPr>
+          <w:p>
+            <w:pPr>
+              <w:keepNext/>
+              <w:spacing w:before="30" w:after="30"/>
+              <w:jc w:val="center"/>
+            </w:pPr>
+            <w:r>
+              <w:rPr>
+                <w:b/>
+              </w:rPr>
+              <w:t xml:space="preserve">기호</w:t>
+            </w:r>
+          </w:p>
+        </w:tc>
+        <w:tc>
+          <w:tcPr>
+            <w:tcW w:w="0" w:type="auto"/>
+            <w:shd w:val="clear" w:color="auto" w:fill="EEF1F5"/>
+          </w:tcPr>
+          <w:p>
+            <w:pPr>
+              <w:keepNext/>
+              <w:spacing w:before="30" w:after="30"/>
+              <w:jc w:val="center"/>
+            </w:pPr>
+            <w:r>
+              <w:rPr>
+                <w:b/>
+              </w:rPr>
+              <w:t xml:space="preserve">이름</w:t>
+            </w:r>
+          </w:p>
+        </w:tc>
+        <w:tc>
+          <w:tcPr>
+            <w:tcW w:w="0" w:type="auto"/>
+            <w:shd w:val="clear" w:color="auto" w:fill="EEF1F5"/>
+          </w:tcPr>
+          <w:p>
+            <w:pPr>
+              <w:keepNext/>
+              <w:spacing w:before="30" w:after="30"/>
+              <w:jc w:val="center"/>
+            </w:pPr>
+            <w:r>
+              <w:rPr>
+                <w:b/>
+              </w:rPr>
+              <w:t xml:space="preserve">식</w:t>
+            </w:r>
+          </w:p>
+        </w:tc>
+      </w:tr>
+      <w:tr>
+        <w:tc>
+          <w:tcPr>
+            <w:tcW w:w="0" w:type="auto"/>
+          </w:tcPr>
+          <w:p>
+            <w:pPr>
+              <w:keepNext/>
+              <w:spacing w:before="30" w:after="30"/>
+            </w:pPr>
+            <w:r>
+              <w:t xml:space="preserve">Q</w:t>
+            </w:r>
+            <w:r>
+              <w:rPr>
+                <w:vertAlign w:val="superscript"/>
+              </w:rPr>
+              <w:t xml:space="preserve">(1)</w:t>
+            </w:r>
+            <w:r>
+              <w:rPr>
+                <w:vertAlign w:val="subscript"/>
+              </w:rPr>
+              <w:t xml:space="preserve">x</w:t>
+            </w:r>
+          </w:p>
+        </w:tc>
+        <w:tc>
+          <w:tcPr>
+            <w:tcW w:w="0" w:type="auto"/>
+          </w:tcPr>
+          <w:p>
+            <w:pPr>
+              <w:keepNext/>
+              <w:spacing w:before="30" w:after="30"/>
+            </w:pPr>
+            <w:r>
+              <w:t xml:space="preserve">사망·뇌출혈 결합</w:t>
+            </w:r>
+          </w:p>
+        </w:tc>
+        <w:tc>
+          <w:tcPr>
+            <w:tcW w:w="0" w:type="auto"/>
+          </w:tcPr>
+          <w:p>
+            <w:pPr>
+              <w:keepNext/>
+              <w:spacing w:before="30" w:after="30"/>
+            </w:pPr>
+            <w:r>
+              <w:t xml:space="preserve">Q</w:t>
+            </w:r>
+            <w:r>
+              <w:rPr>
+                <w:vertAlign w:val="superscript"/>
+              </w:rPr>
+              <w:t xml:space="preserve">(1)</w:t>
+            </w:r>
+            <w:r>
+              <w:rPr>
+                <w:vertAlign w:val="subscript"/>
+              </w:rPr>
+              <w:t xml:space="preserve">x+t</w:t>
+            </w:r>
+            <w:r>
+              <w:t xml:space="preserve"> = min( 1, </w:t>
+            </w:r>
+            <w:r>
+              <w:t xml:space="preserve">q</w:t>
+            </w:r>
+            <w:r>
+              <w:rPr>
+                <w:vertAlign w:val="subscript"/>
+              </w:rPr>
+              <w:t xml:space="preserve">x+t</w:t>
+            </w:r>
+            <w:r>
+              <w:t xml:space="preserve"> + </w:t>
+            </w:r>
+            <w:r>
+              <w:t xml:space="preserve">r</w:t>
+            </w:r>
+            <w:r>
+              <w:rPr>
+                <w:vertAlign w:val="superscript"/>
+              </w:rPr>
+              <w:t xml:space="preserve">(1)</w:t>
+            </w:r>
+            <w:r>
+              <w:rPr>
+                <w:vertAlign w:val="subscript"/>
+              </w:rPr>
+              <w:t xml:space="preserve">x+t</w:t>
+            </w:r>
+            <w:r>
+              <w:t xml:space="preserve"> − </w:t>
+            </w:r>
+            <w:r>
+              <w:t xml:space="preserve">q</w:t>
+            </w:r>
+            <w:r>
+              <w:rPr>
+                <w:vertAlign w:val="subscript"/>
+              </w:rPr>
+              <w:t xml:space="preserve">x+t</w:t>
+            </w:r>
+            <w:r>
+              <w:t xml:space="preserve">·</w:t>
+            </w:r>
+            <w:r>
+              <w:t xml:space="preserve">r</w:t>
+            </w:r>
+            <w:r>
+              <w:rPr>
+                <w:vertAlign w:val="superscript"/>
+              </w:rPr>
+              <w:t xml:space="preserve">(1)</w:t>
+            </w:r>
+            <w:r>
+              <w:rPr>
+                <w:vertAlign w:val="subscript"/>
+              </w:rPr>
+              <w:t xml:space="preserve">x+t</w:t>
+            </w:r>
+            <w:r>
+              <w:t xml:space="preserve">/2 )</w:t>
+            </w:r>
+          </w:p>
+        </w:tc>
+      </w:tr>
+      <w:tr>
+        <w:tc>
+          <w:tcPr>
+            <w:tcW w:w="0" w:type="auto"/>
+          </w:tcPr>
+          <w:p>
+            <w:pPr>
+              <w:keepNext/>
+              <w:spacing w:before="30" w:after="30"/>
+            </w:pPr>
+            <w:r>
+              <w:t xml:space="preserve">Q</w:t>
+            </w:r>
+            <w:r>
+              <w:rPr>
+                <w:vertAlign w:val="superscript"/>
+              </w:rPr>
+              <w:t xml:space="preserve">(2)</w:t>
+            </w:r>
+            <w:r>
+              <w:rPr>
+                <w:vertAlign w:val="subscript"/>
+              </w:rPr>
+              <w:t xml:space="preserve">x</w:t>
+            </w:r>
+          </w:p>
+        </w:tc>
+        <w:tc>
+          <w:tcPr>
+            <w:tcW w:w="0" w:type="auto"/>
+          </w:tcPr>
+          <w:p>
+            <w:pPr>
+              <w:keepNext/>
+              <w:spacing w:before="30" w:after="30"/>
+            </w:pPr>
+            <w:r>
+              <w:t xml:space="preserve">사망·급성심근경색증 결합</w:t>
+            </w:r>
+          </w:p>
+        </w:tc>
+        <w:tc>
+          <w:tcPr>
+            <w:tcW w:w="0" w:type="auto"/>
+          </w:tcPr>
+          <w:p>
+            <w:pPr>
+              <w:keepNext/>
+              <w:spacing w:before="30" w:after="30"/>
+            </w:pPr>
+            <w:r>
+              <w:t xml:space="preserve">Q</w:t>
+            </w:r>
+            <w:r>
+              <w:rPr>
+                <w:vertAlign w:val="superscript"/>
+              </w:rPr>
+              <w:t xml:space="preserve">(2)</w:t>
+            </w:r>
+            <w:r>
+              <w:rPr>
+                <w:vertAlign w:val="subscript"/>
+              </w:rPr>
+              <w:t xml:space="preserve">x+t</w:t>
+            </w:r>
+            <w:r>
+              <w:t xml:space="preserve"> = min( 1, </w:t>
+            </w:r>
+            <w:r>
+              <w:t xml:space="preserve">q</w:t>
+            </w:r>
+            <w:r>
+              <w:rPr>
+                <w:vertAlign w:val="subscript"/>
+              </w:rPr>
+              <w:t xml:space="preserve">x+t</w:t>
+            </w:r>
+            <w:r>
+              <w:t xml:space="preserve"> + </w:t>
+            </w:r>
+            <w:r>
+              <w:t xml:space="preserve">r</w:t>
+            </w:r>
+            <w:r>
+              <w:rPr>
+                <w:vertAlign w:val="superscript"/>
+              </w:rPr>
+              <w:t xml:space="preserve">(2)</w:t>
+            </w:r>
+            <w:r>
+              <w:rPr>
+                <w:vertAlign w:val="subscript"/>
+              </w:rPr>
+              <w:t xml:space="preserve">x+t</w:t>
+            </w:r>
+            <w:r>
+              <w:t xml:space="preserve"> − </w:t>
+            </w:r>
+            <w:r>
+              <w:t xml:space="preserve">q</w:t>
+            </w:r>
+            <w:r>
+              <w:rPr>
+                <w:vertAlign w:val="subscript"/>
+              </w:rPr>
+              <w:t xml:space="preserve">x+t</w:t>
+            </w:r>
+            <w:r>
+              <w:t xml:space="preserve">·</w:t>
+            </w:r>
+            <w:r>
+              <w:t xml:space="preserve">r</w:t>
+            </w:r>
+            <w:r>
+              <w:rPr>
+                <w:vertAlign w:val="superscript"/>
+              </w:rPr>
+              <w:t xml:space="preserve">(2)</w:t>
+            </w:r>
+            <w:r>
+              <w:rPr>
+                <w:vertAlign w:val="subscript"/>
+              </w:rPr>
+              <w:t xml:space="preserve">x+t</w:t>
+            </w:r>
+            <w:r>
+              <w:t xml:space="preserve">/2 )</w:t>
+            </w:r>
+          </w:p>
+        </w:tc>
+      </w:tr>
+      <w:tr>
+        <w:tc>
+          <w:tcPr>
+            <w:tcW w:w="0" w:type="auto"/>
+          </w:tcPr>
+          <w:p>
+            <w:pPr>
+              <w:keepNext/>
+              <w:spacing w:before="30" w:after="30"/>
+            </w:pPr>
+            <w:r>
+              <w:t xml:space="preserve">R</w:t>
+            </w:r>
+            <w:r>
+              <w:rPr>
+                <w:vertAlign w:val="superscript"/>
+              </w:rPr>
+              <w:t xml:space="preserve">(3)</w:t>
+            </w:r>
+            <w:r>
+              <w:rPr>
+                <w:vertAlign w:val="subscript"/>
+              </w:rPr>
+              <w:t xml:space="preserve">x</w:t>
+            </w:r>
+          </w:p>
+        </w:tc>
+        <w:tc>
+          <w:tcPr>
+            <w:tcW w:w="0" w:type="auto"/>
+          </w:tcPr>
+          <w:p>
+            <w:pPr>
+              <w:keepNext/>
+              <w:spacing w:before="30" w:after="30"/>
+            </w:pPr>
+            <w:r>
+              <w:t xml:space="preserve">뇌출혈·급성심근경색증 결합</w:t>
+            </w:r>
+          </w:p>
+        </w:tc>
+        <w:tc>
+          <w:tcPr>
+            <w:tcW w:w="0" w:type="auto"/>
+          </w:tcPr>
+          <w:p>
+            <w:pPr>
+              <w:keepNext/>
+              <w:spacing w:before="30" w:after="30"/>
+            </w:pPr>
+            <w:r>
+              <w:t xml:space="preserve">R</w:t>
+            </w:r>
+            <w:r>
+              <w:rPr>
+                <w:vertAlign w:val="superscript"/>
+              </w:rPr>
+              <w:t xml:space="preserve">(3)</w:t>
+            </w:r>
+            <w:r>
+              <w:rPr>
+                <w:vertAlign w:val="subscript"/>
+              </w:rPr>
+              <w:t xml:space="preserve">x+t</w:t>
+            </w:r>
+            <w:r>
+              <w:t xml:space="preserve"> = 1 − ( 1 − </w:t>
+            </w:r>
+            <w:r>
+              <w:t xml:space="preserve">r</w:t>
+            </w:r>
+            <w:r>
+              <w:rPr>
+                <w:vertAlign w:val="superscript"/>
+              </w:rPr>
+              <w:t xml:space="preserve">(1)</w:t>
+            </w:r>
+            <w:r>
+              <w:rPr>
+                <w:vertAlign w:val="subscript"/>
+              </w:rPr>
+              <w:t xml:space="preserve">x+t</w:t>
+            </w:r>
+            <w:r>
+              <w:t xml:space="preserve"> )·( 1 − </w:t>
+            </w:r>
+            <w:r>
+              <w:t xml:space="preserve">r</w:t>
+            </w:r>
+            <w:r>
+              <w:rPr>
+                <w:vertAlign w:val="superscript"/>
+              </w:rPr>
+              <w:t xml:space="preserve">(2)</w:t>
+            </w:r>
+            <w:r>
+              <w:rPr>
+                <w:vertAlign w:val="subscript"/>
+              </w:rPr>
+              <w:t xml:space="preserve">x+t</w:t>
+            </w:r>
+            <w:r>
+              <w:t xml:space="preserve"> )</w:t>
+            </w:r>
+          </w:p>
+        </w:tc>
+      </w:tr>
+      <w:tr>
+        <w:tc>
+          <w:tcPr>
+            <w:tcW w:w="0" w:type="auto"/>
+          </w:tcPr>
+          <w:p>
+            <w:pPr>
+              <w:spacing w:before="30" w:after="30"/>
+            </w:pPr>
+            <w:r>
+              <w:t xml:space="preserve">Q</w:t>
+            </w:r>
+            <w:r>
+              <w:rPr>
+                <w:vertAlign w:val="superscript"/>
+              </w:rPr>
+              <w:t xml:space="preserve">(3)</w:t>
+            </w:r>
+            <w:r>
+              <w:rPr>
+                <w:vertAlign w:val="subscript"/>
+              </w:rPr>
+              <w:t xml:space="preserve">x</w:t>
+            </w:r>
+          </w:p>
+        </w:tc>
+        <w:tc>
+          <w:tcPr>
+            <w:tcW w:w="0" w:type="auto"/>
+          </w:tcPr>
+          <w:p>
+            <w:pPr>
+              <w:spacing w:before="30" w:after="30"/>
+            </w:pPr>
+            <w:r>
+              <w:t xml:space="preserve">사망·뇌출혈·급성심근경색증 결합</w:t>
+            </w:r>
+          </w:p>
+        </w:tc>
+        <w:tc>
+          <w:tcPr>
+            <w:tcW w:w="0" w:type="auto"/>
+          </w:tcPr>
+          <w:p>
+            <w:pPr>
+              <w:spacing w:before="30" w:after="30"/>
+            </w:pPr>
+            <w:r>
+              <w:t xml:space="preserve">Q</w:t>
+            </w:r>
+            <w:r>
+              <w:rPr>
+                <w:vertAlign w:val="superscript"/>
+              </w:rPr>
+              <w:t xml:space="preserve">(3)</w:t>
+            </w:r>
+            <w:r>
+              <w:rPr>
+                <w:vertAlign w:val="subscript"/>
+              </w:rPr>
+              <w:t xml:space="preserve">x+t</w:t>
+            </w:r>
+            <w:r>
+              <w:t xml:space="preserve"> = min( 1, </w:t>
+            </w:r>
+            <w:r>
+              <w:t xml:space="preserve">q</w:t>
+            </w:r>
+            <w:r>
+              <w:rPr>
+                <w:vertAlign w:val="subscript"/>
+              </w:rPr>
+              <w:t xml:space="preserve">x+t</w:t>
+            </w:r>
+            <w:r>
+              <w:t xml:space="preserve"> + </w:t>
+            </w:r>
+            <w:r>
+              <w:t xml:space="preserve">R</w:t>
+            </w:r>
+            <w:r>
+              <w:rPr>
+                <w:vertAlign w:val="superscript"/>
+              </w:rPr>
+              <w:t xml:space="preserve">(3)</w:t>
+            </w:r>
+            <w:r>
+              <w:rPr>
+                <w:vertAlign w:val="subscript"/>
+              </w:rPr>
+              <w:t xml:space="preserve">x+t</w:t>
+            </w:r>
+            <w:r>
+              <w:t xml:space="preserve"> − </w:t>
+            </w:r>
+            <w:r>
+              <w:t xml:space="preserve">q</w:t>
+            </w:r>
+            <w:r>
+              <w:rPr>
+                <w:vertAlign w:val="subscript"/>
+              </w:rPr>
+              <w:t xml:space="preserve">x+t</w:t>
+            </w:r>
+            <w:r>
+              <w:t xml:space="preserve">·</w:t>
+            </w:r>
+            <w:r>
+              <w:t xml:space="preserve">R</w:t>
+            </w:r>
+            <w:r>
+              <w:rPr>
+                <w:vertAlign w:val="superscript"/>
+              </w:rPr>
+              <w:t xml:space="preserve">(3)</w:t>
+            </w:r>
+            <w:r>
+              <w:rPr>
+                <w:vertAlign w:val="subscript"/>
+              </w:rPr>
+              <w:t xml:space="preserve">x+t</w:t>
+            </w:r>
+            <w:r>
+              <w:t xml:space="preserve">/2 )</w:t>
             </w:r>
           </w:p>
         </w:tc>
@@ -2293,7 +3004,9 @@
           </w:tcPr>
           <w:p>
             <w:pPr>
-              <w:spacing w:before="30" w:after="30"/>
+              <w:keepNext/>
+              <w:spacing w:before="30" w:after="30"/>
+              <w:jc w:val="center"/>
             </w:pPr>
             <w:r>
               <w:rPr>
@@ -2310,7 +3023,9 @@
           </w:tcPr>
           <w:p>
             <w:pPr>
-              <w:spacing w:before="30" w:after="30"/>
+              <w:keepNext/>
+              <w:spacing w:before="30" w:after="30"/>
+              <w:jc w:val="center"/>
             </w:pPr>
             <w:r>
               <w:rPr>
@@ -2328,6 +3043,7 @@
           </w:tcPr>
           <w:p>
             <w:pPr>
+              <w:keepNext/>
               <w:spacing w:before="30" w:after="30"/>
             </w:pPr>
             <w:r>
@@ -2341,6 +3057,7 @@
           </w:tcPr>
           <w:p>
             <w:pPr>
+              <w:keepNext/>
               <w:spacing w:before="30" w:after="30"/>
             </w:pPr>
             <w:r>
@@ -2357,69 +3074,6 @@
                 <w:vertAlign w:val="subscript"/>
               </w:rPr>
               <w:t xml:space="preserve">x+t</w:t>
-            </w:r>
-            <w:r>
-              <w:t xml:space="preserve"> = min( 1, </w:t>
-            </w:r>
-            <w:r>
-              <w:t xml:space="preserve">q</w:t>
-            </w:r>
-            <w:r>
-              <w:rPr>
-                <w:vertAlign w:val="subscript"/>
-              </w:rPr>
-              <w:t xml:space="preserve">x+t</w:t>
-            </w:r>
-            <w:r>
-              <w:t xml:space="preserve"> + </w:t>
-            </w:r>
-            <w:r>
-              <w:t xml:space="preserve">r</w:t>
-            </w:r>
-            <w:r>
-              <w:rPr>
-                <w:vertAlign w:val="superscript"/>
-              </w:rPr>
-              <w:t xml:space="preserve">(1)</w:t>
-            </w:r>
-            <w:r>
-              <w:rPr>
-                <w:vertAlign w:val="subscript"/>
-              </w:rPr>
-              <w:t xml:space="preserve">x+t</w:t>
-            </w:r>
-            <w:r>
-              <w:t xml:space="preserve"> − </w:t>
-            </w:r>
-            <w:r>
-              <w:t xml:space="preserve">q</w:t>
-            </w:r>
-            <w:r>
-              <w:rPr>
-                <w:vertAlign w:val="subscript"/>
-              </w:rPr>
-              <w:t xml:space="preserve">x+t</w:t>
-            </w:r>
-            <w:r>
-              <w:t xml:space="preserve">·</w:t>
-            </w:r>
-            <w:r>
-              <w:t xml:space="preserve">r</w:t>
-            </w:r>
-            <w:r>
-              <w:rPr>
-                <w:vertAlign w:val="superscript"/>
-              </w:rPr>
-              <w:t xml:space="preserve">(1)</w:t>
-            </w:r>
-            <w:r>
-              <w:rPr>
-                <w:vertAlign w:val="subscript"/>
-              </w:rPr>
-              <w:t xml:space="preserve">x+t</w:t>
-            </w:r>
-            <w:r>
-              <w:t xml:space="preserve">/2 )</w:t>
             </w:r>
           </w:p>
         </w:tc>
@@ -2431,6 +3085,7 @@
           </w:tcPr>
           <w:p>
             <w:pPr>
+              <w:keepNext/>
               <w:spacing w:before="30" w:after="30"/>
             </w:pPr>
             <w:r>
@@ -2444,6 +3099,7 @@
           </w:tcPr>
           <w:p>
             <w:pPr>
+              <w:keepNext/>
               <w:spacing w:before="30" w:after="30"/>
             </w:pPr>
             <w:r>
@@ -2677,7 +3333,9 @@
           </w:tcPr>
           <w:p>
             <w:pPr>
-              <w:spacing w:before="30" w:after="30"/>
+              <w:keepNext/>
+              <w:spacing w:before="30" w:after="30"/>
+              <w:jc w:val="center"/>
             </w:pPr>
             <w:r>
               <w:rPr>
@@ -2694,7 +3352,9 @@
           </w:tcPr>
           <w:p>
             <w:pPr>
-              <w:spacing w:before="30" w:after="30"/>
+              <w:keepNext/>
+              <w:spacing w:before="30" w:after="30"/>
+              <w:jc w:val="center"/>
             </w:pPr>
             <w:r>
               <w:rPr>
@@ -2712,6 +3372,7 @@
           </w:tcPr>
           <w:p>
             <w:pPr>
+              <w:keepNext/>
               <w:spacing w:before="30" w:after="30"/>
             </w:pPr>
             <w:r>
@@ -2725,6 +3386,7 @@
           </w:tcPr>
           <w:p>
             <w:pPr>
+              <w:keepNext/>
               <w:spacing w:before="30" w:after="30"/>
             </w:pPr>
             <w:r>
@@ -2741,69 +3403,6 @@
                 <w:vertAlign w:val="subscript"/>
               </w:rPr>
               <w:t xml:space="preserve">x+t</w:t>
-            </w:r>
-            <w:r>
-              <w:t xml:space="preserve"> = min( 1, </w:t>
-            </w:r>
-            <w:r>
-              <w:t xml:space="preserve">q</w:t>
-            </w:r>
-            <w:r>
-              <w:rPr>
-                <w:vertAlign w:val="subscript"/>
-              </w:rPr>
-              <w:t xml:space="preserve">x+t</w:t>
-            </w:r>
-            <w:r>
-              <w:t xml:space="preserve"> + </w:t>
-            </w:r>
-            <w:r>
-              <w:t xml:space="preserve">r</w:t>
-            </w:r>
-            <w:r>
-              <w:rPr>
-                <w:vertAlign w:val="superscript"/>
-              </w:rPr>
-              <w:t xml:space="preserve">(2)</w:t>
-            </w:r>
-            <w:r>
-              <w:rPr>
-                <w:vertAlign w:val="subscript"/>
-              </w:rPr>
-              <w:t xml:space="preserve">x+t</w:t>
-            </w:r>
-            <w:r>
-              <w:t xml:space="preserve"> − </w:t>
-            </w:r>
-            <w:r>
-              <w:t xml:space="preserve">q</w:t>
-            </w:r>
-            <w:r>
-              <w:rPr>
-                <w:vertAlign w:val="subscript"/>
-              </w:rPr>
-              <w:t xml:space="preserve">x+t</w:t>
-            </w:r>
-            <w:r>
-              <w:t xml:space="preserve">·</w:t>
-            </w:r>
-            <w:r>
-              <w:t xml:space="preserve">r</w:t>
-            </w:r>
-            <w:r>
-              <w:rPr>
-                <w:vertAlign w:val="superscript"/>
-              </w:rPr>
-              <w:t xml:space="preserve">(2)</w:t>
-            </w:r>
-            <w:r>
-              <w:rPr>
-                <w:vertAlign w:val="subscript"/>
-              </w:rPr>
-              <w:t xml:space="preserve">x+t</w:t>
-            </w:r>
-            <w:r>
-              <w:t xml:space="preserve">/2 )</w:t>
             </w:r>
           </w:p>
         </w:tc>
@@ -2815,6 +3414,7 @@
           </w:tcPr>
           <w:p>
             <w:pPr>
+              <w:keepNext/>
               <w:spacing w:before="30" w:after="30"/>
             </w:pPr>
             <w:r>
@@ -2828,6 +3428,7 @@
           </w:tcPr>
           <w:p>
             <w:pPr>
+              <w:keepNext/>
               <w:spacing w:before="30" w:after="30"/>
             </w:pPr>
             <w:r>
@@ -3061,7 +3662,9 @@
           </w:tcPr>
           <w:p>
             <w:pPr>
-              <w:spacing w:before="30" w:after="30"/>
+              <w:keepNext/>
+              <w:spacing w:before="30" w:after="30"/>
+              <w:jc w:val="center"/>
             </w:pPr>
             <w:r>
               <w:rPr>
@@ -3078,7 +3681,9 @@
           </w:tcPr>
           <w:p>
             <w:pPr>
-              <w:spacing w:before="30" w:after="30"/>
+              <w:keepNext/>
+              <w:spacing w:before="30" w:after="30"/>
+              <w:jc w:val="center"/>
             </w:pPr>
             <w:r>
               <w:rPr>
@@ -3096,23 +3701,25 @@
           </w:tcPr>
           <w:p>
             <w:pPr>
-              <w:spacing w:before="30" w:after="30"/>
-            </w:pPr>
-            <w:r>
-              <w:t xml:space="preserve">질병 발생률</w:t>
-            </w:r>
-          </w:p>
-        </w:tc>
-        <w:tc>
-          <w:tcPr>
-            <w:tcW w:w="0" w:type="auto"/>
-          </w:tcPr>
-          <w:p>
-            <w:pPr>
-              <w:spacing w:before="30" w:after="30"/>
-            </w:pPr>
-            <w:r>
-              <w:t xml:space="preserve">R</w:t>
+              <w:keepNext/>
+              <w:spacing w:before="30" w:after="30"/>
+            </w:pPr>
+            <w:r>
+              <w:t xml:space="preserve">대상 위험률</w:t>
+            </w:r>
+          </w:p>
+        </w:tc>
+        <w:tc>
+          <w:tcPr>
+            <w:tcW w:w="0" w:type="auto"/>
+          </w:tcPr>
+          <w:p>
+            <w:pPr>
+              <w:keepNext/>
+              <w:spacing w:before="30" w:after="30"/>
+            </w:pPr>
+            <w:r>
+              <w:t xml:space="preserve">Q</w:t>
             </w:r>
             <w:r>
               <w:rPr>
@@ -3125,45 +3732,6 @@
                 <w:vertAlign w:val="subscript"/>
               </w:rPr>
               <w:t xml:space="preserve">x+t</w:t>
-            </w:r>
-            <w:r>
-              <w:t xml:space="preserve"> = 1 − ( 1 − </w:t>
-            </w:r>
-            <w:r>
-              <w:t xml:space="preserve">r</w:t>
-            </w:r>
-            <w:r>
-              <w:rPr>
-                <w:vertAlign w:val="superscript"/>
-              </w:rPr>
-              <w:t xml:space="preserve">(1)</w:t>
-            </w:r>
-            <w:r>
-              <w:rPr>
-                <w:vertAlign w:val="subscript"/>
-              </w:rPr>
-              <w:t xml:space="preserve">x+t</w:t>
-            </w:r>
-            <w:r>
-              <w:t xml:space="preserve"> )·( 1 − </w:t>
-            </w:r>
-            <w:r>
-              <w:t xml:space="preserve">r</w:t>
-            </w:r>
-            <w:r>
-              <w:rPr>
-                <w:vertAlign w:val="superscript"/>
-              </w:rPr>
-              <w:t xml:space="preserve">(2)</w:t>
-            </w:r>
-            <w:r>
-              <w:rPr>
-                <w:vertAlign w:val="subscript"/>
-              </w:rPr>
-              <w:t xml:space="preserve">x+t</w:t>
-            </w:r>
-            <w:r>
-              <w:t xml:space="preserve"> )</w:t>
             </w:r>
           </w:p>
         </w:tc>
@@ -3175,109 +3743,7 @@
           </w:tcPr>
           <w:p>
             <w:pPr>
-              <w:spacing w:before="30" w:after="30"/>
-            </w:pPr>
-            <w:r>
-              <w:t xml:space="preserve">대상 위험률</w:t>
-            </w:r>
-          </w:p>
-        </w:tc>
-        <w:tc>
-          <w:tcPr>
-            <w:tcW w:w="0" w:type="auto"/>
-          </w:tcPr>
-          <w:p>
-            <w:pPr>
-              <w:spacing w:before="30" w:after="30"/>
-            </w:pPr>
-            <w:r>
-              <w:t xml:space="preserve">Q</w:t>
-            </w:r>
-            <w:r>
-              <w:rPr>
-                <w:vertAlign w:val="superscript"/>
-              </w:rPr>
-              <w:t xml:space="preserve">(3)</w:t>
-            </w:r>
-            <w:r>
-              <w:rPr>
-                <w:vertAlign w:val="subscript"/>
-              </w:rPr>
-              <w:t xml:space="preserve">x+t</w:t>
-            </w:r>
-            <w:r>
-              <w:t xml:space="preserve"> = min( 1, </w:t>
-            </w:r>
-            <w:r>
-              <w:t xml:space="preserve">q</w:t>
-            </w:r>
-            <w:r>
-              <w:rPr>
-                <w:vertAlign w:val="subscript"/>
-              </w:rPr>
-              <w:t xml:space="preserve">x+t</w:t>
-            </w:r>
-            <w:r>
-              <w:t xml:space="preserve"> + </w:t>
-            </w:r>
-            <w:r>
-              <w:t xml:space="preserve">R</w:t>
-            </w:r>
-            <w:r>
-              <w:rPr>
-                <w:vertAlign w:val="superscript"/>
-              </w:rPr>
-              <w:t xml:space="preserve">(3)</w:t>
-            </w:r>
-            <w:r>
-              <w:rPr>
-                <w:vertAlign w:val="subscript"/>
-              </w:rPr>
-              <w:t xml:space="preserve">x+t</w:t>
-            </w:r>
-            <w:r>
-              <w:t xml:space="preserve"> − </w:t>
-            </w:r>
-            <w:r>
-              <w:t xml:space="preserve">q</w:t>
-            </w:r>
-            <w:r>
-              <w:rPr>
-                <w:vertAlign w:val="subscript"/>
-              </w:rPr>
-              <w:t xml:space="preserve">x+t</w:t>
-            </w:r>
-            <w:r>
-              <w:t xml:space="preserve">·</w:t>
-            </w:r>
-            <w:r>
-              <w:t xml:space="preserve">R</w:t>
-            </w:r>
-            <w:r>
-              <w:rPr>
-                <w:vertAlign w:val="superscript"/>
-              </w:rPr>
-              <w:t xml:space="preserve">(3)</w:t>
-            </w:r>
-            <w:r>
-              <w:rPr>
-                <w:vertAlign w:val="subscript"/>
-              </w:rPr>
-              <w:t xml:space="preserve">x+t</w:t>
-            </w:r>
-            <w:r>
-              <w:t xml:space="preserve">/2 )</w:t>
-            </w:r>
-          </w:p>
-        </w:tc>
-      </w:tr>
-      <w:tr>
-        <w:tc>
-          <w:tcPr>
-            <w:tcW w:w="0" w:type="auto"/>
-          </w:tcPr>
-          <w:p>
-            <w:pPr>
+              <w:keepNext/>
               <w:spacing w:before="30" w:after="30"/>
             </w:pPr>
             <w:r>
@@ -3291,6 +3757,7 @@
           </w:tcPr>
           <w:p>
             <w:pPr>
+              <w:keepNext/>
               <w:spacing w:before="30" w:after="30"/>
             </w:pPr>
             <w:r>
@@ -3496,7 +3963,9 @@
           </w:tcPr>
           <w:p>
             <w:pPr>
-              <w:spacing w:before="30" w:after="30"/>
+              <w:keepNext/>
+              <w:spacing w:before="30" w:after="30"/>
+              <w:jc w:val="center"/>
             </w:pPr>
             <w:r>
               <w:rPr>
@@ -3513,7 +3982,9 @@
           </w:tcPr>
           <w:p>
             <w:pPr>
-              <w:spacing w:before="30" w:after="30"/>
+              <w:keepNext/>
+              <w:spacing w:before="30" w:after="30"/>
+              <w:jc w:val="center"/>
             </w:pPr>
             <w:r>
               <w:rPr>
@@ -3531,6 +4002,7 @@
           </w:tcPr>
           <w:p>
             <w:pPr>
+              <w:keepNext/>
               <w:spacing w:before="30" w:after="30"/>
             </w:pPr>
             <w:r>
@@ -3544,6 +4016,7 @@
           </w:tcPr>
           <w:p>
             <w:pPr>
+              <w:keepNext/>
               <w:spacing w:before="30" w:after="30"/>
             </w:pPr>
             <w:r>
@@ -3571,6 +4044,7 @@
           </w:tcPr>
           <w:p>
             <w:pPr>
+              <w:keepNext/>
               <w:spacing w:before="30" w:after="30"/>
             </w:pPr>
             <w:r>
@@ -3584,6 +4058,7 @@
           </w:tcPr>
           <w:p>
             <w:pPr>
+              <w:keepNext/>
               <w:spacing w:before="30" w:after="30"/>
             </w:pPr>
             <w:r>
@@ -3650,7 +4125,7 @@
               <w:spacing w:before="30" w:after="30"/>
             </w:pPr>
             <w:r>
-              <w:t xml:space="preserve">계산기수</w:t>
+              <w:t xml:space="preserve">현가 및 누계</w:t>
             </w:r>
           </w:p>
         </w:tc>
@@ -3778,7 +4253,9 @@
           </w:tcPr>
           <w:p>
             <w:pPr>
-              <w:spacing w:before="30" w:after="30"/>
+              <w:keepNext/>
+              <w:spacing w:before="30" w:after="30"/>
+              <w:jc w:val="center"/>
             </w:pPr>
             <w:r>
               <w:rPr>
@@ -3795,7 +4272,9 @@
           </w:tcPr>
           <w:p>
             <w:pPr>
-              <w:spacing w:before="30" w:after="30"/>
+              <w:keepNext/>
+              <w:spacing w:before="30" w:after="30"/>
+              <w:jc w:val="center"/>
             </w:pPr>
             <w:r>
               <w:rPr>
@@ -3813,6 +4292,7 @@
           </w:tcPr>
           <w:p>
             <w:pPr>
+              <w:keepNext/>
               <w:spacing w:before="30" w:after="30"/>
             </w:pPr>
             <w:r>
@@ -3826,6 +4306,7 @@
           </w:tcPr>
           <w:p>
             <w:pPr>
+              <w:keepNext/>
               <w:spacing w:before="30" w:after="30"/>
             </w:pPr>
             <w:r>
@@ -3853,6 +4334,7 @@
           </w:tcPr>
           <w:p>
             <w:pPr>
+              <w:keepNext/>
               <w:spacing w:before="30" w:after="30"/>
             </w:pPr>
             <w:r>
@@ -3866,6 +4348,7 @@
           </w:tcPr>
           <w:p>
             <w:pPr>
+              <w:keepNext/>
               <w:spacing w:before="30" w:after="30"/>
             </w:pPr>
             <w:r>
@@ -3932,7 +4415,7 @@
               <w:spacing w:before="30" w:after="30"/>
             </w:pPr>
             <w:r>
-              <w:t xml:space="preserve">계산기수</w:t>
+              <w:t xml:space="preserve">현가 및 누계</w:t>
             </w:r>
           </w:p>
         </w:tc>
@@ -4066,7 +4549,9 @@
           </w:tcPr>
           <w:p>
             <w:pPr>
-              <w:spacing w:before="30" w:after="30"/>
+              <w:keepNext/>
+              <w:spacing w:before="30" w:after="30"/>
+              <w:jc w:val="center"/>
             </w:pPr>
             <w:r>
               <w:rPr>
@@ -4083,7 +4568,9 @@
           </w:tcPr>
           <w:p>
             <w:pPr>
-              <w:spacing w:before="30" w:after="30"/>
+              <w:keepNext/>
+              <w:spacing w:before="30" w:after="30"/>
+              <w:jc w:val="center"/>
             </w:pPr>
             <w:r>
               <w:rPr>
@@ -4100,7 +4587,9 @@
           </w:tcPr>
           <w:p>
             <w:pPr>
-              <w:spacing w:before="30" w:after="30"/>
+              <w:keepNext/>
+              <w:spacing w:before="30" w:after="30"/>
+              <w:jc w:val="center"/>
             </w:pPr>
             <w:r>
               <w:rPr>
@@ -4117,7 +4606,9 @@
           </w:tcPr>
           <w:p>
             <w:pPr>
-              <w:spacing w:before="30" w:after="30"/>
+              <w:keepNext/>
+              <w:spacing w:before="30" w:after="30"/>
+              <w:jc w:val="center"/>
             </w:pPr>
             <w:r>
               <w:rPr>
@@ -4134,7 +4625,9 @@
           </w:tcPr>
           <w:p>
             <w:pPr>
-              <w:spacing w:before="30" w:after="30"/>
+              <w:keepNext/>
+              <w:spacing w:before="30" w:after="30"/>
+              <w:jc w:val="center"/>
             </w:pPr>
             <w:r>
               <w:rPr>
@@ -4152,6 +4645,7 @@
           </w:tcPr>
           <w:p>
             <w:pPr>
+              <w:keepNext/>
               <w:spacing w:before="30" w:after="30"/>
             </w:pPr>
             <w:r>
@@ -4165,6 +4659,7 @@
           </w:tcPr>
           <w:p>
             <w:pPr>
+              <w:keepNext/>
               <w:spacing w:before="30" w:after="30"/>
               <w:jc w:val="center"/>
             </w:pPr>
@@ -4179,6 +4674,7 @@
           </w:tcPr>
           <w:p>
             <w:pPr>
+              <w:keepNext/>
               <w:spacing w:before="30" w:after="30"/>
             </w:pPr>
             <w:r>
@@ -4192,6 +4688,7 @@
           </w:tcPr>
           <w:p>
             <w:pPr>
+              <w:keepNext/>
               <w:spacing w:before="30" w:after="30"/>
             </w:pPr>
             <w:r>
@@ -4205,6 +4702,7 @@
           </w:tcPr>
           <w:p>
             <w:pPr>
+              <w:keepNext/>
               <w:spacing w:before="30" w:after="30"/>
             </w:pPr>
             <w:r>

--- a/standards/표준_산출방법서_질병보험.docx
+++ b/standards/표준_산출방법서_질병보험.docx
@@ -2521,16 +2521,10 @@
               <w:t xml:space="preserve">x+t</w:t>
             </w:r>
             <w:r>
-              <w:t xml:space="preserve"> + </w:t>
-            </w:r>
-            <w:r>
-              <w:t xml:space="preserve">r</w:t>
-            </w:r>
-            <w:r>
-              <w:rPr>
-                <w:vertAlign w:val="superscript"/>
-              </w:rPr>
-              <w:t xml:space="preserve">(1)</w:t>
+              <w:t xml:space="preserve"> + r</w:t>
+            </w:r>
+            <w:r>
+              <w:t xml:space="preserve">s</w:t>
             </w:r>
             <w:r>
               <w:rPr>
@@ -2551,16 +2545,10 @@
               <w:t xml:space="preserve">x+t</w:t>
             </w:r>
             <w:r>
-              <w:t xml:space="preserve">·</w:t>
-            </w:r>
-            <w:r>
-              <w:t xml:space="preserve">r</w:t>
-            </w:r>
-            <w:r>
-              <w:rPr>
-                <w:vertAlign w:val="superscript"/>
-              </w:rPr>
-              <w:t xml:space="preserve">(1)</w:t>
+              <w:t xml:space="preserve">·r</w:t>
+            </w:r>
+            <w:r>
+              <w:t xml:space="preserve">s</w:t>
             </w:r>
             <w:r>
               <w:rPr>
@@ -2652,16 +2640,10 @@
               <w:t xml:space="preserve">x+t</w:t>
             </w:r>
             <w:r>
-              <w:t xml:space="preserve"> + </w:t>
-            </w:r>
-            <w:r>
-              <w:t xml:space="preserve">r</w:t>
-            </w:r>
-            <w:r>
-              <w:rPr>
-                <w:vertAlign w:val="superscript"/>
-              </w:rPr>
-              <w:t xml:space="preserve">(2)</w:t>
+              <w:t xml:space="preserve"> + r</w:t>
+            </w:r>
+            <w:r>
+              <w:t xml:space="preserve">a</w:t>
             </w:r>
             <w:r>
               <w:rPr>
@@ -2682,16 +2664,10 @@
               <w:t xml:space="preserve">x+t</w:t>
             </w:r>
             <w:r>
-              <w:t xml:space="preserve">·</w:t>
-            </w:r>
-            <w:r>
-              <w:t xml:space="preserve">r</w:t>
-            </w:r>
-            <w:r>
-              <w:rPr>
-                <w:vertAlign w:val="superscript"/>
-              </w:rPr>
-              <w:t xml:space="preserve">(2)</w:t>
+              <w:t xml:space="preserve">·r</w:t>
+            </w:r>
+            <w:r>
+              <w:t xml:space="preserve">a</w:t>
             </w:r>
             <w:r>
               <w:rPr>
@@ -2771,16 +2747,10 @@
               <w:t xml:space="preserve">x+t</w:t>
             </w:r>
             <w:r>
-              <w:t xml:space="preserve"> = 1 − ( 1 − </w:t>
-            </w:r>
-            <w:r>
-              <w:t xml:space="preserve">r</w:t>
-            </w:r>
-            <w:r>
-              <w:rPr>
-                <w:vertAlign w:val="superscript"/>
-              </w:rPr>
-              <w:t xml:space="preserve">(1)</w:t>
+              <w:t xml:space="preserve"> = 1 − ( 1 − r</w:t>
+            </w:r>
+            <w:r>
+              <w:t xml:space="preserve">s</w:t>
             </w:r>
             <w:r>
               <w:rPr>
@@ -2789,16 +2759,10 @@
               <w:t xml:space="preserve">x+t</w:t>
             </w:r>
             <w:r>
-              <w:t xml:space="preserve"> )·( 1 − </w:t>
-            </w:r>
-            <w:r>
-              <w:t xml:space="preserve">r</w:t>
-            </w:r>
-            <w:r>
-              <w:rPr>
-                <w:vertAlign w:val="superscript"/>
-              </w:rPr>
-              <w:t xml:space="preserve">(2)</w:t>
+              <w:t xml:space="preserve"> )·( 1 − r</w:t>
+            </w:r>
+            <w:r>
+              <w:t xml:space="preserve">a</w:t>
             </w:r>
             <w:r>
               <w:rPr>
@@ -4095,16 +4059,10 @@
               <w:t xml:space="preserve">x+t</w:t>
             </w:r>
             <w:r>
-              <w:t xml:space="preserve"> × </w:t>
-            </w:r>
-            <w:r>
-              <w:t xml:space="preserve">r</w:t>
-            </w:r>
-            <w:r>
-              <w:rPr>
-                <w:vertAlign w:val="superscript"/>
-              </w:rPr>
-              <w:t xml:space="preserve">(1)</w:t>
+              <w:t xml:space="preserve"> × r</w:t>
+            </w:r>
+            <w:r>
+              <w:t xml:space="preserve">s</w:t>
             </w:r>
             <w:r>
               <w:rPr>
@@ -4385,16 +4343,10 @@
               <w:t xml:space="preserve">x+t</w:t>
             </w:r>
             <w:r>
-              <w:t xml:space="preserve"> × </w:t>
-            </w:r>
-            <w:r>
-              <w:t xml:space="preserve">r</w:t>
-            </w:r>
-            <w:r>
-              <w:rPr>
-                <w:vertAlign w:val="superscript"/>
-              </w:rPr>
-              <w:t xml:space="preserve">(2)</w:t>
+              <w:t xml:space="preserve"> × r</w:t>
+            </w:r>
+            <w:r>
+              <w:t xml:space="preserve">a</w:t>
             </w:r>
             <w:r>
               <w:rPr>
